--- a/docs/Design_Report.docx
+++ b/docs/Design_Report.docx
@@ -271,7 +271,7 @@
         <w:t xml:space="preserve">banking_system.py</w:t>
       </w:r>
       <w:r>
-        <w:t xml:space="preserve"> (Python 3.9+, standard library only). It contains the domain model, a seeded demonstration of 13 scenarios, 48 automated tests and a class-diagram generator.</w:t>
+        <w:t xml:space="preserve"> (Python 3.9+, standard library only). It contains the domain model, a seeded demonstration of 13 scenarios, 49 automated tests and generators for the class and UML diagrams.</w:t>
       </w:r>
     </w:p>
     <w:p>
@@ -299,7 +299,7 @@
           <w:sz w:val="18"/>
           <w:szCs w:val="18"/>
         </w:rPr>
-        <w:t xml:space="preserve">python banking_system.py --test       # run the 48 automated tests</w:t>
+        <w:t xml:space="preserve">python banking_system.py --test       # run the 49 automated tests</w:t>
       </w:r>
     </w:p>
     <w:p>
@@ -327,7 +327,7 @@
           <w:sz w:val="18"/>
           <w:szCs w:val="18"/>
         </w:rPr>
-        <w:t xml:space="preserve">python banking_system.py --diagram docs   # regenerate docs/class_diagram.svg from the code</w:t>
+        <w:t xml:space="preserve">python banking_system.py --diagram docs   # regenerate every diagram (SVG) from the code</w:t>
       </w:r>
     </w:p>
     <w:p/>
@@ -633,30 +633,22 @@
                 <w:sz w:val="18"/>
                 <w:szCs w:val="18"/>
               </w:rPr>
-              <w:t xml:space="preserve">Section 4, </w:t>
-            </w:r>
-            <w:r>
-              <w:rPr>
-                <w:rFonts w:ascii="Consolas" w:cs="Consolas" w:eastAsia="Consolas" w:hAnsi="Consolas"/>
-                <w:sz w:val="18"/>
-                <w:szCs w:val="18"/>
-              </w:rPr>
-              <w:t xml:space="preserve">docs/class_diagram.png</w:t>
-            </w:r>
-            <w:r>
-              <w:rPr>
-                <w:sz w:val="18"/>
-                <w:szCs w:val="18"/>
-              </w:rPr>
-              <w:t xml:space="preserve"> / </w:t>
-            </w:r>
-            <w:r>
-              <w:rPr>
-                <w:rFonts w:ascii="Consolas" w:cs="Consolas" w:eastAsia="Consolas" w:hAnsi="Consolas"/>
-                <w:sz w:val="18"/>
-                <w:szCs w:val="18"/>
-              </w:rPr>
-              <w:t xml:space="preserve">.svg</w:t>
+              <w:t xml:space="preserve">Section 4: overview, four UML hierarchy diagrams, three association diagrams (</w:t>
+            </w:r>
+            <w:r>
+              <w:rPr>
+                <w:rFonts w:ascii="Consolas" w:cs="Consolas" w:eastAsia="Consolas" w:hAnsi="Consolas"/>
+                <w:sz w:val="18"/>
+                <w:szCs w:val="18"/>
+              </w:rPr>
+              <w:t xml:space="preserve">docs/*.png</w:t>
+            </w:r>
+            <w:r>
+              <w:rPr>
+                <w:sz w:val="18"/>
+                <w:szCs w:val="18"/>
+              </w:rPr>
+              <w:t xml:space="preserve">)</w:t>
             </w:r>
           </w:p>
         </w:tc>
@@ -5323,11 +5315,27 @@
     </w:p>
     <w:p>
       <w:r>
+        <w:t xml:space="preserve">All diagrams are generated from the live classes by </w:t>
+      </w:r>
+      <w:r>
+        <w:rPr>
+          <w:rFonts w:ascii="Consolas" w:cs="Consolas" w:eastAsia="Consolas" w:hAnsi="Consolas"/>
+          <w:sz w:val="19"/>
+          <w:szCs w:val="19"/>
+        </w:rPr>
+        <w:t xml:space="preserve">python banking_system.py --diagram docs</w:t>
+      </w:r>
+      <w:r>
+        <w:t xml:space="preserve">: the attributes and methods are read from the source code itself, so the diagrams cannot drift from the implementation.</w:t>
+      </w:r>
+    </w:p>
+    <w:p>
+      <w:r>
         <w:rPr>
           <w:b/>
           <w:bCs/>
         </w:rPr>
-        <w:t xml:space="preserve">Figure 1. Inheritance hierarchies and standalone classes</w:t>
+        <w:t xml:space="preserve">Figure 1. Overview: the four inheritance hierarchies and the standalone classes</w:t>
       </w:r>
       <w:r>
         <w:t xml:space="preserve"> (arrow points to the parent class)</w:t>
@@ -5340,7 +5348,7 @@
       <w:r>
         <w:drawing>
           <wp:inline distT="0" distB="0" distL="0" distR="0">
-            <wp:extent cx="5905500" cy="3409950"/>
+            <wp:extent cx="5905500" cy="3124200"/>
             <wp:effectExtent t="0" r="0" b="0" l="0"/>
             <wp:docPr id="1" name="" descr="" title=""/>
             <wp:cNvGraphicFramePr>
@@ -5365,7 +5373,463 @@
                   <pic:spPr bwMode="auto">
                     <a:xfrm>
                       <a:off x="0" y="0"/>
-                      <a:ext cx="5905500" cy="3409950"/>
+                      <a:ext cx="5905500" cy="3124200"/>
+                    </a:xfrm>
+                    <a:prstGeom prst="rect">
+                      <a:avLst/>
+                    </a:prstGeom>
+                  </pic:spPr>
+                </pic:pic>
+              </a:graphicData>
+            </a:graphic>
+          </wp:inline>
+        </w:drawing>
+      </w:r>
+    </w:p>
+    <w:p>
+      <w:r>
+        <w:rPr>
+          <w:b/>
+          <w:bCs/>
+        </w:rPr>
+        <w:t xml:space="preserve">Figures 2 to 5. UML class diagrams, one per hierarchy.</w:t>
+      </w:r>
+      <w:r>
+        <w:t xml:space="preserve"> Each box shows only what that level </w:t>
+      </w:r>
+      <w:r>
+        <w:rPr>
+          <w:i/>
+          <w:iCs/>
+        </w:rPr>
+        <w:t xml:space="preserve">adds</w:t>
+      </w:r>
+      <w:r>
+        <w:t xml:space="preserve">: </w:t>
+      </w:r>
+      <w:r>
+        <w:rPr>
+          <w:rFonts w:ascii="Consolas" w:cs="Consolas" w:eastAsia="Consolas" w:hAnsi="Consolas"/>
+          <w:sz w:val="19"/>
+          <w:szCs w:val="19"/>
+        </w:rPr>
+        <w:t xml:space="preserve">+</w:t>
+      </w:r>
+      <w:r>
+        <w:t xml:space="preserve"> class constants, </w:t>
+      </w:r>
+      <w:r>
+        <w:rPr>
+          <w:rFonts w:ascii="Consolas" w:cs="Consolas" w:eastAsia="Consolas" w:hAnsi="Consolas"/>
+          <w:sz w:val="19"/>
+          <w:szCs w:val="19"/>
+        </w:rPr>
+        <w:t xml:space="preserve">-</w:t>
+      </w:r>
+      <w:r>
+        <w:t xml:space="preserve"> attributes set in that class's own </w:t>
+      </w:r>
+      <w:r>
+        <w:rPr>
+          <w:rFonts w:ascii="Consolas" w:cs="Consolas" w:eastAsia="Consolas" w:hAnsi="Consolas"/>
+          <w:sz w:val="19"/>
+          <w:szCs w:val="19"/>
+        </w:rPr>
+        <w:t xml:space="preserve">__init__</w:t>
+      </w:r>
+      <w:r>
+        <w:t xml:space="preserve">, and methods. Methods marked </w:t>
+      </w:r>
+      <w:r>
+        <w:rPr>
+          <w:rFonts w:ascii="Consolas" w:cs="Consolas" w:eastAsia="Consolas" w:hAnsi="Consolas"/>
+          <w:sz w:val="19"/>
+          <w:szCs w:val="19"/>
+        </w:rPr>
+        <w:t xml:space="preserve">[override]</w:t>
+      </w:r>
+      <w:r>
+        <w:t xml:space="preserve"> (in red) replace or extend the parent's version. This is the visual answer to "why does the shared information belong at this level?" (section 6).</w:t>
+      </w:r>
+    </w:p>
+    <w:p>
+      <w:r>
+        <w:rPr>
+          <w:b/>
+          <w:bCs/>
+        </w:rPr>
+        <w:t xml:space="preserve">Figure 2. Party hierarchy</w:t>
+      </w:r>
+    </w:p>
+    <w:p>
+      <w:pPr>
+        <w:jc w:val="center"/>
+      </w:pPr>
+      <w:r>
+        <w:drawing>
+          <wp:inline distT="0" distB="0" distL="0" distR="0">
+            <wp:extent cx="5905500" cy="5048250"/>
+            <wp:effectExtent t="0" r="0" b="0" l="0"/>
+            <wp:docPr id="1" name="" descr="" title=""/>
+            <wp:cNvGraphicFramePr>
+              <a:graphicFrameLocks xmlns:a="http://schemas.openxmlformats.org/drawingml/2006/main" noChangeAspect="1"/>
+            </wp:cNvGraphicFramePr>
+            <a:graphic xmlns:a="http://schemas.openxmlformats.org/drawingml/2006/main">
+              <a:graphicData uri="http://schemas.openxmlformats.org/drawingml/2006/picture">
+                <pic:pic xmlns:pic="http://schemas.openxmlformats.org/drawingml/2006/picture">
+                  <pic:nvPicPr>
+                    <pic:cNvPr id="0" name="" descr=""/>
+                    <pic:cNvPicPr>
+                      <a:picLocks noChangeAspect="1" noChangeArrowheads="1"/>
+                    </pic:cNvPicPr>
+                  </pic:nvPicPr>
+                  <pic:blipFill>
+                    <a:blip r:embed="rId9" cstate="none"/>
+                    <a:srcRect/>
+                    <a:stretch>
+                      <a:fillRect/>
+                    </a:stretch>
+                  </pic:blipFill>
+                  <pic:spPr bwMode="auto">
+                    <a:xfrm>
+                      <a:off x="0" y="0"/>
+                      <a:ext cx="5905500" cy="5048250"/>
+                    </a:xfrm>
+                    <a:prstGeom prst="rect">
+                      <a:avLst/>
+                    </a:prstGeom>
+                  </pic:spPr>
+                </pic:pic>
+              </a:graphicData>
+            </a:graphic>
+          </wp:inline>
+        </w:drawing>
+      </w:r>
+    </w:p>
+    <w:p>
+      <w:r>
+        <w:rPr>
+          <w:b/>
+          <w:bCs/>
+        </w:rPr>
+        <w:t xml:space="preserve">Figure 3. Arrangement hierarchy</w:t>
+      </w:r>
+    </w:p>
+    <w:p>
+      <w:pPr>
+        <w:jc w:val="center"/>
+      </w:pPr>
+      <w:r>
+        <w:drawing>
+          <wp:inline distT="0" distB="0" distL="0" distR="0">
+            <wp:extent cx="5905500" cy="5924550"/>
+            <wp:effectExtent t="0" r="0" b="0" l="0"/>
+            <wp:docPr id="1" name="" descr="" title=""/>
+            <wp:cNvGraphicFramePr>
+              <a:graphicFrameLocks xmlns:a="http://schemas.openxmlformats.org/drawingml/2006/main" noChangeAspect="1"/>
+            </wp:cNvGraphicFramePr>
+            <a:graphic xmlns:a="http://schemas.openxmlformats.org/drawingml/2006/main">
+              <a:graphicData uri="http://schemas.openxmlformats.org/drawingml/2006/picture">
+                <pic:pic xmlns:pic="http://schemas.openxmlformats.org/drawingml/2006/picture">
+                  <pic:nvPicPr>
+                    <pic:cNvPr id="0" name="" descr=""/>
+                    <pic:cNvPicPr>
+                      <a:picLocks noChangeAspect="1" noChangeArrowheads="1"/>
+                    </pic:cNvPicPr>
+                  </pic:nvPicPr>
+                  <pic:blipFill>
+                    <a:blip r:embed="rId10" cstate="none"/>
+                    <a:srcRect/>
+                    <a:stretch>
+                      <a:fillRect/>
+                    </a:stretch>
+                  </pic:blipFill>
+                  <pic:spPr bwMode="auto">
+                    <a:xfrm>
+                      <a:off x="0" y="0"/>
+                      <a:ext cx="5905500" cy="5924550"/>
+                    </a:xfrm>
+                    <a:prstGeom prst="rect">
+                      <a:avLst/>
+                    </a:prstGeom>
+                  </pic:spPr>
+                </pic:pic>
+              </a:graphicData>
+            </a:graphic>
+          </wp:inline>
+        </w:drawing>
+      </w:r>
+    </w:p>
+    <w:p>
+      <w:r>
+        <w:rPr>
+          <w:b/>
+          <w:bCs/>
+        </w:rPr>
+        <w:t xml:space="preserve">Figure 4. BankTransaction hierarchy</w:t>
+      </w:r>
+    </w:p>
+    <w:p>
+      <w:pPr>
+        <w:jc w:val="center"/>
+      </w:pPr>
+      <w:r>
+        <w:drawing>
+          <wp:inline distT="0" distB="0" distL="0" distR="0">
+            <wp:extent cx="5905500" cy="1533525"/>
+            <wp:effectExtent t="0" r="0" b="0" l="0"/>
+            <wp:docPr id="1" name="" descr="" title=""/>
+            <wp:cNvGraphicFramePr>
+              <a:graphicFrameLocks xmlns:a="http://schemas.openxmlformats.org/drawingml/2006/main" noChangeAspect="1"/>
+            </wp:cNvGraphicFramePr>
+            <a:graphic xmlns:a="http://schemas.openxmlformats.org/drawingml/2006/main">
+              <a:graphicData uri="http://schemas.openxmlformats.org/drawingml/2006/picture">
+                <pic:pic xmlns:pic="http://schemas.openxmlformats.org/drawingml/2006/picture">
+                  <pic:nvPicPr>
+                    <pic:cNvPr id="0" name="" descr=""/>
+                    <pic:cNvPicPr>
+                      <a:picLocks noChangeAspect="1" noChangeArrowheads="1"/>
+                    </pic:cNvPicPr>
+                  </pic:nvPicPr>
+                  <pic:blipFill>
+                    <a:blip r:embed="rId11" cstate="none"/>
+                    <a:srcRect/>
+                    <a:stretch>
+                      <a:fillRect/>
+                    </a:stretch>
+                  </pic:blipFill>
+                  <pic:spPr bwMode="auto">
+                    <a:xfrm>
+                      <a:off x="0" y="0"/>
+                      <a:ext cx="5905500" cy="1533525"/>
+                    </a:xfrm>
+                    <a:prstGeom prst="rect">
+                      <a:avLst/>
+                    </a:prstGeom>
+                  </pic:spPr>
+                </pic:pic>
+              </a:graphicData>
+            </a:graphic>
+          </wp:inline>
+        </w:drawing>
+      </w:r>
+    </w:p>
+    <w:p>
+      <w:r>
+        <w:rPr>
+          <w:b/>
+          <w:bCs/>
+        </w:rPr>
+        <w:t xml:space="preserve">Figure 5. Case hierarchy</w:t>
+      </w:r>
+    </w:p>
+    <w:p>
+      <w:pPr>
+        <w:jc w:val="center"/>
+      </w:pPr>
+      <w:r>
+        <w:drawing>
+          <wp:inline distT="0" distB="0" distL="0" distR="0">
+            <wp:extent cx="5905500" cy="2438400"/>
+            <wp:effectExtent t="0" r="0" b="0" l="0"/>
+            <wp:docPr id="1" name="" descr="" title=""/>
+            <wp:cNvGraphicFramePr>
+              <a:graphicFrameLocks xmlns:a="http://schemas.openxmlformats.org/drawingml/2006/main" noChangeAspect="1"/>
+            </wp:cNvGraphicFramePr>
+            <a:graphic xmlns:a="http://schemas.openxmlformats.org/drawingml/2006/main">
+              <a:graphicData uri="http://schemas.openxmlformats.org/drawingml/2006/picture">
+                <pic:pic xmlns:pic="http://schemas.openxmlformats.org/drawingml/2006/picture">
+                  <pic:nvPicPr>
+                    <pic:cNvPr id="0" name="" descr=""/>
+                    <pic:cNvPicPr>
+                      <a:picLocks noChangeAspect="1" noChangeArrowheads="1"/>
+                    </pic:cNvPicPr>
+                  </pic:nvPicPr>
+                  <pic:blipFill>
+                    <a:blip r:embed="rId12" cstate="none"/>
+                    <a:srcRect/>
+                    <a:stretch>
+                      <a:fillRect/>
+                    </a:stretch>
+                  </pic:blipFill>
+                  <pic:spPr bwMode="auto">
+                    <a:xfrm>
+                      <a:off x="0" y="0"/>
+                      <a:ext cx="5905500" cy="2438400"/>
+                    </a:xfrm>
+                    <a:prstGeom prst="rect">
+                      <a:avLst/>
+                    </a:prstGeom>
+                  </pic:spPr>
+                </pic:pic>
+              </a:graphicData>
+            </a:graphic>
+          </wp:inline>
+        </w:drawing>
+      </w:r>
+    </w:p>
+    <w:p>
+      <w:r>
+        <w:rPr>
+          <w:b/>
+          <w:bCs/>
+        </w:rPr>
+        <w:t xml:space="preserve">Figures 6 to 8. Associations</w:t>
+      </w:r>
+      <w:r>
+        <w:t xml:space="preserve"> (filled diamond = the owner keeps a dated history of these; arrow = reference)</w:t>
+      </w:r>
+    </w:p>
+    <w:p>
+      <w:r>
+        <w:rPr>
+          <w:b/>
+          <w:bCs/>
+        </w:rPr>
+        <w:t xml:space="preserve">Figure 6. Parties, roles and staff</w:t>
+      </w:r>
+    </w:p>
+    <w:p>
+      <w:pPr>
+        <w:jc w:val="center"/>
+      </w:pPr>
+      <w:r>
+        <w:drawing>
+          <wp:inline distT="0" distB="0" distL="0" distR="0">
+            <wp:extent cx="5905500" cy="2095500"/>
+            <wp:effectExtent t="0" r="0" b="0" l="0"/>
+            <wp:docPr id="1" name="" descr="" title=""/>
+            <wp:cNvGraphicFramePr>
+              <a:graphicFrameLocks xmlns:a="http://schemas.openxmlformats.org/drawingml/2006/main" noChangeAspect="1"/>
+            </wp:cNvGraphicFramePr>
+            <a:graphic xmlns:a="http://schemas.openxmlformats.org/drawingml/2006/main">
+              <a:graphicData uri="http://schemas.openxmlformats.org/drawingml/2006/picture">
+                <pic:pic xmlns:pic="http://schemas.openxmlformats.org/drawingml/2006/picture">
+                  <pic:nvPicPr>
+                    <pic:cNvPr id="0" name="" descr=""/>
+                    <pic:cNvPicPr>
+                      <a:picLocks noChangeAspect="1" noChangeArrowheads="1"/>
+                    </pic:cNvPicPr>
+                  </pic:nvPicPr>
+                  <pic:blipFill>
+                    <a:blip r:embed="rId13" cstate="none"/>
+                    <a:srcRect/>
+                    <a:stretch>
+                      <a:fillRect/>
+                    </a:stretch>
+                  </pic:blipFill>
+                  <pic:spPr bwMode="auto">
+                    <a:xfrm>
+                      <a:off x="0" y="0"/>
+                      <a:ext cx="5905500" cy="2095500"/>
+                    </a:xfrm>
+                    <a:prstGeom prst="rect">
+                      <a:avLst/>
+                    </a:prstGeom>
+                  </pic:spPr>
+                </pic:pic>
+              </a:graphicData>
+            </a:graphic>
+          </wp:inline>
+        </w:drawing>
+      </w:r>
+    </w:p>
+    <w:p>
+      <w:r>
+        <w:rPr>
+          <w:b/>
+          <w:bCs/>
+        </w:rPr>
+        <w:t xml:space="preserve">Figure 7. Products, accounts and payments</w:t>
+      </w:r>
+    </w:p>
+    <w:p>
+      <w:pPr>
+        <w:jc w:val="center"/>
+      </w:pPr>
+      <w:r>
+        <w:drawing>
+          <wp:inline distT="0" distB="0" distL="0" distR="0">
+            <wp:extent cx="5905500" cy="2981325"/>
+            <wp:effectExtent t="0" r="0" b="0" l="0"/>
+            <wp:docPr id="1" name="" descr="" title=""/>
+            <wp:cNvGraphicFramePr>
+              <a:graphicFrameLocks xmlns:a="http://schemas.openxmlformats.org/drawingml/2006/main" noChangeAspect="1"/>
+            </wp:cNvGraphicFramePr>
+            <a:graphic xmlns:a="http://schemas.openxmlformats.org/drawingml/2006/main">
+              <a:graphicData uri="http://schemas.openxmlformats.org/drawingml/2006/picture">
+                <pic:pic xmlns:pic="http://schemas.openxmlformats.org/drawingml/2006/picture">
+                  <pic:nvPicPr>
+                    <pic:cNvPr id="0" name="" descr=""/>
+                    <pic:cNvPicPr>
+                      <a:picLocks noChangeAspect="1" noChangeArrowheads="1"/>
+                    </pic:cNvPicPr>
+                  </pic:nvPicPr>
+                  <pic:blipFill>
+                    <a:blip r:embed="rId14" cstate="none"/>
+                    <a:srcRect/>
+                    <a:stretch>
+                      <a:fillRect/>
+                    </a:stretch>
+                  </pic:blipFill>
+                  <pic:spPr bwMode="auto">
+                    <a:xfrm>
+                      <a:off x="0" y="0"/>
+                      <a:ext cx="5905500" cy="2981325"/>
+                    </a:xfrm>
+                    <a:prstGeom prst="rect">
+                      <a:avLst/>
+                    </a:prstGeom>
+                  </pic:spPr>
+                </pic:pic>
+              </a:graphicData>
+            </a:graphic>
+          </wp:inline>
+        </w:drawing>
+      </w:r>
+    </w:p>
+    <w:p>
+      <w:r>
+        <w:rPr>
+          <w:b/>
+          <w:bCs/>
+        </w:rPr>
+        <w:t xml:space="preserve">Figure 8. Lending and cases</w:t>
+      </w:r>
+    </w:p>
+    <w:p>
+      <w:pPr>
+        <w:jc w:val="center"/>
+      </w:pPr>
+      <w:r>
+        <w:drawing>
+          <wp:inline distT="0" distB="0" distL="0" distR="0">
+            <wp:extent cx="5905500" cy="3705225"/>
+            <wp:effectExtent t="0" r="0" b="0" l="0"/>
+            <wp:docPr id="1" name="" descr="" title=""/>
+            <wp:cNvGraphicFramePr>
+              <a:graphicFrameLocks xmlns:a="http://schemas.openxmlformats.org/drawingml/2006/main" noChangeAspect="1"/>
+            </wp:cNvGraphicFramePr>
+            <a:graphic xmlns:a="http://schemas.openxmlformats.org/drawingml/2006/main">
+              <a:graphicData uri="http://schemas.openxmlformats.org/drawingml/2006/picture">
+                <pic:pic xmlns:pic="http://schemas.openxmlformats.org/drawingml/2006/picture">
+                  <pic:nvPicPr>
+                    <pic:cNvPr id="0" name="" descr=""/>
+                    <pic:cNvPicPr>
+                      <a:picLocks noChangeAspect="1" noChangeArrowheads="1"/>
+                    </pic:cNvPicPr>
+                  </pic:nvPicPr>
+                  <pic:blipFill>
+                    <a:blip r:embed="rId15" cstate="none"/>
+                    <a:srcRect/>
+                    <a:stretch>
+                      <a:fillRect/>
+                    </a:stretch>
+                  </pic:blipFill>
+                  <pic:spPr bwMode="auto">
+                    <a:xfrm>
+                      <a:off x="0" y="0"/>
+                      <a:ext cx="5905500" cy="3705225"/>
                     </a:xfrm>
                     <a:prstGeom prst="rect">
                       <a:avLst/>
@@ -9814,7 +10278,528 @@
         <w:t xml:space="preserve">AuditEvent</w:t>
       </w:r>
       <w:r>
-        <w:t xml:space="preserve">.</w:t>
+        <w:t xml:space="preserve">. The brief says trivial operations do not count, so they are classified honestly:</w:t>
+      </w:r>
+    </w:p>
+    <w:tbl>
+      <w:tblPr>
+        <w:tblW w:type="dxa" w:w="9026"/>
+        <w:tblBorders>
+          <w:top w:val="single" w:color="auto" w:sz="4"/>
+          <w:left w:val="single" w:color="auto" w:sz="4"/>
+          <w:bottom w:val="single" w:color="auto" w:sz="4"/>
+          <w:right w:val="single" w:color="auto" w:sz="4"/>
+          <w:insideH w:val="single" w:color="auto" w:sz="4"/>
+          <w:insideV w:val="single" w:color="auto" w:sz="4"/>
+        </w:tblBorders>
+      </w:tblPr>
+      <w:tblGrid>
+        <w:gridCol w:w="4230"/>
+        <w:gridCol w:w="564"/>
+        <w:gridCol w:w="4232"/>
+      </w:tblGrid>
+      <w:tr>
+        <w:trPr>
+          <w:tblHeader/>
+        </w:trPr>
+        <w:tc>
+          <w:tcPr>
+            <w:tcW w:type="dxa" w:w="4230"/>
+            <w:tcBorders>
+              <w:top w:val="single" w:color="9AA9B8" w:sz="4"/>
+              <w:left w:val="single" w:color="9AA9B8" w:sz="4"/>
+              <w:bottom w:val="single" w:color="9AA9B8" w:sz="4"/>
+              <w:right w:val="single" w:color="9AA9B8" w:sz="4"/>
+            </w:tcBorders>
+            <w:shd w:fill="DDE7F0" w:color="auto" w:val="clear"/>
+            <w:tcMar>
+              <w:top w:type="dxa" w:w="50"/>
+              <w:left w:type="dxa" w:w="90"/>
+              <w:bottom w:type="dxa" w:w="50"/>
+              <w:right w:type="dxa" w:w="90"/>
+            </w:tcMar>
+          </w:tcPr>
+          <w:p>
+            <w:r>
+              <w:rPr>
+                <w:b/>
+                <w:bCs/>
+                <w:sz w:val="18"/>
+                <w:szCs w:val="18"/>
+              </w:rPr>
+              <w:t xml:space="preserve">Kind</w:t>
+            </w:r>
+          </w:p>
+        </w:tc>
+        <w:tc>
+          <w:tcPr>
+            <w:tcW w:type="dxa" w:w="564"/>
+            <w:tcBorders>
+              <w:top w:val="single" w:color="9AA9B8" w:sz="4"/>
+              <w:left w:val="single" w:color="9AA9B8" w:sz="4"/>
+              <w:bottom w:val="single" w:color="9AA9B8" w:sz="4"/>
+              <w:right w:val="single" w:color="9AA9B8" w:sz="4"/>
+            </w:tcBorders>
+            <w:shd w:fill="DDE7F0" w:color="auto" w:val="clear"/>
+            <w:tcMar>
+              <w:top w:type="dxa" w:w="50"/>
+              <w:left w:type="dxa" w:w="90"/>
+              <w:bottom w:type="dxa" w:w="50"/>
+              <w:right w:type="dxa" w:w="90"/>
+            </w:tcMar>
+          </w:tcPr>
+          <w:p>
+            <w:r>
+              <w:rPr>
+                <w:b/>
+                <w:bCs/>
+                <w:sz w:val="18"/>
+                <w:szCs w:val="18"/>
+              </w:rPr>
+              <w:t xml:space="preserve">Count</w:t>
+            </w:r>
+          </w:p>
+        </w:tc>
+        <w:tc>
+          <w:tcPr>
+            <w:tcW w:type="dxa" w:w="4232"/>
+            <w:tcBorders>
+              <w:top w:val="single" w:color="9AA9B8" w:sz="4"/>
+              <w:left w:val="single" w:color="9AA9B8" w:sz="4"/>
+              <w:bottom w:val="single" w:color="9AA9B8" w:sz="4"/>
+              <w:right w:val="single" w:color="9AA9B8" w:sz="4"/>
+            </w:tcBorders>
+            <w:shd w:fill="DDE7F0" w:color="auto" w:val="clear"/>
+            <w:tcMar>
+              <w:top w:type="dxa" w:w="50"/>
+              <w:left w:type="dxa" w:w="90"/>
+              <w:bottom w:type="dxa" w:w="50"/>
+              <w:right w:type="dxa" w:w="90"/>
+            </w:tcMar>
+          </w:tcPr>
+          <w:p>
+            <w:r>
+              <w:rPr>
+                <w:b/>
+                <w:bCs/>
+                <w:sz w:val="18"/>
+                <w:szCs w:val="18"/>
+              </w:rPr>
+              <w:t xml:space="preserve">Operations</w:t>
+            </w:r>
+          </w:p>
+        </w:tc>
+      </w:tr>
+      <w:tr>
+        <w:trPr>
+          <w:tblHeader w:val="false"/>
+        </w:trPr>
+        <w:tc>
+          <w:tcPr>
+            <w:tcW w:type="dxa" w:w="4230"/>
+            <w:tcBorders>
+              <w:top w:val="single" w:color="9AA9B8" w:sz="4"/>
+              <w:left w:val="single" w:color="9AA9B8" w:sz="4"/>
+              <w:bottom w:val="single" w:color="9AA9B8" w:sz="4"/>
+              <w:right w:val="single" w:color="9AA9B8" w:sz="4"/>
+            </w:tcBorders>
+            <w:tcMar>
+              <w:top w:type="dxa" w:w="50"/>
+              <w:left w:type="dxa" w:w="90"/>
+              <w:bottom w:type="dxa" w:w="50"/>
+              <w:right w:type="dxa" w:w="90"/>
+            </w:tcMar>
+          </w:tcPr>
+          <w:p>
+            <w:r>
+              <w:rPr>
+                <w:sz w:val="18"/>
+                <w:szCs w:val="18"/>
+              </w:rPr>
+              <w:t xml:space="preserve">Commands (create, update, assign, approve, cancel, transfer, close, retire, archive, status change)</w:t>
+            </w:r>
+          </w:p>
+        </w:tc>
+        <w:tc>
+          <w:tcPr>
+            <w:tcW w:type="dxa" w:w="564"/>
+            <w:tcBorders>
+              <w:top w:val="single" w:color="9AA9B8" w:sz="4"/>
+              <w:left w:val="single" w:color="9AA9B8" w:sz="4"/>
+              <w:bottom w:val="single" w:color="9AA9B8" w:sz="4"/>
+              <w:right w:val="single" w:color="9AA9B8" w:sz="4"/>
+            </w:tcBorders>
+            <w:tcMar>
+              <w:top w:type="dxa" w:w="50"/>
+              <w:left w:type="dxa" w:w="90"/>
+              <w:bottom w:type="dxa" w:w="50"/>
+              <w:right w:type="dxa" w:w="90"/>
+            </w:tcMar>
+          </w:tcPr>
+          <w:p>
+            <w:r>
+              <w:rPr>
+                <w:sz w:val="18"/>
+                <w:szCs w:val="18"/>
+              </w:rPr>
+              <w:t xml:space="preserve">66</w:t>
+            </w:r>
+          </w:p>
+        </w:tc>
+        <w:tc>
+          <w:tcPr>
+            <w:tcW w:type="dxa" w:w="4232"/>
+            <w:tcBorders>
+              <w:top w:val="single" w:color="9AA9B8" w:sz="4"/>
+              <w:left w:val="single" w:color="9AA9B8" w:sz="4"/>
+              <w:bottom w:val="single" w:color="9AA9B8" w:sz="4"/>
+              <w:right w:val="single" w:color="9AA9B8" w:sz="4"/>
+            </w:tcBorders>
+            <w:tcMar>
+              <w:top w:type="dxa" w:w="50"/>
+              <w:left w:type="dxa" w:w="90"/>
+              <w:bottom w:type="dxa" w:w="50"/>
+              <w:right w:type="dxa" w:w="90"/>
+            </w:tcMar>
+          </w:tcPr>
+          <w:p>
+            <w:r>
+              <w:rPr>
+                <w:sz w:val="18"/>
+                <w:szCs w:val="18"/>
+              </w:rPr>
+              <w:t xml:space="preserve">every operation in the table below except those in the next two rows</w:t>
+            </w:r>
+          </w:p>
+        </w:tc>
+      </w:tr>
+      <w:tr>
+        <w:trPr>
+          <w:tblHeader w:val="false"/>
+        </w:trPr>
+        <w:tc>
+          <w:tcPr>
+            <w:tcW w:type="dxa" w:w="4230"/>
+            <w:tcBorders>
+              <w:top w:val="single" w:color="9AA9B8" w:sz="4"/>
+              <w:left w:val="single" w:color="9AA9B8" w:sz="4"/>
+              <w:bottom w:val="single" w:color="9AA9B8" w:sz="4"/>
+              <w:right w:val="single" w:color="9AA9B8" w:sz="4"/>
+            </w:tcBorders>
+            <w:tcMar>
+              <w:top w:type="dxa" w:w="50"/>
+              <w:left w:type="dxa" w:w="90"/>
+              <w:bottom w:type="dxa" w:w="50"/>
+              <w:right w:type="dxa" w:w="90"/>
+            </w:tcMar>
+          </w:tcPr>
+          <w:p>
+            <w:r>
+              <w:rPr>
+                <w:sz w:val="18"/>
+                <w:szCs w:val="18"/>
+              </w:rPr>
+              <w:t xml:space="preserve">Batch processes run by the simulated clock</w:t>
+            </w:r>
+          </w:p>
+        </w:tc>
+        <w:tc>
+          <w:tcPr>
+            <w:tcW w:type="dxa" w:w="564"/>
+            <w:tcBorders>
+              <w:top w:val="single" w:color="9AA9B8" w:sz="4"/>
+              <w:left w:val="single" w:color="9AA9B8" w:sz="4"/>
+              <w:bottom w:val="single" w:color="9AA9B8" w:sz="4"/>
+              <w:right w:val="single" w:color="9AA9B8" w:sz="4"/>
+            </w:tcBorders>
+            <w:tcMar>
+              <w:top w:type="dxa" w:w="50"/>
+              <w:left w:type="dxa" w:w="90"/>
+              <w:bottom w:type="dxa" w:w="50"/>
+              <w:right w:type="dxa" w:w="90"/>
+            </w:tcMar>
+          </w:tcPr>
+          <w:p>
+            <w:r>
+              <w:rPr>
+                <w:sz w:val="18"/>
+                <w:szCs w:val="18"/>
+              </w:rPr>
+              <w:t xml:space="preserve">5</w:t>
+            </w:r>
+          </w:p>
+        </w:tc>
+        <w:tc>
+          <w:tcPr>
+            <w:tcW w:type="dxa" w:w="4232"/>
+            <w:tcBorders>
+              <w:top w:val="single" w:color="9AA9B8" w:sz="4"/>
+              <w:left w:val="single" w:color="9AA9B8" w:sz="4"/>
+              <w:bottom w:val="single" w:color="9AA9B8" w:sz="4"/>
+              <w:right w:val="single" w:color="9AA9B8" w:sz="4"/>
+            </w:tcBorders>
+            <w:tcMar>
+              <w:top w:type="dxa" w:w="50"/>
+              <w:left w:type="dxa" w:w="90"/>
+              <w:bottom w:type="dxa" w:w="50"/>
+              <w:right w:type="dxa" w:w="90"/>
+            </w:tcMar>
+          </w:tcPr>
+          <w:p>
+            <w:r>
+              <w:rPr>
+                <w:rFonts w:ascii="Consolas" w:cs="Consolas" w:eastAsia="Consolas" w:hAnsi="Consolas"/>
+                <w:sz w:val="18"/>
+                <w:szCs w:val="18"/>
+              </w:rPr>
+              <w:t xml:space="preserve">advance_to</w:t>
+            </w:r>
+            <w:r>
+              <w:rPr>
+                <w:sz w:val="18"/>
+                <w:szCs w:val="18"/>
+              </w:rPr>
+              <w:t xml:space="preserve">, </w:t>
+            </w:r>
+            <w:r>
+              <w:rPr>
+                <w:rFonts w:ascii="Consolas" w:cs="Consolas" w:eastAsia="Consolas" w:hAnsi="Consolas"/>
+                <w:sz w:val="18"/>
+                <w:szCs w:val="18"/>
+              </w:rPr>
+              <w:t xml:space="preserve">run_standing_orders</w:t>
+            </w:r>
+            <w:r>
+              <w:rPr>
+                <w:sz w:val="18"/>
+                <w:szCs w:val="18"/>
+              </w:rPr>
+              <w:t xml:space="preserve">, </w:t>
+            </w:r>
+            <w:r>
+              <w:rPr>
+                <w:rFonts w:ascii="Consolas" w:cs="Consolas" w:eastAsia="Consolas" w:hAnsi="Consolas"/>
+                <w:sz w:val="18"/>
+                <w:szCs w:val="18"/>
+              </w:rPr>
+              <w:t xml:space="preserve">run_arrears_check</w:t>
+            </w:r>
+            <w:r>
+              <w:rPr>
+                <w:sz w:val="18"/>
+                <w:szCs w:val="18"/>
+              </w:rPr>
+              <w:t xml:space="preserve">, </w:t>
+            </w:r>
+            <w:r>
+              <w:rPr>
+                <w:rFonts w:ascii="Consolas" w:cs="Consolas" w:eastAsia="Consolas" w:hAnsi="Consolas"/>
+                <w:sz w:val="18"/>
+                <w:szCs w:val="18"/>
+              </w:rPr>
+              <w:t xml:space="preserve">charge_monthly_fees</w:t>
+            </w:r>
+            <w:r>
+              <w:rPr>
+                <w:sz w:val="18"/>
+                <w:szCs w:val="18"/>
+              </w:rPr>
+              <w:t xml:space="preserve">, </w:t>
+            </w:r>
+            <w:r>
+              <w:rPr>
+                <w:rFonts w:ascii="Consolas" w:cs="Consolas" w:eastAsia="Consolas" w:hAnsi="Consolas"/>
+                <w:sz w:val="18"/>
+                <w:szCs w:val="18"/>
+              </w:rPr>
+              <w:t xml:space="preserve">credit_savings_interest</w:t>
+            </w:r>
+          </w:p>
+        </w:tc>
+      </w:tr>
+      <w:tr>
+        <w:trPr>
+          <w:tblHeader w:val="false"/>
+        </w:trPr>
+        <w:tc>
+          <w:tcPr>
+            <w:tcW w:type="dxa" w:w="4230"/>
+            <w:tcBorders>
+              <w:top w:val="single" w:color="9AA9B8" w:sz="4"/>
+              <w:left w:val="single" w:color="9AA9B8" w:sz="4"/>
+              <w:bottom w:val="single" w:color="9AA9B8" w:sz="4"/>
+              <w:right w:val="single" w:color="9AA9B8" w:sz="4"/>
+            </w:tcBorders>
+            <w:tcMar>
+              <w:top w:type="dxa" w:w="50"/>
+              <w:left w:type="dxa" w:w="90"/>
+              <w:bottom w:type="dxa" w:w="50"/>
+              <w:right w:type="dxa" w:w="90"/>
+            </w:tcMar>
+          </w:tcPr>
+          <w:p>
+            <w:r>
+              <w:rPr>
+                <w:sz w:val="18"/>
+                <w:szCs w:val="18"/>
+              </w:rPr>
+              <w:t xml:space="preserve">Historical queries and reports</w:t>
+            </w:r>
+          </w:p>
+        </w:tc>
+        <w:tc>
+          <w:tcPr>
+            <w:tcW w:type="dxa" w:w="564"/>
+            <w:tcBorders>
+              <w:top w:val="single" w:color="9AA9B8" w:sz="4"/>
+              <w:left w:val="single" w:color="9AA9B8" w:sz="4"/>
+              <w:bottom w:val="single" w:color="9AA9B8" w:sz="4"/>
+              <w:right w:val="single" w:color="9AA9B8" w:sz="4"/>
+            </w:tcBorders>
+            <w:tcMar>
+              <w:top w:type="dxa" w:w="50"/>
+              <w:left w:type="dxa" w:w="90"/>
+              <w:bottom w:type="dxa" w:w="50"/>
+              <w:right w:type="dxa" w:w="90"/>
+            </w:tcMar>
+          </w:tcPr>
+          <w:p>
+            <w:r>
+              <w:rPr>
+                <w:sz w:val="18"/>
+                <w:szCs w:val="18"/>
+              </w:rPr>
+              <w:t xml:space="preserve">7</w:t>
+            </w:r>
+          </w:p>
+        </w:tc>
+        <w:tc>
+          <w:tcPr>
+            <w:tcW w:type="dxa" w:w="4232"/>
+            <w:tcBorders>
+              <w:top w:val="single" w:color="9AA9B8" w:sz="4"/>
+              <w:left w:val="single" w:color="9AA9B8" w:sz="4"/>
+              <w:bottom w:val="single" w:color="9AA9B8" w:sz="4"/>
+              <w:right w:val="single" w:color="9AA9B8" w:sz="4"/>
+            </w:tcBorders>
+            <w:tcMar>
+              <w:top w:type="dxa" w:w="50"/>
+              <w:left w:type="dxa" w:w="90"/>
+              <w:bottom w:type="dxa" w:w="50"/>
+              <w:right w:type="dxa" w:w="90"/>
+            </w:tcMar>
+          </w:tcPr>
+          <w:p>
+            <w:r>
+              <w:rPr>
+                <w:rFonts w:ascii="Consolas" w:cs="Consolas" w:eastAsia="Consolas" w:hAnsi="Consolas"/>
+                <w:sz w:val="18"/>
+                <w:szCs w:val="18"/>
+              </w:rPr>
+              <w:t xml:space="preserve">authority_on</w:t>
+            </w:r>
+            <w:r>
+              <w:rPr>
+                <w:sz w:val="18"/>
+                <w:szCs w:val="18"/>
+              </w:rPr>
+              <w:t xml:space="preserve">, </w:t>
+            </w:r>
+            <w:r>
+              <w:rPr>
+                <w:rFonts w:ascii="Consolas" w:cs="Consolas" w:eastAsia="Consolas" w:hAnsi="Consolas"/>
+                <w:sz w:val="18"/>
+                <w:szCs w:val="18"/>
+              </w:rPr>
+              <w:t xml:space="preserve">capacities_of</w:t>
+            </w:r>
+            <w:r>
+              <w:rPr>
+                <w:sz w:val="18"/>
+                <w:szCs w:val="18"/>
+              </w:rPr>
+              <w:t xml:space="preserve">, </w:t>
+            </w:r>
+            <w:r>
+              <w:rPr>
+                <w:rFonts w:ascii="Consolas" w:cs="Consolas" w:eastAsia="Consolas" w:hAnsi="Consolas"/>
+                <w:sz w:val="18"/>
+                <w:szCs w:val="18"/>
+              </w:rPr>
+              <w:t xml:space="preserve">transaction_story</w:t>
+            </w:r>
+            <w:r>
+              <w:rPr>
+                <w:sz w:val="18"/>
+                <w:szCs w:val="18"/>
+              </w:rPr>
+              <w:t xml:space="preserve">, </w:t>
+            </w:r>
+            <w:r>
+              <w:rPr>
+                <w:rFonts w:ascii="Consolas" w:cs="Consolas" w:eastAsia="Consolas" w:hAnsi="Consolas"/>
+                <w:sz w:val="18"/>
+                <w:szCs w:val="18"/>
+              </w:rPr>
+              <w:t xml:space="preserve">daily_report</w:t>
+            </w:r>
+            <w:r>
+              <w:rPr>
+                <w:sz w:val="18"/>
+                <w:szCs w:val="18"/>
+              </w:rPr>
+              <w:t xml:space="preserve">, </w:t>
+            </w:r>
+            <w:r>
+              <w:rPr>
+                <w:rFonts w:ascii="Consolas" w:cs="Consolas" w:eastAsia="Consolas" w:hAnsi="Consolas"/>
+                <w:sz w:val="18"/>
+                <w:szCs w:val="18"/>
+              </w:rPr>
+              <w:t xml:space="preserve">trial_balance</w:t>
+            </w:r>
+            <w:r>
+              <w:rPr>
+                <w:sz w:val="18"/>
+                <w:szCs w:val="18"/>
+              </w:rPr>
+              <w:t xml:space="preserve">, </w:t>
+            </w:r>
+            <w:r>
+              <w:rPr>
+                <w:rFonts w:ascii="Consolas" w:cs="Consolas" w:eastAsia="Consolas" w:hAnsi="Consolas"/>
+                <w:sz w:val="18"/>
+                <w:szCs w:val="18"/>
+              </w:rPr>
+              <w:t xml:space="preserve">relationship_history</w:t>
+            </w:r>
+            <w:r>
+              <w:rPr>
+                <w:sz w:val="18"/>
+                <w:szCs w:val="18"/>
+              </w:rPr>
+              <w:t xml:space="preserve">, </w:t>
+            </w:r>
+            <w:r>
+              <w:rPr>
+                <w:rFonts w:ascii="Consolas" w:cs="Consolas" w:eastAsia="Consolas" w:hAnsi="Consolas"/>
+                <w:sz w:val="18"/>
+                <w:szCs w:val="18"/>
+              </w:rPr>
+              <w:t xml:space="preserve">party_snapshot</w:t>
+            </w:r>
+          </w:p>
+        </w:tc>
+      </w:tr>
+    </w:tbl>
+    <w:p>
+      <w:pPr>
+        <w:spacing w:after="60"/>
+      </w:pPr>
+    </w:p>
+    <w:p>
+      <w:r>
+        <w:t xml:space="preserve">Even counting only the 66 commands, the model is more than twice the brief's minimum of 30.</w:t>
       </w:r>
     </w:p>
     <w:tbl>
@@ -11529,7 +12514,7 @@
         <w:t xml:space="preserve">Automated tests.</w:t>
       </w:r>
       <w:r>
-        <w:t xml:space="preserve"> 48 independent tests (</w:t>
+        <w:t xml:space="preserve"> 49 independent tests (</w:t>
       </w:r>
       <w:r>
         <w:rPr>
@@ -11551,7 +12536,7 @@
         <w:t xml:space="preserve">docs/Code_Review.md</w:t>
       </w:r>
       <w:r>
-        <w:t xml:space="preserve">), and three tests that check the brief's own requirements from the code: at least 30 classes and 30 operations, multi-level inheritance, and that the whole demonstration runs with a zero trial balance.</w:t>
+        <w:t xml:space="preserve">), and four tests that check the brief's own requirements from the code: at least 30 classes and 30 operations, multi-level inheritance, that the diagrams name only real classes, and that the whole demonstration runs with a zero trial balance.</w:t>
       </w:r>
     </w:p>
     <w:p>

--- a/docs/Design_Report.docx
+++ b/docs/Design_Report.docx
@@ -271,7 +271,7 @@
         <w:t xml:space="preserve">banking_system.py</w:t>
       </w:r>
       <w:r>
-        <w:t xml:space="preserve"> (Python 3.9+, standard library only). It contains the domain model, a seeded demonstration of 13 scenarios, 49 automated tests and generators for the class and UML diagrams.</w:t>
+        <w:t xml:space="preserve"> (Python 3.9+, standard library only). It contains the domain model, a seeded demonstration of 16 scenarios, 60 automated tests and generators for the class and UML diagrams.</w:t>
       </w:r>
     </w:p>
     <w:p>
@@ -299,7 +299,7 @@
           <w:sz w:val="18"/>
           <w:szCs w:val="18"/>
         </w:rPr>
-        <w:t xml:space="preserve">python banking_system.py --test       # run the 49 automated tests</w:t>
+        <w:t xml:space="preserve">python banking_system.py --test       # run the 60 automated tests</w:t>
       </w:r>
     </w:p>
     <w:p>
@@ -519,7 +519,7 @@
                 <w:sz w:val="18"/>
                 <w:szCs w:val="18"/>
               </w:rPr>
-              <w:t xml:space="preserve">Section 2 (A1 to A28)</w:t>
+              <w:t xml:space="preserve">Section 2 (A1 to A36)</w:t>
             </w:r>
           </w:p>
         </w:tc>
@@ -576,7 +576,7 @@
                 <w:sz w:val="18"/>
                 <w:szCs w:val="18"/>
               </w:rPr>
-              <w:t xml:space="preserve">Section 3</w:t>
+              <w:t xml:space="preserve">Section 3; 3.1 answers the brief's eight open questions; 3.2 maps every participant, research area and scope item of the brief to the model</w:t>
             </w:r>
           </w:p>
         </w:tc>
@@ -720,7 +720,7 @@
                 <w:sz w:val="18"/>
                 <w:szCs w:val="18"/>
               </w:rPr>
-              <w:t xml:space="preserve"> (67 domain classes, 78 operations)</w:t>
+              <w:t xml:space="preserve"> (73 domain classes, 96 operations, 78 of them state-changing commands)</w:t>
             </w:r>
           </w:p>
         </w:tc>
@@ -834,7 +834,7 @@
                 <w:sz w:val="18"/>
                 <w:szCs w:val="18"/>
               </w:rPr>
-              <w:t xml:space="preserve">Section 7 (ten given)</w:t>
+              <w:t xml:space="preserve">Section 7 (twelve given)</w:t>
             </w:r>
           </w:p>
         </w:tc>
@@ -956,7 +956,7 @@
                 <w:sz w:val="18"/>
                 <w:szCs w:val="18"/>
               </w:rPr>
-              <w:t xml:space="preserve">Section 9 (thirteen given)</w:t>
+              <w:t xml:space="preserve">Section 9 (sixteen given)</w:t>
             </w:r>
           </w:p>
         </w:tc>
@@ -1198,8 +1198,8 @@
         </w:tblBorders>
       </w:tblPr>
       <w:tblGrid>
-        <w:gridCol w:w="2871"/>
-        <w:gridCol w:w="6155"/>
+        <w:gridCol w:w="3868"/>
+        <w:gridCol w:w="5158"/>
       </w:tblGrid>
       <w:tr>
         <w:trPr>
@@ -1207,7 +1207,7 @@
         </w:trPr>
         <w:tc>
           <w:tcPr>
-            <w:tcW w:type="dxa" w:w="2871"/>
+            <w:tcW w:type="dxa" w:w="3868"/>
             <w:tcBorders>
               <w:top w:val="single" w:color="9AA9B8" w:sz="4"/>
               <w:left w:val="single" w:color="9AA9B8" w:sz="4"/>
@@ -1236,7 +1236,7 @@
         </w:tc>
         <w:tc>
           <w:tcPr>
-            <w:tcW w:type="dxa" w:w="6155"/>
+            <w:tcW w:type="dxa" w:w="5158"/>
             <w:tcBorders>
               <w:top w:val="single" w:color="9AA9B8" w:sz="4"/>
               <w:left w:val="single" w:color="9AA9B8" w:sz="4"/>
@@ -1270,7 +1270,7 @@
         </w:trPr>
         <w:tc>
           <w:tcPr>
-            <w:tcW w:type="dxa" w:w="2871"/>
+            <w:tcW w:type="dxa" w:w="3868"/>
             <w:tcBorders>
               <w:top w:val="single" w:color="9AA9B8" w:sz="4"/>
               <w:left w:val="single" w:color="9AA9B8" w:sz="4"/>
@@ -1296,7 +1296,7 @@
         </w:tc>
         <w:tc>
           <w:tcPr>
-            <w:tcW w:type="dxa" w:w="6155"/>
+            <w:tcW w:type="dxa" w:w="5158"/>
             <w:tcBorders>
               <w:top w:val="single" w:color="9AA9B8" w:sz="4"/>
               <w:left w:val="single" w:color="9AA9B8" w:sz="4"/>
@@ -1373,7 +1373,7 @@
         </w:trPr>
         <w:tc>
           <w:tcPr>
-            <w:tcW w:type="dxa" w:w="2871"/>
+            <w:tcW w:type="dxa" w:w="3868"/>
             <w:tcBorders>
               <w:top w:val="single" w:color="9AA9B8" w:sz="4"/>
               <w:left w:val="single" w:color="9AA9B8" w:sz="4"/>
@@ -1399,7 +1399,7 @@
         </w:tc>
         <w:tc>
           <w:tcPr>
-            <w:tcW w:type="dxa" w:w="6155"/>
+            <w:tcW w:type="dxa" w:w="5158"/>
             <w:tcBorders>
               <w:top w:val="single" w:color="9AA9B8" w:sz="4"/>
               <w:left w:val="single" w:color="9AA9B8" w:sz="4"/>
@@ -1445,7 +1445,7 @@
         </w:trPr>
         <w:tc>
           <w:tcPr>
-            <w:tcW w:type="dxa" w:w="2871"/>
+            <w:tcW w:type="dxa" w:w="3868"/>
             <w:tcBorders>
               <w:top w:val="single" w:color="9AA9B8" w:sz="4"/>
               <w:left w:val="single" w:color="9AA9B8" w:sz="4"/>
@@ -1471,7 +1471,7 @@
         </w:tc>
         <w:tc>
           <w:tcPr>
-            <w:tcW w:type="dxa" w:w="6155"/>
+            <w:tcW w:type="dxa" w:w="5158"/>
             <w:tcBorders>
               <w:top w:val="single" w:color="9AA9B8" w:sz="4"/>
               <w:left w:val="single" w:color="9AA9B8" w:sz="4"/>
@@ -1532,7 +1532,7 @@
         </w:trPr>
         <w:tc>
           <w:tcPr>
-            <w:tcW w:type="dxa" w:w="2871"/>
+            <w:tcW w:type="dxa" w:w="3868"/>
             <w:tcBorders>
               <w:top w:val="single" w:color="9AA9B8" w:sz="4"/>
               <w:left w:val="single" w:color="9AA9B8" w:sz="4"/>
@@ -1558,7 +1558,7 @@
         </w:tc>
         <w:tc>
           <w:tcPr>
-            <w:tcW w:type="dxa" w:w="6155"/>
+            <w:tcW w:type="dxa" w:w="5158"/>
             <w:tcBorders>
               <w:top w:val="single" w:color="9AA9B8" w:sz="4"/>
               <w:left w:val="single" w:color="9AA9B8" w:sz="4"/>
@@ -1604,7 +1604,7 @@
         </w:trPr>
         <w:tc>
           <w:tcPr>
-            <w:tcW w:type="dxa" w:w="2871"/>
+            <w:tcW w:type="dxa" w:w="3868"/>
             <w:tcBorders>
               <w:top w:val="single" w:color="9AA9B8" w:sz="4"/>
               <w:left w:val="single" w:color="9AA9B8" w:sz="4"/>
@@ -1630,7 +1630,7 @@
         </w:tc>
         <w:tc>
           <w:tcPr>
-            <w:tcW w:type="dxa" w:w="6155"/>
+            <w:tcW w:type="dxa" w:w="5158"/>
             <w:tcBorders>
               <w:top w:val="single" w:color="9AA9B8" w:sz="4"/>
               <w:left w:val="single" w:color="9AA9B8" w:sz="4"/>
@@ -1691,7 +1691,7 @@
         </w:trPr>
         <w:tc>
           <w:tcPr>
-            <w:tcW w:type="dxa" w:w="2871"/>
+            <w:tcW w:type="dxa" w:w="3868"/>
             <w:tcBorders>
               <w:top w:val="single" w:color="9AA9B8" w:sz="4"/>
               <w:left w:val="single" w:color="9AA9B8" w:sz="4"/>
@@ -1717,7 +1717,7 @@
         </w:tc>
         <w:tc>
           <w:tcPr>
-            <w:tcW w:type="dxa" w:w="6155"/>
+            <w:tcW w:type="dxa" w:w="5158"/>
             <w:tcBorders>
               <w:top w:val="single" w:color="9AA9B8" w:sz="4"/>
               <w:left w:val="single" w:color="9AA9B8" w:sz="4"/>
@@ -1763,7 +1763,7 @@
         </w:trPr>
         <w:tc>
           <w:tcPr>
-            <w:tcW w:type="dxa" w:w="2871"/>
+            <w:tcW w:type="dxa" w:w="3868"/>
             <w:tcBorders>
               <w:top w:val="single" w:color="9AA9B8" w:sz="4"/>
               <w:left w:val="single" w:color="9AA9B8" w:sz="4"/>
@@ -1789,7 +1789,7 @@
         </w:tc>
         <w:tc>
           <w:tcPr>
-            <w:tcW w:type="dxa" w:w="6155"/>
+            <w:tcW w:type="dxa" w:w="5158"/>
             <w:tcBorders>
               <w:top w:val="single" w:color="9AA9B8" w:sz="4"/>
               <w:left w:val="single" w:color="9AA9B8" w:sz="4"/>
@@ -1820,7 +1820,7 @@
         </w:trPr>
         <w:tc>
           <w:tcPr>
-            <w:tcW w:type="dxa" w:w="2871"/>
+            <w:tcW w:type="dxa" w:w="3868"/>
             <w:tcBorders>
               <w:top w:val="single" w:color="9AA9B8" w:sz="4"/>
               <w:left w:val="single" w:color="9AA9B8" w:sz="4"/>
@@ -1846,7 +1846,7 @@
         </w:tc>
         <w:tc>
           <w:tcPr>
-            <w:tcW w:type="dxa" w:w="6155"/>
+            <w:tcW w:type="dxa" w:w="5158"/>
             <w:tcBorders>
               <w:top w:val="single" w:color="9AA9B8" w:sz="4"/>
               <w:left w:val="single" w:color="9AA9B8" w:sz="4"/>
@@ -1892,7 +1892,7 @@
         </w:trPr>
         <w:tc>
           <w:tcPr>
-            <w:tcW w:type="dxa" w:w="2871"/>
+            <w:tcW w:type="dxa" w:w="3868"/>
             <w:tcBorders>
               <w:top w:val="single" w:color="9AA9B8" w:sz="4"/>
               <w:left w:val="single" w:color="9AA9B8" w:sz="4"/>
@@ -1918,7 +1918,7 @@
         </w:tc>
         <w:tc>
           <w:tcPr>
-            <w:tcW w:type="dxa" w:w="6155"/>
+            <w:tcW w:type="dxa" w:w="5158"/>
             <w:tcBorders>
               <w:top w:val="single" w:color="9AA9B8" w:sz="4"/>
               <w:left w:val="single" w:color="9AA9B8" w:sz="4"/>
@@ -1964,7 +1964,7 @@
         </w:trPr>
         <w:tc>
           <w:tcPr>
-            <w:tcW w:type="dxa" w:w="2871"/>
+            <w:tcW w:type="dxa" w:w="3868"/>
             <w:tcBorders>
               <w:top w:val="single" w:color="9AA9B8" w:sz="4"/>
               <w:left w:val="single" w:color="9AA9B8" w:sz="4"/>
@@ -1990,7 +1990,7 @@
         </w:tc>
         <w:tc>
           <w:tcPr>
-            <w:tcW w:type="dxa" w:w="6155"/>
+            <w:tcW w:type="dxa" w:w="5158"/>
             <w:tcBorders>
               <w:top w:val="single" w:color="9AA9B8" w:sz="4"/>
               <w:left w:val="single" w:color="9AA9B8" w:sz="4"/>
@@ -2036,7 +2036,7 @@
         </w:trPr>
         <w:tc>
           <w:tcPr>
-            <w:tcW w:type="dxa" w:w="2871"/>
+            <w:tcW w:type="dxa" w:w="3868"/>
             <w:tcBorders>
               <w:top w:val="single" w:color="9AA9B8" w:sz="4"/>
               <w:left w:val="single" w:color="9AA9B8" w:sz="4"/>
@@ -2062,7 +2062,7 @@
         </w:tc>
         <w:tc>
           <w:tcPr>
-            <w:tcW w:type="dxa" w:w="6155"/>
+            <w:tcW w:type="dxa" w:w="5158"/>
             <w:tcBorders>
               <w:top w:val="single" w:color="9AA9B8" w:sz="4"/>
               <w:left w:val="single" w:color="9AA9B8" w:sz="4"/>
@@ -2093,7 +2093,7 @@
         </w:trPr>
         <w:tc>
           <w:tcPr>
-            <w:tcW w:type="dxa" w:w="2871"/>
+            <w:tcW w:type="dxa" w:w="3868"/>
             <w:tcBorders>
               <w:top w:val="single" w:color="9AA9B8" w:sz="4"/>
               <w:left w:val="single" w:color="9AA9B8" w:sz="4"/>
@@ -2119,7 +2119,7 @@
         </w:tc>
         <w:tc>
           <w:tcPr>
-            <w:tcW w:type="dxa" w:w="6155"/>
+            <w:tcW w:type="dxa" w:w="5158"/>
             <w:tcBorders>
               <w:top w:val="single" w:color="9AA9B8" w:sz="4"/>
               <w:left w:val="single" w:color="9AA9B8" w:sz="4"/>
@@ -2165,7 +2165,7 @@
         </w:trPr>
         <w:tc>
           <w:tcPr>
-            <w:tcW w:type="dxa" w:w="2871"/>
+            <w:tcW w:type="dxa" w:w="3868"/>
             <w:tcBorders>
               <w:top w:val="single" w:color="9AA9B8" w:sz="4"/>
               <w:left w:val="single" w:color="9AA9B8" w:sz="4"/>
@@ -2191,7 +2191,7 @@
         </w:tc>
         <w:tc>
           <w:tcPr>
-            <w:tcW w:type="dxa" w:w="6155"/>
+            <w:tcW w:type="dxa" w:w="5158"/>
             <w:tcBorders>
               <w:top w:val="single" w:color="9AA9B8" w:sz="4"/>
               <w:left w:val="single" w:color="9AA9B8" w:sz="4"/>
@@ -2252,7 +2252,7 @@
         </w:trPr>
         <w:tc>
           <w:tcPr>
-            <w:tcW w:type="dxa" w:w="2871"/>
+            <w:tcW w:type="dxa" w:w="3868"/>
             <w:tcBorders>
               <w:top w:val="single" w:color="9AA9B8" w:sz="4"/>
               <w:left w:val="single" w:color="9AA9B8" w:sz="4"/>
@@ -2278,7 +2278,7 @@
         </w:tc>
         <w:tc>
           <w:tcPr>
-            <w:tcW w:type="dxa" w:w="6155"/>
+            <w:tcW w:type="dxa" w:w="5158"/>
             <w:tcBorders>
               <w:top w:val="single" w:color="9AA9B8" w:sz="4"/>
               <w:left w:val="single" w:color="9AA9B8" w:sz="4"/>
@@ -2324,7 +2324,7 @@
         </w:trPr>
         <w:tc>
           <w:tcPr>
-            <w:tcW w:type="dxa" w:w="2871"/>
+            <w:tcW w:type="dxa" w:w="3868"/>
             <w:tcBorders>
               <w:top w:val="single" w:color="9AA9B8" w:sz="4"/>
               <w:left w:val="single" w:color="9AA9B8" w:sz="4"/>
@@ -2350,7 +2350,7 @@
         </w:tc>
         <w:tc>
           <w:tcPr>
-            <w:tcW w:type="dxa" w:w="6155"/>
+            <w:tcW w:type="dxa" w:w="5158"/>
             <w:tcBorders>
               <w:top w:val="single" w:color="9AA9B8" w:sz="4"/>
               <w:left w:val="single" w:color="9AA9B8" w:sz="4"/>
@@ -2381,7 +2381,7 @@
         </w:trPr>
         <w:tc>
           <w:tcPr>
-            <w:tcW w:type="dxa" w:w="2871"/>
+            <w:tcW w:type="dxa" w:w="3868"/>
             <w:tcBorders>
               <w:top w:val="single" w:color="9AA9B8" w:sz="4"/>
               <w:left w:val="single" w:color="9AA9B8" w:sz="4"/>
@@ -2407,7 +2407,7 @@
         </w:tc>
         <w:tc>
           <w:tcPr>
-            <w:tcW w:type="dxa" w:w="6155"/>
+            <w:tcW w:type="dxa" w:w="5158"/>
             <w:tcBorders>
               <w:top w:val="single" w:color="9AA9B8" w:sz="4"/>
               <w:left w:val="single" w:color="9AA9B8" w:sz="4"/>
@@ -2453,7 +2453,7 @@
         </w:trPr>
         <w:tc>
           <w:tcPr>
-            <w:tcW w:type="dxa" w:w="2871"/>
+            <w:tcW w:type="dxa" w:w="3868"/>
             <w:tcBorders>
               <w:top w:val="single" w:color="9AA9B8" w:sz="4"/>
               <w:left w:val="single" w:color="9AA9B8" w:sz="4"/>
@@ -2479,7 +2479,7 @@
         </w:tc>
         <w:tc>
           <w:tcPr>
-            <w:tcW w:type="dxa" w:w="6155"/>
+            <w:tcW w:type="dxa" w:w="5158"/>
             <w:tcBorders>
               <w:top w:val="single" w:color="9AA9B8" w:sz="4"/>
               <w:left w:val="single" w:color="9AA9B8" w:sz="4"/>
@@ -2500,6 +2500,570 @@
                 <w:szCs w:val="18"/>
               </w:rPr>
               <w:t xml:space="preserve">The bank's product definition (what it sells) is different from a customer's instance of it (what the customer holds).</w:t>
+            </w:r>
+          </w:p>
+        </w:tc>
+      </w:tr>
+      <w:tr>
+        <w:trPr>
+          <w:tblHeader w:val="false"/>
+        </w:trPr>
+        <w:tc>
+          <w:tcPr>
+            <w:tcW w:type="dxa" w:w="3868"/>
+            <w:tcBorders>
+              <w:top w:val="single" w:color="9AA9B8" w:sz="4"/>
+              <w:left w:val="single" w:color="9AA9B8" w:sz="4"/>
+              <w:bottom w:val="single" w:color="9AA9B8" w:sz="4"/>
+              <w:right w:val="single" w:color="9AA9B8" w:sz="4"/>
+            </w:tcBorders>
+            <w:tcMar>
+              <w:top w:type="dxa" w:w="50"/>
+              <w:left w:type="dxa" w:w="90"/>
+              <w:bottom w:type="dxa" w:w="50"/>
+              <w:right w:type="dxa" w:w="90"/>
+            </w:tcMar>
+          </w:tcPr>
+          <w:p>
+            <w:r>
+              <w:rPr>
+                <w:sz w:val="18"/>
+                <w:szCs w:val="18"/>
+              </w:rPr>
+              <w:t xml:space="preserve">Sole trader</w:t>
+            </w:r>
+          </w:p>
+        </w:tc>
+        <w:tc>
+          <w:tcPr>
+            <w:tcW w:type="dxa" w:w="5158"/>
+            <w:tcBorders>
+              <w:top w:val="single" w:color="9AA9B8" w:sz="4"/>
+              <w:left w:val="single" w:color="9AA9B8" w:sz="4"/>
+              <w:bottom w:val="single" w:color="9AA9B8" w:sz="4"/>
+              <w:right w:val="single" w:color="9AA9B8" w:sz="4"/>
+            </w:tcBorders>
+            <w:tcMar>
+              <w:top w:type="dxa" w:w="50"/>
+              <w:left w:type="dxa" w:w="90"/>
+              <w:bottom w:type="dxa" w:w="50"/>
+              <w:right w:type="dxa" w:w="90"/>
+            </w:tcMar>
+          </w:tcPr>
+          <w:p>
+            <w:r>
+              <w:rPr>
+                <w:sz w:val="18"/>
+                <w:szCs w:val="18"/>
+              </w:rPr>
+              <w:t xml:space="preserve">An individual trading under a business name with no separate legal personality; the person is liable. A </w:t>
+            </w:r>
+            <w:r>
+              <w:rPr>
+                <w:rFonts w:ascii="Consolas" w:cs="Consolas" w:eastAsia="Consolas" w:hAnsi="Consolas"/>
+                <w:sz w:val="18"/>
+                <w:szCs w:val="18"/>
+              </w:rPr>
+              <w:t xml:space="preserve">Person</w:t>
+            </w:r>
+            <w:r>
+              <w:rPr>
+                <w:sz w:val="18"/>
+                <w:szCs w:val="18"/>
+              </w:rPr>
+              <w:t xml:space="preserve"> in the </w:t>
+            </w:r>
+            <w:r>
+              <w:rPr>
+                <w:rFonts w:ascii="Consolas" w:cs="Consolas" w:eastAsia="Consolas" w:hAnsi="Consolas"/>
+                <w:sz w:val="18"/>
+                <w:szCs w:val="18"/>
+              </w:rPr>
+              <w:t xml:space="preserve">SOLE_TRADER</w:t>
+            </w:r>
+            <w:r>
+              <w:rPr>
+                <w:sz w:val="18"/>
+                <w:szCs w:val="18"/>
+              </w:rPr>
+              <w:t xml:space="preserve"> segment with a recorded trading name.</w:t>
+            </w:r>
+          </w:p>
+        </w:tc>
+      </w:tr>
+      <w:tr>
+        <w:trPr>
+          <w:tblHeader w:val="false"/>
+        </w:trPr>
+        <w:tc>
+          <w:tcPr>
+            <w:tcW w:type="dxa" w:w="3868"/>
+            <w:tcBorders>
+              <w:top w:val="single" w:color="9AA9B8" w:sz="4"/>
+              <w:left w:val="single" w:color="9AA9B8" w:sz="4"/>
+              <w:bottom w:val="single" w:color="9AA9B8" w:sz="4"/>
+              <w:right w:val="single" w:color="9AA9B8" w:sz="4"/>
+            </w:tcBorders>
+            <w:tcMar>
+              <w:top w:type="dxa" w:w="50"/>
+              <w:left w:type="dxa" w:w="90"/>
+              <w:bottom w:type="dxa" w:w="50"/>
+              <w:right w:type="dxa" w:w="90"/>
+            </w:tcMar>
+          </w:tcPr>
+          <w:p>
+            <w:r>
+              <w:rPr>
+                <w:sz w:val="18"/>
+                <w:szCs w:val="18"/>
+              </w:rPr>
+              <w:t xml:space="preserve">High-value (private banking) customer and EDD</w:t>
+            </w:r>
+          </w:p>
+        </w:tc>
+        <w:tc>
+          <w:tcPr>
+            <w:tcW w:type="dxa" w:w="5158"/>
+            <w:tcBorders>
+              <w:top w:val="single" w:color="9AA9B8" w:sz="4"/>
+              <w:left w:val="single" w:color="9AA9B8" w:sz="4"/>
+              <w:bottom w:val="single" w:color="9AA9B8" w:sz="4"/>
+              <w:right w:val="single" w:color="9AA9B8" w:sz="4"/>
+            </w:tcBorders>
+            <w:tcMar>
+              <w:top w:type="dxa" w:w="50"/>
+              <w:left w:type="dxa" w:w="90"/>
+              <w:bottom w:type="dxa" w:w="50"/>
+              <w:right w:type="dxa" w:w="90"/>
+            </w:tcMar>
+          </w:tcPr>
+          <w:p>
+            <w:r>
+              <w:rPr>
+                <w:sz w:val="18"/>
+                <w:szCs w:val="18"/>
+              </w:rPr>
+              <w:t xml:space="preserve">Enhanced due diligence: higher-risk or high-value relationships also need the source of wealth evidenced. The </w:t>
+            </w:r>
+            <w:r>
+              <w:rPr>
+                <w:rFonts w:ascii="Consolas" w:cs="Consolas" w:eastAsia="Consolas" w:hAnsi="Consolas"/>
+                <w:sz w:val="18"/>
+                <w:szCs w:val="18"/>
+              </w:rPr>
+              <w:t xml:space="preserve">PRIVATE</w:t>
+            </w:r>
+            <w:r>
+              <w:rPr>
+                <w:sz w:val="18"/>
+                <w:szCs w:val="18"/>
+              </w:rPr>
+              <w:t xml:space="preserve"> segment requires a verified </w:t>
+            </w:r>
+            <w:r>
+              <w:rPr>
+                <w:rFonts w:ascii="Consolas" w:cs="Consolas" w:eastAsia="Consolas" w:hAnsi="Consolas"/>
+                <w:sz w:val="18"/>
+                <w:szCs w:val="18"/>
+              </w:rPr>
+              <w:t xml:space="preserve">SOURCE_OF_WEALTH</w:t>
+            </w:r>
+            <w:r>
+              <w:rPr>
+                <w:sz w:val="18"/>
+                <w:szCs w:val="18"/>
+              </w:rPr>
+              <w:t xml:space="preserve"> document.</w:t>
+            </w:r>
+          </w:p>
+        </w:tc>
+      </w:tr>
+      <w:tr>
+        <w:trPr>
+          <w:tblHeader w:val="false"/>
+        </w:trPr>
+        <w:tc>
+          <w:tcPr>
+            <w:tcW w:type="dxa" w:w="3868"/>
+            <w:tcBorders>
+              <w:top w:val="single" w:color="9AA9B8" w:sz="4"/>
+              <w:left w:val="single" w:color="9AA9B8" w:sz="4"/>
+              <w:bottom w:val="single" w:color="9AA9B8" w:sz="4"/>
+              <w:right w:val="single" w:color="9AA9B8" w:sz="4"/>
+            </w:tcBorders>
+            <w:tcMar>
+              <w:top w:type="dxa" w:w="50"/>
+              <w:left w:type="dxa" w:w="90"/>
+              <w:bottom w:type="dxa" w:w="50"/>
+              <w:right w:type="dxa" w:w="90"/>
+            </w:tcMar>
+          </w:tcPr>
+          <w:p>
+            <w:r>
+              <w:rPr>
+                <w:sz w:val="18"/>
+                <w:szCs w:val="18"/>
+              </w:rPr>
+              <w:t xml:space="preserve">Fixed-term deposit</w:t>
+            </w:r>
+          </w:p>
+        </w:tc>
+        <w:tc>
+          <w:tcPr>
+            <w:tcW w:type="dxa" w:w="5158"/>
+            <w:tcBorders>
+              <w:top w:val="single" w:color="9AA9B8" w:sz="4"/>
+              <w:left w:val="single" w:color="9AA9B8" w:sz="4"/>
+              <w:bottom w:val="single" w:color="9AA9B8" w:sz="4"/>
+              <w:right w:val="single" w:color="9AA9B8" w:sz="4"/>
+            </w:tcBorders>
+            <w:tcMar>
+              <w:top w:type="dxa" w:w="50"/>
+              <w:left w:type="dxa" w:w="90"/>
+              <w:bottom w:type="dxa" w:w="50"/>
+              <w:right w:type="dxa" w:w="90"/>
+            </w:tcMar>
+          </w:tcPr>
+          <w:p>
+            <w:r>
+              <w:rPr>
+                <w:sz w:val="18"/>
+                <w:szCs w:val="18"/>
+              </w:rPr>
+              <w:t xml:space="preserve">Money placed for a fixed term at a fixed rate; paid out with interest at maturity, or broken early with interest forfeited and a penalty. </w:t>
+            </w:r>
+            <w:r>
+              <w:rPr>
+                <w:rFonts w:ascii="Consolas" w:cs="Consolas" w:eastAsia="Consolas" w:hAnsi="Consolas"/>
+                <w:sz w:val="18"/>
+                <w:szCs w:val="18"/>
+              </w:rPr>
+              <w:t xml:space="preserve">FixedTermDeposit</w:t>
+            </w:r>
+            <w:r>
+              <w:rPr>
+                <w:sz w:val="18"/>
+                <w:szCs w:val="18"/>
+              </w:rPr>
+              <w:t xml:space="preserve">.</w:t>
+            </w:r>
+          </w:p>
+        </w:tc>
+      </w:tr>
+      <w:tr>
+        <w:trPr>
+          <w:tblHeader w:val="false"/>
+        </w:trPr>
+        <w:tc>
+          <w:tcPr>
+            <w:tcW w:type="dxa" w:w="3868"/>
+            <w:tcBorders>
+              <w:top w:val="single" w:color="9AA9B8" w:sz="4"/>
+              <w:left w:val="single" w:color="9AA9B8" w:sz="4"/>
+              <w:bottom w:val="single" w:color="9AA9B8" w:sz="4"/>
+              <w:right w:val="single" w:color="9AA9B8" w:sz="4"/>
+            </w:tcBorders>
+            <w:tcMar>
+              <w:top w:type="dxa" w:w="50"/>
+              <w:left w:type="dxa" w:w="90"/>
+              <w:bottom w:type="dxa" w:w="50"/>
+              <w:right w:type="dxa" w:w="90"/>
+            </w:tcMar>
+          </w:tcPr>
+          <w:p>
+            <w:r>
+              <w:rPr>
+                <w:sz w:val="18"/>
+                <w:szCs w:val="18"/>
+              </w:rPr>
+              <w:t xml:space="preserve">Card controls</w:t>
+            </w:r>
+          </w:p>
+        </w:tc>
+        <w:tc>
+          <w:tcPr>
+            <w:tcW w:type="dxa" w:w="5158"/>
+            <w:tcBorders>
+              <w:top w:val="single" w:color="9AA9B8" w:sz="4"/>
+              <w:left w:val="single" w:color="9AA9B8" w:sz="4"/>
+              <w:bottom w:val="single" w:color="9AA9B8" w:sz="4"/>
+              <w:right w:val="single" w:color="9AA9B8" w:sz="4"/>
+            </w:tcBorders>
+            <w:tcMar>
+              <w:top w:type="dxa" w:w="50"/>
+              <w:left w:type="dxa" w:w="90"/>
+              <w:bottom w:type="dxa" w:w="50"/>
+              <w:right w:type="dxa" w:w="90"/>
+            </w:tcMar>
+          </w:tcPr>
+          <w:p>
+            <w:r>
+              <w:rPr>
+                <w:sz w:val="18"/>
+                <w:szCs w:val="18"/>
+              </w:rPr>
+              <w:t xml:space="preserve">Usage switches set by the cardholder or card operations (online, international, cash, merchant category). </w:t>
+            </w:r>
+            <w:r>
+              <w:rPr>
+                <w:rFonts w:ascii="Consolas" w:cs="Consolas" w:eastAsia="Consolas" w:hAnsi="Consolas"/>
+                <w:sz w:val="18"/>
+                <w:szCs w:val="18"/>
+              </w:rPr>
+              <w:t xml:space="preserve">CardControl</w:t>
+            </w:r>
+            <w:r>
+              <w:rPr>
+                <w:sz w:val="18"/>
+                <w:szCs w:val="18"/>
+              </w:rPr>
+              <w:t xml:space="preserve">, with a validity period.</w:t>
+            </w:r>
+          </w:p>
+        </w:tc>
+      </w:tr>
+      <w:tr>
+        <w:trPr>
+          <w:tblHeader w:val="false"/>
+        </w:trPr>
+        <w:tc>
+          <w:tcPr>
+            <w:tcW w:type="dxa" w:w="3868"/>
+            <w:tcBorders>
+              <w:top w:val="single" w:color="9AA9B8" w:sz="4"/>
+              <w:left w:val="single" w:color="9AA9B8" w:sz="4"/>
+              <w:bottom w:val="single" w:color="9AA9B8" w:sz="4"/>
+              <w:right w:val="single" w:color="9AA9B8" w:sz="4"/>
+            </w:tcBorders>
+            <w:tcMar>
+              <w:top w:type="dxa" w:w="50"/>
+              <w:left w:type="dxa" w:w="90"/>
+              <w:bottom w:type="dxa" w:w="50"/>
+              <w:right w:type="dxa" w:w="90"/>
+            </w:tcMar>
+          </w:tcPr>
+          <w:p>
+            <w:r>
+              <w:rPr>
+                <w:sz w:val="18"/>
+                <w:szCs w:val="18"/>
+              </w:rPr>
+              <w:t xml:space="preserve">Biller / bill payment</w:t>
+            </w:r>
+          </w:p>
+        </w:tc>
+        <w:tc>
+          <w:tcPr>
+            <w:tcW w:type="dxa" w:w="5158"/>
+            <w:tcBorders>
+              <w:top w:val="single" w:color="9AA9B8" w:sz="4"/>
+              <w:left w:val="single" w:color="9AA9B8" w:sz="4"/>
+              <w:bottom w:val="single" w:color="9AA9B8" w:sz="4"/>
+              <w:right w:val="single" w:color="9AA9B8" w:sz="4"/>
+            </w:tcBorders>
+            <w:tcMar>
+              <w:top w:type="dxa" w:w="50"/>
+              <w:left w:type="dxa" w:w="90"/>
+              <w:bottom w:type="dxa" w:w="50"/>
+              <w:right w:type="dxa" w:w="90"/>
+            </w:tcMar>
+          </w:tcPr>
+          <w:p>
+            <w:r>
+              <w:rPr>
+                <w:sz w:val="18"/>
+                <w:szCs w:val="18"/>
+              </w:rPr>
+              <w:t xml:space="preserve">An organisation the bank collects payments for (utility, telecom, tax). </w:t>
+            </w:r>
+            <w:r>
+              <w:rPr>
+                <w:rFonts w:ascii="Consolas" w:cs="Consolas" w:eastAsia="Consolas" w:hAnsi="Consolas"/>
+                <w:sz w:val="18"/>
+                <w:szCs w:val="18"/>
+              </w:rPr>
+              <w:t xml:space="preserve">Biller</w:t>
+            </w:r>
+            <w:r>
+              <w:rPr>
+                <w:sz w:val="18"/>
+                <w:szCs w:val="18"/>
+              </w:rPr>
+              <w:t xml:space="preserve">, </w:t>
+            </w:r>
+            <w:r>
+              <w:rPr>
+                <w:rFonts w:ascii="Consolas" w:cs="Consolas" w:eastAsia="Consolas" w:hAnsi="Consolas"/>
+                <w:sz w:val="18"/>
+                <w:szCs w:val="18"/>
+              </w:rPr>
+              <w:t xml:space="preserve">BillPayment</w:t>
+            </w:r>
+            <w:r>
+              <w:rPr>
+                <w:sz w:val="18"/>
+                <w:szCs w:val="18"/>
+              </w:rPr>
+              <w:t xml:space="preserve"> with the customer's consumer reference.</w:t>
+            </w:r>
+          </w:p>
+        </w:tc>
+      </w:tr>
+      <w:tr>
+        <w:trPr>
+          <w:tblHeader w:val="false"/>
+        </w:trPr>
+        <w:tc>
+          <w:tcPr>
+            <w:tcW w:type="dxa" w:w="3868"/>
+            <w:tcBorders>
+              <w:top w:val="single" w:color="9AA9B8" w:sz="4"/>
+              <w:left w:val="single" w:color="9AA9B8" w:sz="4"/>
+              <w:bottom w:val="single" w:color="9AA9B8" w:sz="4"/>
+              <w:right w:val="single" w:color="9AA9B8" w:sz="4"/>
+            </w:tcBorders>
+            <w:tcMar>
+              <w:top w:type="dxa" w:w="50"/>
+              <w:left w:type="dxa" w:w="90"/>
+              <w:bottom w:type="dxa" w:w="50"/>
+              <w:right w:type="dxa" w:w="90"/>
+            </w:tcMar>
+          </w:tcPr>
+          <w:p>
+            <w:r>
+              <w:rPr>
+                <w:sz w:val="18"/>
+                <w:szCs w:val="18"/>
+              </w:rPr>
+              <w:t xml:space="preserve">Promise to pay</w:t>
+            </w:r>
+          </w:p>
+        </w:tc>
+        <w:tc>
+          <w:tcPr>
+            <w:tcW w:type="dxa" w:w="5158"/>
+            <w:tcBorders>
+              <w:top w:val="single" w:color="9AA9B8" w:sz="4"/>
+              <w:left w:val="single" w:color="9AA9B8" w:sz="4"/>
+              <w:bottom w:val="single" w:color="9AA9B8" w:sz="4"/>
+              <w:right w:val="single" w:color="9AA9B8" w:sz="4"/>
+            </w:tcBorders>
+            <w:tcMar>
+              <w:top w:type="dxa" w:w="50"/>
+              <w:left w:type="dxa" w:w="90"/>
+              <w:bottom w:type="dxa" w:w="50"/>
+              <w:right w:type="dxa" w:w="90"/>
+            </w:tcMar>
+          </w:tcPr>
+          <w:p>
+            <w:r>
+              <w:rPr>
+                <w:sz w:val="18"/>
+                <w:szCs w:val="18"/>
+              </w:rPr>
+              <w:t xml:space="preserve">A collections outcome: the customer commits to pay an amount by a date; later marked kept or broken. </w:t>
+            </w:r>
+            <w:r>
+              <w:rPr>
+                <w:rFonts w:ascii="Consolas" w:cs="Consolas" w:eastAsia="Consolas" w:hAnsi="Consolas"/>
+                <w:sz w:val="18"/>
+                <w:szCs w:val="18"/>
+              </w:rPr>
+              <w:t xml:space="preserve">PromiseToPay</w:t>
+            </w:r>
+            <w:r>
+              <w:rPr>
+                <w:sz w:val="18"/>
+                <w:szCs w:val="18"/>
+              </w:rPr>
+              <w:t xml:space="preserve">.</w:t>
+            </w:r>
+          </w:p>
+        </w:tc>
+      </w:tr>
+      <w:tr>
+        <w:trPr>
+          <w:tblHeader w:val="false"/>
+        </w:trPr>
+        <w:tc>
+          <w:tcPr>
+            <w:tcW w:type="dxa" w:w="3868"/>
+            <w:tcBorders>
+              <w:top w:val="single" w:color="9AA9B8" w:sz="4"/>
+              <w:left w:val="single" w:color="9AA9B8" w:sz="4"/>
+              <w:bottom w:val="single" w:color="9AA9B8" w:sz="4"/>
+              <w:right w:val="single" w:color="9AA9B8" w:sz="4"/>
+            </w:tcBorders>
+            <w:tcMar>
+              <w:top w:type="dxa" w:w="50"/>
+              <w:left w:type="dxa" w:w="90"/>
+              <w:bottom w:type="dxa" w:w="50"/>
+              <w:right w:type="dxa" w:w="90"/>
+            </w:tcMar>
+          </w:tcPr>
+          <w:p>
+            <w:r>
+              <w:rPr>
+                <w:sz w:val="18"/>
+                <w:szCs w:val="18"/>
+              </w:rPr>
+              <w:t xml:space="preserve">Record retention</w:t>
+            </w:r>
+          </w:p>
+        </w:tc>
+        <w:tc>
+          <w:tcPr>
+            <w:tcW w:type="dxa" w:w="5158"/>
+            <w:tcBorders>
+              <w:top w:val="single" w:color="9AA9B8" w:sz="4"/>
+              <w:left w:val="single" w:color="9AA9B8" w:sz="4"/>
+              <w:bottom w:val="single" w:color="9AA9B8" w:sz="4"/>
+              <w:right w:val="single" w:color="9AA9B8" w:sz="4"/>
+            </w:tcBorders>
+            <w:tcMar>
+              <w:top w:type="dxa" w:w="50"/>
+              <w:left w:type="dxa" w:w="90"/>
+              <w:bottom w:type="dxa" w:w="50"/>
+              <w:right w:type="dxa" w:w="90"/>
+            </w:tcMar>
+          </w:tcPr>
+          <w:p>
+            <w:r>
+              <w:rPr>
+                <w:sz w:val="18"/>
+                <w:szCs w:val="18"/>
+              </w:rPr>
+              <w:t xml:space="preserve">Financial records must be kept for years after the relationship or product ends; "deletion" becomes archiving. </w:t>
+            </w:r>
+            <w:r>
+              <w:rPr>
+                <w:rFonts w:ascii="Consolas" w:cs="Consolas" w:eastAsia="Consolas" w:hAnsi="Consolas"/>
+                <w:sz w:val="18"/>
+                <w:szCs w:val="18"/>
+              </w:rPr>
+              <w:t xml:space="preserve">archive_record</w:t>
+            </w:r>
+            <w:r>
+              <w:rPr>
+                <w:sz w:val="18"/>
+                <w:szCs w:val="18"/>
+              </w:rPr>
+              <w:t xml:space="preserve">, </w:t>
+            </w:r>
+            <w:r>
+              <w:rPr>
+                <w:rFonts w:ascii="Consolas" w:cs="Consolas" w:eastAsia="Consolas" w:hAnsi="Consolas"/>
+                <w:sz w:val="18"/>
+                <w:szCs w:val="18"/>
+              </w:rPr>
+              <w:t xml:space="preserve">retention_until</w:t>
+            </w:r>
+            <w:r>
+              <w:rPr>
+                <w:sz w:val="18"/>
+                <w:szCs w:val="18"/>
+              </w:rPr>
+              <w:t xml:space="preserve">.</w:t>
             </w:r>
           </w:p>
         </w:tc>
@@ -3068,7 +3632,22 @@
                 <w:sz w:val="18"/>
                 <w:szCs w:val="18"/>
               </w:rPr>
-              <w:t xml:space="preserve"> with a business segment, not an </w:t>
+              <w:t xml:space="preserve"> in the </w:t>
+            </w:r>
+            <w:r>
+              <w:rPr>
+                <w:rFonts w:ascii="Consolas" w:cs="Consolas" w:eastAsia="Consolas" w:hAnsi="Consolas"/>
+                <w:sz w:val="18"/>
+                <w:szCs w:val="18"/>
+              </w:rPr>
+              <w:t xml:space="preserve">SOLE_TRADER</w:t>
+            </w:r>
+            <w:r>
+              <w:rPr>
+                <w:sz w:val="18"/>
+                <w:szCs w:val="18"/>
+              </w:rPr>
+              <w:t xml:space="preserve"> segment with a recorded trading name, not an </w:t>
             </w:r>
             <w:r>
               <w:rPr>
@@ -4003,7 +4582,7 @@
                 <w:sz w:val="18"/>
                 <w:szCs w:val="18"/>
               </w:rPr>
-              <w:t xml:space="preserve">Nothing with business history is deleted. "Delete" means a status change (closed, inactive, cancelled, superseded) or a closed validity period.</w:t>
+              <w:t xml:space="preserve">Nothing with business history is deleted. "Delete" means a status change (closed, inactive, cancelled, superseded), a closed validity period, or archiving (A31, A32).</w:t>
             </w:r>
           </w:p>
         </w:tc>
@@ -5143,6 +5722,685 @@
                 <w:szCs w:val="18"/>
               </w:rPr>
               <w:t xml:space="preserve">Needs a zero balance, no funds on hold, no payment in progress and no live financing settling into the account. Closing cancels the account's cards and standing orders.</w:t>
+            </w:r>
+          </w:p>
+        </w:tc>
+      </w:tr>
+      <w:tr>
+        <w:trPr>
+          <w:tblHeader w:val="false"/>
+        </w:trPr>
+        <w:tc>
+          <w:tcPr>
+            <w:tcW w:type="dxa" w:w="564"/>
+            <w:tcBorders>
+              <w:top w:val="single" w:color="9AA9B8" w:sz="4"/>
+              <w:left w:val="single" w:color="9AA9B8" w:sz="4"/>
+              <w:bottom w:val="single" w:color="9AA9B8" w:sz="4"/>
+              <w:right w:val="single" w:color="9AA9B8" w:sz="4"/>
+            </w:tcBorders>
+            <w:tcMar>
+              <w:top w:type="dxa" w:w="50"/>
+              <w:left w:type="dxa" w:w="90"/>
+              <w:bottom w:type="dxa" w:w="50"/>
+              <w:right w:type="dxa" w:w="90"/>
+            </w:tcMar>
+          </w:tcPr>
+          <w:p>
+            <w:r>
+              <w:rPr>
+                <w:sz w:val="18"/>
+                <w:szCs w:val="18"/>
+              </w:rPr>
+              <w:t xml:space="preserve">A29</w:t>
+            </w:r>
+          </w:p>
+        </w:tc>
+        <w:tc>
+          <w:tcPr>
+            <w:tcW w:type="dxa" w:w="4230"/>
+            <w:tcBorders>
+              <w:top w:val="single" w:color="9AA9B8" w:sz="4"/>
+              <w:left w:val="single" w:color="9AA9B8" w:sz="4"/>
+              <w:bottom w:val="single" w:color="9AA9B8" w:sz="4"/>
+              <w:right w:val="single" w:color="9AA9B8" w:sz="4"/>
+            </w:tcBorders>
+            <w:tcMar>
+              <w:top w:type="dxa" w:w="50"/>
+              <w:left w:type="dxa" w:w="90"/>
+              <w:bottom w:type="dxa" w:w="50"/>
+              <w:right w:type="dxa" w:w="90"/>
+            </w:tcMar>
+          </w:tcPr>
+          <w:p>
+            <w:r>
+              <w:rPr>
+                <w:sz w:val="18"/>
+                <w:szCs w:val="18"/>
+              </w:rPr>
+              <w:t xml:space="preserve">High-value customers</w:t>
+            </w:r>
+          </w:p>
+        </w:tc>
+        <w:tc>
+          <w:tcPr>
+            <w:tcW w:type="dxa" w:w="4232"/>
+            <w:tcBorders>
+              <w:top w:val="single" w:color="9AA9B8" w:sz="4"/>
+              <w:left w:val="single" w:color="9AA9B8" w:sz="4"/>
+              <w:bottom w:val="single" w:color="9AA9B8" w:sz="4"/>
+              <w:right w:val="single" w:color="9AA9B8" w:sz="4"/>
+            </w:tcBorders>
+            <w:tcMar>
+              <w:top w:type="dxa" w:w="50"/>
+              <w:left w:type="dxa" w:w="90"/>
+              <w:bottom w:type="dxa" w:w="50"/>
+              <w:right w:type="dxa" w:w="90"/>
+            </w:tcMar>
+          </w:tcPr>
+          <w:p>
+            <w:r>
+              <w:rPr>
+                <w:sz w:val="18"/>
+                <w:szCs w:val="18"/>
+              </w:rPr>
+              <w:t xml:space="preserve">The </w:t>
+            </w:r>
+            <w:r>
+              <w:rPr>
+                <w:rFonts w:ascii="Consolas" w:cs="Consolas" w:eastAsia="Consolas" w:hAnsi="Consolas"/>
+                <w:sz w:val="18"/>
+                <w:szCs w:val="18"/>
+              </w:rPr>
+              <w:t xml:space="preserve">PRIVATE</w:t>
+            </w:r>
+            <w:r>
+              <w:rPr>
+                <w:sz w:val="18"/>
+                <w:szCs w:val="18"/>
+              </w:rPr>
+              <w:t xml:space="preserve"> segment requires enhanced due diligence: a verified source-of-wealth document in addition to identity. Organisations cannot use individual segments.</w:t>
+            </w:r>
+          </w:p>
+        </w:tc>
+      </w:tr>
+      <w:tr>
+        <w:trPr>
+          <w:tblHeader w:val="false"/>
+        </w:trPr>
+        <w:tc>
+          <w:tcPr>
+            <w:tcW w:type="dxa" w:w="564"/>
+            <w:tcBorders>
+              <w:top w:val="single" w:color="9AA9B8" w:sz="4"/>
+              <w:left w:val="single" w:color="9AA9B8" w:sz="4"/>
+              <w:bottom w:val="single" w:color="9AA9B8" w:sz="4"/>
+              <w:right w:val="single" w:color="9AA9B8" w:sz="4"/>
+            </w:tcBorders>
+            <w:tcMar>
+              <w:top w:type="dxa" w:w="50"/>
+              <w:left w:type="dxa" w:w="90"/>
+              <w:bottom w:type="dxa" w:w="50"/>
+              <w:right w:type="dxa" w:w="90"/>
+            </w:tcMar>
+          </w:tcPr>
+          <w:p>
+            <w:r>
+              <w:rPr>
+                <w:sz w:val="18"/>
+                <w:szCs w:val="18"/>
+              </w:rPr>
+              <w:t xml:space="preserve">A30</w:t>
+            </w:r>
+          </w:p>
+        </w:tc>
+        <w:tc>
+          <w:tcPr>
+            <w:tcW w:type="dxa" w:w="4230"/>
+            <w:tcBorders>
+              <w:top w:val="single" w:color="9AA9B8" w:sz="4"/>
+              <w:left w:val="single" w:color="9AA9B8" w:sz="4"/>
+              <w:bottom w:val="single" w:color="9AA9B8" w:sz="4"/>
+              <w:right w:val="single" w:color="9AA9B8" w:sz="4"/>
+            </w:tcBorders>
+            <w:tcMar>
+              <w:top w:type="dxa" w:w="50"/>
+              <w:left w:type="dxa" w:w="90"/>
+              <w:bottom w:type="dxa" w:w="50"/>
+              <w:right w:type="dxa" w:w="90"/>
+            </w:tcMar>
+          </w:tcPr>
+          <w:p>
+            <w:r>
+              <w:rPr>
+                <w:sz w:val="18"/>
+                <w:szCs w:val="18"/>
+              </w:rPr>
+              <w:t xml:space="preserve">Term deposits</w:t>
+            </w:r>
+          </w:p>
+        </w:tc>
+        <w:tc>
+          <w:tcPr>
+            <w:tcW w:type="dxa" w:w="4232"/>
+            <w:tcBorders>
+              <w:top w:val="single" w:color="9AA9B8" w:sz="4"/>
+              <w:left w:val="single" w:color="9AA9B8" w:sz="4"/>
+              <w:bottom w:val="single" w:color="9AA9B8" w:sz="4"/>
+              <w:right w:val="single" w:color="9AA9B8" w:sz="4"/>
+            </w:tcBorders>
+            <w:tcMar>
+              <w:top w:type="dxa" w:w="50"/>
+              <w:left w:type="dxa" w:w="90"/>
+              <w:bottom w:type="dxa" w:w="50"/>
+              <w:right w:type="dxa" w:w="90"/>
+            </w:tcMar>
+          </w:tcPr>
+          <w:p>
+            <w:r>
+              <w:rPr>
+                <w:sz w:val="18"/>
+                <w:szCs w:val="18"/>
+              </w:rPr>
+              <w:t xml:space="preserve">Funded once, from an account with the same holders; no withdrawals or top-ups before maturity. At maturity simple interest for the term and the principal go to the payout account and the deposit closes. Breaking early forfeits interest and charges the penalty rate in the pinned terms (1% in the demo).</w:t>
+            </w:r>
+          </w:p>
+        </w:tc>
+      </w:tr>
+      <w:tr>
+        <w:trPr>
+          <w:tblHeader w:val="false"/>
+        </w:trPr>
+        <w:tc>
+          <w:tcPr>
+            <w:tcW w:type="dxa" w:w="564"/>
+            <w:tcBorders>
+              <w:top w:val="single" w:color="9AA9B8" w:sz="4"/>
+              <w:left w:val="single" w:color="9AA9B8" w:sz="4"/>
+              <w:bottom w:val="single" w:color="9AA9B8" w:sz="4"/>
+              <w:right w:val="single" w:color="9AA9B8" w:sz="4"/>
+            </w:tcBorders>
+            <w:tcMar>
+              <w:top w:type="dxa" w:w="50"/>
+              <w:left w:type="dxa" w:w="90"/>
+              <w:bottom w:type="dxa" w:w="50"/>
+              <w:right w:type="dxa" w:w="90"/>
+            </w:tcMar>
+          </w:tcPr>
+          <w:p>
+            <w:r>
+              <w:rPr>
+                <w:sz w:val="18"/>
+                <w:szCs w:val="18"/>
+              </w:rPr>
+              <w:t xml:space="preserve">A31</w:t>
+            </w:r>
+          </w:p>
+        </w:tc>
+        <w:tc>
+          <w:tcPr>
+            <w:tcW w:type="dxa" w:w="4230"/>
+            <w:tcBorders>
+              <w:top w:val="single" w:color="9AA9B8" w:sz="4"/>
+              <w:left w:val="single" w:color="9AA9B8" w:sz="4"/>
+              <w:bottom w:val="single" w:color="9AA9B8" w:sz="4"/>
+              <w:right w:val="single" w:color="9AA9B8" w:sz="4"/>
+            </w:tcBorders>
+            <w:tcMar>
+              <w:top w:type="dxa" w:w="50"/>
+              <w:left w:type="dxa" w:w="90"/>
+              <w:bottom w:type="dxa" w:w="50"/>
+              <w:right w:type="dxa" w:w="90"/>
+            </w:tcMar>
+          </w:tcPr>
+          <w:p>
+            <w:r>
+              <w:rPr>
+                <w:sz w:val="18"/>
+                <w:szCs w:val="18"/>
+              </w:rPr>
+              <w:t xml:space="preserve">Record retention</w:t>
+            </w:r>
+          </w:p>
+        </w:tc>
+        <w:tc>
+          <w:tcPr>
+            <w:tcW w:type="dxa" w:w="4232"/>
+            <w:tcBorders>
+              <w:top w:val="single" w:color="9AA9B8" w:sz="4"/>
+              <w:left w:val="single" w:color="9AA9B8" w:sz="4"/>
+              <w:bottom w:val="single" w:color="9AA9B8" w:sz="4"/>
+              <w:right w:val="single" w:color="9AA9B8" w:sz="4"/>
+            </w:tcBorders>
+            <w:tcMar>
+              <w:top w:type="dxa" w:w="50"/>
+              <w:left w:type="dxa" w:w="90"/>
+              <w:bottom w:type="dxa" w:w="50"/>
+              <w:right w:type="dxa" w:w="90"/>
+            </w:tcMar>
+          </w:tcPr>
+          <w:p>
+            <w:r>
+              <w:rPr>
+                <w:sz w:val="18"/>
+                <w:szCs w:val="18"/>
+              </w:rPr>
+              <w:t xml:space="preserve">Records are retained at least 10 years after closure, settlement or the end of the relationship. A request to delete a financial record is always refused and logged, with the earliest destruction date.</w:t>
+            </w:r>
+          </w:p>
+        </w:tc>
+      </w:tr>
+      <w:tr>
+        <w:trPr>
+          <w:tblHeader w:val="false"/>
+        </w:trPr>
+        <w:tc>
+          <w:tcPr>
+            <w:tcW w:type="dxa" w:w="564"/>
+            <w:tcBorders>
+              <w:top w:val="single" w:color="9AA9B8" w:sz="4"/>
+              <w:left w:val="single" w:color="9AA9B8" w:sz="4"/>
+              <w:bottom w:val="single" w:color="9AA9B8" w:sz="4"/>
+              <w:right w:val="single" w:color="9AA9B8" w:sz="4"/>
+            </w:tcBorders>
+            <w:tcMar>
+              <w:top w:type="dxa" w:w="50"/>
+              <w:left w:type="dxa" w:w="90"/>
+              <w:bottom w:type="dxa" w:w="50"/>
+              <w:right w:type="dxa" w:w="90"/>
+            </w:tcMar>
+          </w:tcPr>
+          <w:p>
+            <w:r>
+              <w:rPr>
+                <w:sz w:val="18"/>
+                <w:szCs w:val="18"/>
+              </w:rPr>
+              <w:t xml:space="preserve">A32</w:t>
+            </w:r>
+          </w:p>
+        </w:tc>
+        <w:tc>
+          <w:tcPr>
+            <w:tcW w:type="dxa" w:w="4230"/>
+            <w:tcBorders>
+              <w:top w:val="single" w:color="9AA9B8" w:sz="4"/>
+              <w:left w:val="single" w:color="9AA9B8" w:sz="4"/>
+              <w:bottom w:val="single" w:color="9AA9B8" w:sz="4"/>
+              <w:right w:val="single" w:color="9AA9B8" w:sz="4"/>
+            </w:tcBorders>
+            <w:tcMar>
+              <w:top w:type="dxa" w:w="50"/>
+              <w:left w:type="dxa" w:w="90"/>
+              <w:bottom w:type="dxa" w:w="50"/>
+              <w:right w:type="dxa" w:w="90"/>
+            </w:tcMar>
+          </w:tcPr>
+          <w:p>
+            <w:r>
+              <w:rPr>
+                <w:sz w:val="18"/>
+                <w:szCs w:val="18"/>
+              </w:rPr>
+              <w:t xml:space="preserve">Archive vs delete</w:t>
+            </w:r>
+          </w:p>
+        </w:tc>
+        <w:tc>
+          <w:tcPr>
+            <w:tcW w:type="dxa" w:w="4232"/>
+            <w:tcBorders>
+              <w:top w:val="single" w:color="9AA9B8" w:sz="4"/>
+              <w:left w:val="single" w:color="9AA9B8" w:sz="4"/>
+              <w:bottom w:val="single" w:color="9AA9B8" w:sz="4"/>
+              <w:right w:val="single" w:color="9AA9B8" w:sz="4"/>
+            </w:tcBorders>
+            <w:tcMar>
+              <w:top w:type="dxa" w:w="50"/>
+              <w:left w:type="dxa" w:w="90"/>
+              <w:bottom w:type="dxa" w:w="50"/>
+              <w:right w:type="dxa" w:w="90"/>
+            </w:tcMar>
+          </w:tcPr>
+          <w:p>
+            <w:r>
+              <w:rPr>
+                <w:sz w:val="18"/>
+                <w:szCs w:val="18"/>
+              </w:rPr>
+              <w:t xml:space="preserve">Finished records can be archived: they leave the working lists but remain in every registry, report and history. The only real delete is a saved payee that no payment or standing order ever used.</w:t>
+            </w:r>
+          </w:p>
+        </w:tc>
+      </w:tr>
+      <w:tr>
+        <w:trPr>
+          <w:tblHeader w:val="false"/>
+        </w:trPr>
+        <w:tc>
+          <w:tcPr>
+            <w:tcW w:type="dxa" w:w="564"/>
+            <w:tcBorders>
+              <w:top w:val="single" w:color="9AA9B8" w:sz="4"/>
+              <w:left w:val="single" w:color="9AA9B8" w:sz="4"/>
+              <w:bottom w:val="single" w:color="9AA9B8" w:sz="4"/>
+              <w:right w:val="single" w:color="9AA9B8" w:sz="4"/>
+            </w:tcBorders>
+            <w:tcMar>
+              <w:top w:type="dxa" w:w="50"/>
+              <w:left w:type="dxa" w:w="90"/>
+              <w:bottom w:type="dxa" w:w="50"/>
+              <w:right w:type="dxa" w:w="90"/>
+            </w:tcMar>
+          </w:tcPr>
+          <w:p>
+            <w:r>
+              <w:rPr>
+                <w:sz w:val="18"/>
+                <w:szCs w:val="18"/>
+              </w:rPr>
+              <w:t xml:space="preserve">A33</w:t>
+            </w:r>
+          </w:p>
+        </w:tc>
+        <w:tc>
+          <w:tcPr>
+            <w:tcW w:type="dxa" w:w="4230"/>
+            <w:tcBorders>
+              <w:top w:val="single" w:color="9AA9B8" w:sz="4"/>
+              <w:left w:val="single" w:color="9AA9B8" w:sz="4"/>
+              <w:bottom w:val="single" w:color="9AA9B8" w:sz="4"/>
+              <w:right w:val="single" w:color="9AA9B8" w:sz="4"/>
+            </w:tcBorders>
+            <w:tcMar>
+              <w:top w:type="dxa" w:w="50"/>
+              <w:left w:type="dxa" w:w="90"/>
+              <w:bottom w:type="dxa" w:w="50"/>
+              <w:right w:type="dxa" w:w="90"/>
+            </w:tcMar>
+          </w:tcPr>
+          <w:p>
+            <w:r>
+              <w:rPr>
+                <w:sz w:val="18"/>
+                <w:szCs w:val="18"/>
+              </w:rPr>
+              <w:t xml:space="preserve">Card controls</w:t>
+            </w:r>
+          </w:p>
+        </w:tc>
+        <w:tc>
+          <w:tcPr>
+            <w:tcW w:type="dxa" w:w="4232"/>
+            <w:tcBorders>
+              <w:top w:val="single" w:color="9AA9B8" w:sz="4"/>
+              <w:left w:val="single" w:color="9AA9B8" w:sz="4"/>
+              <w:bottom w:val="single" w:color="9AA9B8" w:sz="4"/>
+              <w:right w:val="single" w:color="9AA9B8" w:sz="4"/>
+            </w:tcBorders>
+            <w:tcMar>
+              <w:top w:type="dxa" w:w="50"/>
+              <w:left w:type="dxa" w:w="90"/>
+              <w:bottom w:type="dxa" w:w="50"/>
+              <w:right w:type="dxa" w:w="90"/>
+            </w:tcMar>
+          </w:tcPr>
+          <w:p>
+            <w:r>
+              <w:rPr>
+                <w:sz w:val="18"/>
+                <w:szCs w:val="18"/>
+              </w:rPr>
+              <w:t xml:space="preserve">The cardholder or card operations may switch controls on and off; each control keeps its period. Controls apply to the card they were set on, not to its replacement.</w:t>
+            </w:r>
+          </w:p>
+        </w:tc>
+      </w:tr>
+      <w:tr>
+        <w:trPr>
+          <w:tblHeader w:val="false"/>
+        </w:trPr>
+        <w:tc>
+          <w:tcPr>
+            <w:tcW w:type="dxa" w:w="564"/>
+            <w:tcBorders>
+              <w:top w:val="single" w:color="9AA9B8" w:sz="4"/>
+              <w:left w:val="single" w:color="9AA9B8" w:sz="4"/>
+              <w:bottom w:val="single" w:color="9AA9B8" w:sz="4"/>
+              <w:right w:val="single" w:color="9AA9B8" w:sz="4"/>
+            </w:tcBorders>
+            <w:tcMar>
+              <w:top w:type="dxa" w:w="50"/>
+              <w:left w:type="dxa" w:w="90"/>
+              <w:bottom w:type="dxa" w:w="50"/>
+              <w:right w:type="dxa" w:w="90"/>
+            </w:tcMar>
+          </w:tcPr>
+          <w:p>
+            <w:r>
+              <w:rPr>
+                <w:sz w:val="18"/>
+                <w:szCs w:val="18"/>
+              </w:rPr>
+              <w:t xml:space="preserve">A34</w:t>
+            </w:r>
+          </w:p>
+        </w:tc>
+        <w:tc>
+          <w:tcPr>
+            <w:tcW w:type="dxa" w:w="4230"/>
+            <w:tcBorders>
+              <w:top w:val="single" w:color="9AA9B8" w:sz="4"/>
+              <w:left w:val="single" w:color="9AA9B8" w:sz="4"/>
+              <w:bottom w:val="single" w:color="9AA9B8" w:sz="4"/>
+              <w:right w:val="single" w:color="9AA9B8" w:sz="4"/>
+            </w:tcBorders>
+            <w:tcMar>
+              <w:top w:type="dxa" w:w="50"/>
+              <w:left w:type="dxa" w:w="90"/>
+              <w:bottom w:type="dxa" w:w="50"/>
+              <w:right w:type="dxa" w:w="90"/>
+            </w:tcMar>
+          </w:tcPr>
+          <w:p>
+            <w:r>
+              <w:rPr>
+                <w:sz w:val="18"/>
+                <w:szCs w:val="18"/>
+              </w:rPr>
+              <w:t xml:space="preserve">Bill payments</w:t>
+            </w:r>
+          </w:p>
+        </w:tc>
+        <w:tc>
+          <w:tcPr>
+            <w:tcW w:type="dxa" w:w="4232"/>
+            <w:tcBorders>
+              <w:top w:val="single" w:color="9AA9B8" w:sz="4"/>
+              <w:left w:val="single" w:color="9AA9B8" w:sz="4"/>
+              <w:bottom w:val="single" w:color="9AA9B8" w:sz="4"/>
+              <w:right w:val="single" w:color="9AA9B8" w:sz="4"/>
+            </w:tcBorders>
+            <w:tcMar>
+              <w:top w:type="dxa" w:w="50"/>
+              <w:left w:type="dxa" w:w="90"/>
+              <w:bottom w:type="dxa" w:w="50"/>
+              <w:right w:type="dxa" w:w="90"/>
+            </w:tcMar>
+          </w:tcPr>
+          <w:p>
+            <w:r>
+              <w:rPr>
+                <w:sz w:val="18"/>
+                <w:szCs w:val="18"/>
+              </w:rPr>
+              <w:t xml:space="preserve">Same authority, restriction and dual-control rules as transfers; they settle to a biller-settlement ledger. Large-transfer review does not apply to registered billers.</w:t>
+            </w:r>
+          </w:p>
+        </w:tc>
+      </w:tr>
+      <w:tr>
+        <w:trPr>
+          <w:tblHeader w:val="false"/>
+        </w:trPr>
+        <w:tc>
+          <w:tcPr>
+            <w:tcW w:type="dxa" w:w="564"/>
+            <w:tcBorders>
+              <w:top w:val="single" w:color="9AA9B8" w:sz="4"/>
+              <w:left w:val="single" w:color="9AA9B8" w:sz="4"/>
+              <w:bottom w:val="single" w:color="9AA9B8" w:sz="4"/>
+              <w:right w:val="single" w:color="9AA9B8" w:sz="4"/>
+            </w:tcBorders>
+            <w:tcMar>
+              <w:top w:type="dxa" w:w="50"/>
+              <w:left w:type="dxa" w:w="90"/>
+              <w:bottom w:type="dxa" w:w="50"/>
+              <w:right w:type="dxa" w:w="90"/>
+            </w:tcMar>
+          </w:tcPr>
+          <w:p>
+            <w:r>
+              <w:rPr>
+                <w:sz w:val="18"/>
+                <w:szCs w:val="18"/>
+              </w:rPr>
+              <w:t xml:space="preserve">A35</w:t>
+            </w:r>
+          </w:p>
+        </w:tc>
+        <w:tc>
+          <w:tcPr>
+            <w:tcW w:type="dxa" w:w="4230"/>
+            <w:tcBorders>
+              <w:top w:val="single" w:color="9AA9B8" w:sz="4"/>
+              <w:left w:val="single" w:color="9AA9B8" w:sz="4"/>
+              <w:bottom w:val="single" w:color="9AA9B8" w:sz="4"/>
+              <w:right w:val="single" w:color="9AA9B8" w:sz="4"/>
+            </w:tcBorders>
+            <w:tcMar>
+              <w:top w:type="dxa" w:w="50"/>
+              <w:left w:type="dxa" w:w="90"/>
+              <w:bottom w:type="dxa" w:w="50"/>
+              <w:right w:type="dxa" w:w="90"/>
+            </w:tcMar>
+          </w:tcPr>
+          <w:p>
+            <w:r>
+              <w:rPr>
+                <w:sz w:val="18"/>
+                <w:szCs w:val="18"/>
+              </w:rPr>
+              <w:t xml:space="preserve">Collections</w:t>
+            </w:r>
+          </w:p>
+        </w:tc>
+        <w:tc>
+          <w:tcPr>
+            <w:tcW w:type="dxa" w:w="4232"/>
+            <w:tcBorders>
+              <w:top w:val="single" w:color="9AA9B8" w:sz="4"/>
+              <w:left w:val="single" w:color="9AA9B8" w:sz="4"/>
+              <w:bottom w:val="single" w:color="9AA9B8" w:sz="4"/>
+              <w:right w:val="single" w:color="9AA9B8" w:sz="4"/>
+            </w:tcBorders>
+            <w:tcMar>
+              <w:top w:type="dxa" w:w="50"/>
+              <w:left w:type="dxa" w:w="90"/>
+              <w:bottom w:type="dxa" w:w="50"/>
+              <w:right w:type="dxa" w:w="90"/>
+            </w:tcMar>
+          </w:tcPr>
+          <w:p>
+            <w:r>
+              <w:rPr>
+                <w:sz w:val="18"/>
+                <w:szCs w:val="18"/>
+              </w:rPr>
+              <w:t xml:space="preserve">Collections cases are worked only by collections officers. A promise to pay is marked KEPT if the agreement has no overdue installment after the promised date, otherwise BROKEN, and a notice is sent.</w:t>
+            </w:r>
+          </w:p>
+        </w:tc>
+      </w:tr>
+      <w:tr>
+        <w:trPr>
+          <w:tblHeader w:val="false"/>
+        </w:trPr>
+        <w:tc>
+          <w:tcPr>
+            <w:tcW w:type="dxa" w:w="564"/>
+            <w:tcBorders>
+              <w:top w:val="single" w:color="9AA9B8" w:sz="4"/>
+              <w:left w:val="single" w:color="9AA9B8" w:sz="4"/>
+              <w:bottom w:val="single" w:color="9AA9B8" w:sz="4"/>
+              <w:right w:val="single" w:color="9AA9B8" w:sz="4"/>
+            </w:tcBorders>
+            <w:tcMar>
+              <w:top w:type="dxa" w:w="50"/>
+              <w:left w:type="dxa" w:w="90"/>
+              <w:bottom w:type="dxa" w:w="50"/>
+              <w:right w:type="dxa" w:w="90"/>
+            </w:tcMar>
+          </w:tcPr>
+          <w:p>
+            <w:r>
+              <w:rPr>
+                <w:sz w:val="18"/>
+                <w:szCs w:val="18"/>
+              </w:rPr>
+              <w:t xml:space="preserve">A36</w:t>
+            </w:r>
+          </w:p>
+        </w:tc>
+        <w:tc>
+          <w:tcPr>
+            <w:tcW w:type="dxa" w:w="4230"/>
+            <w:tcBorders>
+              <w:top w:val="single" w:color="9AA9B8" w:sz="4"/>
+              <w:left w:val="single" w:color="9AA9B8" w:sz="4"/>
+              <w:bottom w:val="single" w:color="9AA9B8" w:sz="4"/>
+              <w:right w:val="single" w:color="9AA9B8" w:sz="4"/>
+            </w:tcBorders>
+            <w:tcMar>
+              <w:top w:type="dxa" w:w="50"/>
+              <w:left w:type="dxa" w:w="90"/>
+              <w:bottom w:type="dxa" w:w="50"/>
+              <w:right w:type="dxa" w:w="90"/>
+            </w:tcMar>
+          </w:tcPr>
+          <w:p>
+            <w:r>
+              <w:rPr>
+                <w:sz w:val="18"/>
+                <w:szCs w:val="18"/>
+              </w:rPr>
+              <w:t xml:space="preserve">Audit access</w:t>
+            </w:r>
+          </w:p>
+        </w:tc>
+        <w:tc>
+          <w:tcPr>
+            <w:tcW w:type="dxa" w:w="4232"/>
+            <w:tcBorders>
+              <w:top w:val="single" w:color="9AA9B8" w:sz="4"/>
+              <w:left w:val="single" w:color="9AA9B8" w:sz="4"/>
+              <w:bottom w:val="single" w:color="9AA9B8" w:sz="4"/>
+              <w:right w:val="single" w:color="9AA9B8" w:sz="4"/>
+            </w:tcBorders>
+            <w:tcMar>
+              <w:top w:type="dxa" w:w="50"/>
+              <w:left w:type="dxa" w:w="90"/>
+              <w:bottom w:type="dxa" w:w="50"/>
+              <w:right w:type="dxa" w:w="90"/>
+            </w:tcMar>
+          </w:tcPr>
+          <w:p>
+            <w:r>
+              <w:rPr>
+                <w:sz w:val="18"/>
+                <w:szCs w:val="18"/>
+              </w:rPr>
+              <w:t xml:space="preserve">Only auditors and branch managers may run the approvals and authority audit, and each run is itself logged.</w:t>
             </w:r>
           </w:p>
         </w:tc>
@@ -5171,7 +6429,7 @@
         <w:t xml:space="preserve">Main records.</w:t>
       </w:r>
       <w:r>
-        <w:t xml:space="preserve"> Parties (people, companies, charities) with their documents, checks, officer roles, ownerships and mandates; the customer relationship; branches, employees and role assignments; product definitions with versioned terms; customer arrangements (current, savings, financing); immutable ledger entries, holds and restrictions; beneficiaries with versions; standing orders; transactions of several kinds; the bank's own general-ledger accounts; issued cards; financing applications, conditions, schedules and installments; cases (service requests, disputes, complaints, fraud alerts, investigations, collections) with notes and evidence; statements, notices and an audit log.</w:t>
+        <w:t xml:space="preserve"> Parties (people including sole traders and high-value customers, companies, charities) with their documents, checks, officer roles, ownerships and mandates; the customer relationship; branches, employees and role assignments; product definitions with versioned terms; customer arrangements (current, savings, fixed-term deposit, financing); immutable ledger entries, holds and restrictions; beneficiaries with versions; standing orders; transactions of several kinds; the bank's own general-ledger accounts; issued cards and their controls; billers; financing applications, conditions, schedules and installments; cases (service requests, disputes, complaints, fraud alerts, investigations, collections with promises to pay) with notes and evidence; statements, notices and an audit log.</w:t>
       </w:r>
     </w:p>
     <w:p>
@@ -5183,7 +6441,7 @@
         <w:t xml:space="preserve">Main workflows.</w:t>
       </w:r>
       <w:r>
-        <w:t xml:space="preserve"> Onboarding with KYC and relationship-manager assignment; account opening; cash deposits and withdrawals; beneficiary management and transfers with dual control; standing orders; card issuance, use, blocking and replacement; financing from application through delegated approval, conditions, disbursement, repayment, arrears, restructuring and settlement; fraud and compliance review; disputes and complaints; product and branch lifecycle.</w:t>
+        <w:t xml:space="preserve"> Onboarding with KYC (enhanced for high-value customers) and relationship-manager assignment; account opening; cash deposits and withdrawals; own-account transfers; term-deposit placement, maturity and early break; beneficiary management and transfers with dual control; bill payments; standing orders; card issuance, controls, use, blocking and replacement; financing from application through delegated approval, conditions, disbursement, repayment, arrears, restructuring and settlement; collections contacts and promises; fraud and compliance review; disputes and complaints; audit review; product and branch lifecycle; archiving and retention.</w:t>
       </w:r>
     </w:p>
     <w:p>
@@ -5290,6 +6548,3229 @@
     </w:p>
     <w:p>
       <w:pPr>
+        <w:pStyle w:val="Heading2"/>
+      </w:pPr>
+      <w:r>
+        <w:t xml:space="preserve">3.1 Answers to the questions the specification does not answer</w:t>
+      </w:r>
+    </w:p>
+    <w:tbl>
+      <w:tblPr>
+        <w:tblW w:type="dxa" w:w="9026"/>
+        <w:tblBorders>
+          <w:top w:val="single" w:color="auto" w:sz="4"/>
+          <w:left w:val="single" w:color="auto" w:sz="4"/>
+          <w:bottom w:val="single" w:color="auto" w:sz="4"/>
+          <w:right w:val="single" w:color="auto" w:sz="4"/>
+          <w:insideH w:val="single" w:color="auto" w:sz="4"/>
+          <w:insideV w:val="single" w:color="auto" w:sz="4"/>
+        </w:tblBorders>
+      </w:tblPr>
+      <w:tblGrid>
+        <w:gridCol w:w="4513"/>
+        <w:gridCol w:w="4513"/>
+      </w:tblGrid>
+      <w:tr>
+        <w:trPr>
+          <w:tblHeader/>
+        </w:trPr>
+        <w:tc>
+          <w:tcPr>
+            <w:tcW w:type="dxa" w:w="4513"/>
+            <w:tcBorders>
+              <w:top w:val="single" w:color="9AA9B8" w:sz="4"/>
+              <w:left w:val="single" w:color="9AA9B8" w:sz="4"/>
+              <w:bottom w:val="single" w:color="9AA9B8" w:sz="4"/>
+              <w:right w:val="single" w:color="9AA9B8" w:sz="4"/>
+            </w:tcBorders>
+            <w:shd w:fill="DDE7F0" w:color="auto" w:val="clear"/>
+            <w:tcMar>
+              <w:top w:type="dxa" w:w="50"/>
+              <w:left w:type="dxa" w:w="90"/>
+              <w:bottom w:type="dxa" w:w="50"/>
+              <w:right w:type="dxa" w:w="90"/>
+            </w:tcMar>
+          </w:tcPr>
+          <w:p>
+            <w:r>
+              <w:rPr>
+                <w:b/>
+                <w:bCs/>
+                <w:sz w:val="18"/>
+                <w:szCs w:val="18"/>
+              </w:rPr>
+              <w:t xml:space="preserve">Question in the brief</w:t>
+            </w:r>
+          </w:p>
+        </w:tc>
+        <w:tc>
+          <w:tcPr>
+            <w:tcW w:type="dxa" w:w="4513"/>
+            <w:tcBorders>
+              <w:top w:val="single" w:color="9AA9B8" w:sz="4"/>
+              <w:left w:val="single" w:color="9AA9B8" w:sz="4"/>
+              <w:bottom w:val="single" w:color="9AA9B8" w:sz="4"/>
+              <w:right w:val="single" w:color="9AA9B8" w:sz="4"/>
+            </w:tcBorders>
+            <w:shd w:fill="DDE7F0" w:color="auto" w:val="clear"/>
+            <w:tcMar>
+              <w:top w:type="dxa" w:w="50"/>
+              <w:left w:type="dxa" w:w="90"/>
+              <w:bottom w:type="dxa" w:w="50"/>
+              <w:right w:type="dxa" w:w="90"/>
+            </w:tcMar>
+          </w:tcPr>
+          <w:p>
+            <w:r>
+              <w:rPr>
+                <w:b/>
+                <w:bCs/>
+                <w:sz w:val="18"/>
+                <w:szCs w:val="18"/>
+              </w:rPr>
+              <w:t xml:space="preserve">Decision, and where it lives in the code</w:t>
+            </w:r>
+          </w:p>
+        </w:tc>
+      </w:tr>
+      <w:tr>
+        <w:trPr>
+          <w:tblHeader w:val="false"/>
+        </w:trPr>
+        <w:tc>
+          <w:tcPr>
+            <w:tcW w:type="dxa" w:w="4513"/>
+            <w:tcBorders>
+              <w:top w:val="single" w:color="9AA9B8" w:sz="4"/>
+              <w:left w:val="single" w:color="9AA9B8" w:sz="4"/>
+              <w:bottom w:val="single" w:color="9AA9B8" w:sz="4"/>
+              <w:right w:val="single" w:color="9AA9B8" w:sz="4"/>
+            </w:tcBorders>
+            <w:tcMar>
+              <w:top w:type="dxa" w:w="50"/>
+              <w:left w:type="dxa" w:w="90"/>
+              <w:bottom w:type="dxa" w:w="50"/>
+              <w:right w:type="dxa" w:w="90"/>
+            </w:tcMar>
+          </w:tcPr>
+          <w:p>
+            <w:r>
+              <w:rPr>
+                <w:sz w:val="18"/>
+                <w:szCs w:val="18"/>
+              </w:rPr>
+              <w:t xml:space="preserve">What is the relationship between a bank product definition and a customer's actual instance of that product?</w:t>
+            </w:r>
+          </w:p>
+        </w:tc>
+        <w:tc>
+          <w:tcPr>
+            <w:tcW w:type="dxa" w:w="4513"/>
+            <w:tcBorders>
+              <w:top w:val="single" w:color="9AA9B8" w:sz="4"/>
+              <w:left w:val="single" w:color="9AA9B8" w:sz="4"/>
+              <w:bottom w:val="single" w:color="9AA9B8" w:sz="4"/>
+              <w:right w:val="single" w:color="9AA9B8" w:sz="4"/>
+            </w:tcBorders>
+            <w:tcMar>
+              <w:top w:type="dxa" w:w="50"/>
+              <w:left w:type="dxa" w:w="90"/>
+              <w:bottom w:type="dxa" w:w="50"/>
+              <w:right w:type="dxa" w:w="90"/>
+            </w:tcMar>
+          </w:tcPr>
+          <w:p>
+            <w:r>
+              <w:rPr>
+                <w:sz w:val="18"/>
+                <w:szCs w:val="18"/>
+              </w:rPr>
+              <w:t xml:space="preserve">Two different classes. </w:t>
+            </w:r>
+            <w:r>
+              <w:rPr>
+                <w:rFonts w:ascii="Consolas" w:cs="Consolas" w:eastAsia="Consolas" w:hAnsi="Consolas"/>
+                <w:sz w:val="18"/>
+                <w:szCs w:val="18"/>
+              </w:rPr>
+              <w:t xml:space="preserve">ProductDefinition</w:t>
+            </w:r>
+            <w:r>
+              <w:rPr>
+                <w:sz w:val="18"/>
+                <w:szCs w:val="18"/>
+              </w:rPr>
+              <w:t xml:space="preserve"> is what the bank sells, with versioned </w:t>
+            </w:r>
+            <w:r>
+              <w:rPr>
+                <w:rFonts w:ascii="Consolas" w:cs="Consolas" w:eastAsia="Consolas" w:hAnsi="Consolas"/>
+                <w:sz w:val="18"/>
+                <w:szCs w:val="18"/>
+              </w:rPr>
+              <w:t xml:space="preserve">ProductTermsVersion</w:t>
+            </w:r>
+            <w:r>
+              <w:rPr>
+                <w:sz w:val="18"/>
+                <w:szCs w:val="18"/>
+              </w:rPr>
+              <w:t xml:space="preserve">s and a sale status. An </w:t>
+            </w:r>
+            <w:r>
+              <w:rPr>
+                <w:rFonts w:ascii="Consolas" w:cs="Consolas" w:eastAsia="Consolas" w:hAnsi="Consolas"/>
+                <w:sz w:val="18"/>
+                <w:szCs w:val="18"/>
+              </w:rPr>
+              <w:t xml:space="preserve">Arrangement</w:t>
+            </w:r>
+            <w:r>
+              <w:rPr>
+                <w:sz w:val="18"/>
+                <w:szCs w:val="18"/>
+              </w:rPr>
+              <w:t xml:space="preserve"> (current, savings, term deposit, financing) is one customer's instance; it pins the terms version in force when it was opened and keeps its own terms history (A10).</w:t>
+            </w:r>
+          </w:p>
+        </w:tc>
+      </w:tr>
+      <w:tr>
+        <w:trPr>
+          <w:tblHeader w:val="false"/>
+        </w:trPr>
+        <w:tc>
+          <w:tcPr>
+            <w:tcW w:type="dxa" w:w="4513"/>
+            <w:tcBorders>
+              <w:top w:val="single" w:color="9AA9B8" w:sz="4"/>
+              <w:left w:val="single" w:color="9AA9B8" w:sz="4"/>
+              <w:bottom w:val="single" w:color="9AA9B8" w:sz="4"/>
+              <w:right w:val="single" w:color="9AA9B8" w:sz="4"/>
+            </w:tcBorders>
+            <w:tcMar>
+              <w:top w:type="dxa" w:w="50"/>
+              <w:left w:type="dxa" w:w="90"/>
+              <w:bottom w:type="dxa" w:w="50"/>
+              <w:right w:type="dxa" w:w="90"/>
+            </w:tcMar>
+          </w:tcPr>
+          <w:p>
+            <w:r>
+              <w:rPr>
+                <w:sz w:val="18"/>
+                <w:szCs w:val="18"/>
+              </w:rPr>
+              <w:t xml:space="preserve">Is a person who is both a customer and an organisational signatory one thing or two records?</w:t>
+            </w:r>
+          </w:p>
+        </w:tc>
+        <w:tc>
+          <w:tcPr>
+            <w:tcW w:type="dxa" w:w="4513"/>
+            <w:tcBorders>
+              <w:top w:val="single" w:color="9AA9B8" w:sz="4"/>
+              <w:left w:val="single" w:color="9AA9B8" w:sz="4"/>
+              <w:bottom w:val="single" w:color="9AA9B8" w:sz="4"/>
+              <w:right w:val="single" w:color="9AA9B8" w:sz="4"/>
+            </w:tcBorders>
+            <w:tcMar>
+              <w:top w:type="dxa" w:w="50"/>
+              <w:left w:type="dxa" w:w="90"/>
+              <w:bottom w:type="dxa" w:w="50"/>
+              <w:right w:type="dxa" w:w="90"/>
+            </w:tcMar>
+          </w:tcPr>
+          <w:p>
+            <w:r>
+              <w:rPr>
+                <w:sz w:val="18"/>
+                <w:szCs w:val="18"/>
+              </w:rPr>
+              <w:t xml:space="preserve">One </w:t>
+            </w:r>
+            <w:r>
+              <w:rPr>
+                <w:rFonts w:ascii="Consolas" w:cs="Consolas" w:eastAsia="Consolas" w:hAnsi="Consolas"/>
+                <w:sz w:val="18"/>
+                <w:szCs w:val="18"/>
+              </w:rPr>
+              <w:t xml:space="preserve">Person</w:t>
+            </w:r>
+            <w:r>
+              <w:rPr>
+                <w:sz w:val="18"/>
+                <w:szCs w:val="18"/>
+              </w:rPr>
+              <w:t xml:space="preserve"> record. Being a customer is a </w:t>
+            </w:r>
+            <w:r>
+              <w:rPr>
+                <w:rFonts w:ascii="Consolas" w:cs="Consolas" w:eastAsia="Consolas" w:hAnsi="Consolas"/>
+                <w:sz w:val="18"/>
+                <w:szCs w:val="18"/>
+              </w:rPr>
+              <w:t xml:space="preserve">CustomerRelationship</w:t>
+            </w:r>
+            <w:r>
+              <w:rPr>
+                <w:sz w:val="18"/>
+                <w:szCs w:val="18"/>
+              </w:rPr>
+              <w:t xml:space="preserve">; being a signatory is a </w:t>
+            </w:r>
+            <w:r>
+              <w:rPr>
+                <w:rFonts w:ascii="Consolas" w:cs="Consolas" w:eastAsia="Consolas" w:hAnsi="Consolas"/>
+                <w:sz w:val="18"/>
+                <w:szCs w:val="18"/>
+              </w:rPr>
+              <w:t xml:space="preserve">Mandate</w:t>
+            </w:r>
+            <w:r>
+              <w:rPr>
+                <w:sz w:val="18"/>
+                <w:szCs w:val="18"/>
+              </w:rPr>
+              <w:t xml:space="preserve">; being a director an </w:t>
+            </w:r>
+            <w:r>
+              <w:rPr>
+                <w:rFonts w:ascii="Consolas" w:cs="Consolas" w:eastAsia="Consolas" w:hAnsi="Consolas"/>
+                <w:sz w:val="18"/>
+                <w:szCs w:val="18"/>
+              </w:rPr>
+              <w:t xml:space="preserve">OfficerRole</w:t>
+            </w:r>
+            <w:r>
+              <w:rPr>
+                <w:sz w:val="18"/>
+                <w:szCs w:val="18"/>
+              </w:rPr>
+              <w:t xml:space="preserve">; being staff an </w:t>
+            </w:r>
+            <w:r>
+              <w:rPr>
+                <w:rFonts w:ascii="Consolas" w:cs="Consolas" w:eastAsia="Consolas" w:hAnsi="Consolas"/>
+                <w:sz w:val="18"/>
+                <w:szCs w:val="18"/>
+              </w:rPr>
+              <w:t xml:space="preserve">Employee</w:t>
+            </w:r>
+            <w:r>
+              <w:rPr>
+                <w:sz w:val="18"/>
+                <w:szCs w:val="18"/>
+              </w:rPr>
+              <w:t xml:space="preserve">. Each is a separate object with its own validity period (A1; scenario 1, </w:t>
+            </w:r>
+            <w:r>
+              <w:rPr>
+                <w:rFonts w:ascii="Consolas" w:cs="Consolas" w:eastAsia="Consolas" w:hAnsi="Consolas"/>
+                <w:sz w:val="18"/>
+                <w:szCs w:val="18"/>
+              </w:rPr>
+              <w:t xml:space="preserve">capacities_of</w:t>
+            </w:r>
+            <w:r>
+              <w:rPr>
+                <w:sz w:val="18"/>
+                <w:szCs w:val="18"/>
+              </w:rPr>
+              <w:t xml:space="preserve">).</w:t>
+            </w:r>
+          </w:p>
+        </w:tc>
+      </w:tr>
+      <w:tr>
+        <w:trPr>
+          <w:tblHeader w:val="false"/>
+        </w:trPr>
+        <w:tc>
+          <w:tcPr>
+            <w:tcW w:type="dxa" w:w="4513"/>
+            <w:tcBorders>
+              <w:top w:val="single" w:color="9AA9B8" w:sz="4"/>
+              <w:left w:val="single" w:color="9AA9B8" w:sz="4"/>
+              <w:bottom w:val="single" w:color="9AA9B8" w:sz="4"/>
+              <w:right w:val="single" w:color="9AA9B8" w:sz="4"/>
+            </w:tcBorders>
+            <w:tcMar>
+              <w:top w:type="dxa" w:w="50"/>
+              <w:left w:type="dxa" w:w="90"/>
+              <w:bottom w:type="dxa" w:w="50"/>
+              <w:right w:type="dxa" w:w="90"/>
+            </w:tcMar>
+          </w:tcPr>
+          <w:p>
+            <w:r>
+              <w:rPr>
+                <w:sz w:val="18"/>
+                <w:szCs w:val="18"/>
+              </w:rPr>
+              <w:t xml:space="preserve">How should authority that existed only during a time period be represented?</w:t>
+            </w:r>
+          </w:p>
+        </w:tc>
+        <w:tc>
+          <w:tcPr>
+            <w:tcW w:type="dxa" w:w="4513"/>
+            <w:tcBorders>
+              <w:top w:val="single" w:color="9AA9B8" w:sz="4"/>
+              <w:left w:val="single" w:color="9AA9B8" w:sz="4"/>
+              <w:bottom w:val="single" w:color="9AA9B8" w:sz="4"/>
+              <w:right w:val="single" w:color="9AA9B8" w:sz="4"/>
+            </w:tcBorders>
+            <w:tcMar>
+              <w:top w:type="dxa" w:w="50"/>
+              <w:left w:type="dxa" w:w="90"/>
+              <w:bottom w:type="dxa" w:w="50"/>
+              <w:right w:type="dxa" w:w="90"/>
+            </w:tcMar>
+          </w:tcPr>
+          <w:p>
+            <w:r>
+              <w:rPr>
+                <w:sz w:val="18"/>
+                <w:szCs w:val="18"/>
+              </w:rPr>
+              <w:t xml:space="preserve">As an object with a </w:t>
+            </w:r>
+            <w:r>
+              <w:rPr>
+                <w:rFonts w:ascii="Consolas" w:cs="Consolas" w:eastAsia="Consolas" w:hAnsi="Consolas"/>
+                <w:sz w:val="18"/>
+                <w:szCs w:val="18"/>
+              </w:rPr>
+              <w:t xml:space="preserve">Period</w:t>
+            </w:r>
+            <w:r>
+              <w:rPr>
+                <w:sz w:val="18"/>
+                <w:szCs w:val="18"/>
+              </w:rPr>
+              <w:t xml:space="preserve"> [start, end). Revoking closes the period instead of deleting the mandate, and every payment stores the mandate it used, so </w:t>
+            </w:r>
+            <w:r>
+              <w:rPr>
+                <w:rFonts w:ascii="Consolas" w:cs="Consolas" w:eastAsia="Consolas" w:hAnsi="Consolas"/>
+                <w:sz w:val="18"/>
+                <w:szCs w:val="18"/>
+              </w:rPr>
+              <w:t xml:space="preserve">authority_on(org, person, date)</w:t>
+            </w:r>
+            <w:r>
+              <w:rPr>
+                <w:sz w:val="18"/>
+                <w:szCs w:val="18"/>
+              </w:rPr>
+              <w:t xml:space="preserve"> answers for any date (scenario 7).</w:t>
+            </w:r>
+          </w:p>
+        </w:tc>
+      </w:tr>
+      <w:tr>
+        <w:trPr>
+          <w:tblHeader w:val="false"/>
+        </w:trPr>
+        <w:tc>
+          <w:tcPr>
+            <w:tcW w:type="dxa" w:w="4513"/>
+            <w:tcBorders>
+              <w:top w:val="single" w:color="9AA9B8" w:sz="4"/>
+              <w:left w:val="single" w:color="9AA9B8" w:sz="4"/>
+              <w:bottom w:val="single" w:color="9AA9B8" w:sz="4"/>
+              <w:right w:val="single" w:color="9AA9B8" w:sz="4"/>
+            </w:tcBorders>
+            <w:tcMar>
+              <w:top w:type="dxa" w:w="50"/>
+              <w:left w:type="dxa" w:w="90"/>
+              <w:bottom w:type="dxa" w:w="50"/>
+              <w:right w:type="dxa" w:w="90"/>
+            </w:tcMar>
+          </w:tcPr>
+          <w:p>
+            <w:r>
+              <w:rPr>
+                <w:sz w:val="18"/>
+                <w:szCs w:val="18"/>
+              </w:rPr>
+              <w:t xml:space="preserve">Should a reversed transaction cease to exist or be counteracted by additional records?</w:t>
+            </w:r>
+          </w:p>
+        </w:tc>
+        <w:tc>
+          <w:tcPr>
+            <w:tcW w:type="dxa" w:w="4513"/>
+            <w:tcBorders>
+              <w:top w:val="single" w:color="9AA9B8" w:sz="4"/>
+              <w:left w:val="single" w:color="9AA9B8" w:sz="4"/>
+              <w:bottom w:val="single" w:color="9AA9B8" w:sz="4"/>
+              <w:right w:val="single" w:color="9AA9B8" w:sz="4"/>
+            </w:tcBorders>
+            <w:tcMar>
+              <w:top w:type="dxa" w:w="50"/>
+              <w:left w:type="dxa" w:w="90"/>
+              <w:bottom w:type="dxa" w:w="50"/>
+              <w:right w:type="dxa" w:w="90"/>
+            </w:tcMar>
+          </w:tcPr>
+          <w:p>
+            <w:r>
+              <w:rPr>
+                <w:sz w:val="18"/>
+                <w:szCs w:val="18"/>
+              </w:rPr>
+              <w:t xml:space="preserve">Counteracted. A </w:t>
+            </w:r>
+            <w:r>
+              <w:rPr>
+                <w:rFonts w:ascii="Consolas" w:cs="Consolas" w:eastAsia="Consolas" w:hAnsi="Consolas"/>
+                <w:sz w:val="18"/>
+                <w:szCs w:val="18"/>
+              </w:rPr>
+              <w:t xml:space="preserve">Reversal</w:t>
+            </w:r>
+            <w:r>
+              <w:rPr>
+                <w:sz w:val="18"/>
+                <w:szCs w:val="18"/>
+              </w:rPr>
+              <w:t xml:space="preserve"> is a new transaction with its own date, amount, reason and approval that posts equal and opposite entries; the original stays, marked </w:t>
+            </w:r>
+            <w:r>
+              <w:rPr>
+                <w:rFonts w:ascii="Consolas" w:cs="Consolas" w:eastAsia="Consolas" w:hAnsi="Consolas"/>
+                <w:sz w:val="18"/>
+                <w:szCs w:val="18"/>
+              </w:rPr>
+              <w:t xml:space="preserve">REVERSED</w:t>
+            </w:r>
+            <w:r>
+              <w:rPr>
+                <w:sz w:val="18"/>
+                <w:szCs w:val="18"/>
+              </w:rPr>
+              <w:t xml:space="preserve"> or </w:t>
+            </w:r>
+            <w:r>
+              <w:rPr>
+                <w:rFonts w:ascii="Consolas" w:cs="Consolas" w:eastAsia="Consolas" w:hAnsi="Consolas"/>
+                <w:sz w:val="18"/>
+                <w:szCs w:val="18"/>
+              </w:rPr>
+              <w:t xml:space="preserve">PARTIALLY_REVERSED</w:t>
+            </w:r>
+            <w:r>
+              <w:rPr>
+                <w:sz w:val="18"/>
+                <w:szCs w:val="18"/>
+              </w:rPr>
+              <w:t xml:space="preserve"> (scenario 4).</w:t>
+            </w:r>
+          </w:p>
+        </w:tc>
+      </w:tr>
+      <w:tr>
+        <w:trPr>
+          <w:tblHeader w:val="false"/>
+        </w:trPr>
+        <w:tc>
+          <w:tcPr>
+            <w:tcW w:type="dxa" w:w="4513"/>
+            <w:tcBorders>
+              <w:top w:val="single" w:color="9AA9B8" w:sz="4"/>
+              <w:left w:val="single" w:color="9AA9B8" w:sz="4"/>
+              <w:bottom w:val="single" w:color="9AA9B8" w:sz="4"/>
+              <w:right w:val="single" w:color="9AA9B8" w:sz="4"/>
+            </w:tcBorders>
+            <w:tcMar>
+              <w:top w:type="dxa" w:w="50"/>
+              <w:left w:type="dxa" w:w="90"/>
+              <w:bottom w:type="dxa" w:w="50"/>
+              <w:right w:type="dxa" w:w="90"/>
+            </w:tcMar>
+          </w:tcPr>
+          <w:p>
+            <w:r>
+              <w:rPr>
+                <w:sz w:val="18"/>
+                <w:szCs w:val="18"/>
+              </w:rPr>
+              <w:t xml:space="preserve">What does deletion mean in a financial system where history matters?</w:t>
+            </w:r>
+          </w:p>
+        </w:tc>
+        <w:tc>
+          <w:tcPr>
+            <w:tcW w:type="dxa" w:w="4513"/>
+            <w:tcBorders>
+              <w:top w:val="single" w:color="9AA9B8" w:sz="4"/>
+              <w:left w:val="single" w:color="9AA9B8" w:sz="4"/>
+              <w:bottom w:val="single" w:color="9AA9B8" w:sz="4"/>
+              <w:right w:val="single" w:color="9AA9B8" w:sz="4"/>
+            </w:tcBorders>
+            <w:tcMar>
+              <w:top w:type="dxa" w:w="50"/>
+              <w:left w:type="dxa" w:w="90"/>
+              <w:bottom w:type="dxa" w:w="50"/>
+              <w:right w:type="dxa" w:w="90"/>
+            </w:tcMar>
+          </w:tcPr>
+          <w:p>
+            <w:r>
+              <w:rPr>
+                <w:sz w:val="18"/>
+                <w:szCs w:val="18"/>
+              </w:rPr>
+              <w:t xml:space="preserve">Nothing with history is deleted. Ending something is a status change or a closed period; finished records can be archived (hidden from working lists, kept everywhere else) and must be retained at least 10 years; a deletion request is refused and logged. Only a payee that was never used can be deleted (A15, A31, A32; scenario 16).</w:t>
+            </w:r>
+          </w:p>
+        </w:tc>
+      </w:tr>
+      <w:tr>
+        <w:trPr>
+          <w:tblHeader w:val="false"/>
+        </w:trPr>
+        <w:tc>
+          <w:tcPr>
+            <w:tcW w:type="dxa" w:w="4513"/>
+            <w:tcBorders>
+              <w:top w:val="single" w:color="9AA9B8" w:sz="4"/>
+              <w:left w:val="single" w:color="9AA9B8" w:sz="4"/>
+              <w:bottom w:val="single" w:color="9AA9B8" w:sz="4"/>
+              <w:right w:val="single" w:color="9AA9B8" w:sz="4"/>
+            </w:tcBorders>
+            <w:tcMar>
+              <w:top w:type="dxa" w:w="50"/>
+              <w:left w:type="dxa" w:w="90"/>
+              <w:bottom w:type="dxa" w:w="50"/>
+              <w:right w:type="dxa" w:w="90"/>
+            </w:tcMar>
+          </w:tcPr>
+          <w:p>
+            <w:r>
+              <w:rPr>
+                <w:sz w:val="18"/>
+                <w:szCs w:val="18"/>
+              </w:rPr>
+              <w:t xml:space="preserve">Which similarities among savings facilities, transaction facilities, cards, financing, and investments justify inheritance and which do not?</w:t>
+            </w:r>
+          </w:p>
+        </w:tc>
+        <w:tc>
+          <w:tcPr>
+            <w:tcW w:type="dxa" w:w="4513"/>
+            <w:tcBorders>
+              <w:top w:val="single" w:color="9AA9B8" w:sz="4"/>
+              <w:left w:val="single" w:color="9AA9B8" w:sz="4"/>
+              <w:bottom w:val="single" w:color="9AA9B8" w:sz="4"/>
+              <w:right w:val="single" w:color="9AA9B8" w:sz="4"/>
+            </w:tcBorders>
+            <w:tcMar>
+              <w:top w:type="dxa" w:w="50"/>
+              <w:left w:type="dxa" w:w="90"/>
+              <w:bottom w:type="dxa" w:w="50"/>
+              <w:right w:type="dxa" w:w="90"/>
+            </w:tcMar>
+          </w:tcPr>
+          <w:p>
+            <w:r>
+              <w:rPr>
+                <w:sz w:val="18"/>
+                <w:szCs w:val="18"/>
+              </w:rPr>
+              <w:t xml:space="preserve">Savings, current and term deposits all hold customer money with a ledger and balances, so they share </w:t>
+            </w:r>
+            <w:r>
+              <w:rPr>
+                <w:rFonts w:ascii="Consolas" w:cs="Consolas" w:eastAsia="Consolas" w:hAnsi="Consolas"/>
+                <w:sz w:val="18"/>
+                <w:szCs w:val="18"/>
+              </w:rPr>
+              <w:t xml:space="preserve">DepositAccount</w:t>
+            </w:r>
+            <w:r>
+              <w:rPr>
+                <w:sz w:val="18"/>
+                <w:szCs w:val="18"/>
+              </w:rPr>
+              <w:t xml:space="preserve">, and each changes one behaviour (overdraft, withdrawal limit, fixed term). Financing shares only "a customer holds it under terms", so it is a sibling under </w:t>
+            </w:r>
+            <w:r>
+              <w:rPr>
+                <w:rFonts w:ascii="Consolas" w:cs="Consolas" w:eastAsia="Consolas" w:hAnsi="Consolas"/>
+                <w:sz w:val="18"/>
+                <w:szCs w:val="18"/>
+              </w:rPr>
+              <w:t xml:space="preserve">Arrangement</w:t>
+            </w:r>
+            <w:r>
+              <w:rPr>
+                <w:sz w:val="18"/>
+                <w:szCs w:val="18"/>
+              </w:rPr>
+              <w:t xml:space="preserve">. A card holds no money, so it is not an arrangement subclass but a credential linked to an account. Investment-like placement is modelled as the fixed-term deposit; market-linked investments would be a further </w:t>
+            </w:r>
+            <w:r>
+              <w:rPr>
+                <w:rFonts w:ascii="Consolas" w:cs="Consolas" w:eastAsia="Consolas" w:hAnsi="Consolas"/>
+                <w:sz w:val="18"/>
+                <w:szCs w:val="18"/>
+              </w:rPr>
+              <w:t xml:space="preserve">Arrangement</w:t>
+            </w:r>
+            <w:r>
+              <w:rPr>
+                <w:sz w:val="18"/>
+                <w:szCs w:val="18"/>
+              </w:rPr>
+              <w:t xml:space="preserve"> subclass with position records (section 10).</w:t>
+            </w:r>
+          </w:p>
+        </w:tc>
+      </w:tr>
+      <w:tr>
+        <w:trPr>
+          <w:tblHeader w:val="false"/>
+        </w:trPr>
+        <w:tc>
+          <w:tcPr>
+            <w:tcW w:type="dxa" w:w="4513"/>
+            <w:tcBorders>
+              <w:top w:val="single" w:color="9AA9B8" w:sz="4"/>
+              <w:left w:val="single" w:color="9AA9B8" w:sz="4"/>
+              <w:bottom w:val="single" w:color="9AA9B8" w:sz="4"/>
+              <w:right w:val="single" w:color="9AA9B8" w:sz="4"/>
+            </w:tcBorders>
+            <w:tcMar>
+              <w:top w:type="dxa" w:w="50"/>
+              <w:left w:type="dxa" w:w="90"/>
+              <w:bottom w:type="dxa" w:w="50"/>
+              <w:right w:type="dxa" w:w="90"/>
+            </w:tcMar>
+          </w:tcPr>
+          <w:p>
+            <w:r>
+              <w:rPr>
+                <w:sz w:val="18"/>
+                <w:szCs w:val="18"/>
+              </w:rPr>
+              <w:t xml:space="preserve">How should an employee's current role differ from the role under which an old approval was made?</w:t>
+            </w:r>
+          </w:p>
+        </w:tc>
+        <w:tc>
+          <w:tcPr>
+            <w:tcW w:type="dxa" w:w="4513"/>
+            <w:tcBorders>
+              <w:top w:val="single" w:color="9AA9B8" w:sz="4"/>
+              <w:left w:val="single" w:color="9AA9B8" w:sz="4"/>
+              <w:bottom w:val="single" w:color="9AA9B8" w:sz="4"/>
+              <w:right w:val="single" w:color="9AA9B8" w:sz="4"/>
+            </w:tcBorders>
+            <w:tcMar>
+              <w:top w:type="dxa" w:w="50"/>
+              <w:left w:type="dxa" w:w="90"/>
+              <w:bottom w:type="dxa" w:w="50"/>
+              <w:right w:type="dxa" w:w="90"/>
+            </w:tcMar>
+          </w:tcPr>
+          <w:p>
+            <w:r>
+              <w:rPr>
+                <w:sz w:val="18"/>
+                <w:szCs w:val="18"/>
+              </w:rPr>
+              <w:t xml:space="preserve">Roles are </w:t>
+            </w:r>
+            <w:r>
+              <w:rPr>
+                <w:rFonts w:ascii="Consolas" w:cs="Consolas" w:eastAsia="Consolas" w:hAnsi="Consolas"/>
+                <w:sz w:val="18"/>
+                <w:szCs w:val="18"/>
+              </w:rPr>
+              <w:t xml:space="preserve">RoleAssignment</w:t>
+            </w:r>
+            <w:r>
+              <w:rPr>
+                <w:sz w:val="18"/>
+                <w:szCs w:val="18"/>
+              </w:rPr>
+              <w:t xml:space="preserve"> periods on the </w:t>
+            </w:r>
+            <w:r>
+              <w:rPr>
+                <w:rFonts w:ascii="Consolas" w:cs="Consolas" w:eastAsia="Consolas" w:hAnsi="Consolas"/>
+                <w:sz w:val="18"/>
+                <w:szCs w:val="18"/>
+              </w:rPr>
+              <w:t xml:space="preserve">Employee</w:t>
+            </w:r>
+            <w:r>
+              <w:rPr>
+                <w:sz w:val="18"/>
+                <w:szCs w:val="18"/>
+              </w:rPr>
+              <w:t xml:space="preserve">. An </w:t>
+            </w:r>
+            <w:r>
+              <w:rPr>
+                <w:rFonts w:ascii="Consolas" w:cs="Consolas" w:eastAsia="Consolas" w:hAnsi="Consolas"/>
+                <w:sz w:val="18"/>
+                <w:szCs w:val="18"/>
+              </w:rPr>
+              <w:t xml:space="preserve">Approval</w:t>
+            </w:r>
+            <w:r>
+              <w:rPr>
+                <w:sz w:val="18"/>
+                <w:szCs w:val="18"/>
+              </w:rPr>
+              <w:t xml:space="preserve"> copies the role and branch held at the moment of decision, so a promotion never rewrites old decisions (scenario 6: Zainab's decisions still read "Credit officer").</w:t>
+            </w:r>
+          </w:p>
+        </w:tc>
+      </w:tr>
+      <w:tr>
+        <w:trPr>
+          <w:tblHeader w:val="false"/>
+        </w:trPr>
+        <w:tc>
+          <w:tcPr>
+            <w:tcW w:type="dxa" w:w="4513"/>
+            <w:tcBorders>
+              <w:top w:val="single" w:color="9AA9B8" w:sz="4"/>
+              <w:left w:val="single" w:color="9AA9B8" w:sz="4"/>
+              <w:bottom w:val="single" w:color="9AA9B8" w:sz="4"/>
+              <w:right w:val="single" w:color="9AA9B8" w:sz="4"/>
+            </w:tcBorders>
+            <w:tcMar>
+              <w:top w:type="dxa" w:w="50"/>
+              <w:left w:type="dxa" w:w="90"/>
+              <w:bottom w:type="dxa" w:w="50"/>
+              <w:right w:type="dxa" w:w="90"/>
+            </w:tcMar>
+          </w:tcPr>
+          <w:p>
+            <w:r>
+              <w:rPr>
+                <w:sz w:val="18"/>
+                <w:szCs w:val="18"/>
+              </w:rPr>
+              <w:t xml:space="preserve">When a product changes terms, do old customers automatically inherit new terms?</w:t>
+            </w:r>
+          </w:p>
+        </w:tc>
+        <w:tc>
+          <w:tcPr>
+            <w:tcW w:type="dxa" w:w="4513"/>
+            <w:tcBorders>
+              <w:top w:val="single" w:color="9AA9B8" w:sz="4"/>
+              <w:left w:val="single" w:color="9AA9B8" w:sz="4"/>
+              <w:bottom w:val="single" w:color="9AA9B8" w:sz="4"/>
+              <w:right w:val="single" w:color="9AA9B8" w:sz="4"/>
+            </w:tcBorders>
+            <w:tcMar>
+              <w:top w:type="dxa" w:w="50"/>
+              <w:left w:type="dxa" w:w="90"/>
+              <w:bottom w:type="dxa" w:w="50"/>
+              <w:right w:type="dxa" w:w="90"/>
+            </w:tcMar>
+          </w:tcPr>
+          <w:p>
+            <w:r>
+              <w:rPr>
+                <w:sz w:val="18"/>
+                <w:szCs w:val="18"/>
+              </w:rPr>
+              <w:t xml:space="preserve">No. Existing arrangements keep their pinned version until the bank migrates them explicitly, which sends a notice; the terms history shows which version applied on any date (A10; scenario 10).</w:t>
+            </w:r>
+          </w:p>
+        </w:tc>
+      </w:tr>
+    </w:tbl>
+    <w:p>
+      <w:pPr>
+        <w:spacing w:after="60"/>
+      </w:pPr>
+    </w:p>
+    <w:p>
+      <w:pPr>
+        <w:pStyle w:val="Heading2"/>
+      </w:pPr>
+      <w:r>
+        <w:t xml:space="preserve">3.2 Coverage of the brief</w:t>
+      </w:r>
+    </w:p>
+    <w:p>
+      <w:r>
+        <w:rPr>
+          <w:b/>
+          <w:bCs/>
+        </w:rPr>
+        <w:t xml:space="preserve">Participants named in the brief.</w:t>
+      </w:r>
+    </w:p>
+    <w:tbl>
+      <w:tblPr>
+        <w:tblW w:type="dxa" w:w="9026"/>
+        <w:tblBorders>
+          <w:top w:val="single" w:color="auto" w:sz="4"/>
+          <w:left w:val="single" w:color="auto" w:sz="4"/>
+          <w:bottom w:val="single" w:color="auto" w:sz="4"/>
+          <w:right w:val="single" w:color="auto" w:sz="4"/>
+          <w:insideH w:val="single" w:color="auto" w:sz="4"/>
+          <w:insideV w:val="single" w:color="auto" w:sz="4"/>
+        </w:tblBorders>
+      </w:tblPr>
+      <w:tblGrid>
+        <w:gridCol w:w="4275"/>
+        <w:gridCol w:w="4751"/>
+      </w:tblGrid>
+      <w:tr>
+        <w:trPr>
+          <w:tblHeader/>
+        </w:trPr>
+        <w:tc>
+          <w:tcPr>
+            <w:tcW w:type="dxa" w:w="4275"/>
+            <w:tcBorders>
+              <w:top w:val="single" w:color="9AA9B8" w:sz="4"/>
+              <w:left w:val="single" w:color="9AA9B8" w:sz="4"/>
+              <w:bottom w:val="single" w:color="9AA9B8" w:sz="4"/>
+              <w:right w:val="single" w:color="9AA9B8" w:sz="4"/>
+            </w:tcBorders>
+            <w:shd w:fill="DDE7F0" w:color="auto" w:val="clear"/>
+            <w:tcMar>
+              <w:top w:type="dxa" w:w="50"/>
+              <w:left w:type="dxa" w:w="90"/>
+              <w:bottom w:type="dxa" w:w="50"/>
+              <w:right w:type="dxa" w:w="90"/>
+            </w:tcMar>
+          </w:tcPr>
+          <w:p>
+            <w:r>
+              <w:rPr>
+                <w:b/>
+                <w:bCs/>
+                <w:sz w:val="18"/>
+                <w:szCs w:val="18"/>
+              </w:rPr>
+              <w:t xml:space="preserve">Participant</w:t>
+            </w:r>
+          </w:p>
+        </w:tc>
+        <w:tc>
+          <w:tcPr>
+            <w:tcW w:type="dxa" w:w="4751"/>
+            <w:tcBorders>
+              <w:top w:val="single" w:color="9AA9B8" w:sz="4"/>
+              <w:left w:val="single" w:color="9AA9B8" w:sz="4"/>
+              <w:bottom w:val="single" w:color="9AA9B8" w:sz="4"/>
+              <w:right w:val="single" w:color="9AA9B8" w:sz="4"/>
+            </w:tcBorders>
+            <w:shd w:fill="DDE7F0" w:color="auto" w:val="clear"/>
+            <w:tcMar>
+              <w:top w:type="dxa" w:w="50"/>
+              <w:left w:type="dxa" w:w="90"/>
+              <w:bottom w:type="dxa" w:w="50"/>
+              <w:right w:type="dxa" w:w="90"/>
+            </w:tcMar>
+          </w:tcPr>
+          <w:p>
+            <w:r>
+              <w:rPr>
+                <w:b/>
+                <w:bCs/>
+                <w:sz w:val="18"/>
+                <w:szCs w:val="18"/>
+              </w:rPr>
+              <w:t xml:space="preserve">How the model represents them</w:t>
+            </w:r>
+          </w:p>
+        </w:tc>
+      </w:tr>
+      <w:tr>
+        <w:trPr>
+          <w:tblHeader w:val="false"/>
+        </w:trPr>
+        <w:tc>
+          <w:tcPr>
+            <w:tcW w:type="dxa" w:w="4275"/>
+            <w:tcBorders>
+              <w:top w:val="single" w:color="9AA9B8" w:sz="4"/>
+              <w:left w:val="single" w:color="9AA9B8" w:sz="4"/>
+              <w:bottom w:val="single" w:color="9AA9B8" w:sz="4"/>
+              <w:right w:val="single" w:color="9AA9B8" w:sz="4"/>
+            </w:tcBorders>
+            <w:tcMar>
+              <w:top w:type="dxa" w:w="50"/>
+              <w:left w:type="dxa" w:w="90"/>
+              <w:bottom w:type="dxa" w:w="50"/>
+              <w:right w:type="dxa" w:w="90"/>
+            </w:tcMar>
+          </w:tcPr>
+          <w:p>
+            <w:r>
+              <w:rPr>
+                <w:sz w:val="18"/>
+                <w:szCs w:val="18"/>
+              </w:rPr>
+              <w:t xml:space="preserve">Individual and organisational customers</w:t>
+            </w:r>
+          </w:p>
+        </w:tc>
+        <w:tc>
+          <w:tcPr>
+            <w:tcW w:type="dxa" w:w="4751"/>
+            <w:tcBorders>
+              <w:top w:val="single" w:color="9AA9B8" w:sz="4"/>
+              <w:left w:val="single" w:color="9AA9B8" w:sz="4"/>
+              <w:bottom w:val="single" w:color="9AA9B8" w:sz="4"/>
+              <w:right w:val="single" w:color="9AA9B8" w:sz="4"/>
+            </w:tcBorders>
+            <w:tcMar>
+              <w:top w:type="dxa" w:w="50"/>
+              <w:left w:type="dxa" w:w="90"/>
+              <w:bottom w:type="dxa" w:w="50"/>
+              <w:right w:type="dxa" w:w="90"/>
+            </w:tcMar>
+          </w:tcPr>
+          <w:p>
+            <w:r>
+              <w:rPr>
+                <w:rFonts w:ascii="Consolas" w:cs="Consolas" w:eastAsia="Consolas" w:hAnsi="Consolas"/>
+                <w:sz w:val="18"/>
+                <w:szCs w:val="18"/>
+              </w:rPr>
+              <w:t xml:space="preserve">Person</w:t>
+            </w:r>
+            <w:r>
+              <w:rPr>
+                <w:sz w:val="18"/>
+                <w:szCs w:val="18"/>
+              </w:rPr>
+              <w:t xml:space="preserve">, </w:t>
+            </w:r>
+            <w:r>
+              <w:rPr>
+                <w:rFonts w:ascii="Consolas" w:cs="Consolas" w:eastAsia="Consolas" w:hAnsi="Consolas"/>
+                <w:sz w:val="18"/>
+                <w:szCs w:val="18"/>
+              </w:rPr>
+              <w:t xml:space="preserve">Company</w:t>
+            </w:r>
+            <w:r>
+              <w:rPr>
+                <w:sz w:val="18"/>
+                <w:szCs w:val="18"/>
+              </w:rPr>
+              <w:t xml:space="preserve">, </w:t>
+            </w:r>
+            <w:r>
+              <w:rPr>
+                <w:rFonts w:ascii="Consolas" w:cs="Consolas" w:eastAsia="Consolas" w:hAnsi="Consolas"/>
+                <w:sz w:val="18"/>
+                <w:szCs w:val="18"/>
+              </w:rPr>
+              <w:t xml:space="preserve">Charity</w:t>
+            </w:r>
+            <w:r>
+              <w:rPr>
+                <w:sz w:val="18"/>
+                <w:szCs w:val="18"/>
+              </w:rPr>
+              <w:t xml:space="preserve"> + </w:t>
+            </w:r>
+            <w:r>
+              <w:rPr>
+                <w:rFonts w:ascii="Consolas" w:cs="Consolas" w:eastAsia="Consolas" w:hAnsi="Consolas"/>
+                <w:sz w:val="18"/>
+                <w:szCs w:val="18"/>
+              </w:rPr>
+              <w:t xml:space="preserve">CustomerRelationship</w:t>
+            </w:r>
+            <w:r>
+              <w:rPr>
+                <w:sz w:val="18"/>
+                <w:szCs w:val="18"/>
+              </w:rPr>
+              <w:t xml:space="preserve">; segments RETAIL, SOLE_TRADER, PRIVATE, SME, CORPORATE, NON_PROFIT</w:t>
+            </w:r>
+          </w:p>
+        </w:tc>
+      </w:tr>
+      <w:tr>
+        <w:trPr>
+          <w:tblHeader w:val="false"/>
+        </w:trPr>
+        <w:tc>
+          <w:tcPr>
+            <w:tcW w:type="dxa" w:w="4275"/>
+            <w:tcBorders>
+              <w:top w:val="single" w:color="9AA9B8" w:sz="4"/>
+              <w:left w:val="single" w:color="9AA9B8" w:sz="4"/>
+              <w:bottom w:val="single" w:color="9AA9B8" w:sz="4"/>
+              <w:right w:val="single" w:color="9AA9B8" w:sz="4"/>
+            </w:tcBorders>
+            <w:tcMar>
+              <w:top w:type="dxa" w:w="50"/>
+              <w:left w:type="dxa" w:w="90"/>
+              <w:bottom w:type="dxa" w:w="50"/>
+              <w:right w:type="dxa" w:w="90"/>
+            </w:tcMar>
+          </w:tcPr>
+          <w:p>
+            <w:r>
+              <w:rPr>
+                <w:sz w:val="18"/>
+                <w:szCs w:val="18"/>
+              </w:rPr>
+              <w:t xml:space="preserve">Authorised signatories and beneficial owners</w:t>
+            </w:r>
+          </w:p>
+        </w:tc>
+        <w:tc>
+          <w:tcPr>
+            <w:tcW w:type="dxa" w:w="4751"/>
+            <w:tcBorders>
+              <w:top w:val="single" w:color="9AA9B8" w:sz="4"/>
+              <w:left w:val="single" w:color="9AA9B8" w:sz="4"/>
+              <w:bottom w:val="single" w:color="9AA9B8" w:sz="4"/>
+              <w:right w:val="single" w:color="9AA9B8" w:sz="4"/>
+            </w:tcBorders>
+            <w:tcMar>
+              <w:top w:type="dxa" w:w="50"/>
+              <w:left w:type="dxa" w:w="90"/>
+              <w:bottom w:type="dxa" w:w="50"/>
+              <w:right w:type="dxa" w:w="90"/>
+            </w:tcMar>
+          </w:tcPr>
+          <w:p>
+            <w:r>
+              <w:rPr>
+                <w:rFonts w:ascii="Consolas" w:cs="Consolas" w:eastAsia="Consolas" w:hAnsi="Consolas"/>
+                <w:sz w:val="18"/>
+                <w:szCs w:val="18"/>
+              </w:rPr>
+              <w:t xml:space="preserve">Mandate</w:t>
+            </w:r>
+            <w:r>
+              <w:rPr>
+                <w:sz w:val="18"/>
+                <w:szCs w:val="18"/>
+              </w:rPr>
+              <w:t xml:space="preserve"> (with limits and dual control), </w:t>
+            </w:r>
+            <w:r>
+              <w:rPr>
+                <w:rFonts w:ascii="Consolas" w:cs="Consolas" w:eastAsia="Consolas" w:hAnsi="Consolas"/>
+                <w:sz w:val="18"/>
+                <w:szCs w:val="18"/>
+              </w:rPr>
+              <w:t xml:space="preserve">BeneficialOwnership</w:t>
+            </w:r>
+            <w:r>
+              <w:rPr>
+                <w:sz w:val="18"/>
+                <w:szCs w:val="18"/>
+              </w:rPr>
+              <w:t xml:space="preserve"> (25% threshold)</w:t>
+            </w:r>
+          </w:p>
+        </w:tc>
+      </w:tr>
+      <w:tr>
+        <w:trPr>
+          <w:tblHeader w:val="false"/>
+        </w:trPr>
+        <w:tc>
+          <w:tcPr>
+            <w:tcW w:type="dxa" w:w="4275"/>
+            <w:tcBorders>
+              <w:top w:val="single" w:color="9AA9B8" w:sz="4"/>
+              <w:left w:val="single" w:color="9AA9B8" w:sz="4"/>
+              <w:bottom w:val="single" w:color="9AA9B8" w:sz="4"/>
+              <w:right w:val="single" w:color="9AA9B8" w:sz="4"/>
+            </w:tcBorders>
+            <w:tcMar>
+              <w:top w:type="dxa" w:w="50"/>
+              <w:left w:type="dxa" w:w="90"/>
+              <w:bottom w:type="dxa" w:w="50"/>
+              <w:right w:type="dxa" w:w="90"/>
+            </w:tcMar>
+          </w:tcPr>
+          <w:p>
+            <w:r>
+              <w:rPr>
+                <w:sz w:val="18"/>
+                <w:szCs w:val="18"/>
+              </w:rPr>
+              <w:t xml:space="preserve">Branch and customer-service staff</w:t>
+            </w:r>
+          </w:p>
+        </w:tc>
+        <w:tc>
+          <w:tcPr>
+            <w:tcW w:type="dxa" w:w="4751"/>
+            <w:tcBorders>
+              <w:top w:val="single" w:color="9AA9B8" w:sz="4"/>
+              <w:left w:val="single" w:color="9AA9B8" w:sz="4"/>
+              <w:bottom w:val="single" w:color="9AA9B8" w:sz="4"/>
+              <w:right w:val="single" w:color="9AA9B8" w:sz="4"/>
+            </w:tcBorders>
+            <w:tcMar>
+              <w:top w:type="dxa" w:w="50"/>
+              <w:left w:type="dxa" w:w="90"/>
+              <w:bottom w:type="dxa" w:w="50"/>
+              <w:right w:type="dxa" w:w="90"/>
+            </w:tcMar>
+          </w:tcPr>
+          <w:p>
+            <w:r>
+              <w:rPr>
+                <w:rFonts w:ascii="Consolas" w:cs="Consolas" w:eastAsia="Consolas" w:hAnsi="Consolas"/>
+                <w:sz w:val="18"/>
+                <w:szCs w:val="18"/>
+              </w:rPr>
+              <w:t xml:space="preserve">TELLER</w:t>
+            </w:r>
+            <w:r>
+              <w:rPr>
+                <w:sz w:val="18"/>
+                <w:szCs w:val="18"/>
+              </w:rPr>
+              <w:t xml:space="preserve">, </w:t>
+            </w:r>
+            <w:r>
+              <w:rPr>
+                <w:rFonts w:ascii="Consolas" w:cs="Consolas" w:eastAsia="Consolas" w:hAnsi="Consolas"/>
+                <w:sz w:val="18"/>
+                <w:szCs w:val="18"/>
+              </w:rPr>
+              <w:t xml:space="preserve">RELATIONSHIP_MANAGER</w:t>
+            </w:r>
+            <w:r>
+              <w:rPr>
+                <w:sz w:val="18"/>
+                <w:szCs w:val="18"/>
+              </w:rPr>
+              <w:t xml:space="preserve">, </w:t>
+            </w:r>
+            <w:r>
+              <w:rPr>
+                <w:rFonts w:ascii="Consolas" w:cs="Consolas" w:eastAsia="Consolas" w:hAnsi="Consolas"/>
+                <w:sz w:val="18"/>
+                <w:szCs w:val="18"/>
+              </w:rPr>
+              <w:t xml:space="preserve">BRANCH_MANAGER</w:t>
+            </w:r>
+            <w:r>
+              <w:rPr>
+                <w:sz w:val="18"/>
+                <w:szCs w:val="18"/>
+              </w:rPr>
+              <w:t xml:space="preserve"> roles; </w:t>
+            </w:r>
+            <w:r>
+              <w:rPr>
+                <w:rFonts w:ascii="Consolas" w:cs="Consolas" w:eastAsia="Consolas" w:hAnsi="Consolas"/>
+                <w:sz w:val="18"/>
+                <w:szCs w:val="18"/>
+              </w:rPr>
+              <w:t xml:space="preserve">ServiceRequest</w:t>
+            </w:r>
+            <w:r>
+              <w:rPr>
+                <w:sz w:val="18"/>
+                <w:szCs w:val="18"/>
+              </w:rPr>
+              <w:t xml:space="preserve">, </w:t>
+            </w:r>
+            <w:r>
+              <w:rPr>
+                <w:rFonts w:ascii="Consolas" w:cs="Consolas" w:eastAsia="Consolas" w:hAnsi="Consolas"/>
+                <w:sz w:val="18"/>
+                <w:szCs w:val="18"/>
+              </w:rPr>
+              <w:t xml:space="preserve">Complaint</w:t>
+            </w:r>
+          </w:p>
+        </w:tc>
+      </w:tr>
+      <w:tr>
+        <w:trPr>
+          <w:tblHeader w:val="false"/>
+        </w:trPr>
+        <w:tc>
+          <w:tcPr>
+            <w:tcW w:type="dxa" w:w="4275"/>
+            <w:tcBorders>
+              <w:top w:val="single" w:color="9AA9B8" w:sz="4"/>
+              <w:left w:val="single" w:color="9AA9B8" w:sz="4"/>
+              <w:bottom w:val="single" w:color="9AA9B8" w:sz="4"/>
+              <w:right w:val="single" w:color="9AA9B8" w:sz="4"/>
+            </w:tcBorders>
+            <w:tcMar>
+              <w:top w:type="dxa" w:w="50"/>
+              <w:left w:type="dxa" w:w="90"/>
+              <w:bottom w:type="dxa" w:w="50"/>
+              <w:right w:type="dxa" w:w="90"/>
+            </w:tcMar>
+          </w:tcPr>
+          <w:p>
+            <w:r>
+              <w:rPr>
+                <w:sz w:val="18"/>
+                <w:szCs w:val="18"/>
+              </w:rPr>
+              <w:t xml:space="preserve">Cash and operations personnel</w:t>
+            </w:r>
+          </w:p>
+        </w:tc>
+        <w:tc>
+          <w:tcPr>
+            <w:tcW w:type="dxa" w:w="4751"/>
+            <w:tcBorders>
+              <w:top w:val="single" w:color="9AA9B8" w:sz="4"/>
+              <w:left w:val="single" w:color="9AA9B8" w:sz="4"/>
+              <w:bottom w:val="single" w:color="9AA9B8" w:sz="4"/>
+              <w:right w:val="single" w:color="9AA9B8" w:sz="4"/>
+            </w:tcBorders>
+            <w:tcMar>
+              <w:top w:type="dxa" w:w="50"/>
+              <w:left w:type="dxa" w:w="90"/>
+              <w:bottom w:type="dxa" w:w="50"/>
+              <w:right w:type="dxa" w:w="90"/>
+            </w:tcMar>
+          </w:tcPr>
+          <w:p>
+            <w:r>
+              <w:rPr>
+                <w:rFonts w:ascii="Consolas" w:cs="Consolas" w:eastAsia="Consolas" w:hAnsi="Consolas"/>
+                <w:sz w:val="18"/>
+                <w:szCs w:val="18"/>
+              </w:rPr>
+              <w:t xml:space="preserve">TELLER</w:t>
+            </w:r>
+            <w:r>
+              <w:rPr>
+                <w:sz w:val="18"/>
+                <w:szCs w:val="18"/>
+              </w:rPr>
+              <w:t xml:space="preserve"> (cash via </w:t>
+            </w:r>
+            <w:r>
+              <w:rPr>
+                <w:rFonts w:ascii="Consolas" w:cs="Consolas" w:eastAsia="Consolas" w:hAnsi="Consolas"/>
+                <w:sz w:val="18"/>
+                <w:szCs w:val="18"/>
+              </w:rPr>
+              <w:t xml:space="preserve">CashTransaction</w:t>
+            </w:r>
+            <w:r>
+              <w:rPr>
+                <w:sz w:val="18"/>
+                <w:szCs w:val="18"/>
+              </w:rPr>
+              <w:t xml:space="preserve">), </w:t>
+            </w:r>
+            <w:r>
+              <w:rPr>
+                <w:rFonts w:ascii="Consolas" w:cs="Consolas" w:eastAsia="Consolas" w:hAnsi="Consolas"/>
+                <w:sz w:val="18"/>
+                <w:szCs w:val="18"/>
+              </w:rPr>
+              <w:t xml:space="preserve">OPERATIONS_OFFICER</w:t>
+            </w:r>
+            <w:r>
+              <w:rPr>
+                <w:sz w:val="18"/>
+                <w:szCs w:val="18"/>
+              </w:rPr>
+              <w:t xml:space="preserve"> (disbursement, reversals)</w:t>
+            </w:r>
+          </w:p>
+        </w:tc>
+      </w:tr>
+      <w:tr>
+        <w:trPr>
+          <w:tblHeader w:val="false"/>
+        </w:trPr>
+        <w:tc>
+          <w:tcPr>
+            <w:tcW w:type="dxa" w:w="4275"/>
+            <w:tcBorders>
+              <w:top w:val="single" w:color="9AA9B8" w:sz="4"/>
+              <w:left w:val="single" w:color="9AA9B8" w:sz="4"/>
+              <w:bottom w:val="single" w:color="9AA9B8" w:sz="4"/>
+              <w:right w:val="single" w:color="9AA9B8" w:sz="4"/>
+            </w:tcBorders>
+            <w:tcMar>
+              <w:top w:type="dxa" w:w="50"/>
+              <w:left w:type="dxa" w:w="90"/>
+              <w:bottom w:type="dxa" w:w="50"/>
+              <w:right w:type="dxa" w:w="90"/>
+            </w:tcMar>
+          </w:tcPr>
+          <w:p>
+            <w:r>
+              <w:rPr>
+                <w:sz w:val="18"/>
+                <w:szCs w:val="18"/>
+              </w:rPr>
+              <w:t xml:space="preserve">Relationship managers</w:t>
+            </w:r>
+          </w:p>
+        </w:tc>
+        <w:tc>
+          <w:tcPr>
+            <w:tcW w:type="dxa" w:w="4751"/>
+            <w:tcBorders>
+              <w:top w:val="single" w:color="9AA9B8" w:sz="4"/>
+              <w:left w:val="single" w:color="9AA9B8" w:sz="4"/>
+              <w:bottom w:val="single" w:color="9AA9B8" w:sz="4"/>
+              <w:right w:val="single" w:color="9AA9B8" w:sz="4"/>
+            </w:tcBorders>
+            <w:tcMar>
+              <w:top w:type="dxa" w:w="50"/>
+              <w:left w:type="dxa" w:w="90"/>
+              <w:bottom w:type="dxa" w:w="50"/>
+              <w:right w:type="dxa" w:w="90"/>
+            </w:tcMar>
+          </w:tcPr>
+          <w:p>
+            <w:r>
+              <w:rPr>
+                <w:rFonts w:ascii="Consolas" w:cs="Consolas" w:eastAsia="Consolas" w:hAnsi="Consolas"/>
+                <w:sz w:val="18"/>
+                <w:szCs w:val="18"/>
+              </w:rPr>
+              <w:t xml:space="preserve">CustomerRelationship.rm_history</w:t>
+            </w:r>
+            <w:r>
+              <w:rPr>
+                <w:sz w:val="18"/>
+                <w:szCs w:val="18"/>
+              </w:rPr>
+              <w:t xml:space="preserve">; exit blocked while managing customers</w:t>
+            </w:r>
+          </w:p>
+        </w:tc>
+      </w:tr>
+      <w:tr>
+        <w:trPr>
+          <w:tblHeader w:val="false"/>
+        </w:trPr>
+        <w:tc>
+          <w:tcPr>
+            <w:tcW w:type="dxa" w:w="4275"/>
+            <w:tcBorders>
+              <w:top w:val="single" w:color="9AA9B8" w:sz="4"/>
+              <w:left w:val="single" w:color="9AA9B8" w:sz="4"/>
+              <w:bottom w:val="single" w:color="9AA9B8" w:sz="4"/>
+              <w:right w:val="single" w:color="9AA9B8" w:sz="4"/>
+            </w:tcBorders>
+            <w:tcMar>
+              <w:top w:type="dxa" w:w="50"/>
+              <w:left w:type="dxa" w:w="90"/>
+              <w:bottom w:type="dxa" w:w="50"/>
+              <w:right w:type="dxa" w:w="90"/>
+            </w:tcMar>
+          </w:tcPr>
+          <w:p>
+            <w:r>
+              <w:rPr>
+                <w:sz w:val="18"/>
+                <w:szCs w:val="18"/>
+              </w:rPr>
+              <w:t xml:space="preserve">Lending / credit officers</w:t>
+            </w:r>
+          </w:p>
+        </w:tc>
+        <w:tc>
+          <w:tcPr>
+            <w:tcW w:type="dxa" w:w="4751"/>
+            <w:tcBorders>
+              <w:top w:val="single" w:color="9AA9B8" w:sz="4"/>
+              <w:left w:val="single" w:color="9AA9B8" w:sz="4"/>
+              <w:bottom w:val="single" w:color="9AA9B8" w:sz="4"/>
+              <w:right w:val="single" w:color="9AA9B8" w:sz="4"/>
+            </w:tcBorders>
+            <w:tcMar>
+              <w:top w:type="dxa" w:w="50"/>
+              <w:left w:type="dxa" w:w="90"/>
+              <w:bottom w:type="dxa" w:w="50"/>
+              <w:right w:type="dxa" w:w="90"/>
+            </w:tcMar>
+          </w:tcPr>
+          <w:p>
+            <w:r>
+              <w:rPr>
+                <w:rFonts w:ascii="Consolas" w:cs="Consolas" w:eastAsia="Consolas" w:hAnsi="Consolas"/>
+                <w:sz w:val="18"/>
+                <w:szCs w:val="18"/>
+              </w:rPr>
+              <w:t xml:space="preserve">CREDIT_OFFICER</w:t>
+            </w:r>
+            <w:r>
+              <w:rPr>
+                <w:sz w:val="18"/>
+                <w:szCs w:val="18"/>
+              </w:rPr>
+              <w:t xml:space="preserve">, </w:t>
+            </w:r>
+            <w:r>
+              <w:rPr>
+                <w:rFonts w:ascii="Consolas" w:cs="Consolas" w:eastAsia="Consolas" w:hAnsi="Consolas"/>
+                <w:sz w:val="18"/>
+                <w:szCs w:val="18"/>
+              </w:rPr>
+              <w:t xml:space="preserve">CREDIT_MANAGER</w:t>
+            </w:r>
+            <w:r>
+              <w:rPr>
+                <w:sz w:val="18"/>
+                <w:szCs w:val="18"/>
+              </w:rPr>
+              <w:t xml:space="preserve"> with delegated limits; </w:t>
+            </w:r>
+            <w:r>
+              <w:rPr>
+                <w:rFonts w:ascii="Consolas" w:cs="Consolas" w:eastAsia="Consolas" w:hAnsi="Consolas"/>
+                <w:sz w:val="18"/>
+                <w:szCs w:val="18"/>
+              </w:rPr>
+              <w:t xml:space="preserve">Approval</w:t>
+            </w:r>
+          </w:p>
+        </w:tc>
+      </w:tr>
+      <w:tr>
+        <w:trPr>
+          <w:tblHeader w:val="false"/>
+        </w:trPr>
+        <w:tc>
+          <w:tcPr>
+            <w:tcW w:type="dxa" w:w="4275"/>
+            <w:tcBorders>
+              <w:top w:val="single" w:color="9AA9B8" w:sz="4"/>
+              <w:left w:val="single" w:color="9AA9B8" w:sz="4"/>
+              <w:bottom w:val="single" w:color="9AA9B8" w:sz="4"/>
+              <w:right w:val="single" w:color="9AA9B8" w:sz="4"/>
+            </w:tcBorders>
+            <w:tcMar>
+              <w:top w:type="dxa" w:w="50"/>
+              <w:left w:type="dxa" w:w="90"/>
+              <w:bottom w:type="dxa" w:w="50"/>
+              <w:right w:type="dxa" w:w="90"/>
+            </w:tcMar>
+          </w:tcPr>
+          <w:p>
+            <w:r>
+              <w:rPr>
+                <w:sz w:val="18"/>
+                <w:szCs w:val="18"/>
+              </w:rPr>
+              <w:t xml:space="preserve">Card operations and payments staff</w:t>
+            </w:r>
+          </w:p>
+        </w:tc>
+        <w:tc>
+          <w:tcPr>
+            <w:tcW w:type="dxa" w:w="4751"/>
+            <w:tcBorders>
+              <w:top w:val="single" w:color="9AA9B8" w:sz="4"/>
+              <w:left w:val="single" w:color="9AA9B8" w:sz="4"/>
+              <w:bottom w:val="single" w:color="9AA9B8" w:sz="4"/>
+              <w:right w:val="single" w:color="9AA9B8" w:sz="4"/>
+            </w:tcBorders>
+            <w:tcMar>
+              <w:top w:type="dxa" w:w="50"/>
+              <w:left w:type="dxa" w:w="90"/>
+              <w:bottom w:type="dxa" w:w="50"/>
+              <w:right w:type="dxa" w:w="90"/>
+            </w:tcMar>
+          </w:tcPr>
+          <w:p>
+            <w:r>
+              <w:rPr>
+                <w:rFonts w:ascii="Consolas" w:cs="Consolas" w:eastAsia="Consolas" w:hAnsi="Consolas"/>
+                <w:sz w:val="18"/>
+                <w:szCs w:val="18"/>
+              </w:rPr>
+              <w:t xml:space="preserve">CARD_OPERATIONS</w:t>
+            </w:r>
+            <w:r>
+              <w:rPr>
+                <w:sz w:val="18"/>
+                <w:szCs w:val="18"/>
+              </w:rPr>
+              <w:t xml:space="preserve"> (issue, replace, limits, controls, reversals); billers registered by payments operations</w:t>
+            </w:r>
+          </w:p>
+        </w:tc>
+      </w:tr>
+      <w:tr>
+        <w:trPr>
+          <w:tblHeader w:val="false"/>
+        </w:trPr>
+        <w:tc>
+          <w:tcPr>
+            <w:tcW w:type="dxa" w:w="4275"/>
+            <w:tcBorders>
+              <w:top w:val="single" w:color="9AA9B8" w:sz="4"/>
+              <w:left w:val="single" w:color="9AA9B8" w:sz="4"/>
+              <w:bottom w:val="single" w:color="9AA9B8" w:sz="4"/>
+              <w:right w:val="single" w:color="9AA9B8" w:sz="4"/>
+            </w:tcBorders>
+            <w:tcMar>
+              <w:top w:type="dxa" w:w="50"/>
+              <w:left w:type="dxa" w:w="90"/>
+              <w:bottom w:type="dxa" w:w="50"/>
+              <w:right w:type="dxa" w:w="90"/>
+            </w:tcMar>
+          </w:tcPr>
+          <w:p>
+            <w:r>
+              <w:rPr>
+                <w:sz w:val="18"/>
+                <w:szCs w:val="18"/>
+              </w:rPr>
+              <w:t xml:space="preserve">Fraud and compliance analysts</w:t>
+            </w:r>
+          </w:p>
+        </w:tc>
+        <w:tc>
+          <w:tcPr>
+            <w:tcW w:type="dxa" w:w="4751"/>
+            <w:tcBorders>
+              <w:top w:val="single" w:color="9AA9B8" w:sz="4"/>
+              <w:left w:val="single" w:color="9AA9B8" w:sz="4"/>
+              <w:bottom w:val="single" w:color="9AA9B8" w:sz="4"/>
+              <w:right w:val="single" w:color="9AA9B8" w:sz="4"/>
+            </w:tcBorders>
+            <w:tcMar>
+              <w:top w:type="dxa" w:w="50"/>
+              <w:left w:type="dxa" w:w="90"/>
+              <w:bottom w:type="dxa" w:w="50"/>
+              <w:right w:type="dxa" w:w="90"/>
+            </w:tcMar>
+          </w:tcPr>
+          <w:p>
+            <w:r>
+              <w:rPr>
+                <w:rFonts w:ascii="Consolas" w:cs="Consolas" w:eastAsia="Consolas" w:hAnsi="Consolas"/>
+                <w:sz w:val="18"/>
+                <w:szCs w:val="18"/>
+              </w:rPr>
+              <w:t xml:space="preserve">FraudAlert</w:t>
+            </w:r>
+            <w:r>
+              <w:rPr>
+                <w:sz w:val="18"/>
+                <w:szCs w:val="18"/>
+              </w:rPr>
+              <w:t xml:space="preserve">, </w:t>
+            </w:r>
+            <w:r>
+              <w:rPr>
+                <w:rFonts w:ascii="Consolas" w:cs="Consolas" w:eastAsia="Consolas" w:hAnsi="Consolas"/>
+                <w:sz w:val="18"/>
+                <w:szCs w:val="18"/>
+              </w:rPr>
+              <w:t xml:space="preserve">ComplianceInvestigation</w:t>
+            </w:r>
+            <w:r>
+              <w:rPr>
+                <w:sz w:val="18"/>
+                <w:szCs w:val="18"/>
+              </w:rPr>
+              <w:t xml:space="preserve">, </w:t>
+            </w:r>
+            <w:r>
+              <w:rPr>
+                <w:rFonts w:ascii="Consolas" w:cs="Consolas" w:eastAsia="Consolas" w:hAnsi="Consolas"/>
+                <w:sz w:val="18"/>
+                <w:szCs w:val="18"/>
+              </w:rPr>
+              <w:t xml:space="preserve">Restriction</w:t>
+            </w:r>
+            <w:r>
+              <w:rPr>
+                <w:sz w:val="18"/>
+                <w:szCs w:val="18"/>
+              </w:rPr>
+              <w:t xml:space="preserve">; </w:t>
+            </w:r>
+            <w:r>
+              <w:rPr>
+                <w:rFonts w:ascii="Consolas" w:cs="Consolas" w:eastAsia="Consolas" w:hAnsi="Consolas"/>
+                <w:sz w:val="18"/>
+                <w:szCs w:val="18"/>
+              </w:rPr>
+              <w:t xml:space="preserve">COMPLIANCE_ANALYST</w:t>
+            </w:r>
+            <w:r>
+              <w:rPr>
+                <w:sz w:val="18"/>
+                <w:szCs w:val="18"/>
+              </w:rPr>
+              <w:t xml:space="preserve"> role</w:t>
+            </w:r>
+          </w:p>
+        </w:tc>
+      </w:tr>
+      <w:tr>
+        <w:trPr>
+          <w:tblHeader w:val="false"/>
+        </w:trPr>
+        <w:tc>
+          <w:tcPr>
+            <w:tcW w:type="dxa" w:w="4275"/>
+            <w:tcBorders>
+              <w:top w:val="single" w:color="9AA9B8" w:sz="4"/>
+              <w:left w:val="single" w:color="9AA9B8" w:sz="4"/>
+              <w:bottom w:val="single" w:color="9AA9B8" w:sz="4"/>
+              <w:right w:val="single" w:color="9AA9B8" w:sz="4"/>
+            </w:tcBorders>
+            <w:tcMar>
+              <w:top w:type="dxa" w:w="50"/>
+              <w:left w:type="dxa" w:w="90"/>
+              <w:bottom w:type="dxa" w:w="50"/>
+              <w:right w:type="dxa" w:w="90"/>
+            </w:tcMar>
+          </w:tcPr>
+          <w:p>
+            <w:r>
+              <w:rPr>
+                <w:sz w:val="18"/>
+                <w:szCs w:val="18"/>
+              </w:rPr>
+              <w:t xml:space="preserve">Collections personnel</w:t>
+            </w:r>
+          </w:p>
+        </w:tc>
+        <w:tc>
+          <w:tcPr>
+            <w:tcW w:type="dxa" w:w="4751"/>
+            <w:tcBorders>
+              <w:top w:val="single" w:color="9AA9B8" w:sz="4"/>
+              <w:left w:val="single" w:color="9AA9B8" w:sz="4"/>
+              <w:bottom w:val="single" w:color="9AA9B8" w:sz="4"/>
+              <w:right w:val="single" w:color="9AA9B8" w:sz="4"/>
+            </w:tcBorders>
+            <w:tcMar>
+              <w:top w:type="dxa" w:w="50"/>
+              <w:left w:type="dxa" w:w="90"/>
+              <w:bottom w:type="dxa" w:w="50"/>
+              <w:right w:type="dxa" w:w="90"/>
+            </w:tcMar>
+          </w:tcPr>
+          <w:p>
+            <w:r>
+              <w:rPr>
+                <w:rFonts w:ascii="Consolas" w:cs="Consolas" w:eastAsia="Consolas" w:hAnsi="Consolas"/>
+                <w:sz w:val="18"/>
+                <w:szCs w:val="18"/>
+              </w:rPr>
+              <w:t xml:space="preserve">COLLECTIONS_OFFICER</w:t>
+            </w:r>
+            <w:r>
+              <w:rPr>
+                <w:sz w:val="18"/>
+                <w:szCs w:val="18"/>
+              </w:rPr>
+              <w:t xml:space="preserve"> works </w:t>
+            </w:r>
+            <w:r>
+              <w:rPr>
+                <w:rFonts w:ascii="Consolas" w:cs="Consolas" w:eastAsia="Consolas" w:hAnsi="Consolas"/>
+                <w:sz w:val="18"/>
+                <w:szCs w:val="18"/>
+              </w:rPr>
+              <w:t xml:space="preserve">CollectionsCase</w:t>
+            </w:r>
+            <w:r>
+              <w:rPr>
+                <w:sz w:val="18"/>
+                <w:szCs w:val="18"/>
+              </w:rPr>
+              <w:t xml:space="preserve">s and records </w:t>
+            </w:r>
+            <w:r>
+              <w:rPr>
+                <w:rFonts w:ascii="Consolas" w:cs="Consolas" w:eastAsia="Consolas" w:hAnsi="Consolas"/>
+                <w:sz w:val="18"/>
+                <w:szCs w:val="18"/>
+              </w:rPr>
+              <w:t xml:space="preserve">PromiseToPay</w:t>
+            </w:r>
+          </w:p>
+        </w:tc>
+      </w:tr>
+      <w:tr>
+        <w:trPr>
+          <w:tblHeader w:val="false"/>
+        </w:trPr>
+        <w:tc>
+          <w:tcPr>
+            <w:tcW w:type="dxa" w:w="4275"/>
+            <w:tcBorders>
+              <w:top w:val="single" w:color="9AA9B8" w:sz="4"/>
+              <w:left w:val="single" w:color="9AA9B8" w:sz="4"/>
+              <w:bottom w:val="single" w:color="9AA9B8" w:sz="4"/>
+              <w:right w:val="single" w:color="9AA9B8" w:sz="4"/>
+            </w:tcBorders>
+            <w:tcMar>
+              <w:top w:type="dxa" w:w="50"/>
+              <w:left w:type="dxa" w:w="90"/>
+              <w:bottom w:type="dxa" w:w="50"/>
+              <w:right w:type="dxa" w:w="90"/>
+            </w:tcMar>
+          </w:tcPr>
+          <w:p>
+            <w:r>
+              <w:rPr>
+                <w:sz w:val="18"/>
+                <w:szCs w:val="18"/>
+              </w:rPr>
+              <w:t xml:space="preserve">Auditors and management</w:t>
+            </w:r>
+          </w:p>
+        </w:tc>
+        <w:tc>
+          <w:tcPr>
+            <w:tcW w:type="dxa" w:w="4751"/>
+            <w:tcBorders>
+              <w:top w:val="single" w:color="9AA9B8" w:sz="4"/>
+              <w:left w:val="single" w:color="9AA9B8" w:sz="4"/>
+              <w:bottom w:val="single" w:color="9AA9B8" w:sz="4"/>
+              <w:right w:val="single" w:color="9AA9B8" w:sz="4"/>
+            </w:tcBorders>
+            <w:tcMar>
+              <w:top w:type="dxa" w:w="50"/>
+              <w:left w:type="dxa" w:w="90"/>
+              <w:bottom w:type="dxa" w:w="50"/>
+              <w:right w:type="dxa" w:w="90"/>
+            </w:tcMar>
+          </w:tcPr>
+          <w:p>
+            <w:r>
+              <w:rPr>
+                <w:rFonts w:ascii="Consolas" w:cs="Consolas" w:eastAsia="Consolas" w:hAnsi="Consolas"/>
+                <w:sz w:val="18"/>
+                <w:szCs w:val="18"/>
+              </w:rPr>
+              <w:t xml:space="preserve">AUDITOR</w:t>
+            </w:r>
+            <w:r>
+              <w:rPr>
+                <w:sz w:val="18"/>
+                <w:szCs w:val="18"/>
+              </w:rPr>
+              <w:t xml:space="preserve"> / </w:t>
+            </w:r>
+            <w:r>
+              <w:rPr>
+                <w:rFonts w:ascii="Consolas" w:cs="Consolas" w:eastAsia="Consolas" w:hAnsi="Consolas"/>
+                <w:sz w:val="18"/>
+                <w:szCs w:val="18"/>
+              </w:rPr>
+              <w:t xml:space="preserve">BRANCH_MANAGER</w:t>
+            </w:r>
+            <w:r>
+              <w:rPr>
+                <w:sz w:val="18"/>
+                <w:szCs w:val="18"/>
+              </w:rPr>
+              <w:t xml:space="preserve"> run </w:t>
+            </w:r>
+            <w:r>
+              <w:rPr>
+                <w:rFonts w:ascii="Consolas" w:cs="Consolas" w:eastAsia="Consolas" w:hAnsi="Consolas"/>
+                <w:sz w:val="18"/>
+                <w:szCs w:val="18"/>
+              </w:rPr>
+              <w:t xml:space="preserve">approvals_and_authority_audit</w:t>
+            </w:r>
+            <w:r>
+              <w:rPr>
+                <w:sz w:val="18"/>
+                <w:szCs w:val="18"/>
+              </w:rPr>
+              <w:t xml:space="preserve">; </w:t>
+            </w:r>
+            <w:r>
+              <w:rPr>
+                <w:rFonts w:ascii="Consolas" w:cs="Consolas" w:eastAsia="Consolas" w:hAnsi="Consolas"/>
+                <w:sz w:val="18"/>
+                <w:szCs w:val="18"/>
+              </w:rPr>
+              <w:t xml:space="preserve">daily_report</w:t>
+            </w:r>
+            <w:r>
+              <w:rPr>
+                <w:sz w:val="18"/>
+                <w:szCs w:val="18"/>
+              </w:rPr>
+              <w:t xml:space="preserve">, </w:t>
+            </w:r>
+            <w:r>
+              <w:rPr>
+                <w:rFonts w:ascii="Consolas" w:cs="Consolas" w:eastAsia="Consolas" w:hAnsi="Consolas"/>
+                <w:sz w:val="18"/>
+                <w:szCs w:val="18"/>
+              </w:rPr>
+              <w:t xml:space="preserve">trial_balance</w:t>
+            </w:r>
+          </w:p>
+        </w:tc>
+      </w:tr>
+      <w:tr>
+        <w:trPr>
+          <w:tblHeader w:val="false"/>
+        </w:trPr>
+        <w:tc>
+          <w:tcPr>
+            <w:tcW w:type="dxa" w:w="4275"/>
+            <w:tcBorders>
+              <w:top w:val="single" w:color="9AA9B8" w:sz="4"/>
+              <w:left w:val="single" w:color="9AA9B8" w:sz="4"/>
+              <w:bottom w:val="single" w:color="9AA9B8" w:sz="4"/>
+              <w:right w:val="single" w:color="9AA9B8" w:sz="4"/>
+            </w:tcBorders>
+            <w:tcMar>
+              <w:top w:type="dxa" w:w="50"/>
+              <w:left w:type="dxa" w:w="90"/>
+              <w:bottom w:type="dxa" w:w="50"/>
+              <w:right w:type="dxa" w:w="90"/>
+            </w:tcMar>
+          </w:tcPr>
+          <w:p>
+            <w:r>
+              <w:rPr>
+                <w:sz w:val="18"/>
+                <w:szCs w:val="18"/>
+              </w:rPr>
+              <w:t xml:space="preserve">External merchants, billers and payment counterparties</w:t>
+            </w:r>
+          </w:p>
+        </w:tc>
+        <w:tc>
+          <w:tcPr>
+            <w:tcW w:type="dxa" w:w="4751"/>
+            <w:tcBorders>
+              <w:top w:val="single" w:color="9AA9B8" w:sz="4"/>
+              <w:left w:val="single" w:color="9AA9B8" w:sz="4"/>
+              <w:bottom w:val="single" w:color="9AA9B8" w:sz="4"/>
+              <w:right w:val="single" w:color="9AA9B8" w:sz="4"/>
+            </w:tcBorders>
+            <w:tcMar>
+              <w:top w:type="dxa" w:w="50"/>
+              <w:left w:type="dxa" w:w="90"/>
+              <w:bottom w:type="dxa" w:w="50"/>
+              <w:right w:type="dxa" w:w="90"/>
+            </w:tcMar>
+          </w:tcPr>
+          <w:p>
+            <w:r>
+              <w:rPr>
+                <w:sz w:val="18"/>
+                <w:szCs w:val="18"/>
+              </w:rPr>
+              <w:t xml:space="preserve">Merchant name, channel, country and category on </w:t>
+            </w:r>
+            <w:r>
+              <w:rPr>
+                <w:rFonts w:ascii="Consolas" w:cs="Consolas" w:eastAsia="Consolas" w:hAnsi="Consolas"/>
+                <w:sz w:val="18"/>
+                <w:szCs w:val="18"/>
+              </w:rPr>
+              <w:t xml:space="preserve">CardPayment</w:t>
+            </w:r>
+            <w:r>
+              <w:rPr>
+                <w:sz w:val="18"/>
+                <w:szCs w:val="18"/>
+              </w:rPr>
+              <w:t xml:space="preserve">; </w:t>
+            </w:r>
+            <w:r>
+              <w:rPr>
+                <w:rFonts w:ascii="Consolas" w:cs="Consolas" w:eastAsia="Consolas" w:hAnsi="Consolas"/>
+                <w:sz w:val="18"/>
+                <w:szCs w:val="18"/>
+              </w:rPr>
+              <w:t xml:space="preserve">Biller</w:t>
+            </w:r>
+            <w:r>
+              <w:rPr>
+                <w:sz w:val="18"/>
+                <w:szCs w:val="18"/>
+              </w:rPr>
+              <w:t xml:space="preserve"> + </w:t>
+            </w:r>
+            <w:r>
+              <w:rPr>
+                <w:rFonts w:ascii="Consolas" w:cs="Consolas" w:eastAsia="Consolas" w:hAnsi="Consolas"/>
+                <w:sz w:val="18"/>
+                <w:szCs w:val="18"/>
+              </w:rPr>
+              <w:t xml:space="preserve">BillPayment</w:t>
+            </w:r>
+            <w:r>
+              <w:rPr>
+                <w:sz w:val="18"/>
+                <w:szCs w:val="18"/>
+              </w:rPr>
+              <w:t xml:space="preserve">; </w:t>
+            </w:r>
+            <w:r>
+              <w:rPr>
+                <w:rFonts w:ascii="Consolas" w:cs="Consolas" w:eastAsia="Consolas" w:hAnsi="Consolas"/>
+                <w:sz w:val="18"/>
+                <w:szCs w:val="18"/>
+              </w:rPr>
+              <w:t xml:space="preserve">Beneficiary</w:t>
+            </w:r>
+            <w:r>
+              <w:rPr>
+                <w:sz w:val="18"/>
+                <w:szCs w:val="18"/>
+              </w:rPr>
+              <w:t xml:space="preserve"> versions for payees</w:t>
+            </w:r>
+          </w:p>
+        </w:tc>
+      </w:tr>
+    </w:tbl>
+    <w:p>
+      <w:pPr>
+        <w:spacing w:after="60"/>
+      </w:pPr>
+    </w:p>
+    <w:p>
+      <w:r>
+        <w:rPr>
+          <w:b/>
+          <w:bCs/>
+        </w:rPr>
+        <w:t xml:space="preserve">Research areas and scope items.</w:t>
+      </w:r>
+    </w:p>
+    <w:tbl>
+      <w:tblPr>
+        <w:tblW w:type="dxa" w:w="9026"/>
+        <w:tblBorders>
+          <w:top w:val="single" w:color="auto" w:sz="4"/>
+          <w:left w:val="single" w:color="auto" w:sz="4"/>
+          <w:bottom w:val="single" w:color="auto" w:sz="4"/>
+          <w:right w:val="single" w:color="auto" w:sz="4"/>
+          <w:insideH w:val="single" w:color="auto" w:sz="4"/>
+          <w:insideV w:val="single" w:color="auto" w:sz="4"/>
+        </w:tblBorders>
+      </w:tblPr>
+      <w:tblGrid>
+        <w:gridCol w:w="4513"/>
+        <w:gridCol w:w="4513"/>
+      </w:tblGrid>
+      <w:tr>
+        <w:trPr>
+          <w:tblHeader/>
+        </w:trPr>
+        <w:tc>
+          <w:tcPr>
+            <w:tcW w:type="dxa" w:w="4513"/>
+            <w:tcBorders>
+              <w:top w:val="single" w:color="9AA9B8" w:sz="4"/>
+              <w:left w:val="single" w:color="9AA9B8" w:sz="4"/>
+              <w:bottom w:val="single" w:color="9AA9B8" w:sz="4"/>
+              <w:right w:val="single" w:color="9AA9B8" w:sz="4"/>
+            </w:tcBorders>
+            <w:shd w:fill="DDE7F0" w:color="auto" w:val="clear"/>
+            <w:tcMar>
+              <w:top w:type="dxa" w:w="50"/>
+              <w:left w:type="dxa" w:w="90"/>
+              <w:bottom w:type="dxa" w:w="50"/>
+              <w:right w:type="dxa" w:w="90"/>
+            </w:tcMar>
+          </w:tcPr>
+          <w:p>
+            <w:r>
+              <w:rPr>
+                <w:b/>
+                <w:bCs/>
+                <w:sz w:val="18"/>
+                <w:szCs w:val="18"/>
+              </w:rPr>
+              <w:t xml:space="preserve">Brief item</w:t>
+            </w:r>
+          </w:p>
+        </w:tc>
+        <w:tc>
+          <w:tcPr>
+            <w:tcW w:type="dxa" w:w="4513"/>
+            <w:tcBorders>
+              <w:top w:val="single" w:color="9AA9B8" w:sz="4"/>
+              <w:left w:val="single" w:color="9AA9B8" w:sz="4"/>
+              <w:bottom w:val="single" w:color="9AA9B8" w:sz="4"/>
+              <w:right w:val="single" w:color="9AA9B8" w:sz="4"/>
+            </w:tcBorders>
+            <w:shd w:fill="DDE7F0" w:color="auto" w:val="clear"/>
+            <w:tcMar>
+              <w:top w:type="dxa" w:w="50"/>
+              <w:left w:type="dxa" w:w="90"/>
+              <w:bottom w:type="dxa" w:w="50"/>
+              <w:right w:type="dxa" w:w="90"/>
+            </w:tcMar>
+          </w:tcPr>
+          <w:p>
+            <w:r>
+              <w:rPr>
+                <w:b/>
+                <w:bCs/>
+                <w:sz w:val="18"/>
+                <w:szCs w:val="18"/>
+              </w:rPr>
+              <w:t xml:space="preserve">Where it is covered</w:t>
+            </w:r>
+          </w:p>
+        </w:tc>
+      </w:tr>
+      <w:tr>
+        <w:trPr>
+          <w:tblHeader w:val="false"/>
+        </w:trPr>
+        <w:tc>
+          <w:tcPr>
+            <w:tcW w:type="dxa" w:w="4513"/>
+            <w:tcBorders>
+              <w:top w:val="single" w:color="9AA9B8" w:sz="4"/>
+              <w:left w:val="single" w:color="9AA9B8" w:sz="4"/>
+              <w:bottom w:val="single" w:color="9AA9B8" w:sz="4"/>
+              <w:right w:val="single" w:color="9AA9B8" w:sz="4"/>
+            </w:tcBorders>
+            <w:tcMar>
+              <w:top w:type="dxa" w:w="50"/>
+              <w:left w:type="dxa" w:w="90"/>
+              <w:bottom w:type="dxa" w:w="50"/>
+              <w:right w:type="dxa" w:w="90"/>
+            </w:tcMar>
+          </w:tcPr>
+          <w:p>
+            <w:r>
+              <w:rPr>
+                <w:sz w:val="18"/>
+                <w:szCs w:val="18"/>
+              </w:rPr>
+              <w:t xml:space="preserve">KYC; person vs organisation vs owner vs authorised representative</w:t>
+            </w:r>
+          </w:p>
+        </w:tc>
+        <w:tc>
+          <w:tcPr>
+            <w:tcW w:type="dxa" w:w="4513"/>
+            <w:tcBorders>
+              <w:top w:val="single" w:color="9AA9B8" w:sz="4"/>
+              <w:left w:val="single" w:color="9AA9B8" w:sz="4"/>
+              <w:bottom w:val="single" w:color="9AA9B8" w:sz="4"/>
+              <w:right w:val="single" w:color="9AA9B8" w:sz="4"/>
+            </w:tcBorders>
+            <w:tcMar>
+              <w:top w:type="dxa" w:w="50"/>
+              <w:left w:type="dxa" w:w="90"/>
+              <w:bottom w:type="dxa" w:w="50"/>
+              <w:right w:type="dxa" w:w="90"/>
+            </w:tcMar>
+          </w:tcPr>
+          <w:p>
+            <w:r>
+              <w:rPr>
+                <w:rFonts w:ascii="Consolas" w:cs="Consolas" w:eastAsia="Consolas" w:hAnsi="Consolas"/>
+                <w:sz w:val="18"/>
+                <w:szCs w:val="18"/>
+              </w:rPr>
+              <w:t xml:space="preserve">IdentityDocument</w:t>
+            </w:r>
+            <w:r>
+              <w:rPr>
+                <w:sz w:val="18"/>
+                <w:szCs w:val="18"/>
+              </w:rPr>
+              <w:t xml:space="preserve">, </w:t>
+            </w:r>
+            <w:r>
+              <w:rPr>
+                <w:rFonts w:ascii="Consolas" w:cs="Consolas" w:eastAsia="Consolas" w:hAnsi="Consolas"/>
+                <w:sz w:val="18"/>
+                <w:szCs w:val="18"/>
+              </w:rPr>
+              <w:t xml:space="preserve">VerificationCheck</w:t>
+            </w:r>
+            <w:r>
+              <w:rPr>
+                <w:sz w:val="18"/>
+                <w:szCs w:val="18"/>
+              </w:rPr>
+              <w:t xml:space="preserve">, </w:t>
+            </w:r>
+            <w:r>
+              <w:rPr>
+                <w:rFonts w:ascii="Consolas" w:cs="Consolas" w:eastAsia="Consolas" w:hAnsi="Consolas"/>
+                <w:sz w:val="18"/>
+                <w:szCs w:val="18"/>
+              </w:rPr>
+              <w:t xml:space="preserve">Organization.kyc_gaps</w:t>
+            </w:r>
+            <w:r>
+              <w:rPr>
+                <w:sz w:val="18"/>
+                <w:szCs w:val="18"/>
+              </w:rPr>
+              <w:t xml:space="preserve">, EDD for PRIVATE; scenarios 1, 14</w:t>
+            </w:r>
+          </w:p>
+        </w:tc>
+      </w:tr>
+      <w:tr>
+        <w:trPr>
+          <w:tblHeader w:val="false"/>
+        </w:trPr>
+        <w:tc>
+          <w:tcPr>
+            <w:tcW w:type="dxa" w:w="4513"/>
+            <w:tcBorders>
+              <w:top w:val="single" w:color="9AA9B8" w:sz="4"/>
+              <w:left w:val="single" w:color="9AA9B8" w:sz="4"/>
+              <w:bottom w:val="single" w:color="9AA9B8" w:sz="4"/>
+              <w:right w:val="single" w:color="9AA9B8" w:sz="4"/>
+            </w:tcBorders>
+            <w:tcMar>
+              <w:top w:type="dxa" w:w="50"/>
+              <w:left w:type="dxa" w:w="90"/>
+              <w:bottom w:type="dxa" w:w="50"/>
+              <w:right w:type="dxa" w:w="90"/>
+            </w:tcMar>
+          </w:tcPr>
+          <w:p>
+            <w:r>
+              <w:rPr>
+                <w:sz w:val="18"/>
+                <w:szCs w:val="18"/>
+              </w:rPr>
+              <w:t xml:space="preserve">Retail and business product categories</w:t>
+            </w:r>
+          </w:p>
+        </w:tc>
+        <w:tc>
+          <w:tcPr>
+            <w:tcW w:type="dxa" w:w="4513"/>
+            <w:tcBorders>
+              <w:top w:val="single" w:color="9AA9B8" w:sz="4"/>
+              <w:left w:val="single" w:color="9AA9B8" w:sz="4"/>
+              <w:bottom w:val="single" w:color="9AA9B8" w:sz="4"/>
+              <w:right w:val="single" w:color="9AA9B8" w:sz="4"/>
+            </w:tcBorders>
+            <w:tcMar>
+              <w:top w:type="dxa" w:w="50"/>
+              <w:left w:type="dxa" w:w="90"/>
+              <w:bottom w:type="dxa" w:w="50"/>
+              <w:right w:type="dxa" w:w="90"/>
+            </w:tcMar>
+          </w:tcPr>
+          <w:p>
+            <w:r>
+              <w:rPr>
+                <w:sz w:val="18"/>
+                <w:szCs w:val="18"/>
+              </w:rPr>
+              <w:t xml:space="preserve">Current, savings, fixed-term deposit, working-capital financing, debit card (</w:t>
+            </w:r>
+            <w:r>
+              <w:rPr>
+                <w:rFonts w:ascii="Consolas" w:cs="Consolas" w:eastAsia="Consolas" w:hAnsi="Consolas"/>
+                <w:sz w:val="18"/>
+                <w:szCs w:val="18"/>
+              </w:rPr>
+              <w:t xml:space="preserve">ProductDefinition.CATEGORIES</w:t>
+            </w:r>
+            <w:r>
+              <w:rPr>
+                <w:sz w:val="18"/>
+                <w:szCs w:val="18"/>
+              </w:rPr>
+              <w:t xml:space="preserve">)</w:t>
+            </w:r>
+          </w:p>
+        </w:tc>
+      </w:tr>
+      <w:tr>
+        <w:trPr>
+          <w:tblHeader w:val="false"/>
+        </w:trPr>
+        <w:tc>
+          <w:tcPr>
+            <w:tcW w:type="dxa" w:w="4513"/>
+            <w:tcBorders>
+              <w:top w:val="single" w:color="9AA9B8" w:sz="4"/>
+              <w:left w:val="single" w:color="9AA9B8" w:sz="4"/>
+              <w:bottom w:val="single" w:color="9AA9B8" w:sz="4"/>
+              <w:right w:val="single" w:color="9AA9B8" w:sz="4"/>
+            </w:tcBorders>
+            <w:tcMar>
+              <w:top w:type="dxa" w:w="50"/>
+              <w:left w:type="dxa" w:w="90"/>
+              <w:bottom w:type="dxa" w:w="50"/>
+              <w:right w:type="dxa" w:w="90"/>
+            </w:tcMar>
+          </w:tcPr>
+          <w:p>
+            <w:r>
+              <w:rPr>
+                <w:sz w:val="18"/>
+                <w:szCs w:val="18"/>
+              </w:rPr>
+              <w:t xml:space="preserve">Deposit concepts: balances, statements, holds, closures</w:t>
+            </w:r>
+          </w:p>
+        </w:tc>
+        <w:tc>
+          <w:tcPr>
+            <w:tcW w:type="dxa" w:w="4513"/>
+            <w:tcBorders>
+              <w:top w:val="single" w:color="9AA9B8" w:sz="4"/>
+              <w:left w:val="single" w:color="9AA9B8" w:sz="4"/>
+              <w:bottom w:val="single" w:color="9AA9B8" w:sz="4"/>
+              <w:right w:val="single" w:color="9AA9B8" w:sz="4"/>
+            </w:tcBorders>
+            <w:tcMar>
+              <w:top w:type="dxa" w:w="50"/>
+              <w:left w:type="dxa" w:w="90"/>
+              <w:bottom w:type="dxa" w:w="50"/>
+              <w:right w:type="dxa" w:w="90"/>
+            </w:tcMar>
+          </w:tcPr>
+          <w:p>
+            <w:r>
+              <w:rPr>
+                <w:rFonts w:ascii="Consolas" w:cs="Consolas" w:eastAsia="Consolas" w:hAnsi="Consolas"/>
+                <w:sz w:val="18"/>
+                <w:szCs w:val="18"/>
+              </w:rPr>
+              <w:t xml:space="preserve">DepositAccount</w:t>
+            </w:r>
+            <w:r>
+              <w:rPr>
+                <w:sz w:val="18"/>
+                <w:szCs w:val="18"/>
+              </w:rPr>
+              <w:t xml:space="preserve"> ledger/available balance, </w:t>
+            </w:r>
+            <w:r>
+              <w:rPr>
+                <w:rFonts w:ascii="Consolas" w:cs="Consolas" w:eastAsia="Consolas" w:hAnsi="Consolas"/>
+                <w:sz w:val="18"/>
+                <w:szCs w:val="18"/>
+              </w:rPr>
+              <w:t xml:space="preserve">AccountHold</w:t>
+            </w:r>
+            <w:r>
+              <w:rPr>
+                <w:sz w:val="18"/>
+                <w:szCs w:val="18"/>
+              </w:rPr>
+              <w:t xml:space="preserve">, </w:t>
+            </w:r>
+            <w:r>
+              <w:rPr>
+                <w:rFonts w:ascii="Consolas" w:cs="Consolas" w:eastAsia="Consolas" w:hAnsi="Consolas"/>
+                <w:sz w:val="18"/>
+                <w:szCs w:val="18"/>
+              </w:rPr>
+              <w:t xml:space="preserve">Statement</w:t>
+            </w:r>
+            <w:r>
+              <w:rPr>
+                <w:sz w:val="18"/>
+                <w:szCs w:val="18"/>
+              </w:rPr>
+              <w:t xml:space="preserve">, </w:t>
+            </w:r>
+            <w:r>
+              <w:rPr>
+                <w:rFonts w:ascii="Consolas" w:cs="Consolas" w:eastAsia="Consolas" w:hAnsi="Consolas"/>
+                <w:sz w:val="18"/>
+                <w:szCs w:val="18"/>
+              </w:rPr>
+              <w:t xml:space="preserve">close_account</w:t>
+            </w:r>
+            <w:r>
+              <w:rPr>
+                <w:sz w:val="18"/>
+                <w:szCs w:val="18"/>
+              </w:rPr>
+              <w:t xml:space="preserve">; scenarios 2, 12</w:t>
+            </w:r>
+          </w:p>
+        </w:tc>
+      </w:tr>
+      <w:tr>
+        <w:trPr>
+          <w:tblHeader w:val="false"/>
+        </w:trPr>
+        <w:tc>
+          <w:tcPr>
+            <w:tcW w:type="dxa" w:w="4513"/>
+            <w:tcBorders>
+              <w:top w:val="single" w:color="9AA9B8" w:sz="4"/>
+              <w:left w:val="single" w:color="9AA9B8" w:sz="4"/>
+              <w:bottom w:val="single" w:color="9AA9B8" w:sz="4"/>
+              <w:right w:val="single" w:color="9AA9B8" w:sz="4"/>
+            </w:tcBorders>
+            <w:tcMar>
+              <w:top w:type="dxa" w:w="50"/>
+              <w:left w:type="dxa" w:w="90"/>
+              <w:bottom w:type="dxa" w:w="50"/>
+              <w:right w:type="dxa" w:w="90"/>
+            </w:tcMar>
+          </w:tcPr>
+          <w:p>
+            <w:r>
+              <w:rPr>
+                <w:sz w:val="18"/>
+                <w:szCs w:val="18"/>
+              </w:rPr>
+              <w:t xml:space="preserve">Payment lifecycle, beneficiaries, scheduled payments</w:t>
+            </w:r>
+          </w:p>
+        </w:tc>
+        <w:tc>
+          <w:tcPr>
+            <w:tcW w:type="dxa" w:w="4513"/>
+            <w:tcBorders>
+              <w:top w:val="single" w:color="9AA9B8" w:sz="4"/>
+              <w:left w:val="single" w:color="9AA9B8" w:sz="4"/>
+              <w:bottom w:val="single" w:color="9AA9B8" w:sz="4"/>
+              <w:right w:val="single" w:color="9AA9B8" w:sz="4"/>
+            </w:tcBorders>
+            <w:tcMar>
+              <w:top w:type="dxa" w:w="50"/>
+              <w:left w:type="dxa" w:w="90"/>
+              <w:bottom w:type="dxa" w:w="50"/>
+              <w:right w:type="dxa" w:w="90"/>
+            </w:tcMar>
+          </w:tcPr>
+          <w:p>
+            <w:r>
+              <w:rPr>
+                <w:sz w:val="18"/>
+                <w:szCs w:val="18"/>
+              </w:rPr>
+              <w:t xml:space="preserve">Statuses INITIATED, AWAITING_AUTHORISATION, HELD_FOR_REVIEW, POSTED, FAILED, REVERSED...; </w:t>
+            </w:r>
+            <w:r>
+              <w:rPr>
+                <w:rFonts w:ascii="Consolas" w:cs="Consolas" w:eastAsia="Consolas" w:hAnsi="Consolas"/>
+                <w:sz w:val="18"/>
+                <w:szCs w:val="18"/>
+              </w:rPr>
+              <w:t xml:space="preserve">Beneficiary</w:t>
+            </w:r>
+            <w:r>
+              <w:rPr>
+                <w:sz w:val="18"/>
+                <w:szCs w:val="18"/>
+              </w:rPr>
+              <w:t xml:space="preserve"> versions; </w:t>
+            </w:r>
+            <w:r>
+              <w:rPr>
+                <w:rFonts w:ascii="Consolas" w:cs="Consolas" w:eastAsia="Consolas" w:hAnsi="Consolas"/>
+                <w:sz w:val="18"/>
+                <w:szCs w:val="18"/>
+              </w:rPr>
+              <w:t xml:space="preserve">StandingOrder</w:t>
+            </w:r>
+            <w:r>
+              <w:rPr>
+                <w:sz w:val="18"/>
+                <w:szCs w:val="18"/>
+              </w:rPr>
+              <w:t xml:space="preserve">; bill payments; scenarios 2, 5, 8, 15</w:t>
+            </w:r>
+          </w:p>
+        </w:tc>
+      </w:tr>
+      <w:tr>
+        <w:trPr>
+          <w:tblHeader w:val="false"/>
+        </w:trPr>
+        <w:tc>
+          <w:tcPr>
+            <w:tcW w:type="dxa" w:w="4513"/>
+            <w:tcBorders>
+              <w:top w:val="single" w:color="9AA9B8" w:sz="4"/>
+              <w:left w:val="single" w:color="9AA9B8" w:sz="4"/>
+              <w:bottom w:val="single" w:color="9AA9B8" w:sz="4"/>
+              <w:right w:val="single" w:color="9AA9B8" w:sz="4"/>
+            </w:tcBorders>
+            <w:tcMar>
+              <w:top w:type="dxa" w:w="50"/>
+              <w:left w:type="dxa" w:w="90"/>
+              <w:bottom w:type="dxa" w:w="50"/>
+              <w:right w:type="dxa" w:w="90"/>
+            </w:tcMar>
+          </w:tcPr>
+          <w:p>
+            <w:r>
+              <w:rPr>
+                <w:sz w:val="18"/>
+                <w:szCs w:val="18"/>
+              </w:rPr>
+              <w:t xml:space="preserve">Cards: issuance, replacement, status, limits, controls, transaction linkage</w:t>
+            </w:r>
+          </w:p>
+        </w:tc>
+        <w:tc>
+          <w:tcPr>
+            <w:tcW w:type="dxa" w:w="4513"/>
+            <w:tcBorders>
+              <w:top w:val="single" w:color="9AA9B8" w:sz="4"/>
+              <w:left w:val="single" w:color="9AA9B8" w:sz="4"/>
+              <w:bottom w:val="single" w:color="9AA9B8" w:sz="4"/>
+              <w:right w:val="single" w:color="9AA9B8" w:sz="4"/>
+            </w:tcBorders>
+            <w:tcMar>
+              <w:top w:type="dxa" w:w="50"/>
+              <w:left w:type="dxa" w:w="90"/>
+              <w:bottom w:type="dxa" w:w="50"/>
+              <w:right w:type="dxa" w:w="90"/>
+            </w:tcMar>
+          </w:tcPr>
+          <w:p>
+            <w:r>
+              <w:rPr>
+                <w:rFonts w:ascii="Consolas" w:cs="Consolas" w:eastAsia="Consolas" w:hAnsi="Consolas"/>
+                <w:sz w:val="18"/>
+                <w:szCs w:val="18"/>
+              </w:rPr>
+              <w:t xml:space="preserve">IssuedCard</w:t>
+            </w:r>
+            <w:r>
+              <w:rPr>
+                <w:sz w:val="18"/>
+                <w:szCs w:val="18"/>
+              </w:rPr>
+              <w:t xml:space="preserve"> chain, limit history, </w:t>
+            </w:r>
+            <w:r>
+              <w:rPr>
+                <w:rFonts w:ascii="Consolas" w:cs="Consolas" w:eastAsia="Consolas" w:hAnsi="Consolas"/>
+                <w:sz w:val="18"/>
+                <w:szCs w:val="18"/>
+              </w:rPr>
+              <w:t xml:space="preserve">CardControl</w:t>
+            </w:r>
+            <w:r>
+              <w:rPr>
+                <w:sz w:val="18"/>
+                <w:szCs w:val="18"/>
+              </w:rPr>
+              <w:t xml:space="preserve">, </w:t>
+            </w:r>
+            <w:r>
+              <w:rPr>
+                <w:rFonts w:ascii="Consolas" w:cs="Consolas" w:eastAsia="Consolas" w:hAnsi="Consolas"/>
+                <w:sz w:val="18"/>
+                <w:szCs w:val="18"/>
+              </w:rPr>
+              <w:t xml:space="preserve">CardPayment.card</w:t>
+            </w:r>
+            <w:r>
+              <w:rPr>
+                <w:sz w:val="18"/>
+                <w:szCs w:val="18"/>
+              </w:rPr>
+              <w:t xml:space="preserve">, </w:t>
+            </w:r>
+            <w:r>
+              <w:rPr>
+                <w:rFonts w:ascii="Consolas" w:cs="Consolas" w:eastAsia="Consolas" w:hAnsi="Consolas"/>
+                <w:sz w:val="18"/>
+                <w:szCs w:val="18"/>
+              </w:rPr>
+              <w:t xml:space="preserve">search_transactions</w:t>
+            </w:r>
+            <w:r>
+              <w:rPr>
+                <w:sz w:val="18"/>
+                <w:szCs w:val="18"/>
+              </w:rPr>
+              <w:t xml:space="preserve">; scenarios 3, 10, 15</w:t>
+            </w:r>
+          </w:p>
+        </w:tc>
+      </w:tr>
+      <w:tr>
+        <w:trPr>
+          <w:tblHeader w:val="false"/>
+        </w:trPr>
+        <w:tc>
+          <w:tcPr>
+            <w:tcW w:type="dxa" w:w="4513"/>
+            <w:tcBorders>
+              <w:top w:val="single" w:color="9AA9B8" w:sz="4"/>
+              <w:left w:val="single" w:color="9AA9B8" w:sz="4"/>
+              <w:bottom w:val="single" w:color="9AA9B8" w:sz="4"/>
+              <w:right w:val="single" w:color="9AA9B8" w:sz="4"/>
+            </w:tcBorders>
+            <w:tcMar>
+              <w:top w:type="dxa" w:w="50"/>
+              <w:left w:type="dxa" w:w="90"/>
+              <w:bottom w:type="dxa" w:w="50"/>
+              <w:right w:type="dxa" w:w="90"/>
+            </w:tcMar>
+          </w:tcPr>
+          <w:p>
+            <w:r>
+              <w:rPr>
+                <w:sz w:val="18"/>
+                <w:szCs w:val="18"/>
+              </w:rPr>
+              <w:t xml:space="preserve">Financing: application to settlement</w:t>
+            </w:r>
+          </w:p>
+        </w:tc>
+        <w:tc>
+          <w:tcPr>
+            <w:tcW w:type="dxa" w:w="4513"/>
+            <w:tcBorders>
+              <w:top w:val="single" w:color="9AA9B8" w:sz="4"/>
+              <w:left w:val="single" w:color="9AA9B8" w:sz="4"/>
+              <w:bottom w:val="single" w:color="9AA9B8" w:sz="4"/>
+              <w:right w:val="single" w:color="9AA9B8" w:sz="4"/>
+            </w:tcBorders>
+            <w:tcMar>
+              <w:top w:type="dxa" w:w="50"/>
+              <w:left w:type="dxa" w:w="90"/>
+              <w:bottom w:type="dxa" w:w="50"/>
+              <w:right w:type="dxa" w:w="90"/>
+            </w:tcMar>
+          </w:tcPr>
+          <w:p>
+            <w:r>
+              <w:rPr>
+                <w:rFonts w:ascii="Consolas" w:cs="Consolas" w:eastAsia="Consolas" w:hAnsi="Consolas"/>
+                <w:sz w:val="18"/>
+                <w:szCs w:val="18"/>
+              </w:rPr>
+              <w:t xml:space="preserve">FinancingApplication</w:t>
+            </w:r>
+            <w:r>
+              <w:rPr>
+                <w:sz w:val="18"/>
+                <w:szCs w:val="18"/>
+              </w:rPr>
+              <w:t xml:space="preserve"> ... </w:t>
+            </w:r>
+            <w:r>
+              <w:rPr>
+                <w:rFonts w:ascii="Consolas" w:cs="Consolas" w:eastAsia="Consolas" w:hAnsi="Consolas"/>
+                <w:sz w:val="18"/>
+                <w:szCs w:val="18"/>
+              </w:rPr>
+              <w:t xml:space="preserve">settle_financing</w:t>
+            </w:r>
+            <w:r>
+              <w:rPr>
+                <w:sz w:val="18"/>
+                <w:szCs w:val="18"/>
+              </w:rPr>
+              <w:t xml:space="preserve">; scenario 6</w:t>
+            </w:r>
+          </w:p>
+        </w:tc>
+      </w:tr>
+      <w:tr>
+        <w:trPr>
+          <w:tblHeader w:val="false"/>
+        </w:trPr>
+        <w:tc>
+          <w:tcPr>
+            <w:tcW w:type="dxa" w:w="4513"/>
+            <w:tcBorders>
+              <w:top w:val="single" w:color="9AA9B8" w:sz="4"/>
+              <w:left w:val="single" w:color="9AA9B8" w:sz="4"/>
+              <w:bottom w:val="single" w:color="9AA9B8" w:sz="4"/>
+              <w:right w:val="single" w:color="9AA9B8" w:sz="4"/>
+            </w:tcBorders>
+            <w:tcMar>
+              <w:top w:type="dxa" w:w="50"/>
+              <w:left w:type="dxa" w:w="90"/>
+              <w:bottom w:type="dxa" w:w="50"/>
+              <w:right w:type="dxa" w:w="90"/>
+            </w:tcMar>
+          </w:tcPr>
+          <w:p>
+            <w:r>
+              <w:rPr>
+                <w:sz w:val="18"/>
+                <w:szCs w:val="18"/>
+              </w:rPr>
+              <w:t xml:space="preserve">Branch operations, employee/customer relationships</w:t>
+            </w:r>
+          </w:p>
+        </w:tc>
+        <w:tc>
+          <w:tcPr>
+            <w:tcW w:type="dxa" w:w="4513"/>
+            <w:tcBorders>
+              <w:top w:val="single" w:color="9AA9B8" w:sz="4"/>
+              <w:left w:val="single" w:color="9AA9B8" w:sz="4"/>
+              <w:bottom w:val="single" w:color="9AA9B8" w:sz="4"/>
+              <w:right w:val="single" w:color="9AA9B8" w:sz="4"/>
+            </w:tcBorders>
+            <w:tcMar>
+              <w:top w:type="dxa" w:w="50"/>
+              <w:left w:type="dxa" w:w="90"/>
+              <w:bottom w:type="dxa" w:w="50"/>
+              <w:right w:type="dxa" w:w="90"/>
+            </w:tcMar>
+          </w:tcPr>
+          <w:p>
+            <w:r>
+              <w:rPr>
+                <w:rFonts w:ascii="Consolas" w:cs="Consolas" w:eastAsia="Consolas" w:hAnsi="Consolas"/>
+                <w:sz w:val="18"/>
+                <w:szCs w:val="18"/>
+              </w:rPr>
+              <w:t xml:space="preserve">Branch</w:t>
+            </w:r>
+            <w:r>
+              <w:rPr>
+                <w:sz w:val="18"/>
+                <w:szCs w:val="18"/>
+              </w:rPr>
+              <w:t xml:space="preserve">, </w:t>
+            </w:r>
+            <w:r>
+              <w:rPr>
+                <w:rFonts w:ascii="Consolas" w:cs="Consolas" w:eastAsia="Consolas" w:hAnsi="Consolas"/>
+                <w:sz w:val="18"/>
+                <w:szCs w:val="18"/>
+              </w:rPr>
+              <w:t xml:space="preserve">Employee</w:t>
+            </w:r>
+            <w:r>
+              <w:rPr>
+                <w:sz w:val="18"/>
+                <w:szCs w:val="18"/>
+              </w:rPr>
+              <w:t xml:space="preserve">, </w:t>
+            </w:r>
+            <w:r>
+              <w:rPr>
+                <w:rFonts w:ascii="Consolas" w:cs="Consolas" w:eastAsia="Consolas" w:hAnsi="Consolas"/>
+                <w:sz w:val="18"/>
+                <w:szCs w:val="18"/>
+              </w:rPr>
+              <w:t xml:space="preserve">RoleAssignment</w:t>
+            </w:r>
+            <w:r>
+              <w:rPr>
+                <w:sz w:val="18"/>
+                <w:szCs w:val="18"/>
+              </w:rPr>
+              <w:t xml:space="preserve">, RM history; scenarios 11, 13</w:t>
+            </w:r>
+          </w:p>
+        </w:tc>
+      </w:tr>
+      <w:tr>
+        <w:trPr>
+          <w:tblHeader w:val="false"/>
+        </w:trPr>
+        <w:tc>
+          <w:tcPr>
+            <w:tcW w:type="dxa" w:w="4513"/>
+            <w:tcBorders>
+              <w:top w:val="single" w:color="9AA9B8" w:sz="4"/>
+              <w:left w:val="single" w:color="9AA9B8" w:sz="4"/>
+              <w:bottom w:val="single" w:color="9AA9B8" w:sz="4"/>
+              <w:right w:val="single" w:color="9AA9B8" w:sz="4"/>
+            </w:tcBorders>
+            <w:tcMar>
+              <w:top w:type="dxa" w:w="50"/>
+              <w:left w:type="dxa" w:w="90"/>
+              <w:bottom w:type="dxa" w:w="50"/>
+              <w:right w:type="dxa" w:w="90"/>
+            </w:tcMar>
+          </w:tcPr>
+          <w:p>
+            <w:r>
+              <w:rPr>
+                <w:sz w:val="18"/>
+                <w:szCs w:val="18"/>
+              </w:rPr>
+              <w:t xml:space="preserve">Fraud alerts, compliance cases, restrictions, review outcomes, evidence</w:t>
+            </w:r>
+          </w:p>
+        </w:tc>
+        <w:tc>
+          <w:tcPr>
+            <w:tcW w:type="dxa" w:w="4513"/>
+            <w:tcBorders>
+              <w:top w:val="single" w:color="9AA9B8" w:sz="4"/>
+              <w:left w:val="single" w:color="9AA9B8" w:sz="4"/>
+              <w:bottom w:val="single" w:color="9AA9B8" w:sz="4"/>
+              <w:right w:val="single" w:color="9AA9B8" w:sz="4"/>
+            </w:tcBorders>
+            <w:tcMar>
+              <w:top w:type="dxa" w:w="50"/>
+              <w:left w:type="dxa" w:w="90"/>
+              <w:bottom w:type="dxa" w:w="50"/>
+              <w:right w:type="dxa" w:w="90"/>
+            </w:tcMar>
+          </w:tcPr>
+          <w:p>
+            <w:r>
+              <w:rPr>
+                <w:rFonts w:ascii="Consolas" w:cs="Consolas" w:eastAsia="Consolas" w:hAnsi="Consolas"/>
+                <w:sz w:val="18"/>
+                <w:szCs w:val="18"/>
+              </w:rPr>
+              <w:t xml:space="preserve">FraudAlert</w:t>
+            </w:r>
+            <w:r>
+              <w:rPr>
+                <w:sz w:val="18"/>
+                <w:szCs w:val="18"/>
+              </w:rPr>
+              <w:t xml:space="preserve">, </w:t>
+            </w:r>
+            <w:r>
+              <w:rPr>
+                <w:rFonts w:ascii="Consolas" w:cs="Consolas" w:eastAsia="Consolas" w:hAnsi="Consolas"/>
+                <w:sz w:val="18"/>
+                <w:szCs w:val="18"/>
+              </w:rPr>
+              <w:t xml:space="preserve">ComplianceInvestigation</w:t>
+            </w:r>
+            <w:r>
+              <w:rPr>
+                <w:sz w:val="18"/>
+                <w:szCs w:val="18"/>
+              </w:rPr>
+              <w:t xml:space="preserve">, </w:t>
+            </w:r>
+            <w:r>
+              <w:rPr>
+                <w:rFonts w:ascii="Consolas" w:cs="Consolas" w:eastAsia="Consolas" w:hAnsi="Consolas"/>
+                <w:sz w:val="18"/>
+                <w:szCs w:val="18"/>
+              </w:rPr>
+              <w:t xml:space="preserve">Restriction</w:t>
+            </w:r>
+            <w:r>
+              <w:rPr>
+                <w:sz w:val="18"/>
+                <w:szCs w:val="18"/>
+              </w:rPr>
+              <w:t xml:space="preserve">, </w:t>
+            </w:r>
+            <w:r>
+              <w:rPr>
+                <w:rFonts w:ascii="Consolas" w:cs="Consolas" w:eastAsia="Consolas" w:hAnsi="Consolas"/>
+                <w:sz w:val="18"/>
+                <w:szCs w:val="18"/>
+              </w:rPr>
+              <w:t xml:space="preserve">CaseEvidence</w:t>
+            </w:r>
+            <w:r>
+              <w:rPr>
+                <w:sz w:val="18"/>
+                <w:szCs w:val="18"/>
+              </w:rPr>
+              <w:t xml:space="preserve"> snapshots; scenarios 2, 5, 9</w:t>
+            </w:r>
+          </w:p>
+        </w:tc>
+      </w:tr>
+      <w:tr>
+        <w:trPr>
+          <w:tblHeader w:val="false"/>
+        </w:trPr>
+        <w:tc>
+          <w:tcPr>
+            <w:tcW w:type="dxa" w:w="4513"/>
+            <w:tcBorders>
+              <w:top w:val="single" w:color="9AA9B8" w:sz="4"/>
+              <w:left w:val="single" w:color="9AA9B8" w:sz="4"/>
+              <w:bottom w:val="single" w:color="9AA9B8" w:sz="4"/>
+              <w:right w:val="single" w:color="9AA9B8" w:sz="4"/>
+            </w:tcBorders>
+            <w:tcMar>
+              <w:top w:type="dxa" w:w="50"/>
+              <w:left w:type="dxa" w:w="90"/>
+              <w:bottom w:type="dxa" w:w="50"/>
+              <w:right w:type="dxa" w:w="90"/>
+            </w:tcMar>
+          </w:tcPr>
+          <w:p>
+            <w:r>
+              <w:rPr>
+                <w:sz w:val="18"/>
+                <w:szCs w:val="18"/>
+              </w:rPr>
+              <w:t xml:space="preserve">Disputes, complaints, reversals, refunds, case histories</w:t>
+            </w:r>
+          </w:p>
+        </w:tc>
+        <w:tc>
+          <w:tcPr>
+            <w:tcW w:type="dxa" w:w="4513"/>
+            <w:tcBorders>
+              <w:top w:val="single" w:color="9AA9B8" w:sz="4"/>
+              <w:left w:val="single" w:color="9AA9B8" w:sz="4"/>
+              <w:bottom w:val="single" w:color="9AA9B8" w:sz="4"/>
+              <w:right w:val="single" w:color="9AA9B8" w:sz="4"/>
+            </w:tcBorders>
+            <w:tcMar>
+              <w:top w:type="dxa" w:w="50"/>
+              <w:left w:type="dxa" w:w="90"/>
+              <w:bottom w:type="dxa" w:w="50"/>
+              <w:right w:type="dxa" w:w="90"/>
+            </w:tcMar>
+          </w:tcPr>
+          <w:p>
+            <w:r>
+              <w:rPr>
+                <w:rFonts w:ascii="Consolas" w:cs="Consolas" w:eastAsia="Consolas" w:hAnsi="Consolas"/>
+                <w:sz w:val="18"/>
+                <w:szCs w:val="18"/>
+              </w:rPr>
+              <w:t xml:space="preserve">Dispute</w:t>
+            </w:r>
+            <w:r>
+              <w:rPr>
+                <w:sz w:val="18"/>
+                <w:szCs w:val="18"/>
+              </w:rPr>
+              <w:t xml:space="preserve">, </w:t>
+            </w:r>
+            <w:r>
+              <w:rPr>
+                <w:rFonts w:ascii="Consolas" w:cs="Consolas" w:eastAsia="Consolas" w:hAnsi="Consolas"/>
+                <w:sz w:val="18"/>
+                <w:szCs w:val="18"/>
+              </w:rPr>
+              <w:t xml:space="preserve">Complaint</w:t>
+            </w:r>
+            <w:r>
+              <w:rPr>
+                <w:sz w:val="18"/>
+                <w:szCs w:val="18"/>
+              </w:rPr>
+              <w:t xml:space="preserve">, </w:t>
+            </w:r>
+            <w:r>
+              <w:rPr>
+                <w:rFonts w:ascii="Consolas" w:cs="Consolas" w:eastAsia="Consolas" w:hAnsi="Consolas"/>
+                <w:sz w:val="18"/>
+                <w:szCs w:val="18"/>
+              </w:rPr>
+              <w:t xml:space="preserve">Reversal</w:t>
+            </w:r>
+            <w:r>
+              <w:rPr>
+                <w:sz w:val="18"/>
+                <w:szCs w:val="18"/>
+              </w:rPr>
+              <w:t xml:space="preserve">, </w:t>
+            </w:r>
+            <w:r>
+              <w:rPr>
+                <w:rFonts w:ascii="Consolas" w:cs="Consolas" w:eastAsia="Consolas" w:hAnsi="Consolas"/>
+                <w:sz w:val="18"/>
+                <w:szCs w:val="18"/>
+              </w:rPr>
+              <w:t xml:space="preserve">repost_card_payment</w:t>
+            </w:r>
+            <w:r>
+              <w:rPr>
+                <w:sz w:val="18"/>
+                <w:szCs w:val="18"/>
+              </w:rPr>
+              <w:t xml:space="preserve">; scenario 4</w:t>
+            </w:r>
+          </w:p>
+        </w:tc>
+      </w:tr>
+      <w:tr>
+        <w:trPr>
+          <w:tblHeader w:val="false"/>
+        </w:trPr>
+        <w:tc>
+          <w:tcPr>
+            <w:tcW w:type="dxa" w:w="4513"/>
+            <w:tcBorders>
+              <w:top w:val="single" w:color="9AA9B8" w:sz="4"/>
+              <w:left w:val="single" w:color="9AA9B8" w:sz="4"/>
+              <w:bottom w:val="single" w:color="9AA9B8" w:sz="4"/>
+              <w:right w:val="single" w:color="9AA9B8" w:sz="4"/>
+            </w:tcBorders>
+            <w:tcMar>
+              <w:top w:type="dxa" w:w="50"/>
+              <w:left w:type="dxa" w:w="90"/>
+              <w:bottom w:type="dxa" w:w="50"/>
+              <w:right w:type="dxa" w:w="90"/>
+            </w:tcMar>
+          </w:tcPr>
+          <w:p>
+            <w:r>
+              <w:rPr>
+                <w:sz w:val="18"/>
+                <w:szCs w:val="18"/>
+              </w:rPr>
+              <w:t xml:space="preserve">Fees, statements, notices, customer service requests</w:t>
+            </w:r>
+          </w:p>
+        </w:tc>
+        <w:tc>
+          <w:tcPr>
+            <w:tcW w:type="dxa" w:w="4513"/>
+            <w:tcBorders>
+              <w:top w:val="single" w:color="9AA9B8" w:sz="4"/>
+              <w:left w:val="single" w:color="9AA9B8" w:sz="4"/>
+              <w:bottom w:val="single" w:color="9AA9B8" w:sz="4"/>
+              <w:right w:val="single" w:color="9AA9B8" w:sz="4"/>
+            </w:tcBorders>
+            <w:tcMar>
+              <w:top w:type="dxa" w:w="50"/>
+              <w:left w:type="dxa" w:w="90"/>
+              <w:bottom w:type="dxa" w:w="50"/>
+              <w:right w:type="dxa" w:w="90"/>
+            </w:tcMar>
+          </w:tcPr>
+          <w:p>
+            <w:r>
+              <w:rPr>
+                <w:rFonts w:ascii="Consolas" w:cs="Consolas" w:eastAsia="Consolas" w:hAnsi="Consolas"/>
+                <w:sz w:val="18"/>
+                <w:szCs w:val="18"/>
+              </w:rPr>
+              <w:t xml:space="preserve">FeeCharge</w:t>
+            </w:r>
+            <w:r>
+              <w:rPr>
+                <w:sz w:val="18"/>
+                <w:szCs w:val="18"/>
+              </w:rPr>
+              <w:t xml:space="preserve"> (pinned terms), </w:t>
+            </w:r>
+            <w:r>
+              <w:rPr>
+                <w:rFonts w:ascii="Consolas" w:cs="Consolas" w:eastAsia="Consolas" w:hAnsi="Consolas"/>
+                <w:sz w:val="18"/>
+                <w:szCs w:val="18"/>
+              </w:rPr>
+              <w:t xml:space="preserve">Statement</w:t>
+            </w:r>
+            <w:r>
+              <w:rPr>
+                <w:sz w:val="18"/>
+                <w:szCs w:val="18"/>
+              </w:rPr>
+              <w:t xml:space="preserve">, </w:t>
+            </w:r>
+            <w:r>
+              <w:rPr>
+                <w:rFonts w:ascii="Consolas" w:cs="Consolas" w:eastAsia="Consolas" w:hAnsi="Consolas"/>
+                <w:sz w:val="18"/>
+                <w:szCs w:val="18"/>
+              </w:rPr>
+              <w:t xml:space="preserve">Notice</w:t>
+            </w:r>
+            <w:r>
+              <w:rPr>
+                <w:sz w:val="18"/>
+                <w:szCs w:val="18"/>
+              </w:rPr>
+              <w:t xml:space="preserve">, </w:t>
+            </w:r>
+            <w:r>
+              <w:rPr>
+                <w:rFonts w:ascii="Consolas" w:cs="Consolas" w:eastAsia="Consolas" w:hAnsi="Consolas"/>
+                <w:sz w:val="18"/>
+                <w:szCs w:val="18"/>
+              </w:rPr>
+              <w:t xml:space="preserve">ServiceRequest</w:t>
+            </w:r>
+          </w:p>
+        </w:tc>
+      </w:tr>
+      <w:tr>
+        <w:trPr>
+          <w:tblHeader w:val="false"/>
+        </w:trPr>
+        <w:tc>
+          <w:tcPr>
+            <w:tcW w:type="dxa" w:w="4513"/>
+            <w:tcBorders>
+              <w:top w:val="single" w:color="9AA9B8" w:sz="4"/>
+              <w:left w:val="single" w:color="9AA9B8" w:sz="4"/>
+              <w:bottom w:val="single" w:color="9AA9B8" w:sz="4"/>
+              <w:right w:val="single" w:color="9AA9B8" w:sz="4"/>
+            </w:tcBorders>
+            <w:tcMar>
+              <w:top w:type="dxa" w:w="50"/>
+              <w:left w:type="dxa" w:w="90"/>
+              <w:bottom w:type="dxa" w:w="50"/>
+              <w:right w:type="dxa" w:w="90"/>
+            </w:tcMar>
+          </w:tcPr>
+          <w:p>
+            <w:r>
+              <w:rPr>
+                <w:sz w:val="18"/>
+                <w:szCs w:val="18"/>
+              </w:rPr>
+              <w:t xml:space="preserve">Record retention when customers, signatories, employees or products change</w:t>
+            </w:r>
+          </w:p>
+        </w:tc>
+        <w:tc>
+          <w:tcPr>
+            <w:tcW w:type="dxa" w:w="4513"/>
+            <w:tcBorders>
+              <w:top w:val="single" w:color="9AA9B8" w:sz="4"/>
+              <w:left w:val="single" w:color="9AA9B8" w:sz="4"/>
+              <w:bottom w:val="single" w:color="9AA9B8" w:sz="4"/>
+              <w:right w:val="single" w:color="9AA9B8" w:sz="4"/>
+            </w:tcBorders>
+            <w:tcMar>
+              <w:top w:type="dxa" w:w="50"/>
+              <w:left w:type="dxa" w:w="90"/>
+              <w:bottom w:type="dxa" w:w="50"/>
+              <w:right w:type="dxa" w:w="90"/>
+            </w:tcMar>
+          </w:tcPr>
+          <w:p>
+            <w:r>
+              <w:rPr>
+                <w:sz w:val="18"/>
+                <w:szCs w:val="18"/>
+              </w:rPr>
+              <w:t xml:space="preserve">Periods, status histories, archive and retention rules; scenarios 7, 10, 12, 13, 16</w:t>
+            </w:r>
+          </w:p>
+        </w:tc>
+      </w:tr>
+      <w:tr>
+        <w:trPr>
+          <w:tblHeader w:val="false"/>
+        </w:trPr>
+        <w:tc>
+          <w:tcPr>
+            <w:tcW w:type="dxa" w:w="4513"/>
+            <w:tcBorders>
+              <w:top w:val="single" w:color="9AA9B8" w:sz="4"/>
+              <w:left w:val="single" w:color="9AA9B8" w:sz="4"/>
+              <w:bottom w:val="single" w:color="9AA9B8" w:sz="4"/>
+              <w:right w:val="single" w:color="9AA9B8" w:sz="4"/>
+            </w:tcBorders>
+            <w:tcMar>
+              <w:top w:type="dxa" w:w="50"/>
+              <w:left w:type="dxa" w:w="90"/>
+              <w:bottom w:type="dxa" w:w="50"/>
+              <w:right w:type="dxa" w:w="90"/>
+            </w:tcMar>
+          </w:tcPr>
+          <w:p>
+            <w:r>
+              <w:rPr>
+                <w:sz w:val="18"/>
+                <w:szCs w:val="18"/>
+              </w:rPr>
+              <w:t xml:space="preserve">Historical reporting and audit of approvals and authority changes</w:t>
+            </w:r>
+          </w:p>
+        </w:tc>
+        <w:tc>
+          <w:tcPr>
+            <w:tcW w:type="dxa" w:w="4513"/>
+            <w:tcBorders>
+              <w:top w:val="single" w:color="9AA9B8" w:sz="4"/>
+              <w:left w:val="single" w:color="9AA9B8" w:sz="4"/>
+              <w:bottom w:val="single" w:color="9AA9B8" w:sz="4"/>
+              <w:right w:val="single" w:color="9AA9B8" w:sz="4"/>
+            </w:tcBorders>
+            <w:tcMar>
+              <w:top w:type="dxa" w:w="50"/>
+              <w:left w:type="dxa" w:w="90"/>
+              <w:bottom w:type="dxa" w:w="50"/>
+              <w:right w:type="dxa" w:w="90"/>
+            </w:tcMar>
+          </w:tcPr>
+          <w:p>
+            <w:r>
+              <w:rPr>
+                <w:rFonts w:ascii="Consolas" w:cs="Consolas" w:eastAsia="Consolas" w:hAnsi="Consolas"/>
+                <w:sz w:val="18"/>
+                <w:szCs w:val="18"/>
+              </w:rPr>
+              <w:t xml:space="preserve">party_snapshot</w:t>
+            </w:r>
+            <w:r>
+              <w:rPr>
+                <w:sz w:val="18"/>
+                <w:szCs w:val="18"/>
+              </w:rPr>
+              <w:t xml:space="preserve">, </w:t>
+            </w:r>
+            <w:r>
+              <w:rPr>
+                <w:rFonts w:ascii="Consolas" w:cs="Consolas" w:eastAsia="Consolas" w:hAnsi="Consolas"/>
+                <w:sz w:val="18"/>
+                <w:szCs w:val="18"/>
+              </w:rPr>
+              <w:t xml:space="preserve">transaction_story</w:t>
+            </w:r>
+            <w:r>
+              <w:rPr>
+                <w:sz w:val="18"/>
+                <w:szCs w:val="18"/>
+              </w:rPr>
+              <w:t xml:space="preserve">, </w:t>
+            </w:r>
+            <w:r>
+              <w:rPr>
+                <w:rFonts w:ascii="Consolas" w:cs="Consolas" w:eastAsia="Consolas" w:hAnsi="Consolas"/>
+                <w:sz w:val="18"/>
+                <w:szCs w:val="18"/>
+              </w:rPr>
+              <w:t xml:space="preserve">approvals_and_authority_audit</w:t>
+            </w:r>
+            <w:r>
+              <w:rPr>
+                <w:sz w:val="18"/>
+                <w:szCs w:val="18"/>
+              </w:rPr>
+              <w:t xml:space="preserve">; scenarios 7, 16</w:t>
+            </w:r>
+          </w:p>
+        </w:tc>
+      </w:tr>
+    </w:tbl>
+    <w:p>
+      <w:pPr>
+        <w:spacing w:after="60"/>
+      </w:pPr>
+    </w:p>
+    <w:p>
+      <w:pPr>
         <w:pStyle w:val="Heading1"/>
         <w:pageBreakBefore/>
       </w:pPr>
@@ -5299,7 +9780,12 @@
     </w:p>
     <w:p>
       <w:r>
-        <w:t xml:space="preserve">67 domain classes plus 7 business-rule error classes. The diagram is generated from the live classes by </w:t>
+        <w:t xml:space="preserve">73 domain classes plus 7 business-rule error classes.</w:t>
+      </w:r>
+    </w:p>
+    <w:p>
+      <w:r>
+        <w:t xml:space="preserve">All diagrams are generated from the live classes by </w:t>
       </w:r>
       <w:r>
         <w:rPr>
@@ -5310,22 +9796,6 @@
         <w:t xml:space="preserve">python banking_system.py --diagram docs</w:t>
       </w:r>
       <w:r>
-        <w:t xml:space="preserve">, so it cannot drift from the code.</w:t>
-      </w:r>
-    </w:p>
-    <w:p>
-      <w:r>
-        <w:t xml:space="preserve">All diagrams are generated from the live classes by </w:t>
-      </w:r>
-      <w:r>
-        <w:rPr>
-          <w:rFonts w:ascii="Consolas" w:cs="Consolas" w:eastAsia="Consolas" w:hAnsi="Consolas"/>
-          <w:sz w:val="19"/>
-          <w:szCs w:val="19"/>
-        </w:rPr>
-        <w:t xml:space="preserve">python banking_system.py --diagram docs</w:t>
-      </w:r>
-      <w:r>
         <w:t xml:space="preserve">: the attributes and methods are read from the source code itself, so the diagrams cannot drift from the implementation.</w:t>
       </w:r>
     </w:p>
@@ -5348,7 +9818,7 @@
       <w:r>
         <w:drawing>
           <wp:inline distT="0" distB="0" distL="0" distR="0">
-            <wp:extent cx="5905500" cy="3124200"/>
+            <wp:extent cx="5905500" cy="2609850"/>
             <wp:effectExtent t="0" r="0" b="0" l="0"/>
             <wp:docPr id="1" name="" descr="" title=""/>
             <wp:cNvGraphicFramePr>
@@ -5373,7 +9843,7 @@
                   <pic:spPr bwMode="auto">
                     <a:xfrm>
                       <a:off x="0" y="0"/>
-                      <a:ext cx="5905500" cy="3124200"/>
+                      <a:ext cx="5905500" cy="2609850"/>
                     </a:xfrm>
                     <a:prstGeom prst="rect">
                       <a:avLst/>
@@ -5522,7 +9992,7 @@
       <w:r>
         <w:drawing>
           <wp:inline distT="0" distB="0" distL="0" distR="0">
-            <wp:extent cx="5905500" cy="5924550"/>
+            <wp:extent cx="5905500" cy="5019675"/>
             <wp:effectExtent t="0" r="0" b="0" l="0"/>
             <wp:docPr id="1" name="" descr="" title=""/>
             <wp:cNvGraphicFramePr>
@@ -5547,7 +10017,7 @@
                   <pic:spPr bwMode="auto">
                     <a:xfrm>
                       <a:off x="0" y="0"/>
-                      <a:ext cx="5905500" cy="5924550"/>
+                      <a:ext cx="5905500" cy="5019675"/>
                     </a:xfrm>
                     <a:prstGeom prst="rect">
                       <a:avLst/>
@@ -5576,7 +10046,7 @@
       <w:r>
         <w:drawing>
           <wp:inline distT="0" distB="0" distL="0" distR="0">
-            <wp:extent cx="5905500" cy="1533525"/>
+            <wp:extent cx="5905500" cy="1304925"/>
             <wp:effectExtent t="0" r="0" b="0" l="0"/>
             <wp:docPr id="1" name="" descr="" title=""/>
             <wp:cNvGraphicFramePr>
@@ -5601,7 +10071,7 @@
                   <pic:spPr bwMode="auto">
                     <a:xfrm>
                       <a:off x="0" y="0"/>
-                      <a:ext cx="5905500" cy="1533525"/>
+                      <a:ext cx="5905500" cy="1304925"/>
                     </a:xfrm>
                     <a:prstGeom prst="rect">
                       <a:avLst/>
@@ -5630,7 +10100,7 @@
       <w:r>
         <w:drawing>
           <wp:inline distT="0" distB="0" distL="0" distR="0">
-            <wp:extent cx="5905500" cy="2438400"/>
+            <wp:extent cx="5905500" cy="2533650"/>
             <wp:effectExtent t="0" r="0" b="0" l="0"/>
             <wp:docPr id="1" name="" descr="" title=""/>
             <wp:cNvGraphicFramePr>
@@ -5655,7 +10125,7 @@
                   <pic:spPr bwMode="auto">
                     <a:xfrm>
                       <a:off x="0" y="0"/>
-                      <a:ext cx="5905500" cy="2438400"/>
+                      <a:ext cx="5905500" cy="2533650"/>
                     </a:xfrm>
                     <a:prstGeom prst="rect">
                       <a:avLst/>
@@ -7875,6 +12345,450 @@
                 <w:sz w:val="18"/>
                 <w:szCs w:val="18"/>
               </w:rPr>
+              <w:t xml:space="preserve">IssuedCard</w:t>
+            </w:r>
+          </w:p>
+        </w:tc>
+        <w:tc>
+          <w:tcPr>
+            <w:tcW w:type="dxa" w:w="2911"/>
+            <w:tcBorders>
+              <w:top w:val="single" w:color="9AA9B8" w:sz="4"/>
+              <w:left w:val="single" w:color="9AA9B8" w:sz="4"/>
+              <w:bottom w:val="single" w:color="9AA9B8" w:sz="4"/>
+              <w:right w:val="single" w:color="9AA9B8" w:sz="4"/>
+            </w:tcBorders>
+            <w:tcMar>
+              <w:top w:type="dxa" w:w="50"/>
+              <w:left w:type="dxa" w:w="90"/>
+              <w:bottom w:type="dxa" w:w="50"/>
+              <w:right w:type="dxa" w:w="90"/>
+            </w:tcMar>
+          </w:tcPr>
+          <w:p>
+            <w:r>
+              <w:rPr>
+                <w:rFonts w:ascii="Consolas" w:cs="Consolas" w:eastAsia="Consolas" w:hAnsi="Consolas"/>
+                <w:sz w:val="18"/>
+                <w:szCs w:val="18"/>
+              </w:rPr>
+              <w:t xml:space="preserve">CardControl</w:t>
+            </w:r>
+          </w:p>
+        </w:tc>
+        <w:tc>
+          <w:tcPr>
+            <w:tcW w:type="dxa" w:w="1116"/>
+            <w:tcBorders>
+              <w:top w:val="single" w:color="9AA9B8" w:sz="4"/>
+              <w:left w:val="single" w:color="9AA9B8" w:sz="4"/>
+              <w:bottom w:val="single" w:color="9AA9B8" w:sz="4"/>
+              <w:right w:val="single" w:color="9AA9B8" w:sz="4"/>
+            </w:tcBorders>
+            <w:tcMar>
+              <w:top w:type="dxa" w:w="50"/>
+              <w:left w:type="dxa" w:w="90"/>
+              <w:bottom w:type="dxa" w:w="50"/>
+              <w:right w:type="dxa" w:w="90"/>
+            </w:tcMar>
+          </w:tcPr>
+          <w:p>
+            <w:r>
+              <w:rPr>
+                <w:sz w:val="18"/>
+                <w:szCs w:val="18"/>
+              </w:rPr>
+              <w:t xml:space="preserve">owns a history of</w:t>
+            </w:r>
+          </w:p>
+        </w:tc>
+        <w:tc>
+          <w:tcPr>
+            <w:tcW w:type="dxa" w:w="2719"/>
+            <w:tcBorders>
+              <w:top w:val="single" w:color="9AA9B8" w:sz="4"/>
+              <w:left w:val="single" w:color="9AA9B8" w:sz="4"/>
+              <w:bottom w:val="single" w:color="9AA9B8" w:sz="4"/>
+              <w:right w:val="single" w:color="9AA9B8" w:sz="4"/>
+            </w:tcBorders>
+            <w:tcMar>
+              <w:top w:type="dxa" w:w="50"/>
+              <w:left w:type="dxa" w:w="90"/>
+              <w:bottom w:type="dxa" w:w="50"/>
+              <w:right w:type="dxa" w:w="90"/>
+            </w:tcMar>
+          </w:tcPr>
+          <w:p>
+            <w:r>
+              <w:rPr>
+                <w:sz w:val="18"/>
+                <w:szCs w:val="18"/>
+              </w:rPr>
+              <w:t xml:space="preserve">Controls in force on any date</w:t>
+            </w:r>
+          </w:p>
+        </w:tc>
+      </w:tr>
+      <w:tr>
+        <w:trPr>
+          <w:tblHeader w:val="false"/>
+        </w:trPr>
+        <w:tc>
+          <w:tcPr>
+            <w:tcW w:type="dxa" w:w="2280"/>
+            <w:tcBorders>
+              <w:top w:val="single" w:color="9AA9B8" w:sz="4"/>
+              <w:left w:val="single" w:color="9AA9B8" w:sz="4"/>
+              <w:bottom w:val="single" w:color="9AA9B8" w:sz="4"/>
+              <w:right w:val="single" w:color="9AA9B8" w:sz="4"/>
+            </w:tcBorders>
+            <w:tcMar>
+              <w:top w:type="dxa" w:w="50"/>
+              <w:left w:type="dxa" w:w="90"/>
+              <w:bottom w:type="dxa" w:w="50"/>
+              <w:right w:type="dxa" w:w="90"/>
+            </w:tcMar>
+          </w:tcPr>
+          <w:p>
+            <w:r>
+              <w:rPr>
+                <w:rFonts w:ascii="Consolas" w:cs="Consolas" w:eastAsia="Consolas" w:hAnsi="Consolas"/>
+                <w:sz w:val="18"/>
+                <w:szCs w:val="18"/>
+              </w:rPr>
+              <w:t xml:space="preserve">BillPayment</w:t>
+            </w:r>
+          </w:p>
+        </w:tc>
+        <w:tc>
+          <w:tcPr>
+            <w:tcW w:type="dxa" w:w="2911"/>
+            <w:tcBorders>
+              <w:top w:val="single" w:color="9AA9B8" w:sz="4"/>
+              <w:left w:val="single" w:color="9AA9B8" w:sz="4"/>
+              <w:bottom w:val="single" w:color="9AA9B8" w:sz="4"/>
+              <w:right w:val="single" w:color="9AA9B8" w:sz="4"/>
+            </w:tcBorders>
+            <w:tcMar>
+              <w:top w:type="dxa" w:w="50"/>
+              <w:left w:type="dxa" w:w="90"/>
+              <w:bottom w:type="dxa" w:w="50"/>
+              <w:right w:type="dxa" w:w="90"/>
+            </w:tcMar>
+          </w:tcPr>
+          <w:p>
+            <w:r>
+              <w:rPr>
+                <w:rFonts w:ascii="Consolas" w:cs="Consolas" w:eastAsia="Consolas" w:hAnsi="Consolas"/>
+                <w:sz w:val="18"/>
+                <w:szCs w:val="18"/>
+              </w:rPr>
+              <w:t xml:space="preserve">Biller</w:t>
+            </w:r>
+          </w:p>
+        </w:tc>
+        <w:tc>
+          <w:tcPr>
+            <w:tcW w:type="dxa" w:w="1116"/>
+            <w:tcBorders>
+              <w:top w:val="single" w:color="9AA9B8" w:sz="4"/>
+              <w:left w:val="single" w:color="9AA9B8" w:sz="4"/>
+              <w:bottom w:val="single" w:color="9AA9B8" w:sz="4"/>
+              <w:right w:val="single" w:color="9AA9B8" w:sz="4"/>
+            </w:tcBorders>
+            <w:tcMar>
+              <w:top w:type="dxa" w:w="50"/>
+              <w:left w:type="dxa" w:w="90"/>
+              <w:bottom w:type="dxa" w:w="50"/>
+              <w:right w:type="dxa" w:w="90"/>
+            </w:tcMar>
+          </w:tcPr>
+          <w:p>
+            <w:r>
+              <w:rPr>
+                <w:sz w:val="18"/>
+                <w:szCs w:val="18"/>
+              </w:rPr>
+              <w:t xml:space="preserve">pays</w:t>
+            </w:r>
+          </w:p>
+        </w:tc>
+        <w:tc>
+          <w:tcPr>
+            <w:tcW w:type="dxa" w:w="2719"/>
+            <w:tcBorders>
+              <w:top w:val="single" w:color="9AA9B8" w:sz="4"/>
+              <w:left w:val="single" w:color="9AA9B8" w:sz="4"/>
+              <w:bottom w:val="single" w:color="9AA9B8" w:sz="4"/>
+              <w:right w:val="single" w:color="9AA9B8" w:sz="4"/>
+            </w:tcBorders>
+            <w:tcMar>
+              <w:top w:type="dxa" w:w="50"/>
+              <w:left w:type="dxa" w:w="90"/>
+              <w:bottom w:type="dxa" w:w="50"/>
+              <w:right w:type="dxa" w:w="90"/>
+            </w:tcMar>
+          </w:tcPr>
+          <w:p>
+            <w:r>
+              <w:rPr>
+                <w:sz w:val="18"/>
+                <w:szCs w:val="18"/>
+              </w:rPr>
+              <w:t xml:space="preserve">Biller can be retired without touching past payments</w:t>
+            </w:r>
+          </w:p>
+        </w:tc>
+      </w:tr>
+      <w:tr>
+        <w:trPr>
+          <w:tblHeader w:val="false"/>
+        </w:trPr>
+        <w:tc>
+          <w:tcPr>
+            <w:tcW w:type="dxa" w:w="2280"/>
+            <w:tcBorders>
+              <w:top w:val="single" w:color="9AA9B8" w:sz="4"/>
+              <w:left w:val="single" w:color="9AA9B8" w:sz="4"/>
+              <w:bottom w:val="single" w:color="9AA9B8" w:sz="4"/>
+              <w:right w:val="single" w:color="9AA9B8" w:sz="4"/>
+            </w:tcBorders>
+            <w:tcMar>
+              <w:top w:type="dxa" w:w="50"/>
+              <w:left w:type="dxa" w:w="90"/>
+              <w:bottom w:type="dxa" w:w="50"/>
+              <w:right w:type="dxa" w:w="90"/>
+            </w:tcMar>
+          </w:tcPr>
+          <w:p>
+            <w:r>
+              <w:rPr>
+                <w:rFonts w:ascii="Consolas" w:cs="Consolas" w:eastAsia="Consolas" w:hAnsi="Consolas"/>
+                <w:sz w:val="18"/>
+                <w:szCs w:val="18"/>
+              </w:rPr>
+              <w:t xml:space="preserve">CollectionsCase</w:t>
+            </w:r>
+          </w:p>
+        </w:tc>
+        <w:tc>
+          <w:tcPr>
+            <w:tcW w:type="dxa" w:w="2911"/>
+            <w:tcBorders>
+              <w:top w:val="single" w:color="9AA9B8" w:sz="4"/>
+              <w:left w:val="single" w:color="9AA9B8" w:sz="4"/>
+              <w:bottom w:val="single" w:color="9AA9B8" w:sz="4"/>
+              <w:right w:val="single" w:color="9AA9B8" w:sz="4"/>
+            </w:tcBorders>
+            <w:tcMar>
+              <w:top w:type="dxa" w:w="50"/>
+              <w:left w:type="dxa" w:w="90"/>
+              <w:bottom w:type="dxa" w:w="50"/>
+              <w:right w:type="dxa" w:w="90"/>
+            </w:tcMar>
+          </w:tcPr>
+          <w:p>
+            <w:r>
+              <w:rPr>
+                <w:rFonts w:ascii="Consolas" w:cs="Consolas" w:eastAsia="Consolas" w:hAnsi="Consolas"/>
+                <w:sz w:val="18"/>
+                <w:szCs w:val="18"/>
+              </w:rPr>
+              <w:t xml:space="preserve">PromiseToPay</w:t>
+            </w:r>
+          </w:p>
+        </w:tc>
+        <w:tc>
+          <w:tcPr>
+            <w:tcW w:type="dxa" w:w="1116"/>
+            <w:tcBorders>
+              <w:top w:val="single" w:color="9AA9B8" w:sz="4"/>
+              <w:left w:val="single" w:color="9AA9B8" w:sz="4"/>
+              <w:bottom w:val="single" w:color="9AA9B8" w:sz="4"/>
+              <w:right w:val="single" w:color="9AA9B8" w:sz="4"/>
+            </w:tcBorders>
+            <w:tcMar>
+              <w:top w:type="dxa" w:w="50"/>
+              <w:left w:type="dxa" w:w="90"/>
+              <w:bottom w:type="dxa" w:w="50"/>
+              <w:right w:type="dxa" w:w="90"/>
+            </w:tcMar>
+          </w:tcPr>
+          <w:p>
+            <w:r>
+              <w:rPr>
+                <w:sz w:val="18"/>
+                <w:szCs w:val="18"/>
+              </w:rPr>
+              <w:t xml:space="preserve">owns</w:t>
+            </w:r>
+          </w:p>
+        </w:tc>
+        <w:tc>
+          <w:tcPr>
+            <w:tcW w:type="dxa" w:w="2719"/>
+            <w:tcBorders>
+              <w:top w:val="single" w:color="9AA9B8" w:sz="4"/>
+              <w:left w:val="single" w:color="9AA9B8" w:sz="4"/>
+              <w:bottom w:val="single" w:color="9AA9B8" w:sz="4"/>
+              <w:right w:val="single" w:color="9AA9B8" w:sz="4"/>
+            </w:tcBorders>
+            <w:tcMar>
+              <w:top w:type="dxa" w:w="50"/>
+              <w:left w:type="dxa" w:w="90"/>
+              <w:bottom w:type="dxa" w:w="50"/>
+              <w:right w:type="dxa" w:w="90"/>
+            </w:tcMar>
+          </w:tcPr>
+          <w:p>
+            <w:r>
+              <w:rPr>
+                <w:sz w:val="18"/>
+                <w:szCs w:val="18"/>
+              </w:rPr>
+              <w:t xml:space="preserve">Promises are marked kept or broken, never edited</w:t>
+            </w:r>
+          </w:p>
+        </w:tc>
+      </w:tr>
+      <w:tr>
+        <w:trPr>
+          <w:tblHeader w:val="false"/>
+        </w:trPr>
+        <w:tc>
+          <w:tcPr>
+            <w:tcW w:type="dxa" w:w="2280"/>
+            <w:tcBorders>
+              <w:top w:val="single" w:color="9AA9B8" w:sz="4"/>
+              <w:left w:val="single" w:color="9AA9B8" w:sz="4"/>
+              <w:bottom w:val="single" w:color="9AA9B8" w:sz="4"/>
+              <w:right w:val="single" w:color="9AA9B8" w:sz="4"/>
+            </w:tcBorders>
+            <w:tcMar>
+              <w:top w:type="dxa" w:w="50"/>
+              <w:left w:type="dxa" w:w="90"/>
+              <w:bottom w:type="dxa" w:w="50"/>
+              <w:right w:type="dxa" w:w="90"/>
+            </w:tcMar>
+          </w:tcPr>
+          <w:p>
+            <w:r>
+              <w:rPr>
+                <w:rFonts w:ascii="Consolas" w:cs="Consolas" w:eastAsia="Consolas" w:hAnsi="Consolas"/>
+                <w:sz w:val="18"/>
+                <w:szCs w:val="18"/>
+              </w:rPr>
+              <w:t xml:space="preserve">FixedTermDeposit</w:t>
+            </w:r>
+          </w:p>
+        </w:tc>
+        <w:tc>
+          <w:tcPr>
+            <w:tcW w:type="dxa" w:w="2911"/>
+            <w:tcBorders>
+              <w:top w:val="single" w:color="9AA9B8" w:sz="4"/>
+              <w:left w:val="single" w:color="9AA9B8" w:sz="4"/>
+              <w:bottom w:val="single" w:color="9AA9B8" w:sz="4"/>
+              <w:right w:val="single" w:color="9AA9B8" w:sz="4"/>
+            </w:tcBorders>
+            <w:tcMar>
+              <w:top w:type="dxa" w:w="50"/>
+              <w:left w:type="dxa" w:w="90"/>
+              <w:bottom w:type="dxa" w:w="50"/>
+              <w:right w:type="dxa" w:w="90"/>
+            </w:tcMar>
+          </w:tcPr>
+          <w:p>
+            <w:r>
+              <w:rPr>
+                <w:rFonts w:ascii="Consolas" w:cs="Consolas" w:eastAsia="Consolas" w:hAnsi="Consolas"/>
+                <w:sz w:val="18"/>
+                <w:szCs w:val="18"/>
+              </w:rPr>
+              <w:t xml:space="preserve">DepositAccount</w:t>
+            </w:r>
+          </w:p>
+        </w:tc>
+        <w:tc>
+          <w:tcPr>
+            <w:tcW w:type="dxa" w:w="1116"/>
+            <w:tcBorders>
+              <w:top w:val="single" w:color="9AA9B8" w:sz="4"/>
+              <w:left w:val="single" w:color="9AA9B8" w:sz="4"/>
+              <w:bottom w:val="single" w:color="9AA9B8" w:sz="4"/>
+              <w:right w:val="single" w:color="9AA9B8" w:sz="4"/>
+            </w:tcBorders>
+            <w:tcMar>
+              <w:top w:type="dxa" w:w="50"/>
+              <w:left w:type="dxa" w:w="90"/>
+              <w:bottom w:type="dxa" w:w="50"/>
+              <w:right w:type="dxa" w:w="90"/>
+            </w:tcMar>
+          </w:tcPr>
+          <w:p>
+            <w:r>
+              <w:rPr>
+                <w:sz w:val="18"/>
+                <w:szCs w:val="18"/>
+              </w:rPr>
+              <w:t xml:space="preserve">payout account</w:t>
+            </w:r>
+          </w:p>
+        </w:tc>
+        <w:tc>
+          <w:tcPr>
+            <w:tcW w:type="dxa" w:w="2719"/>
+            <w:tcBorders>
+              <w:top w:val="single" w:color="9AA9B8" w:sz="4"/>
+              <w:left w:val="single" w:color="9AA9B8" w:sz="4"/>
+              <w:bottom w:val="single" w:color="9AA9B8" w:sz="4"/>
+              <w:right w:val="single" w:color="9AA9B8" w:sz="4"/>
+            </w:tcBorders>
+            <w:tcMar>
+              <w:top w:type="dxa" w:w="50"/>
+              <w:left w:type="dxa" w:w="90"/>
+              <w:bottom w:type="dxa" w:w="50"/>
+              <w:right w:type="dxa" w:w="90"/>
+            </w:tcMar>
+          </w:tcPr>
+          <w:p>
+            <w:r>
+              <w:rPr>
+                <w:sz w:val="18"/>
+                <w:szCs w:val="18"/>
+              </w:rPr>
+              <w:t xml:space="preserve">Where principal and interest go at maturity</w:t>
+            </w:r>
+          </w:p>
+        </w:tc>
+      </w:tr>
+      <w:tr>
+        <w:trPr>
+          <w:tblHeader w:val="false"/>
+        </w:trPr>
+        <w:tc>
+          <w:tcPr>
+            <w:tcW w:type="dxa" w:w="2280"/>
+            <w:tcBorders>
+              <w:top w:val="single" w:color="9AA9B8" w:sz="4"/>
+              <w:left w:val="single" w:color="9AA9B8" w:sz="4"/>
+              <w:bottom w:val="single" w:color="9AA9B8" w:sz="4"/>
+              <w:right w:val="single" w:color="9AA9B8" w:sz="4"/>
+            </w:tcBorders>
+            <w:tcMar>
+              <w:top w:type="dxa" w:w="50"/>
+              <w:left w:type="dxa" w:w="90"/>
+              <w:bottom w:type="dxa" w:w="50"/>
+              <w:right w:type="dxa" w:w="90"/>
+            </w:tcMar>
+          </w:tcPr>
+          <w:p>
+            <w:r>
+              <w:rPr>
+                <w:rFonts w:ascii="Consolas" w:cs="Consolas" w:eastAsia="Consolas" w:hAnsi="Consolas"/>
+                <w:sz w:val="18"/>
+                <w:szCs w:val="18"/>
+              </w:rPr>
               <w:t xml:space="preserve">Reversal</w:t>
             </w:r>
           </w:p>
@@ -9248,6 +14162,21 @@
                 <w:sz w:val="18"/>
                 <w:szCs w:val="18"/>
               </w:rPr>
+              <w:t xml:space="preserve">FixedTermDeposit</w:t>
+            </w:r>
+            <w:r>
+              <w:rPr>
+                <w:sz w:val="18"/>
+                <w:szCs w:val="18"/>
+              </w:rPr>
+              <w:t xml:space="preserve">, </w:t>
+            </w:r>
+            <w:r>
+              <w:rPr>
+                <w:rFonts w:ascii="Consolas" w:cs="Consolas" w:eastAsia="Consolas" w:hAnsi="Consolas"/>
+                <w:sz w:val="18"/>
+                <w:szCs w:val="18"/>
+              </w:rPr>
               <w:t xml:space="preserve">FinancingAgreement</w:t>
             </w:r>
             <w:r>
@@ -9499,6 +14428,21 @@
                 <w:sz w:val="18"/>
                 <w:szCs w:val="18"/>
               </w:rPr>
+              <w:t xml:space="preserve">Biller</w:t>
+            </w:r>
+            <w:r>
+              <w:rPr>
+                <w:sz w:val="18"/>
+                <w:szCs w:val="18"/>
+              </w:rPr>
+              <w:t xml:space="preserve">, </w:t>
+            </w:r>
+            <w:r>
+              <w:rPr>
+                <w:rFonts w:ascii="Consolas" w:cs="Consolas" w:eastAsia="Consolas" w:hAnsi="Consolas"/>
+                <w:sz w:val="18"/>
+                <w:szCs w:val="18"/>
+              </w:rPr>
               <w:t xml:space="preserve">BankTransaction</w:t>
             </w:r>
             <w:r>
@@ -9545,6 +14489,36 @@
                 <w:szCs w:val="18"/>
               </w:rPr>
               <w:t xml:space="preserve">CardPayment</w:t>
+            </w:r>
+            <w:r>
+              <w:rPr>
+                <w:sz w:val="18"/>
+                <w:szCs w:val="18"/>
+              </w:rPr>
+              <w:t xml:space="preserve">, </w:t>
+            </w:r>
+            <w:r>
+              <w:rPr>
+                <w:rFonts w:ascii="Consolas" w:cs="Consolas" w:eastAsia="Consolas" w:hAnsi="Consolas"/>
+                <w:sz w:val="18"/>
+                <w:szCs w:val="18"/>
+              </w:rPr>
+              <w:t xml:space="preserve">BillPayment</w:t>
+            </w:r>
+            <w:r>
+              <w:rPr>
+                <w:sz w:val="18"/>
+                <w:szCs w:val="18"/>
+              </w:rPr>
+              <w:t xml:space="preserve">, </w:t>
+            </w:r>
+            <w:r>
+              <w:rPr>
+                <w:rFonts w:ascii="Consolas" w:cs="Consolas" w:eastAsia="Consolas" w:hAnsi="Consolas"/>
+                <w:sz w:val="18"/>
+                <w:szCs w:val="18"/>
+              </w:rPr>
+              <w:t xml:space="preserve">OwnAccountTransfer</w:t>
             </w:r>
             <w:r>
               <w:rPr>
@@ -9739,6 +14713,21 @@
               </w:rPr>
               <w:t xml:space="preserve">IssuedCard</w:t>
             </w:r>
+            <w:r>
+              <w:rPr>
+                <w:sz w:val="18"/>
+                <w:szCs w:val="18"/>
+              </w:rPr>
+              <w:t xml:space="preserve">, </w:t>
+            </w:r>
+            <w:r>
+              <w:rPr>
+                <w:rFonts w:ascii="Consolas" w:cs="Consolas" w:eastAsia="Consolas" w:hAnsi="Consolas"/>
+                <w:sz w:val="18"/>
+                <w:szCs w:val="18"/>
+              </w:rPr>
+              <w:t xml:space="preserve">CardControl</w:t>
+            </w:r>
           </w:p>
         </w:tc>
       </w:tr>
@@ -9946,6 +14935,21 @@
                 <w:szCs w:val="18"/>
               </w:rPr>
               <w:t xml:space="preserve">CollectionsCase</w:t>
+            </w:r>
+            <w:r>
+              <w:rPr>
+                <w:sz w:val="18"/>
+                <w:szCs w:val="18"/>
+              </w:rPr>
+              <w:t xml:space="preserve">, </w:t>
+            </w:r>
+            <w:r>
+              <w:rPr>
+                <w:rFonts w:ascii="Consolas" w:cs="Consolas" w:eastAsia="Consolas" w:hAnsi="Consolas"/>
+                <w:sz w:val="18"/>
+                <w:szCs w:val="18"/>
+              </w:rPr>
+              <w:t xml:space="preserve">PromiseToPay</w:t>
             </w:r>
           </w:p>
         </w:tc>
@@ -10267,7 +15271,7 @@
         <w:t xml:space="preserve">Bank</w:t>
       </w:r>
       <w:r>
-        <w:t xml:space="preserve"> exposes 78 public operations. Each one checks the relevant rule, records the change as new data and writes an </w:t>
+        <w:t xml:space="preserve"> exposes 96 public operations. Each one checks the relevant rule, records the change as new data and writes an </w:t>
       </w:r>
       <w:r>
         <w:rPr>
@@ -10416,7 +15420,7 @@
                 <w:sz w:val="18"/>
                 <w:szCs w:val="18"/>
               </w:rPr>
-              <w:t xml:space="preserve">Commands (create, update, assign, approve, cancel, transfer, close, retire, archive, status change)</w:t>
+              <w:t xml:space="preserve">Commands (create, update, assign, approve, cancel, transfer, close, retire, archive, delete, status change)</w:t>
             </w:r>
           </w:p>
         </w:tc>
@@ -10442,7 +15446,7 @@
                 <w:sz w:val="18"/>
                 <w:szCs w:val="18"/>
               </w:rPr>
-              <w:t xml:space="preserve">66</w:t>
+              <w:t xml:space="preserve">78</w:t>
             </w:r>
           </w:p>
         </w:tc>
@@ -10525,7 +15529,7 @@
                 <w:sz w:val="18"/>
                 <w:szCs w:val="18"/>
               </w:rPr>
-              <w:t xml:space="preserve">5</w:t>
+              <w:t xml:space="preserve">6</w:t>
             </w:r>
           </w:p>
         </w:tc>
@@ -10613,6 +15617,21 @@
                 <w:szCs w:val="18"/>
               </w:rPr>
               <w:t xml:space="preserve">credit_savings_interest</w:t>
+            </w:r>
+            <w:r>
+              <w:rPr>
+                <w:sz w:val="18"/>
+                <w:szCs w:val="18"/>
+              </w:rPr>
+              <w:t xml:space="preserve">, </w:t>
+            </w:r>
+            <w:r>
+              <w:rPr>
+                <w:rFonts w:ascii="Consolas" w:cs="Consolas" w:eastAsia="Consolas" w:hAnsi="Consolas"/>
+                <w:sz w:val="18"/>
+                <w:szCs w:val="18"/>
+              </w:rPr>
+              <w:t xml:space="preserve">run_term_deposit_maturity</w:t>
             </w:r>
           </w:p>
         </w:tc>
@@ -10643,7 +15662,7 @@
                 <w:sz w:val="18"/>
                 <w:szCs w:val="18"/>
               </w:rPr>
-              <w:t xml:space="preserve">Historical queries and reports</w:t>
+              <w:t xml:space="preserve">Views, historical queries and reports</w:t>
             </w:r>
           </w:p>
         </w:tc>
@@ -10669,7 +15688,7 @@
                 <w:sz w:val="18"/>
                 <w:szCs w:val="18"/>
               </w:rPr>
-              <w:t xml:space="preserve">7</w:t>
+              <w:t xml:space="preserve">12</w:t>
             </w:r>
           </w:p>
         </w:tc>
@@ -10787,6 +15806,81 @@
                 <w:szCs w:val="18"/>
               </w:rPr>
               <w:t xml:space="preserve">party_snapshot</w:t>
+            </w:r>
+            <w:r>
+              <w:rPr>
+                <w:sz w:val="18"/>
+                <w:szCs w:val="18"/>
+              </w:rPr>
+              <w:t xml:space="preserve">, </w:t>
+            </w:r>
+            <w:r>
+              <w:rPr>
+                <w:rFonts w:ascii="Consolas" w:cs="Consolas" w:eastAsia="Consolas" w:hAnsi="Consolas"/>
+                <w:sz w:val="18"/>
+                <w:szCs w:val="18"/>
+              </w:rPr>
+              <w:t xml:space="preserve">approvals_and_authority_audit</w:t>
+            </w:r>
+            <w:r>
+              <w:rPr>
+                <w:sz w:val="18"/>
+                <w:szCs w:val="18"/>
+              </w:rPr>
+              <w:t xml:space="preserve">, </w:t>
+            </w:r>
+            <w:r>
+              <w:rPr>
+                <w:rFonts w:ascii="Consolas" w:cs="Consolas" w:eastAsia="Consolas" w:hAnsi="Consolas"/>
+                <w:sz w:val="18"/>
+                <w:szCs w:val="18"/>
+              </w:rPr>
+              <w:t xml:space="preserve">search_transactions</w:t>
+            </w:r>
+            <w:r>
+              <w:rPr>
+                <w:sz w:val="18"/>
+                <w:szCs w:val="18"/>
+              </w:rPr>
+              <w:t xml:space="preserve">, </w:t>
+            </w:r>
+            <w:r>
+              <w:rPr>
+                <w:rFonts w:ascii="Consolas" w:cs="Consolas" w:eastAsia="Consolas" w:hAnsi="Consolas"/>
+                <w:sz w:val="18"/>
+                <w:szCs w:val="18"/>
+              </w:rPr>
+              <w:t xml:space="preserve">retention_until</w:t>
+            </w:r>
+            <w:r>
+              <w:rPr>
+                <w:sz w:val="18"/>
+                <w:szCs w:val="18"/>
+              </w:rPr>
+              <w:t xml:space="preserve">, </w:t>
+            </w:r>
+            <w:r>
+              <w:rPr>
+                <w:rFonts w:ascii="Consolas" w:cs="Consolas" w:eastAsia="Consolas" w:hAnsi="Consolas"/>
+                <w:sz w:val="18"/>
+                <w:szCs w:val="18"/>
+              </w:rPr>
+              <w:t xml:space="preserve">active_customers</w:t>
+            </w:r>
+            <w:r>
+              <w:rPr>
+                <w:sz w:val="18"/>
+                <w:szCs w:val="18"/>
+              </w:rPr>
+              <w:t xml:space="preserve">, </w:t>
+            </w:r>
+            <w:r>
+              <w:rPr>
+                <w:rFonts w:ascii="Consolas" w:cs="Consolas" w:eastAsia="Consolas" w:hAnsi="Consolas"/>
+                <w:sz w:val="18"/>
+                <w:szCs w:val="18"/>
+              </w:rPr>
+              <w:t xml:space="preserve">active_arrangements</w:t>
             </w:r>
           </w:p>
         </w:tc>
@@ -10799,7 +15893,216 @@
     </w:p>
     <w:p>
       <w:r>
-        <w:t xml:space="preserve">Even counting only the 66 commands, the model is more than twice the brief's minimum of 30.</w:t>
+        <w:t xml:space="preserve">Even counting only the 78 commands, the model is more than twice the brief's minimum of 30. The brief's verbs are all present: create (</w:t>
+      </w:r>
+      <w:r>
+        <w:rPr>
+          <w:rFonts w:ascii="Consolas" w:cs="Consolas" w:eastAsia="Consolas" w:hAnsi="Consolas"/>
+          <w:sz w:val="19"/>
+          <w:szCs w:val="19"/>
+        </w:rPr>
+        <w:t xml:space="preserve">register_person</w:t>
+      </w:r>
+      <w:r>
+        <w:t xml:space="preserve">, </w:t>
+      </w:r>
+      <w:r>
+        <w:rPr>
+          <w:rFonts w:ascii="Consolas" w:cs="Consolas" w:eastAsia="Consolas" w:hAnsi="Consolas"/>
+          <w:sz w:val="19"/>
+          <w:szCs w:val="19"/>
+        </w:rPr>
+        <w:t xml:space="preserve">open_deposit_account</w:t>
+      </w:r>
+      <w:r>
+        <w:t xml:space="preserve">), view (the query row), update (</w:t>
+      </w:r>
+      <w:r>
+        <w:rPr>
+          <w:rFonts w:ascii="Consolas" w:cs="Consolas" w:eastAsia="Consolas" w:hAnsi="Consolas"/>
+          <w:sz w:val="19"/>
+          <w:szCs w:val="19"/>
+        </w:rPr>
+        <w:t xml:space="preserve">amend_beneficiary</w:t>
+      </w:r>
+      <w:r>
+        <w:t xml:space="preserve">, </w:t>
+      </w:r>
+      <w:r>
+        <w:rPr>
+          <w:rFonts w:ascii="Consolas" w:cs="Consolas" w:eastAsia="Consolas" w:hAnsi="Consolas"/>
+          <w:sz w:val="19"/>
+          <w:szCs w:val="19"/>
+        </w:rPr>
+        <w:t xml:space="preserve">correct_party_detail</w:t>
+      </w:r>
+      <w:r>
+        <w:t xml:space="preserve">), delete (</w:t>
+      </w:r>
+      <w:r>
+        <w:rPr>
+          <w:rFonts w:ascii="Consolas" w:cs="Consolas" w:eastAsia="Consolas" w:hAnsi="Consolas"/>
+          <w:sz w:val="19"/>
+          <w:szCs w:val="19"/>
+        </w:rPr>
+        <w:t xml:space="preserve">delete_beneficiary</w:t>
+      </w:r>
+      <w:r>
+        <w:t xml:space="preserve">, </w:t>
+      </w:r>
+      <w:r>
+        <w:rPr>
+          <w:rFonts w:ascii="Consolas" w:cs="Consolas" w:eastAsia="Consolas" w:hAnsi="Consolas"/>
+          <w:sz w:val="19"/>
+          <w:szCs w:val="19"/>
+        </w:rPr>
+        <w:t xml:space="preserve">request_deletion</w:t>
+      </w:r>
+      <w:r>
+        <w:t xml:space="preserve">), assign (</w:t>
+      </w:r>
+      <w:r>
+        <w:rPr>
+          <w:rFonts w:ascii="Consolas" w:cs="Consolas" w:eastAsia="Consolas" w:hAnsi="Consolas"/>
+          <w:sz w:val="19"/>
+          <w:szCs w:val="19"/>
+        </w:rPr>
+        <w:t xml:space="preserve">assign_case</w:t>
+      </w:r>
+      <w:r>
+        <w:t xml:space="preserve">, </w:t>
+      </w:r>
+      <w:r>
+        <w:rPr>
+          <w:rFonts w:ascii="Consolas" w:cs="Consolas" w:eastAsia="Consolas" w:hAnsi="Consolas"/>
+          <w:sz w:val="19"/>
+          <w:szCs w:val="19"/>
+        </w:rPr>
+        <w:t xml:space="preserve">assign_relationship_manager</w:t>
+      </w:r>
+      <w:r>
+        <w:t xml:space="preserve">), cancel (</w:t>
+      </w:r>
+      <w:r>
+        <w:rPr>
+          <w:rFonts w:ascii="Consolas" w:cs="Consolas" w:eastAsia="Consolas" w:hAnsi="Consolas"/>
+          <w:sz w:val="19"/>
+          <w:szCs w:val="19"/>
+        </w:rPr>
+        <w:t xml:space="preserve">cancel_pending_payment</w:t>
+      </w:r>
+      <w:r>
+        <w:t xml:space="preserve">, </w:t>
+      </w:r>
+      <w:r>
+        <w:rPr>
+          <w:rFonts w:ascii="Consolas" w:cs="Consolas" w:eastAsia="Consolas" w:hAnsi="Consolas"/>
+          <w:sz w:val="19"/>
+          <w:szCs w:val="19"/>
+        </w:rPr>
+        <w:t xml:space="preserve">cancel_standing_order</w:t>
+      </w:r>
+      <w:r>
+        <w:t xml:space="preserve">), transfer (</w:t>
+      </w:r>
+      <w:r>
+        <w:rPr>
+          <w:rFonts w:ascii="Consolas" w:cs="Consolas" w:eastAsia="Consolas" w:hAnsi="Consolas"/>
+          <w:sz w:val="19"/>
+          <w:szCs w:val="19"/>
+        </w:rPr>
+        <w:t xml:space="preserve">transfer_between_accounts</w:t>
+      </w:r>
+      <w:r>
+        <w:t xml:space="preserve">, </w:t>
+      </w:r>
+      <w:r>
+        <w:rPr>
+          <w:rFonts w:ascii="Consolas" w:cs="Consolas" w:eastAsia="Consolas" w:hAnsi="Consolas"/>
+          <w:sz w:val="19"/>
+          <w:szCs w:val="19"/>
+        </w:rPr>
+        <w:t xml:space="preserve">close_branch</w:t>
+      </w:r>
+      <w:r>
+        <w:t xml:space="preserve">), approve (</w:t>
+      </w:r>
+      <w:r>
+        <w:rPr>
+          <w:rFonts w:ascii="Consolas" w:cs="Consolas" w:eastAsia="Consolas" w:hAnsi="Consolas"/>
+          <w:sz w:val="19"/>
+          <w:szCs w:val="19"/>
+        </w:rPr>
+        <w:t xml:space="preserve">decide_application</w:t>
+      </w:r>
+      <w:r>
+        <w:t xml:space="preserve">, </w:t>
+      </w:r>
+      <w:r>
+        <w:rPr>
+          <w:rFonts w:ascii="Consolas" w:cs="Consolas" w:eastAsia="Consolas" w:hAnsi="Consolas"/>
+          <w:sz w:val="19"/>
+          <w:szCs w:val="19"/>
+        </w:rPr>
+        <w:t xml:space="preserve">authorise_payment</w:t>
+      </w:r>
+      <w:r>
+        <w:t xml:space="preserve">), retire (</w:t>
+      </w:r>
+      <w:r>
+        <w:rPr>
+          <w:rFonts w:ascii="Consolas" w:cs="Consolas" w:eastAsia="Consolas" w:hAnsi="Consolas"/>
+          <w:sz w:val="19"/>
+          <w:szCs w:val="19"/>
+        </w:rPr>
+        <w:t xml:space="preserve">withdraw_from_sale</w:t>
+      </w:r>
+      <w:r>
+        <w:t xml:space="preserve">, </w:t>
+      </w:r>
+      <w:r>
+        <w:rPr>
+          <w:rFonts w:ascii="Consolas" w:cs="Consolas" w:eastAsia="Consolas" w:hAnsi="Consolas"/>
+          <w:sz w:val="19"/>
+          <w:szCs w:val="19"/>
+        </w:rPr>
+        <w:t xml:space="preserve">deactivate_biller</w:t>
+      </w:r>
+      <w:r>
+        <w:t xml:space="preserve">), archive (</w:t>
+      </w:r>
+      <w:r>
+        <w:rPr>
+          <w:rFonts w:ascii="Consolas" w:cs="Consolas" w:eastAsia="Consolas" w:hAnsi="Consolas"/>
+          <w:sz w:val="19"/>
+          <w:szCs w:val="19"/>
+        </w:rPr>
+        <w:t xml:space="preserve">archive_record</w:t>
+      </w:r>
+      <w:r>
+        <w:t xml:space="preserve">) and status management (</w:t>
+      </w:r>
+      <w:r>
+        <w:rPr>
+          <w:rFonts w:ascii="Consolas" w:cs="Consolas" w:eastAsia="Consolas" w:hAnsi="Consolas"/>
+          <w:sz w:val="19"/>
+          <w:szCs w:val="19"/>
+        </w:rPr>
+        <w:t xml:space="preserve">report_card</w:t>
+      </w:r>
+      <w:r>
+        <w:t xml:space="preserve">, </w:t>
+      </w:r>
+      <w:r>
+        <w:rPr>
+          <w:rFonts w:ascii="Consolas" w:cs="Consolas" w:eastAsia="Consolas" w:hAnsi="Consolas"/>
+          <w:sz w:val="19"/>
+          <w:szCs w:val="19"/>
+        </w:rPr>
+        <w:t xml:space="preserve">impose_restriction</w:t>
+      </w:r>
+      <w:r>
+        <w:t xml:space="preserve">).</w:t>
       </w:r>
     </w:p>
     <w:tbl>
@@ -10815,8 +16118,8 @@
         </w:tblBorders>
       </w:tblPr>
       <w:tblGrid>
-        <w:gridCol w:w="2340"/>
-        <w:gridCol w:w="6686"/>
+        <w:gridCol w:w="2871"/>
+        <w:gridCol w:w="6155"/>
       </w:tblGrid>
       <w:tr>
         <w:trPr>
@@ -10824,7 +16127,7 @@
         </w:trPr>
         <w:tc>
           <w:tcPr>
-            <w:tcW w:type="dxa" w:w="2340"/>
+            <w:tcW w:type="dxa" w:w="2871"/>
             <w:tcBorders>
               <w:top w:val="single" w:color="9AA9B8" w:sz="4"/>
               <w:left w:val="single" w:color="9AA9B8" w:sz="4"/>
@@ -10853,7 +16156,7 @@
         </w:tc>
         <w:tc>
           <w:tcPr>
-            <w:tcW w:type="dxa" w:w="6686"/>
+            <w:tcW w:type="dxa" w:w="6155"/>
             <w:tcBorders>
               <w:top w:val="single" w:color="9AA9B8" w:sz="4"/>
               <w:left w:val="single" w:color="9AA9B8" w:sz="4"/>
@@ -10887,7 +16190,7 @@
         </w:trPr>
         <w:tc>
           <w:tcPr>
-            <w:tcW w:type="dxa" w:w="2340"/>
+            <w:tcW w:type="dxa" w:w="2871"/>
             <w:tcBorders>
               <w:top w:val="single" w:color="9AA9B8" w:sz="4"/>
               <w:left w:val="single" w:color="9AA9B8" w:sz="4"/>
@@ -10913,7 +16216,7 @@
         </w:tc>
         <w:tc>
           <w:tcPr>
-            <w:tcW w:type="dxa" w:w="6686"/>
+            <w:tcW w:type="dxa" w:w="6155"/>
             <w:tcBorders>
               <w:top w:val="single" w:color="9AA9B8" w:sz="4"/>
               <w:left w:val="single" w:color="9AA9B8" w:sz="4"/>
@@ -11005,7 +16308,7 @@
         </w:trPr>
         <w:tc>
           <w:tcPr>
-            <w:tcW w:type="dxa" w:w="2340"/>
+            <w:tcW w:type="dxa" w:w="2871"/>
             <w:tcBorders>
               <w:top w:val="single" w:color="9AA9B8" w:sz="4"/>
               <w:left w:val="single" w:color="9AA9B8" w:sz="4"/>
@@ -11031,7 +16334,7 @@
         </w:tc>
         <w:tc>
           <w:tcPr>
-            <w:tcW w:type="dxa" w:w="6686"/>
+            <w:tcW w:type="dxa" w:w="6155"/>
             <w:tcBorders>
               <w:top w:val="single" w:color="9AA9B8" w:sz="4"/>
               <w:left w:val="single" w:color="9AA9B8" w:sz="4"/>
@@ -11258,7 +16561,7 @@
         </w:trPr>
         <w:tc>
           <w:tcPr>
-            <w:tcW w:type="dxa" w:w="2340"/>
+            <w:tcW w:type="dxa" w:w="2871"/>
             <w:tcBorders>
               <w:top w:val="single" w:color="9AA9B8" w:sz="4"/>
               <w:left w:val="single" w:color="9AA9B8" w:sz="4"/>
@@ -11284,7 +16587,7 @@
         </w:tc>
         <w:tc>
           <w:tcPr>
-            <w:tcW w:type="dxa" w:w="6686"/>
+            <w:tcW w:type="dxa" w:w="6155"/>
             <w:tcBorders>
               <w:top w:val="single" w:color="9AA9B8" w:sz="4"/>
               <w:left w:val="single" w:color="9AA9B8" w:sz="4"/>
@@ -11361,33 +16664,33 @@
         </w:trPr>
         <w:tc>
           <w:tcPr>
-            <w:tcW w:type="dxa" w:w="2340"/>
-            <w:tcBorders>
-              <w:top w:val="single" w:color="9AA9B8" w:sz="4"/>
-              <w:left w:val="single" w:color="9AA9B8" w:sz="4"/>
-              <w:bottom w:val="single" w:color="9AA9B8" w:sz="4"/>
-              <w:right w:val="single" w:color="9AA9B8" w:sz="4"/>
-            </w:tcBorders>
-            <w:tcMar>
-              <w:top w:type="dxa" w:w="50"/>
-              <w:left w:type="dxa" w:w="90"/>
-              <w:bottom w:type="dxa" w:w="50"/>
-              <w:right w:type="dxa" w:w="90"/>
-            </w:tcMar>
-          </w:tcPr>
-          <w:p>
-            <w:r>
-              <w:rPr>
-                <w:sz w:val="18"/>
-                <w:szCs w:val="18"/>
-              </w:rPr>
-              <w:t xml:space="preserve">Accounts and cash</w:t>
-            </w:r>
-          </w:p>
-        </w:tc>
-        <w:tc>
-          <w:tcPr>
-            <w:tcW w:type="dxa" w:w="6686"/>
+            <w:tcW w:type="dxa" w:w="2871"/>
+            <w:tcBorders>
+              <w:top w:val="single" w:color="9AA9B8" w:sz="4"/>
+              <w:left w:val="single" w:color="9AA9B8" w:sz="4"/>
+              <w:bottom w:val="single" w:color="9AA9B8" w:sz="4"/>
+              <w:right w:val="single" w:color="9AA9B8" w:sz="4"/>
+            </w:tcBorders>
+            <w:tcMar>
+              <w:top w:type="dxa" w:w="50"/>
+              <w:left w:type="dxa" w:w="90"/>
+              <w:bottom w:type="dxa" w:w="50"/>
+              <w:right w:type="dxa" w:w="90"/>
+            </w:tcMar>
+          </w:tcPr>
+          <w:p>
+            <w:r>
+              <w:rPr>
+                <w:sz w:val="18"/>
+                <w:szCs w:val="18"/>
+              </w:rPr>
+              <w:t xml:space="preserve">Accounts, deposits and cash</w:t>
+            </w:r>
+          </w:p>
+        </w:tc>
+        <w:tc>
+          <w:tcPr>
+            <w:tcW w:type="dxa" w:w="6155"/>
             <w:tcBorders>
               <w:top w:val="single" w:color="9AA9B8" w:sz="4"/>
               <w:left w:val="single" w:color="9AA9B8" w:sz="4"/>
@@ -11454,6 +16757,51 @@
                 <w:szCs w:val="18"/>
               </w:rPr>
               <w:t xml:space="preserve">withdraw_cash</w:t>
+            </w:r>
+            <w:r>
+              <w:rPr>
+                <w:sz w:val="18"/>
+                <w:szCs w:val="18"/>
+              </w:rPr>
+              <w:t xml:space="preserve">, </w:t>
+            </w:r>
+            <w:r>
+              <w:rPr>
+                <w:rFonts w:ascii="Consolas" w:cs="Consolas" w:eastAsia="Consolas" w:hAnsi="Consolas"/>
+                <w:sz w:val="18"/>
+                <w:szCs w:val="18"/>
+              </w:rPr>
+              <w:t xml:space="preserve">transfer_between_accounts</w:t>
+            </w:r>
+            <w:r>
+              <w:rPr>
+                <w:sz w:val="18"/>
+                <w:szCs w:val="18"/>
+              </w:rPr>
+              <w:t xml:space="preserve">, </w:t>
+            </w:r>
+            <w:r>
+              <w:rPr>
+                <w:rFonts w:ascii="Consolas" w:cs="Consolas" w:eastAsia="Consolas" w:hAnsi="Consolas"/>
+                <w:sz w:val="18"/>
+                <w:szCs w:val="18"/>
+              </w:rPr>
+              <w:t xml:space="preserve">break_term_deposit</w:t>
+            </w:r>
+            <w:r>
+              <w:rPr>
+                <w:sz w:val="18"/>
+                <w:szCs w:val="18"/>
+              </w:rPr>
+              <w:t xml:space="preserve">, </w:t>
+            </w:r>
+            <w:r>
+              <w:rPr>
+                <w:rFonts w:ascii="Consolas" w:cs="Consolas" w:eastAsia="Consolas" w:hAnsi="Consolas"/>
+                <w:sz w:val="18"/>
+                <w:szCs w:val="18"/>
+              </w:rPr>
+              <w:t xml:space="preserve">run_term_deposit_maturity</w:t>
             </w:r>
             <w:r>
               <w:rPr>
@@ -11524,7 +16872,7 @@
         </w:trPr>
         <w:tc>
           <w:tcPr>
-            <w:tcW w:type="dxa" w:w="2340"/>
+            <w:tcW w:type="dxa" w:w="2871"/>
             <w:tcBorders>
               <w:top w:val="single" w:color="9AA9B8" w:sz="4"/>
               <w:left w:val="single" w:color="9AA9B8" w:sz="4"/>
@@ -11550,7 +16898,7 @@
         </w:tc>
         <w:tc>
           <w:tcPr>
-            <w:tcW w:type="dxa" w:w="6686"/>
+            <w:tcW w:type="dxa" w:w="6155"/>
             <w:tcBorders>
               <w:top w:val="single" w:color="9AA9B8" w:sz="4"/>
               <w:left w:val="single" w:color="9AA9B8" w:sz="4"/>
@@ -11616,6 +16964,21 @@
                 <w:sz w:val="18"/>
                 <w:szCs w:val="18"/>
               </w:rPr>
+              <w:t xml:space="preserve">delete_beneficiary</w:t>
+            </w:r>
+            <w:r>
+              <w:rPr>
+                <w:sz w:val="18"/>
+                <w:szCs w:val="18"/>
+              </w:rPr>
+              <w:t xml:space="preserve">, </w:t>
+            </w:r>
+            <w:r>
+              <w:rPr>
+                <w:rFonts w:ascii="Consolas" w:cs="Consolas" w:eastAsia="Consolas" w:hAnsi="Consolas"/>
+                <w:sz w:val="18"/>
+                <w:szCs w:val="18"/>
+              </w:rPr>
               <w:t xml:space="preserve">initiate_transfer</w:t>
             </w:r>
             <w:r>
@@ -11752,6 +17115,51 @@
                 <w:szCs w:val="18"/>
               </w:rPr>
               <w:t xml:space="preserve">run_standing_orders</w:t>
+            </w:r>
+            <w:r>
+              <w:rPr>
+                <w:sz w:val="18"/>
+                <w:szCs w:val="18"/>
+              </w:rPr>
+              <w:t xml:space="preserve">, </w:t>
+            </w:r>
+            <w:r>
+              <w:rPr>
+                <w:rFonts w:ascii="Consolas" w:cs="Consolas" w:eastAsia="Consolas" w:hAnsi="Consolas"/>
+                <w:sz w:val="18"/>
+                <w:szCs w:val="18"/>
+              </w:rPr>
+              <w:t xml:space="preserve">register_biller</w:t>
+            </w:r>
+            <w:r>
+              <w:rPr>
+                <w:sz w:val="18"/>
+                <w:szCs w:val="18"/>
+              </w:rPr>
+              <w:t xml:space="preserve">, </w:t>
+            </w:r>
+            <w:r>
+              <w:rPr>
+                <w:rFonts w:ascii="Consolas" w:cs="Consolas" w:eastAsia="Consolas" w:hAnsi="Consolas"/>
+                <w:sz w:val="18"/>
+                <w:szCs w:val="18"/>
+              </w:rPr>
+              <w:t xml:space="preserve">deactivate_biller</w:t>
+            </w:r>
+            <w:r>
+              <w:rPr>
+                <w:sz w:val="18"/>
+                <w:szCs w:val="18"/>
+              </w:rPr>
+              <w:t xml:space="preserve">, </w:t>
+            </w:r>
+            <w:r>
+              <w:rPr>
+                <w:rFonts w:ascii="Consolas" w:cs="Consolas" w:eastAsia="Consolas" w:hAnsi="Consolas"/>
+                <w:sz w:val="18"/>
+                <w:szCs w:val="18"/>
+              </w:rPr>
+              <w:t xml:space="preserve">pay_bill</w:t>
             </w:r>
           </w:p>
         </w:tc>
@@ -11762,7 +17170,7 @@
         </w:trPr>
         <w:tc>
           <w:tcPr>
-            <w:tcW w:type="dxa" w:w="2340"/>
+            <w:tcW w:type="dxa" w:w="2871"/>
             <w:tcBorders>
               <w:top w:val="single" w:color="9AA9B8" w:sz="4"/>
               <w:left w:val="single" w:color="9AA9B8" w:sz="4"/>
@@ -11788,7 +17196,7 @@
         </w:tc>
         <w:tc>
           <w:tcPr>
-            <w:tcW w:type="dxa" w:w="6686"/>
+            <w:tcW w:type="dxa" w:w="6155"/>
             <w:tcBorders>
               <w:top w:val="single" w:color="9AA9B8" w:sz="4"/>
               <w:left w:val="single" w:color="9AA9B8" w:sz="4"/>
@@ -11900,6 +17308,36 @@
                 <w:szCs w:val="18"/>
               </w:rPr>
               <w:t xml:space="preserve">change_card_limit</w:t>
+            </w:r>
+            <w:r>
+              <w:rPr>
+                <w:sz w:val="18"/>
+                <w:szCs w:val="18"/>
+              </w:rPr>
+              <w:t xml:space="preserve">, </w:t>
+            </w:r>
+            <w:r>
+              <w:rPr>
+                <w:rFonts w:ascii="Consolas" w:cs="Consolas" w:eastAsia="Consolas" w:hAnsi="Consolas"/>
+                <w:sz w:val="18"/>
+                <w:szCs w:val="18"/>
+              </w:rPr>
+              <w:t xml:space="preserve">add_card_control</w:t>
+            </w:r>
+            <w:r>
+              <w:rPr>
+                <w:sz w:val="18"/>
+                <w:szCs w:val="18"/>
+              </w:rPr>
+              <w:t xml:space="preserve">, </w:t>
+            </w:r>
+            <w:r>
+              <w:rPr>
+                <w:rFonts w:ascii="Consolas" w:cs="Consolas" w:eastAsia="Consolas" w:hAnsi="Consolas"/>
+                <w:sz w:val="18"/>
+                <w:szCs w:val="18"/>
+              </w:rPr>
+              <w:t xml:space="preserve">remove_card_control</w:t>
             </w:r>
           </w:p>
         </w:tc>
@@ -11910,33 +17348,33 @@
         </w:trPr>
         <w:tc>
           <w:tcPr>
-            <w:tcW w:type="dxa" w:w="2340"/>
-            <w:tcBorders>
-              <w:top w:val="single" w:color="9AA9B8" w:sz="4"/>
-              <w:left w:val="single" w:color="9AA9B8" w:sz="4"/>
-              <w:bottom w:val="single" w:color="9AA9B8" w:sz="4"/>
-              <w:right w:val="single" w:color="9AA9B8" w:sz="4"/>
-            </w:tcBorders>
-            <w:tcMar>
-              <w:top w:type="dxa" w:w="50"/>
-              <w:left w:type="dxa" w:w="90"/>
-              <w:bottom w:type="dxa" w:w="50"/>
-              <w:right w:type="dxa" w:w="90"/>
-            </w:tcMar>
-          </w:tcPr>
-          <w:p>
-            <w:r>
-              <w:rPr>
-                <w:sz w:val="18"/>
-                <w:szCs w:val="18"/>
-              </w:rPr>
-              <w:t xml:space="preserve">Financing</w:t>
-            </w:r>
-          </w:p>
-        </w:tc>
-        <w:tc>
-          <w:tcPr>
-            <w:tcW w:type="dxa" w:w="6686"/>
+            <w:tcW w:type="dxa" w:w="2871"/>
+            <w:tcBorders>
+              <w:top w:val="single" w:color="9AA9B8" w:sz="4"/>
+              <w:left w:val="single" w:color="9AA9B8" w:sz="4"/>
+              <w:bottom w:val="single" w:color="9AA9B8" w:sz="4"/>
+              <w:right w:val="single" w:color="9AA9B8" w:sz="4"/>
+            </w:tcBorders>
+            <w:tcMar>
+              <w:top w:type="dxa" w:w="50"/>
+              <w:left w:type="dxa" w:w="90"/>
+              <w:bottom w:type="dxa" w:w="50"/>
+              <w:right w:type="dxa" w:w="90"/>
+            </w:tcMar>
+          </w:tcPr>
+          <w:p>
+            <w:r>
+              <w:rPr>
+                <w:sz w:val="18"/>
+                <w:szCs w:val="18"/>
+              </w:rPr>
+              <w:t xml:space="preserve">Financing and collections</w:t>
+            </w:r>
+          </w:p>
+        </w:tc>
+        <w:tc>
+          <w:tcPr>
+            <w:tcW w:type="dxa" w:w="6155"/>
             <w:tcBorders>
               <w:top w:val="single" w:color="9AA9B8" w:sz="4"/>
               <w:left w:val="single" w:color="9AA9B8" w:sz="4"/>
@@ -12078,6 +17516,21 @@
                 <w:szCs w:val="18"/>
               </w:rPr>
               <w:t xml:space="preserve">settle_financing</w:t>
+            </w:r>
+            <w:r>
+              <w:rPr>
+                <w:sz w:val="18"/>
+                <w:szCs w:val="18"/>
+              </w:rPr>
+              <w:t xml:space="preserve">, </w:t>
+            </w:r>
+            <w:r>
+              <w:rPr>
+                <w:rFonts w:ascii="Consolas" w:cs="Consolas" w:eastAsia="Consolas" w:hAnsi="Consolas"/>
+                <w:sz w:val="18"/>
+                <w:szCs w:val="18"/>
+              </w:rPr>
+              <w:t xml:space="preserve">record_collections_contact</w:t>
             </w:r>
           </w:p>
         </w:tc>
@@ -12088,7 +17541,7 @@
         </w:trPr>
         <w:tc>
           <w:tcPr>
-            <w:tcW w:type="dxa" w:w="2340"/>
+            <w:tcW w:type="dxa" w:w="2871"/>
             <w:tcBorders>
               <w:top w:val="single" w:color="9AA9B8" w:sz="4"/>
               <w:left w:val="single" w:color="9AA9B8" w:sz="4"/>
@@ -12114,7 +17567,7 @@
         </w:tc>
         <w:tc>
           <w:tcPr>
-            <w:tcW w:type="dxa" w:w="6686"/>
+            <w:tcW w:type="dxa" w:w="6155"/>
             <w:tcBorders>
               <w:top w:val="single" w:color="9AA9B8" w:sz="4"/>
               <w:left w:val="single" w:color="9AA9B8" w:sz="4"/>
@@ -12166,6 +17619,21 @@
                 <w:szCs w:val="18"/>
               </w:rPr>
               <w:t xml:space="preserve">open_investigation</w:t>
+            </w:r>
+            <w:r>
+              <w:rPr>
+                <w:sz w:val="18"/>
+                <w:szCs w:val="18"/>
+              </w:rPr>
+              <w:t xml:space="preserve">, </w:t>
+            </w:r>
+            <w:r>
+              <w:rPr>
+                <w:rFonts w:ascii="Consolas" w:cs="Consolas" w:eastAsia="Consolas" w:hAnsi="Consolas"/>
+                <w:sz w:val="18"/>
+                <w:szCs w:val="18"/>
+              </w:rPr>
+              <w:t xml:space="preserve">assign_case</w:t>
             </w:r>
             <w:r>
               <w:rPr>
@@ -12281,33 +17749,151 @@
         </w:trPr>
         <w:tc>
           <w:tcPr>
-            <w:tcW w:type="dxa" w:w="2340"/>
-            <w:tcBorders>
-              <w:top w:val="single" w:color="9AA9B8" w:sz="4"/>
-              <w:left w:val="single" w:color="9AA9B8" w:sz="4"/>
-              <w:bottom w:val="single" w:color="9AA9B8" w:sz="4"/>
-              <w:right w:val="single" w:color="9AA9B8" w:sz="4"/>
-            </w:tcBorders>
-            <w:tcMar>
-              <w:top w:type="dxa" w:w="50"/>
-              <w:left w:type="dxa" w:w="90"/>
-              <w:bottom w:type="dxa" w:w="50"/>
-              <w:right w:type="dxa" w:w="90"/>
-            </w:tcMar>
-          </w:tcPr>
-          <w:p>
-            <w:r>
-              <w:rPr>
-                <w:sz w:val="18"/>
-                <w:szCs w:val="18"/>
-              </w:rPr>
-              <w:t xml:space="preserve">History and reporting</w:t>
-            </w:r>
-          </w:p>
-        </w:tc>
-        <w:tc>
-          <w:tcPr>
-            <w:tcW w:type="dxa" w:w="6686"/>
+            <w:tcW w:type="dxa" w:w="2871"/>
+            <w:tcBorders>
+              <w:top w:val="single" w:color="9AA9B8" w:sz="4"/>
+              <w:left w:val="single" w:color="9AA9B8" w:sz="4"/>
+              <w:bottom w:val="single" w:color="9AA9B8" w:sz="4"/>
+              <w:right w:val="single" w:color="9AA9B8" w:sz="4"/>
+            </w:tcBorders>
+            <w:tcMar>
+              <w:top w:type="dxa" w:w="50"/>
+              <w:left w:type="dxa" w:w="90"/>
+              <w:bottom w:type="dxa" w:w="50"/>
+              <w:right w:type="dxa" w:w="90"/>
+            </w:tcMar>
+          </w:tcPr>
+          <w:p>
+            <w:r>
+              <w:rPr>
+                <w:sz w:val="18"/>
+                <w:szCs w:val="18"/>
+              </w:rPr>
+              <w:t xml:space="preserve">Retention</w:t>
+            </w:r>
+          </w:p>
+        </w:tc>
+        <w:tc>
+          <w:tcPr>
+            <w:tcW w:type="dxa" w:w="6155"/>
+            <w:tcBorders>
+              <w:top w:val="single" w:color="9AA9B8" w:sz="4"/>
+              <w:left w:val="single" w:color="9AA9B8" w:sz="4"/>
+              <w:bottom w:val="single" w:color="9AA9B8" w:sz="4"/>
+              <w:right w:val="single" w:color="9AA9B8" w:sz="4"/>
+            </w:tcBorders>
+            <w:tcMar>
+              <w:top w:type="dxa" w:w="50"/>
+              <w:left w:type="dxa" w:w="90"/>
+              <w:bottom w:type="dxa" w:w="50"/>
+              <w:right w:type="dxa" w:w="90"/>
+            </w:tcMar>
+          </w:tcPr>
+          <w:p>
+            <w:r>
+              <w:rPr>
+                <w:rFonts w:ascii="Consolas" w:cs="Consolas" w:eastAsia="Consolas" w:hAnsi="Consolas"/>
+                <w:sz w:val="18"/>
+                <w:szCs w:val="18"/>
+              </w:rPr>
+              <w:t xml:space="preserve">archive_record</w:t>
+            </w:r>
+            <w:r>
+              <w:rPr>
+                <w:sz w:val="18"/>
+                <w:szCs w:val="18"/>
+              </w:rPr>
+              <w:t xml:space="preserve">, </w:t>
+            </w:r>
+            <w:r>
+              <w:rPr>
+                <w:rFonts w:ascii="Consolas" w:cs="Consolas" w:eastAsia="Consolas" w:hAnsi="Consolas"/>
+                <w:sz w:val="18"/>
+                <w:szCs w:val="18"/>
+              </w:rPr>
+              <w:t xml:space="preserve">request_deletion</w:t>
+            </w:r>
+            <w:r>
+              <w:rPr>
+                <w:sz w:val="18"/>
+                <w:szCs w:val="18"/>
+              </w:rPr>
+              <w:t xml:space="preserve">, </w:t>
+            </w:r>
+            <w:r>
+              <w:rPr>
+                <w:rFonts w:ascii="Consolas" w:cs="Consolas" w:eastAsia="Consolas" w:hAnsi="Consolas"/>
+                <w:sz w:val="18"/>
+                <w:szCs w:val="18"/>
+              </w:rPr>
+              <w:t xml:space="preserve">retention_until</w:t>
+            </w:r>
+            <w:r>
+              <w:rPr>
+                <w:sz w:val="18"/>
+                <w:szCs w:val="18"/>
+              </w:rPr>
+              <w:t xml:space="preserve">, </w:t>
+            </w:r>
+            <w:r>
+              <w:rPr>
+                <w:rFonts w:ascii="Consolas" w:cs="Consolas" w:eastAsia="Consolas" w:hAnsi="Consolas"/>
+                <w:sz w:val="18"/>
+                <w:szCs w:val="18"/>
+              </w:rPr>
+              <w:t xml:space="preserve">active_customers</w:t>
+            </w:r>
+            <w:r>
+              <w:rPr>
+                <w:sz w:val="18"/>
+                <w:szCs w:val="18"/>
+              </w:rPr>
+              <w:t xml:space="preserve">, </w:t>
+            </w:r>
+            <w:r>
+              <w:rPr>
+                <w:rFonts w:ascii="Consolas" w:cs="Consolas" w:eastAsia="Consolas" w:hAnsi="Consolas"/>
+                <w:sz w:val="18"/>
+                <w:szCs w:val="18"/>
+              </w:rPr>
+              <w:t xml:space="preserve">active_arrangements</w:t>
+            </w:r>
+          </w:p>
+        </w:tc>
+      </w:tr>
+      <w:tr>
+        <w:trPr>
+          <w:tblHeader w:val="false"/>
+        </w:trPr>
+        <w:tc>
+          <w:tcPr>
+            <w:tcW w:type="dxa" w:w="2871"/>
+            <w:tcBorders>
+              <w:top w:val="single" w:color="9AA9B8" w:sz="4"/>
+              <w:left w:val="single" w:color="9AA9B8" w:sz="4"/>
+              <w:bottom w:val="single" w:color="9AA9B8" w:sz="4"/>
+              <w:right w:val="single" w:color="9AA9B8" w:sz="4"/>
+            </w:tcBorders>
+            <w:tcMar>
+              <w:top w:type="dxa" w:w="50"/>
+              <w:left w:type="dxa" w:w="90"/>
+              <w:bottom w:type="dxa" w:w="50"/>
+              <w:right w:type="dxa" w:w="90"/>
+            </w:tcMar>
+          </w:tcPr>
+          <w:p>
+            <w:r>
+              <w:rPr>
+                <w:sz w:val="18"/>
+                <w:szCs w:val="18"/>
+              </w:rPr>
+              <w:t xml:space="preserve">History, audit and reporting</w:t>
+            </w:r>
+          </w:p>
+        </w:tc>
+        <w:tc>
+          <w:tcPr>
+            <w:tcW w:type="dxa" w:w="6155"/>
             <w:tcBorders>
               <w:top w:val="single" w:color="9AA9B8" w:sz="4"/>
               <w:left w:val="single" w:color="9AA9B8" w:sz="4"/>
@@ -12373,6 +17959,21 @@
                 <w:sz w:val="18"/>
                 <w:szCs w:val="18"/>
               </w:rPr>
+              <w:t xml:space="preserve">search_transactions</w:t>
+            </w:r>
+            <w:r>
+              <w:rPr>
+                <w:sz w:val="18"/>
+                <w:szCs w:val="18"/>
+              </w:rPr>
+              <w:t xml:space="preserve">, </w:t>
+            </w:r>
+            <w:r>
+              <w:rPr>
+                <w:rFonts w:ascii="Consolas" w:cs="Consolas" w:eastAsia="Consolas" w:hAnsi="Consolas"/>
+                <w:sz w:val="18"/>
+                <w:szCs w:val="18"/>
+              </w:rPr>
               <w:t xml:space="preserve">daily_report</w:t>
             </w:r>
             <w:r>
@@ -12419,6 +18020,21 @@
                 <w:szCs w:val="18"/>
               </w:rPr>
               <w:t xml:space="preserve">party_snapshot</w:t>
+            </w:r>
+            <w:r>
+              <w:rPr>
+                <w:sz w:val="18"/>
+                <w:szCs w:val="18"/>
+              </w:rPr>
+              <w:t xml:space="preserve">, </w:t>
+            </w:r>
+            <w:r>
+              <w:rPr>
+                <w:rFonts w:ascii="Consolas" w:cs="Consolas" w:eastAsia="Consolas" w:hAnsi="Consolas"/>
+                <w:sz w:val="18"/>
+                <w:szCs w:val="18"/>
+              </w:rPr>
+              <w:t xml:space="preserve">approvals_and_authority_audit</w:t>
             </w:r>
             <w:r>
               <w:rPr>
@@ -12514,7 +18130,7 @@
         <w:t xml:space="preserve">Automated tests.</w:t>
       </w:r>
       <w:r>
-        <w:t xml:space="preserve"> 49 independent tests (</w:t>
+        <w:t xml:space="preserve"> 60 independent tests (</w:t>
       </w:r>
       <w:r>
         <w:rPr>
@@ -12536,6 +18152,17 @@
         <w:t xml:space="preserve">docs/Code_Review.md</w:t>
       </w:r>
       <w:r>
+        <w:t xml:space="preserve">), eleven tests for the features added after checking the model against every line of the brief (</w:t>
+      </w:r>
+      <w:r>
+        <w:rPr>
+          <w:rFonts w:ascii="Consolas" w:cs="Consolas" w:eastAsia="Consolas" w:hAnsi="Consolas"/>
+          <w:sz w:val="19"/>
+          <w:szCs w:val="19"/>
+        </w:rPr>
+        <w:t xml:space="preserve">BriefCoverageTests</w:t>
+      </w:r>
+      <w:r>
         <w:t xml:space="preserve">), and four tests that check the brief's own requirements from the code: at least 30 classes and 30 operations, multi-level inheritance, that the diagrams name only real classes, and that the whole demonstration runs with a zero trial balance.</w:t>
       </w:r>
     </w:p>
@@ -12642,7 +18269,7 @@
           <w:b/>
           <w:bCs/>
         </w:rPr>
-        <w:t xml:space="preserve">Arrangement -&gt; DepositAccount -&gt; CurrentAccount / SavingsAccount (multi-level), and Arrangement -&gt; FinancingAgreement.</w:t>
+        <w:t xml:space="preserve">Arrangement -&gt; DepositAccount -&gt; CurrentAccount / SavingsAccount / FixedTermDeposit (multi-level), and Arrangement -&gt; FinancingAgreement.</w:t>
       </w:r>
       <w:r>
         <w:t xml:space="preserve"> Everything a customer holds has a product, pinned terms and terms history, holders, an opening branch, a servicing-branch history, a status and restrictions: that is </w:t>
@@ -12689,7 +18316,29 @@
         <w:t xml:space="preserve">check_debit</w:t>
       </w:r>
       <w:r>
-        <w:t xml:space="preserve">). A financing agreement is also an arrangement (terms, holders, status), but it holds no customer money; it has schedules and installments instead, so it sits beside </w:t>
+        <w:t xml:space="preserve">); a fixed-term deposit adds a term, rate and maturity date, refuses debits before maturity (overrides </w:t>
+      </w:r>
+      <w:r>
+        <w:rPr>
+          <w:rFonts w:ascii="Consolas" w:cs="Consolas" w:eastAsia="Consolas" w:hAnsi="Consolas"/>
+          <w:sz w:val="19"/>
+          <w:szCs w:val="19"/>
+        </w:rPr>
+        <w:t xml:space="preserve">check_debit</w:t>
+      </w:r>
+      <w:r>
+        <w:t xml:space="preserve">) and accepts only one credit, the placement (overrides </w:t>
+      </w:r>
+      <w:r>
+        <w:rPr>
+          <w:rFonts w:ascii="Consolas" w:cs="Consolas" w:eastAsia="Consolas" w:hAnsi="Consolas"/>
+          <w:sz w:val="19"/>
+          <w:szCs w:val="19"/>
+        </w:rPr>
+        <w:t xml:space="preserve">ensure_usable</w:t>
+      </w:r>
+      <w:r>
+        <w:t xml:space="preserve">). All three still reuse the parent's ledger and balance logic unchanged. A financing agreement is also an arrangement (terms, holders, status), but it holds no customer money; it has schedules and installments instead, so it sits beside </w:t>
       </w:r>
       <w:r>
         <w:rPr>
@@ -12709,10 +18358,20 @@
           <w:b/>
           <w:bCs/>
         </w:rPr>
-        <w:t xml:space="preserve">BankTransaction -&gt; CustomerPayment -&gt; TransferPayment / CardPayment (multi-level).</w:t>
-      </w:r>
-      <w:r>
-        <w:t xml:space="preserve"> Every transaction has an amount, a status history, ledger entries and reversals. A customer payment is one a customer (or their representative) instructed, so it records who initiated it, the channel and the mandate used, and it can be disputed. Transfers add a beneficiary-version snapshot and a possible hold; card payments add the exact card and merchant.</w:t>
+        <w:t xml:space="preserve">BankTransaction -&gt; CustomerPayment -&gt; TransferPayment / CardPayment / BillPayment / OwnAccountTransfer (multi-level).</w:t>
+      </w:r>
+      <w:r>
+        <w:t xml:space="preserve"> Every transaction has an amount, a status history, ledger entries and reversals. A customer payment is one a customer (or their representative) instructed, so it records who initiated it, the channel and the mandate used, and it can be disputed. Transfers add a beneficiary-version snapshot and a possible hold; card payments add the exact card, merchant, channel, country and merchant category (which card controls check); bill payments add the biller and consumer reference; own-account transfers add the target account. All four are disputable and subject to the same mandate and restriction rules because they inherit what makes them </w:t>
+      </w:r>
+      <w:r>
+        <w:rPr>
+          <w:i/>
+          <w:iCs/>
+        </w:rPr>
+        <w:t xml:space="preserve">customer</w:t>
+      </w:r>
+      <w:r>
+        <w:t xml:space="preserve"> payments.</w:t>
       </w:r>
     </w:p>
     <w:p>
@@ -12747,7 +18406,7 @@
         <w:t xml:space="preserve">InternalTransfer</w:t>
       </w:r>
       <w:r>
-        <w:t xml:space="preserve"> moves money between the bank's own ledgers (vault cash on branch closure).</w:t>
+        <w:t xml:space="preserve"> is a bank-initiated movement no customer instructed (vault cash on branch closure, term-deposit payout).</w:t>
       </w:r>
     </w:p>
     <w:p>
@@ -13115,6 +18774,66 @@
       </w:r>
     </w:p>
     <w:p>
+      <w:pPr>
+        <w:pStyle w:val="ListParagraph"/>
+        <w:numPr>
+          <w:ilvl w:val="0"/>
+          <w:numId w:val="2"/>
+        </w:numPr>
+      </w:pPr>
+      <w:r>
+        <w:rPr>
+          <w:b/>
+          <w:bCs/>
+        </w:rPr>
+        <w:t xml:space="preserve">`Biller(Organization)` or `Merchant(Party)`.</w:t>
+      </w:r>
+      <w:r>
+        <w:t xml:space="preserve"> Billers and merchants are counterparties, not customers: the bank holds no KYC, mandates or relationship for them. Making them parties would pull in documents, checks and restrictions that never apply. </w:t>
+      </w:r>
+      <w:r>
+        <w:rPr>
+          <w:rFonts w:ascii="Consolas" w:cs="Consolas" w:eastAsia="Consolas" w:hAnsi="Consolas"/>
+          <w:sz w:val="19"/>
+          <w:szCs w:val="19"/>
+        </w:rPr>
+        <w:t xml:space="preserve">Biller</w:t>
+      </w:r>
+      <w:r>
+        <w:t xml:space="preserve"> is a small standalone class; a merchant is recorded on the card payment.</w:t>
+      </w:r>
+    </w:p>
+    <w:p>
+      <w:pPr>
+        <w:pStyle w:val="ListParagraph"/>
+        <w:numPr>
+          <w:ilvl w:val="0"/>
+          <w:numId w:val="2"/>
+        </w:numPr>
+      </w:pPr>
+      <w:r>
+        <w:rPr>
+          <w:b/>
+          <w:bCs/>
+        </w:rPr>
+        <w:t xml:space="preserve">Card controls as extra card statuses (`BLOCKED_ONLINE`, ...).</w:t>
+      </w:r>
+      <w:r>
+        <w:t xml:space="preserve"> A card can have several controls at once, each switched on and off at different times, and a control is not the card's lifecycle state. Separate </w:t>
+      </w:r>
+      <w:r>
+        <w:rPr>
+          <w:rFonts w:ascii="Consolas" w:cs="Consolas" w:eastAsia="Consolas" w:hAnsi="Consolas"/>
+          <w:sz w:val="19"/>
+          <w:szCs w:val="19"/>
+        </w:rPr>
+        <w:t xml:space="preserve">CardControl</w:t>
+      </w:r>
+      <w:r>
+        <w:t xml:space="preserve"> objects with periods keep the status meaningful and the control history answerable.</w:t>
+      </w:r>
+    </w:p>
+    <w:p>
       <w:r>
         <w:rPr>
           <w:b/>
@@ -13189,7 +18908,7 @@
         <w:t xml:space="preserve">run_demo()</w:t>
       </w:r>
       <w:r>
-        <w:t xml:space="preserve"> creates one bank with three branches, eight staff, six products, sixteen people (eight of them staff), one company, one charity, four deposit accounts, five cards, two beneficiaries, a standing order and a financing facility. It then runs a simulated calendar from January 2026 to February 2027; the daily batch runs standing orders, arrears checks, month-end fees and savings interest automatically. The full output is in </w:t>
+        <w:t xml:space="preserve"> creates one bank with three branches, ten staff (including a collections officer and an auditor), eight products, twenty people (ten of them staff), a sole trader, a high-value customer, one company, one charity, eight deposit accounts (including two term deposits), five cards, two billers, beneficiaries, a standing order and a financing facility. It then runs a simulated calendar from January 2026 to August 2027; the daily batch runs standing orders, arrears checks, promise-to-pay checks, term-deposit maturities, month-end fees and savings interest automatically. The full output is in </w:t>
       </w:r>
       <w:r>
         <w:rPr>
@@ -13200,7 +18919,12 @@
         <w:t xml:space="preserve">docs/demo_output.txt</w:t>
       </w:r>
       <w:r>
-        <w:t xml:space="preserve">: 71 transactions, 10 cases, 210 audit events, 20 refused actions, each naming the rule, and a zero trial balance.</w:t>
+        <w:t xml:space="preserve">: 108 transactions, 10 cases, 284 audit events, 27 refused actions, each naming the rule, and a zero trial balance.</w:t>
+      </w:r>
+    </w:p>
+    <w:p>
+      <w:r>
+        <w:t xml:space="preserve">The seeded company matches the brief's scenario: two directors (Ayesha, Bilal), one beneficial owner (Sara, 40%; Ayesha's 10% is recorded but below the 25% threshold), and three employees with different powers (Hamza pays with dual control above PKR 1m, Noor may only view, Usman may use a card). Ayesha and Bilal already bank personally.</w:t>
       </w:r>
     </w:p>
     <w:p>
@@ -13230,10 +18954,10 @@
         </w:tblBorders>
       </w:tblPr>
       <w:tblGrid>
-        <w:gridCol w:w="465"/>
-        <w:gridCol w:w="1572"/>
-        <w:gridCol w:w="3493"/>
-        <w:gridCol w:w="3496"/>
+        <w:gridCol w:w="412"/>
+        <w:gridCol w:w="2424"/>
+        <w:gridCol w:w="3094"/>
+        <w:gridCol w:w="3096"/>
       </w:tblGrid>
       <w:tr>
         <w:trPr>
@@ -13241,7 +18965,7 @@
         </w:trPr>
         <w:tc>
           <w:tcPr>
-            <w:tcW w:type="dxa" w:w="465"/>
+            <w:tcW w:type="dxa" w:w="412"/>
             <w:tcBorders>
               <w:top w:val="single" w:color="9AA9B8" w:sz="4"/>
               <w:left w:val="single" w:color="9AA9B8" w:sz="4"/>
@@ -13270,7 +18994,7 @@
         </w:tc>
         <w:tc>
           <w:tcPr>
-            <w:tcW w:type="dxa" w:w="1572"/>
+            <w:tcW w:type="dxa" w:w="2424"/>
             <w:tcBorders>
               <w:top w:val="single" w:color="9AA9B8" w:sz="4"/>
               <w:left w:val="single" w:color="9AA9B8" w:sz="4"/>
@@ -13299,7 +19023,7 @@
         </w:tc>
         <w:tc>
           <w:tcPr>
-            <w:tcW w:type="dxa" w:w="3493"/>
+            <w:tcW w:type="dxa" w:w="3094"/>
             <w:tcBorders>
               <w:top w:val="single" w:color="9AA9B8" w:sz="4"/>
               <w:left w:val="single" w:color="9AA9B8" w:sz="4"/>
@@ -13328,7 +19052,7 @@
         </w:tc>
         <w:tc>
           <w:tcPr>
-            <w:tcW w:type="dxa" w:w="3496"/>
+            <w:tcW w:type="dxa" w:w="3096"/>
             <w:tcBorders>
               <w:top w:val="single" w:color="9AA9B8" w:sz="4"/>
               <w:left w:val="single" w:color="9AA9B8" w:sz="4"/>
@@ -13362,7 +19086,7 @@
         </w:trPr>
         <w:tc>
           <w:tcPr>
-            <w:tcW w:type="dxa" w:w="465"/>
+            <w:tcW w:type="dxa" w:w="412"/>
             <w:tcBorders>
               <w:top w:val="single" w:color="9AA9B8" w:sz="4"/>
               <w:left w:val="single" w:color="9AA9B8" w:sz="4"/>
@@ -13388,7 +19112,7 @@
         </w:tc>
         <w:tc>
           <w:tcPr>
-            <w:tcW w:type="dxa" w:w="1572"/>
+            <w:tcW w:type="dxa" w:w="2424"/>
             <w:tcBorders>
               <w:top w:val="single" w:color="9AA9B8" w:sz="4"/>
               <w:left w:val="single" w:color="9AA9B8" w:sz="4"/>
@@ -13414,7 +19138,7 @@
         </w:tc>
         <w:tc>
           <w:tcPr>
-            <w:tcW w:type="dxa" w:w="3493"/>
+            <w:tcW w:type="dxa" w:w="3094"/>
             <w:tcBorders>
               <w:top w:val="single" w:color="9AA9B8" w:sz="4"/>
               <w:left w:val="single" w:color="9AA9B8" w:sz="4"/>
@@ -13440,7 +19164,7 @@
         </w:tc>
         <w:tc>
           <w:tcPr>
-            <w:tcW w:type="dxa" w:w="3496"/>
+            <w:tcW w:type="dxa" w:w="3096"/>
             <w:tcBorders>
               <w:top w:val="single" w:color="9AA9B8" w:sz="4"/>
               <w:left w:val="single" w:color="9AA9B8" w:sz="4"/>
@@ -13471,7 +19195,7 @@
         </w:trPr>
         <w:tc>
           <w:tcPr>
-            <w:tcW w:type="dxa" w:w="465"/>
+            <w:tcW w:type="dxa" w:w="412"/>
             <w:tcBorders>
               <w:top w:val="single" w:color="9AA9B8" w:sz="4"/>
               <w:left w:val="single" w:color="9AA9B8" w:sz="4"/>
@@ -13497,7 +19221,7 @@
         </w:tc>
         <w:tc>
           <w:tcPr>
-            <w:tcW w:type="dxa" w:w="1572"/>
+            <w:tcW w:type="dxa" w:w="2424"/>
             <w:tcBorders>
               <w:top w:val="single" w:color="9AA9B8" w:sz="4"/>
               <w:left w:val="single" w:color="9AA9B8" w:sz="4"/>
@@ -13523,7 +19247,7 @@
         </w:tc>
         <w:tc>
           <w:tcPr>
-            <w:tcW w:type="dxa" w:w="3493"/>
+            <w:tcW w:type="dxa" w:w="3094"/>
             <w:tcBorders>
               <w:top w:val="single" w:color="9AA9B8" w:sz="4"/>
               <w:left w:val="single" w:color="9AA9B8" w:sz="4"/>
@@ -13549,7 +19273,7 @@
         </w:tc>
         <w:tc>
           <w:tcPr>
-            <w:tcW w:type="dxa" w:w="3496"/>
+            <w:tcW w:type="dxa" w:w="3096"/>
             <w:tcBorders>
               <w:top w:val="single" w:color="9AA9B8" w:sz="4"/>
               <w:left w:val="single" w:color="9AA9B8" w:sz="4"/>
@@ -13580,7 +19304,7 @@
         </w:trPr>
         <w:tc>
           <w:tcPr>
-            <w:tcW w:type="dxa" w:w="465"/>
+            <w:tcW w:type="dxa" w:w="412"/>
             <w:tcBorders>
               <w:top w:val="single" w:color="9AA9B8" w:sz="4"/>
               <w:left w:val="single" w:color="9AA9B8" w:sz="4"/>
@@ -13606,7 +19330,7 @@
         </w:tc>
         <w:tc>
           <w:tcPr>
-            <w:tcW w:type="dxa" w:w="1572"/>
+            <w:tcW w:type="dxa" w:w="2424"/>
             <w:tcBorders>
               <w:top w:val="single" w:color="9AA9B8" w:sz="4"/>
               <w:left w:val="single" w:color="9AA9B8" w:sz="4"/>
@@ -13632,7 +19356,7 @@
         </w:tc>
         <w:tc>
           <w:tcPr>
-            <w:tcW w:type="dxa" w:w="3493"/>
+            <w:tcW w:type="dxa" w:w="3094"/>
             <w:tcBorders>
               <w:top w:val="single" w:color="9AA9B8" w:sz="4"/>
               <w:left w:val="single" w:color="9AA9B8" w:sz="4"/>
@@ -13658,7 +19382,7 @@
         </w:tc>
         <w:tc>
           <w:tcPr>
-            <w:tcW w:type="dxa" w:w="3496"/>
+            <w:tcW w:type="dxa" w:w="3096"/>
             <w:tcBorders>
               <w:top w:val="single" w:color="9AA9B8" w:sz="4"/>
               <w:left w:val="single" w:color="9AA9B8" w:sz="4"/>
@@ -13689,7 +19413,7 @@
         </w:trPr>
         <w:tc>
           <w:tcPr>
-            <w:tcW w:type="dxa" w:w="465"/>
+            <w:tcW w:type="dxa" w:w="412"/>
             <w:tcBorders>
               <w:top w:val="single" w:color="9AA9B8" w:sz="4"/>
               <w:left w:val="single" w:color="9AA9B8" w:sz="4"/>
@@ -13715,7 +19439,7 @@
         </w:tc>
         <w:tc>
           <w:tcPr>
-            <w:tcW w:type="dxa" w:w="1572"/>
+            <w:tcW w:type="dxa" w:w="2424"/>
             <w:tcBorders>
               <w:top w:val="single" w:color="9AA9B8" w:sz="4"/>
               <w:left w:val="single" w:color="9AA9B8" w:sz="4"/>
@@ -13741,7 +19465,7 @@
         </w:tc>
         <w:tc>
           <w:tcPr>
-            <w:tcW w:type="dxa" w:w="3493"/>
+            <w:tcW w:type="dxa" w:w="3094"/>
             <w:tcBorders>
               <w:top w:val="single" w:color="9AA9B8" w:sz="4"/>
               <w:left w:val="single" w:color="9AA9B8" w:sz="4"/>
@@ -13767,7 +19491,7 @@
         </w:tc>
         <w:tc>
           <w:tcPr>
-            <w:tcW w:type="dxa" w:w="3496"/>
+            <w:tcW w:type="dxa" w:w="3096"/>
             <w:tcBorders>
               <w:top w:val="single" w:color="9AA9B8" w:sz="4"/>
               <w:left w:val="single" w:color="9AA9B8" w:sz="4"/>
@@ -13798,7 +19522,7 @@
         </w:trPr>
         <w:tc>
           <w:tcPr>
-            <w:tcW w:type="dxa" w:w="465"/>
+            <w:tcW w:type="dxa" w:w="412"/>
             <w:tcBorders>
               <w:top w:val="single" w:color="9AA9B8" w:sz="4"/>
               <w:left w:val="single" w:color="9AA9B8" w:sz="4"/>
@@ -13824,7 +19548,7 @@
         </w:tc>
         <w:tc>
           <w:tcPr>
-            <w:tcW w:type="dxa" w:w="1572"/>
+            <w:tcW w:type="dxa" w:w="2424"/>
             <w:tcBorders>
               <w:top w:val="single" w:color="9AA9B8" w:sz="4"/>
               <w:left w:val="single" w:color="9AA9B8" w:sz="4"/>
@@ -13850,7 +19574,7 @@
         </w:tc>
         <w:tc>
           <w:tcPr>
-            <w:tcW w:type="dxa" w:w="3493"/>
+            <w:tcW w:type="dxa" w:w="3094"/>
             <w:tcBorders>
               <w:top w:val="single" w:color="9AA9B8" w:sz="4"/>
               <w:left w:val="single" w:color="9AA9B8" w:sz="4"/>
@@ -13876,7 +19600,7 @@
         </w:tc>
         <w:tc>
           <w:tcPr>
-            <w:tcW w:type="dxa" w:w="3496"/>
+            <w:tcW w:type="dxa" w:w="3096"/>
             <w:tcBorders>
               <w:top w:val="single" w:color="9AA9B8" w:sz="4"/>
               <w:left w:val="single" w:color="9AA9B8" w:sz="4"/>
@@ -13907,7 +19631,7 @@
         </w:trPr>
         <w:tc>
           <w:tcPr>
-            <w:tcW w:type="dxa" w:w="465"/>
+            <w:tcW w:type="dxa" w:w="412"/>
             <w:tcBorders>
               <w:top w:val="single" w:color="9AA9B8" w:sz="4"/>
               <w:left w:val="single" w:color="9AA9B8" w:sz="4"/>
@@ -13933,7 +19657,7 @@
         </w:tc>
         <w:tc>
           <w:tcPr>
-            <w:tcW w:type="dxa" w:w="1572"/>
+            <w:tcW w:type="dxa" w:w="2424"/>
             <w:tcBorders>
               <w:top w:val="single" w:color="9AA9B8" w:sz="4"/>
               <w:left w:val="single" w:color="9AA9B8" w:sz="4"/>
@@ -13959,33 +19683,33 @@
         </w:tc>
         <w:tc>
           <w:tcPr>
-            <w:tcW w:type="dxa" w:w="3493"/>
-            <w:tcBorders>
-              <w:top w:val="single" w:color="9AA9B8" w:sz="4"/>
-              <w:left w:val="single" w:color="9AA9B8" w:sz="4"/>
-              <w:bottom w:val="single" w:color="9AA9B8" w:sz="4"/>
-              <w:right w:val="single" w:color="9AA9B8" w:sz="4"/>
-            </w:tcBorders>
-            <w:tcMar>
-              <w:top w:type="dxa" w:w="50"/>
-              <w:left w:type="dxa" w:w="90"/>
-              <w:bottom w:type="dxa" w:w="50"/>
-              <w:right w:type="dxa" w:w="90"/>
-            </w:tcMar>
-          </w:tcPr>
-          <w:p>
-            <w:r>
-              <w:rPr>
-                <w:sz w:val="18"/>
-                <w:szCs w:val="18"/>
-              </w:rPr>
-              <w:t xml:space="preserve">Unauthorised applicant blocked; credit officer's delegated limit forces an 8m request to be declined; disbursement blocked by conditions; an overpayment is refused without changing anything; missed installment triggers collections; restructure; approver promoted; early settlement; restructuring the settled loan refused</w:t>
-            </w:r>
-          </w:p>
-        </w:tc>
-        <w:tc>
-          <w:tcPr>
-            <w:tcW w:type="dxa" w:w="3496"/>
+            <w:tcW w:type="dxa" w:w="3094"/>
+            <w:tcBorders>
+              <w:top w:val="single" w:color="9AA9B8" w:sz="4"/>
+              <w:left w:val="single" w:color="9AA9B8" w:sz="4"/>
+              <w:bottom w:val="single" w:color="9AA9B8" w:sz="4"/>
+              <w:right w:val="single" w:color="9AA9B8" w:sz="4"/>
+            </w:tcBorders>
+            <w:tcMar>
+              <w:top w:type="dxa" w:w="50"/>
+              <w:left w:type="dxa" w:w="90"/>
+              <w:bottom w:type="dxa" w:w="50"/>
+              <w:right w:type="dxa" w:w="90"/>
+            </w:tcMar>
+          </w:tcPr>
+          <w:p>
+            <w:r>
+              <w:rPr>
+                <w:sz w:val="18"/>
+                <w:szCs w:val="18"/>
+              </w:rPr>
+              <w:t xml:space="preserve">Unauthorised applicant blocked; credit officer's delegated limit forces an 8m request to be declined; disbursement blocked by conditions; an overpayment is refused without changing anything; missed installment opens a collections case, worked by the collections officer (a teller is refused); the customer's promise to pay is broken; restructure; approver promoted; early settlement; restructuring the settled loan refused</w:t>
+            </w:r>
+          </w:p>
+        </w:tc>
+        <w:tc>
+          <w:tcPr>
+            <w:tcW w:type="dxa" w:w="3096"/>
             <w:tcBorders>
               <w:top w:val="single" w:color="9AA9B8" w:sz="4"/>
               <w:left w:val="single" w:color="9AA9B8" w:sz="4"/>
@@ -14016,7 +19740,7 @@
         </w:trPr>
         <w:tc>
           <w:tcPr>
-            <w:tcW w:type="dxa" w:w="465"/>
+            <w:tcW w:type="dxa" w:w="412"/>
             <w:tcBorders>
               <w:top w:val="single" w:color="9AA9B8" w:sz="4"/>
               <w:left w:val="single" w:color="9AA9B8" w:sz="4"/>
@@ -14042,7 +19766,7 @@
         </w:tc>
         <w:tc>
           <w:tcPr>
-            <w:tcW w:type="dxa" w:w="1572"/>
+            <w:tcW w:type="dxa" w:w="2424"/>
             <w:tcBorders>
               <w:top w:val="single" w:color="9AA9B8" w:sz="4"/>
               <w:left w:val="single" w:color="9AA9B8" w:sz="4"/>
@@ -14068,7 +19792,7 @@
         </w:tc>
         <w:tc>
           <w:tcPr>
-            <w:tcW w:type="dxa" w:w="3493"/>
+            <w:tcW w:type="dxa" w:w="3094"/>
             <w:tcBorders>
               <w:top w:val="single" w:color="9AA9B8" w:sz="4"/>
               <w:left w:val="single" w:color="9AA9B8" w:sz="4"/>
@@ -14094,7 +19818,7 @@
         </w:tc>
         <w:tc>
           <w:tcPr>
-            <w:tcW w:type="dxa" w:w="3496"/>
+            <w:tcW w:type="dxa" w:w="3096"/>
             <w:tcBorders>
               <w:top w:val="single" w:color="9AA9B8" w:sz="4"/>
               <w:left w:val="single" w:color="9AA9B8" w:sz="4"/>
@@ -14125,7 +19849,7 @@
         </w:trPr>
         <w:tc>
           <w:tcPr>
-            <w:tcW w:type="dxa" w:w="465"/>
+            <w:tcW w:type="dxa" w:w="412"/>
             <w:tcBorders>
               <w:top w:val="single" w:color="9AA9B8" w:sz="4"/>
               <w:left w:val="single" w:color="9AA9B8" w:sz="4"/>
@@ -14151,7 +19875,7 @@
         </w:tc>
         <w:tc>
           <w:tcPr>
-            <w:tcW w:type="dxa" w:w="1572"/>
+            <w:tcW w:type="dxa" w:w="2424"/>
             <w:tcBorders>
               <w:top w:val="single" w:color="9AA9B8" w:sz="4"/>
               <w:left w:val="single" w:color="9AA9B8" w:sz="4"/>
@@ -14177,7 +19901,7 @@
         </w:tc>
         <w:tc>
           <w:tcPr>
-            <w:tcW w:type="dxa" w:w="3493"/>
+            <w:tcW w:type="dxa" w:w="3094"/>
             <w:tcBorders>
               <w:top w:val="single" w:color="9AA9B8" w:sz="4"/>
               <w:left w:val="single" w:color="9AA9B8" w:sz="4"/>
@@ -14203,7 +19927,7 @@
         </w:tc>
         <w:tc>
           <w:tcPr>
-            <w:tcW w:type="dxa" w:w="3496"/>
+            <w:tcW w:type="dxa" w:w="3096"/>
             <w:tcBorders>
               <w:top w:val="single" w:color="9AA9B8" w:sz="4"/>
               <w:left w:val="single" w:color="9AA9B8" w:sz="4"/>
@@ -14234,7 +19958,7 @@
         </w:trPr>
         <w:tc>
           <w:tcPr>
-            <w:tcW w:type="dxa" w:w="465"/>
+            <w:tcW w:type="dxa" w:w="412"/>
             <w:tcBorders>
               <w:top w:val="single" w:color="9AA9B8" w:sz="4"/>
               <w:left w:val="single" w:color="9AA9B8" w:sz="4"/>
@@ -14260,7 +19984,7 @@
         </w:tc>
         <w:tc>
           <w:tcPr>
-            <w:tcW w:type="dxa" w:w="1572"/>
+            <w:tcW w:type="dxa" w:w="2424"/>
             <w:tcBorders>
               <w:top w:val="single" w:color="9AA9B8" w:sz="4"/>
               <w:left w:val="single" w:color="9AA9B8" w:sz="4"/>
@@ -14286,7 +20010,7 @@
         </w:tc>
         <w:tc>
           <w:tcPr>
-            <w:tcW w:type="dxa" w:w="3493"/>
+            <w:tcW w:type="dxa" w:w="3094"/>
             <w:tcBorders>
               <w:top w:val="single" w:color="9AA9B8" w:sz="4"/>
               <w:left w:val="single" w:color="9AA9B8" w:sz="4"/>
@@ -14312,7 +20036,7 @@
         </w:tc>
         <w:tc>
           <w:tcPr>
-            <w:tcW w:type="dxa" w:w="3496"/>
+            <w:tcW w:type="dxa" w:w="3096"/>
             <w:tcBorders>
               <w:top w:val="single" w:color="9AA9B8" w:sz="4"/>
               <w:left w:val="single" w:color="9AA9B8" w:sz="4"/>
@@ -14343,7 +20067,7 @@
         </w:trPr>
         <w:tc>
           <w:tcPr>
-            <w:tcW w:type="dxa" w:w="465"/>
+            <w:tcW w:type="dxa" w:w="412"/>
             <w:tcBorders>
               <w:top w:val="single" w:color="9AA9B8" w:sz="4"/>
               <w:left w:val="single" w:color="9AA9B8" w:sz="4"/>
@@ -14369,7 +20093,7 @@
         </w:tc>
         <w:tc>
           <w:tcPr>
-            <w:tcW w:type="dxa" w:w="1572"/>
+            <w:tcW w:type="dxa" w:w="2424"/>
             <w:tcBorders>
               <w:top w:val="single" w:color="9AA9B8" w:sz="4"/>
               <w:left w:val="single" w:color="9AA9B8" w:sz="4"/>
@@ -14395,7 +20119,7 @@
         </w:tc>
         <w:tc>
           <w:tcPr>
-            <w:tcW w:type="dxa" w:w="3493"/>
+            <w:tcW w:type="dxa" w:w="3094"/>
             <w:tcBorders>
               <w:top w:val="single" w:color="9AA9B8" w:sz="4"/>
               <w:left w:val="single" w:color="9AA9B8" w:sz="4"/>
@@ -14421,7 +20145,7 @@
         </w:tc>
         <w:tc>
           <w:tcPr>
-            <w:tcW w:type="dxa" w:w="3496"/>
+            <w:tcW w:type="dxa" w:w="3096"/>
             <w:tcBorders>
               <w:top w:val="single" w:color="9AA9B8" w:sz="4"/>
               <w:left w:val="single" w:color="9AA9B8" w:sz="4"/>
@@ -14452,7 +20176,7 @@
         </w:trPr>
         <w:tc>
           <w:tcPr>
-            <w:tcW w:type="dxa" w:w="465"/>
+            <w:tcW w:type="dxa" w:w="412"/>
             <w:tcBorders>
               <w:top w:val="single" w:color="9AA9B8" w:sz="4"/>
               <w:left w:val="single" w:color="9AA9B8" w:sz="4"/>
@@ -14478,7 +20202,7 @@
         </w:tc>
         <w:tc>
           <w:tcPr>
-            <w:tcW w:type="dxa" w:w="1572"/>
+            <w:tcW w:type="dxa" w:w="2424"/>
             <w:tcBorders>
               <w:top w:val="single" w:color="9AA9B8" w:sz="4"/>
               <w:left w:val="single" w:color="9AA9B8" w:sz="4"/>
@@ -14504,7 +20228,7 @@
         </w:tc>
         <w:tc>
           <w:tcPr>
-            <w:tcW w:type="dxa" w:w="3493"/>
+            <w:tcW w:type="dxa" w:w="3094"/>
             <w:tcBorders>
               <w:top w:val="single" w:color="9AA9B8" w:sz="4"/>
               <w:left w:val="single" w:color="9AA9B8" w:sz="4"/>
@@ -14530,7 +20254,7 @@
         </w:tc>
         <w:tc>
           <w:tcPr>
-            <w:tcW w:type="dxa" w:w="3496"/>
+            <w:tcW w:type="dxa" w:w="3096"/>
             <w:tcBorders>
               <w:top w:val="single" w:color="9AA9B8" w:sz="4"/>
               <w:left w:val="single" w:color="9AA9B8" w:sz="4"/>
@@ -14561,7 +20285,7 @@
         </w:trPr>
         <w:tc>
           <w:tcPr>
-            <w:tcW w:type="dxa" w:w="465"/>
+            <w:tcW w:type="dxa" w:w="412"/>
             <w:tcBorders>
               <w:top w:val="single" w:color="9AA9B8" w:sz="4"/>
               <w:left w:val="single" w:color="9AA9B8" w:sz="4"/>
@@ -14587,7 +20311,7 @@
         </w:tc>
         <w:tc>
           <w:tcPr>
-            <w:tcW w:type="dxa" w:w="1572"/>
+            <w:tcW w:type="dxa" w:w="2424"/>
             <w:tcBorders>
               <w:top w:val="single" w:color="9AA9B8" w:sz="4"/>
               <w:left w:val="single" w:color="9AA9B8" w:sz="4"/>
@@ -14613,7 +20337,7 @@
         </w:tc>
         <w:tc>
           <w:tcPr>
-            <w:tcW w:type="dxa" w:w="3493"/>
+            <w:tcW w:type="dxa" w:w="3094"/>
             <w:tcBorders>
               <w:top w:val="single" w:color="9AA9B8" w:sz="4"/>
               <w:left w:val="single" w:color="9AA9B8" w:sz="4"/>
@@ -14639,7 +20363,7 @@
         </w:tc>
         <w:tc>
           <w:tcPr>
-            <w:tcW w:type="dxa" w:w="3496"/>
+            <w:tcW w:type="dxa" w:w="3096"/>
             <w:tcBorders>
               <w:top w:val="single" w:color="9AA9B8" w:sz="4"/>
               <w:left w:val="single" w:color="9AA9B8" w:sz="4"/>
@@ -14670,7 +20394,7 @@
         </w:trPr>
         <w:tc>
           <w:tcPr>
-            <w:tcW w:type="dxa" w:w="465"/>
+            <w:tcW w:type="dxa" w:w="412"/>
             <w:tcBorders>
               <w:top w:val="single" w:color="9AA9B8" w:sz="4"/>
               <w:left w:val="single" w:color="9AA9B8" w:sz="4"/>
@@ -14696,7 +20420,7 @@
         </w:tc>
         <w:tc>
           <w:tcPr>
-            <w:tcW w:type="dxa" w:w="1572"/>
+            <w:tcW w:type="dxa" w:w="2424"/>
             <w:tcBorders>
               <w:top w:val="single" w:color="9AA9B8" w:sz="4"/>
               <w:left w:val="single" w:color="9AA9B8" w:sz="4"/>
@@ -14722,7 +20446,7 @@
         </w:tc>
         <w:tc>
           <w:tcPr>
-            <w:tcW w:type="dxa" w:w="3493"/>
+            <w:tcW w:type="dxa" w:w="3094"/>
             <w:tcBorders>
               <w:top w:val="single" w:color="9AA9B8" w:sz="4"/>
               <w:left w:val="single" w:color="9AA9B8" w:sz="4"/>
@@ -14748,7 +20472,7 @@
         </w:tc>
         <w:tc>
           <w:tcPr>
-            <w:tcW w:type="dxa" w:w="3496"/>
+            <w:tcW w:type="dxa" w:w="3096"/>
             <w:tcBorders>
               <w:top w:val="single" w:color="9AA9B8" w:sz="4"/>
               <w:left w:val="single" w:color="9AA9B8" w:sz="4"/>
@@ -14769,6 +20493,333 @@
                 <w:szCs w:val="18"/>
               </w:rPr>
               <w:t xml:space="preserve">Record retention when customers and employees change</w:t>
+            </w:r>
+          </w:p>
+        </w:tc>
+      </w:tr>
+      <w:tr>
+        <w:trPr>
+          <w:tblHeader w:val="false"/>
+        </w:trPr>
+        <w:tc>
+          <w:tcPr>
+            <w:tcW w:type="dxa" w:w="412"/>
+            <w:tcBorders>
+              <w:top w:val="single" w:color="9AA9B8" w:sz="4"/>
+              <w:left w:val="single" w:color="9AA9B8" w:sz="4"/>
+              <w:bottom w:val="single" w:color="9AA9B8" w:sz="4"/>
+              <w:right w:val="single" w:color="9AA9B8" w:sz="4"/>
+            </w:tcBorders>
+            <w:tcMar>
+              <w:top w:type="dxa" w:w="50"/>
+              <w:left w:type="dxa" w:w="90"/>
+              <w:bottom w:type="dxa" w:w="50"/>
+              <w:right w:type="dxa" w:w="90"/>
+            </w:tcMar>
+          </w:tcPr>
+          <w:p>
+            <w:r>
+              <w:rPr>
+                <w:sz w:val="18"/>
+                <w:szCs w:val="18"/>
+              </w:rPr>
+              <w:t xml:space="preserve">14</w:t>
+            </w:r>
+          </w:p>
+        </w:tc>
+        <w:tc>
+          <w:tcPr>
+            <w:tcW w:type="dxa" w:w="2424"/>
+            <w:tcBorders>
+              <w:top w:val="single" w:color="9AA9B8" w:sz="4"/>
+              <w:left w:val="single" w:color="9AA9B8" w:sz="4"/>
+              <w:bottom w:val="single" w:color="9AA9B8" w:sz="4"/>
+              <w:right w:val="single" w:color="9AA9B8" w:sz="4"/>
+            </w:tcBorders>
+            <w:tcMar>
+              <w:top w:type="dxa" w:w="50"/>
+              <w:left w:type="dxa" w:w="90"/>
+              <w:bottom w:type="dxa" w:w="50"/>
+              <w:right w:type="dxa" w:w="90"/>
+            </w:tcMar>
+          </w:tcPr>
+          <w:p>
+            <w:r>
+              <w:rPr>
+                <w:sz w:val="18"/>
+                <w:szCs w:val="18"/>
+              </w:rPr>
+              <w:t xml:space="preserve">Sole trader, high-value customer, term deposits</w:t>
+            </w:r>
+          </w:p>
+        </w:tc>
+        <w:tc>
+          <w:tcPr>
+            <w:tcW w:type="dxa" w:w="3094"/>
+            <w:tcBorders>
+              <w:top w:val="single" w:color="9AA9B8" w:sz="4"/>
+              <w:left w:val="single" w:color="9AA9B8" w:sz="4"/>
+              <w:bottom w:val="single" w:color="9AA9B8" w:sz="4"/>
+              <w:right w:val="single" w:color="9AA9B8" w:sz="4"/>
+            </w:tcBorders>
+            <w:tcMar>
+              <w:top w:type="dxa" w:w="50"/>
+              <w:left w:type="dxa" w:w="90"/>
+              <w:bottom w:type="dxa" w:w="50"/>
+              <w:right w:type="dxa" w:w="90"/>
+            </w:tcMar>
+          </w:tcPr>
+          <w:p>
+            <w:r>
+              <w:rPr>
+                <w:sz w:val="18"/>
+                <w:szCs w:val="18"/>
+              </w:rPr>
+              <w:t xml:space="preserve">Sole trader refused without a trading name; high-value customer refused until source of wealth is verified; withdrawal and top-up of a term deposit refused; one deposit broken early with a penalty, the other paid out at maturity</w:t>
+            </w:r>
+          </w:p>
+        </w:tc>
+        <w:tc>
+          <w:tcPr>
+            <w:tcW w:type="dxa" w:w="3096"/>
+            <w:tcBorders>
+              <w:top w:val="single" w:color="9AA9B8" w:sz="4"/>
+              <w:left w:val="single" w:color="9AA9B8" w:sz="4"/>
+              <w:bottom w:val="single" w:color="9AA9B8" w:sz="4"/>
+              <w:right w:val="single" w:color="9AA9B8" w:sz="4"/>
+            </w:tcBorders>
+            <w:tcMar>
+              <w:top w:type="dxa" w:w="50"/>
+              <w:left w:type="dxa" w:w="90"/>
+              <w:bottom w:type="dxa" w:w="50"/>
+              <w:right w:type="dxa" w:w="90"/>
+            </w:tcMar>
+          </w:tcPr>
+          <w:p>
+            <w:r>
+              <w:rPr>
+                <w:sz w:val="18"/>
+                <w:szCs w:val="18"/>
+              </w:rPr>
+              <w:t xml:space="preserve">Customer types in the brief's background; savings vs investment facilities</w:t>
+            </w:r>
+          </w:p>
+        </w:tc>
+      </w:tr>
+      <w:tr>
+        <w:trPr>
+          <w:tblHeader w:val="false"/>
+        </w:trPr>
+        <w:tc>
+          <w:tcPr>
+            <w:tcW w:type="dxa" w:w="412"/>
+            <w:tcBorders>
+              <w:top w:val="single" w:color="9AA9B8" w:sz="4"/>
+              <w:left w:val="single" w:color="9AA9B8" w:sz="4"/>
+              <w:bottom w:val="single" w:color="9AA9B8" w:sz="4"/>
+              <w:right w:val="single" w:color="9AA9B8" w:sz="4"/>
+            </w:tcBorders>
+            <w:tcMar>
+              <w:top w:type="dxa" w:w="50"/>
+              <w:left w:type="dxa" w:w="90"/>
+              <w:bottom w:type="dxa" w:w="50"/>
+              <w:right w:type="dxa" w:w="90"/>
+            </w:tcMar>
+          </w:tcPr>
+          <w:p>
+            <w:r>
+              <w:rPr>
+                <w:sz w:val="18"/>
+                <w:szCs w:val="18"/>
+              </w:rPr>
+              <w:t xml:space="preserve">15</w:t>
+            </w:r>
+          </w:p>
+        </w:tc>
+        <w:tc>
+          <w:tcPr>
+            <w:tcW w:type="dxa" w:w="2424"/>
+            <w:tcBorders>
+              <w:top w:val="single" w:color="9AA9B8" w:sz="4"/>
+              <w:left w:val="single" w:color="9AA9B8" w:sz="4"/>
+              <w:bottom w:val="single" w:color="9AA9B8" w:sz="4"/>
+              <w:right w:val="single" w:color="9AA9B8" w:sz="4"/>
+            </w:tcBorders>
+            <w:tcMar>
+              <w:top w:type="dxa" w:w="50"/>
+              <w:left w:type="dxa" w:w="90"/>
+              <w:bottom w:type="dxa" w:w="50"/>
+              <w:right w:type="dxa" w:w="90"/>
+            </w:tcMar>
+          </w:tcPr>
+          <w:p>
+            <w:r>
+              <w:rPr>
+                <w:sz w:val="18"/>
+                <w:szCs w:val="18"/>
+              </w:rPr>
+              <w:t xml:space="preserve">Card controls, bills, card search</w:t>
+            </w:r>
+          </w:p>
+        </w:tc>
+        <w:tc>
+          <w:tcPr>
+            <w:tcW w:type="dxa" w:w="3094"/>
+            <w:tcBorders>
+              <w:top w:val="single" w:color="9AA9B8" w:sz="4"/>
+              <w:left w:val="single" w:color="9AA9B8" w:sz="4"/>
+              <w:bottom w:val="single" w:color="9AA9B8" w:sz="4"/>
+              <w:right w:val="single" w:color="9AA9B8" w:sz="4"/>
+            </w:tcBorders>
+            <w:tcMar>
+              <w:top w:type="dxa" w:w="50"/>
+              <w:left w:type="dxa" w:w="90"/>
+              <w:bottom w:type="dxa" w:w="50"/>
+              <w:right w:type="dxa" w:w="90"/>
+            </w:tcMar>
+          </w:tcPr>
+          <w:p>
+            <w:r>
+              <w:rPr>
+                <w:sz w:val="18"/>
+                <w:szCs w:val="18"/>
+              </w:rPr>
+              <w:t xml:space="preserve">Online and gambling controls decline purchases; someone other than the cardholder cannot lift a control; control history shows what was in force on each date; view-only user refused a bill payment; large tax bill waits for a second signatory; one search finds payments on all three cards in the chain</w:t>
+            </w:r>
+          </w:p>
+        </w:tc>
+        <w:tc>
+          <w:tcPr>
+            <w:tcW w:type="dxa" w:w="3096"/>
+            <w:tcBorders>
+              <w:top w:val="single" w:color="9AA9B8" w:sz="4"/>
+              <w:left w:val="single" w:color="9AA9B8" w:sz="4"/>
+              <w:bottom w:val="single" w:color="9AA9B8" w:sz="4"/>
+              <w:right w:val="single" w:color="9AA9B8" w:sz="4"/>
+            </w:tcBorders>
+            <w:tcMar>
+              <w:top w:type="dxa" w:w="50"/>
+              <w:left w:type="dxa" w:w="90"/>
+              <w:bottom w:type="dxa" w:w="50"/>
+              <w:right w:type="dxa" w:w="90"/>
+            </w:tcMar>
+          </w:tcPr>
+          <w:p>
+            <w:r>
+              <w:rPr>
+                <w:sz w:val="18"/>
+                <w:szCs w:val="18"/>
+              </w:rPr>
+              <w:t xml:space="preserve">Card controls; billers; card replaced multiple times, old transactions searchable</w:t>
+            </w:r>
+          </w:p>
+        </w:tc>
+      </w:tr>
+      <w:tr>
+        <w:trPr>
+          <w:tblHeader w:val="false"/>
+        </w:trPr>
+        <w:tc>
+          <w:tcPr>
+            <w:tcW w:type="dxa" w:w="412"/>
+            <w:tcBorders>
+              <w:top w:val="single" w:color="9AA9B8" w:sz="4"/>
+              <w:left w:val="single" w:color="9AA9B8" w:sz="4"/>
+              <w:bottom w:val="single" w:color="9AA9B8" w:sz="4"/>
+              <w:right w:val="single" w:color="9AA9B8" w:sz="4"/>
+            </w:tcBorders>
+            <w:tcMar>
+              <w:top w:type="dxa" w:w="50"/>
+              <w:left w:type="dxa" w:w="90"/>
+              <w:bottom w:type="dxa" w:w="50"/>
+              <w:right w:type="dxa" w:w="90"/>
+            </w:tcMar>
+          </w:tcPr>
+          <w:p>
+            <w:r>
+              <w:rPr>
+                <w:sz w:val="18"/>
+                <w:szCs w:val="18"/>
+              </w:rPr>
+              <w:t xml:space="preserve">16</w:t>
+            </w:r>
+          </w:p>
+        </w:tc>
+        <w:tc>
+          <w:tcPr>
+            <w:tcW w:type="dxa" w:w="2424"/>
+            <w:tcBorders>
+              <w:top w:val="single" w:color="9AA9B8" w:sz="4"/>
+              <w:left w:val="single" w:color="9AA9B8" w:sz="4"/>
+              <w:bottom w:val="single" w:color="9AA9B8" w:sz="4"/>
+              <w:right w:val="single" w:color="9AA9B8" w:sz="4"/>
+            </w:tcBorders>
+            <w:tcMar>
+              <w:top w:type="dxa" w:w="50"/>
+              <w:left w:type="dxa" w:w="90"/>
+              <w:bottom w:type="dxa" w:w="50"/>
+              <w:right w:type="dxa" w:w="90"/>
+            </w:tcMar>
+          </w:tcPr>
+          <w:p>
+            <w:r>
+              <w:rPr>
+                <w:sz w:val="18"/>
+                <w:szCs w:val="18"/>
+              </w:rPr>
+              <w:t xml:space="preserve">Audit and retention</w:t>
+            </w:r>
+          </w:p>
+        </w:tc>
+        <w:tc>
+          <w:tcPr>
+            <w:tcW w:type="dxa" w:w="3094"/>
+            <w:tcBorders>
+              <w:top w:val="single" w:color="9AA9B8" w:sz="4"/>
+              <w:left w:val="single" w:color="9AA9B8" w:sz="4"/>
+              <w:bottom w:val="single" w:color="9AA9B8" w:sz="4"/>
+              <w:right w:val="single" w:color="9AA9B8" w:sz="4"/>
+            </w:tcBorders>
+            <w:tcMar>
+              <w:top w:type="dxa" w:w="50"/>
+              <w:left w:type="dxa" w:w="90"/>
+              <w:bottom w:type="dxa" w:w="50"/>
+              <w:right w:type="dxa" w:w="90"/>
+            </w:tcMar>
+          </w:tcPr>
+          <w:p>
+            <w:r>
+              <w:rPr>
+                <w:sz w:val="18"/>
+                <w:szCs w:val="18"/>
+              </w:rPr>
+              <w:t xml:space="preserve">A teller cannot run the audit; the auditor lists every 2026 approval with the role held then and every authority change; deleting a closed account is refused with its retention date; finished records are archived, not deleted; only a never-used payee can be deleted</w:t>
+            </w:r>
+          </w:p>
+        </w:tc>
+        <w:tc>
+          <w:tcPr>
+            <w:tcW w:type="dxa" w:w="3096"/>
+            <w:tcBorders>
+              <w:top w:val="single" w:color="9AA9B8" w:sz="4"/>
+              <w:left w:val="single" w:color="9AA9B8" w:sz="4"/>
+              <w:bottom w:val="single" w:color="9AA9B8" w:sz="4"/>
+              <w:right w:val="single" w:color="9AA9B8" w:sz="4"/>
+            </w:tcBorders>
+            <w:tcMar>
+              <w:top w:type="dxa" w:w="50"/>
+              <w:left w:type="dxa" w:w="90"/>
+              <w:bottom w:type="dxa" w:w="50"/>
+              <w:right w:type="dxa" w:w="90"/>
+            </w:tcMar>
+          </w:tcPr>
+          <w:p>
+            <w:r>
+              <w:rPr>
+                <w:sz w:val="18"/>
+                <w:szCs w:val="18"/>
+              </w:rPr>
+              <w:t xml:space="preserve">Audit of approvals and authority changes; what deletion means</w:t>
             </w:r>
           </w:p>
         </w:tc>
@@ -14781,7 +20832,7 @@
     </w:p>
     <w:p>
       <w:r>
-        <w:t xml:space="preserve">All ten critical cases listed in the brief for Problem 4 are covered. The run ends with a statement, an end-of-day audit report ("what changed, who, why") and a zero trial balance.</w:t>
+        <w:t xml:space="preserve">All ten critical cases listed in the brief for Problem 4 are covered, and scenarios 14 to 16 cover the remaining participants and scope items (section 3.2). The run ends with a statement, an end-of-day audit report ("what changed, who, why") and a zero trial balance.</w:t>
       </w:r>
     </w:p>
     <w:p>
@@ -14802,7 +20853,7 @@
         <w:t xml:space="preserve">Current limitations.</w:t>
       </w:r>
       <w:r>
-        <w:t xml:space="preserve"> Single currency. Savings interest is a simple month-end calculation (no daily accrual, tax withholding or Islamic profit-sharing weights). A fixed review threshold rather than risk scoring. A small chart of accounts. In-memory storage only, with reference numbers held in a module-level counter. No concurrency or rollback across several objects. Simplified loan maths (equal principal, monthly interest on the outstanding balance, no penalty charges). Dual control supports exactly two signatories rather than configurable rules such as "any two of A, B, C". Two credit authority levels only. There is no login: each operation is told who is acting, and the model then checks that person's authority.</w:t>
+        <w:t xml:space="preserve"> Single currency. Term deposits pay simple interest and have no rollover option. Card controls do not carry over to a replacement card. Merchants are recorded on the payment rather than modelled as counterparties. Savings interest is a simple month-end calculation (no daily accrual, tax withholding or Islamic profit-sharing weights). A fixed review threshold rather than risk scoring. A small chart of accounts. In-memory storage only, with reference numbers held in a module-level counter. No concurrency or rollback across several objects. Simplified loan maths (equal principal, monthly interest on the outstanding balance, no penalty charges). Dual control supports exactly two signatories rather than configurable rules such as "any two of A, B, C". Two credit authority levels only. There is no login: each operation is told who is acting, and the model then checks that person's authority.</w:t>
       </w:r>
     </w:p>
     <w:p>

--- a/docs/Design_Report.docx
+++ b/docs/Design_Report.docx
@@ -1014,6 +1014,71 @@
                 <w:szCs w:val="18"/>
               </w:rPr>
               <w:t xml:space="preserve">Section 10</w:t>
+            </w:r>
+          </w:p>
+        </w:tc>
+      </w:tr>
+      <w:tr>
+        <w:trPr>
+          <w:tblHeader w:val="false"/>
+        </w:trPr>
+        <w:tc>
+          <w:tcPr>
+            <w:tcW w:type="dxa" w:w="4513"/>
+            <w:tcBorders>
+              <w:top w:val="single" w:color="9AA9B8" w:sz="4"/>
+              <w:left w:val="single" w:color="9AA9B8" w:sz="4"/>
+              <w:bottom w:val="single" w:color="9AA9B8" w:sz="4"/>
+              <w:right w:val="single" w:color="9AA9B8" w:sz="4"/>
+            </w:tcBorders>
+            <w:tcMar>
+              <w:top w:type="dxa" w:w="50"/>
+              <w:left w:type="dxa" w:w="90"/>
+              <w:bottom w:type="dxa" w:w="50"/>
+              <w:right w:type="dxa" w:w="90"/>
+            </w:tcMar>
+          </w:tcPr>
+          <w:p>
+            <w:r>
+              <w:rPr>
+                <w:sz w:val="18"/>
+                <w:szCs w:val="18"/>
+              </w:rPr>
+              <w:t xml:space="preserve">(Optional) user interface</w:t>
+            </w:r>
+          </w:p>
+        </w:tc>
+        <w:tc>
+          <w:tcPr>
+            <w:tcW w:type="dxa" w:w="4513"/>
+            <w:tcBorders>
+              <w:top w:val="single" w:color="9AA9B8" w:sz="4"/>
+              <w:left w:val="single" w:color="9AA9B8" w:sz="4"/>
+              <w:bottom w:val="single" w:color="9AA9B8" w:sz="4"/>
+              <w:right w:val="single" w:color="9AA9B8" w:sz="4"/>
+            </w:tcBorders>
+            <w:tcMar>
+              <w:top w:type="dxa" w:w="50"/>
+              <w:left w:type="dxa" w:w="90"/>
+              <w:bottom w:type="dxa" w:w="50"/>
+              <w:right w:type="dxa" w:w="90"/>
+            </w:tcMar>
+          </w:tcPr>
+          <w:p>
+            <w:r>
+              <w:rPr>
+                <w:sz w:val="18"/>
+                <w:szCs w:val="18"/>
+              </w:rPr>
+              <w:t xml:space="preserve">Section 11: desktop GUI in </w:t>
+            </w:r>
+            <w:r>
+              <w:rPr>
+                <w:rFonts w:ascii="Consolas" w:cs="Consolas" w:eastAsia="Consolas" w:hAnsi="Consolas"/>
+                <w:sz w:val="18"/>
+                <w:szCs w:val="18"/>
+              </w:rPr>
+              <w:t xml:space="preserve">banking_gui.py</w:t>
             </w:r>
           </w:p>
         </w:tc>
@@ -20955,6 +21020,1616 @@
       </w:r>
       <w:r>
         <w:t xml:space="preserve"> value class and FX transaction types.</w:t>
+      </w:r>
+    </w:p>
+    <w:p>
+      <w:pPr>
+        <w:pStyle w:val="Heading1"/>
+        <w:pageBreakBefore/>
+      </w:pPr>
+      <w:r>
+        <w:t xml:space="preserve">11. Desktop operations console (optional GUI)</w:t>
+      </w:r>
+    </w:p>
+    <w:p>
+      <w:r>
+        <w:t xml:space="preserve">The brief assesses classes and inheritance, so the interface was built to make the model visible and testable, not to add business logic. </w:t>
+      </w:r>
+      <w:r>
+        <w:rPr>
+          <w:rFonts w:ascii="Consolas" w:cs="Consolas" w:eastAsia="Consolas" w:hAnsi="Consolas"/>
+          <w:sz w:val="19"/>
+          <w:szCs w:val="19"/>
+        </w:rPr>
+        <w:t xml:space="preserve">banking_gui.py</w:t>
+      </w:r>
+      <w:r>
+        <w:t xml:space="preserve"> is a desktop console in pure Python (Tkinter and ttk, from the standard library). It imports </w:t>
+      </w:r>
+      <w:r>
+        <w:rPr>
+          <w:rFonts w:ascii="Consolas" w:cs="Consolas" w:eastAsia="Consolas" w:hAnsi="Consolas"/>
+          <w:sz w:val="19"/>
+          <w:szCs w:val="19"/>
+        </w:rPr>
+        <w:t xml:space="preserve">banking_system.py</w:t>
+      </w:r>
+      <w:r>
+        <w:t xml:space="preserve"> and does not change it.</w:t>
+      </w:r>
+    </w:p>
+    <w:p>
+      <w:r>
+        <w:rPr>
+          <w:b/>
+          <w:bCs/>
+        </w:rPr>
+        <w:t xml:space="preserve">Two rules keep it honest.</w:t>
+      </w:r>
+      <w:r>
+        <w:t xml:space="preserve"> Every button calls exactly one </w:t>
+      </w:r>
+      <w:r>
+        <w:rPr>
+          <w:rFonts w:ascii="Consolas" w:cs="Consolas" w:eastAsia="Consolas" w:hAnsi="Consolas"/>
+          <w:sz w:val="19"/>
+          <w:szCs w:val="19"/>
+        </w:rPr>
+        <w:t xml:space="preserve">Bank</w:t>
+      </w:r>
+      <w:r>
+        <w:t xml:space="preserve"> operation, so every rule, refusal and audit event is the model's own. A refusal is shown with the model's error class (for example </w:t>
+      </w:r>
+      <w:r>
+        <w:rPr>
+          <w:rFonts w:ascii="Consolas" w:cs="Consolas" w:eastAsia="Consolas" w:hAnsi="Consolas"/>
+          <w:sz w:val="19"/>
+          <w:szCs w:val="19"/>
+        </w:rPr>
+        <w:t xml:space="preserve">AuthorityError</w:t>
+      </w:r>
+      <w:r>
+        <w:t xml:space="preserve">) and message, and a refused payment is shown as "refused, kept on record" because the model keeps it as FAILED or DECLINED.</w:t>
+      </w:r>
+    </w:p>
+    <w:p>
+      <w:r>
+        <w:rPr>
+          <w:b/>
+          <w:bCs/>
+        </w:rPr>
+        <w:t xml:space="preserve">It is built with the same OOP ideas it demonstrates.</w:t>
+      </w:r>
+    </w:p>
+    <w:tbl>
+      <w:tblPr>
+        <w:tblW w:type="dxa" w:w="9026"/>
+        <w:tblBorders>
+          <w:top w:val="single" w:color="auto" w:sz="4"/>
+          <w:left w:val="single" w:color="auto" w:sz="4"/>
+          <w:bottom w:val="single" w:color="auto" w:sz="4"/>
+          <w:right w:val="single" w:color="auto" w:sz="4"/>
+          <w:insideH w:val="single" w:color="auto" w:sz="4"/>
+          <w:insideV w:val="single" w:color="auto" w:sz="4"/>
+        </w:tblBorders>
+      </w:tblPr>
+      <w:tblGrid>
+        <w:gridCol w:w="3924"/>
+        <w:gridCol w:w="1177"/>
+        <w:gridCol w:w="3925"/>
+      </w:tblGrid>
+      <w:tr>
+        <w:trPr>
+          <w:tblHeader/>
+        </w:trPr>
+        <w:tc>
+          <w:tcPr>
+            <w:tcW w:type="dxa" w:w="3924"/>
+            <w:tcBorders>
+              <w:top w:val="single" w:color="9AA9B8" w:sz="4"/>
+              <w:left w:val="single" w:color="9AA9B8" w:sz="4"/>
+              <w:bottom w:val="single" w:color="9AA9B8" w:sz="4"/>
+              <w:right w:val="single" w:color="9AA9B8" w:sz="4"/>
+            </w:tcBorders>
+            <w:shd w:fill="DDE7F0" w:color="auto" w:val="clear"/>
+            <w:tcMar>
+              <w:top w:type="dxa" w:w="50"/>
+              <w:left w:type="dxa" w:w="90"/>
+              <w:bottom w:type="dxa" w:w="50"/>
+              <w:right w:type="dxa" w:w="90"/>
+            </w:tcMar>
+          </w:tcPr>
+          <w:p>
+            <w:r>
+              <w:rPr>
+                <w:b/>
+                <w:bCs/>
+                <w:sz w:val="18"/>
+                <w:szCs w:val="18"/>
+              </w:rPr>
+              <w:t xml:space="preserve">Class</w:t>
+            </w:r>
+          </w:p>
+        </w:tc>
+        <w:tc>
+          <w:tcPr>
+            <w:tcW w:type="dxa" w:w="1177"/>
+            <w:tcBorders>
+              <w:top w:val="single" w:color="9AA9B8" w:sz="4"/>
+              <w:left w:val="single" w:color="9AA9B8" w:sz="4"/>
+              <w:bottom w:val="single" w:color="9AA9B8" w:sz="4"/>
+              <w:right w:val="single" w:color="9AA9B8" w:sz="4"/>
+            </w:tcBorders>
+            <w:shd w:fill="DDE7F0" w:color="auto" w:val="clear"/>
+            <w:tcMar>
+              <w:top w:type="dxa" w:w="50"/>
+              <w:left w:type="dxa" w:w="90"/>
+              <w:bottom w:type="dxa" w:w="50"/>
+              <w:right w:type="dxa" w:w="90"/>
+            </w:tcMar>
+          </w:tcPr>
+          <w:p>
+            <w:r>
+              <w:rPr>
+                <w:b/>
+                <w:bCs/>
+                <w:sz w:val="18"/>
+                <w:szCs w:val="18"/>
+              </w:rPr>
+              <w:t xml:space="preserve">Inherits from</w:t>
+            </w:r>
+          </w:p>
+        </w:tc>
+        <w:tc>
+          <w:tcPr>
+            <w:tcW w:type="dxa" w:w="3925"/>
+            <w:tcBorders>
+              <w:top w:val="single" w:color="9AA9B8" w:sz="4"/>
+              <w:left w:val="single" w:color="9AA9B8" w:sz="4"/>
+              <w:bottom w:val="single" w:color="9AA9B8" w:sz="4"/>
+              <w:right w:val="single" w:color="9AA9B8" w:sz="4"/>
+            </w:tcBorders>
+            <w:shd w:fill="DDE7F0" w:color="auto" w:val="clear"/>
+            <w:tcMar>
+              <w:top w:type="dxa" w:w="50"/>
+              <w:left w:type="dxa" w:w="90"/>
+              <w:bottom w:type="dxa" w:w="50"/>
+              <w:right w:type="dxa" w:w="90"/>
+            </w:tcMar>
+          </w:tcPr>
+          <w:p>
+            <w:r>
+              <w:rPr>
+                <w:b/>
+                <w:bCs/>
+                <w:sz w:val="18"/>
+                <w:szCs w:val="18"/>
+              </w:rPr>
+              <w:t xml:space="preserve">Role</w:t>
+            </w:r>
+          </w:p>
+        </w:tc>
+      </w:tr>
+      <w:tr>
+        <w:trPr>
+          <w:tblHeader w:val="false"/>
+        </w:trPr>
+        <w:tc>
+          <w:tcPr>
+            <w:tcW w:type="dxa" w:w="3924"/>
+            <w:tcBorders>
+              <w:top w:val="single" w:color="9AA9B8" w:sz="4"/>
+              <w:left w:val="single" w:color="9AA9B8" w:sz="4"/>
+              <w:bottom w:val="single" w:color="9AA9B8" w:sz="4"/>
+              <w:right w:val="single" w:color="9AA9B8" w:sz="4"/>
+            </w:tcBorders>
+            <w:tcMar>
+              <w:top w:type="dxa" w:w="50"/>
+              <w:left w:type="dxa" w:w="90"/>
+              <w:bottom w:type="dxa" w:w="50"/>
+              <w:right w:type="dxa" w:w="90"/>
+            </w:tcMar>
+          </w:tcPr>
+          <w:p>
+            <w:r>
+              <w:rPr>
+                <w:rFonts w:ascii="Consolas" w:cs="Consolas" w:eastAsia="Consolas" w:hAnsi="Consolas"/>
+                <w:sz w:val="18"/>
+                <w:szCs w:val="18"/>
+              </w:rPr>
+              <w:t xml:space="preserve">BankingApp</w:t>
+            </w:r>
+          </w:p>
+        </w:tc>
+        <w:tc>
+          <w:tcPr>
+            <w:tcW w:type="dxa" w:w="1177"/>
+            <w:tcBorders>
+              <w:top w:val="single" w:color="9AA9B8" w:sz="4"/>
+              <w:left w:val="single" w:color="9AA9B8" w:sz="4"/>
+              <w:bottom w:val="single" w:color="9AA9B8" w:sz="4"/>
+              <w:right w:val="single" w:color="9AA9B8" w:sz="4"/>
+            </w:tcBorders>
+            <w:tcMar>
+              <w:top w:type="dxa" w:w="50"/>
+              <w:left w:type="dxa" w:w="90"/>
+              <w:bottom w:type="dxa" w:w="50"/>
+              <w:right w:type="dxa" w:w="90"/>
+            </w:tcMar>
+          </w:tcPr>
+          <w:p>
+            <w:r>
+              <w:rPr>
+                <w:rFonts w:ascii="Consolas" w:cs="Consolas" w:eastAsia="Consolas" w:hAnsi="Consolas"/>
+                <w:sz w:val="18"/>
+                <w:szCs w:val="18"/>
+              </w:rPr>
+              <w:t xml:space="preserve">tk.Tk</w:t>
+            </w:r>
+          </w:p>
+        </w:tc>
+        <w:tc>
+          <w:tcPr>
+            <w:tcW w:type="dxa" w:w="3925"/>
+            <w:tcBorders>
+              <w:top w:val="single" w:color="9AA9B8" w:sz="4"/>
+              <w:left w:val="single" w:color="9AA9B8" w:sz="4"/>
+              <w:bottom w:val="single" w:color="9AA9B8" w:sz="4"/>
+              <w:right w:val="single" w:color="9AA9B8" w:sz="4"/>
+            </w:tcBorders>
+            <w:tcMar>
+              <w:top w:type="dxa" w:w="50"/>
+              <w:left w:type="dxa" w:w="90"/>
+              <w:bottom w:type="dxa" w:w="50"/>
+              <w:right w:type="dxa" w:w="90"/>
+            </w:tcMar>
+          </w:tcPr>
+          <w:p>
+            <w:r>
+              <w:rPr>
+                <w:sz w:val="18"/>
+                <w:szCs w:val="18"/>
+              </w:rPr>
+              <w:t xml:space="preserve">Window, sidebar, top bar (business date, books status, advance day or month, reset), outcome banner</w:t>
+            </w:r>
+          </w:p>
+        </w:tc>
+      </w:tr>
+      <w:tr>
+        <w:trPr>
+          <w:tblHeader w:val="false"/>
+        </w:trPr>
+        <w:tc>
+          <w:tcPr>
+            <w:tcW w:type="dxa" w:w="3924"/>
+            <w:tcBorders>
+              <w:top w:val="single" w:color="9AA9B8" w:sz="4"/>
+              <w:left w:val="single" w:color="9AA9B8" w:sz="4"/>
+              <w:bottom w:val="single" w:color="9AA9B8" w:sz="4"/>
+              <w:right w:val="single" w:color="9AA9B8" w:sz="4"/>
+            </w:tcBorders>
+            <w:tcMar>
+              <w:top w:type="dxa" w:w="50"/>
+              <w:left w:type="dxa" w:w="90"/>
+              <w:bottom w:type="dxa" w:w="50"/>
+              <w:right w:type="dxa" w:w="90"/>
+            </w:tcMar>
+          </w:tcPr>
+          <w:p>
+            <w:r>
+              <w:rPr>
+                <w:rFonts w:ascii="Consolas" w:cs="Consolas" w:eastAsia="Consolas" w:hAnsi="Consolas"/>
+                <w:sz w:val="18"/>
+                <w:szCs w:val="18"/>
+              </w:rPr>
+              <w:t xml:space="preserve">Page</w:t>
+            </w:r>
+          </w:p>
+        </w:tc>
+        <w:tc>
+          <w:tcPr>
+            <w:tcW w:type="dxa" w:w="1177"/>
+            <w:tcBorders>
+              <w:top w:val="single" w:color="9AA9B8" w:sz="4"/>
+              <w:left w:val="single" w:color="9AA9B8" w:sz="4"/>
+              <w:bottom w:val="single" w:color="9AA9B8" w:sz="4"/>
+              <w:right w:val="single" w:color="9AA9B8" w:sz="4"/>
+            </w:tcBorders>
+            <w:tcMar>
+              <w:top w:type="dxa" w:w="50"/>
+              <w:left w:type="dxa" w:w="90"/>
+              <w:bottom w:type="dxa" w:w="50"/>
+              <w:right w:type="dxa" w:w="90"/>
+            </w:tcMar>
+          </w:tcPr>
+          <w:p>
+            <w:r>
+              <w:rPr>
+                <w:rFonts w:ascii="Consolas" w:cs="Consolas" w:eastAsia="Consolas" w:hAnsi="Consolas"/>
+                <w:sz w:val="18"/>
+                <w:szCs w:val="18"/>
+              </w:rPr>
+              <w:t xml:space="preserve">ttk.Frame</w:t>
+            </w:r>
+          </w:p>
+        </w:tc>
+        <w:tc>
+          <w:tcPr>
+            <w:tcW w:type="dxa" w:w="3925"/>
+            <w:tcBorders>
+              <w:top w:val="single" w:color="9AA9B8" w:sz="4"/>
+              <w:left w:val="single" w:color="9AA9B8" w:sz="4"/>
+              <w:bottom w:val="single" w:color="9AA9B8" w:sz="4"/>
+              <w:right w:val="single" w:color="9AA9B8" w:sz="4"/>
+            </w:tcBorders>
+            <w:tcMar>
+              <w:top w:type="dxa" w:w="50"/>
+              <w:left w:type="dxa" w:w="90"/>
+              <w:bottom w:type="dxa" w:w="50"/>
+              <w:right w:type="dxa" w:w="90"/>
+            </w:tcMar>
+          </w:tcPr>
+          <w:p>
+            <w:r>
+              <w:rPr>
+                <w:sz w:val="18"/>
+                <w:szCs w:val="18"/>
+              </w:rPr>
+              <w:t xml:space="preserve">A screen with a title, </w:t>
+            </w:r>
+            <w:r>
+              <w:rPr>
+                <w:rFonts w:ascii="Consolas" w:cs="Consolas" w:eastAsia="Consolas" w:hAnsi="Consolas"/>
+                <w:sz w:val="18"/>
+                <w:szCs w:val="18"/>
+              </w:rPr>
+              <w:t xml:space="preserve">build()</w:t>
+            </w:r>
+            <w:r>
+              <w:rPr>
+                <w:sz w:val="18"/>
+                <w:szCs w:val="18"/>
+              </w:rPr>
+              <w:t xml:space="preserve"> and </w:t>
+            </w:r>
+            <w:r>
+              <w:rPr>
+                <w:rFonts w:ascii="Consolas" w:cs="Consolas" w:eastAsia="Consolas" w:hAnsi="Consolas"/>
+                <w:sz w:val="18"/>
+                <w:szCs w:val="18"/>
+              </w:rPr>
+              <w:t xml:space="preserve">refresh()</w:t>
+            </w:r>
+          </w:p>
+        </w:tc>
+      </w:tr>
+      <w:tr>
+        <w:trPr>
+          <w:tblHeader w:val="false"/>
+        </w:trPr>
+        <w:tc>
+          <w:tcPr>
+            <w:tcW w:type="dxa" w:w="3924"/>
+            <w:tcBorders>
+              <w:top w:val="single" w:color="9AA9B8" w:sz="4"/>
+              <w:left w:val="single" w:color="9AA9B8" w:sz="4"/>
+              <w:bottom w:val="single" w:color="9AA9B8" w:sz="4"/>
+              <w:right w:val="single" w:color="9AA9B8" w:sz="4"/>
+            </w:tcBorders>
+            <w:tcMar>
+              <w:top w:type="dxa" w:w="50"/>
+              <w:left w:type="dxa" w:w="90"/>
+              <w:bottom w:type="dxa" w:w="50"/>
+              <w:right w:type="dxa" w:w="90"/>
+            </w:tcMar>
+          </w:tcPr>
+          <w:p>
+            <w:r>
+              <w:rPr>
+                <w:rFonts w:ascii="Consolas" w:cs="Consolas" w:eastAsia="Consolas" w:hAnsi="Consolas"/>
+                <w:sz w:val="18"/>
+                <w:szCs w:val="18"/>
+              </w:rPr>
+              <w:t xml:space="preserve">MasterDetailPage</w:t>
+            </w:r>
+          </w:p>
+        </w:tc>
+        <w:tc>
+          <w:tcPr>
+            <w:tcW w:type="dxa" w:w="1177"/>
+            <w:tcBorders>
+              <w:top w:val="single" w:color="9AA9B8" w:sz="4"/>
+              <w:left w:val="single" w:color="9AA9B8" w:sz="4"/>
+              <w:bottom w:val="single" w:color="9AA9B8" w:sz="4"/>
+              <w:right w:val="single" w:color="9AA9B8" w:sz="4"/>
+            </w:tcBorders>
+            <w:tcMar>
+              <w:top w:type="dxa" w:w="50"/>
+              <w:left w:type="dxa" w:w="90"/>
+              <w:bottom w:type="dxa" w:w="50"/>
+              <w:right w:type="dxa" w:w="90"/>
+            </w:tcMar>
+          </w:tcPr>
+          <w:p>
+            <w:r>
+              <w:rPr>
+                <w:rFonts w:ascii="Consolas" w:cs="Consolas" w:eastAsia="Consolas" w:hAnsi="Consolas"/>
+                <w:sz w:val="18"/>
+                <w:szCs w:val="18"/>
+              </w:rPr>
+              <w:t xml:space="preserve">Page</w:t>
+            </w:r>
+          </w:p>
+        </w:tc>
+        <w:tc>
+          <w:tcPr>
+            <w:tcW w:type="dxa" w:w="3925"/>
+            <w:tcBorders>
+              <w:top w:val="single" w:color="9AA9B8" w:sz="4"/>
+              <w:left w:val="single" w:color="9AA9B8" w:sz="4"/>
+              <w:bottom w:val="single" w:color="9AA9B8" w:sz="4"/>
+              <w:right w:val="single" w:color="9AA9B8" w:sz="4"/>
+            </w:tcBorders>
+            <w:tcMar>
+              <w:top w:type="dxa" w:w="50"/>
+              <w:left w:type="dxa" w:w="90"/>
+              <w:bottom w:type="dxa" w:w="50"/>
+              <w:right w:type="dxa" w:w="90"/>
+            </w:tcMar>
+          </w:tcPr>
+          <w:p>
+            <w:r>
+              <w:rPr>
+                <w:sz w:val="18"/>
+                <w:szCs w:val="18"/>
+              </w:rPr>
+              <w:t xml:space="preserve">A list on the left and the selected record's details on the right</w:t>
+            </w:r>
+          </w:p>
+        </w:tc>
+      </w:tr>
+      <w:tr>
+        <w:trPr>
+          <w:tblHeader w:val="false"/>
+        </w:trPr>
+        <w:tc>
+          <w:tcPr>
+            <w:tcW w:type="dxa" w:w="3924"/>
+            <w:tcBorders>
+              <w:top w:val="single" w:color="9AA9B8" w:sz="4"/>
+              <w:left w:val="single" w:color="9AA9B8" w:sz="4"/>
+              <w:bottom w:val="single" w:color="9AA9B8" w:sz="4"/>
+              <w:right w:val="single" w:color="9AA9B8" w:sz="4"/>
+            </w:tcBorders>
+            <w:tcMar>
+              <w:top w:type="dxa" w:w="50"/>
+              <w:left w:type="dxa" w:w="90"/>
+              <w:bottom w:type="dxa" w:w="50"/>
+              <w:right w:type="dxa" w:w="90"/>
+            </w:tcMar>
+          </w:tcPr>
+          <w:p>
+            <w:r>
+              <w:rPr>
+                <w:rFonts w:ascii="Consolas" w:cs="Consolas" w:eastAsia="Consolas" w:hAnsi="Consolas"/>
+                <w:sz w:val="18"/>
+                <w:szCs w:val="18"/>
+              </w:rPr>
+              <w:t xml:space="preserve">CustomersPage</w:t>
+            </w:r>
+            <w:r>
+              <w:rPr>
+                <w:sz w:val="18"/>
+                <w:szCs w:val="18"/>
+              </w:rPr>
+              <w:t xml:space="preserve">, </w:t>
+            </w:r>
+            <w:r>
+              <w:rPr>
+                <w:rFonts w:ascii="Consolas" w:cs="Consolas" w:eastAsia="Consolas" w:hAnsi="Consolas"/>
+                <w:sz w:val="18"/>
+                <w:szCs w:val="18"/>
+              </w:rPr>
+              <w:t xml:space="preserve">AccountsPage</w:t>
+            </w:r>
+            <w:r>
+              <w:rPr>
+                <w:sz w:val="18"/>
+                <w:szCs w:val="18"/>
+              </w:rPr>
+              <w:t xml:space="preserve">, </w:t>
+            </w:r>
+            <w:r>
+              <w:rPr>
+                <w:rFonts w:ascii="Consolas" w:cs="Consolas" w:eastAsia="Consolas" w:hAnsi="Consolas"/>
+                <w:sz w:val="18"/>
+                <w:szCs w:val="18"/>
+              </w:rPr>
+              <w:t xml:space="preserve">TransactionsPage</w:t>
+            </w:r>
+            <w:r>
+              <w:rPr>
+                <w:sz w:val="18"/>
+                <w:szCs w:val="18"/>
+              </w:rPr>
+              <w:t xml:space="preserve">, </w:t>
+            </w:r>
+            <w:r>
+              <w:rPr>
+                <w:rFonts w:ascii="Consolas" w:cs="Consolas" w:eastAsia="Consolas" w:hAnsi="Consolas"/>
+                <w:sz w:val="18"/>
+                <w:szCs w:val="18"/>
+              </w:rPr>
+              <w:t xml:space="preserve">CardsPage</w:t>
+            </w:r>
+            <w:r>
+              <w:rPr>
+                <w:sz w:val="18"/>
+                <w:szCs w:val="18"/>
+              </w:rPr>
+              <w:t xml:space="preserve">, </w:t>
+            </w:r>
+            <w:r>
+              <w:rPr>
+                <w:rFonts w:ascii="Consolas" w:cs="Consolas" w:eastAsia="Consolas" w:hAnsi="Consolas"/>
+                <w:sz w:val="18"/>
+                <w:szCs w:val="18"/>
+              </w:rPr>
+              <w:t xml:space="preserve">CasesPage</w:t>
+            </w:r>
+            <w:r>
+              <w:rPr>
+                <w:sz w:val="18"/>
+                <w:szCs w:val="18"/>
+              </w:rPr>
+              <w:t xml:space="preserve">, </w:t>
+            </w:r>
+            <w:r>
+              <w:rPr>
+                <w:rFonts w:ascii="Consolas" w:cs="Consolas" w:eastAsia="Consolas" w:hAnsi="Consolas"/>
+                <w:sz w:val="18"/>
+                <w:szCs w:val="18"/>
+              </w:rPr>
+              <w:t xml:space="preserve">StaffPage</w:t>
+            </w:r>
+            <w:r>
+              <w:rPr>
+                <w:sz w:val="18"/>
+                <w:szCs w:val="18"/>
+              </w:rPr>
+              <w:t xml:space="preserve">, </w:t>
+            </w:r>
+            <w:r>
+              <w:rPr>
+                <w:rFonts w:ascii="Consolas" w:cs="Consolas" w:eastAsia="Consolas" w:hAnsi="Consolas"/>
+                <w:sz w:val="18"/>
+                <w:szCs w:val="18"/>
+              </w:rPr>
+              <w:t xml:space="preserve">ProductsPage</w:t>
+            </w:r>
+            <w:r>
+              <w:rPr>
+                <w:sz w:val="18"/>
+                <w:szCs w:val="18"/>
+              </w:rPr>
+              <w:t xml:space="preserve">, </w:t>
+            </w:r>
+            <w:r>
+              <w:rPr>
+                <w:rFonts w:ascii="Consolas" w:cs="Consolas" w:eastAsia="Consolas" w:hAnsi="Consolas"/>
+                <w:sz w:val="18"/>
+                <w:szCs w:val="18"/>
+              </w:rPr>
+              <w:t xml:space="preserve">ClassModelPage</w:t>
+            </w:r>
+          </w:p>
+        </w:tc>
+        <w:tc>
+          <w:tcPr>
+            <w:tcW w:type="dxa" w:w="1177"/>
+            <w:tcBorders>
+              <w:top w:val="single" w:color="9AA9B8" w:sz="4"/>
+              <w:left w:val="single" w:color="9AA9B8" w:sz="4"/>
+              <w:bottom w:val="single" w:color="9AA9B8" w:sz="4"/>
+              <w:right w:val="single" w:color="9AA9B8" w:sz="4"/>
+            </w:tcBorders>
+            <w:tcMar>
+              <w:top w:type="dxa" w:w="50"/>
+              <w:left w:type="dxa" w:w="90"/>
+              <w:bottom w:type="dxa" w:w="50"/>
+              <w:right w:type="dxa" w:w="90"/>
+            </w:tcMar>
+          </w:tcPr>
+          <w:p>
+            <w:r>
+              <w:rPr>
+                <w:rFonts w:ascii="Consolas" w:cs="Consolas" w:eastAsia="Consolas" w:hAnsi="Consolas"/>
+                <w:sz w:val="18"/>
+                <w:szCs w:val="18"/>
+              </w:rPr>
+              <w:t xml:space="preserve">MasterDetailPage</w:t>
+            </w:r>
+          </w:p>
+        </w:tc>
+        <w:tc>
+          <w:tcPr>
+            <w:tcW w:type="dxa" w:w="3925"/>
+            <w:tcBorders>
+              <w:top w:val="single" w:color="9AA9B8" w:sz="4"/>
+              <w:left w:val="single" w:color="9AA9B8" w:sz="4"/>
+              <w:bottom w:val="single" w:color="9AA9B8" w:sz="4"/>
+              <w:right w:val="single" w:color="9AA9B8" w:sz="4"/>
+            </w:tcBorders>
+            <w:tcMar>
+              <w:top w:type="dxa" w:w="50"/>
+              <w:left w:type="dxa" w:w="90"/>
+              <w:bottom w:type="dxa" w:w="50"/>
+              <w:right w:type="dxa" w:w="90"/>
+            </w:tcMar>
+          </w:tcPr>
+          <w:p>
+            <w:r>
+              <w:rPr>
+                <w:sz w:val="18"/>
+                <w:szCs w:val="18"/>
+              </w:rPr>
+              <w:t xml:space="preserve">Each declares its columns and implements </w:t>
+            </w:r>
+            <w:r>
+              <w:rPr>
+                <w:rFonts w:ascii="Consolas" w:cs="Consolas" w:eastAsia="Consolas" w:hAnsi="Consolas"/>
+                <w:sz w:val="18"/>
+                <w:szCs w:val="18"/>
+              </w:rPr>
+              <w:t xml:space="preserve">rows()</w:t>
+            </w:r>
+            <w:r>
+              <w:rPr>
+                <w:sz w:val="18"/>
+                <w:szCs w:val="18"/>
+              </w:rPr>
+              <w:t xml:space="preserve"> and </w:t>
+            </w:r>
+            <w:r>
+              <w:rPr>
+                <w:rFonts w:ascii="Consolas" w:cs="Consolas" w:eastAsia="Consolas" w:hAnsi="Consolas"/>
+                <w:sz w:val="18"/>
+                <w:szCs w:val="18"/>
+              </w:rPr>
+              <w:t xml:space="preserve">show()</w:t>
+            </w:r>
+          </w:p>
+        </w:tc>
+      </w:tr>
+      <w:tr>
+        <w:trPr>
+          <w:tblHeader w:val="false"/>
+        </w:trPr>
+        <w:tc>
+          <w:tcPr>
+            <w:tcW w:type="dxa" w:w="3924"/>
+            <w:tcBorders>
+              <w:top w:val="single" w:color="9AA9B8" w:sz="4"/>
+              <w:left w:val="single" w:color="9AA9B8" w:sz="4"/>
+              <w:bottom w:val="single" w:color="9AA9B8" w:sz="4"/>
+              <w:right w:val="single" w:color="9AA9B8" w:sz="4"/>
+            </w:tcBorders>
+            <w:tcMar>
+              <w:top w:type="dxa" w:w="50"/>
+              <w:left w:type="dxa" w:w="90"/>
+              <w:bottom w:type="dxa" w:w="50"/>
+              <w:right w:type="dxa" w:w="90"/>
+            </w:tcMar>
+          </w:tcPr>
+          <w:p>
+            <w:r>
+              <w:rPr>
+                <w:rFonts w:ascii="Consolas" w:cs="Consolas" w:eastAsia="Consolas" w:hAnsi="Consolas"/>
+                <w:sz w:val="18"/>
+                <w:szCs w:val="18"/>
+              </w:rPr>
+              <w:t xml:space="preserve">DashboardPage</w:t>
+            </w:r>
+            <w:r>
+              <w:rPr>
+                <w:sz w:val="18"/>
+                <w:szCs w:val="18"/>
+              </w:rPr>
+              <w:t xml:space="preserve">, </w:t>
+            </w:r>
+            <w:r>
+              <w:rPr>
+                <w:rFonts w:ascii="Consolas" w:cs="Consolas" w:eastAsia="Consolas" w:hAnsi="Consolas"/>
+                <w:sz w:val="18"/>
+                <w:szCs w:val="18"/>
+              </w:rPr>
+              <w:t xml:space="preserve">OperationsPage</w:t>
+            </w:r>
+            <w:r>
+              <w:rPr>
+                <w:sz w:val="18"/>
+                <w:szCs w:val="18"/>
+              </w:rPr>
+              <w:t xml:space="preserve">, </w:t>
+            </w:r>
+            <w:r>
+              <w:rPr>
+                <w:rFonts w:ascii="Consolas" w:cs="Consolas" w:eastAsia="Consolas" w:hAnsi="Consolas"/>
+                <w:sz w:val="18"/>
+                <w:szCs w:val="18"/>
+              </w:rPr>
+              <w:t xml:space="preserve">BooksPage</w:t>
+            </w:r>
+            <w:r>
+              <w:rPr>
+                <w:sz w:val="18"/>
+                <w:szCs w:val="18"/>
+              </w:rPr>
+              <w:t xml:space="preserve">, </w:t>
+            </w:r>
+            <w:r>
+              <w:rPr>
+                <w:rFonts w:ascii="Consolas" w:cs="Consolas" w:eastAsia="Consolas" w:hAnsi="Consolas"/>
+                <w:sz w:val="18"/>
+                <w:szCs w:val="18"/>
+              </w:rPr>
+              <w:t xml:space="preserve">ScenarioLogPage</w:t>
+            </w:r>
+          </w:p>
+        </w:tc>
+        <w:tc>
+          <w:tcPr>
+            <w:tcW w:type="dxa" w:w="1177"/>
+            <w:tcBorders>
+              <w:top w:val="single" w:color="9AA9B8" w:sz="4"/>
+              <w:left w:val="single" w:color="9AA9B8" w:sz="4"/>
+              <w:bottom w:val="single" w:color="9AA9B8" w:sz="4"/>
+              <w:right w:val="single" w:color="9AA9B8" w:sz="4"/>
+            </w:tcBorders>
+            <w:tcMar>
+              <w:top w:type="dxa" w:w="50"/>
+              <w:left w:type="dxa" w:w="90"/>
+              <w:bottom w:type="dxa" w:w="50"/>
+              <w:right w:type="dxa" w:w="90"/>
+            </w:tcMar>
+          </w:tcPr>
+          <w:p>
+            <w:r>
+              <w:rPr>
+                <w:rFonts w:ascii="Consolas" w:cs="Consolas" w:eastAsia="Consolas" w:hAnsi="Consolas"/>
+                <w:sz w:val="18"/>
+                <w:szCs w:val="18"/>
+              </w:rPr>
+              <w:t xml:space="preserve">Page</w:t>
+            </w:r>
+          </w:p>
+        </w:tc>
+        <w:tc>
+          <w:tcPr>
+            <w:tcW w:type="dxa" w:w="3925"/>
+            <w:tcBorders>
+              <w:top w:val="single" w:color="9AA9B8" w:sz="4"/>
+              <w:left w:val="single" w:color="9AA9B8" w:sz="4"/>
+              <w:bottom w:val="single" w:color="9AA9B8" w:sz="4"/>
+              <w:right w:val="single" w:color="9AA9B8" w:sz="4"/>
+            </w:tcBorders>
+            <w:tcMar>
+              <w:top w:type="dxa" w:w="50"/>
+              <w:left w:type="dxa" w:w="90"/>
+              <w:bottom w:type="dxa" w:w="50"/>
+              <w:right w:type="dxa" w:w="90"/>
+            </w:tcMar>
+          </w:tcPr>
+          <w:p>
+            <w:r>
+              <w:rPr>
+                <w:sz w:val="18"/>
+                <w:szCs w:val="18"/>
+              </w:rPr>
+              <w:t xml:space="preserve">Screens with their own layouts</w:t>
+            </w:r>
+          </w:p>
+        </w:tc>
+      </w:tr>
+      <w:tr>
+        <w:trPr>
+          <w:tblHeader w:val="false"/>
+        </w:trPr>
+        <w:tc>
+          <w:tcPr>
+            <w:tcW w:type="dxa" w:w="3924"/>
+            <w:tcBorders>
+              <w:top w:val="single" w:color="9AA9B8" w:sz="4"/>
+              <w:left w:val="single" w:color="9AA9B8" w:sz="4"/>
+              <w:bottom w:val="single" w:color="9AA9B8" w:sz="4"/>
+              <w:right w:val="single" w:color="9AA9B8" w:sz="4"/>
+            </w:tcBorders>
+            <w:tcMar>
+              <w:top w:type="dxa" w:w="50"/>
+              <w:left w:type="dxa" w:w="90"/>
+              <w:bottom w:type="dxa" w:w="50"/>
+              <w:right w:type="dxa" w:w="90"/>
+            </w:tcMar>
+          </w:tcPr>
+          <w:p>
+            <w:r>
+              <w:rPr>
+                <w:rFonts w:ascii="Consolas" w:cs="Consolas" w:eastAsia="Consolas" w:hAnsi="Consolas"/>
+                <w:sz w:val="18"/>
+                <w:szCs w:val="18"/>
+              </w:rPr>
+              <w:t xml:space="preserve">DataTable</w:t>
+            </w:r>
+            <w:r>
+              <w:rPr>
+                <w:sz w:val="18"/>
+                <w:szCs w:val="18"/>
+              </w:rPr>
+              <w:t xml:space="preserve">, </w:t>
+            </w:r>
+            <w:r>
+              <w:rPr>
+                <w:rFonts w:ascii="Consolas" w:cs="Consolas" w:eastAsia="Consolas" w:hAnsi="Consolas"/>
+                <w:sz w:val="18"/>
+                <w:szCs w:val="18"/>
+              </w:rPr>
+              <w:t xml:space="preserve">DetailView</w:t>
+            </w:r>
+            <w:r>
+              <w:rPr>
+                <w:sz w:val="18"/>
+                <w:szCs w:val="18"/>
+              </w:rPr>
+              <w:t xml:space="preserve">, </w:t>
+            </w:r>
+            <w:r>
+              <w:rPr>
+                <w:rFonts w:ascii="Consolas" w:cs="Consolas" w:eastAsia="Consolas" w:hAnsi="Consolas"/>
+                <w:sz w:val="18"/>
+                <w:szCs w:val="18"/>
+              </w:rPr>
+              <w:t xml:space="preserve">ScrollFrame</w:t>
+            </w:r>
+          </w:p>
+        </w:tc>
+        <w:tc>
+          <w:tcPr>
+            <w:tcW w:type="dxa" w:w="1177"/>
+            <w:tcBorders>
+              <w:top w:val="single" w:color="9AA9B8" w:sz="4"/>
+              <w:left w:val="single" w:color="9AA9B8" w:sz="4"/>
+              <w:bottom w:val="single" w:color="9AA9B8" w:sz="4"/>
+              <w:right w:val="single" w:color="9AA9B8" w:sz="4"/>
+            </w:tcBorders>
+            <w:tcMar>
+              <w:top w:type="dxa" w:w="50"/>
+              <w:left w:type="dxa" w:w="90"/>
+              <w:bottom w:type="dxa" w:w="50"/>
+              <w:right w:type="dxa" w:w="90"/>
+            </w:tcMar>
+          </w:tcPr>
+          <w:p>
+            <w:r>
+              <w:rPr>
+                <w:rFonts w:ascii="Consolas" w:cs="Consolas" w:eastAsia="Consolas" w:hAnsi="Consolas"/>
+                <w:sz w:val="18"/>
+                <w:szCs w:val="18"/>
+              </w:rPr>
+              <w:t xml:space="preserve">ttk.Frame</w:t>
+            </w:r>
+          </w:p>
+        </w:tc>
+        <w:tc>
+          <w:tcPr>
+            <w:tcW w:type="dxa" w:w="3925"/>
+            <w:tcBorders>
+              <w:top w:val="single" w:color="9AA9B8" w:sz="4"/>
+              <w:left w:val="single" w:color="9AA9B8" w:sz="4"/>
+              <w:bottom w:val="single" w:color="9AA9B8" w:sz="4"/>
+              <w:right w:val="single" w:color="9AA9B8" w:sz="4"/>
+            </w:tcBorders>
+            <w:tcMar>
+              <w:top w:type="dxa" w:w="50"/>
+              <w:left w:type="dxa" w:w="90"/>
+              <w:bottom w:type="dxa" w:w="50"/>
+              <w:right w:type="dxa" w:w="90"/>
+            </w:tcMar>
+          </w:tcPr>
+          <w:p>
+            <w:r>
+              <w:rPr>
+                <w:sz w:val="18"/>
+                <w:szCs w:val="18"/>
+              </w:rPr>
+              <w:t xml:space="preserve">Reusable table, rich text pane and scrolling area</w:t>
+            </w:r>
+          </w:p>
+        </w:tc>
+      </w:tr>
+      <w:tr>
+        <w:trPr>
+          <w:tblHeader w:val="false"/>
+        </w:trPr>
+        <w:tc>
+          <w:tcPr>
+            <w:tcW w:type="dxa" w:w="3924"/>
+            <w:tcBorders>
+              <w:top w:val="single" w:color="9AA9B8" w:sz="4"/>
+              <w:left w:val="single" w:color="9AA9B8" w:sz="4"/>
+              <w:bottom w:val="single" w:color="9AA9B8" w:sz="4"/>
+              <w:right w:val="single" w:color="9AA9B8" w:sz="4"/>
+            </w:tcBorders>
+            <w:tcMar>
+              <w:top w:type="dxa" w:w="50"/>
+              <w:left w:type="dxa" w:w="90"/>
+              <w:bottom w:type="dxa" w:w="50"/>
+              <w:right w:type="dxa" w:w="90"/>
+            </w:tcMar>
+          </w:tcPr>
+          <w:p>
+            <w:r>
+              <w:rPr>
+                <w:rFonts w:ascii="Consolas" w:cs="Consolas" w:eastAsia="Consolas" w:hAnsi="Consolas"/>
+                <w:sz w:val="18"/>
+                <w:szCs w:val="18"/>
+              </w:rPr>
+              <w:t xml:space="preserve">Panel</w:t>
+            </w:r>
+            <w:r>
+              <w:rPr>
+                <w:sz w:val="18"/>
+                <w:szCs w:val="18"/>
+              </w:rPr>
+              <w:t xml:space="preserve">, </w:t>
+            </w:r>
+            <w:r>
+              <w:rPr>
+                <w:rFonts w:ascii="Consolas" w:cs="Consolas" w:eastAsia="Consolas" w:hAnsi="Consolas"/>
+                <w:sz w:val="18"/>
+                <w:szCs w:val="18"/>
+              </w:rPr>
+              <w:t xml:space="preserve">StatCard</w:t>
+            </w:r>
+          </w:p>
+        </w:tc>
+        <w:tc>
+          <w:tcPr>
+            <w:tcW w:type="dxa" w:w="1177"/>
+            <w:tcBorders>
+              <w:top w:val="single" w:color="9AA9B8" w:sz="4"/>
+              <w:left w:val="single" w:color="9AA9B8" w:sz="4"/>
+              <w:bottom w:val="single" w:color="9AA9B8" w:sz="4"/>
+              <w:right w:val="single" w:color="9AA9B8" w:sz="4"/>
+            </w:tcBorders>
+            <w:tcMar>
+              <w:top w:type="dxa" w:w="50"/>
+              <w:left w:type="dxa" w:w="90"/>
+              <w:bottom w:type="dxa" w:w="50"/>
+              <w:right w:type="dxa" w:w="90"/>
+            </w:tcMar>
+          </w:tcPr>
+          <w:p>
+            <w:r>
+              <w:rPr>
+                <w:rFonts w:ascii="Consolas" w:cs="Consolas" w:eastAsia="Consolas" w:hAnsi="Consolas"/>
+                <w:sz w:val="18"/>
+                <w:szCs w:val="18"/>
+              </w:rPr>
+              <w:t xml:space="preserve">tk.Frame</w:t>
+            </w:r>
+          </w:p>
+        </w:tc>
+        <w:tc>
+          <w:tcPr>
+            <w:tcW w:type="dxa" w:w="3925"/>
+            <w:tcBorders>
+              <w:top w:val="single" w:color="9AA9B8" w:sz="4"/>
+              <w:left w:val="single" w:color="9AA9B8" w:sz="4"/>
+              <w:bottom w:val="single" w:color="9AA9B8" w:sz="4"/>
+              <w:right w:val="single" w:color="9AA9B8" w:sz="4"/>
+            </w:tcBorders>
+            <w:tcMar>
+              <w:top w:type="dxa" w:w="50"/>
+              <w:left w:type="dxa" w:w="90"/>
+              <w:bottom w:type="dxa" w:w="50"/>
+              <w:right w:type="dxa" w:w="90"/>
+            </w:tcMar>
+          </w:tcPr>
+          <w:p>
+            <w:r>
+              <w:rPr>
+                <w:sz w:val="18"/>
+                <w:szCs w:val="18"/>
+              </w:rPr>
+              <w:t xml:space="preserve">Reusable card widgets</w:t>
+            </w:r>
+          </w:p>
+        </w:tc>
+      </w:tr>
+      <w:tr>
+        <w:trPr>
+          <w:tblHeader w:val="false"/>
+        </w:trPr>
+        <w:tc>
+          <w:tcPr>
+            <w:tcW w:type="dxa" w:w="3924"/>
+            <w:tcBorders>
+              <w:top w:val="single" w:color="9AA9B8" w:sz="4"/>
+              <w:left w:val="single" w:color="9AA9B8" w:sz="4"/>
+              <w:bottom w:val="single" w:color="9AA9B8" w:sz="4"/>
+              <w:right w:val="single" w:color="9AA9B8" w:sz="4"/>
+            </w:tcBorders>
+            <w:tcMar>
+              <w:top w:type="dxa" w:w="50"/>
+              <w:left w:type="dxa" w:w="90"/>
+              <w:bottom w:type="dxa" w:w="50"/>
+              <w:right w:type="dxa" w:w="90"/>
+            </w:tcMar>
+          </w:tcPr>
+          <w:p>
+            <w:r>
+              <w:rPr>
+                <w:rFonts w:ascii="Consolas" w:cs="Consolas" w:eastAsia="Consolas" w:hAnsi="Consolas"/>
+                <w:sz w:val="18"/>
+                <w:szCs w:val="18"/>
+              </w:rPr>
+              <w:t xml:space="preserve">TimelineCanvas</w:t>
+            </w:r>
+          </w:p>
+        </w:tc>
+        <w:tc>
+          <w:tcPr>
+            <w:tcW w:type="dxa" w:w="1177"/>
+            <w:tcBorders>
+              <w:top w:val="single" w:color="9AA9B8" w:sz="4"/>
+              <w:left w:val="single" w:color="9AA9B8" w:sz="4"/>
+              <w:bottom w:val="single" w:color="9AA9B8" w:sz="4"/>
+              <w:right w:val="single" w:color="9AA9B8" w:sz="4"/>
+            </w:tcBorders>
+            <w:tcMar>
+              <w:top w:type="dxa" w:w="50"/>
+              <w:left w:type="dxa" w:w="90"/>
+              <w:bottom w:type="dxa" w:w="50"/>
+              <w:right w:type="dxa" w:w="90"/>
+            </w:tcMar>
+          </w:tcPr>
+          <w:p>
+            <w:r>
+              <w:rPr>
+                <w:rFonts w:ascii="Consolas" w:cs="Consolas" w:eastAsia="Consolas" w:hAnsi="Consolas"/>
+                <w:sz w:val="18"/>
+                <w:szCs w:val="18"/>
+              </w:rPr>
+              <w:t xml:space="preserve">tk.Canvas</w:t>
+            </w:r>
+          </w:p>
+        </w:tc>
+        <w:tc>
+          <w:tcPr>
+            <w:tcW w:type="dxa" w:w="3925"/>
+            <w:tcBorders>
+              <w:top w:val="single" w:color="9AA9B8" w:sz="4"/>
+              <w:left w:val="single" w:color="9AA9B8" w:sz="4"/>
+              <w:bottom w:val="single" w:color="9AA9B8" w:sz="4"/>
+              <w:right w:val="single" w:color="9AA9B8" w:sz="4"/>
+            </w:tcBorders>
+            <w:tcMar>
+              <w:top w:type="dxa" w:w="50"/>
+              <w:left w:type="dxa" w:w="90"/>
+              <w:bottom w:type="dxa" w:w="50"/>
+              <w:right w:type="dxa" w:w="90"/>
+            </w:tcMar>
+          </w:tcPr>
+          <w:p>
+            <w:r>
+              <w:rPr>
+                <w:sz w:val="18"/>
+                <w:szCs w:val="18"/>
+              </w:rPr>
+              <w:t xml:space="preserve">Draws validity periods as ribbons on a time axis</w:t>
+            </w:r>
+          </w:p>
+        </w:tc>
+      </w:tr>
+      <w:tr>
+        <w:trPr>
+          <w:tblHeader w:val="false"/>
+        </w:trPr>
+        <w:tc>
+          <w:tcPr>
+            <w:tcW w:type="dxa" w:w="3924"/>
+            <w:tcBorders>
+              <w:top w:val="single" w:color="9AA9B8" w:sz="4"/>
+              <w:left w:val="single" w:color="9AA9B8" w:sz="4"/>
+              <w:bottom w:val="single" w:color="9AA9B8" w:sz="4"/>
+              <w:right w:val="single" w:color="9AA9B8" w:sz="4"/>
+            </w:tcBorders>
+            <w:tcMar>
+              <w:top w:type="dxa" w:w="50"/>
+              <w:left w:type="dxa" w:w="90"/>
+              <w:bottom w:type="dxa" w:w="50"/>
+              <w:right w:type="dxa" w:w="90"/>
+            </w:tcMar>
+          </w:tcPr>
+          <w:p>
+            <w:r>
+              <w:rPr>
+                <w:rFonts w:ascii="Consolas" w:cs="Consolas" w:eastAsia="Consolas" w:hAnsi="Consolas"/>
+                <w:sz w:val="18"/>
+                <w:szCs w:val="18"/>
+              </w:rPr>
+              <w:t xml:space="preserve">BankController</w:t>
+            </w:r>
+            <w:r>
+              <w:rPr>
+                <w:sz w:val="18"/>
+                <w:szCs w:val="18"/>
+              </w:rPr>
+              <w:t xml:space="preserve">, </w:t>
+            </w:r>
+            <w:r>
+              <w:rPr>
+                <w:rFonts w:ascii="Consolas" w:cs="Consolas" w:eastAsia="Consolas" w:hAnsi="Consolas"/>
+                <w:sz w:val="18"/>
+                <w:szCs w:val="18"/>
+              </w:rPr>
+              <w:t xml:space="preserve">Outcome</w:t>
+            </w:r>
+            <w:r>
+              <w:rPr>
+                <w:sz w:val="18"/>
+                <w:szCs w:val="18"/>
+              </w:rPr>
+              <w:t xml:space="preserve">, </w:t>
+            </w:r>
+            <w:r>
+              <w:rPr>
+                <w:rFonts w:ascii="Consolas" w:cs="Consolas" w:eastAsia="Consolas" w:hAnsi="Consolas"/>
+                <w:sz w:val="18"/>
+                <w:szCs w:val="18"/>
+              </w:rPr>
+              <w:t xml:space="preserve">OperationSpec</w:t>
+            </w:r>
+            <w:r>
+              <w:rPr>
+                <w:sz w:val="18"/>
+                <w:szCs w:val="18"/>
+              </w:rPr>
+              <w:t xml:space="preserve">, </w:t>
+            </w:r>
+            <w:r>
+              <w:rPr>
+                <w:rFonts w:ascii="Consolas" w:cs="Consolas" w:eastAsia="Consolas" w:hAnsi="Consolas"/>
+                <w:sz w:val="18"/>
+                <w:szCs w:val="18"/>
+              </w:rPr>
+              <w:t xml:space="preserve">Theme</w:t>
+            </w:r>
+          </w:p>
+        </w:tc>
+        <w:tc>
+          <w:tcPr>
+            <w:tcW w:type="dxa" w:w="1177"/>
+            <w:tcBorders>
+              <w:top w:val="single" w:color="9AA9B8" w:sz="4"/>
+              <w:left w:val="single" w:color="9AA9B8" w:sz="4"/>
+              <w:bottom w:val="single" w:color="9AA9B8" w:sz="4"/>
+              <w:right w:val="single" w:color="9AA9B8" w:sz="4"/>
+            </w:tcBorders>
+            <w:tcMar>
+              <w:top w:type="dxa" w:w="50"/>
+              <w:left w:type="dxa" w:w="90"/>
+              <w:bottom w:type="dxa" w:w="50"/>
+              <w:right w:type="dxa" w:w="90"/>
+            </w:tcMar>
+          </w:tcPr>
+          <w:p>
+            <w:r>
+              <w:rPr>
+                <w:sz w:val="18"/>
+                <w:szCs w:val="18"/>
+              </w:rPr>
+              <w:t xml:space="preserve">-</w:t>
+            </w:r>
+          </w:p>
+        </w:tc>
+        <w:tc>
+          <w:tcPr>
+            <w:tcW w:type="dxa" w:w="3925"/>
+            <w:tcBorders>
+              <w:top w:val="single" w:color="9AA9B8" w:sz="4"/>
+              <w:left w:val="single" w:color="9AA9B8" w:sz="4"/>
+              <w:bottom w:val="single" w:color="9AA9B8" w:sz="4"/>
+              <w:right w:val="single" w:color="9AA9B8" w:sz="4"/>
+            </w:tcBorders>
+            <w:tcMar>
+              <w:top w:type="dxa" w:w="50"/>
+              <w:left w:type="dxa" w:w="90"/>
+              <w:bottom w:type="dxa" w:w="50"/>
+              <w:right w:type="dxa" w:w="90"/>
+            </w:tcMar>
+          </w:tcPr>
+          <w:p>
+            <w:r>
+              <w:rPr>
+                <w:sz w:val="18"/>
+                <w:szCs w:val="18"/>
+              </w:rPr>
+              <w:t xml:space="preserve">The only object that talks to the model; a result in words; a form definition; colours, fonts and styles</w:t>
+            </w:r>
+          </w:p>
+        </w:tc>
+      </w:tr>
+    </w:tbl>
+    <w:p>
+      <w:pPr>
+        <w:spacing w:after="60"/>
+      </w:pPr>
+    </w:p>
+    <w:p>
+      <w:r>
+        <w:rPr>
+          <w:rFonts w:ascii="Consolas" w:cs="Consolas" w:eastAsia="Consolas" w:hAnsi="Consolas"/>
+          <w:sz w:val="19"/>
+          <w:szCs w:val="19"/>
+        </w:rPr>
+        <w:t xml:space="preserve">MasterDetailPage</w:t>
+      </w:r>
+      <w:r>
+        <w:t xml:space="preserve"> is a three-level hierarchy (</w:t>
+      </w:r>
+      <w:r>
+        <w:rPr>
+          <w:rFonts w:ascii="Consolas" w:cs="Consolas" w:eastAsia="Consolas" w:hAnsi="Consolas"/>
+          <w:sz w:val="19"/>
+          <w:szCs w:val="19"/>
+        </w:rPr>
+        <w:t xml:space="preserve">ttk.Frame -&gt; Page -&gt; MasterDetailPage -&gt; CustomersPage</w:t>
+      </w:r>
+      <w:r>
+        <w:t xml:space="preserve">) chosen for the same reason as the model's hierarchies: every list screen shares the same layout and behaviour, and only the columns and the detail rendering differ.</w:t>
+      </w:r>
+    </w:p>
+    <w:p>
+      <w:r>
+        <w:rPr>
+          <w:b/>
+          <w:bCs/>
+        </w:rPr>
+        <w:t xml:space="preserve">Figure 9. Overview:</w:t>
+      </w:r>
+      <w:r>
+        <w:t xml:space="preserve"> balances, work waiting for action (authorise or release from here), recent audit events, and the books status.</w:t>
+      </w:r>
+    </w:p>
+    <w:p>
+      <w:pPr>
+        <w:jc w:val="center"/>
+      </w:pPr>
+      <w:r>
+        <w:drawing>
+          <wp:inline distT="0" distB="0" distL="0" distR="0">
+            <wp:extent cx="5905500" cy="3609975"/>
+            <wp:effectExtent t="0" r="0" b="0" l="0"/>
+            <wp:docPr id="1" name="" descr="" title=""/>
+            <wp:cNvGraphicFramePr>
+              <a:graphicFrameLocks xmlns:a="http://schemas.openxmlformats.org/drawingml/2006/main" noChangeAspect="1"/>
+            </wp:cNvGraphicFramePr>
+            <a:graphic xmlns:a="http://schemas.openxmlformats.org/drawingml/2006/main">
+              <a:graphicData uri="http://schemas.openxmlformats.org/drawingml/2006/picture">
+                <pic:pic xmlns:pic="http://schemas.openxmlformats.org/drawingml/2006/picture">
+                  <pic:nvPicPr>
+                    <pic:cNvPr id="0" name="" descr=""/>
+                    <pic:cNvPicPr>
+                      <a:picLocks noChangeAspect="1" noChangeArrowheads="1"/>
+                    </pic:cNvPicPr>
+                  </pic:nvPicPr>
+                  <pic:blipFill>
+                    <a:blip r:embed="rId16" cstate="none"/>
+                    <a:srcRect/>
+                    <a:stretch>
+                      <a:fillRect/>
+                    </a:stretch>
+                  </pic:blipFill>
+                  <pic:spPr bwMode="auto">
+                    <a:xfrm>
+                      <a:off x="0" y="0"/>
+                      <a:ext cx="5905500" cy="3609975"/>
+                    </a:xfrm>
+                    <a:prstGeom prst="rect">
+                      <a:avLst/>
+                    </a:prstGeom>
+                  </pic:spPr>
+                </pic:pic>
+              </a:graphicData>
+            </a:graphic>
+          </wp:inline>
+        </w:drawing>
+      </w:r>
+    </w:p>
+    <w:p>
+      <w:r>
+        <w:rPr>
+          <w:b/>
+          <w:bCs/>
+        </w:rPr>
+        <w:t xml:space="preserve">Figure 10. Guided rule checks:</w:t>
+      </w:r>
+      <w:r>
+        <w:t xml:space="preserve"> each runs one real operation and shows the model's answer.</w:t>
+      </w:r>
+    </w:p>
+    <w:p>
+      <w:pPr>
+        <w:jc w:val="center"/>
+      </w:pPr>
+      <w:r>
+        <w:drawing>
+          <wp:inline distT="0" distB="0" distL="0" distR="0">
+            <wp:extent cx="5905500" cy="3609975"/>
+            <wp:effectExtent t="0" r="0" b="0" l="0"/>
+            <wp:docPr id="1" name="" descr="" title=""/>
+            <wp:cNvGraphicFramePr>
+              <a:graphicFrameLocks xmlns:a="http://schemas.openxmlformats.org/drawingml/2006/main" noChangeAspect="1"/>
+            </wp:cNvGraphicFramePr>
+            <a:graphic xmlns:a="http://schemas.openxmlformats.org/drawingml/2006/main">
+              <a:graphicData uri="http://schemas.openxmlformats.org/drawingml/2006/picture">
+                <pic:pic xmlns:pic="http://schemas.openxmlformats.org/drawingml/2006/picture">
+                  <pic:nvPicPr>
+                    <pic:cNvPr id="0" name="" descr=""/>
+                    <pic:cNvPicPr>
+                      <a:picLocks noChangeAspect="1" noChangeArrowheads="1"/>
+                    </pic:cNvPicPr>
+                  </pic:nvPicPr>
+                  <pic:blipFill>
+                    <a:blip r:embed="rId17" cstate="none"/>
+                    <a:srcRect/>
+                    <a:stretch>
+                      <a:fillRect/>
+                    </a:stretch>
+                  </pic:blipFill>
+                  <pic:spPr bwMode="auto">
+                    <a:xfrm>
+                      <a:off x="0" y="0"/>
+                      <a:ext cx="5905500" cy="3609975"/>
+                    </a:xfrm>
+                    <a:prstGeom prst="rect">
+                      <a:avLst/>
+                    </a:prstGeom>
+                  </pic:spPr>
+                </pic:pic>
+              </a:graphicData>
+            </a:graphic>
+          </wp:inline>
+        </w:drawing>
+      </w:r>
+    </w:p>
+    <w:p>
+      <w:r>
+        <w:rPr>
+          <w:b/>
+          <w:bCs/>
+        </w:rPr>
+        <w:t xml:space="preserve">Figure 11. A customer with one record and many dated roles:</w:t>
+      </w:r>
+      <w:r>
+        <w:t xml:space="preserve"> capacities, timeline ribbons and the time machine.</w:t>
+      </w:r>
+    </w:p>
+    <w:p>
+      <w:pPr>
+        <w:jc w:val="center"/>
+      </w:pPr>
+      <w:r>
+        <w:drawing>
+          <wp:inline distT="0" distB="0" distL="0" distR="0">
+            <wp:extent cx="5905500" cy="3609975"/>
+            <wp:effectExtent t="0" r="0" b="0" l="0"/>
+            <wp:docPr id="1" name="" descr="" title=""/>
+            <wp:cNvGraphicFramePr>
+              <a:graphicFrameLocks xmlns:a="http://schemas.openxmlformats.org/drawingml/2006/main" noChangeAspect="1"/>
+            </wp:cNvGraphicFramePr>
+            <a:graphic xmlns:a="http://schemas.openxmlformats.org/drawingml/2006/main">
+              <a:graphicData uri="http://schemas.openxmlformats.org/drawingml/2006/picture">
+                <pic:pic xmlns:pic="http://schemas.openxmlformats.org/drawingml/2006/picture">
+                  <pic:nvPicPr>
+                    <pic:cNvPr id="0" name="" descr=""/>
+                    <pic:cNvPicPr>
+                      <a:picLocks noChangeAspect="1" noChangeArrowheads="1"/>
+                    </pic:cNvPicPr>
+                  </pic:nvPicPr>
+                  <pic:blipFill>
+                    <a:blip r:embed="rId18" cstate="none"/>
+                    <a:srcRect/>
+                    <a:stretch>
+                      <a:fillRect/>
+                    </a:stretch>
+                  </pic:blipFill>
+                  <pic:spPr bwMode="auto">
+                    <a:xfrm>
+                      <a:off x="0" y="0"/>
+                      <a:ext cx="5905500" cy="3609975"/>
+                    </a:xfrm>
+                    <a:prstGeom prst="rect">
+                      <a:avLst/>
+                    </a:prstGeom>
+                  </pic:spPr>
+                </pic:pic>
+              </a:graphicData>
+            </a:graphic>
+          </wp:inline>
+        </w:drawing>
+      </w:r>
+    </w:p>
+    <w:p>
+      <w:r>
+        <w:rPr>
+          <w:b/>
+          <w:bCs/>
+        </w:rPr>
+        <w:t xml:space="preserve">Figure 12. Card replacement chain:</w:t>
+      </w:r>
+      <w:r>
+        <w:t xml:space="preserve"> every payment on every card in the chain stays searchable.</w:t>
+      </w:r>
+    </w:p>
+    <w:p>
+      <w:pPr>
+        <w:jc w:val="center"/>
+      </w:pPr>
+      <w:r>
+        <w:drawing>
+          <wp:inline distT="0" distB="0" distL="0" distR="0">
+            <wp:extent cx="5905500" cy="3609975"/>
+            <wp:effectExtent t="0" r="0" b="0" l="0"/>
+            <wp:docPr id="1" name="" descr="" title=""/>
+            <wp:cNvGraphicFramePr>
+              <a:graphicFrameLocks xmlns:a="http://schemas.openxmlformats.org/drawingml/2006/main" noChangeAspect="1"/>
+            </wp:cNvGraphicFramePr>
+            <a:graphic xmlns:a="http://schemas.openxmlformats.org/drawingml/2006/main">
+              <a:graphicData uri="http://schemas.openxmlformats.org/drawingml/2006/picture">
+                <pic:pic xmlns:pic="http://schemas.openxmlformats.org/drawingml/2006/picture">
+                  <pic:nvPicPr>
+                    <pic:cNvPr id="0" name="" descr=""/>
+                    <pic:cNvPicPr>
+                      <a:picLocks noChangeAspect="1" noChangeArrowheads="1"/>
+                    </pic:cNvPicPr>
+                  </pic:nvPicPr>
+                  <pic:blipFill>
+                    <a:blip r:embed="rId19" cstate="none"/>
+                    <a:srcRect/>
+                    <a:stretch>
+                      <a:fillRect/>
+                    </a:stretch>
+                  </pic:blipFill>
+                  <pic:spPr bwMode="auto">
+                    <a:xfrm>
+                      <a:off x="0" y="0"/>
+                      <a:ext cx="5905500" cy="3609975"/>
+                    </a:xfrm>
+                    <a:prstGeom prst="rect">
+                      <a:avLst/>
+                    </a:prstGeom>
+                  </pic:spPr>
+                </pic:pic>
+              </a:graphicData>
+            </a:graphic>
+          </wp:inline>
+        </w:drawing>
+      </w:r>
+    </w:p>
+    <w:p>
+      <w:r>
+        <w:rPr>
+          <w:b/>
+          <w:bCs/>
+        </w:rPr>
+        <w:t xml:space="preserve">Figure 13. Books and audit:</w:t>
+      </w:r>
+      <w:r>
+        <w:t xml:space="preserve"> the trial balance totals zero; the audit log records what changed, who did it and why.</w:t>
+      </w:r>
+    </w:p>
+    <w:p>
+      <w:pPr>
+        <w:jc w:val="center"/>
+      </w:pPr>
+      <w:r>
+        <w:drawing>
+          <wp:inline distT="0" distB="0" distL="0" distR="0">
+            <wp:extent cx="5905500" cy="3609975"/>
+            <wp:effectExtent t="0" r="0" b="0" l="0"/>
+            <wp:docPr id="1" name="" descr="" title=""/>
+            <wp:cNvGraphicFramePr>
+              <a:graphicFrameLocks xmlns:a="http://schemas.openxmlformats.org/drawingml/2006/main" noChangeAspect="1"/>
+            </wp:cNvGraphicFramePr>
+            <a:graphic xmlns:a="http://schemas.openxmlformats.org/drawingml/2006/main">
+              <a:graphicData uri="http://schemas.openxmlformats.org/drawingml/2006/picture">
+                <pic:pic xmlns:pic="http://schemas.openxmlformats.org/drawingml/2006/picture">
+                  <pic:nvPicPr>
+                    <pic:cNvPr id="0" name="" descr=""/>
+                    <pic:cNvPicPr>
+                      <a:picLocks noChangeAspect="1" noChangeArrowheads="1"/>
+                    </pic:cNvPicPr>
+                  </pic:nvPicPr>
+                  <pic:blipFill>
+                    <a:blip r:embed="rId20" cstate="none"/>
+                    <a:srcRect/>
+                    <a:stretch>
+                      <a:fillRect/>
+                    </a:stretch>
+                  </pic:blipFill>
+                  <pic:spPr bwMode="auto">
+                    <a:xfrm>
+                      <a:off x="0" y="0"/>
+                      <a:ext cx="5905500" cy="3609975"/>
+                    </a:xfrm>
+                    <a:prstGeom prst="rect">
+                      <a:avLst/>
+                    </a:prstGeom>
+                  </pic:spPr>
+                </pic:pic>
+              </a:graphicData>
+            </a:graphic>
+          </wp:inline>
+        </w:drawing>
+      </w:r>
+    </w:p>
+    <w:p>
+      <w:r>
+        <w:rPr>
+          <w:b/>
+          <w:bCs/>
+        </w:rPr>
+        <w:t xml:space="preserve">Figure 14. Class model read from the code at runtime,</w:t>
+      </w:r>
+      <w:r>
+        <w:t xml:space="preserve"> with what each level adds and live object counts.</w:t>
+      </w:r>
+    </w:p>
+    <w:p>
+      <w:pPr>
+        <w:jc w:val="center"/>
+      </w:pPr>
+      <w:r>
+        <w:drawing>
+          <wp:inline distT="0" distB="0" distL="0" distR="0">
+            <wp:extent cx="5905500" cy="3609975"/>
+            <wp:effectExtent t="0" r="0" b="0" l="0"/>
+            <wp:docPr id="1" name="" descr="" title=""/>
+            <wp:cNvGraphicFramePr>
+              <a:graphicFrameLocks xmlns:a="http://schemas.openxmlformats.org/drawingml/2006/main" noChangeAspect="1"/>
+            </wp:cNvGraphicFramePr>
+            <a:graphic xmlns:a="http://schemas.openxmlformats.org/drawingml/2006/main">
+              <a:graphicData uri="http://schemas.openxmlformats.org/drawingml/2006/picture">
+                <pic:pic xmlns:pic="http://schemas.openxmlformats.org/drawingml/2006/picture">
+                  <pic:nvPicPr>
+                    <pic:cNvPr id="0" name="" descr=""/>
+                    <pic:cNvPicPr>
+                      <a:picLocks noChangeAspect="1" noChangeArrowheads="1"/>
+                    </pic:cNvPicPr>
+                  </pic:nvPicPr>
+                  <pic:blipFill>
+                    <a:blip r:embed="rId21" cstate="none"/>
+                    <a:srcRect/>
+                    <a:stretch>
+                      <a:fillRect/>
+                    </a:stretch>
+                  </pic:blipFill>
+                  <pic:spPr bwMode="auto">
+                    <a:xfrm>
+                      <a:off x="0" y="0"/>
+                      <a:ext cx="5905500" cy="3609975"/>
+                    </a:xfrm>
+                    <a:prstGeom prst="rect">
+                      <a:avLst/>
+                    </a:prstGeom>
+                  </pic:spPr>
+                </pic:pic>
+              </a:graphicData>
+            </a:graphic>
+          </wp:inline>
+        </w:drawing>
       </w:r>
     </w:p>
     <w:sectPr>

--- a/docs/Design_Report.docx
+++ b/docs/Design_Report.docx
@@ -271,7 +271,7 @@
         <w:t xml:space="preserve">banking_system.py</w:t>
       </w:r>
       <w:r>
-        <w:t xml:space="preserve"> (Python 3.9+, standard library only). It contains the domain model, a seeded demonstration of 16 scenarios, 69 automated tests and generators for the class and UML diagrams.</w:t>
+        <w:t xml:space="preserve"> (Python 3.9+, standard library only). It contains the domain model, a seeded demonstration of 16 scenarios, 70 automated tests and generators for the class and UML diagrams.</w:t>
       </w:r>
     </w:p>
     <w:p>
@@ -299,7 +299,7 @@
           <w:sz w:val="18"/>
           <w:szCs w:val="18"/>
         </w:rPr>
-        <w:t xml:space="preserve">python banking_system.py --test       # run the 69 automated tests</w:t>
+        <w:t xml:space="preserve">python banking_system.py --test       # run the 70 automated tests</w:t>
       </w:r>
     </w:p>
     <w:p>
@@ -720,7 +720,7 @@
                 <w:sz w:val="18"/>
                 <w:szCs w:val="18"/>
               </w:rPr>
-              <w:t xml:space="preserve"> (74 domain classes, 96 operations, 78 of them state-changing commands)</w:t>
+              <w:t xml:space="preserve"> (69 business classes plus 6 supporting, 97 operations, 79 of them state-changing commands)</w:t>
             </w:r>
           </w:p>
         </w:tc>
@@ -8542,18 +8542,56 @@
           <w:p>
             <w:r>
               <w:rPr>
-                <w:sz w:val="18"/>
-                <w:szCs w:val="18"/>
-              </w:rPr>
-              <w:t xml:space="preserve">Merchant name, channel, country and category on </w:t>
-            </w:r>
-            <w:r>
-              <w:rPr>
-                <w:rFonts w:ascii="Consolas" w:cs="Consolas" w:eastAsia="Consolas" w:hAnsi="Consolas"/>
-                <w:sz w:val="18"/>
-                <w:szCs w:val="18"/>
-              </w:rPr>
-              <w:t xml:space="preserve">CardPayment</w:t>
+                <w:rFonts w:ascii="Consolas" w:cs="Consolas" w:eastAsia="Consolas" w:hAnsi="Consolas"/>
+                <w:sz w:val="18"/>
+                <w:szCs w:val="18"/>
+              </w:rPr>
+              <w:t xml:space="preserve">Merchant</w:t>
+            </w:r>
+            <w:r>
+              <w:rPr>
+                <w:sz w:val="18"/>
+                <w:szCs w:val="18"/>
+              </w:rPr>
+              <w:t xml:space="preserve"> (category and country, linked to every card payment made there; </w:t>
+            </w:r>
+            <w:r>
+              <w:rPr>
+                <w:rFonts w:ascii="Consolas" w:cs="Consolas" w:eastAsia="Consolas" w:hAnsi="Consolas"/>
+                <w:sz w:val="18"/>
+                <w:szCs w:val="18"/>
+              </w:rPr>
+              <w:t xml:space="preserve">record_merchant</w:t>
+            </w:r>
+            <w:r>
+              <w:rPr>
+                <w:sz w:val="18"/>
+                <w:szCs w:val="18"/>
+              </w:rPr>
+              <w:t xml:space="preserve">); </w:t>
+            </w:r>
+            <w:r>
+              <w:rPr>
+                <w:rFonts w:ascii="Consolas" w:cs="Consolas" w:eastAsia="Consolas" w:hAnsi="Consolas"/>
+                <w:sz w:val="18"/>
+                <w:szCs w:val="18"/>
+              </w:rPr>
+              <w:t xml:space="preserve">Biller</w:t>
+            </w:r>
+            <w:r>
+              <w:rPr>
+                <w:sz w:val="18"/>
+                <w:szCs w:val="18"/>
+              </w:rPr>
+              <w:t xml:space="preserve"> + </w:t>
+            </w:r>
+            <w:r>
+              <w:rPr>
+                <w:rFonts w:ascii="Consolas" w:cs="Consolas" w:eastAsia="Consolas" w:hAnsi="Consolas"/>
+                <w:sz w:val="18"/>
+                <w:szCs w:val="18"/>
+              </w:rPr>
+              <w:t xml:space="preserve">BillPayment</w:t>
             </w:r>
             <w:r>
               <w:rPr>
@@ -8568,36 +8606,6 @@
                 <w:sz w:val="18"/>
                 <w:szCs w:val="18"/>
               </w:rPr>
-              <w:t xml:space="preserve">Biller</w:t>
-            </w:r>
-            <w:r>
-              <w:rPr>
-                <w:sz w:val="18"/>
-                <w:szCs w:val="18"/>
-              </w:rPr>
-              <w:t xml:space="preserve"> + </w:t>
-            </w:r>
-            <w:r>
-              <w:rPr>
-                <w:rFonts w:ascii="Consolas" w:cs="Consolas" w:eastAsia="Consolas" w:hAnsi="Consolas"/>
-                <w:sz w:val="18"/>
-                <w:szCs w:val="18"/>
-              </w:rPr>
-              <w:t xml:space="preserve">BillPayment</w:t>
-            </w:r>
-            <w:r>
-              <w:rPr>
-                <w:sz w:val="18"/>
-                <w:szCs w:val="18"/>
-              </w:rPr>
-              <w:t xml:space="preserve">; </w:t>
-            </w:r>
-            <w:r>
-              <w:rPr>
-                <w:rFonts w:ascii="Consolas" w:cs="Consolas" w:eastAsia="Consolas" w:hAnsi="Consolas"/>
-                <w:sz w:val="18"/>
-                <w:szCs w:val="18"/>
-              </w:rPr>
               <w:t xml:space="preserve">Beneficiary</w:t>
             </w:r>
             <w:r>
@@ -8605,7 +8613,15 @@
                 <w:sz w:val="18"/>
                 <w:szCs w:val="18"/>
               </w:rPr>
-              <w:t xml:space="preserve"> versions for payees</w:t>
+              <w:t xml:space="preserve"> versions for payees; every transaction names its </w:t>
+            </w:r>
+            <w:r>
+              <w:rPr>
+                <w:rFonts w:ascii="Consolas" w:cs="Consolas" w:eastAsia="Consolas" w:hAnsi="Consolas"/>
+                <w:sz w:val="18"/>
+                <w:szCs w:val="18"/>
+              </w:rPr>
+              <w:t xml:space="preserve">counterparty()</w:t>
             </w:r>
           </w:p>
         </w:tc>
@@ -9845,7 +9861,84 @@
     </w:p>
     <w:p>
       <w:r>
-        <w:t xml:space="preserve">74 domain classes plus 7 business-rule error classes.</w:t>
+        <w:t xml:space="preserve">75 classes plus 7 business-rule error classes. 69 of the 75 are business classes; the other 6 are supporting infrastructure (</w:t>
+      </w:r>
+      <w:r>
+        <w:rPr>
+          <w:rFonts w:ascii="Consolas" w:cs="Consolas" w:eastAsia="Consolas" w:hAnsi="Consolas"/>
+          <w:sz w:val="19"/>
+          <w:szCs w:val="19"/>
+        </w:rPr>
+        <w:t xml:space="preserve">Period</w:t>
+      </w:r>
+      <w:r>
+        <w:t xml:space="preserve">, </w:t>
+      </w:r>
+      <w:r>
+        <w:rPr>
+          <w:rFonts w:ascii="Consolas" w:cs="Consolas" w:eastAsia="Consolas" w:hAnsi="Consolas"/>
+          <w:sz w:val="19"/>
+          <w:szCs w:val="19"/>
+        </w:rPr>
+        <w:t xml:space="preserve">StatusChange</w:t>
+      </w:r>
+      <w:r>
+        <w:t xml:space="preserve">, </w:t>
+      </w:r>
+      <w:r>
+        <w:rPr>
+          <w:rFonts w:ascii="Consolas" w:cs="Consolas" w:eastAsia="Consolas" w:hAnsi="Consolas"/>
+          <w:sz w:val="19"/>
+          <w:szCs w:val="19"/>
+        </w:rPr>
+        <w:t xml:space="preserve">StatusHistory</w:t>
+      </w:r>
+      <w:r>
+        <w:t xml:space="preserve">, </w:t>
+      </w:r>
+      <w:r>
+        <w:rPr>
+          <w:rFonts w:ascii="Consolas" w:cs="Consolas" w:eastAsia="Consolas" w:hAnsi="Consolas"/>
+          <w:sz w:val="19"/>
+          <w:szCs w:val="19"/>
+        </w:rPr>
+        <w:t xml:space="preserve">Lifecycle</w:t>
+      </w:r>
+      <w:r>
+        <w:t xml:space="preserve">, </w:t>
+      </w:r>
+      <w:r>
+        <w:rPr>
+          <w:rFonts w:ascii="Consolas" w:cs="Consolas" w:eastAsia="Consolas" w:hAnsi="Consolas"/>
+          <w:sz w:val="19"/>
+          <w:szCs w:val="19"/>
+        </w:rPr>
+        <w:t xml:space="preserve">AuditEvent</w:t>
+      </w:r>
+      <w:r>
+        <w:t xml:space="preserve">, and the </w:t>
+      </w:r>
+      <w:r>
+        <w:rPr>
+          <w:rFonts w:ascii="Consolas" w:cs="Consolas" w:eastAsia="Consolas" w:hAnsi="Consolas"/>
+          <w:sz w:val="19"/>
+          <w:szCs w:val="19"/>
+        </w:rPr>
+        <w:t xml:space="preserve">Bank</w:t>
+      </w:r>
+      <w:r>
+        <w:t xml:space="preserve"> application service). The brief discounts artificial classes, so the business count is the one to judge, and </w:t>
+      </w:r>
+      <w:r>
+        <w:rPr>
+          <w:rFonts w:ascii="Consolas" w:cs="Consolas" w:eastAsia="Consolas" w:hAnsi="Consolas"/>
+          <w:sz w:val="19"/>
+          <w:szCs w:val="19"/>
+        </w:rPr>
+        <w:t xml:space="preserve">python banking_system.py --classes</w:t>
+      </w:r>
+      <w:r>
+        <w:t xml:space="preserve"> prints both.</w:t>
       </w:r>
     </w:p>
     <w:p>
@@ -14523,6 +14616,21 @@
                 <w:sz w:val="18"/>
                 <w:szCs w:val="18"/>
               </w:rPr>
+              <w:t xml:space="preserve">Merchant</w:t>
+            </w:r>
+            <w:r>
+              <w:rPr>
+                <w:sz w:val="18"/>
+                <w:szCs w:val="18"/>
+              </w:rPr>
+              <w:t xml:space="preserve">, </w:t>
+            </w:r>
+            <w:r>
+              <w:rPr>
+                <w:rFonts w:ascii="Consolas" w:cs="Consolas" w:eastAsia="Consolas" w:hAnsi="Consolas"/>
+                <w:sz w:val="18"/>
+                <w:szCs w:val="18"/>
+              </w:rPr>
               <w:t xml:space="preserve">BankTransaction</w:t>
             </w:r>
             <w:r>
@@ -16861,7 +16969,7 @@
         <w:t xml:space="preserve">Bank</w:t>
       </w:r>
       <w:r>
-        <w:t xml:space="preserve"> exposes 96 public operations. Each one checks the relevant rule, records the change as new data and writes an </w:t>
+        <w:t xml:space="preserve"> exposes 97 public operations. Each one checks the relevant rule, records the change as new data and writes an </w:t>
       </w:r>
       <w:r>
         <w:rPr>
@@ -17036,7 +17144,7 @@
                 <w:sz w:val="18"/>
                 <w:szCs w:val="18"/>
               </w:rPr>
-              <w:t xml:space="preserve">78</w:t>
+              <w:t xml:space="preserve">79</w:t>
             </w:r>
           </w:p>
         </w:tc>
@@ -17483,7 +17591,7 @@
     </w:p>
     <w:p>
       <w:r>
-        <w:t xml:space="preserve">Even counting only the 78 commands, the model is more than twice the brief's minimum of 30. The brief's verbs are all present: create (</w:t>
+        <w:t xml:space="preserve">Even counting only the 79 commands, the model is more than twice the brief's minimum of 30. The brief's verbs are all present: create (</w:t>
       </w:r>
       <w:r>
         <w:rPr>
@@ -18822,6 +18930,21 @@
                 <w:sz w:val="18"/>
                 <w:szCs w:val="18"/>
               </w:rPr>
+              <w:t xml:space="preserve">record_merchant</w:t>
+            </w:r>
+            <w:r>
+              <w:rPr>
+                <w:sz w:val="18"/>
+                <w:szCs w:val="18"/>
+              </w:rPr>
+              <w:t xml:space="preserve">, </w:t>
+            </w:r>
+            <w:r>
+              <w:rPr>
+                <w:rFonts w:ascii="Consolas" w:cs="Consolas" w:eastAsia="Consolas" w:hAnsi="Consolas"/>
+                <w:sz w:val="18"/>
+                <w:szCs w:val="18"/>
+              </w:rPr>
               <w:t xml:space="preserve">card_purchase</w:t>
             </w:r>
             <w:r>
@@ -19720,7 +19843,7 @@
         <w:t xml:space="preserve">Automated tests.</w:t>
       </w:r>
       <w:r>
-        <w:t xml:space="preserve"> 69 independent tests (</w:t>
+        <w:t xml:space="preserve"> 70 independent tests (</w:t>
       </w:r>
       <w:r>
         <w:rPr>
@@ -19753,7 +19876,7 @@
         <w:t xml:space="preserve">BriefCoverageTests</w:t>
       </w:r>
       <w:r>
-        <w:t xml:space="preserve">), four tests that check the brief's own requirements from the code (at least 30 classes and 30 operations, multi-level inheritance, that the diagrams name only real classes, and that the whole demonstration runs with a zero trial balance), five abstraction tests (</w:t>
+        <w:t xml:space="preserve">), four tests that check the brief's own requirements from the code (at least 30 classes and 30 operations, multi-level inheritance, that the diagrams name only real classes, and that the whole demonstration runs with a zero trial balance), six abstraction tests (</w:t>
       </w:r>
       <w:r>
         <w:rPr>
@@ -19764,7 +19887,7 @@
         <w:t xml:space="preserve">AbstractionTests</w:t>
       </w:r>
       <w:r>
-        <w:t xml:space="preserve">: the hierarchy roots cannot be instantiated, every leaf class is concrete, the polymorphic methods replace the old type checks) and four lifecycle tests (</w:t>
+        <w:t xml:space="preserve">: the hierarchy roots cannot be instantiated, every leaf class is concrete, the polymorphic methods replace the old type checks, and a merchant is a counterparty linked to every card payment made there) and four lifecycle tests (</w:t>
       </w:r>
       <w:r>
         <w:rPr>
@@ -20117,6 +20240,11 @@
       </w:pPr>
       <w:r>
         <w:t xml:space="preserve">6.1 Abstract classes and polymorphism</w:t>
+      </w:r>
+    </w:p>
+    <w:p>
+      <w:r>
+        <w:t xml:space="preserve">The brief states that abstraction, abstract base classes and polymorphism are not assessed. They are used here only where they make an inheritance decision enforceable rather than merely described: the level of the hierarchy that is abstract is exactly the level this report argues is "not a real thing on its own".</w:t>
       </w:r>
     </w:p>
     <w:p>
@@ -21920,7 +22048,29 @@
         <w:t xml:space="preserve">Biller</w:t>
       </w:r>
       <w:r>
-        <w:t xml:space="preserve"> is a small standalone class; a merchant is recorded on the card payment.</w:t>
+        <w:t xml:space="preserve"> and </w:t>
+      </w:r>
+      <w:r>
+        <w:rPr>
+          <w:rFonts w:ascii="Consolas" w:cs="Consolas" w:eastAsia="Consolas" w:hAnsi="Consolas"/>
+          <w:sz w:val="19"/>
+          <w:szCs w:val="19"/>
+        </w:rPr>
+        <w:t xml:space="preserve">Merchant</w:t>
+      </w:r>
+      <w:r>
+        <w:t xml:space="preserve"> are small standalone classes. A shared </w:t>
+      </w:r>
+      <w:r>
+        <w:rPr>
+          <w:rFonts w:ascii="Consolas" w:cs="Consolas" w:eastAsia="Consolas" w:hAnsi="Consolas"/>
+          <w:sz w:val="19"/>
+          <w:szCs w:val="19"/>
+        </w:rPr>
+        <w:t xml:space="preserve">Counterparty</w:t>
+      </w:r>
+      <w:r>
+        <w:t xml:space="preserve"> superclass for the two was also rejected: they share only a name, and their rules differ (a biller has a collection arrangement and can be deactivated; a merchant is recorded as the card network presents it, with the category and country that card controls check).</w:t>
       </w:r>
     </w:p>
     <w:p>
@@ -24828,21 +24978,6 @@
                 <w:sz w:val="18"/>
                 <w:szCs w:val="18"/>
               </w:rPr>
-              <w:t xml:space="preserve">DiagramsPage</w:t>
-            </w:r>
-            <w:r>
-              <w:rPr>
-                <w:sz w:val="18"/>
-                <w:szCs w:val="18"/>
-              </w:rPr>
-              <w:t xml:space="preserve">, </w:t>
-            </w:r>
-            <w:r>
-              <w:rPr>
-                <w:rFonts w:ascii="Consolas" w:cs="Consolas" w:eastAsia="Consolas" w:hAnsi="Consolas"/>
-                <w:sz w:val="18"/>
-                <w:szCs w:val="18"/>
-              </w:rPr>
               <w:t xml:space="preserve">ScenarioLogPage</w:t>
             </w:r>
           </w:p>
@@ -25360,7 +25495,27 @@
         <w:t xml:space="preserve">What it covers.</w:t>
       </w:r>
       <w:r>
-        <w:t xml:space="preserve"> 13 screens. The Operations screen has 30 forms in seven groups (Customers 9, Payments 7, Cards 5, Compliance 3, Cash 2, Lending 2, Records 2) and 14 guided rule checks. The Customers group takes a new party through the whole of Flowchart 2 by hand: register a person or company, file an identity document, verify it (an expired document is recorded as a FAIL check), appoint directors or trustees, onboard, open an account, then grant and revoke mandates. The Class model screen marks abstract classes, lists the methods each subclass must implement, and prints each class's lifecycle. The Diagrams screen shows every flowchart, state machine and UML diagram in </w:t>
+        <w:t xml:space="preserve"> 12 screens in two clearly separated sidebar sections. </w:t>
+      </w:r>
+      <w:r>
+        <w:rPr>
+          <w:b/>
+          <w:bCs/>
+        </w:rPr>
+        <w:t xml:space="preserve">Bank</w:t>
+      </w:r>
+      <w:r>
+        <w:t xml:space="preserve"> (10 screens) is what the bank's staff would use. </w:t>
+      </w:r>
+      <w:r>
+        <w:rPr>
+          <w:b/>
+          <w:bCs/>
+        </w:rPr>
+        <w:t xml:space="preserve">Teaching &amp; simulation</w:t>
+      </w:r>
+      <w:r>
+        <w:t xml:space="preserve"> (Class model, Scenario log) holds two aids that a real staff application would not have; they are kept because the brief describes the model as being for teaching and simulation, and they let an examiner see the inheritance tree and the seeded scenarios from inside the running program. The Operations screen has 31 forms in seven groups (Customers 9, Payments 7, Cards 6, Compliance 3, Cash 2, Lending 2, Records 2) and 14 guided rule checks. The Customers group takes a new party through the whole of Flowchart 2 by hand: register a person or company, file an identity document, verify it (an expired document is recorded as a FAIL check), appoint directors or trustees, onboard, open an account, then grant and revoke mandates. The Class model screen marks abstract classes, lists the methods each subclass must implement, and prints each class's lifecycle. (An earlier version also displayed the diagram images; it was removed because a bank console should not show design documents and because it only worked when the </w:t>
       </w:r>
       <w:r>
         <w:rPr>
@@ -25371,7 +25526,7 @@
         <w:t xml:space="preserve">docs/</w:t>
       </w:r>
       <w:r>
-        <w:t xml:space="preserve">, so the design can be explained from inside the running program. </w:t>
+        <w:t xml:space="preserve"> folder was present. The diagrams are in this report.) </w:t>
       </w:r>
       <w:r>
         <w:rPr>
@@ -25700,10 +25855,21 @@
           <w:b/>
           <w:bCs/>
         </w:rPr>
-        <w:t xml:space="preserve">Figure 14. Class model read from the code at runtime,</w:t>
-      </w:r>
-      <w:r>
-        <w:t xml:space="preserve"> with what each level adds and live object counts.</w:t>
+        <w:t xml:space="preserve">Figure 14. Class model (teaching section) read from the code at runtime:</w:t>
+      </w:r>
+      <w:r>
+        <w:t xml:space="preserve"> </w:t>
+      </w:r>
+      <w:r>
+        <w:rPr>
+          <w:rFonts w:ascii="Consolas" w:cs="Consolas" w:eastAsia="Consolas" w:hAnsi="Consolas"/>
+          <w:sz w:val="19"/>
+          <w:szCs w:val="19"/>
+        </w:rPr>
+        <w:t xml:space="preserve">CustomerPayment</w:t>
+      </w:r>
+      <w:r>
+        <w:t xml:space="preserve"> is marked abstract, with what it adds, the lifecycle it declares and its subclasses.</w:t>
       </w:r>
     </w:p>
     <w:p>
@@ -25797,75 +25963,7 @@
                     </pic:cNvPicPr>
                   </pic:nvPicPr>
                   <pic:blipFill>
-                    <a:blip r:embed="rId32" cstate="none"/>
-                    <a:srcRect/>
-                    <a:stretch>
-                      <a:fillRect/>
-                    </a:stretch>
-                  </pic:blipFill>
-                  <pic:spPr bwMode="auto">
-                    <a:xfrm>
-                      <a:off x="0" y="0"/>
-                      <a:ext cx="5905500" cy="3609975"/>
-                    </a:xfrm>
-                    <a:prstGeom prst="rect">
-                      <a:avLst/>
-                    </a:prstGeom>
-                  </pic:spPr>
-                </pic:pic>
-              </a:graphicData>
-            </a:graphic>
-          </wp:inline>
-        </w:drawing>
-      </w:r>
-    </w:p>
-    <w:p>
-      <w:r>
-        <w:rPr>
-          <w:b/>
-          <w:bCs/>
-        </w:rPr>
-        <w:t xml:space="preserve">Figure 16. Diagrams screen:</w:t>
-      </w:r>
-      <w:r>
-        <w:t xml:space="preserve"> the flowcharts and UML diagrams from </w:t>
-      </w:r>
-      <w:r>
-        <w:rPr>
-          <w:rFonts w:ascii="Consolas" w:cs="Consolas" w:eastAsia="Consolas" w:hAnsi="Consolas"/>
-          <w:sz w:val="19"/>
-          <w:szCs w:val="19"/>
-        </w:rPr>
-        <w:t xml:space="preserve">docs/</w:t>
-      </w:r>
-      <w:r>
-        <w:t xml:space="preserve">, viewable while the program runs.</w:t>
-      </w:r>
-    </w:p>
-    <w:p>
-      <w:pPr>
-        <w:jc w:val="center"/>
-      </w:pPr>
-      <w:r>
-        <w:drawing>
-          <wp:inline distT="0" distB="0" distL="0" distR="0">
-            <wp:extent cx="5905500" cy="3609975"/>
-            <wp:effectExtent t="0" r="0" b="0" l="0"/>
-            <wp:docPr id="1" name="" descr="" title=""/>
-            <wp:cNvGraphicFramePr>
-              <a:graphicFrameLocks xmlns:a="http://schemas.openxmlformats.org/drawingml/2006/main" noChangeAspect="1"/>
-            </wp:cNvGraphicFramePr>
-            <a:graphic xmlns:a="http://schemas.openxmlformats.org/drawingml/2006/main">
-              <a:graphicData uri="http://schemas.openxmlformats.org/drawingml/2006/picture">
-                <pic:pic xmlns:pic="http://schemas.openxmlformats.org/drawingml/2006/picture">
-                  <pic:nvPicPr>
-                    <pic:cNvPr id="0" name="" descr=""/>
-                    <pic:cNvPicPr>
-                      <a:picLocks noChangeAspect="1" noChangeArrowheads="1"/>
-                    </pic:cNvPicPr>
-                  </pic:nvPicPr>
-                  <pic:blipFill>
-                    <a:blip r:embed="rId33" cstate="none"/>
+                    <a:blip r:embed="rId27" cstate="none"/>
                     <a:srcRect/>
                     <a:stretch>
                       <a:fillRect/>

--- a/docs/Design_Report.docx
+++ b/docs/Design_Report.docx
@@ -271,7 +271,7 @@
         <w:t xml:space="preserve">banking_system.py</w:t>
       </w:r>
       <w:r>
-        <w:t xml:space="preserve"> (Python 3.9+, standard library only). It contains the domain model, a seeded demonstration of 16 scenarios, 70 automated tests and generators for the class and UML diagrams.</w:t>
+        <w:t xml:space="preserve"> (Python 3.9+, standard library only). It contains the domain model, a seeded demonstration of 16 scenarios, 73 automated tests and generators for the class and UML diagrams.</w:t>
       </w:r>
     </w:p>
     <w:p>
@@ -299,7 +299,7 @@
           <w:sz w:val="18"/>
           <w:szCs w:val="18"/>
         </w:rPr>
-        <w:t xml:space="preserve">python banking_system.py --test       # run the 70 automated tests</w:t>
+        <w:t xml:space="preserve">python banking_system.py --test       # run the 73 automated tests</w:t>
       </w:r>
     </w:p>
     <w:p>
@@ -720,7 +720,7 @@
                 <w:sz w:val="18"/>
                 <w:szCs w:val="18"/>
               </w:rPr>
-              <w:t xml:space="preserve"> (69 business classes plus 6 supporting, 97 operations, 79 of them state-changing commands)</w:t>
+              <w:t xml:space="preserve"> (71 business classes plus 6 supporting, 98 operations, 80 of them state-changing commands)</w:t>
             </w:r>
           </w:p>
         </w:tc>
@@ -834,7 +834,7 @@
                 <w:sz w:val="18"/>
                 <w:szCs w:val="18"/>
               </w:rPr>
-              <w:t xml:space="preserve">Section 7 (twelve given)</w:t>
+              <w:t xml:space="preserve">Section 7 (fourteen given); 7.1 compares the design with a plausible alternative</w:t>
             </w:r>
           </w:p>
         </w:tc>
@@ -2049,7 +2049,7 @@
                 <w:sz w:val="18"/>
                 <w:szCs w:val="18"/>
               </w:rPr>
-              <w:t xml:space="preserve">Reversal / chargeback</w:t>
+              <w:t xml:space="preserve">Reversal</w:t>
             </w:r>
           </w:p>
         </w:tc>
@@ -2075,7 +2075,7 @@
                 <w:sz w:val="18"/>
                 <w:szCs w:val="18"/>
               </w:rPr>
-              <w:t xml:space="preserve">Undoing a posted transaction by posting an equal and opposite one; the original remains. </w:t>
+              <w:t xml:space="preserve">The bank undoes all or part of one of its own postings by posting equal and opposite entries under a staff approval; the original remains, marked (partially) reversed. </w:t>
             </w:r>
             <w:r>
               <w:rPr>
@@ -2121,7 +2121,7 @@
                 <w:sz w:val="18"/>
                 <w:szCs w:val="18"/>
               </w:rPr>
-              <w:t xml:space="preserve">Standing order</w:t>
+              <w:t xml:space="preserve">Issuer, acquirer, card scheme</w:t>
             </w:r>
           </w:p>
         </w:tc>
@@ -2147,7 +2147,69 @@
                 <w:sz w:val="18"/>
                 <w:szCs w:val="18"/>
               </w:rPr>
-              <w:t xml:space="preserve">A customer's recurring payment instruction. Authority is given once, when the instruction is created.</w:t>
+              <w:t xml:space="preserve">In a card payment the customer's bank is the </w:t>
+            </w:r>
+            <w:r>
+              <w:rPr>
+                <w:i/>
+                <w:iCs/>
+                <w:sz w:val="18"/>
+                <w:szCs w:val="18"/>
+              </w:rPr>
+              <w:t xml:space="preserve">issuer</w:t>
+            </w:r>
+            <w:r>
+              <w:rPr>
+                <w:sz w:val="18"/>
+                <w:szCs w:val="18"/>
+              </w:rPr>
+              <w:t xml:space="preserve">, the merchant's bank is the </w:t>
+            </w:r>
+            <w:r>
+              <w:rPr>
+                <w:i/>
+                <w:iCs/>
+                <w:sz w:val="18"/>
+                <w:szCs w:val="18"/>
+              </w:rPr>
+              <w:t xml:space="preserve">acquirer</w:t>
+            </w:r>
+            <w:r>
+              <w:rPr>
+                <w:sz w:val="18"/>
+                <w:szCs w:val="18"/>
+              </w:rPr>
+              <w:t xml:space="preserve">, and the scheme (Visa, Mastercard, PayPak) connects them and sets the dispute rules. This bank is the issuer, so it holds no KYC on merchants. </w:t>
+            </w:r>
+            <w:r>
+              <w:rPr>
+                <w:rFonts w:ascii="Consolas" w:cs="Consolas" w:eastAsia="Consolas" w:hAnsi="Consolas"/>
+                <w:sz w:val="18"/>
+                <w:szCs w:val="18"/>
+              </w:rPr>
+              <w:t xml:space="preserve">Merchant</w:t>
+            </w:r>
+            <w:r>
+              <w:rPr>
+                <w:sz w:val="18"/>
+                <w:szCs w:val="18"/>
+              </w:rPr>
+              <w:t xml:space="preserve"> is a counterparty, not a </w:t>
+            </w:r>
+            <w:r>
+              <w:rPr>
+                <w:rFonts w:ascii="Consolas" w:cs="Consolas" w:eastAsia="Consolas" w:hAnsi="Consolas"/>
+                <w:sz w:val="18"/>
+                <w:szCs w:val="18"/>
+              </w:rPr>
+              <w:t xml:space="preserve">Party</w:t>
+            </w:r>
+            <w:r>
+              <w:rPr>
+                <w:sz w:val="18"/>
+                <w:szCs w:val="18"/>
+              </w:rPr>
+              <w:t xml:space="preserve">.</w:t>
             </w:r>
           </w:p>
         </w:tc>
@@ -2178,7 +2240,7 @@
                 <w:sz w:val="18"/>
                 <w:szCs w:val="18"/>
               </w:rPr>
-              <w:t xml:space="preserve">Conditions precedent</w:t>
+              <w:t xml:space="preserve">Merchant refund</w:t>
             </w:r>
           </w:p>
         </w:tc>
@@ -2204,15 +2266,46 @@
                 <w:sz w:val="18"/>
                 <w:szCs w:val="18"/>
               </w:rPr>
-              <w:t xml:space="preserve">Requirements that must be met before approved financing can be disbursed. </w:t>
-            </w:r>
-            <w:r>
-              <w:rPr>
-                <w:rFonts w:ascii="Consolas" w:cs="Consolas" w:eastAsia="Consolas" w:hAnsi="Consolas"/>
-                <w:sz w:val="18"/>
-                <w:szCs w:val="18"/>
-              </w:rPr>
-              <w:t xml:space="preserve">ApprovalCondition</w:t>
+              <w:t xml:space="preserve">The merchant voluntarily sends money back (goods returned, order cancelled). It is a new credit through the scheme; the original purchase stays posted and simply has less left to dispute. </w:t>
+            </w:r>
+            <w:r>
+              <w:rPr>
+                <w:rFonts w:ascii="Consolas" w:cs="Consolas" w:eastAsia="Consolas" w:hAnsi="Consolas"/>
+                <w:sz w:val="18"/>
+                <w:szCs w:val="18"/>
+              </w:rPr>
+              <w:t xml:space="preserve">MerchantRefund</w:t>
+            </w:r>
+            <w:r>
+              <w:rPr>
+                <w:sz w:val="18"/>
+                <w:szCs w:val="18"/>
+              </w:rPr>
+              <w:t xml:space="preserve">, deliberately </w:t>
+            </w:r>
+            <w:r>
+              <w:rPr>
+                <w:i/>
+                <w:iCs/>
+                <w:sz w:val="18"/>
+                <w:szCs w:val="18"/>
+              </w:rPr>
+              <w:t xml:space="preserve">not</w:t>
+            </w:r>
+            <w:r>
+              <w:rPr>
+                <w:sz w:val="18"/>
+                <w:szCs w:val="18"/>
+              </w:rPr>
+              <w:t xml:space="preserve"> a </w:t>
+            </w:r>
+            <w:r>
+              <w:rPr>
+                <w:rFonts w:ascii="Consolas" w:cs="Consolas" w:eastAsia="Consolas" w:hAnsi="Consolas"/>
+                <w:sz w:val="18"/>
+                <w:szCs w:val="18"/>
+              </w:rPr>
+              <w:t xml:space="preserve">Reversal</w:t>
             </w:r>
             <w:r>
               <w:rPr>
@@ -2250,7 +2343,7 @@
                 <w:sz w:val="18"/>
                 <w:szCs w:val="18"/>
               </w:rPr>
-              <w:t xml:space="preserve">Amortisation schedule</w:t>
+              <w:t xml:space="preserve">Chargeback</w:t>
             </w:r>
           </w:p>
         </w:tc>
@@ -2276,30 +2369,30 @@
                 <w:sz w:val="18"/>
                 <w:szCs w:val="18"/>
               </w:rPr>
-              <w:t xml:space="preserve">The installment plan of principal and interest. </w:t>
-            </w:r>
-            <w:r>
-              <w:rPr>
-                <w:rFonts w:ascii="Consolas" w:cs="Consolas" w:eastAsia="Consolas" w:hAnsi="Consolas"/>
-                <w:sz w:val="18"/>
-                <w:szCs w:val="18"/>
-              </w:rPr>
-              <w:t xml:space="preserve">RepaymentSchedule</w:t>
-            </w:r>
-            <w:r>
-              <w:rPr>
-                <w:sz w:val="18"/>
-                <w:szCs w:val="18"/>
-              </w:rPr>
-              <w:t xml:space="preserve"> + </w:t>
-            </w:r>
-            <w:r>
-              <w:rPr>
-                <w:rFonts w:ascii="Consolas" w:cs="Consolas" w:eastAsia="Consolas" w:hAnsi="Consolas"/>
-                <w:sz w:val="18"/>
-                <w:szCs w:val="18"/>
-              </w:rPr>
-              <w:t xml:space="preserve">Installment</w:t>
+              <w:t xml:space="preserve">After upholding a cardholder's dispute, the issuer claims the money back from the merchant through the scheme, quoting a scheme reason code (fraud, not received, not as described, duplicate, incorrect amount...). It is a reversal of the card payment with extra obligations, so </w:t>
+            </w:r>
+            <w:r>
+              <w:rPr>
+                <w:rFonts w:ascii="Consolas" w:cs="Consolas" w:eastAsia="Consolas" w:hAnsi="Consolas"/>
+                <w:sz w:val="18"/>
+                <w:szCs w:val="18"/>
+              </w:rPr>
+              <w:t xml:space="preserve">Chargeback</w:t>
+            </w:r>
+            <w:r>
+              <w:rPr>
+                <w:sz w:val="18"/>
+                <w:szCs w:val="18"/>
+              </w:rPr>
+              <w:t xml:space="preserve"> is a subclass of </w:t>
+            </w:r>
+            <w:r>
+              <w:rPr>
+                <w:rFonts w:ascii="Consolas" w:cs="Consolas" w:eastAsia="Consolas" w:hAnsi="Consolas"/>
+                <w:sz w:val="18"/>
+                <w:szCs w:val="18"/>
+              </w:rPr>
+              <w:t xml:space="preserve">Reversal</w:t>
             </w:r>
             <w:r>
               <w:rPr>
@@ -2337,7 +2430,7 @@
                 <w:sz w:val="18"/>
                 <w:szCs w:val="18"/>
               </w:rPr>
-              <w:t xml:space="preserve">Arrears / DPD</w:t>
+              <w:t xml:space="preserve">Dispute reason code</w:t>
             </w:r>
           </w:p>
         </w:tc>
@@ -2363,22 +2456,22 @@
                 <w:sz w:val="18"/>
                 <w:szCs w:val="18"/>
               </w:rPr>
-              <w:t xml:space="preserve">Installments past due; they trigger collections. </w:t>
-            </w:r>
-            <w:r>
-              <w:rPr>
-                <w:rFonts w:ascii="Consolas" w:cs="Consolas" w:eastAsia="Consolas" w:hAnsi="Consolas"/>
-                <w:sz w:val="18"/>
-                <w:szCs w:val="18"/>
-              </w:rPr>
-              <w:t xml:space="preserve">CollectionsCase</w:t>
-            </w:r>
-            <w:r>
-              <w:rPr>
-                <w:sz w:val="18"/>
-                <w:szCs w:val="18"/>
-              </w:rPr>
-              <w:t xml:space="preserve">.</w:t>
+              <w:t xml:space="preserve">Schemes group disputes into reason categories that decide what evidence is needed. Every </w:t>
+            </w:r>
+            <w:r>
+              <w:rPr>
+                <w:rFonts w:ascii="Consolas" w:cs="Consolas" w:eastAsia="Consolas" w:hAnsi="Consolas"/>
+                <w:sz w:val="18"/>
+                <w:szCs w:val="18"/>
+              </w:rPr>
+              <w:t xml:space="preserve">Dispute</w:t>
+            </w:r>
+            <w:r>
+              <w:rPr>
+                <w:sz w:val="18"/>
+                <w:szCs w:val="18"/>
+              </w:rPr>
+              <w:t xml:space="preserve"> records one, and its chargeback carries it.</w:t>
             </w:r>
           </w:p>
         </w:tc>
@@ -2409,7 +2502,7 @@
                 <w:sz w:val="18"/>
                 <w:szCs w:val="18"/>
               </w:rPr>
-              <w:t xml:space="preserve">Restructuring</w:t>
+              <w:t xml:space="preserve">Standing order</w:t>
             </w:r>
           </w:p>
         </w:tc>
@@ -2435,7 +2528,7 @@
                 <w:sz w:val="18"/>
                 <w:szCs w:val="18"/>
               </w:rPr>
-              <w:t xml:space="preserve">Changing a loan's terms (tenor, rate) after default risk appears; overdue interest may be capitalised. A new schedule version, never an edit.</w:t>
+              <w:t xml:space="preserve">A customer's recurring payment instruction. Authority is given once, when the instruction is created.</w:t>
             </w:r>
           </w:p>
         </w:tc>
@@ -2466,7 +2559,7 @@
                 <w:sz w:val="18"/>
                 <w:szCs w:val="18"/>
               </w:rPr>
-              <w:t xml:space="preserve">Service request</w:t>
+              <w:t xml:space="preserve">Conditions precedent</w:t>
             </w:r>
           </w:p>
         </w:tc>
@@ -2492,15 +2585,15 @@
                 <w:sz w:val="18"/>
                 <w:szCs w:val="18"/>
               </w:rPr>
-              <w:t xml:space="preserve">A routine customer instruction (block a card, request a statement), distinct from a complaint. </w:t>
-            </w:r>
-            <w:r>
-              <w:rPr>
-                <w:rFonts w:ascii="Consolas" w:cs="Consolas" w:eastAsia="Consolas" w:hAnsi="Consolas"/>
-                <w:sz w:val="18"/>
-                <w:szCs w:val="18"/>
-              </w:rPr>
-              <w:t xml:space="preserve">ServiceRequest</w:t>
+              <w:t xml:space="preserve">Requirements that must be met before approved financing can be disbursed. </w:t>
+            </w:r>
+            <w:r>
+              <w:rPr>
+                <w:rFonts w:ascii="Consolas" w:cs="Consolas" w:eastAsia="Consolas" w:hAnsi="Consolas"/>
+                <w:sz w:val="18"/>
+                <w:szCs w:val="18"/>
+              </w:rPr>
+              <w:t xml:space="preserve">ApprovalCondition</w:t>
             </w:r>
             <w:r>
               <w:rPr>
@@ -2538,7 +2631,7 @@
                 <w:sz w:val="18"/>
                 <w:szCs w:val="18"/>
               </w:rPr>
-              <w:t xml:space="preserve">Product vs arrangement</w:t>
+              <w:t xml:space="preserve">Amortisation schedule</w:t>
             </w:r>
           </w:p>
         </w:tc>
@@ -2564,7 +2657,37 @@
                 <w:sz w:val="18"/>
                 <w:szCs w:val="18"/>
               </w:rPr>
-              <w:t xml:space="preserve">The bank's product definition (what it sells) is different from a customer's instance of it (what the customer holds).</w:t>
+              <w:t xml:space="preserve">The installment plan of principal and interest. </w:t>
+            </w:r>
+            <w:r>
+              <w:rPr>
+                <w:rFonts w:ascii="Consolas" w:cs="Consolas" w:eastAsia="Consolas" w:hAnsi="Consolas"/>
+                <w:sz w:val="18"/>
+                <w:szCs w:val="18"/>
+              </w:rPr>
+              <w:t xml:space="preserve">RepaymentSchedule</w:t>
+            </w:r>
+            <w:r>
+              <w:rPr>
+                <w:sz w:val="18"/>
+                <w:szCs w:val="18"/>
+              </w:rPr>
+              <w:t xml:space="preserve"> + </w:t>
+            </w:r>
+            <w:r>
+              <w:rPr>
+                <w:rFonts w:ascii="Consolas" w:cs="Consolas" w:eastAsia="Consolas" w:hAnsi="Consolas"/>
+                <w:sz w:val="18"/>
+                <w:szCs w:val="18"/>
+              </w:rPr>
+              <w:t xml:space="preserve">Installment</w:t>
+            </w:r>
+            <w:r>
+              <w:rPr>
+                <w:sz w:val="18"/>
+                <w:szCs w:val="18"/>
+              </w:rPr>
+              <w:t xml:space="preserve">.</w:t>
             </w:r>
           </w:p>
         </w:tc>
@@ -2595,7 +2718,7 @@
                 <w:sz w:val="18"/>
                 <w:szCs w:val="18"/>
               </w:rPr>
-              <w:t xml:space="preserve">Sole trader</w:t>
+              <w:t xml:space="preserve">Arrears / DPD</w:t>
             </w:r>
           </w:p>
         </w:tc>
@@ -2621,37 +2744,22 @@
                 <w:sz w:val="18"/>
                 <w:szCs w:val="18"/>
               </w:rPr>
-              <w:t xml:space="preserve">An individual trading under a business name with no separate legal personality; the person is liable. A </w:t>
-            </w:r>
-            <w:r>
-              <w:rPr>
-                <w:rFonts w:ascii="Consolas" w:cs="Consolas" w:eastAsia="Consolas" w:hAnsi="Consolas"/>
-                <w:sz w:val="18"/>
-                <w:szCs w:val="18"/>
-              </w:rPr>
-              <w:t xml:space="preserve">Person</w:t>
-            </w:r>
-            <w:r>
-              <w:rPr>
-                <w:sz w:val="18"/>
-                <w:szCs w:val="18"/>
-              </w:rPr>
-              <w:t xml:space="preserve"> in the </w:t>
-            </w:r>
-            <w:r>
-              <w:rPr>
-                <w:rFonts w:ascii="Consolas" w:cs="Consolas" w:eastAsia="Consolas" w:hAnsi="Consolas"/>
-                <w:sz w:val="18"/>
-                <w:szCs w:val="18"/>
-              </w:rPr>
-              <w:t xml:space="preserve">SOLE_TRADER</w:t>
-            </w:r>
-            <w:r>
-              <w:rPr>
-                <w:sz w:val="18"/>
-                <w:szCs w:val="18"/>
-              </w:rPr>
-              <w:t xml:space="preserve"> segment with a recorded trading name.</w:t>
+              <w:t xml:space="preserve">Installments past due; they trigger collections. </w:t>
+            </w:r>
+            <w:r>
+              <w:rPr>
+                <w:rFonts w:ascii="Consolas" w:cs="Consolas" w:eastAsia="Consolas" w:hAnsi="Consolas"/>
+                <w:sz w:val="18"/>
+                <w:szCs w:val="18"/>
+              </w:rPr>
+              <w:t xml:space="preserve">CollectionsCase</w:t>
+            </w:r>
+            <w:r>
+              <w:rPr>
+                <w:sz w:val="18"/>
+                <w:szCs w:val="18"/>
+              </w:rPr>
+              <w:t xml:space="preserve">.</w:t>
             </w:r>
           </w:p>
         </w:tc>
@@ -2682,7 +2790,7 @@
                 <w:sz w:val="18"/>
                 <w:szCs w:val="18"/>
               </w:rPr>
-              <w:t xml:space="preserve">High-value (private banking) customer and EDD</w:t>
+              <w:t xml:space="preserve">Restructuring</w:t>
             </w:r>
           </w:p>
         </w:tc>
@@ -2708,37 +2816,7 @@
                 <w:sz w:val="18"/>
                 <w:szCs w:val="18"/>
               </w:rPr>
-              <w:t xml:space="preserve">Enhanced due diligence: higher-risk or high-value relationships also need the source of wealth evidenced. The </w:t>
-            </w:r>
-            <w:r>
-              <w:rPr>
-                <w:rFonts w:ascii="Consolas" w:cs="Consolas" w:eastAsia="Consolas" w:hAnsi="Consolas"/>
-                <w:sz w:val="18"/>
-                <w:szCs w:val="18"/>
-              </w:rPr>
-              <w:t xml:space="preserve">PRIVATE</w:t>
-            </w:r>
-            <w:r>
-              <w:rPr>
-                <w:sz w:val="18"/>
-                <w:szCs w:val="18"/>
-              </w:rPr>
-              <w:t xml:space="preserve"> segment requires a verified </w:t>
-            </w:r>
-            <w:r>
-              <w:rPr>
-                <w:rFonts w:ascii="Consolas" w:cs="Consolas" w:eastAsia="Consolas" w:hAnsi="Consolas"/>
-                <w:sz w:val="18"/>
-                <w:szCs w:val="18"/>
-              </w:rPr>
-              <w:t xml:space="preserve">SOURCE_OF_WEALTH</w:t>
-            </w:r>
-            <w:r>
-              <w:rPr>
-                <w:sz w:val="18"/>
-                <w:szCs w:val="18"/>
-              </w:rPr>
-              <w:t xml:space="preserve"> document.</w:t>
+              <w:t xml:space="preserve">Changing a loan's terms (tenor, rate) after default risk appears; overdue interest may be capitalised. A new schedule version, never an edit.</w:t>
             </w:r>
           </w:p>
         </w:tc>
@@ -2769,7 +2847,7 @@
                 <w:sz w:val="18"/>
                 <w:szCs w:val="18"/>
               </w:rPr>
-              <w:t xml:space="preserve">Fixed-term deposit</w:t>
+              <w:t xml:space="preserve">Service request</w:t>
             </w:r>
           </w:p>
         </w:tc>
@@ -2795,15 +2873,15 @@
                 <w:sz w:val="18"/>
                 <w:szCs w:val="18"/>
               </w:rPr>
-              <w:t xml:space="preserve">Money placed for a fixed term at a fixed rate; paid out with interest at maturity, or broken early with interest forfeited and a penalty. </w:t>
-            </w:r>
-            <w:r>
-              <w:rPr>
-                <w:rFonts w:ascii="Consolas" w:cs="Consolas" w:eastAsia="Consolas" w:hAnsi="Consolas"/>
-                <w:sz w:val="18"/>
-                <w:szCs w:val="18"/>
-              </w:rPr>
-              <w:t xml:space="preserve">FixedTermDeposit</w:t>
+              <w:t xml:space="preserve">A routine customer instruction (block a card, request a statement), distinct from a complaint. </w:t>
+            </w:r>
+            <w:r>
+              <w:rPr>
+                <w:rFonts w:ascii="Consolas" w:cs="Consolas" w:eastAsia="Consolas" w:hAnsi="Consolas"/>
+                <w:sz w:val="18"/>
+                <w:szCs w:val="18"/>
+              </w:rPr>
+              <w:t xml:space="preserve">ServiceRequest</w:t>
             </w:r>
             <w:r>
               <w:rPr>
@@ -2841,7 +2919,7 @@
                 <w:sz w:val="18"/>
                 <w:szCs w:val="18"/>
               </w:rPr>
-              <w:t xml:space="preserve">Card controls</w:t>
+              <w:t xml:space="preserve">Product vs arrangement</w:t>
             </w:r>
           </w:p>
         </w:tc>
@@ -2867,22 +2945,7 @@
                 <w:sz w:val="18"/>
                 <w:szCs w:val="18"/>
               </w:rPr>
-              <w:t xml:space="preserve">Usage switches set by the cardholder or card operations (online, international, cash, merchant category). </w:t>
-            </w:r>
-            <w:r>
-              <w:rPr>
-                <w:rFonts w:ascii="Consolas" w:cs="Consolas" w:eastAsia="Consolas" w:hAnsi="Consolas"/>
-                <w:sz w:val="18"/>
-                <w:szCs w:val="18"/>
-              </w:rPr>
-              <w:t xml:space="preserve">CardControl</w:t>
-            </w:r>
-            <w:r>
-              <w:rPr>
-                <w:sz w:val="18"/>
-                <w:szCs w:val="18"/>
-              </w:rPr>
-              <w:t xml:space="preserve">, with a validity period.</w:t>
+              <w:t xml:space="preserve">The bank's product definition (what it sells) is different from a customer's instance of it (what the customer holds).</w:t>
             </w:r>
           </w:p>
         </w:tc>
@@ -2913,7 +2976,7 @@
                 <w:sz w:val="18"/>
                 <w:szCs w:val="18"/>
               </w:rPr>
-              <w:t xml:space="preserve">Biller / bill payment</w:t>
+              <w:t xml:space="preserve">Sole trader</w:t>
             </w:r>
           </w:p>
         </w:tc>
@@ -2939,37 +3002,37 @@
                 <w:sz w:val="18"/>
                 <w:szCs w:val="18"/>
               </w:rPr>
-              <w:t xml:space="preserve">An organisation the bank collects payments for (utility, telecom, tax). </w:t>
-            </w:r>
-            <w:r>
-              <w:rPr>
-                <w:rFonts w:ascii="Consolas" w:cs="Consolas" w:eastAsia="Consolas" w:hAnsi="Consolas"/>
-                <w:sz w:val="18"/>
-                <w:szCs w:val="18"/>
-              </w:rPr>
-              <w:t xml:space="preserve">Biller</w:t>
-            </w:r>
-            <w:r>
-              <w:rPr>
-                <w:sz w:val="18"/>
-                <w:szCs w:val="18"/>
-              </w:rPr>
-              <w:t xml:space="preserve">, </w:t>
-            </w:r>
-            <w:r>
-              <w:rPr>
-                <w:rFonts w:ascii="Consolas" w:cs="Consolas" w:eastAsia="Consolas" w:hAnsi="Consolas"/>
-                <w:sz w:val="18"/>
-                <w:szCs w:val="18"/>
-              </w:rPr>
-              <w:t xml:space="preserve">BillPayment</w:t>
-            </w:r>
-            <w:r>
-              <w:rPr>
-                <w:sz w:val="18"/>
-                <w:szCs w:val="18"/>
-              </w:rPr>
-              <w:t xml:space="preserve"> with the customer's consumer reference.</w:t>
+              <w:t xml:space="preserve">An individual trading under a business name with no separate legal personality; the person is liable. A </w:t>
+            </w:r>
+            <w:r>
+              <w:rPr>
+                <w:rFonts w:ascii="Consolas" w:cs="Consolas" w:eastAsia="Consolas" w:hAnsi="Consolas"/>
+                <w:sz w:val="18"/>
+                <w:szCs w:val="18"/>
+              </w:rPr>
+              <w:t xml:space="preserve">Person</w:t>
+            </w:r>
+            <w:r>
+              <w:rPr>
+                <w:sz w:val="18"/>
+                <w:szCs w:val="18"/>
+              </w:rPr>
+              <w:t xml:space="preserve"> in the </w:t>
+            </w:r>
+            <w:r>
+              <w:rPr>
+                <w:rFonts w:ascii="Consolas" w:cs="Consolas" w:eastAsia="Consolas" w:hAnsi="Consolas"/>
+                <w:sz w:val="18"/>
+                <w:szCs w:val="18"/>
+              </w:rPr>
+              <w:t xml:space="preserve">SOLE_TRADER</w:t>
+            </w:r>
+            <w:r>
+              <w:rPr>
+                <w:sz w:val="18"/>
+                <w:szCs w:val="18"/>
+              </w:rPr>
+              <w:t xml:space="preserve"> segment with a recorded trading name.</w:t>
             </w:r>
           </w:p>
         </w:tc>
@@ -3000,7 +3063,7 @@
                 <w:sz w:val="18"/>
                 <w:szCs w:val="18"/>
               </w:rPr>
-              <w:t xml:space="preserve">Promise to pay</w:t>
+              <w:t xml:space="preserve">High-value (private banking) customer and EDD</w:t>
             </w:r>
           </w:p>
         </w:tc>
@@ -3026,22 +3089,37 @@
                 <w:sz w:val="18"/>
                 <w:szCs w:val="18"/>
               </w:rPr>
-              <w:t xml:space="preserve">A collections outcome: the customer commits to pay an amount by a date; later marked kept or broken. </w:t>
-            </w:r>
-            <w:r>
-              <w:rPr>
-                <w:rFonts w:ascii="Consolas" w:cs="Consolas" w:eastAsia="Consolas" w:hAnsi="Consolas"/>
-                <w:sz w:val="18"/>
-                <w:szCs w:val="18"/>
-              </w:rPr>
-              <w:t xml:space="preserve">PromiseToPay</w:t>
-            </w:r>
-            <w:r>
-              <w:rPr>
-                <w:sz w:val="18"/>
-                <w:szCs w:val="18"/>
-              </w:rPr>
-              <w:t xml:space="preserve">.</w:t>
+              <w:t xml:space="preserve">Enhanced due diligence: higher-risk or high-value relationships also need the source of wealth evidenced. The </w:t>
+            </w:r>
+            <w:r>
+              <w:rPr>
+                <w:rFonts w:ascii="Consolas" w:cs="Consolas" w:eastAsia="Consolas" w:hAnsi="Consolas"/>
+                <w:sz w:val="18"/>
+                <w:szCs w:val="18"/>
+              </w:rPr>
+              <w:t xml:space="preserve">PRIVATE</w:t>
+            </w:r>
+            <w:r>
+              <w:rPr>
+                <w:sz w:val="18"/>
+                <w:szCs w:val="18"/>
+              </w:rPr>
+              <w:t xml:space="preserve"> segment requires a verified </w:t>
+            </w:r>
+            <w:r>
+              <w:rPr>
+                <w:rFonts w:ascii="Consolas" w:cs="Consolas" w:eastAsia="Consolas" w:hAnsi="Consolas"/>
+                <w:sz w:val="18"/>
+                <w:szCs w:val="18"/>
+              </w:rPr>
+              <w:t xml:space="preserve">SOURCE_OF_WEALTH</w:t>
+            </w:r>
+            <w:r>
+              <w:rPr>
+                <w:sz w:val="18"/>
+                <w:szCs w:val="18"/>
+              </w:rPr>
+              <w:t xml:space="preserve"> document.</w:t>
             </w:r>
           </w:p>
         </w:tc>
@@ -3072,6 +3150,309 @@
                 <w:sz w:val="18"/>
                 <w:szCs w:val="18"/>
               </w:rPr>
+              <w:t xml:space="preserve">Fixed-term deposit</w:t>
+            </w:r>
+          </w:p>
+        </w:tc>
+        <w:tc>
+          <w:tcPr>
+            <w:tcW w:type="dxa" w:w="5158"/>
+            <w:tcBorders>
+              <w:top w:val="single" w:color="9AA9B8" w:sz="4"/>
+              <w:left w:val="single" w:color="9AA9B8" w:sz="4"/>
+              <w:bottom w:val="single" w:color="9AA9B8" w:sz="4"/>
+              <w:right w:val="single" w:color="9AA9B8" w:sz="4"/>
+            </w:tcBorders>
+            <w:tcMar>
+              <w:top w:type="dxa" w:w="50"/>
+              <w:left w:type="dxa" w:w="90"/>
+              <w:bottom w:type="dxa" w:w="50"/>
+              <w:right w:type="dxa" w:w="90"/>
+            </w:tcMar>
+          </w:tcPr>
+          <w:p>
+            <w:r>
+              <w:rPr>
+                <w:sz w:val="18"/>
+                <w:szCs w:val="18"/>
+              </w:rPr>
+              <w:t xml:space="preserve">Money placed for a fixed term at a fixed rate; paid out with interest at maturity, or broken early with interest forfeited and a penalty. </w:t>
+            </w:r>
+            <w:r>
+              <w:rPr>
+                <w:rFonts w:ascii="Consolas" w:cs="Consolas" w:eastAsia="Consolas" w:hAnsi="Consolas"/>
+                <w:sz w:val="18"/>
+                <w:szCs w:val="18"/>
+              </w:rPr>
+              <w:t xml:space="preserve">FixedTermDeposit</w:t>
+            </w:r>
+            <w:r>
+              <w:rPr>
+                <w:sz w:val="18"/>
+                <w:szCs w:val="18"/>
+              </w:rPr>
+              <w:t xml:space="preserve">.</w:t>
+            </w:r>
+          </w:p>
+        </w:tc>
+      </w:tr>
+      <w:tr>
+        <w:trPr>
+          <w:tblHeader w:val="false"/>
+        </w:trPr>
+        <w:tc>
+          <w:tcPr>
+            <w:tcW w:type="dxa" w:w="3868"/>
+            <w:tcBorders>
+              <w:top w:val="single" w:color="9AA9B8" w:sz="4"/>
+              <w:left w:val="single" w:color="9AA9B8" w:sz="4"/>
+              <w:bottom w:val="single" w:color="9AA9B8" w:sz="4"/>
+              <w:right w:val="single" w:color="9AA9B8" w:sz="4"/>
+            </w:tcBorders>
+            <w:tcMar>
+              <w:top w:type="dxa" w:w="50"/>
+              <w:left w:type="dxa" w:w="90"/>
+              <w:bottom w:type="dxa" w:w="50"/>
+              <w:right w:type="dxa" w:w="90"/>
+            </w:tcMar>
+          </w:tcPr>
+          <w:p>
+            <w:r>
+              <w:rPr>
+                <w:sz w:val="18"/>
+                <w:szCs w:val="18"/>
+              </w:rPr>
+              <w:t xml:space="preserve">Card controls</w:t>
+            </w:r>
+          </w:p>
+        </w:tc>
+        <w:tc>
+          <w:tcPr>
+            <w:tcW w:type="dxa" w:w="5158"/>
+            <w:tcBorders>
+              <w:top w:val="single" w:color="9AA9B8" w:sz="4"/>
+              <w:left w:val="single" w:color="9AA9B8" w:sz="4"/>
+              <w:bottom w:val="single" w:color="9AA9B8" w:sz="4"/>
+              <w:right w:val="single" w:color="9AA9B8" w:sz="4"/>
+            </w:tcBorders>
+            <w:tcMar>
+              <w:top w:type="dxa" w:w="50"/>
+              <w:left w:type="dxa" w:w="90"/>
+              <w:bottom w:type="dxa" w:w="50"/>
+              <w:right w:type="dxa" w:w="90"/>
+            </w:tcMar>
+          </w:tcPr>
+          <w:p>
+            <w:r>
+              <w:rPr>
+                <w:sz w:val="18"/>
+                <w:szCs w:val="18"/>
+              </w:rPr>
+              <w:t xml:space="preserve">Usage switches set by the cardholder or card operations (online, international, cash, merchant category). </w:t>
+            </w:r>
+            <w:r>
+              <w:rPr>
+                <w:rFonts w:ascii="Consolas" w:cs="Consolas" w:eastAsia="Consolas" w:hAnsi="Consolas"/>
+                <w:sz w:val="18"/>
+                <w:szCs w:val="18"/>
+              </w:rPr>
+              <w:t xml:space="preserve">CardControl</w:t>
+            </w:r>
+            <w:r>
+              <w:rPr>
+                <w:sz w:val="18"/>
+                <w:szCs w:val="18"/>
+              </w:rPr>
+              <w:t xml:space="preserve">, with a validity period.</w:t>
+            </w:r>
+          </w:p>
+        </w:tc>
+      </w:tr>
+      <w:tr>
+        <w:trPr>
+          <w:tblHeader w:val="false"/>
+        </w:trPr>
+        <w:tc>
+          <w:tcPr>
+            <w:tcW w:type="dxa" w:w="3868"/>
+            <w:tcBorders>
+              <w:top w:val="single" w:color="9AA9B8" w:sz="4"/>
+              <w:left w:val="single" w:color="9AA9B8" w:sz="4"/>
+              <w:bottom w:val="single" w:color="9AA9B8" w:sz="4"/>
+              <w:right w:val="single" w:color="9AA9B8" w:sz="4"/>
+            </w:tcBorders>
+            <w:tcMar>
+              <w:top w:type="dxa" w:w="50"/>
+              <w:left w:type="dxa" w:w="90"/>
+              <w:bottom w:type="dxa" w:w="50"/>
+              <w:right w:type="dxa" w:w="90"/>
+            </w:tcMar>
+          </w:tcPr>
+          <w:p>
+            <w:r>
+              <w:rPr>
+                <w:sz w:val="18"/>
+                <w:szCs w:val="18"/>
+              </w:rPr>
+              <w:t xml:space="preserve">Biller / bill payment</w:t>
+            </w:r>
+          </w:p>
+        </w:tc>
+        <w:tc>
+          <w:tcPr>
+            <w:tcW w:type="dxa" w:w="5158"/>
+            <w:tcBorders>
+              <w:top w:val="single" w:color="9AA9B8" w:sz="4"/>
+              <w:left w:val="single" w:color="9AA9B8" w:sz="4"/>
+              <w:bottom w:val="single" w:color="9AA9B8" w:sz="4"/>
+              <w:right w:val="single" w:color="9AA9B8" w:sz="4"/>
+            </w:tcBorders>
+            <w:tcMar>
+              <w:top w:type="dxa" w:w="50"/>
+              <w:left w:type="dxa" w:w="90"/>
+              <w:bottom w:type="dxa" w:w="50"/>
+              <w:right w:type="dxa" w:w="90"/>
+            </w:tcMar>
+          </w:tcPr>
+          <w:p>
+            <w:r>
+              <w:rPr>
+                <w:sz w:val="18"/>
+                <w:szCs w:val="18"/>
+              </w:rPr>
+              <w:t xml:space="preserve">An organisation the bank collects payments for (utility, telecom, tax). </w:t>
+            </w:r>
+            <w:r>
+              <w:rPr>
+                <w:rFonts w:ascii="Consolas" w:cs="Consolas" w:eastAsia="Consolas" w:hAnsi="Consolas"/>
+                <w:sz w:val="18"/>
+                <w:szCs w:val="18"/>
+              </w:rPr>
+              <w:t xml:space="preserve">Biller</w:t>
+            </w:r>
+            <w:r>
+              <w:rPr>
+                <w:sz w:val="18"/>
+                <w:szCs w:val="18"/>
+              </w:rPr>
+              <w:t xml:space="preserve">, </w:t>
+            </w:r>
+            <w:r>
+              <w:rPr>
+                <w:rFonts w:ascii="Consolas" w:cs="Consolas" w:eastAsia="Consolas" w:hAnsi="Consolas"/>
+                <w:sz w:val="18"/>
+                <w:szCs w:val="18"/>
+              </w:rPr>
+              <w:t xml:space="preserve">BillPayment</w:t>
+            </w:r>
+            <w:r>
+              <w:rPr>
+                <w:sz w:val="18"/>
+                <w:szCs w:val="18"/>
+              </w:rPr>
+              <w:t xml:space="preserve"> with the customer's consumer reference.</w:t>
+            </w:r>
+          </w:p>
+        </w:tc>
+      </w:tr>
+      <w:tr>
+        <w:trPr>
+          <w:tblHeader w:val="false"/>
+        </w:trPr>
+        <w:tc>
+          <w:tcPr>
+            <w:tcW w:type="dxa" w:w="3868"/>
+            <w:tcBorders>
+              <w:top w:val="single" w:color="9AA9B8" w:sz="4"/>
+              <w:left w:val="single" w:color="9AA9B8" w:sz="4"/>
+              <w:bottom w:val="single" w:color="9AA9B8" w:sz="4"/>
+              <w:right w:val="single" w:color="9AA9B8" w:sz="4"/>
+            </w:tcBorders>
+            <w:tcMar>
+              <w:top w:type="dxa" w:w="50"/>
+              <w:left w:type="dxa" w:w="90"/>
+              <w:bottom w:type="dxa" w:w="50"/>
+              <w:right w:type="dxa" w:w="90"/>
+            </w:tcMar>
+          </w:tcPr>
+          <w:p>
+            <w:r>
+              <w:rPr>
+                <w:sz w:val="18"/>
+                <w:szCs w:val="18"/>
+              </w:rPr>
+              <w:t xml:space="preserve">Promise to pay</w:t>
+            </w:r>
+          </w:p>
+        </w:tc>
+        <w:tc>
+          <w:tcPr>
+            <w:tcW w:type="dxa" w:w="5158"/>
+            <w:tcBorders>
+              <w:top w:val="single" w:color="9AA9B8" w:sz="4"/>
+              <w:left w:val="single" w:color="9AA9B8" w:sz="4"/>
+              <w:bottom w:val="single" w:color="9AA9B8" w:sz="4"/>
+              <w:right w:val="single" w:color="9AA9B8" w:sz="4"/>
+            </w:tcBorders>
+            <w:tcMar>
+              <w:top w:type="dxa" w:w="50"/>
+              <w:left w:type="dxa" w:w="90"/>
+              <w:bottom w:type="dxa" w:w="50"/>
+              <w:right w:type="dxa" w:w="90"/>
+            </w:tcMar>
+          </w:tcPr>
+          <w:p>
+            <w:r>
+              <w:rPr>
+                <w:sz w:val="18"/>
+                <w:szCs w:val="18"/>
+              </w:rPr>
+              <w:t xml:space="preserve">A collections outcome: the customer commits to pay an amount by a date; later marked kept or broken. </w:t>
+            </w:r>
+            <w:r>
+              <w:rPr>
+                <w:rFonts w:ascii="Consolas" w:cs="Consolas" w:eastAsia="Consolas" w:hAnsi="Consolas"/>
+                <w:sz w:val="18"/>
+                <w:szCs w:val="18"/>
+              </w:rPr>
+              <w:t xml:space="preserve">PromiseToPay</w:t>
+            </w:r>
+            <w:r>
+              <w:rPr>
+                <w:sz w:val="18"/>
+                <w:szCs w:val="18"/>
+              </w:rPr>
+              <w:t xml:space="preserve">.</w:t>
+            </w:r>
+          </w:p>
+        </w:tc>
+      </w:tr>
+      <w:tr>
+        <w:trPr>
+          <w:tblHeader w:val="false"/>
+        </w:trPr>
+        <w:tc>
+          <w:tcPr>
+            <w:tcW w:type="dxa" w:w="3868"/>
+            <w:tcBorders>
+              <w:top w:val="single" w:color="9AA9B8" w:sz="4"/>
+              <w:left w:val="single" w:color="9AA9B8" w:sz="4"/>
+              <w:bottom w:val="single" w:color="9AA9B8" w:sz="4"/>
+              <w:right w:val="single" w:color="9AA9B8" w:sz="4"/>
+            </w:tcBorders>
+            <w:tcMar>
+              <w:top w:type="dxa" w:w="50"/>
+              <w:left w:type="dxa" w:w="90"/>
+              <w:bottom w:type="dxa" w:w="50"/>
+              <w:right w:type="dxa" w:w="90"/>
+            </w:tcMar>
+          </w:tcPr>
+          <w:p>
+            <w:r>
+              <w:rPr>
+                <w:sz w:val="18"/>
+                <w:szCs w:val="18"/>
+              </w:rPr>
               <w:t xml:space="preserve">Record retention</w:t>
             </w:r>
           </w:p>
@@ -3129,6 +3510,1215 @@
                 <w:szCs w:val="18"/>
               </w:rPr>
               <w:t xml:space="preserve">.</w:t>
+            </w:r>
+          </w:p>
+        </w:tc>
+      </w:tr>
+    </w:tbl>
+    <w:p>
+      <w:pPr>
+        <w:spacing w:after="60"/>
+      </w:pPr>
+    </w:p>
+    <w:p>
+      <w:pPr>
+        <w:pStyle w:val="Heading2"/>
+      </w:pPr>
+      <w:r>
+        <w:t xml:space="preserve">What the research changed in the design</w:t>
+      </w:r>
+    </w:p>
+    <w:p>
+      <w:r>
+        <w:t xml:space="preserve">The research was done before the class model was fixed, and several first ideas did not survive it. Each row is a design decision that would have been different without the source named.</w:t>
+      </w:r>
+    </w:p>
+    <w:tbl>
+      <w:tblPr>
+        <w:tblW w:type="dxa" w:w="9026"/>
+        <w:tblBorders>
+          <w:top w:val="single" w:color="auto" w:sz="4"/>
+          <w:left w:val="single" w:color="auto" w:sz="4"/>
+          <w:bottom w:val="single" w:color="auto" w:sz="4"/>
+          <w:right w:val="single" w:color="auto" w:sz="4"/>
+          <w:insideH w:val="single" w:color="auto" w:sz="4"/>
+          <w:insideV w:val="single" w:color="auto" w:sz="4"/>
+        </w:tblBorders>
+      </w:tblPr>
+      <w:tblGrid>
+        <w:gridCol w:w="3008"/>
+        <w:gridCol w:w="3008"/>
+        <w:gridCol w:w="3010"/>
+      </w:tblGrid>
+      <w:tr>
+        <w:trPr>
+          <w:tblHeader/>
+        </w:trPr>
+        <w:tc>
+          <w:tcPr>
+            <w:tcW w:type="dxa" w:w="3008"/>
+            <w:tcBorders>
+              <w:top w:val="single" w:color="9AA9B8" w:sz="4"/>
+              <w:left w:val="single" w:color="9AA9B8" w:sz="4"/>
+              <w:bottom w:val="single" w:color="9AA9B8" w:sz="4"/>
+              <w:right w:val="single" w:color="9AA9B8" w:sz="4"/>
+            </w:tcBorders>
+            <w:shd w:fill="DDE7F0" w:color="auto" w:val="clear"/>
+            <w:tcMar>
+              <w:top w:type="dxa" w:w="50"/>
+              <w:left w:type="dxa" w:w="90"/>
+              <w:bottom w:type="dxa" w:w="50"/>
+              <w:right w:type="dxa" w:w="90"/>
+            </w:tcMar>
+          </w:tcPr>
+          <w:p>
+            <w:r>
+              <w:rPr>
+                <w:b/>
+                <w:bCs/>
+                <w:sz w:val="18"/>
+                <w:szCs w:val="18"/>
+              </w:rPr>
+              <w:t xml:space="preserve">First idea (before research)</w:t>
+            </w:r>
+          </w:p>
+        </w:tc>
+        <w:tc>
+          <w:tcPr>
+            <w:tcW w:type="dxa" w:w="3008"/>
+            <w:tcBorders>
+              <w:top w:val="single" w:color="9AA9B8" w:sz="4"/>
+              <w:left w:val="single" w:color="9AA9B8" w:sz="4"/>
+              <w:bottom w:val="single" w:color="9AA9B8" w:sz="4"/>
+              <w:right w:val="single" w:color="9AA9B8" w:sz="4"/>
+            </w:tcBorders>
+            <w:shd w:fill="DDE7F0" w:color="auto" w:val="clear"/>
+            <w:tcMar>
+              <w:top w:type="dxa" w:w="50"/>
+              <w:left w:type="dxa" w:w="90"/>
+              <w:bottom w:type="dxa" w:w="50"/>
+              <w:right w:type="dxa" w:w="90"/>
+            </w:tcMar>
+          </w:tcPr>
+          <w:p>
+            <w:r>
+              <w:rPr>
+                <w:b/>
+                <w:bCs/>
+                <w:sz w:val="18"/>
+                <w:szCs w:val="18"/>
+              </w:rPr>
+              <w:t xml:space="preserve">What the research showed</w:t>
+            </w:r>
+          </w:p>
+        </w:tc>
+        <w:tc>
+          <w:tcPr>
+            <w:tcW w:type="dxa" w:w="3010"/>
+            <w:tcBorders>
+              <w:top w:val="single" w:color="9AA9B8" w:sz="4"/>
+              <w:left w:val="single" w:color="9AA9B8" w:sz="4"/>
+              <w:bottom w:val="single" w:color="9AA9B8" w:sz="4"/>
+              <w:right w:val="single" w:color="9AA9B8" w:sz="4"/>
+            </w:tcBorders>
+            <w:shd w:fill="DDE7F0" w:color="auto" w:val="clear"/>
+            <w:tcMar>
+              <w:top w:type="dxa" w:w="50"/>
+              <w:left w:type="dxa" w:w="90"/>
+              <w:bottom w:type="dxa" w:w="50"/>
+              <w:right w:type="dxa" w:w="90"/>
+            </w:tcMar>
+          </w:tcPr>
+          <w:p>
+            <w:r>
+              <w:rPr>
+                <w:b/>
+                <w:bCs/>
+                <w:sz w:val="18"/>
+                <w:szCs w:val="18"/>
+              </w:rPr>
+              <w:t xml:space="preserve">Design adopted</w:t>
+            </w:r>
+          </w:p>
+        </w:tc>
+      </w:tr>
+      <w:tr>
+        <w:trPr>
+          <w:tblHeader w:val="false"/>
+        </w:trPr>
+        <w:tc>
+          <w:tcPr>
+            <w:tcW w:type="dxa" w:w="3008"/>
+            <w:tcBorders>
+              <w:top w:val="single" w:color="9AA9B8" w:sz="4"/>
+              <w:left w:val="single" w:color="9AA9B8" w:sz="4"/>
+              <w:bottom w:val="single" w:color="9AA9B8" w:sz="4"/>
+              <w:right w:val="single" w:color="9AA9B8" w:sz="4"/>
+            </w:tcBorders>
+            <w:tcMar>
+              <w:top w:type="dxa" w:w="50"/>
+              <w:left w:type="dxa" w:w="90"/>
+              <w:bottom w:type="dxa" w:w="50"/>
+              <w:right w:type="dxa" w:w="90"/>
+            </w:tcMar>
+          </w:tcPr>
+          <w:p>
+            <w:r>
+              <w:rPr>
+                <w:rFonts w:ascii="Consolas" w:cs="Consolas" w:eastAsia="Consolas" w:hAnsi="Consolas"/>
+                <w:sz w:val="18"/>
+                <w:szCs w:val="18"/>
+              </w:rPr>
+              <w:t xml:space="preserve">Customer</w:t>
+            </w:r>
+            <w:r>
+              <w:rPr>
+                <w:sz w:val="18"/>
+                <w:szCs w:val="18"/>
+              </w:rPr>
+              <w:t xml:space="preserve">, </w:t>
+            </w:r>
+            <w:r>
+              <w:rPr>
+                <w:rFonts w:ascii="Consolas" w:cs="Consolas" w:eastAsia="Consolas" w:hAnsi="Consolas"/>
+                <w:sz w:val="18"/>
+                <w:szCs w:val="18"/>
+              </w:rPr>
+              <w:t xml:space="preserve">Director</w:t>
+            </w:r>
+            <w:r>
+              <w:rPr>
+                <w:sz w:val="18"/>
+                <w:szCs w:val="18"/>
+              </w:rPr>
+              <w:t xml:space="preserve"> and </w:t>
+            </w:r>
+            <w:r>
+              <w:rPr>
+                <w:rFonts w:ascii="Consolas" w:cs="Consolas" w:eastAsia="Consolas" w:hAnsi="Consolas"/>
+                <w:sz w:val="18"/>
+                <w:szCs w:val="18"/>
+              </w:rPr>
+              <w:t xml:space="preserve">Signatory</w:t>
+            </w:r>
+            <w:r>
+              <w:rPr>
+                <w:sz w:val="18"/>
+                <w:szCs w:val="18"/>
+              </w:rPr>
+              <w:t xml:space="preserve"> as subclasses of </w:t>
+            </w:r>
+            <w:r>
+              <w:rPr>
+                <w:rFonts w:ascii="Consolas" w:cs="Consolas" w:eastAsia="Consolas" w:hAnsi="Consolas"/>
+                <w:sz w:val="18"/>
+                <w:szCs w:val="18"/>
+              </w:rPr>
+              <w:t xml:space="preserve">Person</w:t>
+            </w:r>
+          </w:p>
+        </w:tc>
+        <w:tc>
+          <w:tcPr>
+            <w:tcW w:type="dxa" w:w="3008"/>
+            <w:tcBorders>
+              <w:top w:val="single" w:color="9AA9B8" w:sz="4"/>
+              <w:left w:val="single" w:color="9AA9B8" w:sz="4"/>
+              <w:bottom w:val="single" w:color="9AA9B8" w:sz="4"/>
+              <w:right w:val="single" w:color="9AA9B8" w:sz="4"/>
+            </w:tcBorders>
+            <w:tcMar>
+              <w:top w:type="dxa" w:w="50"/>
+              <w:left w:type="dxa" w:w="90"/>
+              <w:bottom w:type="dxa" w:w="50"/>
+              <w:right w:type="dxa" w:w="90"/>
+            </w:tcMar>
+          </w:tcPr>
+          <w:p>
+            <w:r>
+              <w:rPr>
+                <w:sz w:val="18"/>
+                <w:szCs w:val="18"/>
+              </w:rPr>
+              <w:t xml:space="preserve">CDD rules (sources 1 to 3) treat customer, controller, beneficial owner and authorised representative as </w:t>
+            </w:r>
+            <w:r>
+              <w:rPr>
+                <w:i/>
+                <w:iCs/>
+                <w:sz w:val="18"/>
+                <w:szCs w:val="18"/>
+              </w:rPr>
+              <w:t xml:space="preserve">roles</w:t>
+            </w:r>
+            <w:r>
+              <w:rPr>
+                <w:sz w:val="18"/>
+                <w:szCs w:val="18"/>
+              </w:rPr>
+              <w:t xml:space="preserve"> of one natural person, each verified and time-bounded</w:t>
+            </w:r>
+          </w:p>
+        </w:tc>
+        <w:tc>
+          <w:tcPr>
+            <w:tcW w:type="dxa" w:w="3010"/>
+            <w:tcBorders>
+              <w:top w:val="single" w:color="9AA9B8" w:sz="4"/>
+              <w:left w:val="single" w:color="9AA9B8" w:sz="4"/>
+              <w:bottom w:val="single" w:color="9AA9B8" w:sz="4"/>
+              <w:right w:val="single" w:color="9AA9B8" w:sz="4"/>
+            </w:tcBorders>
+            <w:tcMar>
+              <w:top w:type="dxa" w:w="50"/>
+              <w:left w:type="dxa" w:w="90"/>
+              <w:bottom w:type="dxa" w:w="50"/>
+              <w:right w:type="dxa" w:w="90"/>
+            </w:tcMar>
+          </w:tcPr>
+          <w:p>
+            <w:r>
+              <w:rPr>
+                <w:sz w:val="18"/>
+                <w:szCs w:val="18"/>
+              </w:rPr>
+              <w:t xml:space="preserve">One </w:t>
+            </w:r>
+            <w:r>
+              <w:rPr>
+                <w:rFonts w:ascii="Consolas" w:cs="Consolas" w:eastAsia="Consolas" w:hAnsi="Consolas"/>
+                <w:sz w:val="18"/>
+                <w:szCs w:val="18"/>
+              </w:rPr>
+              <w:t xml:space="preserve">Person</w:t>
+            </w:r>
+            <w:r>
+              <w:rPr>
+                <w:sz w:val="18"/>
+                <w:szCs w:val="18"/>
+              </w:rPr>
+              <w:t xml:space="preserve">; </w:t>
+            </w:r>
+            <w:r>
+              <w:rPr>
+                <w:rFonts w:ascii="Consolas" w:cs="Consolas" w:eastAsia="Consolas" w:hAnsi="Consolas"/>
+                <w:sz w:val="18"/>
+                <w:szCs w:val="18"/>
+              </w:rPr>
+              <w:t xml:space="preserve">CustomerRelationship</w:t>
+            </w:r>
+            <w:r>
+              <w:rPr>
+                <w:sz w:val="18"/>
+                <w:szCs w:val="18"/>
+              </w:rPr>
+              <w:t xml:space="preserve">, </w:t>
+            </w:r>
+            <w:r>
+              <w:rPr>
+                <w:rFonts w:ascii="Consolas" w:cs="Consolas" w:eastAsia="Consolas" w:hAnsi="Consolas"/>
+                <w:sz w:val="18"/>
+                <w:szCs w:val="18"/>
+              </w:rPr>
+              <w:t xml:space="preserve">OfficerRole</w:t>
+            </w:r>
+            <w:r>
+              <w:rPr>
+                <w:sz w:val="18"/>
+                <w:szCs w:val="18"/>
+              </w:rPr>
+              <w:t xml:space="preserve">, </w:t>
+            </w:r>
+            <w:r>
+              <w:rPr>
+                <w:rFonts w:ascii="Consolas" w:cs="Consolas" w:eastAsia="Consolas" w:hAnsi="Consolas"/>
+                <w:sz w:val="18"/>
+                <w:szCs w:val="18"/>
+              </w:rPr>
+              <w:t xml:space="preserve">BeneficialOwnership</w:t>
+            </w:r>
+            <w:r>
+              <w:rPr>
+                <w:sz w:val="18"/>
+                <w:szCs w:val="18"/>
+              </w:rPr>
+              <w:t xml:space="preserve">, </w:t>
+            </w:r>
+            <w:r>
+              <w:rPr>
+                <w:rFonts w:ascii="Consolas" w:cs="Consolas" w:eastAsia="Consolas" w:hAnsi="Consolas"/>
+                <w:sz w:val="18"/>
+                <w:szCs w:val="18"/>
+              </w:rPr>
+              <w:t xml:space="preserve">Mandate</w:t>
+            </w:r>
+            <w:r>
+              <w:rPr>
+                <w:sz w:val="18"/>
+                <w:szCs w:val="18"/>
+              </w:rPr>
+              <w:t xml:space="preserve"> as dated role objects (A1)</w:t>
+            </w:r>
+          </w:p>
+        </w:tc>
+      </w:tr>
+      <w:tr>
+        <w:trPr>
+          <w:tblHeader w:val="false"/>
+        </w:trPr>
+        <w:tc>
+          <w:tcPr>
+            <w:tcW w:type="dxa" w:w="3008"/>
+            <w:tcBorders>
+              <w:top w:val="single" w:color="9AA9B8" w:sz="4"/>
+              <w:left w:val="single" w:color="9AA9B8" w:sz="4"/>
+              <w:bottom w:val="single" w:color="9AA9B8" w:sz="4"/>
+              <w:right w:val="single" w:color="9AA9B8" w:sz="4"/>
+            </w:tcBorders>
+            <w:tcMar>
+              <w:top w:type="dxa" w:w="50"/>
+              <w:left w:type="dxa" w:w="90"/>
+              <w:bottom w:type="dxa" w:w="50"/>
+              <w:right w:type="dxa" w:w="90"/>
+            </w:tcMar>
+          </w:tcPr>
+          <w:p>
+            <w:r>
+              <w:rPr>
+                <w:sz w:val="18"/>
+                <w:szCs w:val="18"/>
+              </w:rPr>
+              <w:t xml:space="preserve">An organisation is verified when its own documents are</w:t>
+            </w:r>
+          </w:p>
+        </w:tc>
+        <w:tc>
+          <w:tcPr>
+            <w:tcW w:type="dxa" w:w="3008"/>
+            <w:tcBorders>
+              <w:top w:val="single" w:color="9AA9B8" w:sz="4"/>
+              <w:left w:val="single" w:color="9AA9B8" w:sz="4"/>
+              <w:bottom w:val="single" w:color="9AA9B8" w:sz="4"/>
+              <w:right w:val="single" w:color="9AA9B8" w:sz="4"/>
+            </w:tcBorders>
+            <w:tcMar>
+              <w:top w:type="dxa" w:w="50"/>
+              <w:left w:type="dxa" w:w="90"/>
+              <w:bottom w:type="dxa" w:w="50"/>
+              <w:right w:type="dxa" w:w="90"/>
+            </w:tcMar>
+          </w:tcPr>
+          <w:p>
+            <w:r>
+              <w:rPr>
+                <w:sz w:val="18"/>
+                <w:szCs w:val="18"/>
+              </w:rPr>
+              <w:t xml:space="preserve">Beneficial-ownership rules (source 1, Recs. 24-25) require the people who own or control a legal person to be verified too, usually above 25%</w:t>
+            </w:r>
+          </w:p>
+        </w:tc>
+        <w:tc>
+          <w:tcPr>
+            <w:tcW w:type="dxa" w:w="3010"/>
+            <w:tcBorders>
+              <w:top w:val="single" w:color="9AA9B8" w:sz="4"/>
+              <w:left w:val="single" w:color="9AA9B8" w:sz="4"/>
+              <w:bottom w:val="single" w:color="9AA9B8" w:sz="4"/>
+              <w:right w:val="single" w:color="9AA9B8" w:sz="4"/>
+            </w:tcBorders>
+            <w:tcMar>
+              <w:top w:type="dxa" w:w="50"/>
+              <w:left w:type="dxa" w:w="90"/>
+              <w:bottom w:type="dxa" w:w="50"/>
+              <w:right w:type="dxa" w:w="90"/>
+            </w:tcMar>
+          </w:tcPr>
+          <w:p>
+            <w:r>
+              <w:rPr>
+                <w:rFonts w:ascii="Consolas" w:cs="Consolas" w:eastAsia="Consolas" w:hAnsi="Consolas"/>
+                <w:sz w:val="18"/>
+                <w:szCs w:val="18"/>
+              </w:rPr>
+              <w:t xml:space="preserve">Party.kyc_gaps</w:t>
+            </w:r>
+            <w:r>
+              <w:rPr>
+                <w:sz w:val="18"/>
+                <w:szCs w:val="18"/>
+              </w:rPr>
+              <w:t xml:space="preserve"> is a template that includes </w:t>
+            </w:r>
+            <w:r>
+              <w:rPr>
+                <w:rFonts w:ascii="Consolas" w:cs="Consolas" w:eastAsia="Consolas" w:hAnsi="Consolas"/>
+                <w:sz w:val="18"/>
+                <w:szCs w:val="18"/>
+              </w:rPr>
+              <w:t xml:space="preserve">connected_persons()</w:t>
+            </w:r>
+            <w:r>
+              <w:rPr>
+                <w:sz w:val="18"/>
+                <w:szCs w:val="18"/>
+              </w:rPr>
+              <w:t xml:space="preserve">; owners below 25% are recorded but do not block (A2)</w:t>
+            </w:r>
+          </w:p>
+        </w:tc>
+      </w:tr>
+      <w:tr>
+        <w:trPr>
+          <w:tblHeader w:val="false"/>
+        </w:trPr>
+        <w:tc>
+          <w:tcPr>
+            <w:tcW w:type="dxa" w:w="3008"/>
+            <w:tcBorders>
+              <w:top w:val="single" w:color="9AA9B8" w:sz="4"/>
+              <w:left w:val="single" w:color="9AA9B8" w:sz="4"/>
+              <w:bottom w:val="single" w:color="9AA9B8" w:sz="4"/>
+              <w:right w:val="single" w:color="9AA9B8" w:sz="4"/>
+            </w:tcBorders>
+            <w:tcMar>
+              <w:top w:type="dxa" w:w="50"/>
+              <w:left w:type="dxa" w:w="90"/>
+              <w:bottom w:type="dxa" w:w="50"/>
+              <w:right w:type="dxa" w:w="90"/>
+            </w:tcMar>
+          </w:tcPr>
+          <w:p>
+            <w:r>
+              <w:rPr>
+                <w:sz w:val="18"/>
+                <w:szCs w:val="18"/>
+              </w:rPr>
+              <w:t xml:space="preserve">A payment is either done or not done</w:t>
+            </w:r>
+          </w:p>
+        </w:tc>
+        <w:tc>
+          <w:tcPr>
+            <w:tcW w:type="dxa" w:w="3008"/>
+            <w:tcBorders>
+              <w:top w:val="single" w:color="9AA9B8" w:sz="4"/>
+              <w:left w:val="single" w:color="9AA9B8" w:sz="4"/>
+              <w:bottom w:val="single" w:color="9AA9B8" w:sz="4"/>
+              <w:right w:val="single" w:color="9AA9B8" w:sz="4"/>
+            </w:tcBorders>
+            <w:tcMar>
+              <w:top w:type="dxa" w:w="50"/>
+              <w:left w:type="dxa" w:w="90"/>
+              <w:bottom w:type="dxa" w:w="50"/>
+              <w:right w:type="dxa" w:w="90"/>
+            </w:tcMar>
+          </w:tcPr>
+          <w:p>
+            <w:r>
+              <w:rPr>
+                <w:sz w:val="18"/>
+                <w:szCs w:val="18"/>
+              </w:rPr>
+              <w:t xml:space="preserve">Payment messaging (source 4) moves an instruction through statuses: accepted, pending, settled, rejected, returned</w:t>
+            </w:r>
+          </w:p>
+        </w:tc>
+        <w:tc>
+          <w:tcPr>
+            <w:tcW w:type="dxa" w:w="3010"/>
+            <w:tcBorders>
+              <w:top w:val="single" w:color="9AA9B8" w:sz="4"/>
+              <w:left w:val="single" w:color="9AA9B8" w:sz="4"/>
+              <w:bottom w:val="single" w:color="9AA9B8" w:sz="4"/>
+              <w:right w:val="single" w:color="9AA9B8" w:sz="4"/>
+            </w:tcBorders>
+            <w:tcMar>
+              <w:top w:type="dxa" w:w="50"/>
+              <w:left w:type="dxa" w:w="90"/>
+              <w:bottom w:type="dxa" w:w="50"/>
+              <w:right w:type="dxa" w:w="90"/>
+            </w:tcMar>
+          </w:tcPr>
+          <w:p>
+            <w:r>
+              <w:rPr>
+                <w:sz w:val="18"/>
+                <w:szCs w:val="18"/>
+              </w:rPr>
+              <w:t xml:space="preserve">Declared lifecycles with </w:t>
+            </w:r>
+            <w:r>
+              <w:rPr>
+                <w:rFonts w:ascii="Consolas" w:cs="Consolas" w:eastAsia="Consolas" w:hAnsi="Consolas"/>
+                <w:sz w:val="18"/>
+                <w:szCs w:val="18"/>
+              </w:rPr>
+              <w:t xml:space="preserve">AWAITING_AUTHORISATION</w:t>
+            </w:r>
+            <w:r>
+              <w:rPr>
+                <w:sz w:val="18"/>
+                <w:szCs w:val="18"/>
+              </w:rPr>
+              <w:t xml:space="preserve">, </w:t>
+            </w:r>
+            <w:r>
+              <w:rPr>
+                <w:rFonts w:ascii="Consolas" w:cs="Consolas" w:eastAsia="Consolas" w:hAnsi="Consolas"/>
+                <w:sz w:val="18"/>
+                <w:szCs w:val="18"/>
+              </w:rPr>
+              <w:t xml:space="preserve">HELD_FOR_REVIEW</w:t>
+            </w:r>
+            <w:r>
+              <w:rPr>
+                <w:sz w:val="18"/>
+                <w:szCs w:val="18"/>
+              </w:rPr>
+              <w:t xml:space="preserve">, </w:t>
+            </w:r>
+            <w:r>
+              <w:rPr>
+                <w:rFonts w:ascii="Consolas" w:cs="Consolas" w:eastAsia="Consolas" w:hAnsi="Consolas"/>
+                <w:sz w:val="18"/>
+                <w:szCs w:val="18"/>
+              </w:rPr>
+              <w:t xml:space="preserve">FAILED</w:t>
+            </w:r>
+            <w:r>
+              <w:rPr>
+                <w:sz w:val="18"/>
+                <w:szCs w:val="18"/>
+              </w:rPr>
+              <w:t xml:space="preserve">...; refused payments are kept as records (A7)</w:t>
+            </w:r>
+          </w:p>
+        </w:tc>
+      </w:tr>
+      <w:tr>
+        <w:trPr>
+          <w:tblHeader w:val="false"/>
+        </w:trPr>
+        <w:tc>
+          <w:tcPr>
+            <w:tcW w:type="dxa" w:w="3008"/>
+            <w:tcBorders>
+              <w:top w:val="single" w:color="9AA9B8" w:sz="4"/>
+              <w:left w:val="single" w:color="9AA9B8" w:sz="4"/>
+              <w:bottom w:val="single" w:color="9AA9B8" w:sz="4"/>
+              <w:right w:val="single" w:color="9AA9B8" w:sz="4"/>
+            </w:tcBorders>
+            <w:tcMar>
+              <w:top w:type="dxa" w:w="50"/>
+              <w:left w:type="dxa" w:w="90"/>
+              <w:bottom w:type="dxa" w:w="50"/>
+              <w:right w:type="dxa" w:w="90"/>
+            </w:tcMar>
+          </w:tcPr>
+          <w:p>
+            <w:r>
+              <w:rPr>
+                <w:sz w:val="18"/>
+                <w:szCs w:val="18"/>
+              </w:rPr>
+              <w:t xml:space="preserve">A disputed payment gets a </w:t>
+            </w:r>
+            <w:r>
+              <w:rPr>
+                <w:rFonts w:ascii="Consolas" w:cs="Consolas" w:eastAsia="Consolas" w:hAnsi="Consolas"/>
+                <w:sz w:val="18"/>
+                <w:szCs w:val="18"/>
+              </w:rPr>
+              <w:t xml:space="preserve">refunded</w:t>
+            </w:r>
+            <w:r>
+              <w:rPr>
+                <w:sz w:val="18"/>
+                <w:szCs w:val="18"/>
+              </w:rPr>
+              <w:t xml:space="preserve"> flag</w:t>
+            </w:r>
+          </w:p>
+        </w:tc>
+        <w:tc>
+          <w:tcPr>
+            <w:tcW w:type="dxa" w:w="3008"/>
+            <w:tcBorders>
+              <w:top w:val="single" w:color="9AA9B8" w:sz="4"/>
+              <w:left w:val="single" w:color="9AA9B8" w:sz="4"/>
+              <w:bottom w:val="single" w:color="9AA9B8" w:sz="4"/>
+              <w:right w:val="single" w:color="9AA9B8" w:sz="4"/>
+            </w:tcBorders>
+            <w:tcMar>
+              <w:top w:type="dxa" w:w="50"/>
+              <w:left w:type="dxa" w:w="90"/>
+              <w:bottom w:type="dxa" w:w="50"/>
+              <w:right w:type="dxa" w:w="90"/>
+            </w:tcMar>
+          </w:tcPr>
+          <w:p>
+            <w:r>
+              <w:rPr>
+                <w:sz w:val="18"/>
+                <w:szCs w:val="18"/>
+              </w:rPr>
+              <w:t xml:space="preserve">Scheme dispute rules (source 5) separate an issuer's reversal, a merchant's voluntary refund and a chargeback with a reason code</w:t>
+            </w:r>
+          </w:p>
+        </w:tc>
+        <w:tc>
+          <w:tcPr>
+            <w:tcW w:type="dxa" w:w="3010"/>
+            <w:tcBorders>
+              <w:top w:val="single" w:color="9AA9B8" w:sz="4"/>
+              <w:left w:val="single" w:color="9AA9B8" w:sz="4"/>
+              <w:bottom w:val="single" w:color="9AA9B8" w:sz="4"/>
+              <w:right w:val="single" w:color="9AA9B8" w:sz="4"/>
+            </w:tcBorders>
+            <w:tcMar>
+              <w:top w:type="dxa" w:w="50"/>
+              <w:left w:type="dxa" w:w="90"/>
+              <w:bottom w:type="dxa" w:w="50"/>
+              <w:right w:type="dxa" w:w="90"/>
+            </w:tcMar>
+          </w:tcPr>
+          <w:p>
+            <w:r>
+              <w:rPr>
+                <w:sz w:val="18"/>
+                <w:szCs w:val="18"/>
+              </w:rPr>
+              <w:t xml:space="preserve">Three classes: </w:t>
+            </w:r>
+            <w:r>
+              <w:rPr>
+                <w:rFonts w:ascii="Consolas" w:cs="Consolas" w:eastAsia="Consolas" w:hAnsi="Consolas"/>
+                <w:sz w:val="18"/>
+                <w:szCs w:val="18"/>
+              </w:rPr>
+              <w:t xml:space="preserve">Reversal</w:t>
+            </w:r>
+            <w:r>
+              <w:rPr>
+                <w:sz w:val="18"/>
+                <w:szCs w:val="18"/>
+              </w:rPr>
+              <w:t xml:space="preserve">, </w:t>
+            </w:r>
+            <w:r>
+              <w:rPr>
+                <w:rFonts w:ascii="Consolas" w:cs="Consolas" w:eastAsia="Consolas" w:hAnsi="Consolas"/>
+                <w:sz w:val="18"/>
+                <w:szCs w:val="18"/>
+              </w:rPr>
+              <w:t xml:space="preserve">Chargeback(Reversal)</w:t>
+            </w:r>
+            <w:r>
+              <w:rPr>
+                <w:sz w:val="18"/>
+                <w:szCs w:val="18"/>
+              </w:rPr>
+              <w:t xml:space="preserve">, </w:t>
+            </w:r>
+            <w:r>
+              <w:rPr>
+                <w:rFonts w:ascii="Consolas" w:cs="Consolas" w:eastAsia="Consolas" w:hAnsi="Consolas"/>
+                <w:sz w:val="18"/>
+                <w:szCs w:val="18"/>
+              </w:rPr>
+              <w:t xml:space="preserve">MerchantRefund</w:t>
+            </w:r>
+            <w:r>
+              <w:rPr>
+                <w:sz w:val="18"/>
+                <w:szCs w:val="18"/>
+              </w:rPr>
+              <w:t xml:space="preserve">; </w:t>
+            </w:r>
+            <w:r>
+              <w:rPr>
+                <w:rFonts w:ascii="Consolas" w:cs="Consolas" w:eastAsia="Consolas" w:hAnsi="Consolas"/>
+                <w:sz w:val="18"/>
+                <w:szCs w:val="18"/>
+              </w:rPr>
+              <w:t xml:space="preserve">Dispute.reason</w:t>
+            </w:r>
+            <w:r>
+              <w:rPr>
+                <w:sz w:val="18"/>
+                <w:szCs w:val="18"/>
+              </w:rPr>
+              <w:t xml:space="preserve"> (A27)</w:t>
+            </w:r>
+          </w:p>
+        </w:tc>
+      </w:tr>
+      <w:tr>
+        <w:trPr>
+          <w:tblHeader w:val="false"/>
+        </w:trPr>
+        <w:tc>
+          <w:tcPr>
+            <w:tcW w:type="dxa" w:w="3008"/>
+            <w:tcBorders>
+              <w:top w:val="single" w:color="9AA9B8" w:sz="4"/>
+              <w:left w:val="single" w:color="9AA9B8" w:sz="4"/>
+              <w:bottom w:val="single" w:color="9AA9B8" w:sz="4"/>
+              <w:right w:val="single" w:color="9AA9B8" w:sz="4"/>
+            </w:tcBorders>
+            <w:tcMar>
+              <w:top w:type="dxa" w:w="50"/>
+              <w:left w:type="dxa" w:w="90"/>
+              <w:bottom w:type="dxa" w:w="50"/>
+              <w:right w:type="dxa" w:w="90"/>
+            </w:tcMar>
+          </w:tcPr>
+          <w:p>
+            <w:r>
+              <w:rPr>
+                <w:sz w:val="18"/>
+                <w:szCs w:val="18"/>
+              </w:rPr>
+              <w:t xml:space="preserve">Restructuring edits the loan's installments</w:t>
+            </w:r>
+          </w:p>
+        </w:tc>
+        <w:tc>
+          <w:tcPr>
+            <w:tcW w:type="dxa" w:w="3008"/>
+            <w:tcBorders>
+              <w:top w:val="single" w:color="9AA9B8" w:sz="4"/>
+              <w:left w:val="single" w:color="9AA9B8" w:sz="4"/>
+              <w:bottom w:val="single" w:color="9AA9B8" w:sz="4"/>
+              <w:right w:val="single" w:color="9AA9B8" w:sz="4"/>
+            </w:tcBorders>
+            <w:tcMar>
+              <w:top w:type="dxa" w:w="50"/>
+              <w:left w:type="dxa" w:w="90"/>
+              <w:bottom w:type="dxa" w:w="50"/>
+              <w:right w:type="dxa" w:w="90"/>
+            </w:tcMar>
+          </w:tcPr>
+          <w:p>
+            <w:r>
+              <w:rPr>
+                <w:sz w:val="18"/>
+                <w:szCs w:val="18"/>
+              </w:rPr>
+              <w:t xml:space="preserve">Loan modification guidance (source 6) treats a restructure as a modification of the original agreement whose history must remain</w:t>
+            </w:r>
+          </w:p>
+        </w:tc>
+        <w:tc>
+          <w:tcPr>
+            <w:tcW w:type="dxa" w:w="3010"/>
+            <w:tcBorders>
+              <w:top w:val="single" w:color="9AA9B8" w:sz="4"/>
+              <w:left w:val="single" w:color="9AA9B8" w:sz="4"/>
+              <w:bottom w:val="single" w:color="9AA9B8" w:sz="4"/>
+              <w:right w:val="single" w:color="9AA9B8" w:sz="4"/>
+            </w:tcBorders>
+            <w:tcMar>
+              <w:top w:type="dxa" w:w="50"/>
+              <w:left w:type="dxa" w:w="90"/>
+              <w:bottom w:type="dxa" w:w="50"/>
+              <w:right w:type="dxa" w:w="90"/>
+            </w:tcMar>
+          </w:tcPr>
+          <w:p>
+            <w:r>
+              <w:rPr>
+                <w:sz w:val="18"/>
+                <w:szCs w:val="18"/>
+              </w:rPr>
+              <w:t xml:space="preserve">A new </w:t>
+            </w:r>
+            <w:r>
+              <w:rPr>
+                <w:rFonts w:ascii="Consolas" w:cs="Consolas" w:eastAsia="Consolas" w:hAnsi="Consolas"/>
+                <w:sz w:val="18"/>
+                <w:szCs w:val="18"/>
+              </w:rPr>
+              <w:t xml:space="preserve">RepaymentSchedule</w:t>
+            </w:r>
+            <w:r>
+              <w:rPr>
+                <w:sz w:val="18"/>
+                <w:szCs w:val="18"/>
+              </w:rPr>
+              <w:t xml:space="preserve"> version; the old one is </w:t>
+            </w:r>
+            <w:r>
+              <w:rPr>
+                <w:rFonts w:ascii="Consolas" w:cs="Consolas" w:eastAsia="Consolas" w:hAnsi="Consolas"/>
+                <w:sz w:val="18"/>
+                <w:szCs w:val="18"/>
+              </w:rPr>
+              <w:t xml:space="preserve">SUPERSEDED</w:t>
+            </w:r>
+            <w:r>
+              <w:rPr>
+                <w:sz w:val="18"/>
+                <w:szCs w:val="18"/>
+              </w:rPr>
+              <w:t xml:space="preserve"> and paid installments stay </w:t>
+            </w:r>
+            <w:r>
+              <w:rPr>
+                <w:rFonts w:ascii="Consolas" w:cs="Consolas" w:eastAsia="Consolas" w:hAnsi="Consolas"/>
+                <w:sz w:val="18"/>
+                <w:szCs w:val="18"/>
+              </w:rPr>
+              <w:t xml:space="preserve">PAID</w:t>
+            </w:r>
+            <w:r>
+              <w:rPr>
+                <w:sz w:val="18"/>
+                <w:szCs w:val="18"/>
+              </w:rPr>
+              <w:t xml:space="preserve"> (A13)</w:t>
+            </w:r>
+          </w:p>
+        </w:tc>
+      </w:tr>
+      <w:tr>
+        <w:trPr>
+          <w:tblHeader w:val="false"/>
+        </w:trPr>
+        <w:tc>
+          <w:tcPr>
+            <w:tcW w:type="dxa" w:w="3008"/>
+            <w:tcBorders>
+              <w:top w:val="single" w:color="9AA9B8" w:sz="4"/>
+              <w:left w:val="single" w:color="9AA9B8" w:sz="4"/>
+              <w:bottom w:val="single" w:color="9AA9B8" w:sz="4"/>
+              <w:right w:val="single" w:color="9AA9B8" w:sz="4"/>
+            </w:tcBorders>
+            <w:tcMar>
+              <w:top w:type="dxa" w:w="50"/>
+              <w:left w:type="dxa" w:w="90"/>
+              <w:bottom w:type="dxa" w:w="50"/>
+              <w:right w:type="dxa" w:w="90"/>
+            </w:tcMar>
+          </w:tcPr>
+          <w:p>
+            <w:r>
+              <w:rPr>
+                <w:sz w:val="18"/>
+                <w:szCs w:val="18"/>
+              </w:rPr>
+              <w:t xml:space="preserve">A product and a customer's account are one class</w:t>
+            </w:r>
+          </w:p>
+        </w:tc>
+        <w:tc>
+          <w:tcPr>
+            <w:tcW w:type="dxa" w:w="3008"/>
+            <w:tcBorders>
+              <w:top w:val="single" w:color="9AA9B8" w:sz="4"/>
+              <w:left w:val="single" w:color="9AA9B8" w:sz="4"/>
+              <w:bottom w:val="single" w:color="9AA9B8" w:sz="4"/>
+              <w:right w:val="single" w:color="9AA9B8" w:sz="4"/>
+            </w:tcBorders>
+            <w:tcMar>
+              <w:top w:type="dxa" w:w="50"/>
+              <w:left w:type="dxa" w:w="90"/>
+              <w:bottom w:type="dxa" w:w="50"/>
+              <w:right w:type="dxa" w:w="90"/>
+            </w:tcMar>
+          </w:tcPr>
+          <w:p>
+            <w:r>
+              <w:rPr>
+                <w:sz w:val="18"/>
+                <w:szCs w:val="18"/>
+              </w:rPr>
+              <w:t xml:space="preserve">The BIAN landscape (source 7) separates the product directory from the customer's product agreement</w:t>
+            </w:r>
+          </w:p>
+        </w:tc>
+        <w:tc>
+          <w:tcPr>
+            <w:tcW w:type="dxa" w:w="3010"/>
+            <w:tcBorders>
+              <w:top w:val="single" w:color="9AA9B8" w:sz="4"/>
+              <w:left w:val="single" w:color="9AA9B8" w:sz="4"/>
+              <w:bottom w:val="single" w:color="9AA9B8" w:sz="4"/>
+              <w:right w:val="single" w:color="9AA9B8" w:sz="4"/>
+            </w:tcBorders>
+            <w:tcMar>
+              <w:top w:type="dxa" w:w="50"/>
+              <w:left w:type="dxa" w:w="90"/>
+              <w:bottom w:type="dxa" w:w="50"/>
+              <w:right w:type="dxa" w:w="90"/>
+            </w:tcMar>
+          </w:tcPr>
+          <w:p>
+            <w:r>
+              <w:rPr>
+                <w:rFonts w:ascii="Consolas" w:cs="Consolas" w:eastAsia="Consolas" w:hAnsi="Consolas"/>
+                <w:sz w:val="18"/>
+                <w:szCs w:val="18"/>
+              </w:rPr>
+              <w:t xml:space="preserve">ProductDefinition</w:t>
+            </w:r>
+            <w:r>
+              <w:rPr>
+                <w:sz w:val="18"/>
+                <w:szCs w:val="18"/>
+              </w:rPr>
+              <w:t xml:space="preserve"> with versioned terms vs </w:t>
+            </w:r>
+            <w:r>
+              <w:rPr>
+                <w:rFonts w:ascii="Consolas" w:cs="Consolas" w:eastAsia="Consolas" w:hAnsi="Consolas"/>
+                <w:sz w:val="18"/>
+                <w:szCs w:val="18"/>
+              </w:rPr>
+              <w:t xml:space="preserve">Arrangement</w:t>
+            </w:r>
+            <w:r>
+              <w:rPr>
+                <w:sz w:val="18"/>
+                <w:szCs w:val="18"/>
+              </w:rPr>
+              <w:t xml:space="preserve"> that pins its version (A10)</w:t>
+            </w:r>
+          </w:p>
+        </w:tc>
+      </w:tr>
+      <w:tr>
+        <w:trPr>
+          <w:tblHeader w:val="false"/>
+        </w:trPr>
+        <w:tc>
+          <w:tcPr>
+            <w:tcW w:type="dxa" w:w="3008"/>
+            <w:tcBorders>
+              <w:top w:val="single" w:color="9AA9B8" w:sz="4"/>
+              <w:left w:val="single" w:color="9AA9B8" w:sz="4"/>
+              <w:bottom w:val="single" w:color="9AA9B8" w:sz="4"/>
+              <w:right w:val="single" w:color="9AA9B8" w:sz="4"/>
+            </w:tcBorders>
+            <w:tcMar>
+              <w:top w:type="dxa" w:w="50"/>
+              <w:left w:type="dxa" w:w="90"/>
+              <w:bottom w:type="dxa" w:w="50"/>
+              <w:right w:type="dxa" w:w="90"/>
+            </w:tcMar>
+          </w:tcPr>
+          <w:p>
+            <w:r>
+              <w:rPr>
+                <w:sz w:val="18"/>
+                <w:szCs w:val="18"/>
+              </w:rPr>
+              <w:t xml:space="preserve">Store the current value and overwrite on change</w:t>
+            </w:r>
+          </w:p>
+        </w:tc>
+        <w:tc>
+          <w:tcPr>
+            <w:tcW w:type="dxa" w:w="3008"/>
+            <w:tcBorders>
+              <w:top w:val="single" w:color="9AA9B8" w:sz="4"/>
+              <w:left w:val="single" w:color="9AA9B8" w:sz="4"/>
+              <w:bottom w:val="single" w:color="9AA9B8" w:sz="4"/>
+              <w:right w:val="single" w:color="9AA9B8" w:sz="4"/>
+            </w:tcBorders>
+            <w:tcMar>
+              <w:top w:type="dxa" w:w="50"/>
+              <w:left w:type="dxa" w:w="90"/>
+              <w:bottom w:type="dxa" w:w="50"/>
+              <w:right w:type="dxa" w:w="90"/>
+            </w:tcMar>
+          </w:tcPr>
+          <w:p>
+            <w:r>
+              <w:rPr>
+                <w:sz w:val="18"/>
+                <w:szCs w:val="18"/>
+              </w:rPr>
+              <w:t xml:space="preserve">Temporal patterns (source 8): effective dating, audit logs and "as at" queries</w:t>
+            </w:r>
+          </w:p>
+        </w:tc>
+        <w:tc>
+          <w:tcPr>
+            <w:tcW w:type="dxa" w:w="3010"/>
+            <w:tcBorders>
+              <w:top w:val="single" w:color="9AA9B8" w:sz="4"/>
+              <w:left w:val="single" w:color="9AA9B8" w:sz="4"/>
+              <w:bottom w:val="single" w:color="9AA9B8" w:sz="4"/>
+              <w:right w:val="single" w:color="9AA9B8" w:sz="4"/>
+            </w:tcBorders>
+            <w:tcMar>
+              <w:top w:type="dxa" w:w="50"/>
+              <w:left w:type="dxa" w:w="90"/>
+              <w:bottom w:type="dxa" w:w="50"/>
+              <w:right w:type="dxa" w:w="90"/>
+            </w:tcMar>
+          </w:tcPr>
+          <w:p>
+            <w:r>
+              <w:rPr>
+                <w:rFonts w:ascii="Consolas" w:cs="Consolas" w:eastAsia="Consolas" w:hAnsi="Consolas"/>
+                <w:sz w:val="18"/>
+                <w:szCs w:val="18"/>
+              </w:rPr>
+              <w:t xml:space="preserve">Period</w:t>
+            </w:r>
+            <w:r>
+              <w:rPr>
+                <w:sz w:val="18"/>
+                <w:szCs w:val="18"/>
+              </w:rPr>
+              <w:t xml:space="preserve">, </w:t>
+            </w:r>
+            <w:r>
+              <w:rPr>
+                <w:rFonts w:ascii="Consolas" w:cs="Consolas" w:eastAsia="Consolas" w:hAnsi="Consolas"/>
+                <w:sz w:val="18"/>
+                <w:szCs w:val="18"/>
+              </w:rPr>
+              <w:t xml:space="preserve">StatusHistory</w:t>
+            </w:r>
+            <w:r>
+              <w:rPr>
+                <w:sz w:val="18"/>
+                <w:szCs w:val="18"/>
+              </w:rPr>
+              <w:t xml:space="preserve">, versions and </w:t>
+            </w:r>
+            <w:r>
+              <w:rPr>
+                <w:rFonts w:ascii="Consolas" w:cs="Consolas" w:eastAsia="Consolas" w:hAnsi="Consolas"/>
+                <w:sz w:val="18"/>
+                <w:szCs w:val="18"/>
+              </w:rPr>
+              <w:t xml:space="preserve">Correction</w:t>
+            </w:r>
+            <w:r>
+              <w:rPr>
+                <w:sz w:val="18"/>
+                <w:szCs w:val="18"/>
+              </w:rPr>
+              <w:t xml:space="preserve">; </w:t>
+            </w:r>
+            <w:r>
+              <w:rPr>
+                <w:rFonts w:ascii="Consolas" w:cs="Consolas" w:eastAsia="Consolas" w:hAnsi="Consolas"/>
+                <w:sz w:val="18"/>
+                <w:szCs w:val="18"/>
+              </w:rPr>
+              <w:t xml:space="preserve">party_snapshot(party, date)</w:t>
+            </w:r>
+          </w:p>
+        </w:tc>
+      </w:tr>
+      <w:tr>
+        <w:trPr>
+          <w:tblHeader w:val="false"/>
+        </w:trPr>
+        <w:tc>
+          <w:tcPr>
+            <w:tcW w:type="dxa" w:w="3008"/>
+            <w:tcBorders>
+              <w:top w:val="single" w:color="9AA9B8" w:sz="4"/>
+              <w:left w:val="single" w:color="9AA9B8" w:sz="4"/>
+              <w:bottom w:val="single" w:color="9AA9B8" w:sz="4"/>
+              <w:right w:val="single" w:color="9AA9B8" w:sz="4"/>
+            </w:tcBorders>
+            <w:tcMar>
+              <w:top w:type="dxa" w:w="50"/>
+              <w:left w:type="dxa" w:w="90"/>
+              <w:bottom w:type="dxa" w:w="50"/>
+              <w:right w:type="dxa" w:w="90"/>
+            </w:tcMar>
+          </w:tcPr>
+          <w:p>
+            <w:r>
+              <w:rPr>
+                <w:sz w:val="18"/>
+                <w:szCs w:val="18"/>
+              </w:rPr>
+              <w:t xml:space="preserve">A card is a kind of account</w:t>
+            </w:r>
+          </w:p>
+        </w:tc>
+        <w:tc>
+          <w:tcPr>
+            <w:tcW w:type="dxa" w:w="3008"/>
+            <w:tcBorders>
+              <w:top w:val="single" w:color="9AA9B8" w:sz="4"/>
+              <w:left w:val="single" w:color="9AA9B8" w:sz="4"/>
+              <w:bottom w:val="single" w:color="9AA9B8" w:sz="4"/>
+              <w:right w:val="single" w:color="9AA9B8" w:sz="4"/>
+            </w:tcBorders>
+            <w:tcMar>
+              <w:top w:type="dxa" w:w="50"/>
+              <w:left w:type="dxa" w:w="90"/>
+              <w:bottom w:type="dxa" w:w="50"/>
+              <w:right w:type="dxa" w:w="90"/>
+            </w:tcMar>
+          </w:tcPr>
+          <w:p>
+            <w:r>
+              <w:rPr>
+                <w:sz w:val="18"/>
+                <w:szCs w:val="18"/>
+              </w:rPr>
+              <w:t xml:space="preserve">Card issuing practice: a card is a credential linked to an account; replacements get new numbers and old transactions keep the old card</w:t>
+            </w:r>
+          </w:p>
+        </w:tc>
+        <w:tc>
+          <w:tcPr>
+            <w:tcW w:type="dxa" w:w="3010"/>
+            <w:tcBorders>
+              <w:top w:val="single" w:color="9AA9B8" w:sz="4"/>
+              <w:left w:val="single" w:color="9AA9B8" w:sz="4"/>
+              <w:bottom w:val="single" w:color="9AA9B8" w:sz="4"/>
+              <w:right w:val="single" w:color="9AA9B8" w:sz="4"/>
+            </w:tcBorders>
+            <w:tcMar>
+              <w:top w:type="dxa" w:w="50"/>
+              <w:left w:type="dxa" w:w="90"/>
+              <w:bottom w:type="dxa" w:w="50"/>
+              <w:right w:type="dxa" w:w="90"/>
+            </w:tcMar>
+          </w:tcPr>
+          <w:p>
+            <w:r>
+              <w:rPr>
+                <w:rFonts w:ascii="Consolas" w:cs="Consolas" w:eastAsia="Consolas" w:hAnsi="Consolas"/>
+                <w:sz w:val="18"/>
+                <w:szCs w:val="18"/>
+              </w:rPr>
+              <w:t xml:space="preserve">IssuedCard</w:t>
+            </w:r>
+            <w:r>
+              <w:rPr>
+                <w:sz w:val="18"/>
+                <w:szCs w:val="18"/>
+              </w:rPr>
+              <w:t xml:space="preserve"> linked to a </w:t>
+            </w:r>
+            <w:r>
+              <w:rPr>
+                <w:rFonts w:ascii="Consolas" w:cs="Consolas" w:eastAsia="Consolas" w:hAnsi="Consolas"/>
+                <w:sz w:val="18"/>
+                <w:szCs w:val="18"/>
+              </w:rPr>
+              <w:t xml:space="preserve">DepositAccount</w:t>
+            </w:r>
+            <w:r>
+              <w:rPr>
+                <w:sz w:val="18"/>
+                <w:szCs w:val="18"/>
+              </w:rPr>
+              <w:t xml:space="preserve">, with a replacement chain (rejected inheritance 2)</w:t>
             </w:r>
           </w:p>
         </w:tc>
@@ -9539,6 +11129,21 @@
                 <w:sz w:val="18"/>
                 <w:szCs w:val="18"/>
               </w:rPr>
+              <w:t xml:space="preserve"> (with a scheme reason code), </w:t>
+            </w:r>
+            <w:r>
+              <w:rPr>
+                <w:rFonts w:ascii="Consolas" w:cs="Consolas" w:eastAsia="Consolas" w:hAnsi="Consolas"/>
+                <w:sz w:val="18"/>
+                <w:szCs w:val="18"/>
+              </w:rPr>
+              <w:t xml:space="preserve">Complaint</w:t>
+            </w:r>
+            <w:r>
+              <w:rPr>
+                <w:sz w:val="18"/>
+                <w:szCs w:val="18"/>
+              </w:rPr>
               <w:t xml:space="preserve">, </w:t>
             </w:r>
             <w:r>
@@ -9547,7 +11152,7 @@
                 <w:sz w:val="18"/>
                 <w:szCs w:val="18"/>
               </w:rPr>
-              <w:t xml:space="preserve">Complaint</w:t>
+              <w:t xml:space="preserve">Reversal</w:t>
             </w:r>
             <w:r>
               <w:rPr>
@@ -9562,7 +11167,7 @@
                 <w:sz w:val="18"/>
                 <w:szCs w:val="18"/>
               </w:rPr>
-              <w:t xml:space="preserve">Reversal</w:t>
+              <w:t xml:space="preserve">Chargeback(Reversal)</w:t>
             </w:r>
             <w:r>
               <w:rPr>
@@ -9577,6 +11182,21 @@
                 <w:sz w:val="18"/>
                 <w:szCs w:val="18"/>
               </w:rPr>
+              <w:t xml:space="preserve">MerchantRefund</w:t>
+            </w:r>
+            <w:r>
+              <w:rPr>
+                <w:sz w:val="18"/>
+                <w:szCs w:val="18"/>
+              </w:rPr>
+              <w:t xml:space="preserve">, </w:t>
+            </w:r>
+            <w:r>
+              <w:rPr>
+                <w:rFonts w:ascii="Consolas" w:cs="Consolas" w:eastAsia="Consolas" w:hAnsi="Consolas"/>
+                <w:sz w:val="18"/>
+                <w:szCs w:val="18"/>
+              </w:rPr>
               <w:t xml:space="preserve">repost_card_payment</w:t>
             </w:r>
             <w:r>
@@ -9584,7 +11204,7 @@
                 <w:sz w:val="18"/>
                 <w:szCs w:val="18"/>
               </w:rPr>
-              <w:t xml:space="preserve">; scenario 4</w:t>
+              <w:t xml:space="preserve">; scenarios 4, 15</w:t>
             </w:r>
           </w:p>
         </w:tc>
@@ -9861,7 +11481,7 @@
     </w:p>
     <w:p>
       <w:r>
-        <w:t xml:space="preserve">75 classes plus 7 business-rule error classes. 69 of the 75 are business classes; the other 6 are supporting infrastructure (</w:t>
+        <w:t xml:space="preserve">77 classes plus 7 business-rule error classes. 71 of the 77 are business classes; the other 6 are supporting infrastructure (</w:t>
       </w:r>
       <w:r>
         <w:rPr>
@@ -9976,7 +11596,7 @@
       <w:r>
         <w:drawing>
           <wp:inline distT="0" distB="0" distL="0" distR="0">
-            <wp:extent cx="5905500" cy="2609850"/>
+            <wp:extent cx="5905500" cy="2419350"/>
             <wp:effectExtent t="0" r="0" b="0" l="0"/>
             <wp:docPr id="1" name="" descr="" title=""/>
             <wp:cNvGraphicFramePr>
@@ -10001,7 +11621,7 @@
                   <pic:spPr bwMode="auto">
                     <a:xfrm>
                       <a:off x="0" y="0"/>
-                      <a:ext cx="5905500" cy="2609850"/>
+                      <a:ext cx="5905500" cy="2419350"/>
                     </a:xfrm>
                     <a:prstGeom prst="rect">
                       <a:avLst/>
@@ -10204,7 +11824,7 @@
       <w:r>
         <w:drawing>
           <wp:inline distT="0" distB="0" distL="0" distR="0">
-            <wp:extent cx="5905500" cy="1533525"/>
+            <wp:extent cx="5905500" cy="1466850"/>
             <wp:effectExtent t="0" r="0" b="0" l="0"/>
             <wp:docPr id="1" name="" descr="" title=""/>
             <wp:cNvGraphicFramePr>
@@ -10229,7 +11849,7 @@
                   <pic:spPr bwMode="auto">
                     <a:xfrm>
                       <a:off x="0" y="0"/>
-                      <a:ext cx="5905500" cy="1533525"/>
+                      <a:ext cx="5905500" cy="1466850"/>
                     </a:xfrm>
                     <a:prstGeom prst="rect">
                       <a:avLst/>
@@ -10258,7 +11878,7 @@
       <w:r>
         <w:drawing>
           <wp:inline distT="0" distB="0" distL="0" distR="0">
-            <wp:extent cx="5905500" cy="2638425"/>
+            <wp:extent cx="5905500" cy="2686050"/>
             <wp:effectExtent t="0" r="0" b="0" l="0"/>
             <wp:docPr id="1" name="" descr="" title=""/>
             <wp:cNvGraphicFramePr>
@@ -10283,7 +11903,7 @@
                   <pic:spPr bwMode="auto">
                     <a:xfrm>
                       <a:off x="0" y="0"/>
-                      <a:ext cx="5905500" cy="2638425"/>
+                      <a:ext cx="5905500" cy="2686050"/>
                     </a:xfrm>
                     <a:prstGeom prst="rect">
                       <a:avLst/>
@@ -14781,6 +16401,36 @@
                 <w:sz w:val="18"/>
                 <w:szCs w:val="18"/>
               </w:rPr>
+              <w:t xml:space="preserve">Chargeback</w:t>
+            </w:r>
+            <w:r>
+              <w:rPr>
+                <w:sz w:val="18"/>
+                <w:szCs w:val="18"/>
+              </w:rPr>
+              <w:t xml:space="preserve">, </w:t>
+            </w:r>
+            <w:r>
+              <w:rPr>
+                <w:rFonts w:ascii="Consolas" w:cs="Consolas" w:eastAsia="Consolas" w:hAnsi="Consolas"/>
+                <w:sz w:val="18"/>
+                <w:szCs w:val="18"/>
+              </w:rPr>
+              <w:t xml:space="preserve">MerchantRefund</w:t>
+            </w:r>
+            <w:r>
+              <w:rPr>
+                <w:sz w:val="18"/>
+                <w:szCs w:val="18"/>
+              </w:rPr>
+              <w:t xml:space="preserve">, </w:t>
+            </w:r>
+            <w:r>
+              <w:rPr>
+                <w:rFonts w:ascii="Consolas" w:cs="Consolas" w:eastAsia="Consolas" w:hAnsi="Consolas"/>
+                <w:sz w:val="18"/>
+                <w:szCs w:val="18"/>
+              </w:rPr>
               <w:t xml:space="preserve">InternalTransfer</w:t>
             </w:r>
             <w:r>
@@ -16969,7 +18619,7 @@
         <w:t xml:space="preserve">Bank</w:t>
       </w:r>
       <w:r>
-        <w:t xml:space="preserve"> exposes 97 public operations. Each one checks the relevant rule, records the change as new data and writes an </w:t>
+        <w:t xml:space="preserve"> exposes 98 public operations. Each one checks the relevant rule, records the change as new data and writes an </w:t>
       </w:r>
       <w:r>
         <w:rPr>
@@ -17144,7 +18794,7 @@
                 <w:sz w:val="18"/>
                 <w:szCs w:val="18"/>
               </w:rPr>
-              <w:t xml:space="preserve">79</w:t>
+              <w:t xml:space="preserve">80</w:t>
             </w:r>
           </w:p>
         </w:tc>
@@ -17591,7 +19241,7 @@
     </w:p>
     <w:p>
       <w:r>
-        <w:t xml:space="preserve">Even counting only the 79 commands, the model is more than twice the brief's minimum of 30. The brief's verbs are all present: create (</w:t>
+        <w:t xml:space="preserve">Even counting only the 80 commands, the model is more than twice the brief's minimum of 30. The brief's verbs are all present: create (</w:t>
       </w:r>
       <w:r>
         <w:rPr>
@@ -18960,6 +20610,21 @@
                 <w:sz w:val="18"/>
                 <w:szCs w:val="18"/>
               </w:rPr>
+              <w:t xml:space="preserve">merchant_refund</w:t>
+            </w:r>
+            <w:r>
+              <w:rPr>
+                <w:sz w:val="18"/>
+                <w:szCs w:val="18"/>
+              </w:rPr>
+              <w:t xml:space="preserve">, </w:t>
+            </w:r>
+            <w:r>
+              <w:rPr>
+                <w:rFonts w:ascii="Consolas" w:cs="Consolas" w:eastAsia="Consolas" w:hAnsi="Consolas"/>
+                <w:sz w:val="18"/>
+                <w:szCs w:val="18"/>
+              </w:rPr>
               <w:t xml:space="preserve">report_card</w:t>
             </w:r>
             <w:r>
@@ -19843,7 +21508,7 @@
         <w:t xml:space="preserve">Automated tests.</w:t>
       </w:r>
       <w:r>
-        <w:t xml:space="preserve"> 70 independent tests (</w:t>
+        <w:t xml:space="preserve"> 73 independent tests (</w:t>
       </w:r>
       <w:r>
         <w:rPr>
@@ -19876,7 +21541,7 @@
         <w:t xml:space="preserve">BriefCoverageTests</w:t>
       </w:r>
       <w:r>
-        <w:t xml:space="preserve">), four tests that check the brief's own requirements from the code (at least 30 classes and 30 operations, multi-level inheritance, that the diagrams name only real classes, and that the whole demonstration runs with a zero trial balance), six abstraction tests (</w:t>
+        <w:t xml:space="preserve">), four tests that check the brief's own requirements from the code (at least 30 classes and 30 operations, multi-level inheritance, that the diagrams name only real classes, and that the whole demonstration runs with a zero trial balance), seven abstraction tests (</w:t>
       </w:r>
       <w:r>
         <w:rPr>
@@ -19887,7 +21552,29 @@
         <w:t xml:space="preserve">AbstractionTests</w:t>
       </w:r>
       <w:r>
-        <w:t xml:space="preserve">: the hierarchy roots cannot be instantiated, every leaf class is concrete, the polymorphic methods replace the old type checks, and a merchant is a counterparty linked to every card payment made there) and four lifecycle tests (</w:t>
+        <w:t xml:space="preserve">: the hierarchy roots cannot be instantiated, every leaf class is concrete, the polymorphic methods replace the old type checks, a merchant is a counterparty linked to every card payment made there, and every upheld card dispute in the demonstration became a </w:t>
+      </w:r>
+      <w:r>
+        <w:rPr>
+          <w:rFonts w:ascii="Consolas" w:cs="Consolas" w:eastAsia="Consolas" w:hAnsi="Consolas"/>
+          <w:sz w:val="19"/>
+          <w:szCs w:val="19"/>
+        </w:rPr>
+        <w:t xml:space="preserve">Chargeback</w:t>
+      </w:r>
+      <w:r>
+        <w:t xml:space="preserve">), two card tests from the research (</w:t>
+      </w:r>
+      <w:r>
+        <w:rPr>
+          <w:rFonts w:ascii="Consolas" w:cs="Consolas" w:eastAsia="Consolas" w:hAnsi="Consolas"/>
+          <w:sz w:val="19"/>
+          <w:szCs w:val="19"/>
+        </w:rPr>
+        <w:t xml:space="preserve">CardRefundAndChargebackTests</w:t>
+      </w:r>
+      <w:r>
+        <w:t xml:space="preserve">: a merchant refund is a new credit that leaves the purchase posted and limits what can still be disputed; a chargeback needs a scheme reason code and cannot itself be reversed) and four lifecycle tests (</w:t>
       </w:r>
       <w:r>
         <w:rPr>
@@ -20172,10 +21859,10 @@
           <w:b/>
           <w:bCs/>
         </w:rPr>
-        <w:t xml:space="preserve">BankTransaction -&gt; CashTransaction / FeeCharge / InterestCredit / Reversal / InternalTransfer.</w:t>
-      </w:r>
-      <w:r>
-        <w:t xml:space="preserve"> These are transactions (they post and have statuses) but share nothing further with each other. A reversal is a transaction in its own right, not a flag on the original. </w:t>
+        <w:t xml:space="preserve">BankTransaction -&gt; CashTransaction / FeeCharge / InterestCredit / Reversal / MerchantRefund / InternalTransfer.</w:t>
+      </w:r>
+      <w:r>
+        <w:t xml:space="preserve"> These are transactions (they post and have statuses) but share nothing further with each other. A reversal is a transaction in its own right, not a flag on the original. A merchant refund is money the merchant sends back through the card scheme; it points to the purchase and its merchant. </w:t>
       </w:r>
       <w:r>
         <w:rPr>
@@ -20187,6 +21874,105 @@
       </w:r>
       <w:r>
         <w:t xml:space="preserve"> is a bank-initiated movement no customer instructed (vault cash on branch closure, term-deposit payout).</w:t>
+      </w:r>
+    </w:p>
+    <w:p>
+      <w:r>
+        <w:rPr>
+          <w:b/>
+          <w:bCs/>
+        </w:rPr>
+        <w:t xml:space="preserve">BankTransaction -&gt; Reversal -&gt; Chargeback (multi-level).</w:t>
+      </w:r>
+      <w:r>
+        <w:t xml:space="preserve"> Everything a reversal has, a chargeback has too: an original transaction, counter-entries that mirror it, a staff approval, the rule that it cannot itself be reversed, and the effect of marking the original (partially) reversed. So </w:t>
+      </w:r>
+      <w:r>
+        <w:rPr>
+          <w:rFonts w:ascii="Consolas" w:cs="Consolas" w:eastAsia="Consolas" w:hAnsi="Consolas"/>
+          <w:sz w:val="19"/>
+          <w:szCs w:val="19"/>
+        </w:rPr>
+        <w:t xml:space="preserve">Chargeback</w:t>
+      </w:r>
+      <w:r>
+        <w:t xml:space="preserve"> inherits all of it, and </w:t>
+      </w:r>
+      <w:r>
+        <w:rPr>
+          <w:rFonts w:ascii="Consolas" w:cs="Consolas" w:eastAsia="Consolas" w:hAnsi="Consolas"/>
+          <w:sz w:val="19"/>
+          <w:szCs w:val="19"/>
+        </w:rPr>
+        <w:t xml:space="preserve">Bank._counter_post</w:t>
+      </w:r>
+      <w:r>
+        <w:t xml:space="preserve"> is shared by both. What a chargeback adds is only true at that level: it exists only for a </w:t>
+      </w:r>
+      <w:r>
+        <w:rPr>
+          <w:i/>
+          <w:iCs/>
+        </w:rPr>
+        <w:t xml:space="preserve">card</w:t>
+      </w:r>
+      <w:r>
+        <w:t xml:space="preserve"> payment, only because a </w:t>
+      </w:r>
+      <w:r>
+        <w:rPr>
+          <w:rFonts w:ascii="Consolas" w:cs="Consolas" w:eastAsia="Consolas" w:hAnsi="Consolas"/>
+          <w:sz w:val="19"/>
+          <w:szCs w:val="19"/>
+        </w:rPr>
+        <w:t xml:space="preserve">Dispute</w:t>
+      </w:r>
+      <w:r>
+        <w:t xml:space="preserve"> was upheld, it is claimed from a specific </w:t>
+      </w:r>
+      <w:r>
+        <w:rPr>
+          <w:rFonts w:ascii="Consolas" w:cs="Consolas" w:eastAsia="Consolas" w:hAnsi="Consolas"/>
+          <w:sz w:val="19"/>
+          <w:szCs w:val="19"/>
+        </w:rPr>
+        <w:t xml:space="preserve">Merchant</w:t>
+      </w:r>
+      <w:r>
+        <w:t xml:space="preserve"> through the card scheme, and it carries the scheme reason code. </w:t>
+      </w:r>
+      <w:r>
+        <w:rPr>
+          <w:rFonts w:ascii="Consolas" w:cs="Consolas" w:eastAsia="Consolas" w:hAnsi="Consolas"/>
+          <w:sz w:val="19"/>
+          <w:szCs w:val="19"/>
+        </w:rPr>
+        <w:t xml:space="preserve">resolve_dispute</w:t>
+      </w:r>
+      <w:r>
+        <w:t xml:space="preserve"> therefore posts a </w:t>
+      </w:r>
+      <w:r>
+        <w:rPr>
+          <w:rFonts w:ascii="Consolas" w:cs="Consolas" w:eastAsia="Consolas" w:hAnsi="Consolas"/>
+          <w:sz w:val="19"/>
+          <w:szCs w:val="19"/>
+        </w:rPr>
+        <w:t xml:space="preserve">Chargeback</w:t>
+      </w:r>
+      <w:r>
+        <w:t xml:space="preserve"> for a card payment and a plain </w:t>
+      </w:r>
+      <w:r>
+        <w:rPr>
+          <w:rFonts w:ascii="Consolas" w:cs="Consolas" w:eastAsia="Consolas" w:hAnsi="Consolas"/>
+          <w:sz w:val="19"/>
+          <w:szCs w:val="19"/>
+        </w:rPr>
+        <w:t xml:space="preserve">Reversal</w:t>
+      </w:r>
+      <w:r>
+        <w:t xml:space="preserve"> for any other customer payment. The level was found by research (source 5), not by looking for shared fields.</w:t>
       </w:r>
     </w:p>
     <w:p>
@@ -22104,15 +23890,151 @@
       </w:r>
     </w:p>
     <w:p>
+      <w:pPr>
+        <w:pStyle w:val="ListParagraph"/>
+        <w:numPr>
+          <w:ilvl w:val="0"/>
+          <w:numId w:val="2"/>
+        </w:numPr>
+      </w:pPr>
       <w:r>
         <w:rPr>
           <w:b/>
           <w:bCs/>
         </w:rPr>
-        <w:t xml:space="preserve">Why this design beats the obvious alternative.</w:t>
-      </w:r>
-      <w:r>
-        <w:t xml:space="preserve"> The obvious model is "everything is an account" with a customer class holding flags (</w:t>
+        <w:t xml:space="preserve">`MerchantRefund(Reversal)`.</w:t>
+      </w:r>
+      <w:r>
+        <w:t xml:space="preserve"> A refund also gives money back and points to the original purchase, so it looks like a reversal. But the merchant starts it, no bank employee approves it, and the purchase is </w:t>
+      </w:r>
+      <w:r>
+        <w:rPr>
+          <w:i/>
+          <w:iCs/>
+        </w:rPr>
+        <w:t xml:space="preserve">not</w:t>
+      </w:r>
+      <w:r>
+        <w:t xml:space="preserve"> undone: it stays </w:t>
+      </w:r>
+      <w:r>
+        <w:rPr>
+          <w:rFonts w:ascii="Consolas" w:cs="Consolas" w:eastAsia="Consolas" w:hAnsi="Consolas"/>
+          <w:sz w:val="19"/>
+          <w:szCs w:val="19"/>
+        </w:rPr>
+        <w:t xml:space="preserve">POSTED</w:t>
+      </w:r>
+      <w:r>
+        <w:t xml:space="preserve">, and only the amount the customer can still dispute goes down. Inheriting from </w:t>
+      </w:r>
+      <w:r>
+        <w:rPr>
+          <w:rFonts w:ascii="Consolas" w:cs="Consolas" w:eastAsia="Consolas" w:hAnsi="Consolas"/>
+          <w:sz w:val="19"/>
+          <w:szCs w:val="19"/>
+        </w:rPr>
+        <w:t xml:space="preserve">Reversal</w:t>
+      </w:r>
+      <w:r>
+        <w:t xml:space="preserve"> would give it an approval it does not have and would mark the purchase reversed. It is a sibling under </w:t>
+      </w:r>
+      <w:r>
+        <w:rPr>
+          <w:rFonts w:ascii="Consolas" w:cs="Consolas" w:eastAsia="Consolas" w:hAnsi="Consolas"/>
+          <w:sz w:val="19"/>
+          <w:szCs w:val="19"/>
+        </w:rPr>
+        <w:t xml:space="preserve">BankTransaction</w:t>
+      </w:r>
+      <w:r>
+        <w:t xml:space="preserve">. </w:t>
+      </w:r>
+      <w:r>
+        <w:rPr>
+          <w:rFonts w:ascii="Consolas" w:cs="Consolas" w:eastAsia="Consolas" w:hAnsi="Consolas"/>
+          <w:sz w:val="19"/>
+          <w:szCs w:val="19"/>
+        </w:rPr>
+        <w:t xml:space="preserve">Chargeback</w:t>
+      </w:r>
+      <w:r>
+        <w:t xml:space="preserve"> passed the same test that </w:t>
+      </w:r>
+      <w:r>
+        <w:rPr>
+          <w:rFonts w:ascii="Consolas" w:cs="Consolas" w:eastAsia="Consolas" w:hAnsi="Consolas"/>
+          <w:sz w:val="19"/>
+          <w:szCs w:val="19"/>
+        </w:rPr>
+        <w:t xml:space="preserve">MerchantRefund</w:t>
+      </w:r>
+      <w:r>
+        <w:t xml:space="preserve"> failed.</w:t>
+      </w:r>
+    </w:p>
+    <w:p>
+      <w:pPr>
+        <w:pStyle w:val="ListParagraph"/>
+        <w:numPr>
+          <w:ilvl w:val="0"/>
+          <w:numId w:val="2"/>
+        </w:numPr>
+      </w:pPr>
+      <w:r>
+        <w:rPr>
+          <w:b/>
+          <w:bCs/>
+        </w:rPr>
+        <w:t xml:space="preserve">`Chargeback` as a flag or a `reason` field on `Reversal`.</w:t>
+      </w:r>
+      <w:r>
+        <w:t xml:space="preserve"> A chargeback needs a dispute, a merchant and a reason code that an ordinary reversal must not have. As optional fields on </w:t>
+      </w:r>
+      <w:r>
+        <w:rPr>
+          <w:rFonts w:ascii="Consolas" w:cs="Consolas" w:eastAsia="Consolas" w:hAnsi="Consolas"/>
+          <w:sz w:val="19"/>
+          <w:szCs w:val="19"/>
+        </w:rPr>
+        <w:t xml:space="preserve">Reversal</w:t>
+      </w:r>
+      <w:r>
+        <w:t xml:space="preserve">, every reversal would carry three empty attributes and no rule could insist they are filled. A subclass makes them mandatory exactly where they apply.</w:t>
+      </w:r>
+    </w:p>
+    <w:p>
+      <w:pPr>
+        <w:pStyle w:val="Heading2"/>
+      </w:pPr>
+      <w:r>
+        <w:t xml:space="preserve">7.1 Why this design is better than a plausible alternative</w:t>
+      </w:r>
+    </w:p>
+    <w:p>
+      <w:r>
+        <w:t xml:space="preserve">The most plausible alternative, and the one most legacy systems resemble, is an </w:t>
+      </w:r>
+      <w:r>
+        <w:rPr>
+          <w:b/>
+          <w:bCs/>
+        </w:rPr>
+        <w:t xml:space="preserve">account-centric model</w:t>
+      </w:r>
+      <w:r>
+        <w:t xml:space="preserve">: a </w:t>
+      </w:r>
+      <w:r>
+        <w:rPr>
+          <w:rFonts w:ascii="Consolas" w:cs="Consolas" w:eastAsia="Consolas" w:hAnsi="Consolas"/>
+          <w:sz w:val="19"/>
+          <w:szCs w:val="19"/>
+        </w:rPr>
+        <w:t xml:space="preserve">Customer</w:t>
+      </w:r>
+      <w:r>
+        <w:t xml:space="preserve"> class with personal details and flags (</w:t>
       </w:r>
       <w:r>
         <w:rPr>
@@ -22131,18 +24053,7 @@
           <w:sz w:val="19"/>
           <w:szCs w:val="19"/>
         </w:rPr>
-        <w:t xml:space="preserve">card_number</w:t>
-      </w:r>
-      <w:r>
-        <w:t xml:space="preserve">, </w:t>
-      </w:r>
-      <w:r>
-        <w:rPr>
-          <w:rFonts w:ascii="Consolas" w:cs="Consolas" w:eastAsia="Consolas" w:hAnsi="Consolas"/>
-          <w:sz w:val="19"/>
-          <w:szCs w:val="19"/>
-        </w:rPr>
-        <w:t xml:space="preserve">interest_rate</w:t>
+        <w:t xml:space="preserve">is_signatory</w:t>
       </w:r>
       <w:r>
         <w:t xml:space="preserve">, </w:t>
@@ -22156,29 +24067,18 @@
         <w:t xml:space="preserve">is_blocked</w:t>
       </w:r>
       <w:r>
-        <w:t xml:space="preserve">). It fails every critical case in the brief: changing a flag destroys the fact that it was once different, one card number cannot represent a replacement chain, and one rate cannot represent a customer pinned to old terms. The chosen design keeps inheritance only where behaviour genuinely differs and uses dated composition everywhere else, so every historical question stays answerable.</w:t>
-      </w:r>
-    </w:p>
-    <w:p>
-      <w:pPr>
-        <w:pStyle w:val="Heading1"/>
-        <w:pageBreakBefore/>
-      </w:pPr>
-      <w:r>
-        <w:t xml:space="preserve">8. Seeded demonstration</w:t>
-      </w:r>
-    </w:p>
-    <w:p>
+        <w:t xml:space="preserve">), an </w:t>
+      </w:r>
       <w:r>
         <w:rPr>
           <w:rFonts w:ascii="Consolas" w:cs="Consolas" w:eastAsia="Consolas" w:hAnsi="Consolas"/>
           <w:sz w:val="19"/>
           <w:szCs w:val="19"/>
         </w:rPr>
-        <w:t xml:space="preserve">run_demo()</w:t>
-      </w:r>
-      <w:r>
-        <w:t xml:space="preserve"> creates one bank with three branches, ten staff (including a collections officer and an auditor), eight products, twenty people (ten of them staff), a sole trader, a high-value customer, one company, one charity, eight deposit accounts (including two term deposits), five cards, two billers, beneficiaries, a standing order and a financing facility. It then runs a simulated calendar from January 2026 to August 2027; the daily batch runs standing orders, arrears checks, promise-to-pay checks, term-deposit maturities, month-end fees and savings interest automatically. The full output is in </w:t>
+        <w:t xml:space="preserve">Account</w:t>
+      </w:r>
+      <w:r>
+        <w:t xml:space="preserve"> class with a </w:t>
       </w:r>
       <w:r>
         <w:rPr>
@@ -22186,29 +24086,10 @@
           <w:sz w:val="19"/>
           <w:szCs w:val="19"/>
         </w:rPr>
-        <w:t xml:space="preserve">docs/demo_output.txt</w:t>
-      </w:r>
-      <w:r>
-        <w:t xml:space="preserve">: 108 transactions, 10 cases, 284 audit events, 27 refused actions, each naming the rule, and a zero trial balance.</w:t>
-      </w:r>
-    </w:p>
-    <w:p>
-      <w:r>
-        <w:t xml:space="preserve">The seeded company matches the brief's scenario: two directors (Ayesha, Bilal), one beneficial owner (Sara, 40%; Ayesha's 10% is recorded but below the 25% threshold), and three employees with different powers (Hamza pays with dual control above PKR 1m, Noor may only view, Usman may use a card). Ayesha and Bilal already bank personally.</w:t>
-      </w:r>
-    </w:p>
-    <w:p>
-      <w:r>
-        <w:t xml:space="preserve">The run leaves three items of live work at the end: a PKR 1,200,000 transfer waiting for a second signatory, a PKR 1,100,000 transfer held for compliance review, and an open card dispute.</w:t>
-      </w:r>
-    </w:p>
-    <w:p>
-      <w:pPr>
-        <w:pStyle w:val="Heading1"/>
-        <w:pageBreakBefore/>
-      </w:pPr>
-      <w:r>
-        <w:t xml:space="preserve">9. Complex scenarios demonstrated</w:t>
+        <w:t xml:space="preserve">type</w:t>
+      </w:r>
+      <w:r>
+        <w:t xml:space="preserve"> field for current, savings, loan and card, and transactions that are edited or deleted when they are corrected. It is simpler and would satisfy the minimum class count. The table tests both designs against the brief's critical cases.</w:t>
       </w:r>
     </w:p>
     <w:tbl>
@@ -22224,10 +24105,9 @@
         </w:tblBorders>
       </w:tblPr>
       <w:tblGrid>
-        <w:gridCol w:w="412"/>
-        <w:gridCol w:w="2424"/>
-        <w:gridCol w:w="3094"/>
-        <w:gridCol w:w="3096"/>
+        <w:gridCol w:w="2975"/>
+        <w:gridCol w:w="3025"/>
+        <w:gridCol w:w="3026"/>
       </w:tblGrid>
       <w:tr>
         <w:trPr>
@@ -22235,7 +24115,7 @@
         </w:trPr>
         <w:tc>
           <w:tcPr>
-            <w:tcW w:type="dxa" w:w="412"/>
+            <w:tcW w:type="dxa" w:w="2975"/>
             <w:tcBorders>
               <w:top w:val="single" w:color="9AA9B8" w:sz="4"/>
               <w:left w:val="single" w:color="9AA9B8" w:sz="4"/>
@@ -22258,13 +24138,13 @@
                 <w:sz w:val="18"/>
                 <w:szCs w:val="18"/>
               </w:rPr>
-              <w:t xml:space="preserve">#</w:t>
-            </w:r>
-          </w:p>
-        </w:tc>
-        <w:tc>
-          <w:tcPr>
-            <w:tcW w:type="dxa" w:w="2424"/>
+              <w:t xml:space="preserve">Critical case in the brief</w:t>
+            </w:r>
+          </w:p>
+        </w:tc>
+        <w:tc>
+          <w:tcPr>
+            <w:tcW w:type="dxa" w:w="3025"/>
             <w:tcBorders>
               <w:top w:val="single" w:color="9AA9B8" w:sz="4"/>
               <w:left w:val="single" w:color="9AA9B8" w:sz="4"/>
@@ -22287,13 +24167,13 @@
                 <w:sz w:val="18"/>
                 <w:szCs w:val="18"/>
               </w:rPr>
-              <w:t xml:space="preserve">Scenario</w:t>
-            </w:r>
-          </w:p>
-        </w:tc>
-        <w:tc>
-          <w:tcPr>
-            <w:tcW w:type="dxa" w:w="3094"/>
+              <w:t xml:space="preserve">Account-centric alternative</w:t>
+            </w:r>
+          </w:p>
+        </w:tc>
+        <w:tc>
+          <w:tcPr>
+            <w:tcW w:type="dxa" w:w="3026"/>
             <w:tcBorders>
               <w:top w:val="single" w:color="9AA9B8" w:sz="4"/>
               <w:left w:val="single" w:color="9AA9B8" w:sz="4"/>
@@ -22316,36 +24196,7 @@
                 <w:sz w:val="18"/>
                 <w:szCs w:val="18"/>
               </w:rPr>
-              <w:t xml:space="preserve">What breaks the normal flow</w:t>
-            </w:r>
-          </w:p>
-        </w:tc>
-        <w:tc>
-          <w:tcPr>
-            <w:tcW w:type="dxa" w:w="3096"/>
-            <w:tcBorders>
-              <w:top w:val="single" w:color="9AA9B8" w:sz="4"/>
-              <w:left w:val="single" w:color="9AA9B8" w:sz="4"/>
-              <w:bottom w:val="single" w:color="9AA9B8" w:sz="4"/>
-              <w:right w:val="single" w:color="9AA9B8" w:sz="4"/>
-            </w:tcBorders>
-            <w:shd w:fill="DDE7F0" w:color="auto" w:val="clear"/>
-            <w:tcMar>
-              <w:top w:type="dxa" w:w="50"/>
-              <w:left w:type="dxa" w:w="90"/>
-              <w:bottom w:type="dxa" w:w="50"/>
-              <w:right w:type="dxa" w:w="90"/>
-            </w:tcMar>
-          </w:tcPr>
-          <w:p>
-            <w:r>
-              <w:rPr>
-                <w:b/>
-                <w:bCs/>
-                <w:sz w:val="18"/>
-                <w:szCs w:val="18"/>
-              </w:rPr>
-              <w:t xml:space="preserve">Brief's critical case</w:t>
+              <w:t xml:space="preserve">This design</w:t>
             </w:r>
           </w:p>
         </w:tc>
@@ -22356,105 +24207,110 @@
         </w:trPr>
         <w:tc>
           <w:tcPr>
-            <w:tcW w:type="dxa" w:w="412"/>
-            <w:tcBorders>
-              <w:top w:val="single" w:color="9AA9B8" w:sz="4"/>
-              <w:left w:val="single" w:color="9AA9B8" w:sz="4"/>
-              <w:bottom w:val="single" w:color="9AA9B8" w:sz="4"/>
-              <w:right w:val="single" w:color="9AA9B8" w:sz="4"/>
-            </w:tcBorders>
-            <w:tcMar>
-              <w:top w:type="dxa" w:w="50"/>
-              <w:left w:type="dxa" w:w="90"/>
-              <w:bottom w:type="dxa" w:w="50"/>
-              <w:right w:type="dxa" w:w="90"/>
-            </w:tcMar>
-          </w:tcPr>
-          <w:p>
-            <w:r>
-              <w:rPr>
-                <w:sz w:val="18"/>
-                <w:szCs w:val="18"/>
-              </w:rPr>
-              <w:t xml:space="preserve">1</w:t>
-            </w:r>
-          </w:p>
-        </w:tc>
-        <w:tc>
-          <w:tcPr>
-            <w:tcW w:type="dxa" w:w="2424"/>
-            <w:tcBorders>
-              <w:top w:val="single" w:color="9AA9B8" w:sz="4"/>
-              <w:left w:val="single" w:color="9AA9B8" w:sz="4"/>
-              <w:bottom w:val="single" w:color="9AA9B8" w:sz="4"/>
-              <w:right w:val="single" w:color="9AA9B8" w:sz="4"/>
-            </w:tcBorders>
-            <w:tcMar>
-              <w:top w:type="dxa" w:w="50"/>
-              <w:left w:type="dxa" w:w="90"/>
-              <w:bottom w:type="dxa" w:w="50"/>
-              <w:right w:type="dxa" w:w="90"/>
-            </w:tcMar>
-          </w:tcPr>
-          <w:p>
-            <w:r>
-              <w:rPr>
-                <w:sz w:val="18"/>
-                <w:szCs w:val="18"/>
-              </w:rPr>
-              <w:t xml:space="preserve">Business onboarding</w:t>
-            </w:r>
-          </w:p>
-        </w:tc>
-        <w:tc>
-          <w:tcPr>
-            <w:tcW w:type="dxa" w:w="3094"/>
-            <w:tcBorders>
-              <w:top w:val="single" w:color="9AA9B8" w:sz="4"/>
-              <w:left w:val="single" w:color="9AA9B8" w:sz="4"/>
-              <w:bottom w:val="single" w:color="9AA9B8" w:sz="4"/>
-              <w:right w:val="single" w:color="9AA9B8" w:sz="4"/>
-            </w:tcBorders>
-            <w:tcMar>
-              <w:top w:type="dxa" w:w="50"/>
-              <w:left w:type="dxa" w:w="90"/>
-              <w:bottom w:type="dxa" w:w="50"/>
-              <w:right w:type="dxa" w:w="90"/>
-            </w:tcMar>
-          </w:tcPr>
-          <w:p>
-            <w:r>
-              <w:rPr>
-                <w:sz w:val="18"/>
-                <w:szCs w:val="18"/>
-              </w:rPr>
-              <w:t xml:space="preserve">A director's CNIC expires between verification and onboarding; a charity has too few trustees</w:t>
-            </w:r>
-          </w:p>
-        </w:tc>
-        <w:tc>
-          <w:tcPr>
-            <w:tcW w:type="dxa" w:w="3096"/>
-            <w:tcBorders>
-              <w:top w:val="single" w:color="9AA9B8" w:sz="4"/>
-              <w:left w:val="single" w:color="9AA9B8" w:sz="4"/>
-              <w:bottom w:val="single" w:color="9AA9B8" w:sz="4"/>
-              <w:right w:val="single" w:color="9AA9B8" w:sz="4"/>
-            </w:tcBorders>
-            <w:tcMar>
-              <w:top w:type="dxa" w:w="50"/>
-              <w:left w:type="dxa" w:w="90"/>
-              <w:bottom w:type="dxa" w:w="50"/>
-              <w:right w:type="dxa" w:w="90"/>
-            </w:tcMar>
-          </w:tcPr>
-          <w:p>
-            <w:r>
-              <w:rPr>
-                <w:sz w:val="18"/>
-                <w:szCs w:val="18"/>
-              </w:rPr>
-              <w:t xml:space="preserve">Customer is personal and a representative of several organisations</w:t>
+            <w:tcW w:type="dxa" w:w="2975"/>
+            <w:tcBorders>
+              <w:top w:val="single" w:color="9AA9B8" w:sz="4"/>
+              <w:left w:val="single" w:color="9AA9B8" w:sz="4"/>
+              <w:bottom w:val="single" w:color="9AA9B8" w:sz="4"/>
+              <w:right w:val="single" w:color="9AA9B8" w:sz="4"/>
+            </w:tcBorders>
+            <w:tcMar>
+              <w:top w:type="dxa" w:w="50"/>
+              <w:left w:type="dxa" w:w="90"/>
+              <w:bottom w:type="dxa" w:w="50"/>
+              <w:right w:type="dxa" w:w="90"/>
+            </w:tcMar>
+          </w:tcPr>
+          <w:p>
+            <w:r>
+              <w:rPr>
+                <w:sz w:val="18"/>
+                <w:szCs w:val="18"/>
+              </w:rPr>
+              <w:t xml:space="preserve">A person is a customer and represents several organisations</w:t>
+            </w:r>
+          </w:p>
+        </w:tc>
+        <w:tc>
+          <w:tcPr>
+            <w:tcW w:type="dxa" w:w="3025"/>
+            <w:tcBorders>
+              <w:top w:val="single" w:color="9AA9B8" w:sz="4"/>
+              <w:left w:val="single" w:color="9AA9B8" w:sz="4"/>
+              <w:bottom w:val="single" w:color="9AA9B8" w:sz="4"/>
+              <w:right w:val="single" w:color="9AA9B8" w:sz="4"/>
+            </w:tcBorders>
+            <w:tcMar>
+              <w:top w:type="dxa" w:w="50"/>
+              <w:left w:type="dxa" w:w="90"/>
+              <w:bottom w:type="dxa" w:w="50"/>
+              <w:right w:type="dxa" w:w="90"/>
+            </w:tcMar>
+          </w:tcPr>
+          <w:p>
+            <w:r>
+              <w:rPr>
+                <w:sz w:val="18"/>
+                <w:szCs w:val="18"/>
+              </w:rPr>
+              <w:t xml:space="preserve">Duplicate customer rows, or one row with flags that cannot say </w:t>
+            </w:r>
+            <w:r>
+              <w:rPr>
+                <w:i/>
+                <w:iCs/>
+                <w:sz w:val="18"/>
+                <w:szCs w:val="18"/>
+              </w:rPr>
+              <w:t xml:space="preserve">which</w:t>
+            </w:r>
+            <w:r>
+              <w:rPr>
+                <w:sz w:val="18"/>
+                <w:szCs w:val="18"/>
+              </w:rPr>
+              <w:t xml:space="preserve"> organisation</w:t>
+            </w:r>
+          </w:p>
+        </w:tc>
+        <w:tc>
+          <w:tcPr>
+            <w:tcW w:type="dxa" w:w="3026"/>
+            <w:tcBorders>
+              <w:top w:val="single" w:color="9AA9B8" w:sz="4"/>
+              <w:left w:val="single" w:color="9AA9B8" w:sz="4"/>
+              <w:bottom w:val="single" w:color="9AA9B8" w:sz="4"/>
+              <w:right w:val="single" w:color="9AA9B8" w:sz="4"/>
+            </w:tcBorders>
+            <w:tcMar>
+              <w:top w:type="dxa" w:w="50"/>
+              <w:left w:type="dxa" w:w="90"/>
+              <w:bottom w:type="dxa" w:w="50"/>
+              <w:right w:type="dxa" w:w="90"/>
+            </w:tcMar>
+          </w:tcPr>
+          <w:p>
+            <w:r>
+              <w:rPr>
+                <w:sz w:val="18"/>
+                <w:szCs w:val="18"/>
+              </w:rPr>
+              <w:t xml:space="preserve">One </w:t>
+            </w:r>
+            <w:r>
+              <w:rPr>
+                <w:rFonts w:ascii="Consolas" w:cs="Consolas" w:eastAsia="Consolas" w:hAnsi="Consolas"/>
+                <w:sz w:val="18"/>
+                <w:szCs w:val="18"/>
+              </w:rPr>
+              <w:t xml:space="preserve">Person</w:t>
+            </w:r>
+            <w:r>
+              <w:rPr>
+                <w:sz w:val="18"/>
+                <w:szCs w:val="18"/>
+              </w:rPr>
+              <w:t xml:space="preserve"> with several dated role objects</w:t>
             </w:r>
           </w:p>
         </w:tc>
@@ -22465,105 +24321,102 @@
         </w:trPr>
         <w:tc>
           <w:tcPr>
-            <w:tcW w:type="dxa" w:w="412"/>
-            <w:tcBorders>
-              <w:top w:val="single" w:color="9AA9B8" w:sz="4"/>
-              <w:left w:val="single" w:color="9AA9B8" w:sz="4"/>
-              <w:bottom w:val="single" w:color="9AA9B8" w:sz="4"/>
-              <w:right w:val="single" w:color="9AA9B8" w:sz="4"/>
-            </w:tcBorders>
-            <w:tcMar>
-              <w:top w:type="dxa" w:w="50"/>
-              <w:left w:type="dxa" w:w="90"/>
-              <w:bottom w:type="dxa" w:w="50"/>
-              <w:right w:type="dxa" w:w="90"/>
-            </w:tcMar>
-          </w:tcPr>
-          <w:p>
-            <w:r>
-              <w:rPr>
-                <w:sz w:val="18"/>
-                <w:szCs w:val="18"/>
-              </w:rPr>
-              <w:t xml:space="preserve">2</w:t>
-            </w:r>
-          </w:p>
-        </w:tc>
-        <w:tc>
-          <w:tcPr>
-            <w:tcW w:type="dxa" w:w="2424"/>
-            <w:tcBorders>
-              <w:top w:val="single" w:color="9AA9B8" w:sz="4"/>
-              <w:left w:val="single" w:color="9AA9B8" w:sz="4"/>
-              <w:bottom w:val="single" w:color="9AA9B8" w:sz="4"/>
-              <w:right w:val="single" w:color="9AA9B8" w:sz="4"/>
-            </w:tcBorders>
-            <w:tcMar>
-              <w:top w:type="dxa" w:w="50"/>
-              <w:left w:type="dxa" w:w="90"/>
-              <w:bottom w:type="dxa" w:w="50"/>
-              <w:right w:type="dxa" w:w="90"/>
-            </w:tcMar>
-          </w:tcPr>
-          <w:p>
-            <w:r>
-              <w:rPr>
-                <w:sz w:val="18"/>
-                <w:szCs w:val="18"/>
-              </w:rPr>
-              <w:t xml:space="preserve">Large transfer</w:t>
-            </w:r>
-          </w:p>
-        </w:tc>
-        <w:tc>
-          <w:tcPr>
-            <w:tcW w:type="dxa" w:w="3094"/>
-            <w:tcBorders>
-              <w:top w:val="single" w:color="9AA9B8" w:sz="4"/>
-              <w:left w:val="single" w:color="9AA9B8" w:sz="4"/>
-              <w:bottom w:val="single" w:color="9AA9B8" w:sz="4"/>
-              <w:right w:val="single" w:color="9AA9B8" w:sz="4"/>
-            </w:tcBorders>
-            <w:tcMar>
-              <w:top w:type="dxa" w:w="50"/>
-              <w:left w:type="dxa" w:w="90"/>
-              <w:bottom w:type="dxa" w:w="50"/>
-              <w:right w:type="dxa" w:w="90"/>
-            </w:tcMar>
-          </w:tcPr>
-          <w:p>
-            <w:r>
-              <w:rPr>
-                <w:sz w:val="18"/>
-                <w:szCs w:val="18"/>
-              </w:rPr>
-              <w:t xml:space="preserve">Needs a second signatory (initiator and view-only user refused); held for review; a teller cannot release it; customer complains at the branch while compliance investigates separately; released</w:t>
-            </w:r>
-          </w:p>
-        </w:tc>
-        <w:tc>
-          <w:tcPr>
-            <w:tcW w:type="dxa" w:w="3096"/>
-            <w:tcBorders>
-              <w:top w:val="single" w:color="9AA9B8" w:sz="4"/>
-              <w:left w:val="single" w:color="9AA9B8" w:sz="4"/>
-              <w:bottom w:val="single" w:color="9AA9B8" w:sz="4"/>
-              <w:right w:val="single" w:color="9AA9B8" w:sz="4"/>
-            </w:tcBorders>
-            <w:tcMar>
-              <w:top w:type="dxa" w:w="50"/>
-              <w:left w:type="dxa" w:w="90"/>
-              <w:bottom w:type="dxa" w:w="50"/>
-              <w:right w:type="dxa" w:w="90"/>
-            </w:tcMar>
-          </w:tcPr>
-          <w:p>
-            <w:r>
-              <w:rPr>
-                <w:sz w:val="18"/>
-                <w:szCs w:val="18"/>
-              </w:rPr>
-              <w:t xml:space="preserve">Temporary hold, separate cases</w:t>
+            <w:tcW w:type="dxa" w:w="2975"/>
+            <w:tcBorders>
+              <w:top w:val="single" w:color="9AA9B8" w:sz="4"/>
+              <w:left w:val="single" w:color="9AA9B8" w:sz="4"/>
+              <w:bottom w:val="single" w:color="9AA9B8" w:sz="4"/>
+              <w:right w:val="single" w:color="9AA9B8" w:sz="4"/>
+            </w:tcBorders>
+            <w:tcMar>
+              <w:top w:type="dxa" w:w="50"/>
+              <w:left w:type="dxa" w:w="90"/>
+              <w:bottom w:type="dxa" w:w="50"/>
+              <w:right w:type="dxa" w:w="90"/>
+            </w:tcMar>
+          </w:tcPr>
+          <w:p>
+            <w:r>
+              <w:rPr>
+                <w:sz w:val="18"/>
+                <w:szCs w:val="18"/>
+              </w:rPr>
+              <w:t xml:space="preserve">Posted, reversed, re-posted, disputed</w:t>
+            </w:r>
+          </w:p>
+        </w:tc>
+        <w:tc>
+          <w:tcPr>
+            <w:tcW w:type="dxa" w:w="3025"/>
+            <w:tcBorders>
+              <w:top w:val="single" w:color="9AA9B8" w:sz="4"/>
+              <w:left w:val="single" w:color="9AA9B8" w:sz="4"/>
+              <w:bottom w:val="single" w:color="9AA9B8" w:sz="4"/>
+              <w:right w:val="single" w:color="9AA9B8" w:sz="4"/>
+            </w:tcBorders>
+            <w:tcMar>
+              <w:top w:type="dxa" w:w="50"/>
+              <w:left w:type="dxa" w:w="90"/>
+              <w:bottom w:type="dxa" w:w="50"/>
+              <w:right w:type="dxa" w:w="90"/>
+            </w:tcMar>
+          </w:tcPr>
+          <w:p>
+            <w:r>
+              <w:rPr>
+                <w:sz w:val="18"/>
+                <w:szCs w:val="18"/>
+              </w:rPr>
+              <w:t xml:space="preserve">The amount is edited; the original posting is lost</w:t>
+            </w:r>
+          </w:p>
+        </w:tc>
+        <w:tc>
+          <w:tcPr>
+            <w:tcW w:type="dxa" w:w="3026"/>
+            <w:tcBorders>
+              <w:top w:val="single" w:color="9AA9B8" w:sz="4"/>
+              <w:left w:val="single" w:color="9AA9B8" w:sz="4"/>
+              <w:bottom w:val="single" w:color="9AA9B8" w:sz="4"/>
+              <w:right w:val="single" w:color="9AA9B8" w:sz="4"/>
+            </w:tcBorders>
+            <w:tcMar>
+              <w:top w:type="dxa" w:w="50"/>
+              <w:left w:type="dxa" w:w="90"/>
+              <w:bottom w:type="dxa" w:w="50"/>
+              <w:right w:type="dxa" w:w="90"/>
+            </w:tcMar>
+          </w:tcPr>
+          <w:p>
+            <w:r>
+              <w:rPr>
+                <w:rFonts w:ascii="Consolas" w:cs="Consolas" w:eastAsia="Consolas" w:hAnsi="Consolas"/>
+                <w:sz w:val="18"/>
+                <w:szCs w:val="18"/>
+              </w:rPr>
+              <w:t xml:space="preserve">Reversal</w:t>
+            </w:r>
+            <w:r>
+              <w:rPr>
+                <w:sz w:val="18"/>
+                <w:szCs w:val="18"/>
+              </w:rPr>
+              <w:t xml:space="preserve">, a linked re-post and a </w:t>
+            </w:r>
+            <w:r>
+              <w:rPr>
+                <w:rFonts w:ascii="Consolas" w:cs="Consolas" w:eastAsia="Consolas" w:hAnsi="Consolas"/>
+                <w:sz w:val="18"/>
+                <w:szCs w:val="18"/>
+              </w:rPr>
+              <w:t xml:space="preserve">Chargeback</w:t>
+            </w:r>
+            <w:r>
+              <w:rPr>
+                <w:sz w:val="18"/>
+                <w:szCs w:val="18"/>
+              </w:rPr>
+              <w:t xml:space="preserve">, each a separate record</w:t>
             </w:r>
           </w:p>
         </w:tc>
@@ -22574,105 +24427,109 @@
         </w:trPr>
         <w:tc>
           <w:tcPr>
-            <w:tcW w:type="dxa" w:w="412"/>
-            <w:tcBorders>
-              <w:top w:val="single" w:color="9AA9B8" w:sz="4"/>
-              <w:left w:val="single" w:color="9AA9B8" w:sz="4"/>
-              <w:bottom w:val="single" w:color="9AA9B8" w:sz="4"/>
-              <w:right w:val="single" w:color="9AA9B8" w:sz="4"/>
-            </w:tcBorders>
-            <w:tcMar>
-              <w:top w:type="dxa" w:w="50"/>
-              <w:left w:type="dxa" w:w="90"/>
-              <w:bottom w:type="dxa" w:w="50"/>
-              <w:right w:type="dxa" w:w="90"/>
-            </w:tcMar>
-          </w:tcPr>
-          <w:p>
-            <w:r>
-              <w:rPr>
-                <w:sz w:val="18"/>
-                <w:szCs w:val="18"/>
-              </w:rPr>
-              <w:t xml:space="preserve">3</w:t>
-            </w:r>
-          </w:p>
-        </w:tc>
-        <w:tc>
-          <w:tcPr>
-            <w:tcW w:type="dxa" w:w="2424"/>
-            <w:tcBorders>
-              <w:top w:val="single" w:color="9AA9B8" w:sz="4"/>
-              <w:left w:val="single" w:color="9AA9B8" w:sz="4"/>
-              <w:bottom w:val="single" w:color="9AA9B8" w:sz="4"/>
-              <w:right w:val="single" w:color="9AA9B8" w:sz="4"/>
-            </w:tcBorders>
-            <w:tcMar>
-              <w:top w:type="dxa" w:w="50"/>
-              <w:left w:type="dxa" w:w="90"/>
-              <w:bottom w:type="dxa" w:w="50"/>
-              <w:right w:type="dxa" w:w="90"/>
-            </w:tcMar>
-          </w:tcPr>
-          <w:p>
-            <w:r>
-              <w:rPr>
-                <w:sz w:val="18"/>
-                <w:szCs w:val="18"/>
-              </w:rPr>
-              <w:t xml:space="preserve">Card lifecycle</w:t>
-            </w:r>
-          </w:p>
-        </w:tc>
-        <w:tc>
-          <w:tcPr>
-            <w:tcW w:type="dxa" w:w="3094"/>
-            <w:tcBorders>
-              <w:top w:val="single" w:color="9AA9B8" w:sz="4"/>
-              <w:left w:val="single" w:color="9AA9B8" w:sz="4"/>
-              <w:bottom w:val="single" w:color="9AA9B8" w:sz="4"/>
-              <w:right w:val="single" w:color="9AA9B8" w:sz="4"/>
-            </w:tcBorders>
-            <w:tcMar>
-              <w:top w:type="dxa" w:w="50"/>
-              <w:left w:type="dxa" w:w="90"/>
-              <w:bottom w:type="dxa" w:w="50"/>
-              <w:right w:type="dxa" w:w="90"/>
-            </w:tcMar>
-          </w:tcPr>
-          <w:p>
-            <w:r>
-              <w:rPr>
-                <w:sz w:val="18"/>
-                <w:szCs w:val="18"/>
-              </w:rPr>
-              <w:t xml:space="preserve">Card stolen, replaced with a lower limit, thief declined, card found and destroyed, second replacement</w:t>
-            </w:r>
-          </w:p>
-        </w:tc>
-        <w:tc>
-          <w:tcPr>
-            <w:tcW w:type="dxa" w:w="3096"/>
-            <w:tcBorders>
-              <w:top w:val="single" w:color="9AA9B8" w:sz="4"/>
-              <w:left w:val="single" w:color="9AA9B8" w:sz="4"/>
-              <w:bottom w:val="single" w:color="9AA9B8" w:sz="4"/>
-              <w:right w:val="single" w:color="9AA9B8" w:sz="4"/>
-            </w:tcBorders>
-            <w:tcMar>
-              <w:top w:type="dxa" w:w="50"/>
-              <w:left w:type="dxa" w:w="90"/>
-              <w:bottom w:type="dxa" w:w="50"/>
-              <w:right w:type="dxa" w:w="90"/>
-            </w:tcMar>
-          </w:tcPr>
-          <w:p>
-            <w:r>
-              <w:rPr>
-                <w:sz w:val="18"/>
-                <w:szCs w:val="18"/>
-              </w:rPr>
-              <w:t xml:space="preserve">Card replaced multiple times</w:t>
+            <w:tcW w:type="dxa" w:w="2975"/>
+            <w:tcBorders>
+              <w:top w:val="single" w:color="9AA9B8" w:sz="4"/>
+              <w:left w:val="single" w:color="9AA9B8" w:sz="4"/>
+              <w:bottom w:val="single" w:color="9AA9B8" w:sz="4"/>
+              <w:right w:val="single" w:color="9AA9B8" w:sz="4"/>
+            </w:tcBorders>
+            <w:tcMar>
+              <w:top w:type="dxa" w:w="50"/>
+              <w:left w:type="dxa" w:w="90"/>
+              <w:bottom w:type="dxa" w:w="50"/>
+              <w:right w:type="dxa" w:w="90"/>
+            </w:tcMar>
+          </w:tcPr>
+          <w:p>
+            <w:r>
+              <w:rPr>
+                <w:sz w:val="18"/>
+                <w:szCs w:val="18"/>
+              </w:rPr>
+              <w:t xml:space="preserve">Product withdrawn but valid for existing customers</w:t>
+            </w:r>
+          </w:p>
+        </w:tc>
+        <w:tc>
+          <w:tcPr>
+            <w:tcW w:type="dxa" w:w="3025"/>
+            <w:tcBorders>
+              <w:top w:val="single" w:color="9AA9B8" w:sz="4"/>
+              <w:left w:val="single" w:color="9AA9B8" w:sz="4"/>
+              <w:bottom w:val="single" w:color="9AA9B8" w:sz="4"/>
+              <w:right w:val="single" w:color="9AA9B8" w:sz="4"/>
+            </w:tcBorders>
+            <w:tcMar>
+              <w:top w:type="dxa" w:w="50"/>
+              <w:left w:type="dxa" w:w="90"/>
+              <w:bottom w:type="dxa" w:w="50"/>
+              <w:right w:type="dxa" w:w="90"/>
+            </w:tcMar>
+          </w:tcPr>
+          <w:p>
+            <w:r>
+              <w:rPr>
+                <w:sz w:val="18"/>
+                <w:szCs w:val="18"/>
+              </w:rPr>
+              <w:t xml:space="preserve">A single </w:t>
+            </w:r>
+            <w:r>
+              <w:rPr>
+                <w:rFonts w:ascii="Consolas" w:cs="Consolas" w:eastAsia="Consolas" w:hAnsi="Consolas"/>
+                <w:sz w:val="18"/>
+                <w:szCs w:val="18"/>
+              </w:rPr>
+              <w:t xml:space="preserve">is_active</w:t>
+            </w:r>
+            <w:r>
+              <w:rPr>
+                <w:sz w:val="18"/>
+                <w:szCs w:val="18"/>
+              </w:rPr>
+              <w:t xml:space="preserve"> flag either blocks existing accounts or keeps selling</w:t>
+            </w:r>
+          </w:p>
+        </w:tc>
+        <w:tc>
+          <w:tcPr>
+            <w:tcW w:type="dxa" w:w="3026"/>
+            <w:tcBorders>
+              <w:top w:val="single" w:color="9AA9B8" w:sz="4"/>
+              <w:left w:val="single" w:color="9AA9B8" w:sz="4"/>
+              <w:bottom w:val="single" w:color="9AA9B8" w:sz="4"/>
+              <w:right w:val="single" w:color="9AA9B8" w:sz="4"/>
+            </w:tcBorders>
+            <w:tcMar>
+              <w:top w:type="dxa" w:w="50"/>
+              <w:left w:type="dxa" w:w="90"/>
+              <w:bottom w:type="dxa" w:w="50"/>
+              <w:right w:type="dxa" w:w="90"/>
+            </w:tcMar>
+          </w:tcPr>
+          <w:p>
+            <w:r>
+              <w:rPr>
+                <w:sz w:val="18"/>
+                <w:szCs w:val="18"/>
+              </w:rPr>
+              <w:t xml:space="preserve">Sale status on </w:t>
+            </w:r>
+            <w:r>
+              <w:rPr>
+                <w:rFonts w:ascii="Consolas" w:cs="Consolas" w:eastAsia="Consolas" w:hAnsi="Consolas"/>
+                <w:sz w:val="18"/>
+                <w:szCs w:val="18"/>
+              </w:rPr>
+              <w:t xml:space="preserve">ProductDefinition</w:t>
+            </w:r>
+            <w:r>
+              <w:rPr>
+                <w:sz w:val="18"/>
+                <w:szCs w:val="18"/>
+              </w:rPr>
+              <w:t xml:space="preserve">; arrangements pin their terms version</w:t>
             </w:r>
           </w:p>
         </w:tc>
@@ -22683,105 +24540,110 @@
         </w:trPr>
         <w:tc>
           <w:tcPr>
-            <w:tcW w:type="dxa" w:w="412"/>
-            <w:tcBorders>
-              <w:top w:val="single" w:color="9AA9B8" w:sz="4"/>
-              <w:left w:val="single" w:color="9AA9B8" w:sz="4"/>
-              <w:bottom w:val="single" w:color="9AA9B8" w:sz="4"/>
-              <w:right w:val="single" w:color="9AA9B8" w:sz="4"/>
-            </w:tcBorders>
-            <w:tcMar>
-              <w:top w:type="dxa" w:w="50"/>
-              <w:left w:type="dxa" w:w="90"/>
-              <w:bottom w:type="dxa" w:w="50"/>
-              <w:right w:type="dxa" w:w="90"/>
-            </w:tcMar>
-          </w:tcPr>
-          <w:p>
-            <w:r>
-              <w:rPr>
-                <w:sz w:val="18"/>
-                <w:szCs w:val="18"/>
-              </w:rPr>
-              <w:t xml:space="preserve">4</w:t>
-            </w:r>
-          </w:p>
-        </w:tc>
-        <w:tc>
-          <w:tcPr>
-            <w:tcW w:type="dxa" w:w="2424"/>
-            <w:tcBorders>
-              <w:top w:val="single" w:color="9AA9B8" w:sz="4"/>
-              <w:left w:val="single" w:color="9AA9B8" w:sz="4"/>
-              <w:bottom w:val="single" w:color="9AA9B8" w:sz="4"/>
-              <w:right w:val="single" w:color="9AA9B8" w:sz="4"/>
-            </w:tcBorders>
-            <w:tcMar>
-              <w:top w:type="dxa" w:w="50"/>
-              <w:left w:type="dxa" w:w="90"/>
-              <w:bottom w:type="dxa" w:w="50"/>
-              <w:right w:type="dxa" w:w="90"/>
-            </w:tcMar>
-          </w:tcPr>
-          <w:p>
-            <w:r>
-              <w:rPr>
-                <w:sz w:val="18"/>
-                <w:szCs w:val="18"/>
-              </w:rPr>
-              <w:t xml:space="preserve">Card correction and dispute</w:t>
-            </w:r>
-          </w:p>
-        </w:tc>
-        <w:tc>
-          <w:tcPr>
-            <w:tcW w:type="dxa" w:w="3094"/>
-            <w:tcBorders>
-              <w:top w:val="single" w:color="9AA9B8" w:sz="4"/>
-              <w:left w:val="single" w:color="9AA9B8" w:sz="4"/>
-              <w:bottom w:val="single" w:color="9AA9B8" w:sz="4"/>
-              <w:right w:val="single" w:color="9AA9B8" w:sz="4"/>
-            </w:tcBorders>
-            <w:tcMar>
-              <w:top w:type="dxa" w:w="50"/>
-              <w:left w:type="dxa" w:w="90"/>
-              <w:bottom w:type="dxa" w:w="50"/>
-              <w:right w:type="dxa" w:w="90"/>
-            </w:tcMar>
-          </w:tcPr>
-          <w:p>
-            <w:r>
-              <w:rPr>
-                <w:sz w:val="18"/>
-                <w:szCs w:val="18"/>
-              </w:rPr>
-              <w:t xml:space="preserve">Posted, reversed, re-posted at a new amount, disputed, partially refunded; a second dispute and a second resolution are refused</w:t>
-            </w:r>
-          </w:p>
-        </w:tc>
-        <w:tc>
-          <w:tcPr>
-            <w:tcW w:type="dxa" w:w="3096"/>
-            <w:tcBorders>
-              <w:top w:val="single" w:color="9AA9B8" w:sz="4"/>
-              <w:left w:val="single" w:color="9AA9B8" w:sz="4"/>
-              <w:bottom w:val="single" w:color="9AA9B8" w:sz="4"/>
-              <w:right w:val="single" w:color="9AA9B8" w:sz="4"/>
-            </w:tcBorders>
-            <w:tcMar>
-              <w:top w:type="dxa" w:w="50"/>
-              <w:left w:type="dxa" w:w="90"/>
-              <w:bottom w:type="dxa" w:w="50"/>
-              <w:right w:type="dxa" w:w="90"/>
-            </w:tcMar>
-          </w:tcPr>
-          <w:p>
-            <w:r>
-              <w:rPr>
-                <w:sz w:val="18"/>
-                <w:szCs w:val="18"/>
-              </w:rPr>
-              <w:t xml:space="preserve">Posted, reversed, re-posted, disputed</w:t>
+            <w:tcW w:type="dxa" w:w="2975"/>
+            <w:tcBorders>
+              <w:top w:val="single" w:color="9AA9B8" w:sz="4"/>
+              <w:left w:val="single" w:color="9AA9B8" w:sz="4"/>
+              <w:bottom w:val="single" w:color="9AA9B8" w:sz="4"/>
+              <w:right w:val="single" w:color="9AA9B8" w:sz="4"/>
+            </w:tcBorders>
+            <w:tcMar>
+              <w:top w:type="dxa" w:w="50"/>
+              <w:left w:type="dxa" w:w="90"/>
+              <w:bottom w:type="dxa" w:w="50"/>
+              <w:right w:type="dxa" w:w="90"/>
+            </w:tcMar>
+          </w:tcPr>
+          <w:p>
+            <w:r>
+              <w:rPr>
+                <w:sz w:val="18"/>
+                <w:szCs w:val="18"/>
+              </w:rPr>
+              <w:t xml:space="preserve">Signing authority lost; history must still show it</w:t>
+            </w:r>
+          </w:p>
+        </w:tc>
+        <w:tc>
+          <w:tcPr>
+            <w:tcW w:type="dxa" w:w="3025"/>
+            <w:tcBorders>
+              <w:top w:val="single" w:color="9AA9B8" w:sz="4"/>
+              <w:left w:val="single" w:color="9AA9B8" w:sz="4"/>
+              <w:bottom w:val="single" w:color="9AA9B8" w:sz="4"/>
+              <w:right w:val="single" w:color="9AA9B8" w:sz="4"/>
+            </w:tcBorders>
+            <w:tcMar>
+              <w:top w:type="dxa" w:w="50"/>
+              <w:left w:type="dxa" w:w="90"/>
+              <w:bottom w:type="dxa" w:w="50"/>
+              <w:right w:type="dxa" w:w="90"/>
+            </w:tcMar>
+          </w:tcPr>
+          <w:p>
+            <w:r>
+              <w:rPr>
+                <w:rFonts w:ascii="Consolas" w:cs="Consolas" w:eastAsia="Consolas" w:hAnsi="Consolas"/>
+                <w:sz w:val="18"/>
+                <w:szCs w:val="18"/>
+              </w:rPr>
+              <w:t xml:space="preserve">is_signatory = False</w:t>
+            </w:r>
+            <w:r>
+              <w:rPr>
+                <w:sz w:val="18"/>
+                <w:szCs w:val="18"/>
+              </w:rPr>
+              <w:t xml:space="preserve"> erases the past</w:t>
+            </w:r>
+          </w:p>
+        </w:tc>
+        <w:tc>
+          <w:tcPr>
+            <w:tcW w:type="dxa" w:w="3026"/>
+            <w:tcBorders>
+              <w:top w:val="single" w:color="9AA9B8" w:sz="4"/>
+              <w:left w:val="single" w:color="9AA9B8" w:sz="4"/>
+              <w:bottom w:val="single" w:color="9AA9B8" w:sz="4"/>
+              <w:right w:val="single" w:color="9AA9B8" w:sz="4"/>
+            </w:tcBorders>
+            <w:tcMar>
+              <w:top w:type="dxa" w:w="50"/>
+              <w:left w:type="dxa" w:w="90"/>
+              <w:bottom w:type="dxa" w:w="50"/>
+              <w:right w:type="dxa" w:w="90"/>
+            </w:tcMar>
+          </w:tcPr>
+          <w:p>
+            <w:r>
+              <w:rPr>
+                <w:rFonts w:ascii="Consolas" w:cs="Consolas" w:eastAsia="Consolas" w:hAnsi="Consolas"/>
+                <w:sz w:val="18"/>
+                <w:szCs w:val="18"/>
+              </w:rPr>
+              <w:t xml:space="preserve">Mandate</w:t>
+            </w:r>
+            <w:r>
+              <w:rPr>
+                <w:sz w:val="18"/>
+                <w:szCs w:val="18"/>
+              </w:rPr>
+              <w:t xml:space="preserve"> with a </w:t>
+            </w:r>
+            <w:r>
+              <w:rPr>
+                <w:rFonts w:ascii="Consolas" w:cs="Consolas" w:eastAsia="Consolas" w:hAnsi="Consolas"/>
+                <w:sz w:val="18"/>
+                <w:szCs w:val="18"/>
+              </w:rPr>
+              <w:t xml:space="preserve">Period</w:t>
+            </w:r>
+            <w:r>
+              <w:rPr>
+                <w:sz w:val="18"/>
+                <w:szCs w:val="18"/>
+              </w:rPr>
+              <w:t xml:space="preserve">; payments store the mandate used</w:t>
             </w:r>
           </w:p>
         </w:tc>
@@ -22792,105 +24654,103 @@
         </w:trPr>
         <w:tc>
           <w:tcPr>
-            <w:tcW w:type="dxa" w:w="412"/>
-            <w:tcBorders>
-              <w:top w:val="single" w:color="9AA9B8" w:sz="4"/>
-              <w:left w:val="single" w:color="9AA9B8" w:sz="4"/>
-              <w:bottom w:val="single" w:color="9AA9B8" w:sz="4"/>
-              <w:right w:val="single" w:color="9AA9B8" w:sz="4"/>
-            </w:tcBorders>
-            <w:tcMar>
-              <w:top w:type="dxa" w:w="50"/>
-              <w:left w:type="dxa" w:w="90"/>
-              <w:bottom w:type="dxa" w:w="50"/>
-              <w:right w:type="dxa" w:w="90"/>
-            </w:tcMar>
-          </w:tcPr>
-          <w:p>
-            <w:r>
-              <w:rPr>
-                <w:sz w:val="18"/>
-                <w:szCs w:val="18"/>
-              </w:rPr>
-              <w:t xml:space="preserve">5</w:t>
-            </w:r>
-          </w:p>
-        </w:tc>
-        <w:tc>
-          <w:tcPr>
-            <w:tcW w:type="dxa" w:w="2424"/>
-            <w:tcBorders>
-              <w:top w:val="single" w:color="9AA9B8" w:sz="4"/>
-              <w:left w:val="single" w:color="9AA9B8" w:sz="4"/>
-              <w:bottom w:val="single" w:color="9AA9B8" w:sz="4"/>
-              <w:right w:val="single" w:color="9AA9B8" w:sz="4"/>
-            </w:tcBorders>
-            <w:tcMar>
-              <w:top w:type="dxa" w:w="50"/>
-              <w:left w:type="dxa" w:w="90"/>
-              <w:bottom w:type="dxa" w:w="50"/>
-              <w:right w:type="dxa" w:w="90"/>
-            </w:tcMar>
-          </w:tcPr>
-          <w:p>
-            <w:r>
-              <w:rPr>
-                <w:sz w:val="18"/>
-                <w:szCs w:val="18"/>
-              </w:rPr>
-              <w:t xml:space="preserve">Customer restriction</w:t>
-            </w:r>
-          </w:p>
-        </w:tc>
-        <w:tc>
-          <w:tcPr>
-            <w:tcW w:type="dxa" w:w="3094"/>
-            <w:tcBorders>
-              <w:top w:val="single" w:color="9AA9B8" w:sz="4"/>
-              <w:left w:val="single" w:color="9AA9B8" w:sz="4"/>
-              <w:bottom w:val="single" w:color="9AA9B8" w:sz="4"/>
-              <w:right w:val="single" w:color="9AA9B8" w:sz="4"/>
-            </w:tcBorders>
-            <w:tcMar>
-              <w:top w:type="dxa" w:w="50"/>
-              <w:left w:type="dxa" w:w="90"/>
-              <w:bottom w:type="dxa" w:w="50"/>
-              <w:right w:type="dxa" w:w="90"/>
-            </w:tcMar>
-          </w:tcPr>
-          <w:p>
-            <w:r>
-              <w:rPr>
-                <w:sz w:val="18"/>
-                <w:szCs w:val="18"/>
-              </w:rPr>
-              <w:t xml:space="preserve">Debit block stops a transfer and the standing order; the director's personal account is unaffected; the case cannot close until the block is lifted</w:t>
-            </w:r>
-          </w:p>
-        </w:tc>
-        <w:tc>
-          <w:tcPr>
-            <w:tcW w:type="dxa" w:w="3096"/>
-            <w:tcBorders>
-              <w:top w:val="single" w:color="9AA9B8" w:sz="4"/>
-              <w:left w:val="single" w:color="9AA9B8" w:sz="4"/>
-              <w:bottom w:val="single" w:color="9AA9B8" w:sz="4"/>
-              <w:right w:val="single" w:color="9AA9B8" w:sz="4"/>
-            </w:tcBorders>
-            <w:tcMar>
-              <w:top w:type="dxa" w:w="50"/>
-              <w:left w:type="dxa" w:w="90"/>
-              <w:bottom w:type="dxa" w:w="50"/>
-              <w:right w:type="dxa" w:w="90"/>
-            </w:tcMar>
-          </w:tcPr>
-          <w:p>
-            <w:r>
-              <w:rPr>
-                <w:sz w:val="18"/>
-                <w:szCs w:val="18"/>
-              </w:rPr>
-              <w:t xml:space="preserve">Temporarily restricted then cleared</w:t>
+            <w:tcW w:type="dxa" w:w="2975"/>
+            <w:tcBorders>
+              <w:top w:val="single" w:color="9AA9B8" w:sz="4"/>
+              <w:left w:val="single" w:color="9AA9B8" w:sz="4"/>
+              <w:bottom w:val="single" w:color="9AA9B8" w:sz="4"/>
+              <w:right w:val="single" w:color="9AA9B8" w:sz="4"/>
+            </w:tcBorders>
+            <w:tcMar>
+              <w:top w:type="dxa" w:w="50"/>
+              <w:left w:type="dxa" w:w="90"/>
+              <w:bottom w:type="dxa" w:w="50"/>
+              <w:right w:type="dxa" w:w="90"/>
+            </w:tcMar>
+          </w:tcPr>
+          <w:p>
+            <w:r>
+              <w:rPr>
+                <w:sz w:val="18"/>
+                <w:szCs w:val="18"/>
+              </w:rPr>
+              <w:t xml:space="preserve">Restricted, then cleared</w:t>
+            </w:r>
+          </w:p>
+        </w:tc>
+        <w:tc>
+          <w:tcPr>
+            <w:tcW w:type="dxa" w:w="3025"/>
+            <w:tcBorders>
+              <w:top w:val="single" w:color="9AA9B8" w:sz="4"/>
+              <w:left w:val="single" w:color="9AA9B8" w:sz="4"/>
+              <w:bottom w:val="single" w:color="9AA9B8" w:sz="4"/>
+              <w:right w:val="single" w:color="9AA9B8" w:sz="4"/>
+            </w:tcBorders>
+            <w:tcMar>
+              <w:top w:type="dxa" w:w="50"/>
+              <w:left w:type="dxa" w:w="90"/>
+              <w:bottom w:type="dxa" w:w="50"/>
+              <w:right w:type="dxa" w:w="90"/>
+            </w:tcMar>
+          </w:tcPr>
+          <w:p>
+            <w:r>
+              <w:rPr>
+                <w:rFonts w:ascii="Consolas" w:cs="Consolas" w:eastAsia="Consolas" w:hAnsi="Consolas"/>
+                <w:sz w:val="18"/>
+                <w:szCs w:val="18"/>
+              </w:rPr>
+              <w:t xml:space="preserve">is_blocked</w:t>
+            </w:r>
+            <w:r>
+              <w:rPr>
+                <w:sz w:val="18"/>
+                <w:szCs w:val="18"/>
+              </w:rPr>
+              <w:t xml:space="preserve"> toggled; no record of when or why</w:t>
+            </w:r>
+          </w:p>
+        </w:tc>
+        <w:tc>
+          <w:tcPr>
+            <w:tcW w:type="dxa" w:w="3026"/>
+            <w:tcBorders>
+              <w:top w:val="single" w:color="9AA9B8" w:sz="4"/>
+              <w:left w:val="single" w:color="9AA9B8" w:sz="4"/>
+              <w:bottom w:val="single" w:color="9AA9B8" w:sz="4"/>
+              <w:right w:val="single" w:color="9AA9B8" w:sz="4"/>
+            </w:tcBorders>
+            <w:tcMar>
+              <w:top w:type="dxa" w:w="50"/>
+              <w:left w:type="dxa" w:w="90"/>
+              <w:bottom w:type="dxa" w:w="50"/>
+              <w:right w:type="dxa" w:w="90"/>
+            </w:tcMar>
+          </w:tcPr>
+          <w:p>
+            <w:r>
+              <w:rPr>
+                <w:rFonts w:ascii="Consolas" w:cs="Consolas" w:eastAsia="Consolas" w:hAnsi="Consolas"/>
+                <w:sz w:val="18"/>
+                <w:szCs w:val="18"/>
+              </w:rPr>
+              <w:t xml:space="preserve">Restriction</w:t>
+            </w:r>
+            <w:r>
+              <w:rPr>
+                <w:sz w:val="18"/>
+                <w:szCs w:val="18"/>
+              </w:rPr>
+              <w:t xml:space="preserve"> objects with periods and a </w:t>
+            </w:r>
+            <w:r>
+              <w:rPr>
+                <w:rFonts w:ascii="Consolas" w:cs="Consolas" w:eastAsia="Consolas" w:hAnsi="Consolas"/>
+                <w:sz w:val="18"/>
+                <w:szCs w:val="18"/>
+              </w:rPr>
+              <w:t xml:space="preserve">RiskCase</w:t>
             </w:r>
           </w:p>
         </w:tc>
@@ -22901,105 +24761,102 @@
         </w:trPr>
         <w:tc>
           <w:tcPr>
-            <w:tcW w:type="dxa" w:w="412"/>
-            <w:tcBorders>
-              <w:top w:val="single" w:color="9AA9B8" w:sz="4"/>
-              <w:left w:val="single" w:color="9AA9B8" w:sz="4"/>
-              <w:bottom w:val="single" w:color="9AA9B8" w:sz="4"/>
-              <w:right w:val="single" w:color="9AA9B8" w:sz="4"/>
-            </w:tcBorders>
-            <w:tcMar>
-              <w:top w:type="dxa" w:w="50"/>
-              <w:left w:type="dxa" w:w="90"/>
-              <w:bottom w:type="dxa" w:w="50"/>
-              <w:right w:type="dxa" w:w="90"/>
-            </w:tcMar>
-          </w:tcPr>
-          <w:p>
-            <w:r>
-              <w:rPr>
-                <w:sz w:val="18"/>
-                <w:szCs w:val="18"/>
-              </w:rPr>
-              <w:t xml:space="preserve">6</w:t>
-            </w:r>
-          </w:p>
-        </w:tc>
-        <w:tc>
-          <w:tcPr>
-            <w:tcW w:type="dxa" w:w="2424"/>
-            <w:tcBorders>
-              <w:top w:val="single" w:color="9AA9B8" w:sz="4"/>
-              <w:left w:val="single" w:color="9AA9B8" w:sz="4"/>
-              <w:bottom w:val="single" w:color="9AA9B8" w:sz="4"/>
-              <w:right w:val="single" w:color="9AA9B8" w:sz="4"/>
-            </w:tcBorders>
-            <w:tcMar>
-              <w:top w:type="dxa" w:w="50"/>
-              <w:left w:type="dxa" w:w="90"/>
-              <w:bottom w:type="dxa" w:w="50"/>
-              <w:right w:type="dxa" w:w="90"/>
-            </w:tcMar>
-          </w:tcPr>
-          <w:p>
-            <w:r>
-              <w:rPr>
-                <w:sz w:val="18"/>
-                <w:szCs w:val="18"/>
-              </w:rPr>
-              <w:t xml:space="preserve">Financing</w:t>
-            </w:r>
-          </w:p>
-        </w:tc>
-        <w:tc>
-          <w:tcPr>
-            <w:tcW w:type="dxa" w:w="3094"/>
-            <w:tcBorders>
-              <w:top w:val="single" w:color="9AA9B8" w:sz="4"/>
-              <w:left w:val="single" w:color="9AA9B8" w:sz="4"/>
-              <w:bottom w:val="single" w:color="9AA9B8" w:sz="4"/>
-              <w:right w:val="single" w:color="9AA9B8" w:sz="4"/>
-            </w:tcBorders>
-            <w:tcMar>
-              <w:top w:type="dxa" w:w="50"/>
-              <w:left w:type="dxa" w:w="90"/>
-              <w:bottom w:type="dxa" w:w="50"/>
-              <w:right w:type="dxa" w:w="90"/>
-            </w:tcMar>
-          </w:tcPr>
-          <w:p>
-            <w:r>
-              <w:rPr>
-                <w:sz w:val="18"/>
-                <w:szCs w:val="18"/>
-              </w:rPr>
-              <w:t xml:space="preserve">Unauthorised applicant blocked; credit officer's delegated limit forces an 8m request to be declined; disbursement blocked by conditions; an overpayment is refused without changing anything; missed installment opens a collections case, worked by the collections officer (a teller is refused); the customer's promise to pay is broken; restructure; approver promoted; early settlement; restructuring the settled loan refused</w:t>
-            </w:r>
-          </w:p>
-        </w:tc>
-        <w:tc>
-          <w:tcPr>
-            <w:tcW w:type="dxa" w:w="3096"/>
-            <w:tcBorders>
-              <w:top w:val="single" w:color="9AA9B8" w:sz="4"/>
-              <w:left w:val="single" w:color="9AA9B8" w:sz="4"/>
-              <w:bottom w:val="single" w:color="9AA9B8" w:sz="4"/>
-              <w:right w:val="single" w:color="9AA9B8" w:sz="4"/>
-            </w:tcBorders>
-            <w:tcMar>
-              <w:top w:type="dxa" w:w="50"/>
-              <w:left w:type="dxa" w:w="90"/>
-              <w:bottom w:type="dxa" w:w="50"/>
-              <w:right w:type="dxa" w:w="90"/>
-            </w:tcMar>
-          </w:tcPr>
-          <w:p>
-            <w:r>
-              <w:rPr>
-                <w:sz w:val="18"/>
-                <w:szCs w:val="18"/>
-              </w:rPr>
-              <w:t xml:space="preserve">Restructured after installments paid</w:t>
+            <w:tcW w:type="dxa" w:w="2975"/>
+            <w:tcBorders>
+              <w:top w:val="single" w:color="9AA9B8" w:sz="4"/>
+              <w:left w:val="single" w:color="9AA9B8" w:sz="4"/>
+              <w:bottom w:val="single" w:color="9AA9B8" w:sz="4"/>
+              <w:right w:val="single" w:color="9AA9B8" w:sz="4"/>
+            </w:tcBorders>
+            <w:tcMar>
+              <w:top w:type="dxa" w:w="50"/>
+              <w:left w:type="dxa" w:w="90"/>
+              <w:bottom w:type="dxa" w:w="50"/>
+              <w:right w:type="dxa" w:w="90"/>
+            </w:tcMar>
+          </w:tcPr>
+          <w:p>
+            <w:r>
+              <w:rPr>
+                <w:sz w:val="18"/>
+                <w:szCs w:val="18"/>
+              </w:rPr>
+              <w:t xml:space="preserve">Card replaced several times</w:t>
+            </w:r>
+          </w:p>
+        </w:tc>
+        <w:tc>
+          <w:tcPr>
+            <w:tcW w:type="dxa" w:w="3025"/>
+            <w:tcBorders>
+              <w:top w:val="single" w:color="9AA9B8" w:sz="4"/>
+              <w:left w:val="single" w:color="9AA9B8" w:sz="4"/>
+              <w:bottom w:val="single" w:color="9AA9B8" w:sz="4"/>
+              <w:right w:val="single" w:color="9AA9B8" w:sz="4"/>
+            </w:tcBorders>
+            <w:tcMar>
+              <w:top w:type="dxa" w:w="50"/>
+              <w:left w:type="dxa" w:w="90"/>
+              <w:bottom w:type="dxa" w:w="50"/>
+              <w:right w:type="dxa" w:w="90"/>
+            </w:tcMar>
+          </w:tcPr>
+          <w:p>
+            <w:r>
+              <w:rPr>
+                <w:sz w:val="18"/>
+                <w:szCs w:val="18"/>
+              </w:rPr>
+              <w:t xml:space="preserve">One </w:t>
+            </w:r>
+            <w:r>
+              <w:rPr>
+                <w:rFonts w:ascii="Consolas" w:cs="Consolas" w:eastAsia="Consolas" w:hAnsi="Consolas"/>
+                <w:sz w:val="18"/>
+                <w:szCs w:val="18"/>
+              </w:rPr>
+              <w:t xml:space="preserve">card_number</w:t>
+            </w:r>
+            <w:r>
+              <w:rPr>
+                <w:sz w:val="18"/>
+                <w:szCs w:val="18"/>
+              </w:rPr>
+              <w:t xml:space="preserve"> field overwritten</w:t>
+            </w:r>
+          </w:p>
+        </w:tc>
+        <w:tc>
+          <w:tcPr>
+            <w:tcW w:type="dxa" w:w="3026"/>
+            <w:tcBorders>
+              <w:top w:val="single" w:color="9AA9B8" w:sz="4"/>
+              <w:left w:val="single" w:color="9AA9B8" w:sz="4"/>
+              <w:bottom w:val="single" w:color="9AA9B8" w:sz="4"/>
+              <w:right w:val="single" w:color="9AA9B8" w:sz="4"/>
+            </w:tcBorders>
+            <w:tcMar>
+              <w:top w:type="dxa" w:w="50"/>
+              <w:left w:type="dxa" w:w="90"/>
+              <w:bottom w:type="dxa" w:w="50"/>
+              <w:right w:type="dxa" w:w="90"/>
+            </w:tcMar>
+          </w:tcPr>
+          <w:p>
+            <w:r>
+              <w:rPr>
+                <w:rFonts w:ascii="Consolas" w:cs="Consolas" w:eastAsia="Consolas" w:hAnsi="Consolas"/>
+                <w:sz w:val="18"/>
+                <w:szCs w:val="18"/>
+              </w:rPr>
+              <w:t xml:space="preserve">IssuedCard</w:t>
+            </w:r>
+            <w:r>
+              <w:rPr>
+                <w:sz w:val="18"/>
+                <w:szCs w:val="18"/>
+              </w:rPr>
+              <w:t xml:space="preserve"> chain; each payment keeps its card</w:t>
             </w:r>
           </w:p>
         </w:tc>
@@ -23010,105 +24867,87 @@
         </w:trPr>
         <w:tc>
           <w:tcPr>
-            <w:tcW w:type="dxa" w:w="412"/>
-            <w:tcBorders>
-              <w:top w:val="single" w:color="9AA9B8" w:sz="4"/>
-              <w:left w:val="single" w:color="9AA9B8" w:sz="4"/>
-              <w:bottom w:val="single" w:color="9AA9B8" w:sz="4"/>
-              <w:right w:val="single" w:color="9AA9B8" w:sz="4"/>
-            </w:tcBorders>
-            <w:tcMar>
-              <w:top w:type="dxa" w:w="50"/>
-              <w:left w:type="dxa" w:w="90"/>
-              <w:bottom w:type="dxa" w:w="50"/>
-              <w:right w:type="dxa" w:w="90"/>
-            </w:tcMar>
-          </w:tcPr>
-          <w:p>
-            <w:r>
-              <w:rPr>
-                <w:sz w:val="18"/>
-                <w:szCs w:val="18"/>
-              </w:rPr>
-              <w:t xml:space="preserve">7</w:t>
-            </w:r>
-          </w:p>
-        </w:tc>
-        <w:tc>
-          <w:tcPr>
-            <w:tcW w:type="dxa" w:w="2424"/>
-            <w:tcBorders>
-              <w:top w:val="single" w:color="9AA9B8" w:sz="4"/>
-              <w:left w:val="single" w:color="9AA9B8" w:sz="4"/>
-              <w:bottom w:val="single" w:color="9AA9B8" w:sz="4"/>
-              <w:right w:val="single" w:color="9AA9B8" w:sz="4"/>
-            </w:tcBorders>
-            <w:tcMar>
-              <w:top w:type="dxa" w:w="50"/>
-              <w:left w:type="dxa" w:w="90"/>
-              <w:bottom w:type="dxa" w:w="50"/>
-              <w:right w:type="dxa" w:w="90"/>
-            </w:tcMar>
-          </w:tcPr>
-          <w:p>
-            <w:r>
-              <w:rPr>
-                <w:sz w:val="18"/>
-                <w:szCs w:val="18"/>
-              </w:rPr>
-              <w:t xml:space="preserve">Director leaves</w:t>
-            </w:r>
-          </w:p>
-        </w:tc>
-        <w:tc>
-          <w:tcPr>
-            <w:tcW w:type="dxa" w:w="3094"/>
-            <w:tcBorders>
-              <w:top w:val="single" w:color="9AA9B8" w:sz="4"/>
-              <w:left w:val="single" w:color="9AA9B8" w:sz="4"/>
-              <w:bottom w:val="single" w:color="9AA9B8" w:sz="4"/>
-              <w:right w:val="single" w:color="9AA9B8" w:sz="4"/>
-            </w:tcBorders>
-            <w:tcMar>
-              <w:top w:type="dxa" w:w="50"/>
-              <w:left w:type="dxa" w:w="90"/>
-              <w:bottom w:type="dxa" w:w="50"/>
-              <w:right w:type="dxa" w:w="90"/>
-            </w:tcMar>
-          </w:tcPr>
-          <w:p>
-            <w:r>
-              <w:rPr>
-                <w:sz w:val="18"/>
-                <w:szCs w:val="18"/>
-              </w:rPr>
-              <w:t xml:space="preserve">Old transfer still proves valid authority on its date; new attempt fails; standing order continues; the "time machine" rebuilds the company as at 11 Apr 2026</w:t>
-            </w:r>
-          </w:p>
-        </w:tc>
-        <w:tc>
-          <w:tcPr>
-            <w:tcW w:type="dxa" w:w="3096"/>
-            <w:tcBorders>
-              <w:top w:val="single" w:color="9AA9B8" w:sz="4"/>
-              <w:left w:val="single" w:color="9AA9B8" w:sz="4"/>
-              <w:bottom w:val="single" w:color="9AA9B8" w:sz="4"/>
-              <w:right w:val="single" w:color="9AA9B8" w:sz="4"/>
-            </w:tcBorders>
-            <w:tcMar>
-              <w:top w:type="dxa" w:w="50"/>
-              <w:left w:type="dxa" w:w="90"/>
-              <w:bottom w:type="dxa" w:w="50"/>
-              <w:right w:type="dxa" w:w="90"/>
-            </w:tcMar>
-          </w:tcPr>
-          <w:p>
-            <w:r>
-              <w:rPr>
-                <w:sz w:val="18"/>
-                <w:szCs w:val="18"/>
-              </w:rPr>
-              <w:t xml:space="preserve">Person loses signing authority</w:t>
+            <w:tcW w:type="dxa" w:w="2975"/>
+            <w:tcBorders>
+              <w:top w:val="single" w:color="9AA9B8" w:sz="4"/>
+              <w:left w:val="single" w:color="9AA9B8" w:sz="4"/>
+              <w:bottom w:val="single" w:color="9AA9B8" w:sz="4"/>
+              <w:right w:val="single" w:color="9AA9B8" w:sz="4"/>
+            </w:tcBorders>
+            <w:tcMar>
+              <w:top w:type="dxa" w:w="50"/>
+              <w:left w:type="dxa" w:w="90"/>
+              <w:bottom w:type="dxa" w:w="50"/>
+              <w:right w:type="dxa" w:w="90"/>
+            </w:tcMar>
+          </w:tcPr>
+          <w:p>
+            <w:r>
+              <w:rPr>
+                <w:sz w:val="18"/>
+                <w:szCs w:val="18"/>
+              </w:rPr>
+              <w:t xml:space="preserve">Loan restructured after payments</w:t>
+            </w:r>
+          </w:p>
+        </w:tc>
+        <w:tc>
+          <w:tcPr>
+            <w:tcW w:type="dxa" w:w="3025"/>
+            <w:tcBorders>
+              <w:top w:val="single" w:color="9AA9B8" w:sz="4"/>
+              <w:left w:val="single" w:color="9AA9B8" w:sz="4"/>
+              <w:bottom w:val="single" w:color="9AA9B8" w:sz="4"/>
+              <w:right w:val="single" w:color="9AA9B8" w:sz="4"/>
+            </w:tcBorders>
+            <w:tcMar>
+              <w:top w:type="dxa" w:w="50"/>
+              <w:left w:type="dxa" w:w="90"/>
+              <w:bottom w:type="dxa" w:w="50"/>
+              <w:right w:type="dxa" w:w="90"/>
+            </w:tcMar>
+          </w:tcPr>
+          <w:p>
+            <w:r>
+              <w:rPr>
+                <w:sz w:val="18"/>
+                <w:szCs w:val="18"/>
+              </w:rPr>
+              <w:t xml:space="preserve">Installments rewritten in place</w:t>
+            </w:r>
+          </w:p>
+        </w:tc>
+        <w:tc>
+          <w:tcPr>
+            <w:tcW w:type="dxa" w:w="3026"/>
+            <w:tcBorders>
+              <w:top w:val="single" w:color="9AA9B8" w:sz="4"/>
+              <w:left w:val="single" w:color="9AA9B8" w:sz="4"/>
+              <w:bottom w:val="single" w:color="9AA9B8" w:sz="4"/>
+              <w:right w:val="single" w:color="9AA9B8" w:sz="4"/>
+            </w:tcBorders>
+            <w:tcMar>
+              <w:top w:type="dxa" w:w="50"/>
+              <w:left w:type="dxa" w:w="90"/>
+              <w:bottom w:type="dxa" w:w="50"/>
+              <w:right w:type="dxa" w:w="90"/>
+            </w:tcMar>
+          </w:tcPr>
+          <w:p>
+            <w:r>
+              <w:rPr>
+                <w:sz w:val="18"/>
+                <w:szCs w:val="18"/>
+              </w:rPr>
+              <w:t xml:space="preserve">Schedule versions; paid installments stay </w:t>
+            </w:r>
+            <w:r>
+              <w:rPr>
+                <w:rFonts w:ascii="Consolas" w:cs="Consolas" w:eastAsia="Consolas" w:hAnsi="Consolas"/>
+                <w:sz w:val="18"/>
+                <w:szCs w:val="18"/>
+              </w:rPr>
+              <w:t xml:space="preserve">PAID</w:t>
             </w:r>
           </w:p>
         </w:tc>
@@ -23119,105 +24958,87 @@
         </w:trPr>
         <w:tc>
           <w:tcPr>
-            <w:tcW w:type="dxa" w:w="412"/>
-            <w:tcBorders>
-              <w:top w:val="single" w:color="9AA9B8" w:sz="4"/>
-              <w:left w:val="single" w:color="9AA9B8" w:sz="4"/>
-              <w:bottom w:val="single" w:color="9AA9B8" w:sz="4"/>
-              <w:right w:val="single" w:color="9AA9B8" w:sz="4"/>
-            </w:tcBorders>
-            <w:tcMar>
-              <w:top w:type="dxa" w:w="50"/>
-              <w:left w:type="dxa" w:w="90"/>
-              <w:bottom w:type="dxa" w:w="50"/>
-              <w:right w:type="dxa" w:w="90"/>
-            </w:tcMar>
-          </w:tcPr>
-          <w:p>
-            <w:r>
-              <w:rPr>
-                <w:sz w:val="18"/>
-                <w:szCs w:val="18"/>
-              </w:rPr>
-              <w:t xml:space="preserve">8</w:t>
-            </w:r>
-          </w:p>
-        </w:tc>
-        <w:tc>
-          <w:tcPr>
-            <w:tcW w:type="dxa" w:w="2424"/>
-            <w:tcBorders>
-              <w:top w:val="single" w:color="9AA9B8" w:sz="4"/>
-              <w:left w:val="single" w:color="9AA9B8" w:sz="4"/>
-              <w:bottom w:val="single" w:color="9AA9B8" w:sz="4"/>
-              <w:right w:val="single" w:color="9AA9B8" w:sz="4"/>
-            </w:tcBorders>
-            <w:tcMar>
-              <w:top w:type="dxa" w:w="50"/>
-              <w:left w:type="dxa" w:w="90"/>
-              <w:bottom w:type="dxa" w:w="50"/>
-              <w:right w:type="dxa" w:w="90"/>
-            </w:tcMar>
-          </w:tcPr>
-          <w:p>
-            <w:r>
-              <w:rPr>
-                <w:sz w:val="18"/>
-                <w:szCs w:val="18"/>
-              </w:rPr>
-              <w:t xml:space="preserve">Beneficiary change</w:t>
-            </w:r>
-          </w:p>
-        </w:tc>
-        <w:tc>
-          <w:tcPr>
-            <w:tcW w:type="dxa" w:w="3094"/>
-            <w:tcBorders>
-              <w:top w:val="single" w:color="9AA9B8" w:sz="4"/>
-              <w:left w:val="single" w:color="9AA9B8" w:sz="4"/>
-              <w:bottom w:val="single" w:color="9AA9B8" w:sz="4"/>
-              <w:right w:val="single" w:color="9AA9B8" w:sz="4"/>
-            </w:tcBorders>
-            <w:tcMar>
-              <w:top w:type="dxa" w:w="50"/>
-              <w:left w:type="dxa" w:w="90"/>
-              <w:bottom w:type="dxa" w:w="50"/>
-              <w:right w:type="dxa" w:w="90"/>
-            </w:tcMar>
-          </w:tcPr>
-          <w:p>
-            <w:r>
-              <w:rPr>
-                <w:sz w:val="18"/>
-                <w:szCs w:val="18"/>
-              </w:rPr>
-              <w:t xml:space="preserve">Old transfer shows old bank details</w:t>
-            </w:r>
-          </w:p>
-        </w:tc>
-        <w:tc>
-          <w:tcPr>
-            <w:tcW w:type="dxa" w:w="3096"/>
-            <w:tcBorders>
-              <w:top w:val="single" w:color="9AA9B8" w:sz="4"/>
-              <w:left w:val="single" w:color="9AA9B8" w:sz="4"/>
-              <w:bottom w:val="single" w:color="9AA9B8" w:sz="4"/>
-              <w:right w:val="single" w:color="9AA9B8" w:sz="4"/>
-            </w:tcBorders>
-            <w:tcMar>
-              <w:top w:type="dxa" w:w="50"/>
-              <w:left w:type="dxa" w:w="90"/>
-              <w:bottom w:type="dxa" w:w="50"/>
-              <w:right w:type="dxa" w:w="90"/>
-            </w:tcMar>
-          </w:tcPr>
-          <w:p>
-            <w:r>
-              <w:rPr>
-                <w:sz w:val="18"/>
-                <w:szCs w:val="18"/>
-              </w:rPr>
-              <w:t xml:space="preserve">Beneficiary changes after old transfers</w:t>
+            <w:tcW w:type="dxa" w:w="2975"/>
+            <w:tcBorders>
+              <w:top w:val="single" w:color="9AA9B8" w:sz="4"/>
+              <w:left w:val="single" w:color="9AA9B8" w:sz="4"/>
+              <w:bottom w:val="single" w:color="9AA9B8" w:sz="4"/>
+              <w:right w:val="single" w:color="9AA9B8" w:sz="4"/>
+            </w:tcBorders>
+            <w:tcMar>
+              <w:top w:type="dxa" w:w="50"/>
+              <w:left w:type="dxa" w:w="90"/>
+              <w:bottom w:type="dxa" w:w="50"/>
+              <w:right w:type="dxa" w:w="90"/>
+            </w:tcMar>
+          </w:tcPr>
+          <w:p>
+            <w:r>
+              <w:rPr>
+                <w:sz w:val="18"/>
+                <w:szCs w:val="18"/>
+              </w:rPr>
+              <w:t xml:space="preserve">Beneficiary details change</w:t>
+            </w:r>
+          </w:p>
+        </w:tc>
+        <w:tc>
+          <w:tcPr>
+            <w:tcW w:type="dxa" w:w="3025"/>
+            <w:tcBorders>
+              <w:top w:val="single" w:color="9AA9B8" w:sz="4"/>
+              <w:left w:val="single" w:color="9AA9B8" w:sz="4"/>
+              <w:bottom w:val="single" w:color="9AA9B8" w:sz="4"/>
+              <w:right w:val="single" w:color="9AA9B8" w:sz="4"/>
+            </w:tcBorders>
+            <w:tcMar>
+              <w:top w:type="dxa" w:w="50"/>
+              <w:left w:type="dxa" w:w="90"/>
+              <w:bottom w:type="dxa" w:w="50"/>
+              <w:right w:type="dxa" w:w="90"/>
+            </w:tcMar>
+          </w:tcPr>
+          <w:p>
+            <w:r>
+              <w:rPr>
+                <w:sz w:val="18"/>
+                <w:szCs w:val="18"/>
+              </w:rPr>
+              <w:t xml:space="preserve">Old transfers now show the new details</w:t>
+            </w:r>
+          </w:p>
+        </w:tc>
+        <w:tc>
+          <w:tcPr>
+            <w:tcW w:type="dxa" w:w="3026"/>
+            <w:tcBorders>
+              <w:top w:val="single" w:color="9AA9B8" w:sz="4"/>
+              <w:left w:val="single" w:color="9AA9B8" w:sz="4"/>
+              <w:bottom w:val="single" w:color="9AA9B8" w:sz="4"/>
+              <w:right w:val="single" w:color="9AA9B8" w:sz="4"/>
+            </w:tcBorders>
+            <w:tcMar>
+              <w:top w:type="dxa" w:w="50"/>
+              <w:left w:type="dxa" w:w="90"/>
+              <w:bottom w:type="dxa" w:w="50"/>
+              <w:right w:type="dxa" w:w="90"/>
+            </w:tcMar>
+          </w:tcPr>
+          <w:p>
+            <w:r>
+              <w:rPr>
+                <w:rFonts w:ascii="Consolas" w:cs="Consolas" w:eastAsia="Consolas" w:hAnsi="Consolas"/>
+                <w:sz w:val="18"/>
+                <w:szCs w:val="18"/>
+              </w:rPr>
+              <w:t xml:space="preserve">BeneficiaryVersion</w:t>
+            </w:r>
+            <w:r>
+              <w:rPr>
+                <w:sz w:val="18"/>
+                <w:szCs w:val="18"/>
+              </w:rPr>
+              <w:t xml:space="preserve"> snapshot on each transfer</w:t>
             </w:r>
           </w:p>
         </w:tc>
@@ -23228,105 +25049,87 @@
         </w:trPr>
         <w:tc>
           <w:tcPr>
-            <w:tcW w:type="dxa" w:w="412"/>
-            <w:tcBorders>
-              <w:top w:val="single" w:color="9AA9B8" w:sz="4"/>
-              <w:left w:val="single" w:color="9AA9B8" w:sz="4"/>
-              <w:bottom w:val="single" w:color="9AA9B8" w:sz="4"/>
-              <w:right w:val="single" w:color="9AA9B8" w:sz="4"/>
-            </w:tcBorders>
-            <w:tcMar>
-              <w:top w:type="dxa" w:w="50"/>
-              <w:left w:type="dxa" w:w="90"/>
-              <w:bottom w:type="dxa" w:w="50"/>
-              <w:right w:type="dxa" w:w="90"/>
-            </w:tcMar>
-          </w:tcPr>
-          <w:p>
-            <w:r>
-              <w:rPr>
-                <w:sz w:val="18"/>
-                <w:szCs w:val="18"/>
-              </w:rPr>
-              <w:t xml:space="preserve">9</w:t>
-            </w:r>
-          </w:p>
-        </w:tc>
-        <w:tc>
-          <w:tcPr>
-            <w:tcW w:type="dxa" w:w="2424"/>
-            <w:tcBorders>
-              <w:top w:val="single" w:color="9AA9B8" w:sz="4"/>
-              <w:left w:val="single" w:color="9AA9B8" w:sz="4"/>
-              <w:bottom w:val="single" w:color="9AA9B8" w:sz="4"/>
-              <w:right w:val="single" w:color="9AA9B8" w:sz="4"/>
-            </w:tcBorders>
-            <w:tcMar>
-              <w:top w:type="dxa" w:w="50"/>
-              <w:left w:type="dxa" w:w="90"/>
-              <w:bottom w:type="dxa" w:w="50"/>
-              <w:right w:type="dxa" w:w="90"/>
-            </w:tcMar>
-          </w:tcPr>
-          <w:p>
-            <w:r>
-              <w:rPr>
-                <w:sz w:val="18"/>
-                <w:szCs w:val="18"/>
-              </w:rPr>
-              <w:t xml:space="preserve">Data correction</w:t>
-            </w:r>
-          </w:p>
-        </w:tc>
-        <w:tc>
-          <w:tcPr>
-            <w:tcW w:type="dxa" w:w="3094"/>
-            <w:tcBorders>
-              <w:top w:val="single" w:color="9AA9B8" w:sz="4"/>
-              <w:left w:val="single" w:color="9AA9B8" w:sz="4"/>
-              <w:bottom w:val="single" w:color="9AA9B8" w:sz="4"/>
-              <w:right w:val="single" w:color="9AA9B8" w:sz="4"/>
-            </w:tcBorders>
-            <w:tcMar>
-              <w:top w:type="dxa" w:w="50"/>
-              <w:left w:type="dxa" w:w="90"/>
-              <w:bottom w:type="dxa" w:w="50"/>
-              <w:right w:type="dxa" w:w="90"/>
-            </w:tcMar>
-          </w:tcPr>
-          <w:p>
-            <w:r>
-              <w:rPr>
-                <w:sz w:val="18"/>
-                <w:szCs w:val="18"/>
-              </w:rPr>
-              <w:t xml:space="preserve">Compliance evidence keeps the address as it was; the record shows the value on any past date</w:t>
-            </w:r>
-          </w:p>
-        </w:tc>
-        <w:tc>
-          <w:tcPr>
-            <w:tcW w:type="dxa" w:w="3096"/>
-            <w:tcBorders>
-              <w:top w:val="single" w:color="9AA9B8" w:sz="4"/>
-              <w:left w:val="single" w:color="9AA9B8" w:sz="4"/>
-              <w:bottom w:val="single" w:color="9AA9B8" w:sz="4"/>
-              <w:right w:val="single" w:color="9AA9B8" w:sz="4"/>
-            </w:tcBorders>
-            <w:tcMar>
-              <w:top w:type="dxa" w:w="50"/>
-              <w:left w:type="dxa" w:w="90"/>
-              <w:bottom w:type="dxa" w:w="50"/>
-              <w:right w:type="dxa" w:w="90"/>
-            </w:tcMar>
-          </w:tcPr>
-          <w:p>
-            <w:r>
-              <w:rPr>
-                <w:sz w:val="18"/>
-                <w:szCs w:val="18"/>
-              </w:rPr>
-              <w:t xml:space="preserve">Case references data later corrected</w:t>
+            <w:tcW w:type="dxa" w:w="2975"/>
+            <w:tcBorders>
+              <w:top w:val="single" w:color="9AA9B8" w:sz="4"/>
+              <w:left w:val="single" w:color="9AA9B8" w:sz="4"/>
+              <w:bottom w:val="single" w:color="9AA9B8" w:sz="4"/>
+              <w:right w:val="single" w:color="9AA9B8" w:sz="4"/>
+            </w:tcBorders>
+            <w:tcMar>
+              <w:top w:type="dxa" w:w="50"/>
+              <w:left w:type="dxa" w:w="90"/>
+              <w:bottom w:type="dxa" w:w="50"/>
+              <w:right w:type="dxa" w:w="90"/>
+            </w:tcMar>
+          </w:tcPr>
+          <w:p>
+            <w:r>
+              <w:rPr>
+                <w:sz w:val="18"/>
+                <w:szCs w:val="18"/>
+              </w:rPr>
+              <w:t xml:space="preserve">Branch closes</w:t>
+            </w:r>
+          </w:p>
+        </w:tc>
+        <w:tc>
+          <w:tcPr>
+            <w:tcW w:type="dxa" w:w="3025"/>
+            <w:tcBorders>
+              <w:top w:val="single" w:color="9AA9B8" w:sz="4"/>
+              <w:left w:val="single" w:color="9AA9B8" w:sz="4"/>
+              <w:bottom w:val="single" w:color="9AA9B8" w:sz="4"/>
+              <w:right w:val="single" w:color="9AA9B8" w:sz="4"/>
+            </w:tcBorders>
+            <w:tcMar>
+              <w:top w:type="dxa" w:w="50"/>
+              <w:left w:type="dxa" w:w="90"/>
+              <w:bottom w:type="dxa" w:w="50"/>
+              <w:right w:type="dxa" w:w="90"/>
+            </w:tcMar>
+          </w:tcPr>
+          <w:p>
+            <w:r>
+              <w:rPr>
+                <w:sz w:val="18"/>
+                <w:szCs w:val="18"/>
+              </w:rPr>
+              <w:t xml:space="preserve">Accounts re-pointed; the original branch is lost</w:t>
+            </w:r>
+          </w:p>
+        </w:tc>
+        <w:tc>
+          <w:tcPr>
+            <w:tcW w:type="dxa" w:w="3026"/>
+            <w:tcBorders>
+              <w:top w:val="single" w:color="9AA9B8" w:sz="4"/>
+              <w:left w:val="single" w:color="9AA9B8" w:sz="4"/>
+              <w:bottom w:val="single" w:color="9AA9B8" w:sz="4"/>
+              <w:right w:val="single" w:color="9AA9B8" w:sz="4"/>
+            </w:tcBorders>
+            <w:tcMar>
+              <w:top w:type="dxa" w:w="50"/>
+              <w:left w:type="dxa" w:w="90"/>
+              <w:bottom w:type="dxa" w:w="50"/>
+              <w:right w:type="dxa" w:w="90"/>
+            </w:tcMar>
+          </w:tcPr>
+          <w:p>
+            <w:r>
+              <w:rPr>
+                <w:rFonts w:ascii="Consolas" w:cs="Consolas" w:eastAsia="Consolas" w:hAnsi="Consolas"/>
+                <w:sz w:val="18"/>
+                <w:szCs w:val="18"/>
+              </w:rPr>
+              <w:t xml:space="preserve">opened_at_branch</w:t>
+            </w:r>
+            <w:r>
+              <w:rPr>
+                <w:sz w:val="18"/>
+                <w:szCs w:val="18"/>
+              </w:rPr>
+              <w:t xml:space="preserve"> fixed; servicing branch history</w:t>
             </w:r>
           </w:p>
         </w:tc>
@@ -23337,759 +25140,109 @@
         </w:trPr>
         <w:tc>
           <w:tcPr>
-            <w:tcW w:type="dxa" w:w="412"/>
-            <w:tcBorders>
-              <w:top w:val="single" w:color="9AA9B8" w:sz="4"/>
-              <w:left w:val="single" w:color="9AA9B8" w:sz="4"/>
-              <w:bottom w:val="single" w:color="9AA9B8" w:sz="4"/>
-              <w:right w:val="single" w:color="9AA9B8" w:sz="4"/>
-            </w:tcBorders>
-            <w:tcMar>
-              <w:top w:type="dxa" w:w="50"/>
-              <w:left w:type="dxa" w:w="90"/>
-              <w:bottom w:type="dxa" w:w="50"/>
-              <w:right w:type="dxa" w:w="90"/>
-            </w:tcMar>
-          </w:tcPr>
-          <w:p>
-            <w:r>
-              <w:rPr>
-                <w:sz w:val="18"/>
-                <w:szCs w:val="18"/>
-              </w:rPr>
-              <w:t xml:space="preserve">10</w:t>
-            </w:r>
-          </w:p>
-        </w:tc>
-        <w:tc>
-          <w:tcPr>
-            <w:tcW w:type="dxa" w:w="2424"/>
-            <w:tcBorders>
-              <w:top w:val="single" w:color="9AA9B8" w:sz="4"/>
-              <w:left w:val="single" w:color="9AA9B8" w:sz="4"/>
-              <w:bottom w:val="single" w:color="9AA9B8" w:sz="4"/>
-              <w:right w:val="single" w:color="9AA9B8" w:sz="4"/>
-            </w:tcBorders>
-            <w:tcMar>
-              <w:top w:type="dxa" w:w="50"/>
-              <w:left w:type="dxa" w:w="90"/>
-              <w:bottom w:type="dxa" w:w="50"/>
-              <w:right w:type="dxa" w:w="90"/>
-            </w:tcMar>
-          </w:tcPr>
-          <w:p>
-            <w:r>
-              <w:rPr>
-                <w:sz w:val="18"/>
-                <w:szCs w:val="18"/>
-              </w:rPr>
-              <w:t xml:space="preserve">Product lifecycle</w:t>
-            </w:r>
-          </w:p>
-        </w:tc>
-        <w:tc>
-          <w:tcPr>
-            <w:tcW w:type="dxa" w:w="3094"/>
-            <w:tcBorders>
-              <w:top w:val="single" w:color="9AA9B8" w:sz="4"/>
-              <w:left w:val="single" w:color="9AA9B8" w:sz="4"/>
-              <w:bottom w:val="single" w:color="9AA9B8" w:sz="4"/>
-              <w:right w:val="single" w:color="9AA9B8" w:sz="4"/>
-            </w:tcBorders>
-            <w:tcMar>
-              <w:top w:type="dxa" w:w="50"/>
-              <w:left w:type="dxa" w:w="90"/>
-              <w:bottom w:type="dxa" w:w="50"/>
-              <w:right w:type="dxa" w:w="90"/>
-            </w:tcMar>
-          </w:tcPr>
-          <w:p>
-            <w:r>
-              <w:rPr>
-                <w:sz w:val="18"/>
-                <w:szCs w:val="18"/>
-              </w:rPr>
-              <w:t xml:space="preserve">Product closed to new sales; terms revised; old account keeps the old fee until migrated with a notice; a withdrawn card product still allows a replacement for an existing cardholder but not a new card</w:t>
-            </w:r>
-          </w:p>
-        </w:tc>
-        <w:tc>
-          <w:tcPr>
-            <w:tcW w:type="dxa" w:w="3096"/>
-            <w:tcBorders>
-              <w:top w:val="single" w:color="9AA9B8" w:sz="4"/>
-              <w:left w:val="single" w:color="9AA9B8" w:sz="4"/>
-              <w:bottom w:val="single" w:color="9AA9B8" w:sz="4"/>
-              <w:right w:val="single" w:color="9AA9B8" w:sz="4"/>
-            </w:tcBorders>
-            <w:tcMar>
-              <w:top w:type="dxa" w:w="50"/>
-              <w:left w:type="dxa" w:w="90"/>
-              <w:bottom w:type="dxa" w:w="50"/>
-              <w:right w:type="dxa" w:w="90"/>
-            </w:tcMar>
-          </w:tcPr>
-          <w:p>
-            <w:r>
-              <w:rPr>
-                <w:sz w:val="18"/>
-                <w:szCs w:val="18"/>
-              </w:rPr>
-              <w:t xml:space="preserve">Product no longer sold but still valid</w:t>
-            </w:r>
-          </w:p>
-        </w:tc>
-      </w:tr>
-      <w:tr>
-        <w:trPr>
-          <w:tblHeader w:val="false"/>
-        </w:trPr>
-        <w:tc>
-          <w:tcPr>
-            <w:tcW w:type="dxa" w:w="412"/>
-            <w:tcBorders>
-              <w:top w:val="single" w:color="9AA9B8" w:sz="4"/>
-              <w:left w:val="single" w:color="9AA9B8" w:sz="4"/>
-              <w:bottom w:val="single" w:color="9AA9B8" w:sz="4"/>
-              <w:right w:val="single" w:color="9AA9B8" w:sz="4"/>
-            </w:tcBorders>
-            <w:tcMar>
-              <w:top w:type="dxa" w:w="50"/>
-              <w:left w:type="dxa" w:w="90"/>
-              <w:bottom w:type="dxa" w:w="50"/>
-              <w:right w:type="dxa" w:w="90"/>
-            </w:tcMar>
-          </w:tcPr>
-          <w:p>
-            <w:r>
-              <w:rPr>
-                <w:sz w:val="18"/>
-                <w:szCs w:val="18"/>
-              </w:rPr>
-              <w:t xml:space="preserve">11</w:t>
-            </w:r>
-          </w:p>
-        </w:tc>
-        <w:tc>
-          <w:tcPr>
-            <w:tcW w:type="dxa" w:w="2424"/>
-            <w:tcBorders>
-              <w:top w:val="single" w:color="9AA9B8" w:sz="4"/>
-              <w:left w:val="single" w:color="9AA9B8" w:sz="4"/>
-              <w:bottom w:val="single" w:color="9AA9B8" w:sz="4"/>
-              <w:right w:val="single" w:color="9AA9B8" w:sz="4"/>
-            </w:tcBorders>
-            <w:tcMar>
-              <w:top w:type="dxa" w:w="50"/>
-              <w:left w:type="dxa" w:w="90"/>
-              <w:bottom w:type="dxa" w:w="50"/>
-              <w:right w:type="dxa" w:w="90"/>
-            </w:tcMar>
-          </w:tcPr>
-          <w:p>
-            <w:r>
-              <w:rPr>
-                <w:sz w:val="18"/>
-                <w:szCs w:val="18"/>
-              </w:rPr>
-              <w:t xml:space="preserve">Branch closure</w:t>
-            </w:r>
-          </w:p>
-        </w:tc>
-        <w:tc>
-          <w:tcPr>
-            <w:tcW w:type="dxa" w:w="3094"/>
-            <w:tcBorders>
-              <w:top w:val="single" w:color="9AA9B8" w:sz="4"/>
-              <w:left w:val="single" w:color="9AA9B8" w:sz="4"/>
-              <w:bottom w:val="single" w:color="9AA9B8" w:sz="4"/>
-              <w:right w:val="single" w:color="9AA9B8" w:sz="4"/>
-            </w:tcBorders>
-            <w:tcMar>
-              <w:top w:type="dxa" w:w="50"/>
-              <w:left w:type="dxa" w:w="90"/>
-              <w:bottom w:type="dxa" w:w="50"/>
-              <w:right w:type="dxa" w:w="90"/>
-            </w:tcMar>
-          </w:tcPr>
-          <w:p>
-            <w:r>
-              <w:rPr>
-                <w:sz w:val="18"/>
-                <w:szCs w:val="18"/>
-              </w:rPr>
-              <w:t xml:space="preserve">Customers, accounts, staff and PKR 80,000 of vault cash move; historical branch still answerable; hiring at the closed branch refused</w:t>
-            </w:r>
-          </w:p>
-        </w:tc>
-        <w:tc>
-          <w:tcPr>
-            <w:tcW w:type="dxa" w:w="3096"/>
-            <w:tcBorders>
-              <w:top w:val="single" w:color="9AA9B8" w:sz="4"/>
-              <w:left w:val="single" w:color="9AA9B8" w:sz="4"/>
-              <w:bottom w:val="single" w:color="9AA9B8" w:sz="4"/>
-              <w:right w:val="single" w:color="9AA9B8" w:sz="4"/>
-            </w:tcBorders>
-            <w:tcMar>
-              <w:top w:type="dxa" w:w="50"/>
-              <w:left w:type="dxa" w:w="90"/>
-              <w:bottom w:type="dxa" w:w="50"/>
-              <w:right w:type="dxa" w:w="90"/>
-            </w:tcMar>
-          </w:tcPr>
-          <w:p>
-            <w:r>
-              <w:rPr>
-                <w:sz w:val="18"/>
-                <w:szCs w:val="18"/>
-              </w:rPr>
-              <w:t xml:space="preserve">Branch closes, customers and staff transferred</w:t>
-            </w:r>
-          </w:p>
-        </w:tc>
-      </w:tr>
-      <w:tr>
-        <w:trPr>
-          <w:tblHeader w:val="false"/>
-        </w:trPr>
-        <w:tc>
-          <w:tcPr>
-            <w:tcW w:type="dxa" w:w="412"/>
-            <w:tcBorders>
-              <w:top w:val="single" w:color="9AA9B8" w:sz="4"/>
-              <w:left w:val="single" w:color="9AA9B8" w:sz="4"/>
-              <w:bottom w:val="single" w:color="9AA9B8" w:sz="4"/>
-              <w:right w:val="single" w:color="9AA9B8" w:sz="4"/>
-            </w:tcBorders>
-            <w:tcMar>
-              <w:top w:type="dxa" w:w="50"/>
-              <w:left w:type="dxa" w:w="90"/>
-              <w:bottom w:type="dxa" w:w="50"/>
-              <w:right w:type="dxa" w:w="90"/>
-            </w:tcMar>
-          </w:tcPr>
-          <w:p>
-            <w:r>
-              <w:rPr>
-                <w:sz w:val="18"/>
-                <w:szCs w:val="18"/>
-              </w:rPr>
-              <w:t xml:space="preserve">12</w:t>
-            </w:r>
-          </w:p>
-        </w:tc>
-        <w:tc>
-          <w:tcPr>
-            <w:tcW w:type="dxa" w:w="2424"/>
-            <w:tcBorders>
-              <w:top w:val="single" w:color="9AA9B8" w:sz="4"/>
-              <w:left w:val="single" w:color="9AA9B8" w:sz="4"/>
-              <w:bottom w:val="single" w:color="9AA9B8" w:sz="4"/>
-              <w:right w:val="single" w:color="9AA9B8" w:sz="4"/>
-            </w:tcBorders>
-            <w:tcMar>
-              <w:top w:type="dxa" w:w="50"/>
-              <w:left w:type="dxa" w:w="90"/>
-              <w:bottom w:type="dxa" w:w="50"/>
-              <w:right w:type="dxa" w:w="90"/>
-            </w:tcMar>
-          </w:tcPr>
-          <w:p>
-            <w:r>
-              <w:rPr>
-                <w:sz w:val="18"/>
-                <w:szCs w:val="18"/>
-              </w:rPr>
-              <w:t xml:space="preserve">Savings rules</w:t>
-            </w:r>
-          </w:p>
-        </w:tc>
-        <w:tc>
-          <w:tcPr>
-            <w:tcW w:type="dxa" w:w="3094"/>
-            <w:tcBorders>
-              <w:top w:val="single" w:color="9AA9B8" w:sz="4"/>
-              <w:left w:val="single" w:color="9AA9B8" w:sz="4"/>
-              <w:bottom w:val="single" w:color="9AA9B8" w:sz="4"/>
-              <w:right w:val="single" w:color="9AA9B8" w:sz="4"/>
-            </w:tcBorders>
-            <w:tcMar>
-              <w:top w:type="dxa" w:w="50"/>
-              <w:left w:type="dxa" w:w="90"/>
-              <w:bottom w:type="dxa" w:w="50"/>
-              <w:right w:type="dxa" w:w="90"/>
-            </w:tcMar>
-          </w:tcPr>
-          <w:p>
-            <w:r>
-              <w:rPr>
-                <w:sz w:val="18"/>
-                <w:szCs w:val="18"/>
-              </w:rPr>
-              <w:t xml:space="preserve">Third monthly withdrawal refused; closure refused with a balance (including month-end interest); closed later with entries retained</w:t>
-            </w:r>
-          </w:p>
-        </w:tc>
-        <w:tc>
-          <w:tcPr>
-            <w:tcW w:type="dxa" w:w="3096"/>
-            <w:tcBorders>
-              <w:top w:val="single" w:color="9AA9B8" w:sz="4"/>
-              <w:left w:val="single" w:color="9AA9B8" w:sz="4"/>
-              <w:bottom w:val="single" w:color="9AA9B8" w:sz="4"/>
-              <w:right w:val="single" w:color="9AA9B8" w:sz="4"/>
-            </w:tcBorders>
-            <w:tcMar>
-              <w:top w:type="dxa" w:w="50"/>
-              <w:left w:type="dxa" w:w="90"/>
-              <w:bottom w:type="dxa" w:w="50"/>
-              <w:right w:type="dxa" w:w="90"/>
-            </w:tcMar>
-          </w:tcPr>
-          <w:p>
-            <w:r>
-              <w:rPr>
-                <w:sz w:val="18"/>
-                <w:szCs w:val="18"/>
-              </w:rPr>
-              <w:t xml:space="preserve">Deletion vs closure</w:t>
-            </w:r>
-          </w:p>
-        </w:tc>
-      </w:tr>
-      <w:tr>
-        <w:trPr>
-          <w:tblHeader w:val="false"/>
-        </w:trPr>
-        <w:tc>
-          <w:tcPr>
-            <w:tcW w:type="dxa" w:w="412"/>
-            <w:tcBorders>
-              <w:top w:val="single" w:color="9AA9B8" w:sz="4"/>
-              <w:left w:val="single" w:color="9AA9B8" w:sz="4"/>
-              <w:bottom w:val="single" w:color="9AA9B8" w:sz="4"/>
-              <w:right w:val="single" w:color="9AA9B8" w:sz="4"/>
-            </w:tcBorders>
-            <w:tcMar>
-              <w:top w:type="dxa" w:w="50"/>
-              <w:left w:type="dxa" w:w="90"/>
-              <w:bottom w:type="dxa" w:w="50"/>
-              <w:right w:type="dxa" w:w="90"/>
-            </w:tcMar>
-          </w:tcPr>
-          <w:p>
-            <w:r>
-              <w:rPr>
-                <w:sz w:val="18"/>
-                <w:szCs w:val="18"/>
-              </w:rPr>
-              <w:t xml:space="preserve">13</w:t>
-            </w:r>
-          </w:p>
-        </w:tc>
-        <w:tc>
-          <w:tcPr>
-            <w:tcW w:type="dxa" w:w="2424"/>
-            <w:tcBorders>
-              <w:top w:val="single" w:color="9AA9B8" w:sz="4"/>
-              <w:left w:val="single" w:color="9AA9B8" w:sz="4"/>
-              <w:bottom w:val="single" w:color="9AA9B8" w:sz="4"/>
-              <w:right w:val="single" w:color="9AA9B8" w:sz="4"/>
-            </w:tcBorders>
-            <w:tcMar>
-              <w:top w:type="dxa" w:w="50"/>
-              <w:left w:type="dxa" w:w="90"/>
-              <w:bottom w:type="dxa" w:w="50"/>
-              <w:right w:type="dxa" w:w="90"/>
-            </w:tcMar>
-          </w:tcPr>
-          <w:p>
-            <w:r>
-              <w:rPr>
-                <w:sz w:val="18"/>
-                <w:szCs w:val="18"/>
-              </w:rPr>
-              <w:t xml:space="preserve">People leave</w:t>
-            </w:r>
-          </w:p>
-        </w:tc>
-        <w:tc>
-          <w:tcPr>
-            <w:tcW w:type="dxa" w:w="3094"/>
-            <w:tcBorders>
-              <w:top w:val="single" w:color="9AA9B8" w:sz="4"/>
-              <w:left w:val="single" w:color="9AA9B8" w:sz="4"/>
-              <w:bottom w:val="single" w:color="9AA9B8" w:sz="4"/>
-              <w:right w:val="single" w:color="9AA9B8" w:sz="4"/>
-            </w:tcBorders>
-            <w:tcMar>
-              <w:top w:type="dxa" w:w="50"/>
-              <w:left w:type="dxa" w:w="90"/>
-              <w:bottom w:type="dxa" w:w="50"/>
-              <w:right w:type="dxa" w:w="90"/>
-            </w:tcMar>
-          </w:tcPr>
-          <w:p>
-            <w:r>
-              <w:rPr>
-                <w:sz w:val="18"/>
-                <w:szCs w:val="18"/>
-              </w:rPr>
-              <w:t xml:space="preserve">A relationship manager cannot resign until customers are handed over; old KYC checks still name him; a customer with an open account cannot leave; one with no products can</w:t>
-            </w:r>
-          </w:p>
-        </w:tc>
-        <w:tc>
-          <w:tcPr>
-            <w:tcW w:type="dxa" w:w="3096"/>
-            <w:tcBorders>
-              <w:top w:val="single" w:color="9AA9B8" w:sz="4"/>
-              <w:left w:val="single" w:color="9AA9B8" w:sz="4"/>
-              <w:bottom w:val="single" w:color="9AA9B8" w:sz="4"/>
-              <w:right w:val="single" w:color="9AA9B8" w:sz="4"/>
-            </w:tcBorders>
-            <w:tcMar>
-              <w:top w:type="dxa" w:w="50"/>
-              <w:left w:type="dxa" w:w="90"/>
-              <w:bottom w:type="dxa" w:w="50"/>
-              <w:right w:type="dxa" w:w="90"/>
-            </w:tcMar>
-          </w:tcPr>
-          <w:p>
-            <w:r>
-              <w:rPr>
-                <w:sz w:val="18"/>
-                <w:szCs w:val="18"/>
-              </w:rPr>
-              <w:t xml:space="preserve">Record retention when customers and employees change</w:t>
-            </w:r>
-          </w:p>
-        </w:tc>
-      </w:tr>
-      <w:tr>
-        <w:trPr>
-          <w:tblHeader w:val="false"/>
-        </w:trPr>
-        <w:tc>
-          <w:tcPr>
-            <w:tcW w:type="dxa" w:w="412"/>
-            <w:tcBorders>
-              <w:top w:val="single" w:color="9AA9B8" w:sz="4"/>
-              <w:left w:val="single" w:color="9AA9B8" w:sz="4"/>
-              <w:bottom w:val="single" w:color="9AA9B8" w:sz="4"/>
-              <w:right w:val="single" w:color="9AA9B8" w:sz="4"/>
-            </w:tcBorders>
-            <w:tcMar>
-              <w:top w:type="dxa" w:w="50"/>
-              <w:left w:type="dxa" w:w="90"/>
-              <w:bottom w:type="dxa" w:w="50"/>
-              <w:right w:type="dxa" w:w="90"/>
-            </w:tcMar>
-          </w:tcPr>
-          <w:p>
-            <w:r>
-              <w:rPr>
-                <w:sz w:val="18"/>
-                <w:szCs w:val="18"/>
-              </w:rPr>
-              <w:t xml:space="preserve">14</w:t>
-            </w:r>
-          </w:p>
-        </w:tc>
-        <w:tc>
-          <w:tcPr>
-            <w:tcW w:type="dxa" w:w="2424"/>
-            <w:tcBorders>
-              <w:top w:val="single" w:color="9AA9B8" w:sz="4"/>
-              <w:left w:val="single" w:color="9AA9B8" w:sz="4"/>
-              <w:bottom w:val="single" w:color="9AA9B8" w:sz="4"/>
-              <w:right w:val="single" w:color="9AA9B8" w:sz="4"/>
-            </w:tcBorders>
-            <w:tcMar>
-              <w:top w:type="dxa" w:w="50"/>
-              <w:left w:type="dxa" w:w="90"/>
-              <w:bottom w:type="dxa" w:w="50"/>
-              <w:right w:type="dxa" w:w="90"/>
-            </w:tcMar>
-          </w:tcPr>
-          <w:p>
-            <w:r>
-              <w:rPr>
-                <w:sz w:val="18"/>
-                <w:szCs w:val="18"/>
-              </w:rPr>
-              <w:t xml:space="preserve">Sole trader, high-value customer, term deposits</w:t>
-            </w:r>
-          </w:p>
-        </w:tc>
-        <w:tc>
-          <w:tcPr>
-            <w:tcW w:type="dxa" w:w="3094"/>
-            <w:tcBorders>
-              <w:top w:val="single" w:color="9AA9B8" w:sz="4"/>
-              <w:left w:val="single" w:color="9AA9B8" w:sz="4"/>
-              <w:bottom w:val="single" w:color="9AA9B8" w:sz="4"/>
-              <w:right w:val="single" w:color="9AA9B8" w:sz="4"/>
-            </w:tcBorders>
-            <w:tcMar>
-              <w:top w:type="dxa" w:w="50"/>
-              <w:left w:type="dxa" w:w="90"/>
-              <w:bottom w:type="dxa" w:w="50"/>
-              <w:right w:type="dxa" w:w="90"/>
-            </w:tcMar>
-          </w:tcPr>
-          <w:p>
-            <w:r>
-              <w:rPr>
-                <w:sz w:val="18"/>
-                <w:szCs w:val="18"/>
-              </w:rPr>
-              <w:t xml:space="preserve">Sole trader refused without a trading name; high-value customer refused until source of wealth is verified; withdrawal and top-up of a term deposit refused; one deposit broken early with a penalty, the other paid out at maturity</w:t>
-            </w:r>
-          </w:p>
-        </w:tc>
-        <w:tc>
-          <w:tcPr>
-            <w:tcW w:type="dxa" w:w="3096"/>
-            <w:tcBorders>
-              <w:top w:val="single" w:color="9AA9B8" w:sz="4"/>
-              <w:left w:val="single" w:color="9AA9B8" w:sz="4"/>
-              <w:bottom w:val="single" w:color="9AA9B8" w:sz="4"/>
-              <w:right w:val="single" w:color="9AA9B8" w:sz="4"/>
-            </w:tcBorders>
-            <w:tcMar>
-              <w:top w:type="dxa" w:w="50"/>
-              <w:left w:type="dxa" w:w="90"/>
-              <w:bottom w:type="dxa" w:w="50"/>
-              <w:right w:type="dxa" w:w="90"/>
-            </w:tcMar>
-          </w:tcPr>
-          <w:p>
-            <w:r>
-              <w:rPr>
-                <w:sz w:val="18"/>
-                <w:szCs w:val="18"/>
-              </w:rPr>
-              <w:t xml:space="preserve">Customer types in the brief's background; savings vs investment facilities</w:t>
-            </w:r>
-          </w:p>
-        </w:tc>
-      </w:tr>
-      <w:tr>
-        <w:trPr>
-          <w:tblHeader w:val="false"/>
-        </w:trPr>
-        <w:tc>
-          <w:tcPr>
-            <w:tcW w:type="dxa" w:w="412"/>
-            <w:tcBorders>
-              <w:top w:val="single" w:color="9AA9B8" w:sz="4"/>
-              <w:left w:val="single" w:color="9AA9B8" w:sz="4"/>
-              <w:bottom w:val="single" w:color="9AA9B8" w:sz="4"/>
-              <w:right w:val="single" w:color="9AA9B8" w:sz="4"/>
-            </w:tcBorders>
-            <w:tcMar>
-              <w:top w:type="dxa" w:w="50"/>
-              <w:left w:type="dxa" w:w="90"/>
-              <w:bottom w:type="dxa" w:w="50"/>
-              <w:right w:type="dxa" w:w="90"/>
-            </w:tcMar>
-          </w:tcPr>
-          <w:p>
-            <w:r>
-              <w:rPr>
-                <w:sz w:val="18"/>
-                <w:szCs w:val="18"/>
-              </w:rPr>
-              <w:t xml:space="preserve">15</w:t>
-            </w:r>
-          </w:p>
-        </w:tc>
-        <w:tc>
-          <w:tcPr>
-            <w:tcW w:type="dxa" w:w="2424"/>
-            <w:tcBorders>
-              <w:top w:val="single" w:color="9AA9B8" w:sz="4"/>
-              <w:left w:val="single" w:color="9AA9B8" w:sz="4"/>
-              <w:bottom w:val="single" w:color="9AA9B8" w:sz="4"/>
-              <w:right w:val="single" w:color="9AA9B8" w:sz="4"/>
-            </w:tcBorders>
-            <w:tcMar>
-              <w:top w:type="dxa" w:w="50"/>
-              <w:left w:type="dxa" w:w="90"/>
-              <w:bottom w:type="dxa" w:w="50"/>
-              <w:right w:type="dxa" w:w="90"/>
-            </w:tcMar>
-          </w:tcPr>
-          <w:p>
-            <w:r>
-              <w:rPr>
-                <w:sz w:val="18"/>
-                <w:szCs w:val="18"/>
-              </w:rPr>
-              <w:t xml:space="preserve">Card controls, bills, card search</w:t>
-            </w:r>
-          </w:p>
-        </w:tc>
-        <w:tc>
-          <w:tcPr>
-            <w:tcW w:type="dxa" w:w="3094"/>
-            <w:tcBorders>
-              <w:top w:val="single" w:color="9AA9B8" w:sz="4"/>
-              <w:left w:val="single" w:color="9AA9B8" w:sz="4"/>
-              <w:bottom w:val="single" w:color="9AA9B8" w:sz="4"/>
-              <w:right w:val="single" w:color="9AA9B8" w:sz="4"/>
-            </w:tcBorders>
-            <w:tcMar>
-              <w:top w:type="dxa" w:w="50"/>
-              <w:left w:type="dxa" w:w="90"/>
-              <w:bottom w:type="dxa" w:w="50"/>
-              <w:right w:type="dxa" w:w="90"/>
-            </w:tcMar>
-          </w:tcPr>
-          <w:p>
-            <w:r>
-              <w:rPr>
-                <w:sz w:val="18"/>
-                <w:szCs w:val="18"/>
-              </w:rPr>
-              <w:t xml:space="preserve">Online and gambling controls decline purchases; someone other than the cardholder cannot lift a control; control history shows what was in force on each date; view-only user refused a bill payment; large tax bill waits for a second signatory; one search finds payments on all three cards in the chain</w:t>
-            </w:r>
-          </w:p>
-        </w:tc>
-        <w:tc>
-          <w:tcPr>
-            <w:tcW w:type="dxa" w:w="3096"/>
-            <w:tcBorders>
-              <w:top w:val="single" w:color="9AA9B8" w:sz="4"/>
-              <w:left w:val="single" w:color="9AA9B8" w:sz="4"/>
-              <w:bottom w:val="single" w:color="9AA9B8" w:sz="4"/>
-              <w:right w:val="single" w:color="9AA9B8" w:sz="4"/>
-            </w:tcBorders>
-            <w:tcMar>
-              <w:top w:type="dxa" w:w="50"/>
-              <w:left w:type="dxa" w:w="90"/>
-              <w:bottom w:type="dxa" w:w="50"/>
-              <w:right w:type="dxa" w:w="90"/>
-            </w:tcMar>
-          </w:tcPr>
-          <w:p>
-            <w:r>
-              <w:rPr>
-                <w:sz w:val="18"/>
-                <w:szCs w:val="18"/>
-              </w:rPr>
-              <w:t xml:space="preserve">Card controls; billers; card replaced multiple times, old transactions searchable</w:t>
-            </w:r>
-          </w:p>
-        </w:tc>
-      </w:tr>
-      <w:tr>
-        <w:trPr>
-          <w:tblHeader w:val="false"/>
-        </w:trPr>
-        <w:tc>
-          <w:tcPr>
-            <w:tcW w:type="dxa" w:w="412"/>
-            <w:tcBorders>
-              <w:top w:val="single" w:color="9AA9B8" w:sz="4"/>
-              <w:left w:val="single" w:color="9AA9B8" w:sz="4"/>
-              <w:bottom w:val="single" w:color="9AA9B8" w:sz="4"/>
-              <w:right w:val="single" w:color="9AA9B8" w:sz="4"/>
-            </w:tcBorders>
-            <w:tcMar>
-              <w:top w:type="dxa" w:w="50"/>
-              <w:left w:type="dxa" w:w="90"/>
-              <w:bottom w:type="dxa" w:w="50"/>
-              <w:right w:type="dxa" w:w="90"/>
-            </w:tcMar>
-          </w:tcPr>
-          <w:p>
-            <w:r>
-              <w:rPr>
-                <w:sz w:val="18"/>
-                <w:szCs w:val="18"/>
-              </w:rPr>
-              <w:t xml:space="preserve">16</w:t>
-            </w:r>
-          </w:p>
-        </w:tc>
-        <w:tc>
-          <w:tcPr>
-            <w:tcW w:type="dxa" w:w="2424"/>
-            <w:tcBorders>
-              <w:top w:val="single" w:color="9AA9B8" w:sz="4"/>
-              <w:left w:val="single" w:color="9AA9B8" w:sz="4"/>
-              <w:bottom w:val="single" w:color="9AA9B8" w:sz="4"/>
-              <w:right w:val="single" w:color="9AA9B8" w:sz="4"/>
-            </w:tcBorders>
-            <w:tcMar>
-              <w:top w:type="dxa" w:w="50"/>
-              <w:left w:type="dxa" w:w="90"/>
-              <w:bottom w:type="dxa" w:w="50"/>
-              <w:right w:type="dxa" w:w="90"/>
-            </w:tcMar>
-          </w:tcPr>
-          <w:p>
-            <w:r>
-              <w:rPr>
-                <w:sz w:val="18"/>
-                <w:szCs w:val="18"/>
-              </w:rPr>
-              <w:t xml:space="preserve">Audit and retention</w:t>
-            </w:r>
-          </w:p>
-        </w:tc>
-        <w:tc>
-          <w:tcPr>
-            <w:tcW w:type="dxa" w:w="3094"/>
-            <w:tcBorders>
-              <w:top w:val="single" w:color="9AA9B8" w:sz="4"/>
-              <w:left w:val="single" w:color="9AA9B8" w:sz="4"/>
-              <w:bottom w:val="single" w:color="9AA9B8" w:sz="4"/>
-              <w:right w:val="single" w:color="9AA9B8" w:sz="4"/>
-            </w:tcBorders>
-            <w:tcMar>
-              <w:top w:type="dxa" w:w="50"/>
-              <w:left w:type="dxa" w:w="90"/>
-              <w:bottom w:type="dxa" w:w="50"/>
-              <w:right w:type="dxa" w:w="90"/>
-            </w:tcMar>
-          </w:tcPr>
-          <w:p>
-            <w:r>
-              <w:rPr>
-                <w:sz w:val="18"/>
-                <w:szCs w:val="18"/>
-              </w:rPr>
-              <w:t xml:space="preserve">A teller cannot run the audit; the auditor lists every 2026 approval with the role held then and every authority change; deleting a closed account is refused with its retention date; finished records are archived, not deleted; only a never-used payee can be deleted</w:t>
-            </w:r>
-          </w:p>
-        </w:tc>
-        <w:tc>
-          <w:tcPr>
-            <w:tcW w:type="dxa" w:w="3096"/>
-            <w:tcBorders>
-              <w:top w:val="single" w:color="9AA9B8" w:sz="4"/>
-              <w:left w:val="single" w:color="9AA9B8" w:sz="4"/>
-              <w:bottom w:val="single" w:color="9AA9B8" w:sz="4"/>
-              <w:right w:val="single" w:color="9AA9B8" w:sz="4"/>
-            </w:tcBorders>
-            <w:tcMar>
-              <w:top w:type="dxa" w:w="50"/>
-              <w:left w:type="dxa" w:w="90"/>
-              <w:bottom w:type="dxa" w:w="50"/>
-              <w:right w:type="dxa" w:w="90"/>
-            </w:tcMar>
-          </w:tcPr>
-          <w:p>
-            <w:r>
-              <w:rPr>
-                <w:sz w:val="18"/>
-                <w:szCs w:val="18"/>
-              </w:rPr>
-              <w:t xml:space="preserve">Audit of approvals and authority changes; what deletion means</w:t>
+            <w:tcW w:type="dxa" w:w="2975"/>
+            <w:tcBorders>
+              <w:top w:val="single" w:color="9AA9B8" w:sz="4"/>
+              <w:left w:val="single" w:color="9AA9B8" w:sz="4"/>
+              <w:bottom w:val="single" w:color="9AA9B8" w:sz="4"/>
+              <w:right w:val="single" w:color="9AA9B8" w:sz="4"/>
+            </w:tcBorders>
+            <w:tcMar>
+              <w:top w:type="dxa" w:w="50"/>
+              <w:left w:type="dxa" w:w="90"/>
+              <w:bottom w:type="dxa" w:w="50"/>
+              <w:right w:type="dxa" w:w="90"/>
+            </w:tcMar>
+          </w:tcPr>
+          <w:p>
+            <w:r>
+              <w:rPr>
+                <w:sz w:val="18"/>
+                <w:szCs w:val="18"/>
+              </w:rPr>
+              <w:t xml:space="preserve">Case evidence later corrected</w:t>
+            </w:r>
+          </w:p>
+        </w:tc>
+        <w:tc>
+          <w:tcPr>
+            <w:tcW w:type="dxa" w:w="3025"/>
+            <w:tcBorders>
+              <w:top w:val="single" w:color="9AA9B8" w:sz="4"/>
+              <w:left w:val="single" w:color="9AA9B8" w:sz="4"/>
+              <w:bottom w:val="single" w:color="9AA9B8" w:sz="4"/>
+              <w:right w:val="single" w:color="9AA9B8" w:sz="4"/>
+            </w:tcBorders>
+            <w:tcMar>
+              <w:top w:type="dxa" w:w="50"/>
+              <w:left w:type="dxa" w:w="90"/>
+              <w:bottom w:type="dxa" w:w="50"/>
+              <w:right w:type="dxa" w:w="90"/>
+            </w:tcMar>
+          </w:tcPr>
+          <w:p>
+            <w:r>
+              <w:rPr>
+                <w:sz w:val="18"/>
+                <w:szCs w:val="18"/>
+              </w:rPr>
+              <w:t xml:space="preserve">Evidence reads the corrected value</w:t>
+            </w:r>
+          </w:p>
+        </w:tc>
+        <w:tc>
+          <w:tcPr>
+            <w:tcW w:type="dxa" w:w="3026"/>
+            <w:tcBorders>
+              <w:top w:val="single" w:color="9AA9B8" w:sz="4"/>
+              <w:left w:val="single" w:color="9AA9B8" w:sz="4"/>
+              <w:bottom w:val="single" w:color="9AA9B8" w:sz="4"/>
+              <w:right w:val="single" w:color="9AA9B8" w:sz="4"/>
+            </w:tcBorders>
+            <w:tcMar>
+              <w:top w:type="dxa" w:w="50"/>
+              <w:left w:type="dxa" w:w="90"/>
+              <w:bottom w:type="dxa" w:w="50"/>
+              <w:right w:type="dxa" w:w="90"/>
+            </w:tcMar>
+          </w:tcPr>
+          <w:p>
+            <w:r>
+              <w:rPr>
+                <w:sz w:val="18"/>
+                <w:szCs w:val="18"/>
+              </w:rPr>
+              <w:t xml:space="preserve">Frozen </w:t>
+            </w:r>
+            <w:r>
+              <w:rPr>
+                <w:rFonts w:ascii="Consolas" w:cs="Consolas" w:eastAsia="Consolas" w:hAnsi="Consolas"/>
+                <w:sz w:val="18"/>
+                <w:szCs w:val="18"/>
+              </w:rPr>
+              <w:t xml:space="preserve">CaseEvidence</w:t>
+            </w:r>
+            <w:r>
+              <w:rPr>
+                <w:sz w:val="18"/>
+                <w:szCs w:val="18"/>
+              </w:rPr>
+              <w:t xml:space="preserve"> snapshot and </w:t>
+            </w:r>
+            <w:r>
+              <w:rPr>
+                <w:rFonts w:ascii="Consolas" w:cs="Consolas" w:eastAsia="Consolas" w:hAnsi="Consolas"/>
+                <w:sz w:val="18"/>
+                <w:szCs w:val="18"/>
+              </w:rPr>
+              <w:t xml:space="preserve">Correction</w:t>
+            </w:r>
+            <w:r>
+              <w:rPr>
+                <w:sz w:val="18"/>
+                <w:szCs w:val="18"/>
+              </w:rPr>
+              <w:t xml:space="preserve"> records</w:t>
             </w:r>
           </w:p>
         </w:tc>
@@ -24102,7 +25255,28 @@
     </w:p>
     <w:p>
       <w:r>
-        <w:t xml:space="preserve">All ten critical cases listed in the brief for Problem 4 are covered, and scenarios 14 to 16 cover the remaining participants and scope items (section 3.2). The run ends with a statement, an end-of-day audit report ("what changed, who, why") and a zero trial balance.</w:t>
+        <w:t xml:space="preserve">The alternative fails all ten. The cost of this design is more classes and the discipline of never updating in place. That is the right trade for a bank, where "what did we know, and who was allowed to do it, on that date?" is a routine question from auditors, regulators and courts. The design also uses inheritance </w:t>
+      </w:r>
+      <w:r>
+        <w:rPr>
+          <w:i/>
+          <w:iCs/>
+        </w:rPr>
+        <w:t xml:space="preserve">less</w:t>
+      </w:r>
+      <w:r>
+        <w:t xml:space="preserve"> than the alternative's </w:t>
+      </w:r>
+      <w:r>
+        <w:rPr>
+          <w:rFonts w:ascii="Consolas" w:cs="Consolas" w:eastAsia="Consolas" w:hAnsi="Consolas"/>
+          <w:sz w:val="19"/>
+          <w:szCs w:val="19"/>
+        </w:rPr>
+        <w:t xml:space="preserve">type</w:t>
+      </w:r>
+      <w:r>
+        <w:t xml:space="preserve"> field invites: only where behaviour really differs by level (the four hierarchies of section 6), with dated composition everywhere else.</w:t>
       </w:r>
     </w:p>
     <w:p>
@@ -24111,6 +25285,1967 @@
         <w:pageBreakBefore/>
       </w:pPr>
       <w:r>
+        <w:t xml:space="preserve">8. Seeded demonstration</w:t>
+      </w:r>
+    </w:p>
+    <w:p>
+      <w:r>
+        <w:rPr>
+          <w:rFonts w:ascii="Consolas" w:cs="Consolas" w:eastAsia="Consolas" w:hAnsi="Consolas"/>
+          <w:sz w:val="19"/>
+          <w:szCs w:val="19"/>
+        </w:rPr>
+        <w:t xml:space="preserve">run_demo()</w:t>
+      </w:r>
+      <w:r>
+        <w:t xml:space="preserve"> creates one bank with three branches, ten staff (including a collections officer and an auditor), eight products, twenty people (ten of them staff), a sole trader, a high-value customer, one company, one charity, eight deposit accounts (including two term deposits), five cards, two billers, beneficiaries, a standing order and a financing facility. It then runs a simulated calendar from January 2026 to August 2027; the daily batch runs standing orders, arrears checks, promise-to-pay checks, term-deposit maturities, month-end fees and savings interest automatically. The full output is in </w:t>
+      </w:r>
+      <w:r>
+        <w:rPr>
+          <w:rFonts w:ascii="Consolas" w:cs="Consolas" w:eastAsia="Consolas" w:hAnsi="Consolas"/>
+          <w:sz w:val="19"/>
+          <w:szCs w:val="19"/>
+        </w:rPr>
+        <w:t xml:space="preserve">docs/demo_output.txt</w:t>
+      </w:r>
+      <w:r>
+        <w:t xml:space="preserve">: 109 transactions, 10 cases, 294 audit events, 28 refused actions, each naming the rule, and a zero trial balance.</w:t>
+      </w:r>
+    </w:p>
+    <w:p>
+      <w:r>
+        <w:t xml:space="preserve">The seeded company matches the brief's scenario: two directors (Ayesha, Bilal), one beneficial owner (Sara, 40%; Ayesha's 10% is recorded but below the 25% threshold), and three employees with different powers (Hamza pays with dual control above PKR 1m, Noor may only view, Usman may use a card). Ayesha and Bilal already bank personally.</w:t>
+      </w:r>
+    </w:p>
+    <w:p>
+      <w:r>
+        <w:t xml:space="preserve">The run leaves three items of live work at the end: a PKR 1,200,000 transfer waiting for a second signatory, a PKR 1,100,000 transfer held for compliance review, and an open card dispute.</w:t>
+      </w:r>
+    </w:p>
+    <w:p>
+      <w:pPr>
+        <w:pStyle w:val="Heading1"/>
+        <w:pageBreakBefore/>
+      </w:pPr>
+      <w:r>
+        <w:t xml:space="preserve">9. Complex scenarios demonstrated</w:t>
+      </w:r>
+    </w:p>
+    <w:tbl>
+      <w:tblPr>
+        <w:tblW w:type="dxa" w:w="9026"/>
+        <w:tblBorders>
+          <w:top w:val="single" w:color="auto" w:sz="4"/>
+          <w:left w:val="single" w:color="auto" w:sz="4"/>
+          <w:bottom w:val="single" w:color="auto" w:sz="4"/>
+          <w:right w:val="single" w:color="auto" w:sz="4"/>
+          <w:insideH w:val="single" w:color="auto" w:sz="4"/>
+          <w:insideV w:val="single" w:color="auto" w:sz="4"/>
+        </w:tblBorders>
+      </w:tblPr>
+      <w:tblGrid>
+        <w:gridCol w:w="405"/>
+        <w:gridCol w:w="2535"/>
+        <w:gridCol w:w="3042"/>
+        <w:gridCol w:w="3044"/>
+      </w:tblGrid>
+      <w:tr>
+        <w:trPr>
+          <w:tblHeader/>
+        </w:trPr>
+        <w:tc>
+          <w:tcPr>
+            <w:tcW w:type="dxa" w:w="405"/>
+            <w:tcBorders>
+              <w:top w:val="single" w:color="9AA9B8" w:sz="4"/>
+              <w:left w:val="single" w:color="9AA9B8" w:sz="4"/>
+              <w:bottom w:val="single" w:color="9AA9B8" w:sz="4"/>
+              <w:right w:val="single" w:color="9AA9B8" w:sz="4"/>
+            </w:tcBorders>
+            <w:shd w:fill="DDE7F0" w:color="auto" w:val="clear"/>
+            <w:tcMar>
+              <w:top w:type="dxa" w:w="50"/>
+              <w:left w:type="dxa" w:w="90"/>
+              <w:bottom w:type="dxa" w:w="50"/>
+              <w:right w:type="dxa" w:w="90"/>
+            </w:tcMar>
+          </w:tcPr>
+          <w:p>
+            <w:r>
+              <w:rPr>
+                <w:b/>
+                <w:bCs/>
+                <w:sz w:val="18"/>
+                <w:szCs w:val="18"/>
+              </w:rPr>
+              <w:t xml:space="preserve">#</w:t>
+            </w:r>
+          </w:p>
+        </w:tc>
+        <w:tc>
+          <w:tcPr>
+            <w:tcW w:type="dxa" w:w="2535"/>
+            <w:tcBorders>
+              <w:top w:val="single" w:color="9AA9B8" w:sz="4"/>
+              <w:left w:val="single" w:color="9AA9B8" w:sz="4"/>
+              <w:bottom w:val="single" w:color="9AA9B8" w:sz="4"/>
+              <w:right w:val="single" w:color="9AA9B8" w:sz="4"/>
+            </w:tcBorders>
+            <w:shd w:fill="DDE7F0" w:color="auto" w:val="clear"/>
+            <w:tcMar>
+              <w:top w:type="dxa" w:w="50"/>
+              <w:left w:type="dxa" w:w="90"/>
+              <w:bottom w:type="dxa" w:w="50"/>
+              <w:right w:type="dxa" w:w="90"/>
+            </w:tcMar>
+          </w:tcPr>
+          <w:p>
+            <w:r>
+              <w:rPr>
+                <w:b/>
+                <w:bCs/>
+                <w:sz w:val="18"/>
+                <w:szCs w:val="18"/>
+              </w:rPr>
+              <w:t xml:space="preserve">Scenario</w:t>
+            </w:r>
+          </w:p>
+        </w:tc>
+        <w:tc>
+          <w:tcPr>
+            <w:tcW w:type="dxa" w:w="3042"/>
+            <w:tcBorders>
+              <w:top w:val="single" w:color="9AA9B8" w:sz="4"/>
+              <w:left w:val="single" w:color="9AA9B8" w:sz="4"/>
+              <w:bottom w:val="single" w:color="9AA9B8" w:sz="4"/>
+              <w:right w:val="single" w:color="9AA9B8" w:sz="4"/>
+            </w:tcBorders>
+            <w:shd w:fill="DDE7F0" w:color="auto" w:val="clear"/>
+            <w:tcMar>
+              <w:top w:type="dxa" w:w="50"/>
+              <w:left w:type="dxa" w:w="90"/>
+              <w:bottom w:type="dxa" w:w="50"/>
+              <w:right w:type="dxa" w:w="90"/>
+            </w:tcMar>
+          </w:tcPr>
+          <w:p>
+            <w:r>
+              <w:rPr>
+                <w:b/>
+                <w:bCs/>
+                <w:sz w:val="18"/>
+                <w:szCs w:val="18"/>
+              </w:rPr>
+              <w:t xml:space="preserve">What breaks the normal flow</w:t>
+            </w:r>
+          </w:p>
+        </w:tc>
+        <w:tc>
+          <w:tcPr>
+            <w:tcW w:type="dxa" w:w="3044"/>
+            <w:tcBorders>
+              <w:top w:val="single" w:color="9AA9B8" w:sz="4"/>
+              <w:left w:val="single" w:color="9AA9B8" w:sz="4"/>
+              <w:bottom w:val="single" w:color="9AA9B8" w:sz="4"/>
+              <w:right w:val="single" w:color="9AA9B8" w:sz="4"/>
+            </w:tcBorders>
+            <w:shd w:fill="DDE7F0" w:color="auto" w:val="clear"/>
+            <w:tcMar>
+              <w:top w:type="dxa" w:w="50"/>
+              <w:left w:type="dxa" w:w="90"/>
+              <w:bottom w:type="dxa" w:w="50"/>
+              <w:right w:type="dxa" w:w="90"/>
+            </w:tcMar>
+          </w:tcPr>
+          <w:p>
+            <w:r>
+              <w:rPr>
+                <w:b/>
+                <w:bCs/>
+                <w:sz w:val="18"/>
+                <w:szCs w:val="18"/>
+              </w:rPr>
+              <w:t xml:space="preserve">Brief's critical case</w:t>
+            </w:r>
+          </w:p>
+        </w:tc>
+      </w:tr>
+      <w:tr>
+        <w:trPr>
+          <w:tblHeader w:val="false"/>
+        </w:trPr>
+        <w:tc>
+          <w:tcPr>
+            <w:tcW w:type="dxa" w:w="405"/>
+            <w:tcBorders>
+              <w:top w:val="single" w:color="9AA9B8" w:sz="4"/>
+              <w:left w:val="single" w:color="9AA9B8" w:sz="4"/>
+              <w:bottom w:val="single" w:color="9AA9B8" w:sz="4"/>
+              <w:right w:val="single" w:color="9AA9B8" w:sz="4"/>
+            </w:tcBorders>
+            <w:tcMar>
+              <w:top w:type="dxa" w:w="50"/>
+              <w:left w:type="dxa" w:w="90"/>
+              <w:bottom w:type="dxa" w:w="50"/>
+              <w:right w:type="dxa" w:w="90"/>
+            </w:tcMar>
+          </w:tcPr>
+          <w:p>
+            <w:r>
+              <w:rPr>
+                <w:sz w:val="18"/>
+                <w:szCs w:val="18"/>
+              </w:rPr>
+              <w:t xml:space="preserve">1</w:t>
+            </w:r>
+          </w:p>
+        </w:tc>
+        <w:tc>
+          <w:tcPr>
+            <w:tcW w:type="dxa" w:w="2535"/>
+            <w:tcBorders>
+              <w:top w:val="single" w:color="9AA9B8" w:sz="4"/>
+              <w:left w:val="single" w:color="9AA9B8" w:sz="4"/>
+              <w:bottom w:val="single" w:color="9AA9B8" w:sz="4"/>
+              <w:right w:val="single" w:color="9AA9B8" w:sz="4"/>
+            </w:tcBorders>
+            <w:tcMar>
+              <w:top w:type="dxa" w:w="50"/>
+              <w:left w:type="dxa" w:w="90"/>
+              <w:bottom w:type="dxa" w:w="50"/>
+              <w:right w:type="dxa" w:w="90"/>
+            </w:tcMar>
+          </w:tcPr>
+          <w:p>
+            <w:r>
+              <w:rPr>
+                <w:sz w:val="18"/>
+                <w:szCs w:val="18"/>
+              </w:rPr>
+              <w:t xml:space="preserve">Business onboarding</w:t>
+            </w:r>
+          </w:p>
+        </w:tc>
+        <w:tc>
+          <w:tcPr>
+            <w:tcW w:type="dxa" w:w="3042"/>
+            <w:tcBorders>
+              <w:top w:val="single" w:color="9AA9B8" w:sz="4"/>
+              <w:left w:val="single" w:color="9AA9B8" w:sz="4"/>
+              <w:bottom w:val="single" w:color="9AA9B8" w:sz="4"/>
+              <w:right w:val="single" w:color="9AA9B8" w:sz="4"/>
+            </w:tcBorders>
+            <w:tcMar>
+              <w:top w:type="dxa" w:w="50"/>
+              <w:left w:type="dxa" w:w="90"/>
+              <w:bottom w:type="dxa" w:w="50"/>
+              <w:right w:type="dxa" w:w="90"/>
+            </w:tcMar>
+          </w:tcPr>
+          <w:p>
+            <w:r>
+              <w:rPr>
+                <w:sz w:val="18"/>
+                <w:szCs w:val="18"/>
+              </w:rPr>
+              <w:t xml:space="preserve">A director's CNIC expires between verification and onboarding; a charity has too few trustees</w:t>
+            </w:r>
+          </w:p>
+        </w:tc>
+        <w:tc>
+          <w:tcPr>
+            <w:tcW w:type="dxa" w:w="3044"/>
+            <w:tcBorders>
+              <w:top w:val="single" w:color="9AA9B8" w:sz="4"/>
+              <w:left w:val="single" w:color="9AA9B8" w:sz="4"/>
+              <w:bottom w:val="single" w:color="9AA9B8" w:sz="4"/>
+              <w:right w:val="single" w:color="9AA9B8" w:sz="4"/>
+            </w:tcBorders>
+            <w:tcMar>
+              <w:top w:type="dxa" w:w="50"/>
+              <w:left w:type="dxa" w:w="90"/>
+              <w:bottom w:type="dxa" w:w="50"/>
+              <w:right w:type="dxa" w:w="90"/>
+            </w:tcMar>
+          </w:tcPr>
+          <w:p>
+            <w:r>
+              <w:rPr>
+                <w:sz w:val="18"/>
+                <w:szCs w:val="18"/>
+              </w:rPr>
+              <w:t xml:space="preserve">Customer is personal and a representative of several organisations</w:t>
+            </w:r>
+          </w:p>
+        </w:tc>
+      </w:tr>
+      <w:tr>
+        <w:trPr>
+          <w:tblHeader w:val="false"/>
+        </w:trPr>
+        <w:tc>
+          <w:tcPr>
+            <w:tcW w:type="dxa" w:w="405"/>
+            <w:tcBorders>
+              <w:top w:val="single" w:color="9AA9B8" w:sz="4"/>
+              <w:left w:val="single" w:color="9AA9B8" w:sz="4"/>
+              <w:bottom w:val="single" w:color="9AA9B8" w:sz="4"/>
+              <w:right w:val="single" w:color="9AA9B8" w:sz="4"/>
+            </w:tcBorders>
+            <w:tcMar>
+              <w:top w:type="dxa" w:w="50"/>
+              <w:left w:type="dxa" w:w="90"/>
+              <w:bottom w:type="dxa" w:w="50"/>
+              <w:right w:type="dxa" w:w="90"/>
+            </w:tcMar>
+          </w:tcPr>
+          <w:p>
+            <w:r>
+              <w:rPr>
+                <w:sz w:val="18"/>
+                <w:szCs w:val="18"/>
+              </w:rPr>
+              <w:t xml:space="preserve">2</w:t>
+            </w:r>
+          </w:p>
+        </w:tc>
+        <w:tc>
+          <w:tcPr>
+            <w:tcW w:type="dxa" w:w="2535"/>
+            <w:tcBorders>
+              <w:top w:val="single" w:color="9AA9B8" w:sz="4"/>
+              <w:left w:val="single" w:color="9AA9B8" w:sz="4"/>
+              <w:bottom w:val="single" w:color="9AA9B8" w:sz="4"/>
+              <w:right w:val="single" w:color="9AA9B8" w:sz="4"/>
+            </w:tcBorders>
+            <w:tcMar>
+              <w:top w:type="dxa" w:w="50"/>
+              <w:left w:type="dxa" w:w="90"/>
+              <w:bottom w:type="dxa" w:w="50"/>
+              <w:right w:type="dxa" w:w="90"/>
+            </w:tcMar>
+          </w:tcPr>
+          <w:p>
+            <w:r>
+              <w:rPr>
+                <w:sz w:val="18"/>
+                <w:szCs w:val="18"/>
+              </w:rPr>
+              <w:t xml:space="preserve">Large transfer</w:t>
+            </w:r>
+          </w:p>
+        </w:tc>
+        <w:tc>
+          <w:tcPr>
+            <w:tcW w:type="dxa" w:w="3042"/>
+            <w:tcBorders>
+              <w:top w:val="single" w:color="9AA9B8" w:sz="4"/>
+              <w:left w:val="single" w:color="9AA9B8" w:sz="4"/>
+              <w:bottom w:val="single" w:color="9AA9B8" w:sz="4"/>
+              <w:right w:val="single" w:color="9AA9B8" w:sz="4"/>
+            </w:tcBorders>
+            <w:tcMar>
+              <w:top w:type="dxa" w:w="50"/>
+              <w:left w:type="dxa" w:w="90"/>
+              <w:bottom w:type="dxa" w:w="50"/>
+              <w:right w:type="dxa" w:w="90"/>
+            </w:tcMar>
+          </w:tcPr>
+          <w:p>
+            <w:r>
+              <w:rPr>
+                <w:sz w:val="18"/>
+                <w:szCs w:val="18"/>
+              </w:rPr>
+              <w:t xml:space="preserve">Needs a second signatory (initiator and view-only user refused); held for review; a teller cannot release it; customer complains at the branch while compliance investigates separately; released</w:t>
+            </w:r>
+          </w:p>
+        </w:tc>
+        <w:tc>
+          <w:tcPr>
+            <w:tcW w:type="dxa" w:w="3044"/>
+            <w:tcBorders>
+              <w:top w:val="single" w:color="9AA9B8" w:sz="4"/>
+              <w:left w:val="single" w:color="9AA9B8" w:sz="4"/>
+              <w:bottom w:val="single" w:color="9AA9B8" w:sz="4"/>
+              <w:right w:val="single" w:color="9AA9B8" w:sz="4"/>
+            </w:tcBorders>
+            <w:tcMar>
+              <w:top w:type="dxa" w:w="50"/>
+              <w:left w:type="dxa" w:w="90"/>
+              <w:bottom w:type="dxa" w:w="50"/>
+              <w:right w:type="dxa" w:w="90"/>
+            </w:tcMar>
+          </w:tcPr>
+          <w:p>
+            <w:r>
+              <w:rPr>
+                <w:sz w:val="18"/>
+                <w:szCs w:val="18"/>
+              </w:rPr>
+              <w:t xml:space="preserve">Temporary hold, separate cases</w:t>
+            </w:r>
+          </w:p>
+        </w:tc>
+      </w:tr>
+      <w:tr>
+        <w:trPr>
+          <w:tblHeader w:val="false"/>
+        </w:trPr>
+        <w:tc>
+          <w:tcPr>
+            <w:tcW w:type="dxa" w:w="405"/>
+            <w:tcBorders>
+              <w:top w:val="single" w:color="9AA9B8" w:sz="4"/>
+              <w:left w:val="single" w:color="9AA9B8" w:sz="4"/>
+              <w:bottom w:val="single" w:color="9AA9B8" w:sz="4"/>
+              <w:right w:val="single" w:color="9AA9B8" w:sz="4"/>
+            </w:tcBorders>
+            <w:tcMar>
+              <w:top w:type="dxa" w:w="50"/>
+              <w:left w:type="dxa" w:w="90"/>
+              <w:bottom w:type="dxa" w:w="50"/>
+              <w:right w:type="dxa" w:w="90"/>
+            </w:tcMar>
+          </w:tcPr>
+          <w:p>
+            <w:r>
+              <w:rPr>
+                <w:sz w:val="18"/>
+                <w:szCs w:val="18"/>
+              </w:rPr>
+              <w:t xml:space="preserve">3</w:t>
+            </w:r>
+          </w:p>
+        </w:tc>
+        <w:tc>
+          <w:tcPr>
+            <w:tcW w:type="dxa" w:w="2535"/>
+            <w:tcBorders>
+              <w:top w:val="single" w:color="9AA9B8" w:sz="4"/>
+              <w:left w:val="single" w:color="9AA9B8" w:sz="4"/>
+              <w:bottom w:val="single" w:color="9AA9B8" w:sz="4"/>
+              <w:right w:val="single" w:color="9AA9B8" w:sz="4"/>
+            </w:tcBorders>
+            <w:tcMar>
+              <w:top w:type="dxa" w:w="50"/>
+              <w:left w:type="dxa" w:w="90"/>
+              <w:bottom w:type="dxa" w:w="50"/>
+              <w:right w:type="dxa" w:w="90"/>
+            </w:tcMar>
+          </w:tcPr>
+          <w:p>
+            <w:r>
+              <w:rPr>
+                <w:sz w:val="18"/>
+                <w:szCs w:val="18"/>
+              </w:rPr>
+              <w:t xml:space="preserve">Card lifecycle</w:t>
+            </w:r>
+          </w:p>
+        </w:tc>
+        <w:tc>
+          <w:tcPr>
+            <w:tcW w:type="dxa" w:w="3042"/>
+            <w:tcBorders>
+              <w:top w:val="single" w:color="9AA9B8" w:sz="4"/>
+              <w:left w:val="single" w:color="9AA9B8" w:sz="4"/>
+              <w:bottom w:val="single" w:color="9AA9B8" w:sz="4"/>
+              <w:right w:val="single" w:color="9AA9B8" w:sz="4"/>
+            </w:tcBorders>
+            <w:tcMar>
+              <w:top w:type="dxa" w:w="50"/>
+              <w:left w:type="dxa" w:w="90"/>
+              <w:bottom w:type="dxa" w:w="50"/>
+              <w:right w:type="dxa" w:w="90"/>
+            </w:tcMar>
+          </w:tcPr>
+          <w:p>
+            <w:r>
+              <w:rPr>
+                <w:sz w:val="18"/>
+                <w:szCs w:val="18"/>
+              </w:rPr>
+              <w:t xml:space="preserve">Card stolen, replaced with a lower limit, thief declined, card found and destroyed, second replacement</w:t>
+            </w:r>
+          </w:p>
+        </w:tc>
+        <w:tc>
+          <w:tcPr>
+            <w:tcW w:type="dxa" w:w="3044"/>
+            <w:tcBorders>
+              <w:top w:val="single" w:color="9AA9B8" w:sz="4"/>
+              <w:left w:val="single" w:color="9AA9B8" w:sz="4"/>
+              <w:bottom w:val="single" w:color="9AA9B8" w:sz="4"/>
+              <w:right w:val="single" w:color="9AA9B8" w:sz="4"/>
+            </w:tcBorders>
+            <w:tcMar>
+              <w:top w:type="dxa" w:w="50"/>
+              <w:left w:type="dxa" w:w="90"/>
+              <w:bottom w:type="dxa" w:w="50"/>
+              <w:right w:type="dxa" w:w="90"/>
+            </w:tcMar>
+          </w:tcPr>
+          <w:p>
+            <w:r>
+              <w:rPr>
+                <w:sz w:val="18"/>
+                <w:szCs w:val="18"/>
+              </w:rPr>
+              <w:t xml:space="preserve">Card replaced multiple times</w:t>
+            </w:r>
+          </w:p>
+        </w:tc>
+      </w:tr>
+      <w:tr>
+        <w:trPr>
+          <w:tblHeader w:val="false"/>
+        </w:trPr>
+        <w:tc>
+          <w:tcPr>
+            <w:tcW w:type="dxa" w:w="405"/>
+            <w:tcBorders>
+              <w:top w:val="single" w:color="9AA9B8" w:sz="4"/>
+              <w:left w:val="single" w:color="9AA9B8" w:sz="4"/>
+              <w:bottom w:val="single" w:color="9AA9B8" w:sz="4"/>
+              <w:right w:val="single" w:color="9AA9B8" w:sz="4"/>
+            </w:tcBorders>
+            <w:tcMar>
+              <w:top w:type="dxa" w:w="50"/>
+              <w:left w:type="dxa" w:w="90"/>
+              <w:bottom w:type="dxa" w:w="50"/>
+              <w:right w:type="dxa" w:w="90"/>
+            </w:tcMar>
+          </w:tcPr>
+          <w:p>
+            <w:r>
+              <w:rPr>
+                <w:sz w:val="18"/>
+                <w:szCs w:val="18"/>
+              </w:rPr>
+              <w:t xml:space="preserve">4</w:t>
+            </w:r>
+          </w:p>
+        </w:tc>
+        <w:tc>
+          <w:tcPr>
+            <w:tcW w:type="dxa" w:w="2535"/>
+            <w:tcBorders>
+              <w:top w:val="single" w:color="9AA9B8" w:sz="4"/>
+              <w:left w:val="single" w:color="9AA9B8" w:sz="4"/>
+              <w:bottom w:val="single" w:color="9AA9B8" w:sz="4"/>
+              <w:right w:val="single" w:color="9AA9B8" w:sz="4"/>
+            </w:tcBorders>
+            <w:tcMar>
+              <w:top w:type="dxa" w:w="50"/>
+              <w:left w:type="dxa" w:w="90"/>
+              <w:bottom w:type="dxa" w:w="50"/>
+              <w:right w:type="dxa" w:w="90"/>
+            </w:tcMar>
+          </w:tcPr>
+          <w:p>
+            <w:r>
+              <w:rPr>
+                <w:sz w:val="18"/>
+                <w:szCs w:val="18"/>
+              </w:rPr>
+              <w:t xml:space="preserve">Card correction and dispute</w:t>
+            </w:r>
+          </w:p>
+        </w:tc>
+        <w:tc>
+          <w:tcPr>
+            <w:tcW w:type="dxa" w:w="3042"/>
+            <w:tcBorders>
+              <w:top w:val="single" w:color="9AA9B8" w:sz="4"/>
+              <w:left w:val="single" w:color="9AA9B8" w:sz="4"/>
+              <w:bottom w:val="single" w:color="9AA9B8" w:sz="4"/>
+              <w:right w:val="single" w:color="9AA9B8" w:sz="4"/>
+            </w:tcBorders>
+            <w:tcMar>
+              <w:top w:type="dxa" w:w="50"/>
+              <w:left w:type="dxa" w:w="90"/>
+              <w:bottom w:type="dxa" w:w="50"/>
+              <w:right w:type="dxa" w:w="90"/>
+            </w:tcMar>
+          </w:tcPr>
+          <w:p>
+            <w:r>
+              <w:rPr>
+                <w:sz w:val="18"/>
+                <w:szCs w:val="18"/>
+              </w:rPr>
+              <w:t xml:space="preserve">Posted, reversed, re-posted at a new amount, disputed ("not as described"), partially upheld as a </w:t>
+            </w:r>
+            <w:r>
+              <w:rPr>
+                <w:rFonts w:ascii="Consolas" w:cs="Consolas" w:eastAsia="Consolas" w:hAnsi="Consolas"/>
+                <w:sz w:val="18"/>
+                <w:szCs w:val="18"/>
+              </w:rPr>
+              <w:t xml:space="preserve">Chargeback</w:t>
+            </w:r>
+            <w:r>
+              <w:rPr>
+                <w:sz w:val="18"/>
+                <w:szCs w:val="18"/>
+              </w:rPr>
+              <w:t xml:space="preserve"> claimed from the merchant; a second dispute and a second resolution are refused</w:t>
+            </w:r>
+          </w:p>
+        </w:tc>
+        <w:tc>
+          <w:tcPr>
+            <w:tcW w:type="dxa" w:w="3044"/>
+            <w:tcBorders>
+              <w:top w:val="single" w:color="9AA9B8" w:sz="4"/>
+              <w:left w:val="single" w:color="9AA9B8" w:sz="4"/>
+              <w:bottom w:val="single" w:color="9AA9B8" w:sz="4"/>
+              <w:right w:val="single" w:color="9AA9B8" w:sz="4"/>
+            </w:tcBorders>
+            <w:tcMar>
+              <w:top w:type="dxa" w:w="50"/>
+              <w:left w:type="dxa" w:w="90"/>
+              <w:bottom w:type="dxa" w:w="50"/>
+              <w:right w:type="dxa" w:w="90"/>
+            </w:tcMar>
+          </w:tcPr>
+          <w:p>
+            <w:r>
+              <w:rPr>
+                <w:sz w:val="18"/>
+                <w:szCs w:val="18"/>
+              </w:rPr>
+              <w:t xml:space="preserve">Posted, reversed, re-posted, disputed</w:t>
+            </w:r>
+          </w:p>
+        </w:tc>
+      </w:tr>
+      <w:tr>
+        <w:trPr>
+          <w:tblHeader w:val="false"/>
+        </w:trPr>
+        <w:tc>
+          <w:tcPr>
+            <w:tcW w:type="dxa" w:w="405"/>
+            <w:tcBorders>
+              <w:top w:val="single" w:color="9AA9B8" w:sz="4"/>
+              <w:left w:val="single" w:color="9AA9B8" w:sz="4"/>
+              <w:bottom w:val="single" w:color="9AA9B8" w:sz="4"/>
+              <w:right w:val="single" w:color="9AA9B8" w:sz="4"/>
+            </w:tcBorders>
+            <w:tcMar>
+              <w:top w:type="dxa" w:w="50"/>
+              <w:left w:type="dxa" w:w="90"/>
+              <w:bottom w:type="dxa" w:w="50"/>
+              <w:right w:type="dxa" w:w="90"/>
+            </w:tcMar>
+          </w:tcPr>
+          <w:p>
+            <w:r>
+              <w:rPr>
+                <w:sz w:val="18"/>
+                <w:szCs w:val="18"/>
+              </w:rPr>
+              <w:t xml:space="preserve">5</w:t>
+            </w:r>
+          </w:p>
+        </w:tc>
+        <w:tc>
+          <w:tcPr>
+            <w:tcW w:type="dxa" w:w="2535"/>
+            <w:tcBorders>
+              <w:top w:val="single" w:color="9AA9B8" w:sz="4"/>
+              <w:left w:val="single" w:color="9AA9B8" w:sz="4"/>
+              <w:bottom w:val="single" w:color="9AA9B8" w:sz="4"/>
+              <w:right w:val="single" w:color="9AA9B8" w:sz="4"/>
+            </w:tcBorders>
+            <w:tcMar>
+              <w:top w:type="dxa" w:w="50"/>
+              <w:left w:type="dxa" w:w="90"/>
+              <w:bottom w:type="dxa" w:w="50"/>
+              <w:right w:type="dxa" w:w="90"/>
+            </w:tcMar>
+          </w:tcPr>
+          <w:p>
+            <w:r>
+              <w:rPr>
+                <w:sz w:val="18"/>
+                <w:szCs w:val="18"/>
+              </w:rPr>
+              <w:t xml:space="preserve">Customer restriction</w:t>
+            </w:r>
+          </w:p>
+        </w:tc>
+        <w:tc>
+          <w:tcPr>
+            <w:tcW w:type="dxa" w:w="3042"/>
+            <w:tcBorders>
+              <w:top w:val="single" w:color="9AA9B8" w:sz="4"/>
+              <w:left w:val="single" w:color="9AA9B8" w:sz="4"/>
+              <w:bottom w:val="single" w:color="9AA9B8" w:sz="4"/>
+              <w:right w:val="single" w:color="9AA9B8" w:sz="4"/>
+            </w:tcBorders>
+            <w:tcMar>
+              <w:top w:type="dxa" w:w="50"/>
+              <w:left w:type="dxa" w:w="90"/>
+              <w:bottom w:type="dxa" w:w="50"/>
+              <w:right w:type="dxa" w:w="90"/>
+            </w:tcMar>
+          </w:tcPr>
+          <w:p>
+            <w:r>
+              <w:rPr>
+                <w:sz w:val="18"/>
+                <w:szCs w:val="18"/>
+              </w:rPr>
+              <w:t xml:space="preserve">Debit block stops a transfer and the standing order; the director's personal account is unaffected; the case cannot close until the block is lifted</w:t>
+            </w:r>
+          </w:p>
+        </w:tc>
+        <w:tc>
+          <w:tcPr>
+            <w:tcW w:type="dxa" w:w="3044"/>
+            <w:tcBorders>
+              <w:top w:val="single" w:color="9AA9B8" w:sz="4"/>
+              <w:left w:val="single" w:color="9AA9B8" w:sz="4"/>
+              <w:bottom w:val="single" w:color="9AA9B8" w:sz="4"/>
+              <w:right w:val="single" w:color="9AA9B8" w:sz="4"/>
+            </w:tcBorders>
+            <w:tcMar>
+              <w:top w:type="dxa" w:w="50"/>
+              <w:left w:type="dxa" w:w="90"/>
+              <w:bottom w:type="dxa" w:w="50"/>
+              <w:right w:type="dxa" w:w="90"/>
+            </w:tcMar>
+          </w:tcPr>
+          <w:p>
+            <w:r>
+              <w:rPr>
+                <w:sz w:val="18"/>
+                <w:szCs w:val="18"/>
+              </w:rPr>
+              <w:t xml:space="preserve">Temporarily restricted then cleared</w:t>
+            </w:r>
+          </w:p>
+        </w:tc>
+      </w:tr>
+      <w:tr>
+        <w:trPr>
+          <w:tblHeader w:val="false"/>
+        </w:trPr>
+        <w:tc>
+          <w:tcPr>
+            <w:tcW w:type="dxa" w:w="405"/>
+            <w:tcBorders>
+              <w:top w:val="single" w:color="9AA9B8" w:sz="4"/>
+              <w:left w:val="single" w:color="9AA9B8" w:sz="4"/>
+              <w:bottom w:val="single" w:color="9AA9B8" w:sz="4"/>
+              <w:right w:val="single" w:color="9AA9B8" w:sz="4"/>
+            </w:tcBorders>
+            <w:tcMar>
+              <w:top w:type="dxa" w:w="50"/>
+              <w:left w:type="dxa" w:w="90"/>
+              <w:bottom w:type="dxa" w:w="50"/>
+              <w:right w:type="dxa" w:w="90"/>
+            </w:tcMar>
+          </w:tcPr>
+          <w:p>
+            <w:r>
+              <w:rPr>
+                <w:sz w:val="18"/>
+                <w:szCs w:val="18"/>
+              </w:rPr>
+              <w:t xml:space="preserve">6</w:t>
+            </w:r>
+          </w:p>
+        </w:tc>
+        <w:tc>
+          <w:tcPr>
+            <w:tcW w:type="dxa" w:w="2535"/>
+            <w:tcBorders>
+              <w:top w:val="single" w:color="9AA9B8" w:sz="4"/>
+              <w:left w:val="single" w:color="9AA9B8" w:sz="4"/>
+              <w:bottom w:val="single" w:color="9AA9B8" w:sz="4"/>
+              <w:right w:val="single" w:color="9AA9B8" w:sz="4"/>
+            </w:tcBorders>
+            <w:tcMar>
+              <w:top w:type="dxa" w:w="50"/>
+              <w:left w:type="dxa" w:w="90"/>
+              <w:bottom w:type="dxa" w:w="50"/>
+              <w:right w:type="dxa" w:w="90"/>
+            </w:tcMar>
+          </w:tcPr>
+          <w:p>
+            <w:r>
+              <w:rPr>
+                <w:sz w:val="18"/>
+                <w:szCs w:val="18"/>
+              </w:rPr>
+              <w:t xml:space="preserve">Financing</w:t>
+            </w:r>
+          </w:p>
+        </w:tc>
+        <w:tc>
+          <w:tcPr>
+            <w:tcW w:type="dxa" w:w="3042"/>
+            <w:tcBorders>
+              <w:top w:val="single" w:color="9AA9B8" w:sz="4"/>
+              <w:left w:val="single" w:color="9AA9B8" w:sz="4"/>
+              <w:bottom w:val="single" w:color="9AA9B8" w:sz="4"/>
+              <w:right w:val="single" w:color="9AA9B8" w:sz="4"/>
+            </w:tcBorders>
+            <w:tcMar>
+              <w:top w:type="dxa" w:w="50"/>
+              <w:left w:type="dxa" w:w="90"/>
+              <w:bottom w:type="dxa" w:w="50"/>
+              <w:right w:type="dxa" w:w="90"/>
+            </w:tcMar>
+          </w:tcPr>
+          <w:p>
+            <w:r>
+              <w:rPr>
+                <w:sz w:val="18"/>
+                <w:szCs w:val="18"/>
+              </w:rPr>
+              <w:t xml:space="preserve">Unauthorised applicant blocked; credit officer's delegated limit forces an 8m request to be declined; disbursement blocked by conditions; an overpayment is refused without changing anything; missed installment opens a collections case, worked by the collections officer (a teller is refused); the customer's promise to pay is broken; restructure; approver promoted; early settlement; restructuring the settled loan refused</w:t>
+            </w:r>
+          </w:p>
+        </w:tc>
+        <w:tc>
+          <w:tcPr>
+            <w:tcW w:type="dxa" w:w="3044"/>
+            <w:tcBorders>
+              <w:top w:val="single" w:color="9AA9B8" w:sz="4"/>
+              <w:left w:val="single" w:color="9AA9B8" w:sz="4"/>
+              <w:bottom w:val="single" w:color="9AA9B8" w:sz="4"/>
+              <w:right w:val="single" w:color="9AA9B8" w:sz="4"/>
+            </w:tcBorders>
+            <w:tcMar>
+              <w:top w:type="dxa" w:w="50"/>
+              <w:left w:type="dxa" w:w="90"/>
+              <w:bottom w:type="dxa" w:w="50"/>
+              <w:right w:type="dxa" w:w="90"/>
+            </w:tcMar>
+          </w:tcPr>
+          <w:p>
+            <w:r>
+              <w:rPr>
+                <w:sz w:val="18"/>
+                <w:szCs w:val="18"/>
+              </w:rPr>
+              <w:t xml:space="preserve">Restructured after installments paid</w:t>
+            </w:r>
+          </w:p>
+        </w:tc>
+      </w:tr>
+      <w:tr>
+        <w:trPr>
+          <w:tblHeader w:val="false"/>
+        </w:trPr>
+        <w:tc>
+          <w:tcPr>
+            <w:tcW w:type="dxa" w:w="405"/>
+            <w:tcBorders>
+              <w:top w:val="single" w:color="9AA9B8" w:sz="4"/>
+              <w:left w:val="single" w:color="9AA9B8" w:sz="4"/>
+              <w:bottom w:val="single" w:color="9AA9B8" w:sz="4"/>
+              <w:right w:val="single" w:color="9AA9B8" w:sz="4"/>
+            </w:tcBorders>
+            <w:tcMar>
+              <w:top w:type="dxa" w:w="50"/>
+              <w:left w:type="dxa" w:w="90"/>
+              <w:bottom w:type="dxa" w:w="50"/>
+              <w:right w:type="dxa" w:w="90"/>
+            </w:tcMar>
+          </w:tcPr>
+          <w:p>
+            <w:r>
+              <w:rPr>
+                <w:sz w:val="18"/>
+                <w:szCs w:val="18"/>
+              </w:rPr>
+              <w:t xml:space="preserve">7</w:t>
+            </w:r>
+          </w:p>
+        </w:tc>
+        <w:tc>
+          <w:tcPr>
+            <w:tcW w:type="dxa" w:w="2535"/>
+            <w:tcBorders>
+              <w:top w:val="single" w:color="9AA9B8" w:sz="4"/>
+              <w:left w:val="single" w:color="9AA9B8" w:sz="4"/>
+              <w:bottom w:val="single" w:color="9AA9B8" w:sz="4"/>
+              <w:right w:val="single" w:color="9AA9B8" w:sz="4"/>
+            </w:tcBorders>
+            <w:tcMar>
+              <w:top w:type="dxa" w:w="50"/>
+              <w:left w:type="dxa" w:w="90"/>
+              <w:bottom w:type="dxa" w:w="50"/>
+              <w:right w:type="dxa" w:w="90"/>
+            </w:tcMar>
+          </w:tcPr>
+          <w:p>
+            <w:r>
+              <w:rPr>
+                <w:sz w:val="18"/>
+                <w:szCs w:val="18"/>
+              </w:rPr>
+              <w:t xml:space="preserve">Director leaves</w:t>
+            </w:r>
+          </w:p>
+        </w:tc>
+        <w:tc>
+          <w:tcPr>
+            <w:tcW w:type="dxa" w:w="3042"/>
+            <w:tcBorders>
+              <w:top w:val="single" w:color="9AA9B8" w:sz="4"/>
+              <w:left w:val="single" w:color="9AA9B8" w:sz="4"/>
+              <w:bottom w:val="single" w:color="9AA9B8" w:sz="4"/>
+              <w:right w:val="single" w:color="9AA9B8" w:sz="4"/>
+            </w:tcBorders>
+            <w:tcMar>
+              <w:top w:type="dxa" w:w="50"/>
+              <w:left w:type="dxa" w:w="90"/>
+              <w:bottom w:type="dxa" w:w="50"/>
+              <w:right w:type="dxa" w:w="90"/>
+            </w:tcMar>
+          </w:tcPr>
+          <w:p>
+            <w:r>
+              <w:rPr>
+                <w:sz w:val="18"/>
+                <w:szCs w:val="18"/>
+              </w:rPr>
+              <w:t xml:space="preserve">Old transfer still proves valid authority on its date; new attempt fails; standing order continues; the "time machine" rebuilds the company as at 11 Apr 2026</w:t>
+            </w:r>
+          </w:p>
+        </w:tc>
+        <w:tc>
+          <w:tcPr>
+            <w:tcW w:type="dxa" w:w="3044"/>
+            <w:tcBorders>
+              <w:top w:val="single" w:color="9AA9B8" w:sz="4"/>
+              <w:left w:val="single" w:color="9AA9B8" w:sz="4"/>
+              <w:bottom w:val="single" w:color="9AA9B8" w:sz="4"/>
+              <w:right w:val="single" w:color="9AA9B8" w:sz="4"/>
+            </w:tcBorders>
+            <w:tcMar>
+              <w:top w:type="dxa" w:w="50"/>
+              <w:left w:type="dxa" w:w="90"/>
+              <w:bottom w:type="dxa" w:w="50"/>
+              <w:right w:type="dxa" w:w="90"/>
+            </w:tcMar>
+          </w:tcPr>
+          <w:p>
+            <w:r>
+              <w:rPr>
+                <w:sz w:val="18"/>
+                <w:szCs w:val="18"/>
+              </w:rPr>
+              <w:t xml:space="preserve">Person loses signing authority</w:t>
+            </w:r>
+          </w:p>
+        </w:tc>
+      </w:tr>
+      <w:tr>
+        <w:trPr>
+          <w:tblHeader w:val="false"/>
+        </w:trPr>
+        <w:tc>
+          <w:tcPr>
+            <w:tcW w:type="dxa" w:w="405"/>
+            <w:tcBorders>
+              <w:top w:val="single" w:color="9AA9B8" w:sz="4"/>
+              <w:left w:val="single" w:color="9AA9B8" w:sz="4"/>
+              <w:bottom w:val="single" w:color="9AA9B8" w:sz="4"/>
+              <w:right w:val="single" w:color="9AA9B8" w:sz="4"/>
+            </w:tcBorders>
+            <w:tcMar>
+              <w:top w:type="dxa" w:w="50"/>
+              <w:left w:type="dxa" w:w="90"/>
+              <w:bottom w:type="dxa" w:w="50"/>
+              <w:right w:type="dxa" w:w="90"/>
+            </w:tcMar>
+          </w:tcPr>
+          <w:p>
+            <w:r>
+              <w:rPr>
+                <w:sz w:val="18"/>
+                <w:szCs w:val="18"/>
+              </w:rPr>
+              <w:t xml:space="preserve">8</w:t>
+            </w:r>
+          </w:p>
+        </w:tc>
+        <w:tc>
+          <w:tcPr>
+            <w:tcW w:type="dxa" w:w="2535"/>
+            <w:tcBorders>
+              <w:top w:val="single" w:color="9AA9B8" w:sz="4"/>
+              <w:left w:val="single" w:color="9AA9B8" w:sz="4"/>
+              <w:bottom w:val="single" w:color="9AA9B8" w:sz="4"/>
+              <w:right w:val="single" w:color="9AA9B8" w:sz="4"/>
+            </w:tcBorders>
+            <w:tcMar>
+              <w:top w:type="dxa" w:w="50"/>
+              <w:left w:type="dxa" w:w="90"/>
+              <w:bottom w:type="dxa" w:w="50"/>
+              <w:right w:type="dxa" w:w="90"/>
+            </w:tcMar>
+          </w:tcPr>
+          <w:p>
+            <w:r>
+              <w:rPr>
+                <w:sz w:val="18"/>
+                <w:szCs w:val="18"/>
+              </w:rPr>
+              <w:t xml:space="preserve">Beneficiary change</w:t>
+            </w:r>
+          </w:p>
+        </w:tc>
+        <w:tc>
+          <w:tcPr>
+            <w:tcW w:type="dxa" w:w="3042"/>
+            <w:tcBorders>
+              <w:top w:val="single" w:color="9AA9B8" w:sz="4"/>
+              <w:left w:val="single" w:color="9AA9B8" w:sz="4"/>
+              <w:bottom w:val="single" w:color="9AA9B8" w:sz="4"/>
+              <w:right w:val="single" w:color="9AA9B8" w:sz="4"/>
+            </w:tcBorders>
+            <w:tcMar>
+              <w:top w:type="dxa" w:w="50"/>
+              <w:left w:type="dxa" w:w="90"/>
+              <w:bottom w:type="dxa" w:w="50"/>
+              <w:right w:type="dxa" w:w="90"/>
+            </w:tcMar>
+          </w:tcPr>
+          <w:p>
+            <w:r>
+              <w:rPr>
+                <w:sz w:val="18"/>
+                <w:szCs w:val="18"/>
+              </w:rPr>
+              <w:t xml:space="preserve">Old transfer shows old bank details</w:t>
+            </w:r>
+          </w:p>
+        </w:tc>
+        <w:tc>
+          <w:tcPr>
+            <w:tcW w:type="dxa" w:w="3044"/>
+            <w:tcBorders>
+              <w:top w:val="single" w:color="9AA9B8" w:sz="4"/>
+              <w:left w:val="single" w:color="9AA9B8" w:sz="4"/>
+              <w:bottom w:val="single" w:color="9AA9B8" w:sz="4"/>
+              <w:right w:val="single" w:color="9AA9B8" w:sz="4"/>
+            </w:tcBorders>
+            <w:tcMar>
+              <w:top w:type="dxa" w:w="50"/>
+              <w:left w:type="dxa" w:w="90"/>
+              <w:bottom w:type="dxa" w:w="50"/>
+              <w:right w:type="dxa" w:w="90"/>
+            </w:tcMar>
+          </w:tcPr>
+          <w:p>
+            <w:r>
+              <w:rPr>
+                <w:sz w:val="18"/>
+                <w:szCs w:val="18"/>
+              </w:rPr>
+              <w:t xml:space="preserve">Beneficiary changes after old transfers</w:t>
+            </w:r>
+          </w:p>
+        </w:tc>
+      </w:tr>
+      <w:tr>
+        <w:trPr>
+          <w:tblHeader w:val="false"/>
+        </w:trPr>
+        <w:tc>
+          <w:tcPr>
+            <w:tcW w:type="dxa" w:w="405"/>
+            <w:tcBorders>
+              <w:top w:val="single" w:color="9AA9B8" w:sz="4"/>
+              <w:left w:val="single" w:color="9AA9B8" w:sz="4"/>
+              <w:bottom w:val="single" w:color="9AA9B8" w:sz="4"/>
+              <w:right w:val="single" w:color="9AA9B8" w:sz="4"/>
+            </w:tcBorders>
+            <w:tcMar>
+              <w:top w:type="dxa" w:w="50"/>
+              <w:left w:type="dxa" w:w="90"/>
+              <w:bottom w:type="dxa" w:w="50"/>
+              <w:right w:type="dxa" w:w="90"/>
+            </w:tcMar>
+          </w:tcPr>
+          <w:p>
+            <w:r>
+              <w:rPr>
+                <w:sz w:val="18"/>
+                <w:szCs w:val="18"/>
+              </w:rPr>
+              <w:t xml:space="preserve">9</w:t>
+            </w:r>
+          </w:p>
+        </w:tc>
+        <w:tc>
+          <w:tcPr>
+            <w:tcW w:type="dxa" w:w="2535"/>
+            <w:tcBorders>
+              <w:top w:val="single" w:color="9AA9B8" w:sz="4"/>
+              <w:left w:val="single" w:color="9AA9B8" w:sz="4"/>
+              <w:bottom w:val="single" w:color="9AA9B8" w:sz="4"/>
+              <w:right w:val="single" w:color="9AA9B8" w:sz="4"/>
+            </w:tcBorders>
+            <w:tcMar>
+              <w:top w:type="dxa" w:w="50"/>
+              <w:left w:type="dxa" w:w="90"/>
+              <w:bottom w:type="dxa" w:w="50"/>
+              <w:right w:type="dxa" w:w="90"/>
+            </w:tcMar>
+          </w:tcPr>
+          <w:p>
+            <w:r>
+              <w:rPr>
+                <w:sz w:val="18"/>
+                <w:szCs w:val="18"/>
+              </w:rPr>
+              <w:t xml:space="preserve">Data correction</w:t>
+            </w:r>
+          </w:p>
+        </w:tc>
+        <w:tc>
+          <w:tcPr>
+            <w:tcW w:type="dxa" w:w="3042"/>
+            <w:tcBorders>
+              <w:top w:val="single" w:color="9AA9B8" w:sz="4"/>
+              <w:left w:val="single" w:color="9AA9B8" w:sz="4"/>
+              <w:bottom w:val="single" w:color="9AA9B8" w:sz="4"/>
+              <w:right w:val="single" w:color="9AA9B8" w:sz="4"/>
+            </w:tcBorders>
+            <w:tcMar>
+              <w:top w:type="dxa" w:w="50"/>
+              <w:left w:type="dxa" w:w="90"/>
+              <w:bottom w:type="dxa" w:w="50"/>
+              <w:right w:type="dxa" w:w="90"/>
+            </w:tcMar>
+          </w:tcPr>
+          <w:p>
+            <w:r>
+              <w:rPr>
+                <w:sz w:val="18"/>
+                <w:szCs w:val="18"/>
+              </w:rPr>
+              <w:t xml:space="preserve">Compliance evidence keeps the address as it was; the record shows the value on any past date</w:t>
+            </w:r>
+          </w:p>
+        </w:tc>
+        <w:tc>
+          <w:tcPr>
+            <w:tcW w:type="dxa" w:w="3044"/>
+            <w:tcBorders>
+              <w:top w:val="single" w:color="9AA9B8" w:sz="4"/>
+              <w:left w:val="single" w:color="9AA9B8" w:sz="4"/>
+              <w:bottom w:val="single" w:color="9AA9B8" w:sz="4"/>
+              <w:right w:val="single" w:color="9AA9B8" w:sz="4"/>
+            </w:tcBorders>
+            <w:tcMar>
+              <w:top w:type="dxa" w:w="50"/>
+              <w:left w:type="dxa" w:w="90"/>
+              <w:bottom w:type="dxa" w:w="50"/>
+              <w:right w:type="dxa" w:w="90"/>
+            </w:tcMar>
+          </w:tcPr>
+          <w:p>
+            <w:r>
+              <w:rPr>
+                <w:sz w:val="18"/>
+                <w:szCs w:val="18"/>
+              </w:rPr>
+              <w:t xml:space="preserve">Case references data later corrected</w:t>
+            </w:r>
+          </w:p>
+        </w:tc>
+      </w:tr>
+      <w:tr>
+        <w:trPr>
+          <w:tblHeader w:val="false"/>
+        </w:trPr>
+        <w:tc>
+          <w:tcPr>
+            <w:tcW w:type="dxa" w:w="405"/>
+            <w:tcBorders>
+              <w:top w:val="single" w:color="9AA9B8" w:sz="4"/>
+              <w:left w:val="single" w:color="9AA9B8" w:sz="4"/>
+              <w:bottom w:val="single" w:color="9AA9B8" w:sz="4"/>
+              <w:right w:val="single" w:color="9AA9B8" w:sz="4"/>
+            </w:tcBorders>
+            <w:tcMar>
+              <w:top w:type="dxa" w:w="50"/>
+              <w:left w:type="dxa" w:w="90"/>
+              <w:bottom w:type="dxa" w:w="50"/>
+              <w:right w:type="dxa" w:w="90"/>
+            </w:tcMar>
+          </w:tcPr>
+          <w:p>
+            <w:r>
+              <w:rPr>
+                <w:sz w:val="18"/>
+                <w:szCs w:val="18"/>
+              </w:rPr>
+              <w:t xml:space="preserve">10</w:t>
+            </w:r>
+          </w:p>
+        </w:tc>
+        <w:tc>
+          <w:tcPr>
+            <w:tcW w:type="dxa" w:w="2535"/>
+            <w:tcBorders>
+              <w:top w:val="single" w:color="9AA9B8" w:sz="4"/>
+              <w:left w:val="single" w:color="9AA9B8" w:sz="4"/>
+              <w:bottom w:val="single" w:color="9AA9B8" w:sz="4"/>
+              <w:right w:val="single" w:color="9AA9B8" w:sz="4"/>
+            </w:tcBorders>
+            <w:tcMar>
+              <w:top w:type="dxa" w:w="50"/>
+              <w:left w:type="dxa" w:w="90"/>
+              <w:bottom w:type="dxa" w:w="50"/>
+              <w:right w:type="dxa" w:w="90"/>
+            </w:tcMar>
+          </w:tcPr>
+          <w:p>
+            <w:r>
+              <w:rPr>
+                <w:sz w:val="18"/>
+                <w:szCs w:val="18"/>
+              </w:rPr>
+              <w:t xml:space="preserve">Product lifecycle</w:t>
+            </w:r>
+          </w:p>
+        </w:tc>
+        <w:tc>
+          <w:tcPr>
+            <w:tcW w:type="dxa" w:w="3042"/>
+            <w:tcBorders>
+              <w:top w:val="single" w:color="9AA9B8" w:sz="4"/>
+              <w:left w:val="single" w:color="9AA9B8" w:sz="4"/>
+              <w:bottom w:val="single" w:color="9AA9B8" w:sz="4"/>
+              <w:right w:val="single" w:color="9AA9B8" w:sz="4"/>
+            </w:tcBorders>
+            <w:tcMar>
+              <w:top w:type="dxa" w:w="50"/>
+              <w:left w:type="dxa" w:w="90"/>
+              <w:bottom w:type="dxa" w:w="50"/>
+              <w:right w:type="dxa" w:w="90"/>
+            </w:tcMar>
+          </w:tcPr>
+          <w:p>
+            <w:r>
+              <w:rPr>
+                <w:sz w:val="18"/>
+                <w:szCs w:val="18"/>
+              </w:rPr>
+              <w:t xml:space="preserve">Product closed to new sales; terms revised; old account keeps the old fee until migrated with a notice; a withdrawn card product still allows a replacement for an existing cardholder but not a new card</w:t>
+            </w:r>
+          </w:p>
+        </w:tc>
+        <w:tc>
+          <w:tcPr>
+            <w:tcW w:type="dxa" w:w="3044"/>
+            <w:tcBorders>
+              <w:top w:val="single" w:color="9AA9B8" w:sz="4"/>
+              <w:left w:val="single" w:color="9AA9B8" w:sz="4"/>
+              <w:bottom w:val="single" w:color="9AA9B8" w:sz="4"/>
+              <w:right w:val="single" w:color="9AA9B8" w:sz="4"/>
+            </w:tcBorders>
+            <w:tcMar>
+              <w:top w:type="dxa" w:w="50"/>
+              <w:left w:type="dxa" w:w="90"/>
+              <w:bottom w:type="dxa" w:w="50"/>
+              <w:right w:type="dxa" w:w="90"/>
+            </w:tcMar>
+          </w:tcPr>
+          <w:p>
+            <w:r>
+              <w:rPr>
+                <w:sz w:val="18"/>
+                <w:szCs w:val="18"/>
+              </w:rPr>
+              <w:t xml:space="preserve">Product no longer sold but still valid</w:t>
+            </w:r>
+          </w:p>
+        </w:tc>
+      </w:tr>
+      <w:tr>
+        <w:trPr>
+          <w:tblHeader w:val="false"/>
+        </w:trPr>
+        <w:tc>
+          <w:tcPr>
+            <w:tcW w:type="dxa" w:w="405"/>
+            <w:tcBorders>
+              <w:top w:val="single" w:color="9AA9B8" w:sz="4"/>
+              <w:left w:val="single" w:color="9AA9B8" w:sz="4"/>
+              <w:bottom w:val="single" w:color="9AA9B8" w:sz="4"/>
+              <w:right w:val="single" w:color="9AA9B8" w:sz="4"/>
+            </w:tcBorders>
+            <w:tcMar>
+              <w:top w:type="dxa" w:w="50"/>
+              <w:left w:type="dxa" w:w="90"/>
+              <w:bottom w:type="dxa" w:w="50"/>
+              <w:right w:type="dxa" w:w="90"/>
+            </w:tcMar>
+          </w:tcPr>
+          <w:p>
+            <w:r>
+              <w:rPr>
+                <w:sz w:val="18"/>
+                <w:szCs w:val="18"/>
+              </w:rPr>
+              <w:t xml:space="preserve">11</w:t>
+            </w:r>
+          </w:p>
+        </w:tc>
+        <w:tc>
+          <w:tcPr>
+            <w:tcW w:type="dxa" w:w="2535"/>
+            <w:tcBorders>
+              <w:top w:val="single" w:color="9AA9B8" w:sz="4"/>
+              <w:left w:val="single" w:color="9AA9B8" w:sz="4"/>
+              <w:bottom w:val="single" w:color="9AA9B8" w:sz="4"/>
+              <w:right w:val="single" w:color="9AA9B8" w:sz="4"/>
+            </w:tcBorders>
+            <w:tcMar>
+              <w:top w:type="dxa" w:w="50"/>
+              <w:left w:type="dxa" w:w="90"/>
+              <w:bottom w:type="dxa" w:w="50"/>
+              <w:right w:type="dxa" w:w="90"/>
+            </w:tcMar>
+          </w:tcPr>
+          <w:p>
+            <w:r>
+              <w:rPr>
+                <w:sz w:val="18"/>
+                <w:szCs w:val="18"/>
+              </w:rPr>
+              <w:t xml:space="preserve">Branch closure</w:t>
+            </w:r>
+          </w:p>
+        </w:tc>
+        <w:tc>
+          <w:tcPr>
+            <w:tcW w:type="dxa" w:w="3042"/>
+            <w:tcBorders>
+              <w:top w:val="single" w:color="9AA9B8" w:sz="4"/>
+              <w:left w:val="single" w:color="9AA9B8" w:sz="4"/>
+              <w:bottom w:val="single" w:color="9AA9B8" w:sz="4"/>
+              <w:right w:val="single" w:color="9AA9B8" w:sz="4"/>
+            </w:tcBorders>
+            <w:tcMar>
+              <w:top w:type="dxa" w:w="50"/>
+              <w:left w:type="dxa" w:w="90"/>
+              <w:bottom w:type="dxa" w:w="50"/>
+              <w:right w:type="dxa" w:w="90"/>
+            </w:tcMar>
+          </w:tcPr>
+          <w:p>
+            <w:r>
+              <w:rPr>
+                <w:sz w:val="18"/>
+                <w:szCs w:val="18"/>
+              </w:rPr>
+              <w:t xml:space="preserve">Customers, accounts, staff and PKR 80,000 of vault cash move; historical branch still answerable; hiring at the closed branch refused</w:t>
+            </w:r>
+          </w:p>
+        </w:tc>
+        <w:tc>
+          <w:tcPr>
+            <w:tcW w:type="dxa" w:w="3044"/>
+            <w:tcBorders>
+              <w:top w:val="single" w:color="9AA9B8" w:sz="4"/>
+              <w:left w:val="single" w:color="9AA9B8" w:sz="4"/>
+              <w:bottom w:val="single" w:color="9AA9B8" w:sz="4"/>
+              <w:right w:val="single" w:color="9AA9B8" w:sz="4"/>
+            </w:tcBorders>
+            <w:tcMar>
+              <w:top w:type="dxa" w:w="50"/>
+              <w:left w:type="dxa" w:w="90"/>
+              <w:bottom w:type="dxa" w:w="50"/>
+              <w:right w:type="dxa" w:w="90"/>
+            </w:tcMar>
+          </w:tcPr>
+          <w:p>
+            <w:r>
+              <w:rPr>
+                <w:sz w:val="18"/>
+                <w:szCs w:val="18"/>
+              </w:rPr>
+              <w:t xml:space="preserve">Branch closes, customers and staff transferred</w:t>
+            </w:r>
+          </w:p>
+        </w:tc>
+      </w:tr>
+      <w:tr>
+        <w:trPr>
+          <w:tblHeader w:val="false"/>
+        </w:trPr>
+        <w:tc>
+          <w:tcPr>
+            <w:tcW w:type="dxa" w:w="405"/>
+            <w:tcBorders>
+              <w:top w:val="single" w:color="9AA9B8" w:sz="4"/>
+              <w:left w:val="single" w:color="9AA9B8" w:sz="4"/>
+              <w:bottom w:val="single" w:color="9AA9B8" w:sz="4"/>
+              <w:right w:val="single" w:color="9AA9B8" w:sz="4"/>
+            </w:tcBorders>
+            <w:tcMar>
+              <w:top w:type="dxa" w:w="50"/>
+              <w:left w:type="dxa" w:w="90"/>
+              <w:bottom w:type="dxa" w:w="50"/>
+              <w:right w:type="dxa" w:w="90"/>
+            </w:tcMar>
+          </w:tcPr>
+          <w:p>
+            <w:r>
+              <w:rPr>
+                <w:sz w:val="18"/>
+                <w:szCs w:val="18"/>
+              </w:rPr>
+              <w:t xml:space="preserve">12</w:t>
+            </w:r>
+          </w:p>
+        </w:tc>
+        <w:tc>
+          <w:tcPr>
+            <w:tcW w:type="dxa" w:w="2535"/>
+            <w:tcBorders>
+              <w:top w:val="single" w:color="9AA9B8" w:sz="4"/>
+              <w:left w:val="single" w:color="9AA9B8" w:sz="4"/>
+              <w:bottom w:val="single" w:color="9AA9B8" w:sz="4"/>
+              <w:right w:val="single" w:color="9AA9B8" w:sz="4"/>
+            </w:tcBorders>
+            <w:tcMar>
+              <w:top w:type="dxa" w:w="50"/>
+              <w:left w:type="dxa" w:w="90"/>
+              <w:bottom w:type="dxa" w:w="50"/>
+              <w:right w:type="dxa" w:w="90"/>
+            </w:tcMar>
+          </w:tcPr>
+          <w:p>
+            <w:r>
+              <w:rPr>
+                <w:sz w:val="18"/>
+                <w:szCs w:val="18"/>
+              </w:rPr>
+              <w:t xml:space="preserve">Savings rules</w:t>
+            </w:r>
+          </w:p>
+        </w:tc>
+        <w:tc>
+          <w:tcPr>
+            <w:tcW w:type="dxa" w:w="3042"/>
+            <w:tcBorders>
+              <w:top w:val="single" w:color="9AA9B8" w:sz="4"/>
+              <w:left w:val="single" w:color="9AA9B8" w:sz="4"/>
+              <w:bottom w:val="single" w:color="9AA9B8" w:sz="4"/>
+              <w:right w:val="single" w:color="9AA9B8" w:sz="4"/>
+            </w:tcBorders>
+            <w:tcMar>
+              <w:top w:type="dxa" w:w="50"/>
+              <w:left w:type="dxa" w:w="90"/>
+              <w:bottom w:type="dxa" w:w="50"/>
+              <w:right w:type="dxa" w:w="90"/>
+            </w:tcMar>
+          </w:tcPr>
+          <w:p>
+            <w:r>
+              <w:rPr>
+                <w:sz w:val="18"/>
+                <w:szCs w:val="18"/>
+              </w:rPr>
+              <w:t xml:space="preserve">Third monthly withdrawal refused; closure refused with a balance (including month-end interest); closed later with entries retained</w:t>
+            </w:r>
+          </w:p>
+        </w:tc>
+        <w:tc>
+          <w:tcPr>
+            <w:tcW w:type="dxa" w:w="3044"/>
+            <w:tcBorders>
+              <w:top w:val="single" w:color="9AA9B8" w:sz="4"/>
+              <w:left w:val="single" w:color="9AA9B8" w:sz="4"/>
+              <w:bottom w:val="single" w:color="9AA9B8" w:sz="4"/>
+              <w:right w:val="single" w:color="9AA9B8" w:sz="4"/>
+            </w:tcBorders>
+            <w:tcMar>
+              <w:top w:type="dxa" w:w="50"/>
+              <w:left w:type="dxa" w:w="90"/>
+              <w:bottom w:type="dxa" w:w="50"/>
+              <w:right w:type="dxa" w:w="90"/>
+            </w:tcMar>
+          </w:tcPr>
+          <w:p>
+            <w:r>
+              <w:rPr>
+                <w:sz w:val="18"/>
+                <w:szCs w:val="18"/>
+              </w:rPr>
+              <w:t xml:space="preserve">Deletion vs closure</w:t>
+            </w:r>
+          </w:p>
+        </w:tc>
+      </w:tr>
+      <w:tr>
+        <w:trPr>
+          <w:tblHeader w:val="false"/>
+        </w:trPr>
+        <w:tc>
+          <w:tcPr>
+            <w:tcW w:type="dxa" w:w="405"/>
+            <w:tcBorders>
+              <w:top w:val="single" w:color="9AA9B8" w:sz="4"/>
+              <w:left w:val="single" w:color="9AA9B8" w:sz="4"/>
+              <w:bottom w:val="single" w:color="9AA9B8" w:sz="4"/>
+              <w:right w:val="single" w:color="9AA9B8" w:sz="4"/>
+            </w:tcBorders>
+            <w:tcMar>
+              <w:top w:type="dxa" w:w="50"/>
+              <w:left w:type="dxa" w:w="90"/>
+              <w:bottom w:type="dxa" w:w="50"/>
+              <w:right w:type="dxa" w:w="90"/>
+            </w:tcMar>
+          </w:tcPr>
+          <w:p>
+            <w:r>
+              <w:rPr>
+                <w:sz w:val="18"/>
+                <w:szCs w:val="18"/>
+              </w:rPr>
+              <w:t xml:space="preserve">13</w:t>
+            </w:r>
+          </w:p>
+        </w:tc>
+        <w:tc>
+          <w:tcPr>
+            <w:tcW w:type="dxa" w:w="2535"/>
+            <w:tcBorders>
+              <w:top w:val="single" w:color="9AA9B8" w:sz="4"/>
+              <w:left w:val="single" w:color="9AA9B8" w:sz="4"/>
+              <w:bottom w:val="single" w:color="9AA9B8" w:sz="4"/>
+              <w:right w:val="single" w:color="9AA9B8" w:sz="4"/>
+            </w:tcBorders>
+            <w:tcMar>
+              <w:top w:type="dxa" w:w="50"/>
+              <w:left w:type="dxa" w:w="90"/>
+              <w:bottom w:type="dxa" w:w="50"/>
+              <w:right w:type="dxa" w:w="90"/>
+            </w:tcMar>
+          </w:tcPr>
+          <w:p>
+            <w:r>
+              <w:rPr>
+                <w:sz w:val="18"/>
+                <w:szCs w:val="18"/>
+              </w:rPr>
+              <w:t xml:space="preserve">People leave</w:t>
+            </w:r>
+          </w:p>
+        </w:tc>
+        <w:tc>
+          <w:tcPr>
+            <w:tcW w:type="dxa" w:w="3042"/>
+            <w:tcBorders>
+              <w:top w:val="single" w:color="9AA9B8" w:sz="4"/>
+              <w:left w:val="single" w:color="9AA9B8" w:sz="4"/>
+              <w:bottom w:val="single" w:color="9AA9B8" w:sz="4"/>
+              <w:right w:val="single" w:color="9AA9B8" w:sz="4"/>
+            </w:tcBorders>
+            <w:tcMar>
+              <w:top w:type="dxa" w:w="50"/>
+              <w:left w:type="dxa" w:w="90"/>
+              <w:bottom w:type="dxa" w:w="50"/>
+              <w:right w:type="dxa" w:w="90"/>
+            </w:tcMar>
+          </w:tcPr>
+          <w:p>
+            <w:r>
+              <w:rPr>
+                <w:sz w:val="18"/>
+                <w:szCs w:val="18"/>
+              </w:rPr>
+              <w:t xml:space="preserve">A relationship manager cannot resign until customers are handed over; old KYC checks still name him; a customer with an open account cannot leave; one with no products can</w:t>
+            </w:r>
+          </w:p>
+        </w:tc>
+        <w:tc>
+          <w:tcPr>
+            <w:tcW w:type="dxa" w:w="3044"/>
+            <w:tcBorders>
+              <w:top w:val="single" w:color="9AA9B8" w:sz="4"/>
+              <w:left w:val="single" w:color="9AA9B8" w:sz="4"/>
+              <w:bottom w:val="single" w:color="9AA9B8" w:sz="4"/>
+              <w:right w:val="single" w:color="9AA9B8" w:sz="4"/>
+            </w:tcBorders>
+            <w:tcMar>
+              <w:top w:type="dxa" w:w="50"/>
+              <w:left w:type="dxa" w:w="90"/>
+              <w:bottom w:type="dxa" w:w="50"/>
+              <w:right w:type="dxa" w:w="90"/>
+            </w:tcMar>
+          </w:tcPr>
+          <w:p>
+            <w:r>
+              <w:rPr>
+                <w:sz w:val="18"/>
+                <w:szCs w:val="18"/>
+              </w:rPr>
+              <w:t xml:space="preserve">Record retention when customers and employees change</w:t>
+            </w:r>
+          </w:p>
+        </w:tc>
+      </w:tr>
+      <w:tr>
+        <w:trPr>
+          <w:tblHeader w:val="false"/>
+        </w:trPr>
+        <w:tc>
+          <w:tcPr>
+            <w:tcW w:type="dxa" w:w="405"/>
+            <w:tcBorders>
+              <w:top w:val="single" w:color="9AA9B8" w:sz="4"/>
+              <w:left w:val="single" w:color="9AA9B8" w:sz="4"/>
+              <w:bottom w:val="single" w:color="9AA9B8" w:sz="4"/>
+              <w:right w:val="single" w:color="9AA9B8" w:sz="4"/>
+            </w:tcBorders>
+            <w:tcMar>
+              <w:top w:type="dxa" w:w="50"/>
+              <w:left w:type="dxa" w:w="90"/>
+              <w:bottom w:type="dxa" w:w="50"/>
+              <w:right w:type="dxa" w:w="90"/>
+            </w:tcMar>
+          </w:tcPr>
+          <w:p>
+            <w:r>
+              <w:rPr>
+                <w:sz w:val="18"/>
+                <w:szCs w:val="18"/>
+              </w:rPr>
+              <w:t xml:space="preserve">14</w:t>
+            </w:r>
+          </w:p>
+        </w:tc>
+        <w:tc>
+          <w:tcPr>
+            <w:tcW w:type="dxa" w:w="2535"/>
+            <w:tcBorders>
+              <w:top w:val="single" w:color="9AA9B8" w:sz="4"/>
+              <w:left w:val="single" w:color="9AA9B8" w:sz="4"/>
+              <w:bottom w:val="single" w:color="9AA9B8" w:sz="4"/>
+              <w:right w:val="single" w:color="9AA9B8" w:sz="4"/>
+            </w:tcBorders>
+            <w:tcMar>
+              <w:top w:type="dxa" w:w="50"/>
+              <w:left w:type="dxa" w:w="90"/>
+              <w:bottom w:type="dxa" w:w="50"/>
+              <w:right w:type="dxa" w:w="90"/>
+            </w:tcMar>
+          </w:tcPr>
+          <w:p>
+            <w:r>
+              <w:rPr>
+                <w:sz w:val="18"/>
+                <w:szCs w:val="18"/>
+              </w:rPr>
+              <w:t xml:space="preserve">Sole trader, high-value customer, term deposits</w:t>
+            </w:r>
+          </w:p>
+        </w:tc>
+        <w:tc>
+          <w:tcPr>
+            <w:tcW w:type="dxa" w:w="3042"/>
+            <w:tcBorders>
+              <w:top w:val="single" w:color="9AA9B8" w:sz="4"/>
+              <w:left w:val="single" w:color="9AA9B8" w:sz="4"/>
+              <w:bottom w:val="single" w:color="9AA9B8" w:sz="4"/>
+              <w:right w:val="single" w:color="9AA9B8" w:sz="4"/>
+            </w:tcBorders>
+            <w:tcMar>
+              <w:top w:type="dxa" w:w="50"/>
+              <w:left w:type="dxa" w:w="90"/>
+              <w:bottom w:type="dxa" w:w="50"/>
+              <w:right w:type="dxa" w:w="90"/>
+            </w:tcMar>
+          </w:tcPr>
+          <w:p>
+            <w:r>
+              <w:rPr>
+                <w:sz w:val="18"/>
+                <w:szCs w:val="18"/>
+              </w:rPr>
+              <w:t xml:space="preserve">Sole trader refused without a trading name; high-value customer refused until source of wealth is verified; withdrawal and top-up of a term deposit refused; one deposit broken early with a penalty, the other paid out at maturity</w:t>
+            </w:r>
+          </w:p>
+        </w:tc>
+        <w:tc>
+          <w:tcPr>
+            <w:tcW w:type="dxa" w:w="3044"/>
+            <w:tcBorders>
+              <w:top w:val="single" w:color="9AA9B8" w:sz="4"/>
+              <w:left w:val="single" w:color="9AA9B8" w:sz="4"/>
+              <w:bottom w:val="single" w:color="9AA9B8" w:sz="4"/>
+              <w:right w:val="single" w:color="9AA9B8" w:sz="4"/>
+            </w:tcBorders>
+            <w:tcMar>
+              <w:top w:type="dxa" w:w="50"/>
+              <w:left w:type="dxa" w:w="90"/>
+              <w:bottom w:type="dxa" w:w="50"/>
+              <w:right w:type="dxa" w:w="90"/>
+            </w:tcMar>
+          </w:tcPr>
+          <w:p>
+            <w:r>
+              <w:rPr>
+                <w:sz w:val="18"/>
+                <w:szCs w:val="18"/>
+              </w:rPr>
+              <w:t xml:space="preserve">Customer types in the brief's background; savings vs investment facilities</w:t>
+            </w:r>
+          </w:p>
+        </w:tc>
+      </w:tr>
+      <w:tr>
+        <w:trPr>
+          <w:tblHeader w:val="false"/>
+        </w:trPr>
+        <w:tc>
+          <w:tcPr>
+            <w:tcW w:type="dxa" w:w="405"/>
+            <w:tcBorders>
+              <w:top w:val="single" w:color="9AA9B8" w:sz="4"/>
+              <w:left w:val="single" w:color="9AA9B8" w:sz="4"/>
+              <w:bottom w:val="single" w:color="9AA9B8" w:sz="4"/>
+              <w:right w:val="single" w:color="9AA9B8" w:sz="4"/>
+            </w:tcBorders>
+            <w:tcMar>
+              <w:top w:type="dxa" w:w="50"/>
+              <w:left w:type="dxa" w:w="90"/>
+              <w:bottom w:type="dxa" w:w="50"/>
+              <w:right w:type="dxa" w:w="90"/>
+            </w:tcMar>
+          </w:tcPr>
+          <w:p>
+            <w:r>
+              <w:rPr>
+                <w:sz w:val="18"/>
+                <w:szCs w:val="18"/>
+              </w:rPr>
+              <w:t xml:space="preserve">15</w:t>
+            </w:r>
+          </w:p>
+        </w:tc>
+        <w:tc>
+          <w:tcPr>
+            <w:tcW w:type="dxa" w:w="2535"/>
+            <w:tcBorders>
+              <w:top w:val="single" w:color="9AA9B8" w:sz="4"/>
+              <w:left w:val="single" w:color="9AA9B8" w:sz="4"/>
+              <w:bottom w:val="single" w:color="9AA9B8" w:sz="4"/>
+              <w:right w:val="single" w:color="9AA9B8" w:sz="4"/>
+            </w:tcBorders>
+            <w:tcMar>
+              <w:top w:type="dxa" w:w="50"/>
+              <w:left w:type="dxa" w:w="90"/>
+              <w:bottom w:type="dxa" w:w="50"/>
+              <w:right w:type="dxa" w:w="90"/>
+            </w:tcMar>
+          </w:tcPr>
+          <w:p>
+            <w:r>
+              <w:rPr>
+                <w:sz w:val="18"/>
+                <w:szCs w:val="18"/>
+              </w:rPr>
+              <w:t xml:space="preserve">Card controls, merchant refund, bills, card search</w:t>
+            </w:r>
+          </w:p>
+        </w:tc>
+        <w:tc>
+          <w:tcPr>
+            <w:tcW w:type="dxa" w:w="3042"/>
+            <w:tcBorders>
+              <w:top w:val="single" w:color="9AA9B8" w:sz="4"/>
+              <w:left w:val="single" w:color="9AA9B8" w:sz="4"/>
+              <w:bottom w:val="single" w:color="9AA9B8" w:sz="4"/>
+              <w:right w:val="single" w:color="9AA9B8" w:sz="4"/>
+            </w:tcBorders>
+            <w:tcMar>
+              <w:top w:type="dxa" w:w="50"/>
+              <w:left w:type="dxa" w:w="90"/>
+              <w:bottom w:type="dxa" w:w="50"/>
+              <w:right w:type="dxa" w:w="90"/>
+            </w:tcMar>
+          </w:tcPr>
+          <w:p>
+            <w:r>
+              <w:rPr>
+                <w:sz w:val="18"/>
+                <w:szCs w:val="18"/>
+              </w:rPr>
+              <w:t xml:space="preserve">Online and gambling controls decline purchases; someone other than the cardholder cannot lift a control; control history shows what was in force on each date; a merchant refunds a returned part (the purchase stays posted) so disputing the full amount is refused; view-only user refused a bill payment; large tax bill waits for a second signatory; one search finds payments on all three cards in the chain</w:t>
+            </w:r>
+          </w:p>
+        </w:tc>
+        <w:tc>
+          <w:tcPr>
+            <w:tcW w:type="dxa" w:w="3044"/>
+            <w:tcBorders>
+              <w:top w:val="single" w:color="9AA9B8" w:sz="4"/>
+              <w:left w:val="single" w:color="9AA9B8" w:sz="4"/>
+              <w:bottom w:val="single" w:color="9AA9B8" w:sz="4"/>
+              <w:right w:val="single" w:color="9AA9B8" w:sz="4"/>
+            </w:tcBorders>
+            <w:tcMar>
+              <w:top w:type="dxa" w:w="50"/>
+              <w:left w:type="dxa" w:w="90"/>
+              <w:bottom w:type="dxa" w:w="50"/>
+              <w:right w:type="dxa" w:w="90"/>
+            </w:tcMar>
+          </w:tcPr>
+          <w:p>
+            <w:r>
+              <w:rPr>
+                <w:sz w:val="18"/>
+                <w:szCs w:val="18"/>
+              </w:rPr>
+              <w:t xml:space="preserve">Card controls; billers; card replaced multiple times, old transactions searchable</w:t>
+            </w:r>
+          </w:p>
+        </w:tc>
+      </w:tr>
+      <w:tr>
+        <w:trPr>
+          <w:tblHeader w:val="false"/>
+        </w:trPr>
+        <w:tc>
+          <w:tcPr>
+            <w:tcW w:type="dxa" w:w="405"/>
+            <w:tcBorders>
+              <w:top w:val="single" w:color="9AA9B8" w:sz="4"/>
+              <w:left w:val="single" w:color="9AA9B8" w:sz="4"/>
+              <w:bottom w:val="single" w:color="9AA9B8" w:sz="4"/>
+              <w:right w:val="single" w:color="9AA9B8" w:sz="4"/>
+            </w:tcBorders>
+            <w:tcMar>
+              <w:top w:type="dxa" w:w="50"/>
+              <w:left w:type="dxa" w:w="90"/>
+              <w:bottom w:type="dxa" w:w="50"/>
+              <w:right w:type="dxa" w:w="90"/>
+            </w:tcMar>
+          </w:tcPr>
+          <w:p>
+            <w:r>
+              <w:rPr>
+                <w:sz w:val="18"/>
+                <w:szCs w:val="18"/>
+              </w:rPr>
+              <w:t xml:space="preserve">16</w:t>
+            </w:r>
+          </w:p>
+        </w:tc>
+        <w:tc>
+          <w:tcPr>
+            <w:tcW w:type="dxa" w:w="2535"/>
+            <w:tcBorders>
+              <w:top w:val="single" w:color="9AA9B8" w:sz="4"/>
+              <w:left w:val="single" w:color="9AA9B8" w:sz="4"/>
+              <w:bottom w:val="single" w:color="9AA9B8" w:sz="4"/>
+              <w:right w:val="single" w:color="9AA9B8" w:sz="4"/>
+            </w:tcBorders>
+            <w:tcMar>
+              <w:top w:type="dxa" w:w="50"/>
+              <w:left w:type="dxa" w:w="90"/>
+              <w:bottom w:type="dxa" w:w="50"/>
+              <w:right w:type="dxa" w:w="90"/>
+            </w:tcMar>
+          </w:tcPr>
+          <w:p>
+            <w:r>
+              <w:rPr>
+                <w:sz w:val="18"/>
+                <w:szCs w:val="18"/>
+              </w:rPr>
+              <w:t xml:space="preserve">Audit and retention</w:t>
+            </w:r>
+          </w:p>
+        </w:tc>
+        <w:tc>
+          <w:tcPr>
+            <w:tcW w:type="dxa" w:w="3042"/>
+            <w:tcBorders>
+              <w:top w:val="single" w:color="9AA9B8" w:sz="4"/>
+              <w:left w:val="single" w:color="9AA9B8" w:sz="4"/>
+              <w:bottom w:val="single" w:color="9AA9B8" w:sz="4"/>
+              <w:right w:val="single" w:color="9AA9B8" w:sz="4"/>
+            </w:tcBorders>
+            <w:tcMar>
+              <w:top w:type="dxa" w:w="50"/>
+              <w:left w:type="dxa" w:w="90"/>
+              <w:bottom w:type="dxa" w:w="50"/>
+              <w:right w:type="dxa" w:w="90"/>
+            </w:tcMar>
+          </w:tcPr>
+          <w:p>
+            <w:r>
+              <w:rPr>
+                <w:sz w:val="18"/>
+                <w:szCs w:val="18"/>
+              </w:rPr>
+              <w:t xml:space="preserve">A teller cannot run the audit; the auditor lists every 2026 approval with the role held then and every authority change; deleting a closed account is refused with its retention date; finished records are archived, not deleted; only a never-used payee can be deleted</w:t>
+            </w:r>
+          </w:p>
+        </w:tc>
+        <w:tc>
+          <w:tcPr>
+            <w:tcW w:type="dxa" w:w="3044"/>
+            <w:tcBorders>
+              <w:top w:val="single" w:color="9AA9B8" w:sz="4"/>
+              <w:left w:val="single" w:color="9AA9B8" w:sz="4"/>
+              <w:bottom w:val="single" w:color="9AA9B8" w:sz="4"/>
+              <w:right w:val="single" w:color="9AA9B8" w:sz="4"/>
+            </w:tcBorders>
+            <w:tcMar>
+              <w:top w:type="dxa" w:w="50"/>
+              <w:left w:type="dxa" w:w="90"/>
+              <w:bottom w:type="dxa" w:w="50"/>
+              <w:right w:type="dxa" w:w="90"/>
+            </w:tcMar>
+          </w:tcPr>
+          <w:p>
+            <w:r>
+              <w:rPr>
+                <w:sz w:val="18"/>
+                <w:szCs w:val="18"/>
+              </w:rPr>
+              <w:t xml:space="preserve">Audit of approvals and authority changes; what deletion means</w:t>
+            </w:r>
+          </w:p>
+        </w:tc>
+      </w:tr>
+    </w:tbl>
+    <w:p>
+      <w:pPr>
+        <w:spacing w:after="60"/>
+      </w:pPr>
+    </w:p>
+    <w:p>
+      <w:r>
+        <w:t xml:space="preserve">All ten critical cases listed in the brief for Problem 4 are covered, and scenarios 14 to 16 cover the remaining participants and scope items (section 3.2). The run ends with a statement, an end-of-day audit report ("what changed, who, why") and a zero trial balance.</w:t>
+      </w:r>
+    </w:p>
+    <w:p>
+      <w:pPr>
+        <w:pStyle w:val="Heading1"/>
+        <w:pageBreakBefore/>
+      </w:pPr>
+      <w:r>
         <w:t xml:space="preserve">10. Limitations and scaling</w:t>
       </w:r>
     </w:p>
@@ -24123,7 +27258,29 @@
         <w:t xml:space="preserve">Current limitations.</w:t>
       </w:r>
       <w:r>
-        <w:t xml:space="preserve"> Single currency. Term deposits pay simple interest and have no rollover option. Card controls do not carry over to a replacement card. Merchants are recorded on the payment rather than modelled as counterparties. Savings interest is a simple month-end calculation (no daily accrual, tax withholding or Islamic profit-sharing weights). A fixed review threshold rather than risk scoring. A small chart of accounts. In-memory storage only, with reference numbers held in a module-level counter. No concurrency or rollback across several objects. Simplified loan maths (equal principal, monthly interest on the outstanding balance, no penalty charges). Dual control supports exactly two signatories rather than configurable rules such as "any two of A, B, C". Two credit authority levels only. There is no login: each operation is told who is acting, and the model then checks that person's authority.</w:t>
+        <w:t xml:space="preserve"> Single currency. Term deposits pay simple interest and have no rollover option. Card controls do not carry over to a replacement card. Only debit cards: a credit card would be a revolving credit </w:t>
+      </w:r>
+      <w:r>
+        <w:rPr>
+          <w:rFonts w:ascii="Consolas" w:cs="Consolas" w:eastAsia="Consolas" w:hAnsi="Consolas"/>
+          <w:sz w:val="19"/>
+          <w:szCs w:val="19"/>
+        </w:rPr>
+        <w:t xml:space="preserve">Arrangement</w:t>
+      </w:r>
+      <w:r>
+        <w:t xml:space="preserve"> with its own statement cycle, which is not modelled. Chargebacks are final when posted; real schemes allow provisional credit to the customer and a merchant's re-presentment ("second presentment"), which would be further statuses on </w:t>
+      </w:r>
+      <w:r>
+        <w:rPr>
+          <w:rFonts w:ascii="Consolas" w:cs="Consolas" w:eastAsia="Consolas" w:hAnsi="Consolas"/>
+          <w:sz w:val="19"/>
+          <w:szCs w:val="19"/>
+        </w:rPr>
+        <w:t xml:space="preserve">Chargeback</w:t>
+      </w:r>
+      <w:r>
+        <w:t xml:space="preserve">. Savings interest is a simple month-end calculation (no daily accrual, tax withholding or Islamic profit-sharing weights). A fixed review threshold rather than risk scoring. A small chart of accounts. In-memory storage only, with reference numbers held in a module-level counter. No concurrency or rollback across several objects. Simplified loan maths (equal principal, monthly interest on the outstanding balance, no penalty charges). Dual control supports exactly two signatories rather than configurable rules such as "any two of A, B, C". Two credit authority levels only. There is no login: each operation is told who is acting, and the model then checks that person's authority.</w:t>
       </w:r>
     </w:p>
     <w:p>
@@ -24780,6 +27937,21 @@
                 <w:sz w:val="18"/>
                 <w:szCs w:val="18"/>
               </w:rPr>
+              <w:t xml:space="preserve">CounterpartiesPage</w:t>
+            </w:r>
+            <w:r>
+              <w:rPr>
+                <w:sz w:val="18"/>
+                <w:szCs w:val="18"/>
+              </w:rPr>
+              <w:t xml:space="preserve">, </w:t>
+            </w:r>
+            <w:r>
+              <w:rPr>
+                <w:rFonts w:ascii="Consolas" w:cs="Consolas" w:eastAsia="Consolas" w:hAnsi="Consolas"/>
+                <w:sz w:val="18"/>
+                <w:szCs w:val="18"/>
+              </w:rPr>
               <w:t xml:space="preserve">CasesPage</w:t>
             </w:r>
             <w:r>
@@ -24964,6 +28136,21 @@
                 <w:szCs w:val="18"/>
               </w:rPr>
               <w:t xml:space="preserve">BooksPage</w:t>
+            </w:r>
+            <w:r>
+              <w:rPr>
+                <w:sz w:val="18"/>
+                <w:szCs w:val="18"/>
+              </w:rPr>
+              <w:t xml:space="preserve">, </w:t>
+            </w:r>
+            <w:r>
+              <w:rPr>
+                <w:rFonts w:ascii="Consolas" w:cs="Consolas" w:eastAsia="Consolas" w:hAnsi="Consolas"/>
+                <w:sz w:val="18"/>
+                <w:szCs w:val="18"/>
+              </w:rPr>
+              <w:t xml:space="preserve">ReportsPage</w:t>
             </w:r>
             <w:r>
               <w:rPr>
@@ -25495,7 +28682,7 @@
         <w:t xml:space="preserve">What it covers.</w:t>
       </w:r>
       <w:r>
-        <w:t xml:space="preserve"> 12 screens in two clearly separated sidebar sections. </w:t>
+        <w:t xml:space="preserve"> 14 screens in two clearly separated sidebar sections. </w:t>
       </w:r>
       <w:r>
         <w:rPr>
@@ -25505,7 +28692,7 @@
         <w:t xml:space="preserve">Bank</w:t>
       </w:r>
       <w:r>
-        <w:t xml:space="preserve"> (10 screens) is what the bank's staff would use. </w:t>
+        <w:t xml:space="preserve"> (12 screens) is what the bank's staff would use. </w:t>
       </w:r>
       <w:r>
         <w:rPr>
@@ -25515,7 +28702,977 @@
         <w:t xml:space="preserve">Teaching &amp; simulation</w:t>
       </w:r>
       <w:r>
-        <w:t xml:space="preserve"> (Class model, Scenario log) holds two aids that a real staff application would not have; they are kept because the brief describes the model as being for teaching and simulation, and they let an examiner see the inheritance tree and the seeded scenarios from inside the running program. The Operations screen has 31 forms in seven groups (Customers 9, Payments 7, Cards 6, Compliance 3, Cash 2, Lending 2, Records 2) and 14 guided rule checks. The Customers group takes a new party through the whole of Flowchart 2 by hand: register a person or company, file an identity document, verify it (an expired document is recorded as a FAIL check), appoint directors or trustees, onboard, open an account, then grant and revoke mandates. The Class model screen marks abstract classes, lists the methods each subclass must implement, and prints each class's lifecycle. (An earlier version also displayed the diagram images; it was removed because a bank console should not show design documents and because it only worked when the </w:t>
+        <w:t xml:space="preserve"> (Class model, Scenario log) holds two aids that a real staff application would not have; they are kept because the brief describes the model as being for teaching and simulation, and they let an examiner see the inheritance tree and the seeded scenarios from inside the running program. The Operations screen has 80 forms in ten groups, enough to run every workflow of the brief's operational scenario by hand, and 14 guided rule checks:</w:t>
+      </w:r>
+    </w:p>
+    <w:tbl>
+      <w:tblPr>
+        <w:tblW w:type="dxa" w:w="9026"/>
+        <w:tblBorders>
+          <w:top w:val="single" w:color="auto" w:sz="4"/>
+          <w:left w:val="single" w:color="auto" w:sz="4"/>
+          <w:bottom w:val="single" w:color="auto" w:sz="4"/>
+          <w:right w:val="single" w:color="auto" w:sz="4"/>
+          <w:insideH w:val="single" w:color="auto" w:sz="4"/>
+          <w:insideV w:val="single" w:color="auto" w:sz="4"/>
+        </w:tblBorders>
+      </w:tblPr>
+      <w:tblGrid>
+        <w:gridCol w:w="1889"/>
+        <w:gridCol w:w="839"/>
+        <w:gridCol w:w="6298"/>
+      </w:tblGrid>
+      <w:tr>
+        <w:trPr>
+          <w:tblHeader/>
+        </w:trPr>
+        <w:tc>
+          <w:tcPr>
+            <w:tcW w:type="dxa" w:w="1889"/>
+            <w:tcBorders>
+              <w:top w:val="single" w:color="9AA9B8" w:sz="4"/>
+              <w:left w:val="single" w:color="9AA9B8" w:sz="4"/>
+              <w:bottom w:val="single" w:color="9AA9B8" w:sz="4"/>
+              <w:right w:val="single" w:color="9AA9B8" w:sz="4"/>
+            </w:tcBorders>
+            <w:shd w:fill="DDE7F0" w:color="auto" w:val="clear"/>
+            <w:tcMar>
+              <w:top w:type="dxa" w:w="50"/>
+              <w:left w:type="dxa" w:w="90"/>
+              <w:bottom w:type="dxa" w:w="50"/>
+              <w:right w:type="dxa" w:w="90"/>
+            </w:tcMar>
+          </w:tcPr>
+          <w:p>
+            <w:r>
+              <w:rPr>
+                <w:b/>
+                <w:bCs/>
+                <w:sz w:val="18"/>
+                <w:szCs w:val="18"/>
+              </w:rPr>
+              <w:t xml:space="preserve">Group</w:t>
+            </w:r>
+          </w:p>
+        </w:tc>
+        <w:tc>
+          <w:tcPr>
+            <w:tcW w:type="dxa" w:w="839"/>
+            <w:tcBorders>
+              <w:top w:val="single" w:color="9AA9B8" w:sz="4"/>
+              <w:left w:val="single" w:color="9AA9B8" w:sz="4"/>
+              <w:bottom w:val="single" w:color="9AA9B8" w:sz="4"/>
+              <w:right w:val="single" w:color="9AA9B8" w:sz="4"/>
+            </w:tcBorders>
+            <w:shd w:fill="DDE7F0" w:color="auto" w:val="clear"/>
+            <w:tcMar>
+              <w:top w:type="dxa" w:w="50"/>
+              <w:left w:type="dxa" w:w="90"/>
+              <w:bottom w:type="dxa" w:w="50"/>
+              <w:right w:type="dxa" w:w="90"/>
+            </w:tcMar>
+          </w:tcPr>
+          <w:p>
+            <w:r>
+              <w:rPr>
+                <w:b/>
+                <w:bCs/>
+                <w:sz w:val="18"/>
+                <w:szCs w:val="18"/>
+              </w:rPr>
+              <w:t xml:space="preserve">Forms</w:t>
+            </w:r>
+          </w:p>
+        </w:tc>
+        <w:tc>
+          <w:tcPr>
+            <w:tcW w:type="dxa" w:w="6298"/>
+            <w:tcBorders>
+              <w:top w:val="single" w:color="9AA9B8" w:sz="4"/>
+              <w:left w:val="single" w:color="9AA9B8" w:sz="4"/>
+              <w:bottom w:val="single" w:color="9AA9B8" w:sz="4"/>
+              <w:right w:val="single" w:color="9AA9B8" w:sz="4"/>
+            </w:tcBorders>
+            <w:shd w:fill="DDE7F0" w:color="auto" w:val="clear"/>
+            <w:tcMar>
+              <w:top w:type="dxa" w:w="50"/>
+              <w:left w:type="dxa" w:w="90"/>
+              <w:bottom w:type="dxa" w:w="50"/>
+              <w:right w:type="dxa" w:w="90"/>
+            </w:tcMar>
+          </w:tcPr>
+          <w:p>
+            <w:r>
+              <w:rPr>
+                <w:b/>
+                <w:bCs/>
+                <w:sz w:val="18"/>
+                <w:szCs w:val="18"/>
+              </w:rPr>
+              <w:t xml:space="preserve">What can be done</w:t>
+            </w:r>
+          </w:p>
+        </w:tc>
+      </w:tr>
+      <w:tr>
+        <w:trPr>
+          <w:tblHeader w:val="false"/>
+        </w:trPr>
+        <w:tc>
+          <w:tcPr>
+            <w:tcW w:type="dxa" w:w="1889"/>
+            <w:tcBorders>
+              <w:top w:val="single" w:color="9AA9B8" w:sz="4"/>
+              <w:left w:val="single" w:color="9AA9B8" w:sz="4"/>
+              <w:bottom w:val="single" w:color="9AA9B8" w:sz="4"/>
+              <w:right w:val="single" w:color="9AA9B8" w:sz="4"/>
+            </w:tcBorders>
+            <w:tcMar>
+              <w:top w:type="dxa" w:w="50"/>
+              <w:left w:type="dxa" w:w="90"/>
+              <w:bottom w:type="dxa" w:w="50"/>
+              <w:right w:type="dxa" w:w="90"/>
+            </w:tcMar>
+          </w:tcPr>
+          <w:p>
+            <w:r>
+              <w:rPr>
+                <w:sz w:val="18"/>
+                <w:szCs w:val="18"/>
+              </w:rPr>
+              <w:t xml:space="preserve">Customers</w:t>
+            </w:r>
+          </w:p>
+        </w:tc>
+        <w:tc>
+          <w:tcPr>
+            <w:tcW w:type="dxa" w:w="839"/>
+            <w:tcBorders>
+              <w:top w:val="single" w:color="9AA9B8" w:sz="4"/>
+              <w:left w:val="single" w:color="9AA9B8" w:sz="4"/>
+              <w:bottom w:val="single" w:color="9AA9B8" w:sz="4"/>
+              <w:right w:val="single" w:color="9AA9B8" w:sz="4"/>
+            </w:tcBorders>
+            <w:tcMar>
+              <w:top w:type="dxa" w:w="50"/>
+              <w:left w:type="dxa" w:w="90"/>
+              <w:bottom w:type="dxa" w:w="50"/>
+              <w:right w:type="dxa" w:w="90"/>
+            </w:tcMar>
+          </w:tcPr>
+          <w:p>
+            <w:r>
+              <w:rPr>
+                <w:sz w:val="18"/>
+                <w:szCs w:val="18"/>
+              </w:rPr>
+              <w:t xml:space="preserve">15</w:t>
+            </w:r>
+          </w:p>
+        </w:tc>
+        <w:tc>
+          <w:tcPr>
+            <w:tcW w:type="dxa" w:w="6298"/>
+            <w:tcBorders>
+              <w:top w:val="single" w:color="9AA9B8" w:sz="4"/>
+              <w:left w:val="single" w:color="9AA9B8" w:sz="4"/>
+              <w:bottom w:val="single" w:color="9AA9B8" w:sz="4"/>
+              <w:right w:val="single" w:color="9AA9B8" w:sz="4"/>
+            </w:tcBorders>
+            <w:tcMar>
+              <w:top w:type="dxa" w:w="50"/>
+              <w:left w:type="dxa" w:w="90"/>
+              <w:bottom w:type="dxa" w:w="50"/>
+              <w:right w:type="dxa" w:w="90"/>
+            </w:tcMar>
+          </w:tcPr>
+          <w:p>
+            <w:r>
+              <w:rPr>
+                <w:sz w:val="18"/>
+                <w:szCs w:val="18"/>
+              </w:rPr>
+              <w:t xml:space="preserve">Register people, companies and charities; file and verify documents; directors, trustees and beneficial owners; onboard; open accounts; grant and revoke mandates; correct details; assign an RM; end a relationship</w:t>
+            </w:r>
+          </w:p>
+        </w:tc>
+      </w:tr>
+      <w:tr>
+        <w:trPr>
+          <w:tblHeader w:val="false"/>
+        </w:trPr>
+        <w:tc>
+          <w:tcPr>
+            <w:tcW w:type="dxa" w:w="1889"/>
+            <w:tcBorders>
+              <w:top w:val="single" w:color="9AA9B8" w:sz="4"/>
+              <w:left w:val="single" w:color="9AA9B8" w:sz="4"/>
+              <w:bottom w:val="single" w:color="9AA9B8" w:sz="4"/>
+              <w:right w:val="single" w:color="9AA9B8" w:sz="4"/>
+            </w:tcBorders>
+            <w:tcMar>
+              <w:top w:type="dxa" w:w="50"/>
+              <w:left w:type="dxa" w:w="90"/>
+              <w:bottom w:type="dxa" w:w="50"/>
+              <w:right w:type="dxa" w:w="90"/>
+            </w:tcMar>
+          </w:tcPr>
+          <w:p>
+            <w:r>
+              <w:rPr>
+                <w:sz w:val="18"/>
+                <w:szCs w:val="18"/>
+              </w:rPr>
+              <w:t xml:space="preserve">Accounts</w:t>
+            </w:r>
+          </w:p>
+        </w:tc>
+        <w:tc>
+          <w:tcPr>
+            <w:tcW w:type="dxa" w:w="839"/>
+            <w:tcBorders>
+              <w:top w:val="single" w:color="9AA9B8" w:sz="4"/>
+              <w:left w:val="single" w:color="9AA9B8" w:sz="4"/>
+              <w:bottom w:val="single" w:color="9AA9B8" w:sz="4"/>
+              <w:right w:val="single" w:color="9AA9B8" w:sz="4"/>
+            </w:tcBorders>
+            <w:tcMar>
+              <w:top w:type="dxa" w:w="50"/>
+              <w:left w:type="dxa" w:w="90"/>
+              <w:bottom w:type="dxa" w:w="50"/>
+              <w:right w:type="dxa" w:w="90"/>
+            </w:tcMar>
+          </w:tcPr>
+          <w:p>
+            <w:r>
+              <w:rPr>
+                <w:sz w:val="18"/>
+                <w:szCs w:val="18"/>
+              </w:rPr>
+              <w:t xml:space="preserve">6</w:t>
+            </w:r>
+          </w:p>
+        </w:tc>
+        <w:tc>
+          <w:tcPr>
+            <w:tcW w:type="dxa" w:w="6298"/>
+            <w:tcBorders>
+              <w:top w:val="single" w:color="9AA9B8" w:sz="4"/>
+              <w:left w:val="single" w:color="9AA9B8" w:sz="4"/>
+              <w:bottom w:val="single" w:color="9AA9B8" w:sz="4"/>
+              <w:right w:val="single" w:color="9AA9B8" w:sz="4"/>
+            </w:tcBorders>
+            <w:tcMar>
+              <w:top w:type="dxa" w:w="50"/>
+              <w:left w:type="dxa" w:w="90"/>
+              <w:bottom w:type="dxa" w:w="50"/>
+              <w:right w:type="dxa" w:w="90"/>
+            </w:tcMar>
+          </w:tcPr>
+          <w:p>
+            <w:r>
+              <w:rPr>
+                <w:sz w:val="18"/>
+                <w:szCs w:val="18"/>
+              </w:rPr>
+              <w:t xml:space="preserve">Open and break term deposits; close accounts; fees; statements; move to the latest terms</w:t>
+            </w:r>
+          </w:p>
+        </w:tc>
+      </w:tr>
+      <w:tr>
+        <w:trPr>
+          <w:tblHeader w:val="false"/>
+        </w:trPr>
+        <w:tc>
+          <w:tcPr>
+            <w:tcW w:type="dxa" w:w="1889"/>
+            <w:tcBorders>
+              <w:top w:val="single" w:color="9AA9B8" w:sz="4"/>
+              <w:left w:val="single" w:color="9AA9B8" w:sz="4"/>
+              <w:bottom w:val="single" w:color="9AA9B8" w:sz="4"/>
+              <w:right w:val="single" w:color="9AA9B8" w:sz="4"/>
+            </w:tcBorders>
+            <w:tcMar>
+              <w:top w:type="dxa" w:w="50"/>
+              <w:left w:type="dxa" w:w="90"/>
+              <w:bottom w:type="dxa" w:w="50"/>
+              <w:right w:type="dxa" w:w="90"/>
+            </w:tcMar>
+          </w:tcPr>
+          <w:p>
+            <w:r>
+              <w:rPr>
+                <w:sz w:val="18"/>
+                <w:szCs w:val="18"/>
+              </w:rPr>
+              <w:t xml:space="preserve">Payments</w:t>
+            </w:r>
+          </w:p>
+        </w:tc>
+        <w:tc>
+          <w:tcPr>
+            <w:tcW w:type="dxa" w:w="839"/>
+            <w:tcBorders>
+              <w:top w:val="single" w:color="9AA9B8" w:sz="4"/>
+              <w:left w:val="single" w:color="9AA9B8" w:sz="4"/>
+              <w:bottom w:val="single" w:color="9AA9B8" w:sz="4"/>
+              <w:right w:val="single" w:color="9AA9B8" w:sz="4"/>
+            </w:tcBorders>
+            <w:tcMar>
+              <w:top w:type="dxa" w:w="50"/>
+              <w:left w:type="dxa" w:w="90"/>
+              <w:bottom w:type="dxa" w:w="50"/>
+              <w:right w:type="dxa" w:w="90"/>
+            </w:tcMar>
+          </w:tcPr>
+          <w:p>
+            <w:r>
+              <w:rPr>
+                <w:sz w:val="18"/>
+                <w:szCs w:val="18"/>
+              </w:rPr>
+              <w:t xml:space="preserve">15</w:t>
+            </w:r>
+          </w:p>
+        </w:tc>
+        <w:tc>
+          <w:tcPr>
+            <w:tcW w:type="dxa" w:w="6298"/>
+            <w:tcBorders>
+              <w:top w:val="single" w:color="9AA9B8" w:sz="4"/>
+              <w:left w:val="single" w:color="9AA9B8" w:sz="4"/>
+              <w:bottom w:val="single" w:color="9AA9B8" w:sz="4"/>
+              <w:right w:val="single" w:color="9AA9B8" w:sz="4"/>
+            </w:tcBorders>
+            <w:tcMar>
+              <w:top w:type="dxa" w:w="50"/>
+              <w:left w:type="dxa" w:w="90"/>
+              <w:bottom w:type="dxa" w:w="50"/>
+              <w:right w:type="dxa" w:w="90"/>
+            </w:tcMar>
+          </w:tcPr>
+          <w:p>
+            <w:r>
+              <w:rPr>
+                <w:sz w:val="18"/>
+                <w:szCs w:val="18"/>
+              </w:rPr>
+              <w:t xml:space="preserve">Payees and their versions; transfers, bills, own-account transfers; authorise, cancel, release, reject; reversals; standing orders; billers</w:t>
+            </w:r>
+          </w:p>
+        </w:tc>
+      </w:tr>
+      <w:tr>
+        <w:trPr>
+          <w:tblHeader w:val="false"/>
+        </w:trPr>
+        <w:tc>
+          <w:tcPr>
+            <w:tcW w:type="dxa" w:w="1889"/>
+            <w:tcBorders>
+              <w:top w:val="single" w:color="9AA9B8" w:sz="4"/>
+              <w:left w:val="single" w:color="9AA9B8" w:sz="4"/>
+              <w:bottom w:val="single" w:color="9AA9B8" w:sz="4"/>
+              <w:right w:val="single" w:color="9AA9B8" w:sz="4"/>
+            </w:tcBorders>
+            <w:tcMar>
+              <w:top w:type="dxa" w:w="50"/>
+              <w:left w:type="dxa" w:w="90"/>
+              <w:bottom w:type="dxa" w:w="50"/>
+              <w:right w:type="dxa" w:w="90"/>
+            </w:tcMar>
+          </w:tcPr>
+          <w:p>
+            <w:r>
+              <w:rPr>
+                <w:sz w:val="18"/>
+                <w:szCs w:val="18"/>
+              </w:rPr>
+              <w:t xml:space="preserve">Cash</w:t>
+            </w:r>
+          </w:p>
+        </w:tc>
+        <w:tc>
+          <w:tcPr>
+            <w:tcW w:type="dxa" w:w="839"/>
+            <w:tcBorders>
+              <w:top w:val="single" w:color="9AA9B8" w:sz="4"/>
+              <w:left w:val="single" w:color="9AA9B8" w:sz="4"/>
+              <w:bottom w:val="single" w:color="9AA9B8" w:sz="4"/>
+              <w:right w:val="single" w:color="9AA9B8" w:sz="4"/>
+            </w:tcBorders>
+            <w:tcMar>
+              <w:top w:type="dxa" w:w="50"/>
+              <w:left w:type="dxa" w:w="90"/>
+              <w:bottom w:type="dxa" w:w="50"/>
+              <w:right w:type="dxa" w:w="90"/>
+            </w:tcMar>
+          </w:tcPr>
+          <w:p>
+            <w:r>
+              <w:rPr>
+                <w:sz w:val="18"/>
+                <w:szCs w:val="18"/>
+              </w:rPr>
+              <w:t xml:space="preserve">2</w:t>
+            </w:r>
+          </w:p>
+        </w:tc>
+        <w:tc>
+          <w:tcPr>
+            <w:tcW w:type="dxa" w:w="6298"/>
+            <w:tcBorders>
+              <w:top w:val="single" w:color="9AA9B8" w:sz="4"/>
+              <w:left w:val="single" w:color="9AA9B8" w:sz="4"/>
+              <w:bottom w:val="single" w:color="9AA9B8" w:sz="4"/>
+              <w:right w:val="single" w:color="9AA9B8" w:sz="4"/>
+            </w:tcBorders>
+            <w:tcMar>
+              <w:top w:type="dxa" w:w="50"/>
+              <w:left w:type="dxa" w:w="90"/>
+              <w:bottom w:type="dxa" w:w="50"/>
+              <w:right w:type="dxa" w:w="90"/>
+            </w:tcMar>
+          </w:tcPr>
+          <w:p>
+            <w:r>
+              <w:rPr>
+                <w:sz w:val="18"/>
+                <w:szCs w:val="18"/>
+              </w:rPr>
+              <w:t xml:space="preserve">Deposits and withdrawals at the counter</w:t>
+            </w:r>
+          </w:p>
+        </w:tc>
+      </w:tr>
+      <w:tr>
+        <w:trPr>
+          <w:tblHeader w:val="false"/>
+        </w:trPr>
+        <w:tc>
+          <w:tcPr>
+            <w:tcW w:type="dxa" w:w="1889"/>
+            <w:tcBorders>
+              <w:top w:val="single" w:color="9AA9B8" w:sz="4"/>
+              <w:left w:val="single" w:color="9AA9B8" w:sz="4"/>
+              <w:bottom w:val="single" w:color="9AA9B8" w:sz="4"/>
+              <w:right w:val="single" w:color="9AA9B8" w:sz="4"/>
+            </w:tcBorders>
+            <w:tcMar>
+              <w:top w:type="dxa" w:w="50"/>
+              <w:left w:type="dxa" w:w="90"/>
+              <w:bottom w:type="dxa" w:w="50"/>
+              <w:right w:type="dxa" w:w="90"/>
+            </w:tcMar>
+          </w:tcPr>
+          <w:p>
+            <w:r>
+              <w:rPr>
+                <w:sz w:val="18"/>
+                <w:szCs w:val="18"/>
+              </w:rPr>
+              <w:t xml:space="preserve">Cards</w:t>
+            </w:r>
+          </w:p>
+        </w:tc>
+        <w:tc>
+          <w:tcPr>
+            <w:tcW w:type="dxa" w:w="839"/>
+            <w:tcBorders>
+              <w:top w:val="single" w:color="9AA9B8" w:sz="4"/>
+              <w:left w:val="single" w:color="9AA9B8" w:sz="4"/>
+              <w:bottom w:val="single" w:color="9AA9B8" w:sz="4"/>
+              <w:right w:val="single" w:color="9AA9B8" w:sz="4"/>
+            </w:tcBorders>
+            <w:tcMar>
+              <w:top w:type="dxa" w:w="50"/>
+              <w:left w:type="dxa" w:w="90"/>
+              <w:bottom w:type="dxa" w:w="50"/>
+              <w:right w:type="dxa" w:w="90"/>
+            </w:tcMar>
+          </w:tcPr>
+          <w:p>
+            <w:r>
+              <w:rPr>
+                <w:sz w:val="18"/>
+                <w:szCs w:val="18"/>
+              </w:rPr>
+              <w:t xml:space="preserve">12</w:t>
+            </w:r>
+          </w:p>
+        </w:tc>
+        <w:tc>
+          <w:tcPr>
+            <w:tcW w:type="dxa" w:w="6298"/>
+            <w:tcBorders>
+              <w:top w:val="single" w:color="9AA9B8" w:sz="4"/>
+              <w:left w:val="single" w:color="9AA9B8" w:sz="4"/>
+              <w:bottom w:val="single" w:color="9AA9B8" w:sz="4"/>
+              <w:right w:val="single" w:color="9AA9B8" w:sz="4"/>
+            </w:tcBorders>
+            <w:tcMar>
+              <w:top w:type="dxa" w:w="50"/>
+              <w:left w:type="dxa" w:w="90"/>
+              <w:bottom w:type="dxa" w:w="50"/>
+              <w:right w:type="dxa" w:w="90"/>
+            </w:tcMar>
+          </w:tcPr>
+          <w:p>
+            <w:r>
+              <w:rPr>
+                <w:sz w:val="18"/>
+                <w:szCs w:val="18"/>
+              </w:rPr>
+              <w:t xml:space="preserve">Issue, use, report, replace, find, reactivate; limits and controls; merchants, merchant refunds and corrected re-postings</w:t>
+            </w:r>
+          </w:p>
+        </w:tc>
+      </w:tr>
+      <w:tr>
+        <w:trPr>
+          <w:tblHeader w:val="false"/>
+        </w:trPr>
+        <w:tc>
+          <w:tcPr>
+            <w:tcW w:type="dxa" w:w="1889"/>
+            <w:tcBorders>
+              <w:top w:val="single" w:color="9AA9B8" w:sz="4"/>
+              <w:left w:val="single" w:color="9AA9B8" w:sz="4"/>
+              <w:bottom w:val="single" w:color="9AA9B8" w:sz="4"/>
+              <w:right w:val="single" w:color="9AA9B8" w:sz="4"/>
+            </w:tcBorders>
+            <w:tcMar>
+              <w:top w:type="dxa" w:w="50"/>
+              <w:left w:type="dxa" w:w="90"/>
+              <w:bottom w:type="dxa" w:w="50"/>
+              <w:right w:type="dxa" w:w="90"/>
+            </w:tcMar>
+          </w:tcPr>
+          <w:p>
+            <w:r>
+              <w:rPr>
+                <w:sz w:val="18"/>
+                <w:szCs w:val="18"/>
+              </w:rPr>
+              <w:t xml:space="preserve">Cases &amp; compliance</w:t>
+            </w:r>
+          </w:p>
+        </w:tc>
+        <w:tc>
+          <w:tcPr>
+            <w:tcW w:type="dxa" w:w="839"/>
+            <w:tcBorders>
+              <w:top w:val="single" w:color="9AA9B8" w:sz="4"/>
+              <w:left w:val="single" w:color="9AA9B8" w:sz="4"/>
+              <w:bottom w:val="single" w:color="9AA9B8" w:sz="4"/>
+              <w:right w:val="single" w:color="9AA9B8" w:sz="4"/>
+            </w:tcBorders>
+            <w:tcMar>
+              <w:top w:type="dxa" w:w="50"/>
+              <w:left w:type="dxa" w:w="90"/>
+              <w:bottom w:type="dxa" w:w="50"/>
+              <w:right w:type="dxa" w:w="90"/>
+            </w:tcMar>
+          </w:tcPr>
+          <w:p>
+            <w:r>
+              <w:rPr>
+                <w:sz w:val="18"/>
+                <w:szCs w:val="18"/>
+              </w:rPr>
+              <w:t xml:space="preserve">11</w:t>
+            </w:r>
+          </w:p>
+        </w:tc>
+        <w:tc>
+          <w:tcPr>
+            <w:tcW w:type="dxa" w:w="6298"/>
+            <w:tcBorders>
+              <w:top w:val="single" w:color="9AA9B8" w:sz="4"/>
+              <w:left w:val="single" w:color="9AA9B8" w:sz="4"/>
+              <w:bottom w:val="single" w:color="9AA9B8" w:sz="4"/>
+              <w:right w:val="single" w:color="9AA9B8" w:sz="4"/>
+            </w:tcBorders>
+            <w:tcMar>
+              <w:top w:type="dxa" w:w="50"/>
+              <w:left w:type="dxa" w:w="90"/>
+              <w:bottom w:type="dxa" w:w="50"/>
+              <w:right w:type="dxa" w:w="90"/>
+            </w:tcMar>
+          </w:tcPr>
+          <w:p>
+            <w:r>
+              <w:rPr>
+                <w:sz w:val="18"/>
+                <w:szCs w:val="18"/>
+              </w:rPr>
+              <w:t xml:space="preserve">Restrictions; disputes with reason codes and their resolution (chargeback or reversal); complaints; service requests; alerts; investigations; evidence snapshots; assigning and closing cases</w:t>
+            </w:r>
+          </w:p>
+        </w:tc>
+      </w:tr>
+      <w:tr>
+        <w:trPr>
+          <w:tblHeader w:val="false"/>
+        </w:trPr>
+        <w:tc>
+          <w:tcPr>
+            <w:tcW w:type="dxa" w:w="1889"/>
+            <w:tcBorders>
+              <w:top w:val="single" w:color="9AA9B8" w:sz="4"/>
+              <w:left w:val="single" w:color="9AA9B8" w:sz="4"/>
+              <w:bottom w:val="single" w:color="9AA9B8" w:sz="4"/>
+              <w:right w:val="single" w:color="9AA9B8" w:sz="4"/>
+            </w:tcBorders>
+            <w:tcMar>
+              <w:top w:type="dxa" w:w="50"/>
+              <w:left w:type="dxa" w:w="90"/>
+              <w:bottom w:type="dxa" w:w="50"/>
+              <w:right w:type="dxa" w:w="90"/>
+            </w:tcMar>
+          </w:tcPr>
+          <w:p>
+            <w:r>
+              <w:rPr>
+                <w:sz w:val="18"/>
+                <w:szCs w:val="18"/>
+              </w:rPr>
+              <w:t xml:space="preserve">Lending</w:t>
+            </w:r>
+          </w:p>
+        </w:tc>
+        <w:tc>
+          <w:tcPr>
+            <w:tcW w:type="dxa" w:w="839"/>
+            <w:tcBorders>
+              <w:top w:val="single" w:color="9AA9B8" w:sz="4"/>
+              <w:left w:val="single" w:color="9AA9B8" w:sz="4"/>
+              <w:bottom w:val="single" w:color="9AA9B8" w:sz="4"/>
+              <w:right w:val="single" w:color="9AA9B8" w:sz="4"/>
+            </w:tcBorders>
+            <w:tcMar>
+              <w:top w:type="dxa" w:w="50"/>
+              <w:left w:type="dxa" w:w="90"/>
+              <w:bottom w:type="dxa" w:w="50"/>
+              <w:right w:type="dxa" w:w="90"/>
+            </w:tcMar>
+          </w:tcPr>
+          <w:p>
+            <w:r>
+              <w:rPr>
+                <w:sz w:val="18"/>
+                <w:szCs w:val="18"/>
+              </w:rPr>
+              <w:t xml:space="preserve">9</w:t>
+            </w:r>
+          </w:p>
+        </w:tc>
+        <w:tc>
+          <w:tcPr>
+            <w:tcW w:type="dxa" w:w="6298"/>
+            <w:tcBorders>
+              <w:top w:val="single" w:color="9AA9B8" w:sz="4"/>
+              <w:left w:val="single" w:color="9AA9B8" w:sz="4"/>
+              <w:bottom w:val="single" w:color="9AA9B8" w:sz="4"/>
+              <w:right w:val="single" w:color="9AA9B8" w:sz="4"/>
+            </w:tcBorders>
+            <w:tcMar>
+              <w:top w:type="dxa" w:w="50"/>
+              <w:left w:type="dxa" w:w="90"/>
+              <w:bottom w:type="dxa" w:w="50"/>
+              <w:right w:type="dxa" w:w="90"/>
+            </w:tcMar>
+          </w:tcPr>
+          <w:p>
+            <w:r>
+              <w:rPr>
+                <w:sz w:val="18"/>
+                <w:szCs w:val="18"/>
+              </w:rPr>
+              <w:t xml:space="preserve">Apply, decide with conditions (within delegated limits), attach documents, satisfy conditions, disburse, repay, restructure, settle, record collections contacts</w:t>
+            </w:r>
+          </w:p>
+        </w:tc>
+      </w:tr>
+      <w:tr>
+        <w:trPr>
+          <w:tblHeader w:val="false"/>
+        </w:trPr>
+        <w:tc>
+          <w:tcPr>
+            <w:tcW w:type="dxa" w:w="1889"/>
+            <w:tcBorders>
+              <w:top w:val="single" w:color="9AA9B8" w:sz="4"/>
+              <w:left w:val="single" w:color="9AA9B8" w:sz="4"/>
+              <w:bottom w:val="single" w:color="9AA9B8" w:sz="4"/>
+              <w:right w:val="single" w:color="9AA9B8" w:sz="4"/>
+            </w:tcBorders>
+            <w:tcMar>
+              <w:top w:type="dxa" w:w="50"/>
+              <w:left w:type="dxa" w:w="90"/>
+              <w:bottom w:type="dxa" w:w="50"/>
+              <w:right w:type="dxa" w:w="90"/>
+            </w:tcMar>
+          </w:tcPr>
+          <w:p>
+            <w:r>
+              <w:rPr>
+                <w:sz w:val="18"/>
+                <w:szCs w:val="18"/>
+              </w:rPr>
+              <w:t xml:space="preserve">Organisation</w:t>
+            </w:r>
+          </w:p>
+        </w:tc>
+        <w:tc>
+          <w:tcPr>
+            <w:tcW w:type="dxa" w:w="839"/>
+            <w:tcBorders>
+              <w:top w:val="single" w:color="9AA9B8" w:sz="4"/>
+              <w:left w:val="single" w:color="9AA9B8" w:sz="4"/>
+              <w:bottom w:val="single" w:color="9AA9B8" w:sz="4"/>
+              <w:right w:val="single" w:color="9AA9B8" w:sz="4"/>
+            </w:tcBorders>
+            <w:tcMar>
+              <w:top w:type="dxa" w:w="50"/>
+              <w:left w:type="dxa" w:w="90"/>
+              <w:bottom w:type="dxa" w:w="50"/>
+              <w:right w:type="dxa" w:w="90"/>
+            </w:tcMar>
+          </w:tcPr>
+          <w:p>
+            <w:r>
+              <w:rPr>
+                <w:sz w:val="18"/>
+                <w:szCs w:val="18"/>
+              </w:rPr>
+              <w:t xml:space="preserve">5</w:t>
+            </w:r>
+          </w:p>
+        </w:tc>
+        <w:tc>
+          <w:tcPr>
+            <w:tcW w:type="dxa" w:w="6298"/>
+            <w:tcBorders>
+              <w:top w:val="single" w:color="9AA9B8" w:sz="4"/>
+              <w:left w:val="single" w:color="9AA9B8" w:sz="4"/>
+              <w:bottom w:val="single" w:color="9AA9B8" w:sz="4"/>
+              <w:right w:val="single" w:color="9AA9B8" w:sz="4"/>
+            </w:tcBorders>
+            <w:tcMar>
+              <w:top w:type="dxa" w:w="50"/>
+              <w:left w:type="dxa" w:w="90"/>
+              <w:bottom w:type="dxa" w:w="50"/>
+              <w:right w:type="dxa" w:w="90"/>
+            </w:tcMar>
+          </w:tcPr>
+          <w:p>
+            <w:r>
+              <w:rPr>
+                <w:sz w:val="18"/>
+                <w:szCs w:val="18"/>
+              </w:rPr>
+              <w:t xml:space="preserve">Open and close branches; hire, change role and record exits</w:t>
+            </w:r>
+          </w:p>
+        </w:tc>
+      </w:tr>
+      <w:tr>
+        <w:trPr>
+          <w:tblHeader w:val="false"/>
+        </w:trPr>
+        <w:tc>
+          <w:tcPr>
+            <w:tcW w:type="dxa" w:w="1889"/>
+            <w:tcBorders>
+              <w:top w:val="single" w:color="9AA9B8" w:sz="4"/>
+              <w:left w:val="single" w:color="9AA9B8" w:sz="4"/>
+              <w:bottom w:val="single" w:color="9AA9B8" w:sz="4"/>
+              <w:right w:val="single" w:color="9AA9B8" w:sz="4"/>
+            </w:tcBorders>
+            <w:tcMar>
+              <w:top w:type="dxa" w:w="50"/>
+              <w:left w:type="dxa" w:w="90"/>
+              <w:bottom w:type="dxa" w:w="50"/>
+              <w:right w:type="dxa" w:w="90"/>
+            </w:tcMar>
+          </w:tcPr>
+          <w:p>
+            <w:r>
+              <w:rPr>
+                <w:sz w:val="18"/>
+                <w:szCs w:val="18"/>
+              </w:rPr>
+              <w:t xml:space="preserve">Products</w:t>
+            </w:r>
+          </w:p>
+        </w:tc>
+        <w:tc>
+          <w:tcPr>
+            <w:tcW w:type="dxa" w:w="839"/>
+            <w:tcBorders>
+              <w:top w:val="single" w:color="9AA9B8" w:sz="4"/>
+              <w:left w:val="single" w:color="9AA9B8" w:sz="4"/>
+              <w:bottom w:val="single" w:color="9AA9B8" w:sz="4"/>
+              <w:right w:val="single" w:color="9AA9B8" w:sz="4"/>
+            </w:tcBorders>
+            <w:tcMar>
+              <w:top w:type="dxa" w:w="50"/>
+              <w:left w:type="dxa" w:w="90"/>
+              <w:bottom w:type="dxa" w:w="50"/>
+              <w:right w:type="dxa" w:w="90"/>
+            </w:tcMar>
+          </w:tcPr>
+          <w:p>
+            <w:r>
+              <w:rPr>
+                <w:sz w:val="18"/>
+                <w:szCs w:val="18"/>
+              </w:rPr>
+              <w:t xml:space="preserve">3</w:t>
+            </w:r>
+          </w:p>
+        </w:tc>
+        <w:tc>
+          <w:tcPr>
+            <w:tcW w:type="dxa" w:w="6298"/>
+            <w:tcBorders>
+              <w:top w:val="single" w:color="9AA9B8" w:sz="4"/>
+              <w:left w:val="single" w:color="9AA9B8" w:sz="4"/>
+              <w:bottom w:val="single" w:color="9AA9B8" w:sz="4"/>
+              <w:right w:val="single" w:color="9AA9B8" w:sz="4"/>
+            </w:tcBorders>
+            <w:tcMar>
+              <w:top w:type="dxa" w:w="50"/>
+              <w:left w:type="dxa" w:w="90"/>
+              <w:bottom w:type="dxa" w:w="50"/>
+              <w:right w:type="dxa" w:w="90"/>
+            </w:tcMar>
+          </w:tcPr>
+          <w:p>
+            <w:r>
+              <w:rPr>
+                <w:sz w:val="18"/>
+                <w:szCs w:val="18"/>
+              </w:rPr>
+              <w:t xml:space="preserve">Define products, publish new terms, withdraw from sale</w:t>
+            </w:r>
+          </w:p>
+        </w:tc>
+      </w:tr>
+      <w:tr>
+        <w:trPr>
+          <w:tblHeader w:val="false"/>
+        </w:trPr>
+        <w:tc>
+          <w:tcPr>
+            <w:tcW w:type="dxa" w:w="1889"/>
+            <w:tcBorders>
+              <w:top w:val="single" w:color="9AA9B8" w:sz="4"/>
+              <w:left w:val="single" w:color="9AA9B8" w:sz="4"/>
+              <w:bottom w:val="single" w:color="9AA9B8" w:sz="4"/>
+              <w:right w:val="single" w:color="9AA9B8" w:sz="4"/>
+            </w:tcBorders>
+            <w:tcMar>
+              <w:top w:type="dxa" w:w="50"/>
+              <w:left w:type="dxa" w:w="90"/>
+              <w:bottom w:type="dxa" w:w="50"/>
+              <w:right w:type="dxa" w:w="90"/>
+            </w:tcMar>
+          </w:tcPr>
+          <w:p>
+            <w:r>
+              <w:rPr>
+                <w:sz w:val="18"/>
+                <w:szCs w:val="18"/>
+              </w:rPr>
+              <w:t xml:space="preserve">Records</w:t>
+            </w:r>
+          </w:p>
+        </w:tc>
+        <w:tc>
+          <w:tcPr>
+            <w:tcW w:type="dxa" w:w="839"/>
+            <w:tcBorders>
+              <w:top w:val="single" w:color="9AA9B8" w:sz="4"/>
+              <w:left w:val="single" w:color="9AA9B8" w:sz="4"/>
+              <w:bottom w:val="single" w:color="9AA9B8" w:sz="4"/>
+              <w:right w:val="single" w:color="9AA9B8" w:sz="4"/>
+            </w:tcBorders>
+            <w:tcMar>
+              <w:top w:type="dxa" w:w="50"/>
+              <w:left w:type="dxa" w:w="90"/>
+              <w:bottom w:type="dxa" w:w="50"/>
+              <w:right w:type="dxa" w:w="90"/>
+            </w:tcMar>
+          </w:tcPr>
+          <w:p>
+            <w:r>
+              <w:rPr>
+                <w:sz w:val="18"/>
+                <w:szCs w:val="18"/>
+              </w:rPr>
+              <w:t xml:space="preserve">2</w:t>
+            </w:r>
+          </w:p>
+        </w:tc>
+        <w:tc>
+          <w:tcPr>
+            <w:tcW w:type="dxa" w:w="6298"/>
+            <w:tcBorders>
+              <w:top w:val="single" w:color="9AA9B8" w:sz="4"/>
+              <w:left w:val="single" w:color="9AA9B8" w:sz="4"/>
+              <w:bottom w:val="single" w:color="9AA9B8" w:sz="4"/>
+              <w:right w:val="single" w:color="9AA9B8" w:sz="4"/>
+            </w:tcBorders>
+            <w:tcMar>
+              <w:top w:type="dxa" w:w="50"/>
+              <w:left w:type="dxa" w:w="90"/>
+              <w:bottom w:type="dxa" w:w="50"/>
+              <w:right w:type="dxa" w:w="90"/>
+            </w:tcMar>
+          </w:tcPr>
+          <w:p>
+            <w:r>
+              <w:rPr>
+                <w:sz w:val="18"/>
+                <w:szCs w:val="18"/>
+              </w:rPr>
+              <w:t xml:space="preserve">Archive; request deletion (always refused, with the retention date)</w:t>
+            </w:r>
+          </w:p>
+        </w:tc>
+      </w:tr>
+    </w:tbl>
+    <w:p>
+      <w:pPr>
+        <w:spacing w:after="60"/>
+      </w:pPr>
+    </w:p>
+    <w:p>
+      <w:r>
+        <w:t xml:space="preserve">Two new bank screens answer the brief's remaining scope items. </w:t>
+      </w:r>
+      <w:r>
+        <w:rPr>
+          <w:b/>
+          <w:bCs/>
+        </w:rPr>
+        <w:t xml:space="preserve">Counterparties</w:t>
+      </w:r>
+      <w:r>
+        <w:t xml:space="preserve"> lists merchants, billers and payees with every payment made to or from them (a merchant's page shows each card used and any refund or chargeback). </w:t>
+      </w:r>
+      <w:r>
+        <w:rPr>
+          <w:b/>
+          <w:bCs/>
+        </w:rPr>
+        <w:t xml:space="preserve">Reports</w:t>
+      </w:r>
+      <w:r>
+        <w:t xml:space="preserve"> answers historical questions directly: which mandates a person held for an organisation on a past date, the auditors' approvals-and-authority report (refused for a teller, and itself logged) and everything that happened on a given day. The Class model screen marks abstract classes, lists the methods each subclass must implement, and prints each class's lifecycle. (An earlier version also displayed the diagram images; it was removed because a bank console should not show design documents and because it only worked when the </w:t>
       </w:r>
       <w:r>
         <w:rPr>
@@ -25537,7 +29694,7 @@
         <w:t xml:space="preserve">tools/gui_smoke_test.py</w:t>
       </w:r>
       <w:r>
-        <w:t xml:space="preserve"> drives every check, every form and the onboarding story without a person at the keyboard and fails if anything crashes or the books stop balancing.</w:t>
+        <w:t xml:space="preserve"> drives every guided check, all 80 forms, three stories typed into the forms (onboarding a new customer; the whole financing lifecycle from application to early settlement; a card purchase, merchant refund, dispute and chargeback) and every report, without a person at the keyboard. It fails if anything crashes, an outcome is not the expected one, or the books stop balancing. It runs on GitHub for every push.</w:t>
       </w:r>
     </w:p>
     <w:p>
@@ -25923,10 +30080,10 @@
           <w:b/>
           <w:bCs/>
         </w:rPr>
-        <w:t xml:space="preserve">Figure 15. Onboarding forms:</w:t>
-      </w:r>
-      <w:r>
-        <w:t xml:space="preserve"> each form lists the permitted staff first and calls one </w:t>
+        <w:t xml:space="preserve">Figure 15. Operation forms:</w:t>
+      </w:r>
+      <w:r>
+        <w:t xml:space="preserve"> 80 forms in ten groups; each lists the permitted staff first and calls one </w:t>
       </w:r>
       <w:r>
         <w:rPr>
@@ -25963,7 +30120,132 @@
                     </pic:cNvPicPr>
                   </pic:nvPicPr>
                   <pic:blipFill>
-                    <a:blip r:embed="rId27" cstate="none"/>
+                    <a:blip r:embed="rId32" cstate="none"/>
+                    <a:srcRect/>
+                    <a:stretch>
+                      <a:fillRect/>
+                    </a:stretch>
+                  </pic:blipFill>
+                  <pic:spPr bwMode="auto">
+                    <a:xfrm>
+                      <a:off x="0" y="0"/>
+                      <a:ext cx="5905500" cy="3609975"/>
+                    </a:xfrm>
+                    <a:prstGeom prst="rect">
+                      <a:avLst/>
+                    </a:prstGeom>
+                  </pic:spPr>
+                </pic:pic>
+              </a:graphicData>
+            </a:graphic>
+          </wp:inline>
+        </w:drawing>
+      </w:r>
+    </w:p>
+    <w:p>
+      <w:r>
+        <w:rPr>
+          <w:b/>
+          <w:bCs/>
+        </w:rPr>
+        <w:t xml:space="preserve">Figure 16. Reports:</w:t>
+      </w:r>
+      <w:r>
+        <w:t xml:space="preserve"> what Bilal could do for Ravi Textiles on 11 April 2026, while he was still a director. The same question for August 2027 answers "no mandate in force".</w:t>
+      </w:r>
+    </w:p>
+    <w:p>
+      <w:pPr>
+        <w:jc w:val="center"/>
+      </w:pPr>
+      <w:r>
+        <w:drawing>
+          <wp:inline distT="0" distB="0" distL="0" distR="0">
+            <wp:extent cx="5905500" cy="3609975"/>
+            <wp:effectExtent t="0" r="0" b="0" l="0"/>
+            <wp:docPr id="1" name="" descr="" title=""/>
+            <wp:cNvGraphicFramePr>
+              <a:graphicFrameLocks xmlns:a="http://schemas.openxmlformats.org/drawingml/2006/main" noChangeAspect="1"/>
+            </wp:cNvGraphicFramePr>
+            <a:graphic xmlns:a="http://schemas.openxmlformats.org/drawingml/2006/main">
+              <a:graphicData uri="http://schemas.openxmlformats.org/drawingml/2006/picture">
+                <pic:pic xmlns:pic="http://schemas.openxmlformats.org/drawingml/2006/picture">
+                  <pic:nvPicPr>
+                    <pic:cNvPr id="0" name="" descr=""/>
+                    <pic:cNvPicPr>
+                      <a:picLocks noChangeAspect="1" noChangeArrowheads="1"/>
+                    </pic:cNvPicPr>
+                  </pic:nvPicPr>
+                  <pic:blipFill>
+                    <a:blip r:embed="rId33" cstate="none"/>
+                    <a:srcRect/>
+                    <a:stretch>
+                      <a:fillRect/>
+                    </a:stretch>
+                  </pic:blipFill>
+                  <pic:spPr bwMode="auto">
+                    <a:xfrm>
+                      <a:off x="0" y="0"/>
+                      <a:ext cx="5905500" cy="3609975"/>
+                    </a:xfrm>
+                    <a:prstGeom prst="rect">
+                      <a:avLst/>
+                    </a:prstGeom>
+                  </pic:spPr>
+                </pic:pic>
+              </a:graphicData>
+            </a:graphic>
+          </wp:inline>
+        </w:drawing>
+      </w:r>
+    </w:p>
+    <w:p>
+      <w:r>
+        <w:rPr>
+          <w:b/>
+          <w:bCs/>
+        </w:rPr>
+        <w:t xml:space="preserve">Figure 17. Counterparties:</w:t>
+      </w:r>
+      <w:r>
+        <w:t xml:space="preserve"> a merchant is a standalone counterparty, not a </w:t>
+      </w:r>
+      <w:r>
+        <w:rPr>
+          <w:rFonts w:ascii="Consolas" w:cs="Consolas" w:eastAsia="Consolas" w:hAnsi="Consolas"/>
+          <w:sz w:val="19"/>
+          <w:szCs w:val="19"/>
+        </w:rPr>
+        <w:t xml:space="preserve">Party</w:t>
+      </w:r>
+      <w:r>
+        <w:t xml:space="preserve">; its page shows the card used and the merchant refund on its payment.</w:t>
+      </w:r>
+    </w:p>
+    <w:p>
+      <w:pPr>
+        <w:jc w:val="center"/>
+      </w:pPr>
+      <w:r>
+        <w:drawing>
+          <wp:inline distT="0" distB="0" distL="0" distR="0">
+            <wp:extent cx="5905500" cy="3609975"/>
+            <wp:effectExtent t="0" r="0" b="0" l="0"/>
+            <wp:docPr id="1" name="" descr="" title=""/>
+            <wp:cNvGraphicFramePr>
+              <a:graphicFrameLocks xmlns:a="http://schemas.openxmlformats.org/drawingml/2006/main" noChangeAspect="1"/>
+            </wp:cNvGraphicFramePr>
+            <a:graphic xmlns:a="http://schemas.openxmlformats.org/drawingml/2006/main">
+              <a:graphicData uri="http://schemas.openxmlformats.org/drawingml/2006/picture">
+                <pic:pic xmlns:pic="http://schemas.openxmlformats.org/drawingml/2006/picture">
+                  <pic:nvPicPr>
+                    <pic:cNvPr id="0" name="" descr=""/>
+                    <pic:cNvPicPr>
+                      <a:picLocks noChangeAspect="1" noChangeArrowheads="1"/>
+                    </pic:cNvPicPr>
+                  </pic:nvPicPr>
+                  <pic:blipFill>
+                    <a:blip r:embed="rId34" cstate="none"/>
                     <a:srcRect/>
                     <a:stretch>
                       <a:fillRect/>

--- a/docs/Design_Report.docx
+++ b/docs/Design_Report.docx
@@ -1079,6 +1079,13 @@
                 <w:szCs w:val="18"/>
               </w:rPr>
               <w:t xml:space="preserve">banking_gui.py</w:t>
+            </w:r>
+            <w:r>
+              <w:rPr>
+                <w:sz w:val="18"/>
+                <w:szCs w:val="18"/>
+              </w:rPr>
+              <w:t xml:space="preserve"> (staff console and digital banking)</w:t>
             </w:r>
           </w:p>
         </w:tc>
@@ -18210,7 +18217,7 @@
           <w:b/>
           <w:bCs/>
         </w:rPr>
-        <w:t xml:space="preserve">Flowchart 6. Desktop console</w:t>
+        <w:t xml:space="preserve">Flowchart 6. Desktop front end</w:t>
       </w:r>
       <w:r>
         <w:t xml:space="preserve"> (</w:t>
@@ -18224,7 +18231,7 @@
         <w:t xml:space="preserve">banking_gui.py</w:t>
       </w:r>
       <w:r>
-        <w:t xml:space="preserve">): every action calls one </w:t>
+        <w:t xml:space="preserve">): sign in as staff or as a customer; every action calls one </w:t>
       </w:r>
       <w:r>
         <w:rPr>
@@ -18245,7 +18252,7 @@
       <w:r>
         <w:drawing>
           <wp:inline distT="0" distB="0" distL="0" distR="0">
-            <wp:extent cx="5905500" cy="7505700"/>
+            <wp:extent cx="5638800" cy="8191500"/>
             <wp:effectExtent t="0" r="0" b="0" l="0"/>
             <wp:docPr id="1" name="" descr="" title=""/>
             <wp:cNvGraphicFramePr>
@@ -18270,7 +18277,7 @@
                   <pic:spPr bwMode="auto">
                     <a:xfrm>
                       <a:off x="0" y="0"/>
-                      <a:ext cx="5905500" cy="7505700"/>
+                      <a:ext cx="5638800" cy="8191500"/>
                     </a:xfrm>
                     <a:prstGeom prst="rect">
                       <a:avLst/>
@@ -27280,7 +27287,7 @@
         <w:t xml:space="preserve">Chargeback</w:t>
       </w:r>
       <w:r>
-        <w:t xml:space="preserve">. Savings interest is a simple month-end calculation (no daily accrual, tax withholding or Islamic profit-sharing weights). A fixed review threshold rather than risk scoring. A small chart of accounts. In-memory storage only, with reference numbers held in a module-level counter. No concurrency or rollback across several objects. Simplified loan maths (equal principal, monthly interest on the outstanding balance, no penalty charges). Dual control supports exactly two signatories rather than configurable rules such as "any two of A, B, C". Two credit authority levels only. There is no login: each operation is told who is acting, and the model then checks that person's authority.</w:t>
+        <w:t xml:space="preserve">. Savings interest is a simple month-end calculation (no daily accrual, tax withholding or Islamic profit-sharing weights). A fixed review threshold rather than risk scoring. A small chart of accounts. In-memory storage only, with reference numbers held in a module-level counter. No concurrency or rollback across several objects. Simplified loan maths (equal principal, monthly interest on the outstanding balance, no penalty charges). Dual control supports exactly two signatories rather than configurable rules such as "any two of A, B, C". Two credit authority levels only. There is no authentication: the GUI's sign-in chooses a person without a password, each operation is told who is acting, and the model then checks that person's authority.</w:t>
       </w:r>
     </w:p>
     <w:p>
@@ -27390,12 +27397,12 @@
         <w:pageBreakBefore/>
       </w:pPr>
       <w:r>
-        <w:t xml:space="preserve">11. Desktop operations console (optional GUI)</w:t>
+        <w:t xml:space="preserve">11. Desktop front end (optional GUI)</w:t>
       </w:r>
     </w:p>
     <w:p>
       <w:r>
-        <w:t xml:space="preserve">The brief assesses classes and inheritance, so the interface was built to make the model visible and testable, not to add business logic. </w:t>
+        <w:t xml:space="preserve">The brief assesses classes and inheritance, so the front end exists to make the model usable, visible and testable, never to hold business rules. </w:t>
       </w:r>
       <w:r>
         <w:rPr>
@@ -27406,7 +27413,7 @@
         <w:t xml:space="preserve">banking_gui.py</w:t>
       </w:r>
       <w:r>
-        <w:t xml:space="preserve"> is a desktop console in pure Python (Tkinter and ttk, from the standard library). It imports </w:t>
+        <w:t xml:space="preserve"> is pure Python (Tkinter and ttk from the standard library). It imports </w:t>
       </w:r>
       <w:r>
         <w:rPr>
@@ -27417,19 +27424,7 @@
         <w:t xml:space="preserve">banking_system.py</w:t>
       </w:r>
       <w:r>
-        <w:t xml:space="preserve"> and does not change it.</w:t>
-      </w:r>
-    </w:p>
-    <w:p>
-      <w:r>
-        <w:rPr>
-          <w:b/>
-          <w:bCs/>
-        </w:rPr>
-        <w:t xml:space="preserve">Two rules keep it honest.</w:t>
-      </w:r>
-      <w:r>
-        <w:t xml:space="preserve"> Every button calls exactly one </w:t>
+        <w:t xml:space="preserve"> and does not change it: every button calls exactly one </w:t>
       </w:r>
       <w:r>
         <w:rPr>
@@ -27440,18 +27435,7 @@
         <w:t xml:space="preserve">Bank</w:t>
       </w:r>
       <w:r>
-        <w:t xml:space="preserve"> operation, so every rule, refusal and audit event is the model's own. A refusal is shown with the model's error class (for example </w:t>
-      </w:r>
-      <w:r>
-        <w:rPr>
-          <w:rFonts w:ascii="Consolas" w:cs="Consolas" w:eastAsia="Consolas" w:hAnsi="Consolas"/>
-          <w:sz w:val="19"/>
-          <w:szCs w:val="19"/>
-        </w:rPr>
-        <w:t xml:space="preserve">AuthorityError</w:t>
-      </w:r>
-      <w:r>
-        <w:t xml:space="preserve">) and message, and a refused payment is shown as "refused, kept on record" because the model keeps it as FAILED or DECLINED.</w:t>
+        <w:t xml:space="preserve"> operation, so every rule, refusal and audit entry is the model's own. A refusal names the rule that stopped it, and a refused payment is shown as "refused, kept on record" because the model keeps it as failed or declined.</w:t>
       </w:r>
     </w:p>
     <w:p>
@@ -27460,7 +27444,1070 @@
           <w:b/>
           <w:bCs/>
         </w:rPr>
-        <w:t xml:space="preserve">It is built with the same OOP ideas it demonstrates.</w:t>
+        <w:t xml:space="preserve">Two ways in, as in a real bank.</w:t>
+      </w:r>
+      <w:r>
+        <w:t xml:space="preserve"> The program opens on a sign-in screen (Figure 9). There are no passwords, because this is a simulation, but who you are matters, because the model checks that person's authority on every action.</w:t>
+      </w:r>
+    </w:p>
+    <w:p>
+      <w:r>
+        <w:t xml:space="preserve">- </w:t>
+      </w:r>
+      <w:r>
+        <w:rPr>
+          <w:b/>
+          <w:bCs/>
+        </w:rPr>
+        <w:t xml:space="preserve">Staff console.</w:t>
+      </w:r>
+      <w:r>
+        <w:t xml:space="preserve"> Sign in as a member of staff. The top bar shows who you are and your role and branch. Forms no longer ask "registered by / approved by": you are recorded automatically as the member of staff. The Operations screen lists the forms your role may perform, with a search box; ticking "also show what my role may not do" brings back the rest, so a refusal can still be demonstrated (for example a teller trying to release a held payment).</w:t>
+      </w:r>
+    </w:p>
+    <w:p>
+      <w:r>
+        <w:t xml:space="preserve">- </w:t>
+      </w:r>
+      <w:r>
+        <w:rPr>
+          <w:b/>
+          <w:bCs/>
+        </w:rPr>
+        <w:t xml:space="preserve">Digital banking</w:t>
+      </w:r>
+      <w:r>
+        <w:t xml:space="preserve"> (the brief's "online channels"). Sign in as a customer or a company signatory. You see your own accounts and every company account you hold a live mandate for, with what the mandate allows. You can pay a payee, pay a bill, move money between accounts, add a payee, approve or decline colleagues' payments that need a second signatory, switch card controls on and off, report a card lost or stolen, dispute a card payment and raise complaints or service requests. Noor, a view-only signatory, sees the company account; when she tries to pay, the model refuses and keeps the attempt on record, exactly as for a payment made at a branch.</w:t>
+      </w:r>
+    </w:p>
+    <w:p>
+      <w:r>
+        <w:rPr>
+          <w:b/>
+          <w:bCs/>
+        </w:rPr>
+        <w:t xml:space="preserve">Designed to be read.</w:t>
+      </w:r>
+      <w:r>
+        <w:t xml:space="preserve"> Status and role codes are shown in plain words ("Awaiting 2nd signatory", "Relationship manager") while the model keeps its exact codes. Tables size their columns to their content. The sidebar uses line icons drawn from canvas shapes, so the program needs no image files and looks the same on Windows, macOS and Linux. The Overview has three charts (largest depositors, customer payments per month, payment outcomes), a queue of payments that need attention with the actions to clear them, and an activity feed written as sentences ("Hamza Sheikh paid by card CRD-TX-011").</w:t>
+      </w:r>
+    </w:p>
+    <w:p>
+      <w:r>
+        <w:rPr>
+          <w:b/>
+          <w:bCs/>
+        </w:rPr>
+        <w:t xml:space="preserve">Fourteen console screens in two sections.</w:t>
+      </w:r>
+      <w:r>
+        <w:t xml:space="preserve"> </w:t>
+      </w:r>
+      <w:r>
+        <w:rPr>
+          <w:b/>
+          <w:bCs/>
+        </w:rPr>
+        <w:t xml:space="preserve">Bank</w:t>
+      </w:r>
+      <w:r>
+        <w:t xml:space="preserve"> (12 screens) is what staff would use. </w:t>
+      </w:r>
+      <w:r>
+        <w:rPr>
+          <w:b/>
+          <w:bCs/>
+        </w:rPr>
+        <w:t xml:space="preserve">Teaching &amp; simulation</w:t>
+      </w:r>
+      <w:r>
+        <w:t xml:space="preserve"> (Class model, Scenario log) holds two aids a real staff application would not have; they are kept because the brief describes the model as being for teaching and simulation, and they let an examiner see the inheritance tree and the seeded scenarios from inside the running program. The Operations screen has 80 forms in ten groups, enough to run every workflow of the brief's operational scenario by hand, plus 14 guided rule checks:</w:t>
+      </w:r>
+    </w:p>
+    <w:tbl>
+      <w:tblPr>
+        <w:tblW w:type="dxa" w:w="9026"/>
+        <w:tblBorders>
+          <w:top w:val="single" w:color="auto" w:sz="4"/>
+          <w:left w:val="single" w:color="auto" w:sz="4"/>
+          <w:bottom w:val="single" w:color="auto" w:sz="4"/>
+          <w:right w:val="single" w:color="auto" w:sz="4"/>
+          <w:insideH w:val="single" w:color="auto" w:sz="4"/>
+          <w:insideV w:val="single" w:color="auto" w:sz="4"/>
+        </w:tblBorders>
+      </w:tblPr>
+      <w:tblGrid>
+        <w:gridCol w:w="1889"/>
+        <w:gridCol w:w="839"/>
+        <w:gridCol w:w="6298"/>
+      </w:tblGrid>
+      <w:tr>
+        <w:trPr>
+          <w:tblHeader/>
+        </w:trPr>
+        <w:tc>
+          <w:tcPr>
+            <w:tcW w:type="dxa" w:w="1889"/>
+            <w:tcBorders>
+              <w:top w:val="single" w:color="9AA9B8" w:sz="4"/>
+              <w:left w:val="single" w:color="9AA9B8" w:sz="4"/>
+              <w:bottom w:val="single" w:color="9AA9B8" w:sz="4"/>
+              <w:right w:val="single" w:color="9AA9B8" w:sz="4"/>
+            </w:tcBorders>
+            <w:shd w:fill="DDE7F0" w:color="auto" w:val="clear"/>
+            <w:tcMar>
+              <w:top w:type="dxa" w:w="50"/>
+              <w:left w:type="dxa" w:w="90"/>
+              <w:bottom w:type="dxa" w:w="50"/>
+              <w:right w:type="dxa" w:w="90"/>
+            </w:tcMar>
+          </w:tcPr>
+          <w:p>
+            <w:r>
+              <w:rPr>
+                <w:b/>
+                <w:bCs/>
+                <w:sz w:val="18"/>
+                <w:szCs w:val="18"/>
+              </w:rPr>
+              <w:t xml:space="preserve">Group</w:t>
+            </w:r>
+          </w:p>
+        </w:tc>
+        <w:tc>
+          <w:tcPr>
+            <w:tcW w:type="dxa" w:w="839"/>
+            <w:tcBorders>
+              <w:top w:val="single" w:color="9AA9B8" w:sz="4"/>
+              <w:left w:val="single" w:color="9AA9B8" w:sz="4"/>
+              <w:bottom w:val="single" w:color="9AA9B8" w:sz="4"/>
+              <w:right w:val="single" w:color="9AA9B8" w:sz="4"/>
+            </w:tcBorders>
+            <w:shd w:fill="DDE7F0" w:color="auto" w:val="clear"/>
+            <w:tcMar>
+              <w:top w:type="dxa" w:w="50"/>
+              <w:left w:type="dxa" w:w="90"/>
+              <w:bottom w:type="dxa" w:w="50"/>
+              <w:right w:type="dxa" w:w="90"/>
+            </w:tcMar>
+          </w:tcPr>
+          <w:p>
+            <w:r>
+              <w:rPr>
+                <w:b/>
+                <w:bCs/>
+                <w:sz w:val="18"/>
+                <w:szCs w:val="18"/>
+              </w:rPr>
+              <w:t xml:space="preserve">Forms</w:t>
+            </w:r>
+          </w:p>
+        </w:tc>
+        <w:tc>
+          <w:tcPr>
+            <w:tcW w:type="dxa" w:w="6298"/>
+            <w:tcBorders>
+              <w:top w:val="single" w:color="9AA9B8" w:sz="4"/>
+              <w:left w:val="single" w:color="9AA9B8" w:sz="4"/>
+              <w:bottom w:val="single" w:color="9AA9B8" w:sz="4"/>
+              <w:right w:val="single" w:color="9AA9B8" w:sz="4"/>
+            </w:tcBorders>
+            <w:shd w:fill="DDE7F0" w:color="auto" w:val="clear"/>
+            <w:tcMar>
+              <w:top w:type="dxa" w:w="50"/>
+              <w:left w:type="dxa" w:w="90"/>
+              <w:bottom w:type="dxa" w:w="50"/>
+              <w:right w:type="dxa" w:w="90"/>
+            </w:tcMar>
+          </w:tcPr>
+          <w:p>
+            <w:r>
+              <w:rPr>
+                <w:b/>
+                <w:bCs/>
+                <w:sz w:val="18"/>
+                <w:szCs w:val="18"/>
+              </w:rPr>
+              <w:t xml:space="preserve">What can be done</w:t>
+            </w:r>
+          </w:p>
+        </w:tc>
+      </w:tr>
+      <w:tr>
+        <w:trPr>
+          <w:tblHeader w:val="false"/>
+        </w:trPr>
+        <w:tc>
+          <w:tcPr>
+            <w:tcW w:type="dxa" w:w="1889"/>
+            <w:tcBorders>
+              <w:top w:val="single" w:color="9AA9B8" w:sz="4"/>
+              <w:left w:val="single" w:color="9AA9B8" w:sz="4"/>
+              <w:bottom w:val="single" w:color="9AA9B8" w:sz="4"/>
+              <w:right w:val="single" w:color="9AA9B8" w:sz="4"/>
+            </w:tcBorders>
+            <w:tcMar>
+              <w:top w:type="dxa" w:w="50"/>
+              <w:left w:type="dxa" w:w="90"/>
+              <w:bottom w:type="dxa" w:w="50"/>
+              <w:right w:type="dxa" w:w="90"/>
+            </w:tcMar>
+          </w:tcPr>
+          <w:p>
+            <w:r>
+              <w:rPr>
+                <w:sz w:val="18"/>
+                <w:szCs w:val="18"/>
+              </w:rPr>
+              <w:t xml:space="preserve">Customers</w:t>
+            </w:r>
+          </w:p>
+        </w:tc>
+        <w:tc>
+          <w:tcPr>
+            <w:tcW w:type="dxa" w:w="839"/>
+            <w:tcBorders>
+              <w:top w:val="single" w:color="9AA9B8" w:sz="4"/>
+              <w:left w:val="single" w:color="9AA9B8" w:sz="4"/>
+              <w:bottom w:val="single" w:color="9AA9B8" w:sz="4"/>
+              <w:right w:val="single" w:color="9AA9B8" w:sz="4"/>
+            </w:tcBorders>
+            <w:tcMar>
+              <w:top w:type="dxa" w:w="50"/>
+              <w:left w:type="dxa" w:w="90"/>
+              <w:bottom w:type="dxa" w:w="50"/>
+              <w:right w:type="dxa" w:w="90"/>
+            </w:tcMar>
+          </w:tcPr>
+          <w:p>
+            <w:r>
+              <w:rPr>
+                <w:sz w:val="18"/>
+                <w:szCs w:val="18"/>
+              </w:rPr>
+              <w:t xml:space="preserve">15</w:t>
+            </w:r>
+          </w:p>
+        </w:tc>
+        <w:tc>
+          <w:tcPr>
+            <w:tcW w:type="dxa" w:w="6298"/>
+            <w:tcBorders>
+              <w:top w:val="single" w:color="9AA9B8" w:sz="4"/>
+              <w:left w:val="single" w:color="9AA9B8" w:sz="4"/>
+              <w:bottom w:val="single" w:color="9AA9B8" w:sz="4"/>
+              <w:right w:val="single" w:color="9AA9B8" w:sz="4"/>
+            </w:tcBorders>
+            <w:tcMar>
+              <w:top w:type="dxa" w:w="50"/>
+              <w:left w:type="dxa" w:w="90"/>
+              <w:bottom w:type="dxa" w:w="50"/>
+              <w:right w:type="dxa" w:w="90"/>
+            </w:tcMar>
+          </w:tcPr>
+          <w:p>
+            <w:r>
+              <w:rPr>
+                <w:sz w:val="18"/>
+                <w:szCs w:val="18"/>
+              </w:rPr>
+              <w:t xml:space="preserve">Register people, companies and charities; file and verify documents; directors, trustees and beneficial owners; onboard; open accounts; grant and revoke mandates; correct details; assign an RM; end a relationship</w:t>
+            </w:r>
+          </w:p>
+        </w:tc>
+      </w:tr>
+      <w:tr>
+        <w:trPr>
+          <w:tblHeader w:val="false"/>
+        </w:trPr>
+        <w:tc>
+          <w:tcPr>
+            <w:tcW w:type="dxa" w:w="1889"/>
+            <w:tcBorders>
+              <w:top w:val="single" w:color="9AA9B8" w:sz="4"/>
+              <w:left w:val="single" w:color="9AA9B8" w:sz="4"/>
+              <w:bottom w:val="single" w:color="9AA9B8" w:sz="4"/>
+              <w:right w:val="single" w:color="9AA9B8" w:sz="4"/>
+            </w:tcBorders>
+            <w:tcMar>
+              <w:top w:type="dxa" w:w="50"/>
+              <w:left w:type="dxa" w:w="90"/>
+              <w:bottom w:type="dxa" w:w="50"/>
+              <w:right w:type="dxa" w:w="90"/>
+            </w:tcMar>
+          </w:tcPr>
+          <w:p>
+            <w:r>
+              <w:rPr>
+                <w:sz w:val="18"/>
+                <w:szCs w:val="18"/>
+              </w:rPr>
+              <w:t xml:space="preserve">Accounts</w:t>
+            </w:r>
+          </w:p>
+        </w:tc>
+        <w:tc>
+          <w:tcPr>
+            <w:tcW w:type="dxa" w:w="839"/>
+            <w:tcBorders>
+              <w:top w:val="single" w:color="9AA9B8" w:sz="4"/>
+              <w:left w:val="single" w:color="9AA9B8" w:sz="4"/>
+              <w:bottom w:val="single" w:color="9AA9B8" w:sz="4"/>
+              <w:right w:val="single" w:color="9AA9B8" w:sz="4"/>
+            </w:tcBorders>
+            <w:tcMar>
+              <w:top w:type="dxa" w:w="50"/>
+              <w:left w:type="dxa" w:w="90"/>
+              <w:bottom w:type="dxa" w:w="50"/>
+              <w:right w:type="dxa" w:w="90"/>
+            </w:tcMar>
+          </w:tcPr>
+          <w:p>
+            <w:r>
+              <w:rPr>
+                <w:sz w:val="18"/>
+                <w:szCs w:val="18"/>
+              </w:rPr>
+              <w:t xml:space="preserve">6</w:t>
+            </w:r>
+          </w:p>
+        </w:tc>
+        <w:tc>
+          <w:tcPr>
+            <w:tcW w:type="dxa" w:w="6298"/>
+            <w:tcBorders>
+              <w:top w:val="single" w:color="9AA9B8" w:sz="4"/>
+              <w:left w:val="single" w:color="9AA9B8" w:sz="4"/>
+              <w:bottom w:val="single" w:color="9AA9B8" w:sz="4"/>
+              <w:right w:val="single" w:color="9AA9B8" w:sz="4"/>
+            </w:tcBorders>
+            <w:tcMar>
+              <w:top w:type="dxa" w:w="50"/>
+              <w:left w:type="dxa" w:w="90"/>
+              <w:bottom w:type="dxa" w:w="50"/>
+              <w:right w:type="dxa" w:w="90"/>
+            </w:tcMar>
+          </w:tcPr>
+          <w:p>
+            <w:r>
+              <w:rPr>
+                <w:sz w:val="18"/>
+                <w:szCs w:val="18"/>
+              </w:rPr>
+              <w:t xml:space="preserve">Open and break term deposits; close accounts; fees; statements; move to the latest terms</w:t>
+            </w:r>
+          </w:p>
+        </w:tc>
+      </w:tr>
+      <w:tr>
+        <w:trPr>
+          <w:tblHeader w:val="false"/>
+        </w:trPr>
+        <w:tc>
+          <w:tcPr>
+            <w:tcW w:type="dxa" w:w="1889"/>
+            <w:tcBorders>
+              <w:top w:val="single" w:color="9AA9B8" w:sz="4"/>
+              <w:left w:val="single" w:color="9AA9B8" w:sz="4"/>
+              <w:bottom w:val="single" w:color="9AA9B8" w:sz="4"/>
+              <w:right w:val="single" w:color="9AA9B8" w:sz="4"/>
+            </w:tcBorders>
+            <w:tcMar>
+              <w:top w:type="dxa" w:w="50"/>
+              <w:left w:type="dxa" w:w="90"/>
+              <w:bottom w:type="dxa" w:w="50"/>
+              <w:right w:type="dxa" w:w="90"/>
+            </w:tcMar>
+          </w:tcPr>
+          <w:p>
+            <w:r>
+              <w:rPr>
+                <w:sz w:val="18"/>
+                <w:szCs w:val="18"/>
+              </w:rPr>
+              <w:t xml:space="preserve">Payments</w:t>
+            </w:r>
+          </w:p>
+        </w:tc>
+        <w:tc>
+          <w:tcPr>
+            <w:tcW w:type="dxa" w:w="839"/>
+            <w:tcBorders>
+              <w:top w:val="single" w:color="9AA9B8" w:sz="4"/>
+              <w:left w:val="single" w:color="9AA9B8" w:sz="4"/>
+              <w:bottom w:val="single" w:color="9AA9B8" w:sz="4"/>
+              <w:right w:val="single" w:color="9AA9B8" w:sz="4"/>
+            </w:tcBorders>
+            <w:tcMar>
+              <w:top w:type="dxa" w:w="50"/>
+              <w:left w:type="dxa" w:w="90"/>
+              <w:bottom w:type="dxa" w:w="50"/>
+              <w:right w:type="dxa" w:w="90"/>
+            </w:tcMar>
+          </w:tcPr>
+          <w:p>
+            <w:r>
+              <w:rPr>
+                <w:sz w:val="18"/>
+                <w:szCs w:val="18"/>
+              </w:rPr>
+              <w:t xml:space="preserve">15</w:t>
+            </w:r>
+          </w:p>
+        </w:tc>
+        <w:tc>
+          <w:tcPr>
+            <w:tcW w:type="dxa" w:w="6298"/>
+            <w:tcBorders>
+              <w:top w:val="single" w:color="9AA9B8" w:sz="4"/>
+              <w:left w:val="single" w:color="9AA9B8" w:sz="4"/>
+              <w:bottom w:val="single" w:color="9AA9B8" w:sz="4"/>
+              <w:right w:val="single" w:color="9AA9B8" w:sz="4"/>
+            </w:tcBorders>
+            <w:tcMar>
+              <w:top w:type="dxa" w:w="50"/>
+              <w:left w:type="dxa" w:w="90"/>
+              <w:bottom w:type="dxa" w:w="50"/>
+              <w:right w:type="dxa" w:w="90"/>
+            </w:tcMar>
+          </w:tcPr>
+          <w:p>
+            <w:r>
+              <w:rPr>
+                <w:sz w:val="18"/>
+                <w:szCs w:val="18"/>
+              </w:rPr>
+              <w:t xml:space="preserve">Payees and their versions; transfers, bills, own-account transfers; authorise, cancel, release, reject; reversals; standing orders; billers</w:t>
+            </w:r>
+          </w:p>
+        </w:tc>
+      </w:tr>
+      <w:tr>
+        <w:trPr>
+          <w:tblHeader w:val="false"/>
+        </w:trPr>
+        <w:tc>
+          <w:tcPr>
+            <w:tcW w:type="dxa" w:w="1889"/>
+            <w:tcBorders>
+              <w:top w:val="single" w:color="9AA9B8" w:sz="4"/>
+              <w:left w:val="single" w:color="9AA9B8" w:sz="4"/>
+              <w:bottom w:val="single" w:color="9AA9B8" w:sz="4"/>
+              <w:right w:val="single" w:color="9AA9B8" w:sz="4"/>
+            </w:tcBorders>
+            <w:tcMar>
+              <w:top w:type="dxa" w:w="50"/>
+              <w:left w:type="dxa" w:w="90"/>
+              <w:bottom w:type="dxa" w:w="50"/>
+              <w:right w:type="dxa" w:w="90"/>
+            </w:tcMar>
+          </w:tcPr>
+          <w:p>
+            <w:r>
+              <w:rPr>
+                <w:sz w:val="18"/>
+                <w:szCs w:val="18"/>
+              </w:rPr>
+              <w:t xml:space="preserve">Cash</w:t>
+            </w:r>
+          </w:p>
+        </w:tc>
+        <w:tc>
+          <w:tcPr>
+            <w:tcW w:type="dxa" w:w="839"/>
+            <w:tcBorders>
+              <w:top w:val="single" w:color="9AA9B8" w:sz="4"/>
+              <w:left w:val="single" w:color="9AA9B8" w:sz="4"/>
+              <w:bottom w:val="single" w:color="9AA9B8" w:sz="4"/>
+              <w:right w:val="single" w:color="9AA9B8" w:sz="4"/>
+            </w:tcBorders>
+            <w:tcMar>
+              <w:top w:type="dxa" w:w="50"/>
+              <w:left w:type="dxa" w:w="90"/>
+              <w:bottom w:type="dxa" w:w="50"/>
+              <w:right w:type="dxa" w:w="90"/>
+            </w:tcMar>
+          </w:tcPr>
+          <w:p>
+            <w:r>
+              <w:rPr>
+                <w:sz w:val="18"/>
+                <w:szCs w:val="18"/>
+              </w:rPr>
+              <w:t xml:space="preserve">2</w:t>
+            </w:r>
+          </w:p>
+        </w:tc>
+        <w:tc>
+          <w:tcPr>
+            <w:tcW w:type="dxa" w:w="6298"/>
+            <w:tcBorders>
+              <w:top w:val="single" w:color="9AA9B8" w:sz="4"/>
+              <w:left w:val="single" w:color="9AA9B8" w:sz="4"/>
+              <w:bottom w:val="single" w:color="9AA9B8" w:sz="4"/>
+              <w:right w:val="single" w:color="9AA9B8" w:sz="4"/>
+            </w:tcBorders>
+            <w:tcMar>
+              <w:top w:type="dxa" w:w="50"/>
+              <w:left w:type="dxa" w:w="90"/>
+              <w:bottom w:type="dxa" w:w="50"/>
+              <w:right w:type="dxa" w:w="90"/>
+            </w:tcMar>
+          </w:tcPr>
+          <w:p>
+            <w:r>
+              <w:rPr>
+                <w:sz w:val="18"/>
+                <w:szCs w:val="18"/>
+              </w:rPr>
+              <w:t xml:space="preserve">Deposits and withdrawals at the counter</w:t>
+            </w:r>
+          </w:p>
+        </w:tc>
+      </w:tr>
+      <w:tr>
+        <w:trPr>
+          <w:tblHeader w:val="false"/>
+        </w:trPr>
+        <w:tc>
+          <w:tcPr>
+            <w:tcW w:type="dxa" w:w="1889"/>
+            <w:tcBorders>
+              <w:top w:val="single" w:color="9AA9B8" w:sz="4"/>
+              <w:left w:val="single" w:color="9AA9B8" w:sz="4"/>
+              <w:bottom w:val="single" w:color="9AA9B8" w:sz="4"/>
+              <w:right w:val="single" w:color="9AA9B8" w:sz="4"/>
+            </w:tcBorders>
+            <w:tcMar>
+              <w:top w:type="dxa" w:w="50"/>
+              <w:left w:type="dxa" w:w="90"/>
+              <w:bottom w:type="dxa" w:w="50"/>
+              <w:right w:type="dxa" w:w="90"/>
+            </w:tcMar>
+          </w:tcPr>
+          <w:p>
+            <w:r>
+              <w:rPr>
+                <w:sz w:val="18"/>
+                <w:szCs w:val="18"/>
+              </w:rPr>
+              <w:t xml:space="preserve">Cards</w:t>
+            </w:r>
+          </w:p>
+        </w:tc>
+        <w:tc>
+          <w:tcPr>
+            <w:tcW w:type="dxa" w:w="839"/>
+            <w:tcBorders>
+              <w:top w:val="single" w:color="9AA9B8" w:sz="4"/>
+              <w:left w:val="single" w:color="9AA9B8" w:sz="4"/>
+              <w:bottom w:val="single" w:color="9AA9B8" w:sz="4"/>
+              <w:right w:val="single" w:color="9AA9B8" w:sz="4"/>
+            </w:tcBorders>
+            <w:tcMar>
+              <w:top w:type="dxa" w:w="50"/>
+              <w:left w:type="dxa" w:w="90"/>
+              <w:bottom w:type="dxa" w:w="50"/>
+              <w:right w:type="dxa" w:w="90"/>
+            </w:tcMar>
+          </w:tcPr>
+          <w:p>
+            <w:r>
+              <w:rPr>
+                <w:sz w:val="18"/>
+                <w:szCs w:val="18"/>
+              </w:rPr>
+              <w:t xml:space="preserve">12</w:t>
+            </w:r>
+          </w:p>
+        </w:tc>
+        <w:tc>
+          <w:tcPr>
+            <w:tcW w:type="dxa" w:w="6298"/>
+            <w:tcBorders>
+              <w:top w:val="single" w:color="9AA9B8" w:sz="4"/>
+              <w:left w:val="single" w:color="9AA9B8" w:sz="4"/>
+              <w:bottom w:val="single" w:color="9AA9B8" w:sz="4"/>
+              <w:right w:val="single" w:color="9AA9B8" w:sz="4"/>
+            </w:tcBorders>
+            <w:tcMar>
+              <w:top w:type="dxa" w:w="50"/>
+              <w:left w:type="dxa" w:w="90"/>
+              <w:bottom w:type="dxa" w:w="50"/>
+              <w:right w:type="dxa" w:w="90"/>
+            </w:tcMar>
+          </w:tcPr>
+          <w:p>
+            <w:r>
+              <w:rPr>
+                <w:sz w:val="18"/>
+                <w:szCs w:val="18"/>
+              </w:rPr>
+              <w:t xml:space="preserve">Issue, use, report, replace, find, reactivate; limits and controls; merchants, merchant refunds and corrected re-postings</w:t>
+            </w:r>
+          </w:p>
+        </w:tc>
+      </w:tr>
+      <w:tr>
+        <w:trPr>
+          <w:tblHeader w:val="false"/>
+        </w:trPr>
+        <w:tc>
+          <w:tcPr>
+            <w:tcW w:type="dxa" w:w="1889"/>
+            <w:tcBorders>
+              <w:top w:val="single" w:color="9AA9B8" w:sz="4"/>
+              <w:left w:val="single" w:color="9AA9B8" w:sz="4"/>
+              <w:bottom w:val="single" w:color="9AA9B8" w:sz="4"/>
+              <w:right w:val="single" w:color="9AA9B8" w:sz="4"/>
+            </w:tcBorders>
+            <w:tcMar>
+              <w:top w:type="dxa" w:w="50"/>
+              <w:left w:type="dxa" w:w="90"/>
+              <w:bottom w:type="dxa" w:w="50"/>
+              <w:right w:type="dxa" w:w="90"/>
+            </w:tcMar>
+          </w:tcPr>
+          <w:p>
+            <w:r>
+              <w:rPr>
+                <w:sz w:val="18"/>
+                <w:szCs w:val="18"/>
+              </w:rPr>
+              <w:t xml:space="preserve">Cases &amp; compliance</w:t>
+            </w:r>
+          </w:p>
+        </w:tc>
+        <w:tc>
+          <w:tcPr>
+            <w:tcW w:type="dxa" w:w="839"/>
+            <w:tcBorders>
+              <w:top w:val="single" w:color="9AA9B8" w:sz="4"/>
+              <w:left w:val="single" w:color="9AA9B8" w:sz="4"/>
+              <w:bottom w:val="single" w:color="9AA9B8" w:sz="4"/>
+              <w:right w:val="single" w:color="9AA9B8" w:sz="4"/>
+            </w:tcBorders>
+            <w:tcMar>
+              <w:top w:type="dxa" w:w="50"/>
+              <w:left w:type="dxa" w:w="90"/>
+              <w:bottom w:type="dxa" w:w="50"/>
+              <w:right w:type="dxa" w:w="90"/>
+            </w:tcMar>
+          </w:tcPr>
+          <w:p>
+            <w:r>
+              <w:rPr>
+                <w:sz w:val="18"/>
+                <w:szCs w:val="18"/>
+              </w:rPr>
+              <w:t xml:space="preserve">11</w:t>
+            </w:r>
+          </w:p>
+        </w:tc>
+        <w:tc>
+          <w:tcPr>
+            <w:tcW w:type="dxa" w:w="6298"/>
+            <w:tcBorders>
+              <w:top w:val="single" w:color="9AA9B8" w:sz="4"/>
+              <w:left w:val="single" w:color="9AA9B8" w:sz="4"/>
+              <w:bottom w:val="single" w:color="9AA9B8" w:sz="4"/>
+              <w:right w:val="single" w:color="9AA9B8" w:sz="4"/>
+            </w:tcBorders>
+            <w:tcMar>
+              <w:top w:type="dxa" w:w="50"/>
+              <w:left w:type="dxa" w:w="90"/>
+              <w:bottom w:type="dxa" w:w="50"/>
+              <w:right w:type="dxa" w:w="90"/>
+            </w:tcMar>
+          </w:tcPr>
+          <w:p>
+            <w:r>
+              <w:rPr>
+                <w:sz w:val="18"/>
+                <w:szCs w:val="18"/>
+              </w:rPr>
+              <w:t xml:space="preserve">Restrictions; disputes with reason codes and their resolution (chargeback or reversal); complaints; service requests; alerts; investigations; evidence snapshots; assigning and closing cases</w:t>
+            </w:r>
+          </w:p>
+        </w:tc>
+      </w:tr>
+      <w:tr>
+        <w:trPr>
+          <w:tblHeader w:val="false"/>
+        </w:trPr>
+        <w:tc>
+          <w:tcPr>
+            <w:tcW w:type="dxa" w:w="1889"/>
+            <w:tcBorders>
+              <w:top w:val="single" w:color="9AA9B8" w:sz="4"/>
+              <w:left w:val="single" w:color="9AA9B8" w:sz="4"/>
+              <w:bottom w:val="single" w:color="9AA9B8" w:sz="4"/>
+              <w:right w:val="single" w:color="9AA9B8" w:sz="4"/>
+            </w:tcBorders>
+            <w:tcMar>
+              <w:top w:type="dxa" w:w="50"/>
+              <w:left w:type="dxa" w:w="90"/>
+              <w:bottom w:type="dxa" w:w="50"/>
+              <w:right w:type="dxa" w:w="90"/>
+            </w:tcMar>
+          </w:tcPr>
+          <w:p>
+            <w:r>
+              <w:rPr>
+                <w:sz w:val="18"/>
+                <w:szCs w:val="18"/>
+              </w:rPr>
+              <w:t xml:space="preserve">Lending</w:t>
+            </w:r>
+          </w:p>
+        </w:tc>
+        <w:tc>
+          <w:tcPr>
+            <w:tcW w:type="dxa" w:w="839"/>
+            <w:tcBorders>
+              <w:top w:val="single" w:color="9AA9B8" w:sz="4"/>
+              <w:left w:val="single" w:color="9AA9B8" w:sz="4"/>
+              <w:bottom w:val="single" w:color="9AA9B8" w:sz="4"/>
+              <w:right w:val="single" w:color="9AA9B8" w:sz="4"/>
+            </w:tcBorders>
+            <w:tcMar>
+              <w:top w:type="dxa" w:w="50"/>
+              <w:left w:type="dxa" w:w="90"/>
+              <w:bottom w:type="dxa" w:w="50"/>
+              <w:right w:type="dxa" w:w="90"/>
+            </w:tcMar>
+          </w:tcPr>
+          <w:p>
+            <w:r>
+              <w:rPr>
+                <w:sz w:val="18"/>
+                <w:szCs w:val="18"/>
+              </w:rPr>
+              <w:t xml:space="preserve">9</w:t>
+            </w:r>
+          </w:p>
+        </w:tc>
+        <w:tc>
+          <w:tcPr>
+            <w:tcW w:type="dxa" w:w="6298"/>
+            <w:tcBorders>
+              <w:top w:val="single" w:color="9AA9B8" w:sz="4"/>
+              <w:left w:val="single" w:color="9AA9B8" w:sz="4"/>
+              <w:bottom w:val="single" w:color="9AA9B8" w:sz="4"/>
+              <w:right w:val="single" w:color="9AA9B8" w:sz="4"/>
+            </w:tcBorders>
+            <w:tcMar>
+              <w:top w:type="dxa" w:w="50"/>
+              <w:left w:type="dxa" w:w="90"/>
+              <w:bottom w:type="dxa" w:w="50"/>
+              <w:right w:type="dxa" w:w="90"/>
+            </w:tcMar>
+          </w:tcPr>
+          <w:p>
+            <w:r>
+              <w:rPr>
+                <w:sz w:val="18"/>
+                <w:szCs w:val="18"/>
+              </w:rPr>
+              <w:t xml:space="preserve">Apply, decide with conditions (within delegated limits), attach documents, satisfy conditions, disburse, repay, restructure, settle, record collections contacts</w:t>
+            </w:r>
+          </w:p>
+        </w:tc>
+      </w:tr>
+      <w:tr>
+        <w:trPr>
+          <w:tblHeader w:val="false"/>
+        </w:trPr>
+        <w:tc>
+          <w:tcPr>
+            <w:tcW w:type="dxa" w:w="1889"/>
+            <w:tcBorders>
+              <w:top w:val="single" w:color="9AA9B8" w:sz="4"/>
+              <w:left w:val="single" w:color="9AA9B8" w:sz="4"/>
+              <w:bottom w:val="single" w:color="9AA9B8" w:sz="4"/>
+              <w:right w:val="single" w:color="9AA9B8" w:sz="4"/>
+            </w:tcBorders>
+            <w:tcMar>
+              <w:top w:type="dxa" w:w="50"/>
+              <w:left w:type="dxa" w:w="90"/>
+              <w:bottom w:type="dxa" w:w="50"/>
+              <w:right w:type="dxa" w:w="90"/>
+            </w:tcMar>
+          </w:tcPr>
+          <w:p>
+            <w:r>
+              <w:rPr>
+                <w:sz w:val="18"/>
+                <w:szCs w:val="18"/>
+              </w:rPr>
+              <w:t xml:space="preserve">Organisation</w:t>
+            </w:r>
+          </w:p>
+        </w:tc>
+        <w:tc>
+          <w:tcPr>
+            <w:tcW w:type="dxa" w:w="839"/>
+            <w:tcBorders>
+              <w:top w:val="single" w:color="9AA9B8" w:sz="4"/>
+              <w:left w:val="single" w:color="9AA9B8" w:sz="4"/>
+              <w:bottom w:val="single" w:color="9AA9B8" w:sz="4"/>
+              <w:right w:val="single" w:color="9AA9B8" w:sz="4"/>
+            </w:tcBorders>
+            <w:tcMar>
+              <w:top w:type="dxa" w:w="50"/>
+              <w:left w:type="dxa" w:w="90"/>
+              <w:bottom w:type="dxa" w:w="50"/>
+              <w:right w:type="dxa" w:w="90"/>
+            </w:tcMar>
+          </w:tcPr>
+          <w:p>
+            <w:r>
+              <w:rPr>
+                <w:sz w:val="18"/>
+                <w:szCs w:val="18"/>
+              </w:rPr>
+              <w:t xml:space="preserve">5</w:t>
+            </w:r>
+          </w:p>
+        </w:tc>
+        <w:tc>
+          <w:tcPr>
+            <w:tcW w:type="dxa" w:w="6298"/>
+            <w:tcBorders>
+              <w:top w:val="single" w:color="9AA9B8" w:sz="4"/>
+              <w:left w:val="single" w:color="9AA9B8" w:sz="4"/>
+              <w:bottom w:val="single" w:color="9AA9B8" w:sz="4"/>
+              <w:right w:val="single" w:color="9AA9B8" w:sz="4"/>
+            </w:tcBorders>
+            <w:tcMar>
+              <w:top w:type="dxa" w:w="50"/>
+              <w:left w:type="dxa" w:w="90"/>
+              <w:bottom w:type="dxa" w:w="50"/>
+              <w:right w:type="dxa" w:w="90"/>
+            </w:tcMar>
+          </w:tcPr>
+          <w:p>
+            <w:r>
+              <w:rPr>
+                <w:sz w:val="18"/>
+                <w:szCs w:val="18"/>
+              </w:rPr>
+              <w:t xml:space="preserve">Open and close branches; hire, change role and record exits</w:t>
+            </w:r>
+          </w:p>
+        </w:tc>
+      </w:tr>
+      <w:tr>
+        <w:trPr>
+          <w:tblHeader w:val="false"/>
+        </w:trPr>
+        <w:tc>
+          <w:tcPr>
+            <w:tcW w:type="dxa" w:w="1889"/>
+            <w:tcBorders>
+              <w:top w:val="single" w:color="9AA9B8" w:sz="4"/>
+              <w:left w:val="single" w:color="9AA9B8" w:sz="4"/>
+              <w:bottom w:val="single" w:color="9AA9B8" w:sz="4"/>
+              <w:right w:val="single" w:color="9AA9B8" w:sz="4"/>
+            </w:tcBorders>
+            <w:tcMar>
+              <w:top w:type="dxa" w:w="50"/>
+              <w:left w:type="dxa" w:w="90"/>
+              <w:bottom w:type="dxa" w:w="50"/>
+              <w:right w:type="dxa" w:w="90"/>
+            </w:tcMar>
+          </w:tcPr>
+          <w:p>
+            <w:r>
+              <w:rPr>
+                <w:sz w:val="18"/>
+                <w:szCs w:val="18"/>
+              </w:rPr>
+              <w:t xml:space="preserve">Products</w:t>
+            </w:r>
+          </w:p>
+        </w:tc>
+        <w:tc>
+          <w:tcPr>
+            <w:tcW w:type="dxa" w:w="839"/>
+            <w:tcBorders>
+              <w:top w:val="single" w:color="9AA9B8" w:sz="4"/>
+              <w:left w:val="single" w:color="9AA9B8" w:sz="4"/>
+              <w:bottom w:val="single" w:color="9AA9B8" w:sz="4"/>
+              <w:right w:val="single" w:color="9AA9B8" w:sz="4"/>
+            </w:tcBorders>
+            <w:tcMar>
+              <w:top w:type="dxa" w:w="50"/>
+              <w:left w:type="dxa" w:w="90"/>
+              <w:bottom w:type="dxa" w:w="50"/>
+              <w:right w:type="dxa" w:w="90"/>
+            </w:tcMar>
+          </w:tcPr>
+          <w:p>
+            <w:r>
+              <w:rPr>
+                <w:sz w:val="18"/>
+                <w:szCs w:val="18"/>
+              </w:rPr>
+              <w:t xml:space="preserve">3</w:t>
+            </w:r>
+          </w:p>
+        </w:tc>
+        <w:tc>
+          <w:tcPr>
+            <w:tcW w:type="dxa" w:w="6298"/>
+            <w:tcBorders>
+              <w:top w:val="single" w:color="9AA9B8" w:sz="4"/>
+              <w:left w:val="single" w:color="9AA9B8" w:sz="4"/>
+              <w:bottom w:val="single" w:color="9AA9B8" w:sz="4"/>
+              <w:right w:val="single" w:color="9AA9B8" w:sz="4"/>
+            </w:tcBorders>
+            <w:tcMar>
+              <w:top w:type="dxa" w:w="50"/>
+              <w:left w:type="dxa" w:w="90"/>
+              <w:bottom w:type="dxa" w:w="50"/>
+              <w:right w:type="dxa" w:w="90"/>
+            </w:tcMar>
+          </w:tcPr>
+          <w:p>
+            <w:r>
+              <w:rPr>
+                <w:sz w:val="18"/>
+                <w:szCs w:val="18"/>
+              </w:rPr>
+              <w:t xml:space="preserve">Define products, publish new terms, withdraw from sale</w:t>
+            </w:r>
+          </w:p>
+        </w:tc>
+      </w:tr>
+      <w:tr>
+        <w:trPr>
+          <w:tblHeader w:val="false"/>
+        </w:trPr>
+        <w:tc>
+          <w:tcPr>
+            <w:tcW w:type="dxa" w:w="1889"/>
+            <w:tcBorders>
+              <w:top w:val="single" w:color="9AA9B8" w:sz="4"/>
+              <w:left w:val="single" w:color="9AA9B8" w:sz="4"/>
+              <w:bottom w:val="single" w:color="9AA9B8" w:sz="4"/>
+              <w:right w:val="single" w:color="9AA9B8" w:sz="4"/>
+            </w:tcBorders>
+            <w:tcMar>
+              <w:top w:type="dxa" w:w="50"/>
+              <w:left w:type="dxa" w:w="90"/>
+              <w:bottom w:type="dxa" w:w="50"/>
+              <w:right w:type="dxa" w:w="90"/>
+            </w:tcMar>
+          </w:tcPr>
+          <w:p>
+            <w:r>
+              <w:rPr>
+                <w:sz w:val="18"/>
+                <w:szCs w:val="18"/>
+              </w:rPr>
+              <w:t xml:space="preserve">Records</w:t>
+            </w:r>
+          </w:p>
+        </w:tc>
+        <w:tc>
+          <w:tcPr>
+            <w:tcW w:type="dxa" w:w="839"/>
+            <w:tcBorders>
+              <w:top w:val="single" w:color="9AA9B8" w:sz="4"/>
+              <w:left w:val="single" w:color="9AA9B8" w:sz="4"/>
+              <w:bottom w:val="single" w:color="9AA9B8" w:sz="4"/>
+              <w:right w:val="single" w:color="9AA9B8" w:sz="4"/>
+            </w:tcBorders>
+            <w:tcMar>
+              <w:top w:type="dxa" w:w="50"/>
+              <w:left w:type="dxa" w:w="90"/>
+              <w:bottom w:type="dxa" w:w="50"/>
+              <w:right w:type="dxa" w:w="90"/>
+            </w:tcMar>
+          </w:tcPr>
+          <w:p>
+            <w:r>
+              <w:rPr>
+                <w:sz w:val="18"/>
+                <w:szCs w:val="18"/>
+              </w:rPr>
+              <w:t xml:space="preserve">2</w:t>
+            </w:r>
+          </w:p>
+        </w:tc>
+        <w:tc>
+          <w:tcPr>
+            <w:tcW w:type="dxa" w:w="6298"/>
+            <w:tcBorders>
+              <w:top w:val="single" w:color="9AA9B8" w:sz="4"/>
+              <w:left w:val="single" w:color="9AA9B8" w:sz="4"/>
+              <w:bottom w:val="single" w:color="9AA9B8" w:sz="4"/>
+              <w:right w:val="single" w:color="9AA9B8" w:sz="4"/>
+            </w:tcBorders>
+            <w:tcMar>
+              <w:top w:type="dxa" w:w="50"/>
+              <w:left w:type="dxa" w:w="90"/>
+              <w:bottom w:type="dxa" w:w="50"/>
+              <w:right w:type="dxa" w:w="90"/>
+            </w:tcMar>
+          </w:tcPr>
+          <w:p>
+            <w:r>
+              <w:rPr>
+                <w:sz w:val="18"/>
+                <w:szCs w:val="18"/>
+              </w:rPr>
+              <w:t xml:space="preserve">Archive; request deletion (always refused, with the retention date)</w:t>
+            </w:r>
+          </w:p>
+        </w:tc>
+      </w:tr>
+    </w:tbl>
+    <w:p>
+      <w:pPr>
+        <w:spacing w:after="60"/>
+      </w:pPr>
+    </w:p>
+    <w:p>
+      <w:r>
+        <w:rPr>
+          <w:b/>
+          <w:bCs/>
+        </w:rPr>
+        <w:t xml:space="preserve">Counterparties</w:t>
+      </w:r>
+      <w:r>
+        <w:t xml:space="preserve"> lists merchants, billers and payees with every payment made to or from them. </w:t>
+      </w:r>
+      <w:r>
+        <w:rPr>
+          <w:b/>
+          <w:bCs/>
+        </w:rPr>
+        <w:t xml:space="preserve">Reports</w:t>
+      </w:r>
+      <w:r>
+        <w:t xml:space="preserve"> answers historical questions directly: which mandates a person held for an organisation on a past date, the auditors' approvals-and-authority report (refused for a teller, and itself logged) and everything that happened on a given day. The </w:t>
+      </w:r>
+      <w:r>
+        <w:rPr>
+          <w:b/>
+          <w:bCs/>
+        </w:rPr>
+        <w:t xml:space="preserve">Class model</w:t>
+      </w:r>
+      <w:r>
+        <w:t xml:space="preserve"> screen marks abstract classes, lists the methods each subclass must implement and prints each class's lifecycle.</w:t>
+      </w:r>
+    </w:p>
+    <w:p>
+      <w:r>
+        <w:rPr>
+          <w:b/>
+          <w:bCs/>
+        </w:rPr>
+        <w:t xml:space="preserve">Built with the same OOP ideas it demonstrates.</w:t>
       </w:r>
     </w:p>
     <w:tbl>
@@ -27652,7 +28699,7 @@
                 <w:sz w:val="18"/>
                 <w:szCs w:val="18"/>
               </w:rPr>
-              <w:t xml:space="preserve">Window, sidebar, top bar (business date, books status, advance day or month, reset), outcome banner</w:t>
+              <w:t xml:space="preserve">The window: sign-in screen, staff console or digital banking; sidebar, top bar and result banner</w:t>
             </w:r>
           </w:p>
         </w:tc>
@@ -27684,7 +28731,22 @@
                 <w:sz w:val="18"/>
                 <w:szCs w:val="18"/>
               </w:rPr>
-              <w:t xml:space="preserve">Page</w:t>
+              <w:t xml:space="preserve">SignInScreen</w:t>
+            </w:r>
+            <w:r>
+              <w:rPr>
+                <w:sz w:val="18"/>
+                <w:szCs w:val="18"/>
+              </w:rPr>
+              <w:t xml:space="preserve">, </w:t>
+            </w:r>
+            <w:r>
+              <w:rPr>
+                <w:rFonts w:ascii="Consolas" w:cs="Consolas" w:eastAsia="Consolas" w:hAnsi="Consolas"/>
+                <w:sz w:val="18"/>
+                <w:szCs w:val="18"/>
+              </w:rPr>
+              <w:t xml:space="preserve">DigitalBanking</w:t>
             </w:r>
           </w:p>
         </w:tc>
@@ -27711,7 +28773,7 @@
                 <w:sz w:val="18"/>
                 <w:szCs w:val="18"/>
               </w:rPr>
-              <w:t xml:space="preserve">ttk.Frame</w:t>
+              <w:t xml:space="preserve">tk.Frame</w:t>
             </w:r>
           </w:p>
         </w:tc>
@@ -27737,30 +28799,7 @@
                 <w:sz w:val="18"/>
                 <w:szCs w:val="18"/>
               </w:rPr>
-              <w:t xml:space="preserve">A screen with a title, </w:t>
-            </w:r>
-            <w:r>
-              <w:rPr>
-                <w:rFonts w:ascii="Consolas" w:cs="Consolas" w:eastAsia="Consolas" w:hAnsi="Consolas"/>
-                <w:sz w:val="18"/>
-                <w:szCs w:val="18"/>
-              </w:rPr>
-              <w:t xml:space="preserve">build()</w:t>
-            </w:r>
-            <w:r>
-              <w:rPr>
-                <w:sz w:val="18"/>
-                <w:szCs w:val="18"/>
-              </w:rPr>
-              <w:t xml:space="preserve"> and </w:t>
-            </w:r>
-            <w:r>
-              <w:rPr>
-                <w:rFonts w:ascii="Consolas" w:cs="Consolas" w:eastAsia="Consolas" w:hAnsi="Consolas"/>
-                <w:sz w:val="18"/>
-                <w:szCs w:val="18"/>
-              </w:rPr>
-              <w:t xml:space="preserve">refresh()</w:t>
+              <w:t xml:space="preserve">Choosing who you are; the digital-banking shell with its tabs</w:t>
             </w:r>
           </w:p>
         </w:tc>
@@ -27792,7 +28831,7 @@
                 <w:sz w:val="18"/>
                 <w:szCs w:val="18"/>
               </w:rPr>
-              <w:t xml:space="preserve">MasterDetailPage</w:t>
+              <w:t xml:space="preserve">Page</w:t>
             </w:r>
           </w:p>
         </w:tc>
@@ -27819,7 +28858,7 @@
                 <w:sz w:val="18"/>
                 <w:szCs w:val="18"/>
               </w:rPr>
-              <w:t xml:space="preserve">Page</w:t>
+              <w:t xml:space="preserve">ttk.Frame</w:t>
             </w:r>
           </w:p>
         </w:tc>
@@ -27845,7 +28884,30 @@
                 <w:sz w:val="18"/>
                 <w:szCs w:val="18"/>
               </w:rPr>
-              <w:t xml:space="preserve">A list on the left and the selected record's details on the right</w:t>
+              <w:t xml:space="preserve">A console screen with a title, </w:t>
+            </w:r>
+            <w:r>
+              <w:rPr>
+                <w:rFonts w:ascii="Consolas" w:cs="Consolas" w:eastAsia="Consolas" w:hAnsi="Consolas"/>
+                <w:sz w:val="18"/>
+                <w:szCs w:val="18"/>
+              </w:rPr>
+              <w:t xml:space="preserve">build()</w:t>
+            </w:r>
+            <w:r>
+              <w:rPr>
+                <w:sz w:val="18"/>
+                <w:szCs w:val="18"/>
+              </w:rPr>
+              <w:t xml:space="preserve"> and </w:t>
+            </w:r>
+            <w:r>
+              <w:rPr>
+                <w:rFonts w:ascii="Consolas" w:cs="Consolas" w:eastAsia="Consolas" w:hAnsi="Consolas"/>
+                <w:sz w:val="18"/>
+                <w:szCs w:val="18"/>
+              </w:rPr>
+              <w:t xml:space="preserve">refresh()</w:t>
             </w:r>
           </w:p>
         </w:tc>
@@ -27877,127 +28939,7 @@
                 <w:sz w:val="18"/>
                 <w:szCs w:val="18"/>
               </w:rPr>
-              <w:t xml:space="preserve">CustomersPage</w:t>
-            </w:r>
-            <w:r>
-              <w:rPr>
-                <w:sz w:val="18"/>
-                <w:szCs w:val="18"/>
-              </w:rPr>
-              <w:t xml:space="preserve">, </w:t>
-            </w:r>
-            <w:r>
-              <w:rPr>
-                <w:rFonts w:ascii="Consolas" w:cs="Consolas" w:eastAsia="Consolas" w:hAnsi="Consolas"/>
-                <w:sz w:val="18"/>
-                <w:szCs w:val="18"/>
-              </w:rPr>
-              <w:t xml:space="preserve">AccountsPage</w:t>
-            </w:r>
-            <w:r>
-              <w:rPr>
-                <w:sz w:val="18"/>
-                <w:szCs w:val="18"/>
-              </w:rPr>
-              <w:t xml:space="preserve">, </w:t>
-            </w:r>
-            <w:r>
-              <w:rPr>
-                <w:rFonts w:ascii="Consolas" w:cs="Consolas" w:eastAsia="Consolas" w:hAnsi="Consolas"/>
-                <w:sz w:val="18"/>
-                <w:szCs w:val="18"/>
-              </w:rPr>
-              <w:t xml:space="preserve">TransactionsPage</w:t>
-            </w:r>
-            <w:r>
-              <w:rPr>
-                <w:sz w:val="18"/>
-                <w:szCs w:val="18"/>
-              </w:rPr>
-              <w:t xml:space="preserve">, </w:t>
-            </w:r>
-            <w:r>
-              <w:rPr>
-                <w:rFonts w:ascii="Consolas" w:cs="Consolas" w:eastAsia="Consolas" w:hAnsi="Consolas"/>
-                <w:sz w:val="18"/>
-                <w:szCs w:val="18"/>
-              </w:rPr>
-              <w:t xml:space="preserve">CardsPage</w:t>
-            </w:r>
-            <w:r>
-              <w:rPr>
-                <w:sz w:val="18"/>
-                <w:szCs w:val="18"/>
-              </w:rPr>
-              <w:t xml:space="preserve">, </w:t>
-            </w:r>
-            <w:r>
-              <w:rPr>
-                <w:rFonts w:ascii="Consolas" w:cs="Consolas" w:eastAsia="Consolas" w:hAnsi="Consolas"/>
-                <w:sz w:val="18"/>
-                <w:szCs w:val="18"/>
-              </w:rPr>
-              <w:t xml:space="preserve">CounterpartiesPage</w:t>
-            </w:r>
-            <w:r>
-              <w:rPr>
-                <w:sz w:val="18"/>
-                <w:szCs w:val="18"/>
-              </w:rPr>
-              <w:t xml:space="preserve">, </w:t>
-            </w:r>
-            <w:r>
-              <w:rPr>
-                <w:rFonts w:ascii="Consolas" w:cs="Consolas" w:eastAsia="Consolas" w:hAnsi="Consolas"/>
-                <w:sz w:val="18"/>
-                <w:szCs w:val="18"/>
-              </w:rPr>
-              <w:t xml:space="preserve">CasesPage</w:t>
-            </w:r>
-            <w:r>
-              <w:rPr>
-                <w:sz w:val="18"/>
-                <w:szCs w:val="18"/>
-              </w:rPr>
-              <w:t xml:space="preserve">, </w:t>
-            </w:r>
-            <w:r>
-              <w:rPr>
-                <w:rFonts w:ascii="Consolas" w:cs="Consolas" w:eastAsia="Consolas" w:hAnsi="Consolas"/>
-                <w:sz w:val="18"/>
-                <w:szCs w:val="18"/>
-              </w:rPr>
-              <w:t xml:space="preserve">StaffPage</w:t>
-            </w:r>
-            <w:r>
-              <w:rPr>
-                <w:sz w:val="18"/>
-                <w:szCs w:val="18"/>
-              </w:rPr>
-              <w:t xml:space="preserve">, </w:t>
-            </w:r>
-            <w:r>
-              <w:rPr>
-                <w:rFonts w:ascii="Consolas" w:cs="Consolas" w:eastAsia="Consolas" w:hAnsi="Consolas"/>
-                <w:sz w:val="18"/>
-                <w:szCs w:val="18"/>
-              </w:rPr>
-              <w:t xml:space="preserve">ProductsPage</w:t>
-            </w:r>
-            <w:r>
-              <w:rPr>
-                <w:sz w:val="18"/>
-                <w:szCs w:val="18"/>
-              </w:rPr>
-              <w:t xml:space="preserve">, </w:t>
-            </w:r>
-            <w:r>
-              <w:rPr>
-                <w:rFonts w:ascii="Consolas" w:cs="Consolas" w:eastAsia="Consolas" w:hAnsi="Consolas"/>
-                <w:sz w:val="18"/>
-                <w:szCs w:val="18"/>
-              </w:rPr>
-              <w:t xml:space="preserve">ClassModelPage</w:t>
+              <w:t xml:space="preserve">MasterDetailPage</w:t>
             </w:r>
           </w:p>
         </w:tc>
@@ -28024,7 +28966,7 @@
                 <w:sz w:val="18"/>
                 <w:szCs w:val="18"/>
               </w:rPr>
-              <w:t xml:space="preserve">MasterDetailPage</w:t>
+              <w:t xml:space="preserve">Page</w:t>
             </w:r>
           </w:p>
         </w:tc>
@@ -28050,30 +28992,7 @@
                 <w:sz w:val="18"/>
                 <w:szCs w:val="18"/>
               </w:rPr>
-              <w:t xml:space="preserve">Each declares its columns and implements </w:t>
-            </w:r>
-            <w:r>
-              <w:rPr>
-                <w:rFonts w:ascii="Consolas" w:cs="Consolas" w:eastAsia="Consolas" w:hAnsi="Consolas"/>
-                <w:sz w:val="18"/>
-                <w:szCs w:val="18"/>
-              </w:rPr>
-              <w:t xml:space="preserve">rows()</w:t>
-            </w:r>
-            <w:r>
-              <w:rPr>
-                <w:sz w:val="18"/>
-                <w:szCs w:val="18"/>
-              </w:rPr>
-              <w:t xml:space="preserve"> and </w:t>
-            </w:r>
-            <w:r>
-              <w:rPr>
-                <w:rFonts w:ascii="Consolas" w:cs="Consolas" w:eastAsia="Consolas" w:hAnsi="Consolas"/>
-                <w:sz w:val="18"/>
-                <w:szCs w:val="18"/>
-              </w:rPr>
-              <w:t xml:space="preserve">show()</w:t>
+              <w:t xml:space="preserve">A list on the left and the selected record's details on the right</w:t>
             </w:r>
           </w:p>
         </w:tc>
@@ -28105,7 +29024,7 @@
                 <w:sz w:val="18"/>
                 <w:szCs w:val="18"/>
               </w:rPr>
-              <w:t xml:space="preserve">DashboardPage</w:t>
+              <w:t xml:space="preserve">CustomersPage</w:t>
             </w:r>
             <w:r>
               <w:rPr>
@@ -28120,7 +29039,7 @@
                 <w:sz w:val="18"/>
                 <w:szCs w:val="18"/>
               </w:rPr>
-              <w:t xml:space="preserve">OperationsPage</w:t>
+              <w:t xml:space="preserve">AccountsPage</w:t>
             </w:r>
             <w:r>
               <w:rPr>
@@ -28135,7 +29054,7 @@
                 <w:sz w:val="18"/>
                 <w:szCs w:val="18"/>
               </w:rPr>
-              <w:t xml:space="preserve">BooksPage</w:t>
+              <w:t xml:space="preserve">TransactionsPage</w:t>
             </w:r>
             <w:r>
               <w:rPr>
@@ -28150,7 +29069,7 @@
                 <w:sz w:val="18"/>
                 <w:szCs w:val="18"/>
               </w:rPr>
-              <w:t xml:space="preserve">ReportsPage</w:t>
+              <w:t xml:space="preserve">CardsPage</w:t>
             </w:r>
             <w:r>
               <w:rPr>
@@ -28165,7 +29084,67 @@
                 <w:sz w:val="18"/>
                 <w:szCs w:val="18"/>
               </w:rPr>
-              <w:t xml:space="preserve">ScenarioLogPage</w:t>
+              <w:t xml:space="preserve">CounterpartiesPage</w:t>
+            </w:r>
+            <w:r>
+              <w:rPr>
+                <w:sz w:val="18"/>
+                <w:szCs w:val="18"/>
+              </w:rPr>
+              <w:t xml:space="preserve">, </w:t>
+            </w:r>
+            <w:r>
+              <w:rPr>
+                <w:rFonts w:ascii="Consolas" w:cs="Consolas" w:eastAsia="Consolas" w:hAnsi="Consolas"/>
+                <w:sz w:val="18"/>
+                <w:szCs w:val="18"/>
+              </w:rPr>
+              <w:t xml:space="preserve">CasesPage</w:t>
+            </w:r>
+            <w:r>
+              <w:rPr>
+                <w:sz w:val="18"/>
+                <w:szCs w:val="18"/>
+              </w:rPr>
+              <w:t xml:space="preserve">, </w:t>
+            </w:r>
+            <w:r>
+              <w:rPr>
+                <w:rFonts w:ascii="Consolas" w:cs="Consolas" w:eastAsia="Consolas" w:hAnsi="Consolas"/>
+                <w:sz w:val="18"/>
+                <w:szCs w:val="18"/>
+              </w:rPr>
+              <w:t xml:space="preserve">StaffPage</w:t>
+            </w:r>
+            <w:r>
+              <w:rPr>
+                <w:sz w:val="18"/>
+                <w:szCs w:val="18"/>
+              </w:rPr>
+              <w:t xml:space="preserve">, </w:t>
+            </w:r>
+            <w:r>
+              <w:rPr>
+                <w:rFonts w:ascii="Consolas" w:cs="Consolas" w:eastAsia="Consolas" w:hAnsi="Consolas"/>
+                <w:sz w:val="18"/>
+                <w:szCs w:val="18"/>
+              </w:rPr>
+              <w:t xml:space="preserve">ProductsPage</w:t>
+            </w:r>
+            <w:r>
+              <w:rPr>
+                <w:sz w:val="18"/>
+                <w:szCs w:val="18"/>
+              </w:rPr>
+              <w:t xml:space="preserve">, </w:t>
+            </w:r>
+            <w:r>
+              <w:rPr>
+                <w:rFonts w:ascii="Consolas" w:cs="Consolas" w:eastAsia="Consolas" w:hAnsi="Consolas"/>
+                <w:sz w:val="18"/>
+                <w:szCs w:val="18"/>
+              </w:rPr>
+              <w:t xml:space="preserve">ClassModelPage</w:t>
             </w:r>
           </w:p>
         </w:tc>
@@ -28192,7 +29171,7 @@
                 <w:sz w:val="18"/>
                 <w:szCs w:val="18"/>
               </w:rPr>
-              <w:t xml:space="preserve">Page</w:t>
+              <w:t xml:space="preserve">MasterDetailPage</w:t>
             </w:r>
           </w:p>
         </w:tc>
@@ -28218,7 +29197,30 @@
                 <w:sz w:val="18"/>
                 <w:szCs w:val="18"/>
               </w:rPr>
-              <w:t xml:space="preserve">Screens with their own layouts</w:t>
+              <w:t xml:space="preserve">Each declares its columns and implements </w:t>
+            </w:r>
+            <w:r>
+              <w:rPr>
+                <w:rFonts w:ascii="Consolas" w:cs="Consolas" w:eastAsia="Consolas" w:hAnsi="Consolas"/>
+                <w:sz w:val="18"/>
+                <w:szCs w:val="18"/>
+              </w:rPr>
+              <w:t xml:space="preserve">rows()</w:t>
+            </w:r>
+            <w:r>
+              <w:rPr>
+                <w:sz w:val="18"/>
+                <w:szCs w:val="18"/>
+              </w:rPr>
+              <w:t xml:space="preserve"> and </w:t>
+            </w:r>
+            <w:r>
+              <w:rPr>
+                <w:rFonts w:ascii="Consolas" w:cs="Consolas" w:eastAsia="Consolas" w:hAnsi="Consolas"/>
+                <w:sz w:val="18"/>
+                <w:szCs w:val="18"/>
+              </w:rPr>
+              <w:t xml:space="preserve">show()</w:t>
             </w:r>
           </w:p>
         </w:tc>
@@ -28250,7 +29252,7 @@
                 <w:sz w:val="18"/>
                 <w:szCs w:val="18"/>
               </w:rPr>
-              <w:t xml:space="preserve">DataTable</w:t>
+              <w:t xml:space="preserve">DashboardPage</w:t>
             </w:r>
             <w:r>
               <w:rPr>
@@ -28265,7 +29267,7 @@
                 <w:sz w:val="18"/>
                 <w:szCs w:val="18"/>
               </w:rPr>
-              <w:t xml:space="preserve">DetailView</w:t>
+              <w:t xml:space="preserve">OperationsPage</w:t>
             </w:r>
             <w:r>
               <w:rPr>
@@ -28280,7 +29282,37 @@
                 <w:sz w:val="18"/>
                 <w:szCs w:val="18"/>
               </w:rPr>
-              <w:t xml:space="preserve">ScrollFrame</w:t>
+              <w:t xml:space="preserve">BooksPage</w:t>
+            </w:r>
+            <w:r>
+              <w:rPr>
+                <w:sz w:val="18"/>
+                <w:szCs w:val="18"/>
+              </w:rPr>
+              <w:t xml:space="preserve">, </w:t>
+            </w:r>
+            <w:r>
+              <w:rPr>
+                <w:rFonts w:ascii="Consolas" w:cs="Consolas" w:eastAsia="Consolas" w:hAnsi="Consolas"/>
+                <w:sz w:val="18"/>
+                <w:szCs w:val="18"/>
+              </w:rPr>
+              <w:t xml:space="preserve">ReportsPage</w:t>
+            </w:r>
+            <w:r>
+              <w:rPr>
+                <w:sz w:val="18"/>
+                <w:szCs w:val="18"/>
+              </w:rPr>
+              <w:t xml:space="preserve">, </w:t>
+            </w:r>
+            <w:r>
+              <w:rPr>
+                <w:rFonts w:ascii="Consolas" w:cs="Consolas" w:eastAsia="Consolas" w:hAnsi="Consolas"/>
+                <w:sz w:val="18"/>
+                <w:szCs w:val="18"/>
+              </w:rPr>
+              <w:t xml:space="preserve">ScenarioLogPage</w:t>
             </w:r>
           </w:p>
         </w:tc>
@@ -28307,7 +29339,7 @@
                 <w:sz w:val="18"/>
                 <w:szCs w:val="18"/>
               </w:rPr>
-              <w:t xml:space="preserve">ttk.Frame</w:t>
+              <w:t xml:space="preserve">Page</w:t>
             </w:r>
           </w:p>
         </w:tc>
@@ -28333,7 +29365,7 @@
                 <w:sz w:val="18"/>
                 <w:szCs w:val="18"/>
               </w:rPr>
-              <w:t xml:space="preserve">Reusable table, rich text pane and scrolling area</w:t>
+              <w:t xml:space="preserve">Screens with their own layouts</w:t>
             </w:r>
           </w:p>
         </w:tc>
@@ -28365,22 +29397,7 @@
                 <w:sz w:val="18"/>
                 <w:szCs w:val="18"/>
               </w:rPr>
-              <w:t xml:space="preserve">Panel</w:t>
-            </w:r>
-            <w:r>
-              <w:rPr>
-                <w:sz w:val="18"/>
-                <w:szCs w:val="18"/>
-              </w:rPr>
-              <w:t xml:space="preserve">, </w:t>
-            </w:r>
-            <w:r>
-              <w:rPr>
-                <w:rFonts w:ascii="Consolas" w:cs="Consolas" w:eastAsia="Consolas" w:hAnsi="Consolas"/>
-                <w:sz w:val="18"/>
-                <w:szCs w:val="18"/>
-              </w:rPr>
-              <w:t xml:space="preserve">StatCard</w:t>
+              <w:t xml:space="preserve">CustomerView</w:t>
             </w:r>
           </w:p>
         </w:tc>
@@ -28407,7 +29424,7 @@
                 <w:sz w:val="18"/>
                 <w:szCs w:val="18"/>
               </w:rPr>
-              <w:t xml:space="preserve">tk.Frame</w:t>
+              <w:t xml:space="preserve">ttk.Frame</w:t>
             </w:r>
           </w:p>
         </w:tc>
@@ -28433,7 +29450,22 @@
                 <w:sz w:val="18"/>
                 <w:szCs w:val="18"/>
               </w:rPr>
-              <w:t xml:space="preserve">Reusable card widgets</w:t>
+              <w:t xml:space="preserve">A digital-banking screen for the signed-in person; </w:t>
+            </w:r>
+            <w:r>
+              <w:rPr>
+                <w:rFonts w:ascii="Consolas" w:cs="Consolas" w:eastAsia="Consolas" w:hAnsi="Consolas"/>
+                <w:sz w:val="18"/>
+                <w:szCs w:val="18"/>
+              </w:rPr>
+              <w:t xml:space="preserve">act()</w:t>
+            </w:r>
+            <w:r>
+              <w:rPr>
+                <w:sz w:val="18"/>
+                <w:szCs w:val="18"/>
+              </w:rPr>
+              <w:t xml:space="preserve"> runs one operation as that person</w:t>
             </w:r>
           </w:p>
         </w:tc>
@@ -28465,7 +29497,67 @@
                 <w:sz w:val="18"/>
                 <w:szCs w:val="18"/>
               </w:rPr>
-              <w:t xml:space="preserve">TimelineCanvas</w:t>
+              <w:t xml:space="preserve">HomeView</w:t>
+            </w:r>
+            <w:r>
+              <w:rPr>
+                <w:sz w:val="18"/>
+                <w:szCs w:val="18"/>
+              </w:rPr>
+              <w:t xml:space="preserve">, </w:t>
+            </w:r>
+            <w:r>
+              <w:rPr>
+                <w:rFonts w:ascii="Consolas" w:cs="Consolas" w:eastAsia="Consolas" w:hAnsi="Consolas"/>
+                <w:sz w:val="18"/>
+                <w:szCs w:val="18"/>
+              </w:rPr>
+              <w:t xml:space="preserve">PayView</w:t>
+            </w:r>
+            <w:r>
+              <w:rPr>
+                <w:sz w:val="18"/>
+                <w:szCs w:val="18"/>
+              </w:rPr>
+              <w:t xml:space="preserve">, </w:t>
+            </w:r>
+            <w:r>
+              <w:rPr>
+                <w:rFonts w:ascii="Consolas" w:cs="Consolas" w:eastAsia="Consolas" w:hAnsi="Consolas"/>
+                <w:sz w:val="18"/>
+                <w:szCs w:val="18"/>
+              </w:rPr>
+              <w:t xml:space="preserve">ApprovalsView</w:t>
+            </w:r>
+            <w:r>
+              <w:rPr>
+                <w:sz w:val="18"/>
+                <w:szCs w:val="18"/>
+              </w:rPr>
+              <w:t xml:space="preserve">, </w:t>
+            </w:r>
+            <w:r>
+              <w:rPr>
+                <w:rFonts w:ascii="Consolas" w:cs="Consolas" w:eastAsia="Consolas" w:hAnsi="Consolas"/>
+                <w:sz w:val="18"/>
+                <w:szCs w:val="18"/>
+              </w:rPr>
+              <w:t xml:space="preserve">CardsView</w:t>
+            </w:r>
+            <w:r>
+              <w:rPr>
+                <w:sz w:val="18"/>
+                <w:szCs w:val="18"/>
+              </w:rPr>
+              <w:t xml:space="preserve">, </w:t>
+            </w:r>
+            <w:r>
+              <w:rPr>
+                <w:rFonts w:ascii="Consolas" w:cs="Consolas" w:eastAsia="Consolas" w:hAnsi="Consolas"/>
+                <w:sz w:val="18"/>
+                <w:szCs w:val="18"/>
+              </w:rPr>
+              <w:t xml:space="preserve">HelpView</w:t>
             </w:r>
           </w:p>
         </w:tc>
@@ -28492,7 +29584,7 @@
                 <w:sz w:val="18"/>
                 <w:szCs w:val="18"/>
               </w:rPr>
-              <w:t xml:space="preserve">tk.Canvas</w:t>
+              <w:t xml:space="preserve">CustomerView</w:t>
             </w:r>
           </w:p>
         </w:tc>
@@ -28518,7 +29610,7 @@
                 <w:sz w:val="18"/>
                 <w:szCs w:val="18"/>
               </w:rPr>
-              <w:t xml:space="preserve">Draws validity periods as ribbons on a time axis</w:t>
+              <w:t xml:space="preserve">My accounts; pay and transfer; approvals; my cards; help and requests</w:t>
             </w:r>
           </w:p>
         </w:tc>
@@ -28550,6 +29642,574 @@
                 <w:sz w:val="18"/>
                 <w:szCs w:val="18"/>
               </w:rPr>
+              <w:t xml:space="preserve">Chart</w:t>
+            </w:r>
+          </w:p>
+        </w:tc>
+        <w:tc>
+          <w:tcPr>
+            <w:tcW w:type="dxa" w:w="1177"/>
+            <w:tcBorders>
+              <w:top w:val="single" w:color="9AA9B8" w:sz="4"/>
+              <w:left w:val="single" w:color="9AA9B8" w:sz="4"/>
+              <w:bottom w:val="single" w:color="9AA9B8" w:sz="4"/>
+              <w:right w:val="single" w:color="9AA9B8" w:sz="4"/>
+            </w:tcBorders>
+            <w:tcMar>
+              <w:top w:type="dxa" w:w="50"/>
+              <w:left w:type="dxa" w:w="90"/>
+              <w:bottom w:type="dxa" w:w="50"/>
+              <w:right w:type="dxa" w:w="90"/>
+            </w:tcMar>
+          </w:tcPr>
+          <w:p>
+            <w:r>
+              <w:rPr>
+                <w:rFonts w:ascii="Consolas" w:cs="Consolas" w:eastAsia="Consolas" w:hAnsi="Consolas"/>
+                <w:sz w:val="18"/>
+                <w:szCs w:val="18"/>
+              </w:rPr>
+              <w:t xml:space="preserve">tk.Canvas</w:t>
+            </w:r>
+          </w:p>
+        </w:tc>
+        <w:tc>
+          <w:tcPr>
+            <w:tcW w:type="dxa" w:w="3925"/>
+            <w:tcBorders>
+              <w:top w:val="single" w:color="9AA9B8" w:sz="4"/>
+              <w:left w:val="single" w:color="9AA9B8" w:sz="4"/>
+              <w:bottom w:val="single" w:color="9AA9B8" w:sz="4"/>
+              <w:right w:val="single" w:color="9AA9B8" w:sz="4"/>
+            </w:tcBorders>
+            <w:tcMar>
+              <w:top w:type="dxa" w:w="50"/>
+              <w:left w:type="dxa" w:w="90"/>
+              <w:bottom w:type="dxa" w:w="50"/>
+              <w:right w:type="dxa" w:w="90"/>
+            </w:tcMar>
+          </w:tcPr>
+          <w:p>
+            <w:r>
+              <w:rPr>
+                <w:sz w:val="18"/>
+                <w:szCs w:val="18"/>
+              </w:rPr>
+              <w:t xml:space="preserve">Title, empty state and redraw on resize; subclasses implement </w:t>
+            </w:r>
+            <w:r>
+              <w:rPr>
+                <w:rFonts w:ascii="Consolas" w:cs="Consolas" w:eastAsia="Consolas" w:hAnsi="Consolas"/>
+                <w:sz w:val="18"/>
+                <w:szCs w:val="18"/>
+              </w:rPr>
+              <w:t xml:space="preserve">draw()</w:t>
+            </w:r>
+          </w:p>
+        </w:tc>
+      </w:tr>
+      <w:tr>
+        <w:trPr>
+          <w:tblHeader w:val="false"/>
+        </w:trPr>
+        <w:tc>
+          <w:tcPr>
+            <w:tcW w:type="dxa" w:w="3924"/>
+            <w:tcBorders>
+              <w:top w:val="single" w:color="9AA9B8" w:sz="4"/>
+              <w:left w:val="single" w:color="9AA9B8" w:sz="4"/>
+              <w:bottom w:val="single" w:color="9AA9B8" w:sz="4"/>
+              <w:right w:val="single" w:color="9AA9B8" w:sz="4"/>
+            </w:tcBorders>
+            <w:tcMar>
+              <w:top w:type="dxa" w:w="50"/>
+              <w:left w:type="dxa" w:w="90"/>
+              <w:bottom w:type="dxa" w:w="50"/>
+              <w:right w:type="dxa" w:w="90"/>
+            </w:tcMar>
+          </w:tcPr>
+          <w:p>
+            <w:r>
+              <w:rPr>
+                <w:rFonts w:ascii="Consolas" w:cs="Consolas" w:eastAsia="Consolas" w:hAnsi="Consolas"/>
+                <w:sz w:val="18"/>
+                <w:szCs w:val="18"/>
+              </w:rPr>
+              <w:t xml:space="preserve">BarChart</w:t>
+            </w:r>
+            <w:r>
+              <w:rPr>
+                <w:sz w:val="18"/>
+                <w:szCs w:val="18"/>
+              </w:rPr>
+              <w:t xml:space="preserve">, </w:t>
+            </w:r>
+            <w:r>
+              <w:rPr>
+                <w:rFonts w:ascii="Consolas" w:cs="Consolas" w:eastAsia="Consolas" w:hAnsi="Consolas"/>
+                <w:sz w:val="18"/>
+                <w:szCs w:val="18"/>
+              </w:rPr>
+              <w:t xml:space="preserve">ColumnChart</w:t>
+            </w:r>
+            <w:r>
+              <w:rPr>
+                <w:sz w:val="18"/>
+                <w:szCs w:val="18"/>
+              </w:rPr>
+              <w:t xml:space="preserve">, </w:t>
+            </w:r>
+            <w:r>
+              <w:rPr>
+                <w:rFonts w:ascii="Consolas" w:cs="Consolas" w:eastAsia="Consolas" w:hAnsi="Consolas"/>
+                <w:sz w:val="18"/>
+                <w:szCs w:val="18"/>
+              </w:rPr>
+              <w:t xml:space="preserve">DonutChart</w:t>
+            </w:r>
+          </w:p>
+        </w:tc>
+        <w:tc>
+          <w:tcPr>
+            <w:tcW w:type="dxa" w:w="1177"/>
+            <w:tcBorders>
+              <w:top w:val="single" w:color="9AA9B8" w:sz="4"/>
+              <w:left w:val="single" w:color="9AA9B8" w:sz="4"/>
+              <w:bottom w:val="single" w:color="9AA9B8" w:sz="4"/>
+              <w:right w:val="single" w:color="9AA9B8" w:sz="4"/>
+            </w:tcBorders>
+            <w:tcMar>
+              <w:top w:type="dxa" w:w="50"/>
+              <w:left w:type="dxa" w:w="90"/>
+              <w:bottom w:type="dxa" w:w="50"/>
+              <w:right w:type="dxa" w:w="90"/>
+            </w:tcMar>
+          </w:tcPr>
+          <w:p>
+            <w:r>
+              <w:rPr>
+                <w:rFonts w:ascii="Consolas" w:cs="Consolas" w:eastAsia="Consolas" w:hAnsi="Consolas"/>
+                <w:sz w:val="18"/>
+                <w:szCs w:val="18"/>
+              </w:rPr>
+              <w:t xml:space="preserve">Chart</w:t>
+            </w:r>
+          </w:p>
+        </w:tc>
+        <w:tc>
+          <w:tcPr>
+            <w:tcW w:type="dxa" w:w="3925"/>
+            <w:tcBorders>
+              <w:top w:val="single" w:color="9AA9B8" w:sz="4"/>
+              <w:left w:val="single" w:color="9AA9B8" w:sz="4"/>
+              <w:bottom w:val="single" w:color="9AA9B8" w:sz="4"/>
+              <w:right w:val="single" w:color="9AA9B8" w:sz="4"/>
+            </w:tcBorders>
+            <w:tcMar>
+              <w:top w:type="dxa" w:w="50"/>
+              <w:left w:type="dxa" w:w="90"/>
+              <w:bottom w:type="dxa" w:w="50"/>
+              <w:right w:type="dxa" w:w="90"/>
+            </w:tcMar>
+          </w:tcPr>
+          <w:p>
+            <w:r>
+              <w:rPr>
+                <w:sz w:val="18"/>
+                <w:szCs w:val="18"/>
+              </w:rPr>
+              <w:t xml:space="preserve">The three dashboard charts</w:t>
+            </w:r>
+          </w:p>
+        </w:tc>
+      </w:tr>
+      <w:tr>
+        <w:trPr>
+          <w:tblHeader w:val="false"/>
+        </w:trPr>
+        <w:tc>
+          <w:tcPr>
+            <w:tcW w:type="dxa" w:w="3924"/>
+            <w:tcBorders>
+              <w:top w:val="single" w:color="9AA9B8" w:sz="4"/>
+              <w:left w:val="single" w:color="9AA9B8" w:sz="4"/>
+              <w:bottom w:val="single" w:color="9AA9B8" w:sz="4"/>
+              <w:right w:val="single" w:color="9AA9B8" w:sz="4"/>
+            </w:tcBorders>
+            <w:tcMar>
+              <w:top w:type="dxa" w:w="50"/>
+              <w:left w:type="dxa" w:w="90"/>
+              <w:bottom w:type="dxa" w:w="50"/>
+              <w:right w:type="dxa" w:w="90"/>
+            </w:tcMar>
+          </w:tcPr>
+          <w:p>
+            <w:r>
+              <w:rPr>
+                <w:rFonts w:ascii="Consolas" w:cs="Consolas" w:eastAsia="Consolas" w:hAnsi="Consolas"/>
+                <w:sz w:val="18"/>
+                <w:szCs w:val="18"/>
+              </w:rPr>
+              <w:t xml:space="preserve">DataTable</w:t>
+            </w:r>
+            <w:r>
+              <w:rPr>
+                <w:sz w:val="18"/>
+                <w:szCs w:val="18"/>
+              </w:rPr>
+              <w:t xml:space="preserve">, </w:t>
+            </w:r>
+            <w:r>
+              <w:rPr>
+                <w:rFonts w:ascii="Consolas" w:cs="Consolas" w:eastAsia="Consolas" w:hAnsi="Consolas"/>
+                <w:sz w:val="18"/>
+                <w:szCs w:val="18"/>
+              </w:rPr>
+              <w:t xml:space="preserve">DetailView</w:t>
+            </w:r>
+            <w:r>
+              <w:rPr>
+                <w:sz w:val="18"/>
+                <w:szCs w:val="18"/>
+              </w:rPr>
+              <w:t xml:space="preserve">, </w:t>
+            </w:r>
+            <w:r>
+              <w:rPr>
+                <w:rFonts w:ascii="Consolas" w:cs="Consolas" w:eastAsia="Consolas" w:hAnsi="Consolas"/>
+                <w:sz w:val="18"/>
+                <w:szCs w:val="18"/>
+              </w:rPr>
+              <w:t xml:space="preserve">ScrollFrame</w:t>
+            </w:r>
+          </w:p>
+        </w:tc>
+        <w:tc>
+          <w:tcPr>
+            <w:tcW w:type="dxa" w:w="1177"/>
+            <w:tcBorders>
+              <w:top w:val="single" w:color="9AA9B8" w:sz="4"/>
+              <w:left w:val="single" w:color="9AA9B8" w:sz="4"/>
+              <w:bottom w:val="single" w:color="9AA9B8" w:sz="4"/>
+              <w:right w:val="single" w:color="9AA9B8" w:sz="4"/>
+            </w:tcBorders>
+            <w:tcMar>
+              <w:top w:type="dxa" w:w="50"/>
+              <w:left w:type="dxa" w:w="90"/>
+              <w:bottom w:type="dxa" w:w="50"/>
+              <w:right w:type="dxa" w:w="90"/>
+            </w:tcMar>
+          </w:tcPr>
+          <w:p>
+            <w:r>
+              <w:rPr>
+                <w:rFonts w:ascii="Consolas" w:cs="Consolas" w:eastAsia="Consolas" w:hAnsi="Consolas"/>
+                <w:sz w:val="18"/>
+                <w:szCs w:val="18"/>
+              </w:rPr>
+              <w:t xml:space="preserve">ttk.Frame</w:t>
+            </w:r>
+          </w:p>
+        </w:tc>
+        <w:tc>
+          <w:tcPr>
+            <w:tcW w:type="dxa" w:w="3925"/>
+            <w:tcBorders>
+              <w:top w:val="single" w:color="9AA9B8" w:sz="4"/>
+              <w:left w:val="single" w:color="9AA9B8" w:sz="4"/>
+              <w:bottom w:val="single" w:color="9AA9B8" w:sz="4"/>
+              <w:right w:val="single" w:color="9AA9B8" w:sz="4"/>
+            </w:tcBorders>
+            <w:tcMar>
+              <w:top w:type="dxa" w:w="50"/>
+              <w:left w:type="dxa" w:w="90"/>
+              <w:bottom w:type="dxa" w:w="50"/>
+              <w:right w:type="dxa" w:w="90"/>
+            </w:tcMar>
+          </w:tcPr>
+          <w:p>
+            <w:r>
+              <w:rPr>
+                <w:sz w:val="18"/>
+                <w:szCs w:val="18"/>
+              </w:rPr>
+              <w:t xml:space="preserve">Self-sizing table, rich text pane and scrolling area</w:t>
+            </w:r>
+          </w:p>
+        </w:tc>
+      </w:tr>
+      <w:tr>
+        <w:trPr>
+          <w:tblHeader w:val="false"/>
+        </w:trPr>
+        <w:tc>
+          <w:tcPr>
+            <w:tcW w:type="dxa" w:w="3924"/>
+            <w:tcBorders>
+              <w:top w:val="single" w:color="9AA9B8" w:sz="4"/>
+              <w:left w:val="single" w:color="9AA9B8" w:sz="4"/>
+              <w:bottom w:val="single" w:color="9AA9B8" w:sz="4"/>
+              <w:right w:val="single" w:color="9AA9B8" w:sz="4"/>
+            </w:tcBorders>
+            <w:tcMar>
+              <w:top w:type="dxa" w:w="50"/>
+              <w:left w:type="dxa" w:w="90"/>
+              <w:bottom w:type="dxa" w:w="50"/>
+              <w:right w:type="dxa" w:w="90"/>
+            </w:tcMar>
+          </w:tcPr>
+          <w:p>
+            <w:r>
+              <w:rPr>
+                <w:rFonts w:ascii="Consolas" w:cs="Consolas" w:eastAsia="Consolas" w:hAnsi="Consolas"/>
+                <w:sz w:val="18"/>
+                <w:szCs w:val="18"/>
+              </w:rPr>
+              <w:t xml:space="preserve">Panel</w:t>
+            </w:r>
+            <w:r>
+              <w:rPr>
+                <w:sz w:val="18"/>
+                <w:szCs w:val="18"/>
+              </w:rPr>
+              <w:t xml:space="preserve">, </w:t>
+            </w:r>
+            <w:r>
+              <w:rPr>
+                <w:rFonts w:ascii="Consolas" w:cs="Consolas" w:eastAsia="Consolas" w:hAnsi="Consolas"/>
+                <w:sz w:val="18"/>
+                <w:szCs w:val="18"/>
+              </w:rPr>
+              <w:t xml:space="preserve">StatCard</w:t>
+            </w:r>
+            <w:r>
+              <w:rPr>
+                <w:sz w:val="18"/>
+                <w:szCs w:val="18"/>
+              </w:rPr>
+              <w:t xml:space="preserve">, </w:t>
+            </w:r>
+            <w:r>
+              <w:rPr>
+                <w:rFonts w:ascii="Consolas" w:cs="Consolas" w:eastAsia="Consolas" w:hAnsi="Consolas"/>
+                <w:sz w:val="18"/>
+                <w:szCs w:val="18"/>
+              </w:rPr>
+              <w:t xml:space="preserve">Banner</w:t>
+            </w:r>
+          </w:p>
+        </w:tc>
+        <w:tc>
+          <w:tcPr>
+            <w:tcW w:type="dxa" w:w="1177"/>
+            <w:tcBorders>
+              <w:top w:val="single" w:color="9AA9B8" w:sz="4"/>
+              <w:left w:val="single" w:color="9AA9B8" w:sz="4"/>
+              <w:bottom w:val="single" w:color="9AA9B8" w:sz="4"/>
+              <w:right w:val="single" w:color="9AA9B8" w:sz="4"/>
+            </w:tcBorders>
+            <w:tcMar>
+              <w:top w:type="dxa" w:w="50"/>
+              <w:left w:type="dxa" w:w="90"/>
+              <w:bottom w:type="dxa" w:w="50"/>
+              <w:right w:type="dxa" w:w="90"/>
+            </w:tcMar>
+          </w:tcPr>
+          <w:p>
+            <w:r>
+              <w:rPr>
+                <w:rFonts w:ascii="Consolas" w:cs="Consolas" w:eastAsia="Consolas" w:hAnsi="Consolas"/>
+                <w:sz w:val="18"/>
+                <w:szCs w:val="18"/>
+              </w:rPr>
+              <w:t xml:space="preserve">tk.Frame</w:t>
+            </w:r>
+          </w:p>
+        </w:tc>
+        <w:tc>
+          <w:tcPr>
+            <w:tcW w:type="dxa" w:w="3925"/>
+            <w:tcBorders>
+              <w:top w:val="single" w:color="9AA9B8" w:sz="4"/>
+              <w:left w:val="single" w:color="9AA9B8" w:sz="4"/>
+              <w:bottom w:val="single" w:color="9AA9B8" w:sz="4"/>
+              <w:right w:val="single" w:color="9AA9B8" w:sz="4"/>
+            </w:tcBorders>
+            <w:tcMar>
+              <w:top w:type="dxa" w:w="50"/>
+              <w:left w:type="dxa" w:w="90"/>
+              <w:bottom w:type="dxa" w:w="50"/>
+              <w:right w:type="dxa" w:w="90"/>
+            </w:tcMar>
+          </w:tcPr>
+          <w:p>
+            <w:r>
+              <w:rPr>
+                <w:sz w:val="18"/>
+                <w:szCs w:val="18"/>
+              </w:rPr>
+              <w:t xml:space="preserve">Card, dashboard tile and result strip</w:t>
+            </w:r>
+          </w:p>
+        </w:tc>
+      </w:tr>
+      <w:tr>
+        <w:trPr>
+          <w:tblHeader w:val="false"/>
+        </w:trPr>
+        <w:tc>
+          <w:tcPr>
+            <w:tcW w:type="dxa" w:w="3924"/>
+            <w:tcBorders>
+              <w:top w:val="single" w:color="9AA9B8" w:sz="4"/>
+              <w:left w:val="single" w:color="9AA9B8" w:sz="4"/>
+              <w:bottom w:val="single" w:color="9AA9B8" w:sz="4"/>
+              <w:right w:val="single" w:color="9AA9B8" w:sz="4"/>
+            </w:tcBorders>
+            <w:tcMar>
+              <w:top w:type="dxa" w:w="50"/>
+              <w:left w:type="dxa" w:w="90"/>
+              <w:bottom w:type="dxa" w:w="50"/>
+              <w:right w:type="dxa" w:w="90"/>
+            </w:tcMar>
+          </w:tcPr>
+          <w:p>
+            <w:r>
+              <w:rPr>
+                <w:rFonts w:ascii="Consolas" w:cs="Consolas" w:eastAsia="Consolas" w:hAnsi="Consolas"/>
+                <w:sz w:val="18"/>
+                <w:szCs w:val="18"/>
+              </w:rPr>
+              <w:t xml:space="preserve">TimelineCanvas</w:t>
+            </w:r>
+            <w:r>
+              <w:rPr>
+                <w:sz w:val="18"/>
+                <w:szCs w:val="18"/>
+              </w:rPr>
+              <w:t xml:space="preserve">, </w:t>
+            </w:r>
+            <w:r>
+              <w:rPr>
+                <w:rFonts w:ascii="Consolas" w:cs="Consolas" w:eastAsia="Consolas" w:hAnsi="Consolas"/>
+                <w:sz w:val="18"/>
+                <w:szCs w:val="18"/>
+              </w:rPr>
+              <w:t xml:space="preserve">IconBadge</w:t>
+            </w:r>
+            <w:r>
+              <w:rPr>
+                <w:sz w:val="18"/>
+                <w:szCs w:val="18"/>
+              </w:rPr>
+              <w:t xml:space="preserve">, </w:t>
+            </w:r>
+            <w:r>
+              <w:rPr>
+                <w:rFonts w:ascii="Consolas" w:cs="Consolas" w:eastAsia="Consolas" w:hAnsi="Consolas"/>
+                <w:sz w:val="18"/>
+                <w:szCs w:val="18"/>
+              </w:rPr>
+              <w:t xml:space="preserve">Avatar</w:t>
+            </w:r>
+          </w:p>
+        </w:tc>
+        <w:tc>
+          <w:tcPr>
+            <w:tcW w:type="dxa" w:w="1177"/>
+            <w:tcBorders>
+              <w:top w:val="single" w:color="9AA9B8" w:sz="4"/>
+              <w:left w:val="single" w:color="9AA9B8" w:sz="4"/>
+              <w:bottom w:val="single" w:color="9AA9B8" w:sz="4"/>
+              <w:right w:val="single" w:color="9AA9B8" w:sz="4"/>
+            </w:tcBorders>
+            <w:tcMar>
+              <w:top w:type="dxa" w:w="50"/>
+              <w:left w:type="dxa" w:w="90"/>
+              <w:bottom w:type="dxa" w:w="50"/>
+              <w:right w:type="dxa" w:w="90"/>
+            </w:tcMar>
+          </w:tcPr>
+          <w:p>
+            <w:r>
+              <w:rPr>
+                <w:rFonts w:ascii="Consolas" w:cs="Consolas" w:eastAsia="Consolas" w:hAnsi="Consolas"/>
+                <w:sz w:val="18"/>
+                <w:szCs w:val="18"/>
+              </w:rPr>
+              <w:t xml:space="preserve">tk.Canvas</w:t>
+            </w:r>
+          </w:p>
+        </w:tc>
+        <w:tc>
+          <w:tcPr>
+            <w:tcW w:type="dxa" w:w="3925"/>
+            <w:tcBorders>
+              <w:top w:val="single" w:color="9AA9B8" w:sz="4"/>
+              <w:left w:val="single" w:color="9AA9B8" w:sz="4"/>
+              <w:bottom w:val="single" w:color="9AA9B8" w:sz="4"/>
+              <w:right w:val="single" w:color="9AA9B8" w:sz="4"/>
+            </w:tcBorders>
+            <w:tcMar>
+              <w:top w:type="dxa" w:w="50"/>
+              <w:left w:type="dxa" w:w="90"/>
+              <w:bottom w:type="dxa" w:w="50"/>
+              <w:right w:type="dxa" w:w="90"/>
+            </w:tcMar>
+          </w:tcPr>
+          <w:p>
+            <w:r>
+              <w:rPr>
+                <w:sz w:val="18"/>
+                <w:szCs w:val="18"/>
+              </w:rPr>
+              <w:t xml:space="preserve">Validity periods as ribbons; icon badge; initials</w:t>
+            </w:r>
+          </w:p>
+        </w:tc>
+      </w:tr>
+      <w:tr>
+        <w:trPr>
+          <w:tblHeader w:val="false"/>
+        </w:trPr>
+        <w:tc>
+          <w:tcPr>
+            <w:tcW w:type="dxa" w:w="3924"/>
+            <w:tcBorders>
+              <w:top w:val="single" w:color="9AA9B8" w:sz="4"/>
+              <w:left w:val="single" w:color="9AA9B8" w:sz="4"/>
+              <w:bottom w:val="single" w:color="9AA9B8" w:sz="4"/>
+              <w:right w:val="single" w:color="9AA9B8" w:sz="4"/>
+            </w:tcBorders>
+            <w:tcMar>
+              <w:top w:type="dxa" w:w="50"/>
+              <w:left w:type="dxa" w:w="90"/>
+              <w:bottom w:type="dxa" w:w="50"/>
+              <w:right w:type="dxa" w:w="90"/>
+            </w:tcMar>
+          </w:tcPr>
+          <w:p>
+            <w:r>
+              <w:rPr>
+                <w:rFonts w:ascii="Consolas" w:cs="Consolas" w:eastAsia="Consolas" w:hAnsi="Consolas"/>
+                <w:sz w:val="18"/>
+                <w:szCs w:val="18"/>
+              </w:rPr>
+              <w:t xml:space="preserve">OperationSpec</w:t>
+            </w:r>
+            <w:r>
+              <w:rPr>
+                <w:sz w:val="18"/>
+                <w:szCs w:val="18"/>
+              </w:rPr>
+              <w:t xml:space="preserve">, </w:t>
+            </w:r>
+            <w:r>
+              <w:rPr>
+                <w:rFonts w:ascii="Consolas" w:cs="Consolas" w:eastAsia="Consolas" w:hAnsi="Consolas"/>
+                <w:sz w:val="18"/>
+                <w:szCs w:val="18"/>
+              </w:rPr>
               <w:t xml:space="preserve">BankController</w:t>
             </w:r>
             <w:r>
@@ -28595,7 +30255,7 @@
                 <w:sz w:val="18"/>
                 <w:szCs w:val="18"/>
               </w:rPr>
-              <w:t xml:space="preserve">OperationSpec</w:t>
+              <w:t xml:space="preserve">Theme</w:t>
             </w:r>
             <w:r>
               <w:rPr>
@@ -28610,7 +30270,7 @@
                 <w:sz w:val="18"/>
                 <w:szCs w:val="18"/>
               </w:rPr>
-              <w:t xml:space="preserve">Theme</w:t>
+              <w:t xml:space="preserve">Icons</w:t>
             </w:r>
           </w:p>
         </w:tc>
@@ -28662,7 +30322,7 @@
                 <w:sz w:val="18"/>
                 <w:szCs w:val="18"/>
               </w:rPr>
-              <w:t xml:space="preserve">The only object that talks to the model; a stand-in that always forwards to the current bank (so "Reset data" reaches every form); a result in words; a form definition; colours, fonts and styles</w:t>
+              <w:t xml:space="preserve">A form definition that knows which roles may use it; the only object that talks to the model; a stand-in that follows "Reset data"; a result in words; colours, fonts and styles; drawn icons</w:t>
             </w:r>
           </w:p>
         </w:tc>
@@ -28676,1003 +30336,14 @@
     <w:p>
       <w:r>
         <w:rPr>
-          <w:b/>
-          <w:bCs/>
+          <w:rFonts w:ascii="Consolas" w:cs="Consolas" w:eastAsia="Consolas" w:hAnsi="Consolas"/>
+          <w:sz w:val="19"/>
+          <w:szCs w:val="19"/>
         </w:rPr>
-        <w:t xml:space="preserve">What it covers.</w:t>
-      </w:r>
-      <w:r>
-        <w:t xml:space="preserve"> 14 screens in two clearly separated sidebar sections. </w:t>
-      </w:r>
-      <w:r>
-        <w:rPr>
-          <w:b/>
-          <w:bCs/>
-        </w:rPr>
-        <w:t xml:space="preserve">Bank</w:t>
-      </w:r>
-      <w:r>
-        <w:t xml:space="preserve"> (12 screens) is what the bank's staff would use. </w:t>
-      </w:r>
-      <w:r>
-        <w:rPr>
-          <w:b/>
-          <w:bCs/>
-        </w:rPr>
-        <w:t xml:space="preserve">Teaching &amp; simulation</w:t>
-      </w:r>
-      <w:r>
-        <w:t xml:space="preserve"> (Class model, Scenario log) holds two aids that a real staff application would not have; they are kept because the brief describes the model as being for teaching and simulation, and they let an examiner see the inheritance tree and the seeded scenarios from inside the running program. The Operations screen has 80 forms in ten groups, enough to run every workflow of the brief's operational scenario by hand, and 14 guided rule checks:</w:t>
-      </w:r>
-    </w:p>
-    <w:tbl>
-      <w:tblPr>
-        <w:tblW w:type="dxa" w:w="9026"/>
-        <w:tblBorders>
-          <w:top w:val="single" w:color="auto" w:sz="4"/>
-          <w:left w:val="single" w:color="auto" w:sz="4"/>
-          <w:bottom w:val="single" w:color="auto" w:sz="4"/>
-          <w:right w:val="single" w:color="auto" w:sz="4"/>
-          <w:insideH w:val="single" w:color="auto" w:sz="4"/>
-          <w:insideV w:val="single" w:color="auto" w:sz="4"/>
-        </w:tblBorders>
-      </w:tblPr>
-      <w:tblGrid>
-        <w:gridCol w:w="1889"/>
-        <w:gridCol w:w="839"/>
-        <w:gridCol w:w="6298"/>
-      </w:tblGrid>
-      <w:tr>
-        <w:trPr>
-          <w:tblHeader/>
-        </w:trPr>
-        <w:tc>
-          <w:tcPr>
-            <w:tcW w:type="dxa" w:w="1889"/>
-            <w:tcBorders>
-              <w:top w:val="single" w:color="9AA9B8" w:sz="4"/>
-              <w:left w:val="single" w:color="9AA9B8" w:sz="4"/>
-              <w:bottom w:val="single" w:color="9AA9B8" w:sz="4"/>
-              <w:right w:val="single" w:color="9AA9B8" w:sz="4"/>
-            </w:tcBorders>
-            <w:shd w:fill="DDE7F0" w:color="auto" w:val="clear"/>
-            <w:tcMar>
-              <w:top w:type="dxa" w:w="50"/>
-              <w:left w:type="dxa" w:w="90"/>
-              <w:bottom w:type="dxa" w:w="50"/>
-              <w:right w:type="dxa" w:w="90"/>
-            </w:tcMar>
-          </w:tcPr>
-          <w:p>
-            <w:r>
-              <w:rPr>
-                <w:b/>
-                <w:bCs/>
-                <w:sz w:val="18"/>
-                <w:szCs w:val="18"/>
-              </w:rPr>
-              <w:t xml:space="preserve">Group</w:t>
-            </w:r>
-          </w:p>
-        </w:tc>
-        <w:tc>
-          <w:tcPr>
-            <w:tcW w:type="dxa" w:w="839"/>
-            <w:tcBorders>
-              <w:top w:val="single" w:color="9AA9B8" w:sz="4"/>
-              <w:left w:val="single" w:color="9AA9B8" w:sz="4"/>
-              <w:bottom w:val="single" w:color="9AA9B8" w:sz="4"/>
-              <w:right w:val="single" w:color="9AA9B8" w:sz="4"/>
-            </w:tcBorders>
-            <w:shd w:fill="DDE7F0" w:color="auto" w:val="clear"/>
-            <w:tcMar>
-              <w:top w:type="dxa" w:w="50"/>
-              <w:left w:type="dxa" w:w="90"/>
-              <w:bottom w:type="dxa" w:w="50"/>
-              <w:right w:type="dxa" w:w="90"/>
-            </w:tcMar>
-          </w:tcPr>
-          <w:p>
-            <w:r>
-              <w:rPr>
-                <w:b/>
-                <w:bCs/>
-                <w:sz w:val="18"/>
-                <w:szCs w:val="18"/>
-              </w:rPr>
-              <w:t xml:space="preserve">Forms</w:t>
-            </w:r>
-          </w:p>
-        </w:tc>
-        <w:tc>
-          <w:tcPr>
-            <w:tcW w:type="dxa" w:w="6298"/>
-            <w:tcBorders>
-              <w:top w:val="single" w:color="9AA9B8" w:sz="4"/>
-              <w:left w:val="single" w:color="9AA9B8" w:sz="4"/>
-              <w:bottom w:val="single" w:color="9AA9B8" w:sz="4"/>
-              <w:right w:val="single" w:color="9AA9B8" w:sz="4"/>
-            </w:tcBorders>
-            <w:shd w:fill="DDE7F0" w:color="auto" w:val="clear"/>
-            <w:tcMar>
-              <w:top w:type="dxa" w:w="50"/>
-              <w:left w:type="dxa" w:w="90"/>
-              <w:bottom w:type="dxa" w:w="50"/>
-              <w:right w:type="dxa" w:w="90"/>
-            </w:tcMar>
-          </w:tcPr>
-          <w:p>
-            <w:r>
-              <w:rPr>
-                <w:b/>
-                <w:bCs/>
-                <w:sz w:val="18"/>
-                <w:szCs w:val="18"/>
-              </w:rPr>
-              <w:t xml:space="preserve">What can be done</w:t>
-            </w:r>
-          </w:p>
-        </w:tc>
-      </w:tr>
-      <w:tr>
-        <w:trPr>
-          <w:tblHeader w:val="false"/>
-        </w:trPr>
-        <w:tc>
-          <w:tcPr>
-            <w:tcW w:type="dxa" w:w="1889"/>
-            <w:tcBorders>
-              <w:top w:val="single" w:color="9AA9B8" w:sz="4"/>
-              <w:left w:val="single" w:color="9AA9B8" w:sz="4"/>
-              <w:bottom w:val="single" w:color="9AA9B8" w:sz="4"/>
-              <w:right w:val="single" w:color="9AA9B8" w:sz="4"/>
-            </w:tcBorders>
-            <w:tcMar>
-              <w:top w:type="dxa" w:w="50"/>
-              <w:left w:type="dxa" w:w="90"/>
-              <w:bottom w:type="dxa" w:w="50"/>
-              <w:right w:type="dxa" w:w="90"/>
-            </w:tcMar>
-          </w:tcPr>
-          <w:p>
-            <w:r>
-              <w:rPr>
-                <w:sz w:val="18"/>
-                <w:szCs w:val="18"/>
-              </w:rPr>
-              <w:t xml:space="preserve">Customers</w:t>
-            </w:r>
-          </w:p>
-        </w:tc>
-        <w:tc>
-          <w:tcPr>
-            <w:tcW w:type="dxa" w:w="839"/>
-            <w:tcBorders>
-              <w:top w:val="single" w:color="9AA9B8" w:sz="4"/>
-              <w:left w:val="single" w:color="9AA9B8" w:sz="4"/>
-              <w:bottom w:val="single" w:color="9AA9B8" w:sz="4"/>
-              <w:right w:val="single" w:color="9AA9B8" w:sz="4"/>
-            </w:tcBorders>
-            <w:tcMar>
-              <w:top w:type="dxa" w:w="50"/>
-              <w:left w:type="dxa" w:w="90"/>
-              <w:bottom w:type="dxa" w:w="50"/>
-              <w:right w:type="dxa" w:w="90"/>
-            </w:tcMar>
-          </w:tcPr>
-          <w:p>
-            <w:r>
-              <w:rPr>
-                <w:sz w:val="18"/>
-                <w:szCs w:val="18"/>
-              </w:rPr>
-              <w:t xml:space="preserve">15</w:t>
-            </w:r>
-          </w:p>
-        </w:tc>
-        <w:tc>
-          <w:tcPr>
-            <w:tcW w:type="dxa" w:w="6298"/>
-            <w:tcBorders>
-              <w:top w:val="single" w:color="9AA9B8" w:sz="4"/>
-              <w:left w:val="single" w:color="9AA9B8" w:sz="4"/>
-              <w:bottom w:val="single" w:color="9AA9B8" w:sz="4"/>
-              <w:right w:val="single" w:color="9AA9B8" w:sz="4"/>
-            </w:tcBorders>
-            <w:tcMar>
-              <w:top w:type="dxa" w:w="50"/>
-              <w:left w:type="dxa" w:w="90"/>
-              <w:bottom w:type="dxa" w:w="50"/>
-              <w:right w:type="dxa" w:w="90"/>
-            </w:tcMar>
-          </w:tcPr>
-          <w:p>
-            <w:r>
-              <w:rPr>
-                <w:sz w:val="18"/>
-                <w:szCs w:val="18"/>
-              </w:rPr>
-              <w:t xml:space="preserve">Register people, companies and charities; file and verify documents; directors, trustees and beneficial owners; onboard; open accounts; grant and revoke mandates; correct details; assign an RM; end a relationship</w:t>
-            </w:r>
-          </w:p>
-        </w:tc>
-      </w:tr>
-      <w:tr>
-        <w:trPr>
-          <w:tblHeader w:val="false"/>
-        </w:trPr>
-        <w:tc>
-          <w:tcPr>
-            <w:tcW w:type="dxa" w:w="1889"/>
-            <w:tcBorders>
-              <w:top w:val="single" w:color="9AA9B8" w:sz="4"/>
-              <w:left w:val="single" w:color="9AA9B8" w:sz="4"/>
-              <w:bottom w:val="single" w:color="9AA9B8" w:sz="4"/>
-              <w:right w:val="single" w:color="9AA9B8" w:sz="4"/>
-            </w:tcBorders>
-            <w:tcMar>
-              <w:top w:type="dxa" w:w="50"/>
-              <w:left w:type="dxa" w:w="90"/>
-              <w:bottom w:type="dxa" w:w="50"/>
-              <w:right w:type="dxa" w:w="90"/>
-            </w:tcMar>
-          </w:tcPr>
-          <w:p>
-            <w:r>
-              <w:rPr>
-                <w:sz w:val="18"/>
-                <w:szCs w:val="18"/>
-              </w:rPr>
-              <w:t xml:space="preserve">Accounts</w:t>
-            </w:r>
-          </w:p>
-        </w:tc>
-        <w:tc>
-          <w:tcPr>
-            <w:tcW w:type="dxa" w:w="839"/>
-            <w:tcBorders>
-              <w:top w:val="single" w:color="9AA9B8" w:sz="4"/>
-              <w:left w:val="single" w:color="9AA9B8" w:sz="4"/>
-              <w:bottom w:val="single" w:color="9AA9B8" w:sz="4"/>
-              <w:right w:val="single" w:color="9AA9B8" w:sz="4"/>
-            </w:tcBorders>
-            <w:tcMar>
-              <w:top w:type="dxa" w:w="50"/>
-              <w:left w:type="dxa" w:w="90"/>
-              <w:bottom w:type="dxa" w:w="50"/>
-              <w:right w:type="dxa" w:w="90"/>
-            </w:tcMar>
-          </w:tcPr>
-          <w:p>
-            <w:r>
-              <w:rPr>
-                <w:sz w:val="18"/>
-                <w:szCs w:val="18"/>
-              </w:rPr>
-              <w:t xml:space="preserve">6</w:t>
-            </w:r>
-          </w:p>
-        </w:tc>
-        <w:tc>
-          <w:tcPr>
-            <w:tcW w:type="dxa" w:w="6298"/>
-            <w:tcBorders>
-              <w:top w:val="single" w:color="9AA9B8" w:sz="4"/>
-              <w:left w:val="single" w:color="9AA9B8" w:sz="4"/>
-              <w:bottom w:val="single" w:color="9AA9B8" w:sz="4"/>
-              <w:right w:val="single" w:color="9AA9B8" w:sz="4"/>
-            </w:tcBorders>
-            <w:tcMar>
-              <w:top w:type="dxa" w:w="50"/>
-              <w:left w:type="dxa" w:w="90"/>
-              <w:bottom w:type="dxa" w:w="50"/>
-              <w:right w:type="dxa" w:w="90"/>
-            </w:tcMar>
-          </w:tcPr>
-          <w:p>
-            <w:r>
-              <w:rPr>
-                <w:sz w:val="18"/>
-                <w:szCs w:val="18"/>
-              </w:rPr>
-              <w:t xml:space="preserve">Open and break term deposits; close accounts; fees; statements; move to the latest terms</w:t>
-            </w:r>
-          </w:p>
-        </w:tc>
-      </w:tr>
-      <w:tr>
-        <w:trPr>
-          <w:tblHeader w:val="false"/>
-        </w:trPr>
-        <w:tc>
-          <w:tcPr>
-            <w:tcW w:type="dxa" w:w="1889"/>
-            <w:tcBorders>
-              <w:top w:val="single" w:color="9AA9B8" w:sz="4"/>
-              <w:left w:val="single" w:color="9AA9B8" w:sz="4"/>
-              <w:bottom w:val="single" w:color="9AA9B8" w:sz="4"/>
-              <w:right w:val="single" w:color="9AA9B8" w:sz="4"/>
-            </w:tcBorders>
-            <w:tcMar>
-              <w:top w:type="dxa" w:w="50"/>
-              <w:left w:type="dxa" w:w="90"/>
-              <w:bottom w:type="dxa" w:w="50"/>
-              <w:right w:type="dxa" w:w="90"/>
-            </w:tcMar>
-          </w:tcPr>
-          <w:p>
-            <w:r>
-              <w:rPr>
-                <w:sz w:val="18"/>
-                <w:szCs w:val="18"/>
-              </w:rPr>
-              <w:t xml:space="preserve">Payments</w:t>
-            </w:r>
-          </w:p>
-        </w:tc>
-        <w:tc>
-          <w:tcPr>
-            <w:tcW w:type="dxa" w:w="839"/>
-            <w:tcBorders>
-              <w:top w:val="single" w:color="9AA9B8" w:sz="4"/>
-              <w:left w:val="single" w:color="9AA9B8" w:sz="4"/>
-              <w:bottom w:val="single" w:color="9AA9B8" w:sz="4"/>
-              <w:right w:val="single" w:color="9AA9B8" w:sz="4"/>
-            </w:tcBorders>
-            <w:tcMar>
-              <w:top w:type="dxa" w:w="50"/>
-              <w:left w:type="dxa" w:w="90"/>
-              <w:bottom w:type="dxa" w:w="50"/>
-              <w:right w:type="dxa" w:w="90"/>
-            </w:tcMar>
-          </w:tcPr>
-          <w:p>
-            <w:r>
-              <w:rPr>
-                <w:sz w:val="18"/>
-                <w:szCs w:val="18"/>
-              </w:rPr>
-              <w:t xml:space="preserve">15</w:t>
-            </w:r>
-          </w:p>
-        </w:tc>
-        <w:tc>
-          <w:tcPr>
-            <w:tcW w:type="dxa" w:w="6298"/>
-            <w:tcBorders>
-              <w:top w:val="single" w:color="9AA9B8" w:sz="4"/>
-              <w:left w:val="single" w:color="9AA9B8" w:sz="4"/>
-              <w:bottom w:val="single" w:color="9AA9B8" w:sz="4"/>
-              <w:right w:val="single" w:color="9AA9B8" w:sz="4"/>
-            </w:tcBorders>
-            <w:tcMar>
-              <w:top w:type="dxa" w:w="50"/>
-              <w:left w:type="dxa" w:w="90"/>
-              <w:bottom w:type="dxa" w:w="50"/>
-              <w:right w:type="dxa" w:w="90"/>
-            </w:tcMar>
-          </w:tcPr>
-          <w:p>
-            <w:r>
-              <w:rPr>
-                <w:sz w:val="18"/>
-                <w:szCs w:val="18"/>
-              </w:rPr>
-              <w:t xml:space="preserve">Payees and their versions; transfers, bills, own-account transfers; authorise, cancel, release, reject; reversals; standing orders; billers</w:t>
-            </w:r>
-          </w:p>
-        </w:tc>
-      </w:tr>
-      <w:tr>
-        <w:trPr>
-          <w:tblHeader w:val="false"/>
-        </w:trPr>
-        <w:tc>
-          <w:tcPr>
-            <w:tcW w:type="dxa" w:w="1889"/>
-            <w:tcBorders>
-              <w:top w:val="single" w:color="9AA9B8" w:sz="4"/>
-              <w:left w:val="single" w:color="9AA9B8" w:sz="4"/>
-              <w:bottom w:val="single" w:color="9AA9B8" w:sz="4"/>
-              <w:right w:val="single" w:color="9AA9B8" w:sz="4"/>
-            </w:tcBorders>
-            <w:tcMar>
-              <w:top w:type="dxa" w:w="50"/>
-              <w:left w:type="dxa" w:w="90"/>
-              <w:bottom w:type="dxa" w:w="50"/>
-              <w:right w:type="dxa" w:w="90"/>
-            </w:tcMar>
-          </w:tcPr>
-          <w:p>
-            <w:r>
-              <w:rPr>
-                <w:sz w:val="18"/>
-                <w:szCs w:val="18"/>
-              </w:rPr>
-              <w:t xml:space="preserve">Cash</w:t>
-            </w:r>
-          </w:p>
-        </w:tc>
-        <w:tc>
-          <w:tcPr>
-            <w:tcW w:type="dxa" w:w="839"/>
-            <w:tcBorders>
-              <w:top w:val="single" w:color="9AA9B8" w:sz="4"/>
-              <w:left w:val="single" w:color="9AA9B8" w:sz="4"/>
-              <w:bottom w:val="single" w:color="9AA9B8" w:sz="4"/>
-              <w:right w:val="single" w:color="9AA9B8" w:sz="4"/>
-            </w:tcBorders>
-            <w:tcMar>
-              <w:top w:type="dxa" w:w="50"/>
-              <w:left w:type="dxa" w:w="90"/>
-              <w:bottom w:type="dxa" w:w="50"/>
-              <w:right w:type="dxa" w:w="90"/>
-            </w:tcMar>
-          </w:tcPr>
-          <w:p>
-            <w:r>
-              <w:rPr>
-                <w:sz w:val="18"/>
-                <w:szCs w:val="18"/>
-              </w:rPr>
-              <w:t xml:space="preserve">2</w:t>
-            </w:r>
-          </w:p>
-        </w:tc>
-        <w:tc>
-          <w:tcPr>
-            <w:tcW w:type="dxa" w:w="6298"/>
-            <w:tcBorders>
-              <w:top w:val="single" w:color="9AA9B8" w:sz="4"/>
-              <w:left w:val="single" w:color="9AA9B8" w:sz="4"/>
-              <w:bottom w:val="single" w:color="9AA9B8" w:sz="4"/>
-              <w:right w:val="single" w:color="9AA9B8" w:sz="4"/>
-            </w:tcBorders>
-            <w:tcMar>
-              <w:top w:type="dxa" w:w="50"/>
-              <w:left w:type="dxa" w:w="90"/>
-              <w:bottom w:type="dxa" w:w="50"/>
-              <w:right w:type="dxa" w:w="90"/>
-            </w:tcMar>
-          </w:tcPr>
-          <w:p>
-            <w:r>
-              <w:rPr>
-                <w:sz w:val="18"/>
-                <w:szCs w:val="18"/>
-              </w:rPr>
-              <w:t xml:space="preserve">Deposits and withdrawals at the counter</w:t>
-            </w:r>
-          </w:p>
-        </w:tc>
-      </w:tr>
-      <w:tr>
-        <w:trPr>
-          <w:tblHeader w:val="false"/>
-        </w:trPr>
-        <w:tc>
-          <w:tcPr>
-            <w:tcW w:type="dxa" w:w="1889"/>
-            <w:tcBorders>
-              <w:top w:val="single" w:color="9AA9B8" w:sz="4"/>
-              <w:left w:val="single" w:color="9AA9B8" w:sz="4"/>
-              <w:bottom w:val="single" w:color="9AA9B8" w:sz="4"/>
-              <w:right w:val="single" w:color="9AA9B8" w:sz="4"/>
-            </w:tcBorders>
-            <w:tcMar>
-              <w:top w:type="dxa" w:w="50"/>
-              <w:left w:type="dxa" w:w="90"/>
-              <w:bottom w:type="dxa" w:w="50"/>
-              <w:right w:type="dxa" w:w="90"/>
-            </w:tcMar>
-          </w:tcPr>
-          <w:p>
-            <w:r>
-              <w:rPr>
-                <w:sz w:val="18"/>
-                <w:szCs w:val="18"/>
-              </w:rPr>
-              <w:t xml:space="preserve">Cards</w:t>
-            </w:r>
-          </w:p>
-        </w:tc>
-        <w:tc>
-          <w:tcPr>
-            <w:tcW w:type="dxa" w:w="839"/>
-            <w:tcBorders>
-              <w:top w:val="single" w:color="9AA9B8" w:sz="4"/>
-              <w:left w:val="single" w:color="9AA9B8" w:sz="4"/>
-              <w:bottom w:val="single" w:color="9AA9B8" w:sz="4"/>
-              <w:right w:val="single" w:color="9AA9B8" w:sz="4"/>
-            </w:tcBorders>
-            <w:tcMar>
-              <w:top w:type="dxa" w:w="50"/>
-              <w:left w:type="dxa" w:w="90"/>
-              <w:bottom w:type="dxa" w:w="50"/>
-              <w:right w:type="dxa" w:w="90"/>
-            </w:tcMar>
-          </w:tcPr>
-          <w:p>
-            <w:r>
-              <w:rPr>
-                <w:sz w:val="18"/>
-                <w:szCs w:val="18"/>
-              </w:rPr>
-              <w:t xml:space="preserve">12</w:t>
-            </w:r>
-          </w:p>
-        </w:tc>
-        <w:tc>
-          <w:tcPr>
-            <w:tcW w:type="dxa" w:w="6298"/>
-            <w:tcBorders>
-              <w:top w:val="single" w:color="9AA9B8" w:sz="4"/>
-              <w:left w:val="single" w:color="9AA9B8" w:sz="4"/>
-              <w:bottom w:val="single" w:color="9AA9B8" w:sz="4"/>
-              <w:right w:val="single" w:color="9AA9B8" w:sz="4"/>
-            </w:tcBorders>
-            <w:tcMar>
-              <w:top w:type="dxa" w:w="50"/>
-              <w:left w:type="dxa" w:w="90"/>
-              <w:bottom w:type="dxa" w:w="50"/>
-              <w:right w:type="dxa" w:w="90"/>
-            </w:tcMar>
-          </w:tcPr>
-          <w:p>
-            <w:r>
-              <w:rPr>
-                <w:sz w:val="18"/>
-                <w:szCs w:val="18"/>
-              </w:rPr>
-              <w:t xml:space="preserve">Issue, use, report, replace, find, reactivate; limits and controls; merchants, merchant refunds and corrected re-postings</w:t>
-            </w:r>
-          </w:p>
-        </w:tc>
-      </w:tr>
-      <w:tr>
-        <w:trPr>
-          <w:tblHeader w:val="false"/>
-        </w:trPr>
-        <w:tc>
-          <w:tcPr>
-            <w:tcW w:type="dxa" w:w="1889"/>
-            <w:tcBorders>
-              <w:top w:val="single" w:color="9AA9B8" w:sz="4"/>
-              <w:left w:val="single" w:color="9AA9B8" w:sz="4"/>
-              <w:bottom w:val="single" w:color="9AA9B8" w:sz="4"/>
-              <w:right w:val="single" w:color="9AA9B8" w:sz="4"/>
-            </w:tcBorders>
-            <w:tcMar>
-              <w:top w:type="dxa" w:w="50"/>
-              <w:left w:type="dxa" w:w="90"/>
-              <w:bottom w:type="dxa" w:w="50"/>
-              <w:right w:type="dxa" w:w="90"/>
-            </w:tcMar>
-          </w:tcPr>
-          <w:p>
-            <w:r>
-              <w:rPr>
-                <w:sz w:val="18"/>
-                <w:szCs w:val="18"/>
-              </w:rPr>
-              <w:t xml:space="preserve">Cases &amp; compliance</w:t>
-            </w:r>
-          </w:p>
-        </w:tc>
-        <w:tc>
-          <w:tcPr>
-            <w:tcW w:type="dxa" w:w="839"/>
-            <w:tcBorders>
-              <w:top w:val="single" w:color="9AA9B8" w:sz="4"/>
-              <w:left w:val="single" w:color="9AA9B8" w:sz="4"/>
-              <w:bottom w:val="single" w:color="9AA9B8" w:sz="4"/>
-              <w:right w:val="single" w:color="9AA9B8" w:sz="4"/>
-            </w:tcBorders>
-            <w:tcMar>
-              <w:top w:type="dxa" w:w="50"/>
-              <w:left w:type="dxa" w:w="90"/>
-              <w:bottom w:type="dxa" w:w="50"/>
-              <w:right w:type="dxa" w:w="90"/>
-            </w:tcMar>
-          </w:tcPr>
-          <w:p>
-            <w:r>
-              <w:rPr>
-                <w:sz w:val="18"/>
-                <w:szCs w:val="18"/>
-              </w:rPr>
-              <w:t xml:space="preserve">11</w:t>
-            </w:r>
-          </w:p>
-        </w:tc>
-        <w:tc>
-          <w:tcPr>
-            <w:tcW w:type="dxa" w:w="6298"/>
-            <w:tcBorders>
-              <w:top w:val="single" w:color="9AA9B8" w:sz="4"/>
-              <w:left w:val="single" w:color="9AA9B8" w:sz="4"/>
-              <w:bottom w:val="single" w:color="9AA9B8" w:sz="4"/>
-              <w:right w:val="single" w:color="9AA9B8" w:sz="4"/>
-            </w:tcBorders>
-            <w:tcMar>
-              <w:top w:type="dxa" w:w="50"/>
-              <w:left w:type="dxa" w:w="90"/>
-              <w:bottom w:type="dxa" w:w="50"/>
-              <w:right w:type="dxa" w:w="90"/>
-            </w:tcMar>
-          </w:tcPr>
-          <w:p>
-            <w:r>
-              <w:rPr>
-                <w:sz w:val="18"/>
-                <w:szCs w:val="18"/>
-              </w:rPr>
-              <w:t xml:space="preserve">Restrictions; disputes with reason codes and their resolution (chargeback or reversal); complaints; service requests; alerts; investigations; evidence snapshots; assigning and closing cases</w:t>
-            </w:r>
-          </w:p>
-        </w:tc>
-      </w:tr>
-      <w:tr>
-        <w:trPr>
-          <w:tblHeader w:val="false"/>
-        </w:trPr>
-        <w:tc>
-          <w:tcPr>
-            <w:tcW w:type="dxa" w:w="1889"/>
-            <w:tcBorders>
-              <w:top w:val="single" w:color="9AA9B8" w:sz="4"/>
-              <w:left w:val="single" w:color="9AA9B8" w:sz="4"/>
-              <w:bottom w:val="single" w:color="9AA9B8" w:sz="4"/>
-              <w:right w:val="single" w:color="9AA9B8" w:sz="4"/>
-            </w:tcBorders>
-            <w:tcMar>
-              <w:top w:type="dxa" w:w="50"/>
-              <w:left w:type="dxa" w:w="90"/>
-              <w:bottom w:type="dxa" w:w="50"/>
-              <w:right w:type="dxa" w:w="90"/>
-            </w:tcMar>
-          </w:tcPr>
-          <w:p>
-            <w:r>
-              <w:rPr>
-                <w:sz w:val="18"/>
-                <w:szCs w:val="18"/>
-              </w:rPr>
-              <w:t xml:space="preserve">Lending</w:t>
-            </w:r>
-          </w:p>
-        </w:tc>
-        <w:tc>
-          <w:tcPr>
-            <w:tcW w:type="dxa" w:w="839"/>
-            <w:tcBorders>
-              <w:top w:val="single" w:color="9AA9B8" w:sz="4"/>
-              <w:left w:val="single" w:color="9AA9B8" w:sz="4"/>
-              <w:bottom w:val="single" w:color="9AA9B8" w:sz="4"/>
-              <w:right w:val="single" w:color="9AA9B8" w:sz="4"/>
-            </w:tcBorders>
-            <w:tcMar>
-              <w:top w:type="dxa" w:w="50"/>
-              <w:left w:type="dxa" w:w="90"/>
-              <w:bottom w:type="dxa" w:w="50"/>
-              <w:right w:type="dxa" w:w="90"/>
-            </w:tcMar>
-          </w:tcPr>
-          <w:p>
-            <w:r>
-              <w:rPr>
-                <w:sz w:val="18"/>
-                <w:szCs w:val="18"/>
-              </w:rPr>
-              <w:t xml:space="preserve">9</w:t>
-            </w:r>
-          </w:p>
-        </w:tc>
-        <w:tc>
-          <w:tcPr>
-            <w:tcW w:type="dxa" w:w="6298"/>
-            <w:tcBorders>
-              <w:top w:val="single" w:color="9AA9B8" w:sz="4"/>
-              <w:left w:val="single" w:color="9AA9B8" w:sz="4"/>
-              <w:bottom w:val="single" w:color="9AA9B8" w:sz="4"/>
-              <w:right w:val="single" w:color="9AA9B8" w:sz="4"/>
-            </w:tcBorders>
-            <w:tcMar>
-              <w:top w:type="dxa" w:w="50"/>
-              <w:left w:type="dxa" w:w="90"/>
-              <w:bottom w:type="dxa" w:w="50"/>
-              <w:right w:type="dxa" w:w="90"/>
-            </w:tcMar>
-          </w:tcPr>
-          <w:p>
-            <w:r>
-              <w:rPr>
-                <w:sz w:val="18"/>
-                <w:szCs w:val="18"/>
-              </w:rPr>
-              <w:t xml:space="preserve">Apply, decide with conditions (within delegated limits), attach documents, satisfy conditions, disburse, repay, restructure, settle, record collections contacts</w:t>
-            </w:r>
-          </w:p>
-        </w:tc>
-      </w:tr>
-      <w:tr>
-        <w:trPr>
-          <w:tblHeader w:val="false"/>
-        </w:trPr>
-        <w:tc>
-          <w:tcPr>
-            <w:tcW w:type="dxa" w:w="1889"/>
-            <w:tcBorders>
-              <w:top w:val="single" w:color="9AA9B8" w:sz="4"/>
-              <w:left w:val="single" w:color="9AA9B8" w:sz="4"/>
-              <w:bottom w:val="single" w:color="9AA9B8" w:sz="4"/>
-              <w:right w:val="single" w:color="9AA9B8" w:sz="4"/>
-            </w:tcBorders>
-            <w:tcMar>
-              <w:top w:type="dxa" w:w="50"/>
-              <w:left w:type="dxa" w:w="90"/>
-              <w:bottom w:type="dxa" w:w="50"/>
-              <w:right w:type="dxa" w:w="90"/>
-            </w:tcMar>
-          </w:tcPr>
-          <w:p>
-            <w:r>
-              <w:rPr>
-                <w:sz w:val="18"/>
-                <w:szCs w:val="18"/>
-              </w:rPr>
-              <w:t xml:space="preserve">Organisation</w:t>
-            </w:r>
-          </w:p>
-        </w:tc>
-        <w:tc>
-          <w:tcPr>
-            <w:tcW w:type="dxa" w:w="839"/>
-            <w:tcBorders>
-              <w:top w:val="single" w:color="9AA9B8" w:sz="4"/>
-              <w:left w:val="single" w:color="9AA9B8" w:sz="4"/>
-              <w:bottom w:val="single" w:color="9AA9B8" w:sz="4"/>
-              <w:right w:val="single" w:color="9AA9B8" w:sz="4"/>
-            </w:tcBorders>
-            <w:tcMar>
-              <w:top w:type="dxa" w:w="50"/>
-              <w:left w:type="dxa" w:w="90"/>
-              <w:bottom w:type="dxa" w:w="50"/>
-              <w:right w:type="dxa" w:w="90"/>
-            </w:tcMar>
-          </w:tcPr>
-          <w:p>
-            <w:r>
-              <w:rPr>
-                <w:sz w:val="18"/>
-                <w:szCs w:val="18"/>
-              </w:rPr>
-              <w:t xml:space="preserve">5</w:t>
-            </w:r>
-          </w:p>
-        </w:tc>
-        <w:tc>
-          <w:tcPr>
-            <w:tcW w:type="dxa" w:w="6298"/>
-            <w:tcBorders>
-              <w:top w:val="single" w:color="9AA9B8" w:sz="4"/>
-              <w:left w:val="single" w:color="9AA9B8" w:sz="4"/>
-              <w:bottom w:val="single" w:color="9AA9B8" w:sz="4"/>
-              <w:right w:val="single" w:color="9AA9B8" w:sz="4"/>
-            </w:tcBorders>
-            <w:tcMar>
-              <w:top w:type="dxa" w:w="50"/>
-              <w:left w:type="dxa" w:w="90"/>
-              <w:bottom w:type="dxa" w:w="50"/>
-              <w:right w:type="dxa" w:w="90"/>
-            </w:tcMar>
-          </w:tcPr>
-          <w:p>
-            <w:r>
-              <w:rPr>
-                <w:sz w:val="18"/>
-                <w:szCs w:val="18"/>
-              </w:rPr>
-              <w:t xml:space="preserve">Open and close branches; hire, change role and record exits</w:t>
-            </w:r>
-          </w:p>
-        </w:tc>
-      </w:tr>
-      <w:tr>
-        <w:trPr>
-          <w:tblHeader w:val="false"/>
-        </w:trPr>
-        <w:tc>
-          <w:tcPr>
-            <w:tcW w:type="dxa" w:w="1889"/>
-            <w:tcBorders>
-              <w:top w:val="single" w:color="9AA9B8" w:sz="4"/>
-              <w:left w:val="single" w:color="9AA9B8" w:sz="4"/>
-              <w:bottom w:val="single" w:color="9AA9B8" w:sz="4"/>
-              <w:right w:val="single" w:color="9AA9B8" w:sz="4"/>
-            </w:tcBorders>
-            <w:tcMar>
-              <w:top w:type="dxa" w:w="50"/>
-              <w:left w:type="dxa" w:w="90"/>
-              <w:bottom w:type="dxa" w:w="50"/>
-              <w:right w:type="dxa" w:w="90"/>
-            </w:tcMar>
-          </w:tcPr>
-          <w:p>
-            <w:r>
-              <w:rPr>
-                <w:sz w:val="18"/>
-                <w:szCs w:val="18"/>
-              </w:rPr>
-              <w:t xml:space="preserve">Products</w:t>
-            </w:r>
-          </w:p>
-        </w:tc>
-        <w:tc>
-          <w:tcPr>
-            <w:tcW w:type="dxa" w:w="839"/>
-            <w:tcBorders>
-              <w:top w:val="single" w:color="9AA9B8" w:sz="4"/>
-              <w:left w:val="single" w:color="9AA9B8" w:sz="4"/>
-              <w:bottom w:val="single" w:color="9AA9B8" w:sz="4"/>
-              <w:right w:val="single" w:color="9AA9B8" w:sz="4"/>
-            </w:tcBorders>
-            <w:tcMar>
-              <w:top w:type="dxa" w:w="50"/>
-              <w:left w:type="dxa" w:w="90"/>
-              <w:bottom w:type="dxa" w:w="50"/>
-              <w:right w:type="dxa" w:w="90"/>
-            </w:tcMar>
-          </w:tcPr>
-          <w:p>
-            <w:r>
-              <w:rPr>
-                <w:sz w:val="18"/>
-                <w:szCs w:val="18"/>
-              </w:rPr>
-              <w:t xml:space="preserve">3</w:t>
-            </w:r>
-          </w:p>
-        </w:tc>
-        <w:tc>
-          <w:tcPr>
-            <w:tcW w:type="dxa" w:w="6298"/>
-            <w:tcBorders>
-              <w:top w:val="single" w:color="9AA9B8" w:sz="4"/>
-              <w:left w:val="single" w:color="9AA9B8" w:sz="4"/>
-              <w:bottom w:val="single" w:color="9AA9B8" w:sz="4"/>
-              <w:right w:val="single" w:color="9AA9B8" w:sz="4"/>
-            </w:tcBorders>
-            <w:tcMar>
-              <w:top w:type="dxa" w:w="50"/>
-              <w:left w:type="dxa" w:w="90"/>
-              <w:bottom w:type="dxa" w:w="50"/>
-              <w:right w:type="dxa" w:w="90"/>
-            </w:tcMar>
-          </w:tcPr>
-          <w:p>
-            <w:r>
-              <w:rPr>
-                <w:sz w:val="18"/>
-                <w:szCs w:val="18"/>
-              </w:rPr>
-              <w:t xml:space="preserve">Define products, publish new terms, withdraw from sale</w:t>
-            </w:r>
-          </w:p>
-        </w:tc>
-      </w:tr>
-      <w:tr>
-        <w:trPr>
-          <w:tblHeader w:val="false"/>
-        </w:trPr>
-        <w:tc>
-          <w:tcPr>
-            <w:tcW w:type="dxa" w:w="1889"/>
-            <w:tcBorders>
-              <w:top w:val="single" w:color="9AA9B8" w:sz="4"/>
-              <w:left w:val="single" w:color="9AA9B8" w:sz="4"/>
-              <w:bottom w:val="single" w:color="9AA9B8" w:sz="4"/>
-              <w:right w:val="single" w:color="9AA9B8" w:sz="4"/>
-            </w:tcBorders>
-            <w:tcMar>
-              <w:top w:type="dxa" w:w="50"/>
-              <w:left w:type="dxa" w:w="90"/>
-              <w:bottom w:type="dxa" w:w="50"/>
-              <w:right w:type="dxa" w:w="90"/>
-            </w:tcMar>
-          </w:tcPr>
-          <w:p>
-            <w:r>
-              <w:rPr>
-                <w:sz w:val="18"/>
-                <w:szCs w:val="18"/>
-              </w:rPr>
-              <w:t xml:space="preserve">Records</w:t>
-            </w:r>
-          </w:p>
-        </w:tc>
-        <w:tc>
-          <w:tcPr>
-            <w:tcW w:type="dxa" w:w="839"/>
-            <w:tcBorders>
-              <w:top w:val="single" w:color="9AA9B8" w:sz="4"/>
-              <w:left w:val="single" w:color="9AA9B8" w:sz="4"/>
-              <w:bottom w:val="single" w:color="9AA9B8" w:sz="4"/>
-              <w:right w:val="single" w:color="9AA9B8" w:sz="4"/>
-            </w:tcBorders>
-            <w:tcMar>
-              <w:top w:type="dxa" w:w="50"/>
-              <w:left w:type="dxa" w:w="90"/>
-              <w:bottom w:type="dxa" w:w="50"/>
-              <w:right w:type="dxa" w:w="90"/>
-            </w:tcMar>
-          </w:tcPr>
-          <w:p>
-            <w:r>
-              <w:rPr>
-                <w:sz w:val="18"/>
-                <w:szCs w:val="18"/>
-              </w:rPr>
-              <w:t xml:space="preserve">2</w:t>
-            </w:r>
-          </w:p>
-        </w:tc>
-        <w:tc>
-          <w:tcPr>
-            <w:tcW w:type="dxa" w:w="6298"/>
-            <w:tcBorders>
-              <w:top w:val="single" w:color="9AA9B8" w:sz="4"/>
-              <w:left w:val="single" w:color="9AA9B8" w:sz="4"/>
-              <w:bottom w:val="single" w:color="9AA9B8" w:sz="4"/>
-              <w:right w:val="single" w:color="9AA9B8" w:sz="4"/>
-            </w:tcBorders>
-            <w:tcMar>
-              <w:top w:type="dxa" w:w="50"/>
-              <w:left w:type="dxa" w:w="90"/>
-              <w:bottom w:type="dxa" w:w="50"/>
-              <w:right w:type="dxa" w:w="90"/>
-            </w:tcMar>
-          </w:tcPr>
-          <w:p>
-            <w:r>
-              <w:rPr>
-                <w:sz w:val="18"/>
-                <w:szCs w:val="18"/>
-              </w:rPr>
-              <w:t xml:space="preserve">Archive; request deletion (always refused, with the retention date)</w:t>
-            </w:r>
-          </w:p>
-        </w:tc>
-      </w:tr>
-    </w:tbl>
-    <w:p>
-      <w:pPr>
-        <w:spacing w:after="60"/>
-      </w:pPr>
-    </w:p>
-    <w:p>
-      <w:r>
-        <w:t xml:space="preserve">Two new bank screens answer the brief's remaining scope items. </w:t>
-      </w:r>
-      <w:r>
-        <w:rPr>
-          <w:b/>
-          <w:bCs/>
-        </w:rPr>
-        <w:t xml:space="preserve">Counterparties</w:t>
-      </w:r>
-      <w:r>
-        <w:t xml:space="preserve"> lists merchants, billers and payees with every payment made to or from them (a merchant's page shows each card used and any refund or chargeback). </w:t>
-      </w:r>
-      <w:r>
-        <w:rPr>
-          <w:b/>
-          <w:bCs/>
-        </w:rPr>
-        <w:t xml:space="preserve">Reports</w:t>
-      </w:r>
-      <w:r>
-        <w:t xml:space="preserve"> answers historical questions directly: which mandates a person held for an organisation on a past date, the auditors' approvals-and-authority report (refused for a teller, and itself logged) and everything that happened on a given day. The Class model screen marks abstract classes, lists the methods each subclass must implement, and prints each class's lifecycle. (An earlier version also displayed the diagram images; it was removed because a bank console should not show design documents and because it only worked when the </w:t>
+        <w:t xml:space="preserve">MasterDetailPage</w:t>
+      </w:r>
+      <w:r>
+        <w:t xml:space="preserve"> and </w:t>
       </w:r>
       <w:r>
         <w:rPr>
@@ -29680,11 +30351,24 @@
           <w:sz w:val="19"/>
           <w:szCs w:val="19"/>
         </w:rPr>
-        <w:t xml:space="preserve">docs/</w:t>
-      </w:r>
-      <w:r>
-        <w:t xml:space="preserve"> folder was present. The diagrams are in this report.) </w:t>
-      </w:r>
+        <w:t xml:space="preserve">CustomerView</w:t>
+      </w:r>
+      <w:r>
+        <w:t xml:space="preserve"> follow the same reasoning as the model's hierarchies: every list screen (or every digital-banking screen) shares its layout and behaviour, and only what differs is written in the subclass. </w:t>
+      </w:r>
+      <w:r>
+        <w:rPr>
+          <w:rFonts w:ascii="Consolas" w:cs="Consolas" w:eastAsia="Consolas" w:hAnsi="Consolas"/>
+          <w:sz w:val="19"/>
+          <w:szCs w:val="19"/>
+        </w:rPr>
+        <w:t xml:space="preserve">Chart -&gt; BarChart / ColumnChart / DonutChart</w:t>
+      </w:r>
+      <w:r>
+        <w:t xml:space="preserve"> is a small template: the base class draws the title and the empty state and redraws on resize, and each subclass draws only its own marks.</w:t>
+      </w:r>
+    </w:p>
+    <w:p>
       <w:r>
         <w:rPr>
           <w:rFonts w:ascii="Consolas" w:cs="Consolas" w:eastAsia="Consolas" w:hAnsi="Consolas"/>
@@ -29694,31 +30378,7 @@
         <w:t xml:space="preserve">tools/gui_smoke_test.py</w:t>
       </w:r>
       <w:r>
-        <w:t xml:space="preserve"> drives every guided check, all 80 forms, three stories typed into the forms (onboarding a new customer; the whole financing lifecycle from application to early settlement; a card purchase, merchant refund, dispute and chargeback) and every report, without a person at the keyboard. It fails if anything crashes, an outcome is not the expected one, or the books stop balancing. It runs on GitHub for every push.</w:t>
-      </w:r>
-    </w:p>
-    <w:p>
-      <w:r>
-        <w:rPr>
-          <w:rFonts w:ascii="Consolas" w:cs="Consolas" w:eastAsia="Consolas" w:hAnsi="Consolas"/>
-          <w:sz w:val="19"/>
-          <w:szCs w:val="19"/>
-        </w:rPr>
-        <w:t xml:space="preserve">MasterDetailPage</w:t>
-      </w:r>
-      <w:r>
-        <w:t xml:space="preserve"> is a three-level hierarchy (</w:t>
-      </w:r>
-      <w:r>
-        <w:rPr>
-          <w:rFonts w:ascii="Consolas" w:cs="Consolas" w:eastAsia="Consolas" w:hAnsi="Consolas"/>
-          <w:sz w:val="19"/>
-          <w:szCs w:val="19"/>
-        </w:rPr>
-        <w:t xml:space="preserve">ttk.Frame -&gt; Page -&gt; MasterDetailPage -&gt; CustomersPage</w:t>
-      </w:r>
-      <w:r>
-        <w:t xml:space="preserve">) chosen for the same reason as the model's hierarchies: every list screen shares the same layout and behaviour, and only the columns and the detail rendering differ.</w:t>
+        <w:t xml:space="preserve"> drives every guided check, all 80 forms, three stories typed into the forms (onboarding; the financing lifecycle from application to early settlement; a card purchase, merchant refund, dispute and chargeback), every report, a signed-in teller (who sees only a teller's forms and is recorded automatically) and a digital-banking story (Noor is refused as view-only, Hamza starts a payment that needs a second signatory and switches a card control, Ayesha approves it, a complaint is logged). It runs on GitHub for every push and fails if anything crashes, an outcome is not the expected one, or the books stop balancing.</w:t>
       </w:r>
     </w:p>
     <w:p>
@@ -29727,10 +30387,10 @@
           <w:b/>
           <w:bCs/>
         </w:rPr>
-        <w:t xml:space="preserve">Figure 9. Overview:</w:t>
-      </w:r>
-      <w:r>
-        <w:t xml:space="preserve"> balances, work waiting for action (authorise or release from here), recent audit events, and the books status.</w:t>
+        <w:t xml:space="preserve">Figure 9. Sign in:</w:t>
+      </w:r>
+      <w:r>
+        <w:t xml:space="preserve"> a member of staff for the console, or a customer or company signatory for digital banking.</w:t>
       </w:r>
     </w:p>
     <w:p>
@@ -29784,10 +30444,10 @@
           <w:b/>
           <w:bCs/>
         </w:rPr>
-        <w:t xml:space="preserve">Figure 10. Guided rule checks:</w:t>
-      </w:r>
-      <w:r>
-        <w:t xml:space="preserve"> each runs one real operation and shows the model's answer.</w:t>
+        <w:t xml:space="preserve">Figure 10. Overview, signed in as a compliance analyst:</w:t>
+      </w:r>
+      <w:r>
+        <w:t xml:space="preserve"> tiles, charts, the payments that need attention (release and reject act as the signed-in officer) and the activity feed.</w:t>
       </w:r>
     </w:p>
     <w:p>
@@ -29841,10 +30501,10 @@
           <w:b/>
           <w:bCs/>
         </w:rPr>
-        <w:t xml:space="preserve">Figure 11. A customer with one record and many dated roles:</w:t>
-      </w:r>
-      <w:r>
-        <w:t xml:space="preserve"> capacities, timeline ribbons and the time machine.</w:t>
+        <w:t xml:space="preserve">Figure 11. An operation form for a signed-in relationship manager:</w:t>
+      </w:r>
+      <w:r>
+        <w:t xml:space="preserve"> only her role's forms are listed, and she is recorded as the member of staff without being asked.</w:t>
       </w:r>
     </w:p>
     <w:p>
@@ -29898,10 +30558,10 @@
           <w:b/>
           <w:bCs/>
         </w:rPr>
-        <w:t xml:space="preserve">Figure 12. Card replacement chain:</w:t>
-      </w:r>
-      <w:r>
-        <w:t xml:space="preserve"> every payment on every card in the chain stays searchable.</w:t>
+        <w:t xml:space="preserve">Figure 12. Guided rule checks:</w:t>
+      </w:r>
+      <w:r>
+        <w:t xml:space="preserve"> each runs one real operation and shows the model's answer.</w:t>
       </w:r>
     </w:p>
     <w:p>
@@ -29955,10 +30615,10 @@
           <w:b/>
           <w:bCs/>
         </w:rPr>
-        <w:t xml:space="preserve">Figure 13. Books and audit:</w:t>
-      </w:r>
-      <w:r>
-        <w:t xml:space="preserve"> the trial balance totals zero; the audit log records what changed, who did it and why.</w:t>
+        <w:t xml:space="preserve">Figure 13. One customer, many dated roles:</w:t>
+      </w:r>
+      <w:r>
+        <w:t xml:space="preserve"> capacities, timeline ribbons and the time machine.</w:t>
       </w:r>
     </w:p>
     <w:p>
@@ -30012,21 +30672,10 @@
           <w:b/>
           <w:bCs/>
         </w:rPr>
-        <w:t xml:space="preserve">Figure 14. Class model (teaching section) read from the code at runtime:</w:t>
-      </w:r>
-      <w:r>
-        <w:t xml:space="preserve"> </w:t>
-      </w:r>
-      <w:r>
-        <w:rPr>
-          <w:rFonts w:ascii="Consolas" w:cs="Consolas" w:eastAsia="Consolas" w:hAnsi="Consolas"/>
-          <w:sz w:val="19"/>
-          <w:szCs w:val="19"/>
-        </w:rPr>
-        <w:t xml:space="preserve">CustomerPayment</w:t>
-      </w:r>
-      <w:r>
-        <w:t xml:space="preserve"> is marked abstract, with what it adds, the lifecycle it declares and its subclasses.</w:t>
+        <w:t xml:space="preserve">Figure 14. Card replacement chain:</w:t>
+      </w:r>
+      <w:r>
+        <w:t xml:space="preserve"> every payment on every card in the chain stays searchable.</w:t>
       </w:r>
     </w:p>
     <w:p>
@@ -30080,21 +30729,10 @@
           <w:b/>
           <w:bCs/>
         </w:rPr>
-        <w:t xml:space="preserve">Figure 15. Operation forms:</w:t>
-      </w:r>
-      <w:r>
-        <w:t xml:space="preserve"> 80 forms in ten groups; each lists the permitted staff first and calls one </w:t>
-      </w:r>
-      <w:r>
-        <w:rPr>
-          <w:rFonts w:ascii="Consolas" w:cs="Consolas" w:eastAsia="Consolas" w:hAnsi="Consolas"/>
-          <w:sz w:val="19"/>
-          <w:szCs w:val="19"/>
-        </w:rPr>
-        <w:t xml:space="preserve">Bank</w:t>
-      </w:r>
-      <w:r>
-        <w:t xml:space="preserve"> operation.</w:t>
+        <w:t xml:space="preserve">Figure 15. Books and audit:</w:t>
+      </w:r>
+      <w:r>
+        <w:t xml:space="preserve"> the trial balance totals zero; the audit log records what changed, who did it and why.</w:t>
       </w:r>
     </w:p>
     <w:p>
@@ -30246,6 +30884,245 @@
                   </pic:nvPicPr>
                   <pic:blipFill>
                     <a:blip r:embed="rId34" cstate="none"/>
+                    <a:srcRect/>
+                    <a:stretch>
+                      <a:fillRect/>
+                    </a:stretch>
+                  </pic:blipFill>
+                  <pic:spPr bwMode="auto">
+                    <a:xfrm>
+                      <a:off x="0" y="0"/>
+                      <a:ext cx="5905500" cy="3609975"/>
+                    </a:xfrm>
+                    <a:prstGeom prst="rect">
+                      <a:avLst/>
+                    </a:prstGeom>
+                  </pic:spPr>
+                </pic:pic>
+              </a:graphicData>
+            </a:graphic>
+          </wp:inline>
+        </w:drawing>
+      </w:r>
+    </w:p>
+    <w:p>
+      <w:r>
+        <w:rPr>
+          <w:b/>
+          <w:bCs/>
+        </w:rPr>
+        <w:t xml:space="preserve">Figure 18. Class model (teaching section):</w:t>
+      </w:r>
+      <w:r>
+        <w:t xml:space="preserve"> </w:t>
+      </w:r>
+      <w:r>
+        <w:rPr>
+          <w:rFonts w:ascii="Consolas" w:cs="Consolas" w:eastAsia="Consolas" w:hAnsi="Consolas"/>
+          <w:sz w:val="19"/>
+          <w:szCs w:val="19"/>
+        </w:rPr>
+        <w:t xml:space="preserve">CustomerPayment</w:t>
+      </w:r>
+      <w:r>
+        <w:t xml:space="preserve"> is marked abstract, with what it adds, the lifecycle it declares and its subclasses.</w:t>
+      </w:r>
+    </w:p>
+    <w:p>
+      <w:pPr>
+        <w:jc w:val="center"/>
+      </w:pPr>
+      <w:r>
+        <w:drawing>
+          <wp:inline distT="0" distB="0" distL="0" distR="0">
+            <wp:extent cx="5905500" cy="3609975"/>
+            <wp:effectExtent t="0" r="0" b="0" l="0"/>
+            <wp:docPr id="1" name="" descr="" title=""/>
+            <wp:cNvGraphicFramePr>
+              <a:graphicFrameLocks xmlns:a="http://schemas.openxmlformats.org/drawingml/2006/main" noChangeAspect="1"/>
+            </wp:cNvGraphicFramePr>
+            <a:graphic xmlns:a="http://schemas.openxmlformats.org/drawingml/2006/main">
+              <a:graphicData uri="http://schemas.openxmlformats.org/drawingml/2006/picture">
+                <pic:pic xmlns:pic="http://schemas.openxmlformats.org/drawingml/2006/picture">
+                  <pic:nvPicPr>
+                    <pic:cNvPr id="0" name="" descr=""/>
+                    <pic:cNvPicPr>
+                      <a:picLocks noChangeAspect="1" noChangeArrowheads="1"/>
+                    </pic:cNvPicPr>
+                  </pic:nvPicPr>
+                  <pic:blipFill>
+                    <a:blip r:embed="rId35" cstate="none"/>
+                    <a:srcRect/>
+                    <a:stretch>
+                      <a:fillRect/>
+                    </a:stretch>
+                  </pic:blipFill>
+                  <pic:spPr bwMode="auto">
+                    <a:xfrm>
+                      <a:off x="0" y="0"/>
+                      <a:ext cx="5905500" cy="3609975"/>
+                    </a:xfrm>
+                    <a:prstGeom prst="rect">
+                      <a:avLst/>
+                    </a:prstGeom>
+                  </pic:spPr>
+                </pic:pic>
+              </a:graphicData>
+            </a:graphic>
+          </wp:inline>
+        </w:drawing>
+      </w:r>
+    </w:p>
+    <w:p>
+      <w:r>
+        <w:rPr>
+          <w:b/>
+          <w:bCs/>
+        </w:rPr>
+        <w:t xml:space="preserve">Figure 19. Digital banking, signed in as Hamza:</w:t>
+      </w:r>
+      <w:r>
+        <w:t xml:space="preserve"> the company account he may use, with what his mandate allows, and its recent activity.</w:t>
+      </w:r>
+    </w:p>
+    <w:p>
+      <w:pPr>
+        <w:jc w:val="center"/>
+      </w:pPr>
+      <w:r>
+        <w:drawing>
+          <wp:inline distT="0" distB="0" distL="0" distR="0">
+            <wp:extent cx="5905500" cy="3609975"/>
+            <wp:effectExtent t="0" r="0" b="0" l="0"/>
+            <wp:docPr id="1" name="" descr="" title=""/>
+            <wp:cNvGraphicFramePr>
+              <a:graphicFrameLocks xmlns:a="http://schemas.openxmlformats.org/drawingml/2006/main" noChangeAspect="1"/>
+            </wp:cNvGraphicFramePr>
+            <a:graphic xmlns:a="http://schemas.openxmlformats.org/drawingml/2006/main">
+              <a:graphicData uri="http://schemas.openxmlformats.org/drawingml/2006/picture">
+                <pic:pic xmlns:pic="http://schemas.openxmlformats.org/drawingml/2006/picture">
+                  <pic:nvPicPr>
+                    <pic:cNvPr id="0" name="" descr=""/>
+                    <pic:cNvPicPr>
+                      <a:picLocks noChangeAspect="1" noChangeArrowheads="1"/>
+                    </pic:cNvPicPr>
+                  </pic:nvPicPr>
+                  <pic:blipFill>
+                    <a:blip r:embed="rId36" cstate="none"/>
+                    <a:srcRect/>
+                    <a:stretch>
+                      <a:fillRect/>
+                    </a:stretch>
+                  </pic:blipFill>
+                  <pic:spPr bwMode="auto">
+                    <a:xfrm>
+                      <a:off x="0" y="0"/>
+                      <a:ext cx="5905500" cy="3609975"/>
+                    </a:xfrm>
+                    <a:prstGeom prst="rect">
+                      <a:avLst/>
+                    </a:prstGeom>
+                  </pic:spPr>
+                </pic:pic>
+              </a:graphicData>
+            </a:graphic>
+          </wp:inline>
+        </w:drawing>
+      </w:r>
+    </w:p>
+    <w:p>
+      <w:r>
+        <w:rPr>
+          <w:b/>
+          <w:bCs/>
+        </w:rPr>
+        <w:t xml:space="preserve">Figure 20. My cards:</w:t>
+      </w:r>
+      <w:r>
+        <w:t xml:space="preserve"> the card, its controls (switched on and off by the cardholder) and every payment across the replacement chain, with a dispute button.</w:t>
+      </w:r>
+    </w:p>
+    <w:p>
+      <w:pPr>
+        <w:jc w:val="center"/>
+      </w:pPr>
+      <w:r>
+        <w:drawing>
+          <wp:inline distT="0" distB="0" distL="0" distR="0">
+            <wp:extent cx="5905500" cy="3609975"/>
+            <wp:effectExtent t="0" r="0" b="0" l="0"/>
+            <wp:docPr id="1" name="" descr="" title=""/>
+            <wp:cNvGraphicFramePr>
+              <a:graphicFrameLocks xmlns:a="http://schemas.openxmlformats.org/drawingml/2006/main" noChangeAspect="1"/>
+            </wp:cNvGraphicFramePr>
+            <a:graphic xmlns:a="http://schemas.openxmlformats.org/drawingml/2006/main">
+              <a:graphicData uri="http://schemas.openxmlformats.org/drawingml/2006/picture">
+                <pic:pic xmlns:pic="http://schemas.openxmlformats.org/drawingml/2006/picture">
+                  <pic:nvPicPr>
+                    <pic:cNvPr id="0" name="" descr=""/>
+                    <pic:cNvPicPr>
+                      <a:picLocks noChangeAspect="1" noChangeArrowheads="1"/>
+                    </pic:cNvPicPr>
+                  </pic:nvPicPr>
+                  <pic:blipFill>
+                    <a:blip r:embed="rId37" cstate="none"/>
+                    <a:srcRect/>
+                    <a:stretch>
+                      <a:fillRect/>
+                    </a:stretch>
+                  </pic:blipFill>
+                  <pic:spPr bwMode="auto">
+                    <a:xfrm>
+                      <a:off x="0" y="0"/>
+                      <a:ext cx="5905500" cy="3609975"/>
+                    </a:xfrm>
+                    <a:prstGeom prst="rect">
+                      <a:avLst/>
+                    </a:prstGeom>
+                  </pic:spPr>
+                </pic:pic>
+              </a:graphicData>
+            </a:graphic>
+          </wp:inline>
+        </w:drawing>
+      </w:r>
+    </w:p>
+    <w:p>
+      <w:r>
+        <w:rPr>
+          <w:b/>
+          <w:bCs/>
+        </w:rPr>
+        <w:t xml:space="preserve">Figure 21. Approvals, signed in as Ayesha:</w:t>
+      </w:r>
+      <w:r>
+        <w:t xml:space="preserve"> Hamza's PKR 1,200,000 payment waits for her as the second signatory; the model refuses Hamza approving his own.</w:t>
+      </w:r>
+    </w:p>
+    <w:p>
+      <w:pPr>
+        <w:jc w:val="center"/>
+      </w:pPr>
+      <w:r>
+        <w:drawing>
+          <wp:inline distT="0" distB="0" distL="0" distR="0">
+            <wp:extent cx="5905500" cy="3609975"/>
+            <wp:effectExtent t="0" r="0" b="0" l="0"/>
+            <wp:docPr id="1" name="" descr="" title=""/>
+            <wp:cNvGraphicFramePr>
+              <a:graphicFrameLocks xmlns:a="http://schemas.openxmlformats.org/drawingml/2006/main" noChangeAspect="1"/>
+            </wp:cNvGraphicFramePr>
+            <a:graphic xmlns:a="http://schemas.openxmlformats.org/drawingml/2006/main">
+              <a:graphicData uri="http://schemas.openxmlformats.org/drawingml/2006/picture">
+                <pic:pic xmlns:pic="http://schemas.openxmlformats.org/drawingml/2006/picture">
+                  <pic:nvPicPr>
+                    <pic:cNvPr id="0" name="" descr=""/>
+                    <pic:cNvPicPr>
+                      <a:picLocks noChangeAspect="1" noChangeArrowheads="1"/>
+                    </pic:cNvPicPr>
+                  </pic:nvPicPr>
+                  <pic:blipFill>
+                    <a:blip r:embed="rId38" cstate="none"/>
                     <a:srcRect/>
                     <a:stretch>
                       <a:fillRect/>

--- a/docs/Design_Report.docx
+++ b/docs/Design_Report.docx
@@ -27489,7 +27489,7 @@
         <w:t xml:space="preserve">Designed to be read.</w:t>
       </w:r>
       <w:r>
-        <w:t xml:space="preserve"> Status and role codes are shown in plain words ("Awaiting 2nd signatory", "Relationship manager") while the model keeps its exact codes. Tables size their columns to their content. The sidebar uses line icons drawn from canvas shapes, so the program needs no image files and looks the same on Windows, macOS and Linux. The Overview has three charts (largest depositors, customer payments per month, payment outcomes), a queue of payments that need attention with the actions to clear them, and an activity feed written as sentences ("Hamza Sheikh paid by card CRD-TX-011").</w:t>
+        <w:t xml:space="preserve"> Status and role codes are shown in plain words ("Awaiting 2nd signatory", "Relationship manager") while the model keeps its exact codes. A record's status history is drawn as a row of coloured steps, each with the date it began (green: in good standing; red: refused or blocked; amber: waiting on someone; blue: in progress; grey: finished and kept for history), so "Active 20 Feb 2026 -&gt; Blocked (stolen) 10 Mar 2026 -&gt; Destroyed 12 Mar 2026" reads at a glance. Tables size their columns to their content, amounts are right-aligned, and the tables inside a record's details re-fit when the window or the divider is resized. A statement opens in its own window and is itself logged. The sidebar uses line icons drawn from canvas shapes, so the program needs no image files and looks the same on Windows, macOS and Linux. The Overview has three charts (largest depositors, customer payments per month, payment outcomes), a queue of payments that need attention with the actions to clear them, and an activity feed written as sentences ("Hamza Sheikh paid by card CRD-TX-011").</w:t>
       </w:r>
     </w:p>
     <w:p>
@@ -30378,7 +30378,7 @@
         <w:t xml:space="preserve">tools/gui_smoke_test.py</w:t>
       </w:r>
       <w:r>
-        <w:t xml:space="preserve"> drives every guided check, all 80 forms, three stories typed into the forms (onboarding; the financing lifecycle from application to early settlement; a card purchase, merchant refund, dispute and chargeback), every report, a signed-in teller (who sees only a teller's forms and is recorded automatically) and a digital-banking story (Noor is refused as view-only, Hamza starts a payment that needs a second signatory and switches a card control, Ayesha approves it, a complaint is logged). It runs on GitHub for every push and fails if anything crashes, an outcome is not the expected one, or the books stop balancing.</w:t>
+        <w:t xml:space="preserve"> drives every guided check, all 80 forms, three stories typed into the forms (onboarding; the financing lifecycle from application to early settlement; a card purchase, merchant refund, dispute and chargeback), every report, a signed-in teller (who sees only a teller's forms and is recorded automatically) and a digital-banking story (Noor is refused as view-only, Hamza starts a payment that needs a second signatory and switches a card control, Ayesha approves it, a complaint is logged, a statement is produced and shown). It runs on GitHub for every push and fails if anything crashes, an outcome is not the expected one, or the books stop balancing.</w:t>
       </w:r>
     </w:p>
     <w:p>

--- a/docs/Design_Report.docx
+++ b/docs/Design_Report.docx
@@ -133,7 +133,7 @@
                 <w:sz w:val="18"/>
                 <w:szCs w:val="18"/>
               </w:rPr>
-              <w:t xml:space="preserve">______________________________</w:t>
+              <w:t xml:space="preserve">Khizar Rizwan and Bilal Nadeem</w:t>
             </w:r>
           </w:p>
         </w:tc>
@@ -164,7 +164,7 @@
                 <w:sz w:val="18"/>
                 <w:szCs w:val="18"/>
               </w:rPr>
-              <w:t xml:space="preserve">Roll number</w:t>
+              <w:t xml:space="preserve">Roll numbers</w:t>
             </w:r>
           </w:p>
         </w:tc>

--- a/docs/Design_Report.docx
+++ b/docs/Design_Report.docx
@@ -35,8 +35,8 @@
         </w:tblBorders>
       </w:tblPr>
       <w:tblGrid>
-        <w:gridCol w:w="3716"/>
-        <w:gridCol w:w="5310"/>
+        <w:gridCol w:w="2340"/>
+        <w:gridCol w:w="6686"/>
       </w:tblGrid>
       <w:tr>
         <w:trPr>
@@ -44,7 +44,7 @@
         </w:trPr>
         <w:tc>
           <w:tcPr>
-            <w:tcW w:type="dxa" w:w="3716"/>
+            <w:tcW w:type="dxa" w:w="2340"/>
             <w:tcBorders>
               <w:top w:val="single" w:color="9AA9B8" w:sz="4"/>
               <w:left w:val="single" w:color="9AA9B8" w:sz="4"/>
@@ -63,7 +63,7 @@
         </w:tc>
         <w:tc>
           <w:tcPr>
-            <w:tcW w:type="dxa" w:w="5310"/>
+            <w:tcW w:type="dxa" w:w="6686"/>
             <w:tcBorders>
               <w:top w:val="single" w:color="9AA9B8" w:sz="4"/>
               <w:left w:val="single" w:color="9AA9B8" w:sz="4"/>
@@ -87,7 +87,7 @@
         </w:trPr>
         <w:tc>
           <w:tcPr>
-            <w:tcW w:type="dxa" w:w="3716"/>
+            <w:tcW w:type="dxa" w:w="2340"/>
             <w:tcBorders>
               <w:top w:val="single" w:color="9AA9B8" w:sz="4"/>
               <w:left w:val="single" w:color="9AA9B8" w:sz="4"/>
@@ -113,27 +113,27 @@
         </w:tc>
         <w:tc>
           <w:tcPr>
-            <w:tcW w:type="dxa" w:w="5310"/>
-            <w:tcBorders>
-              <w:top w:val="single" w:color="9AA9B8" w:sz="4"/>
-              <w:left w:val="single" w:color="9AA9B8" w:sz="4"/>
-              <w:bottom w:val="single" w:color="9AA9B8" w:sz="4"/>
-              <w:right w:val="single" w:color="9AA9B8" w:sz="4"/>
-            </w:tcBorders>
-            <w:tcMar>
-              <w:top w:type="dxa" w:w="50"/>
-              <w:left w:type="dxa" w:w="90"/>
-              <w:bottom w:type="dxa" w:w="50"/>
-              <w:right w:type="dxa" w:w="90"/>
-            </w:tcMar>
-          </w:tcPr>
-          <w:p>
-            <w:r>
-              <w:rPr>
-                <w:sz w:val="18"/>
-                <w:szCs w:val="18"/>
-              </w:rPr>
-              <w:t xml:space="preserve">Khizar Rizwan and Bilal Nadeem</w:t>
+            <w:tcW w:type="dxa" w:w="6686"/>
+            <w:tcBorders>
+              <w:top w:val="single" w:color="9AA9B8" w:sz="4"/>
+              <w:left w:val="single" w:color="9AA9B8" w:sz="4"/>
+              <w:bottom w:val="single" w:color="9AA9B8" w:sz="4"/>
+              <w:right w:val="single" w:color="9AA9B8" w:sz="4"/>
+            </w:tcBorders>
+            <w:tcMar>
+              <w:top w:type="dxa" w:w="50"/>
+              <w:left w:type="dxa" w:w="90"/>
+              <w:bottom w:type="dxa" w:w="50"/>
+              <w:right w:type="dxa" w:w="90"/>
+            </w:tcMar>
+          </w:tcPr>
+          <w:p>
+            <w:r>
+              <w:rPr>
+                <w:sz w:val="18"/>
+                <w:szCs w:val="18"/>
+              </w:rPr>
+              <w:t xml:space="preserve">Khizar Rizwan</w:t>
             </w:r>
           </w:p>
         </w:tc>
@@ -144,33 +144,33 @@
         </w:trPr>
         <w:tc>
           <w:tcPr>
-            <w:tcW w:type="dxa" w:w="3716"/>
-            <w:tcBorders>
-              <w:top w:val="single" w:color="9AA9B8" w:sz="4"/>
-              <w:left w:val="single" w:color="9AA9B8" w:sz="4"/>
-              <w:bottom w:val="single" w:color="9AA9B8" w:sz="4"/>
-              <w:right w:val="single" w:color="9AA9B8" w:sz="4"/>
-            </w:tcBorders>
-            <w:tcMar>
-              <w:top w:type="dxa" w:w="50"/>
-              <w:left w:type="dxa" w:w="90"/>
-              <w:bottom w:type="dxa" w:w="50"/>
-              <w:right w:type="dxa" w:w="90"/>
-            </w:tcMar>
-          </w:tcPr>
-          <w:p>
-            <w:r>
-              <w:rPr>
-                <w:sz w:val="18"/>
-                <w:szCs w:val="18"/>
-              </w:rPr>
-              <w:t xml:space="preserve">Roll numbers</w:t>
-            </w:r>
-          </w:p>
-        </w:tc>
-        <w:tc>
-          <w:tcPr>
-            <w:tcW w:type="dxa" w:w="5310"/>
+            <w:tcW w:type="dxa" w:w="2340"/>
+            <w:tcBorders>
+              <w:top w:val="single" w:color="9AA9B8" w:sz="4"/>
+              <w:left w:val="single" w:color="9AA9B8" w:sz="4"/>
+              <w:bottom w:val="single" w:color="9AA9B8" w:sz="4"/>
+              <w:right w:val="single" w:color="9AA9B8" w:sz="4"/>
+            </w:tcBorders>
+            <w:tcMar>
+              <w:top w:type="dxa" w:w="50"/>
+              <w:left w:type="dxa" w:w="90"/>
+              <w:bottom w:type="dxa" w:w="50"/>
+              <w:right w:type="dxa" w:w="90"/>
+            </w:tcMar>
+          </w:tcPr>
+          <w:p>
+            <w:r>
+              <w:rPr>
+                <w:sz w:val="18"/>
+                <w:szCs w:val="18"/>
+              </w:rPr>
+              <w:t xml:space="preserve">Roll number</w:t>
+            </w:r>
+          </w:p>
+        </w:tc>
+        <w:tc>
+          <w:tcPr>
+            <w:tcW w:type="dxa" w:w="6686"/>
             <w:tcBorders>
               <w:top w:val="single" w:color="9AA9B8" w:sz="4"/>
               <w:left w:val="single" w:color="9AA9B8" w:sz="4"/>
@@ -201,7 +201,7 @@
         </w:trPr>
         <w:tc>
           <w:tcPr>
-            <w:tcW w:type="dxa" w:w="3716"/>
+            <w:tcW w:type="dxa" w:w="2340"/>
             <w:tcBorders>
               <w:top w:val="single" w:color="9AA9B8" w:sz="4"/>
               <w:left w:val="single" w:color="9AA9B8" w:sz="4"/>
@@ -227,27 +227,27 @@
         </w:tc>
         <w:tc>
           <w:tcPr>
-            <w:tcW w:type="dxa" w:w="5310"/>
-            <w:tcBorders>
-              <w:top w:val="single" w:color="9AA9B8" w:sz="4"/>
-              <w:left w:val="single" w:color="9AA9B8" w:sz="4"/>
-              <w:bottom w:val="single" w:color="9AA9B8" w:sz="4"/>
-              <w:right w:val="single" w:color="9AA9B8" w:sz="4"/>
-            </w:tcBorders>
-            <w:tcMar>
-              <w:top w:type="dxa" w:w="50"/>
-              <w:left w:type="dxa" w:w="90"/>
-              <w:bottom w:type="dxa" w:w="50"/>
-              <w:right w:type="dxa" w:w="90"/>
-            </w:tcMar>
-          </w:tcPr>
-          <w:p>
-            <w:r>
-              <w:rPr>
-                <w:sz w:val="18"/>
-                <w:szCs w:val="18"/>
-              </w:rPr>
-              <w:t xml:space="preserve">______________________________</w:t>
+            <w:tcW w:type="dxa" w:w="6686"/>
+            <w:tcBorders>
+              <w:top w:val="single" w:color="9AA9B8" w:sz="4"/>
+              <w:left w:val="single" w:color="9AA9B8" w:sz="4"/>
+              <w:bottom w:val="single" w:color="9AA9B8" w:sz="4"/>
+              <w:right w:val="single" w:color="9AA9B8" w:sz="4"/>
+            </w:tcBorders>
+            <w:tcMar>
+              <w:top w:type="dxa" w:w="50"/>
+              <w:left w:type="dxa" w:w="90"/>
+              <w:bottom w:type="dxa" w:w="50"/>
+              <w:right w:type="dxa" w:w="90"/>
+            </w:tcMar>
+          </w:tcPr>
+          <w:p>
+            <w:r>
+              <w:rPr>
+                <w:sz w:val="18"/>
+                <w:szCs w:val="18"/>
+              </w:rPr>
+              <w:t xml:space="preserve">CS2012 Introduction to Object-Oriented Programming, FAST-NUCES Lahore; Bilal Nadeem</w:t>
             </w:r>
           </w:p>
         </w:tc>

--- a/docs/Design_Report.docx
+++ b/docs/Design_Report.docx
@@ -190,7 +190,7 @@
                 <w:sz w:val="18"/>
                 <w:szCs w:val="18"/>
               </w:rPr>
-              <w:t xml:space="preserve">______________________________</w:t>
+              <w:t xml:space="preserve">25L-5668</w:t>
             </w:r>
           </w:p>
         </w:tc>

--- a/docs/Design_Report.docx
+++ b/docs/Design_Report.docx
@@ -27498,7 +27498,7 @@
           <w:b/>
           <w:bCs/>
         </w:rPr>
-        <w:t xml:space="preserve">Fourteen console screens in two sections.</w:t>
+        <w:t xml:space="preserve">Fifteen console screens in two sections.</w:t>
       </w:r>
       <w:r>
         <w:t xml:space="preserve"> </w:t>
@@ -27511,7 +27511,7 @@
         <w:t xml:space="preserve">Bank</w:t>
       </w:r>
       <w:r>
-        <w:t xml:space="preserve"> (12 screens) is what staff would use. </w:t>
+        <w:t xml:space="preserve"> (13 screens, including the Assistant described in section 11.1) is what staff would use. </w:t>
       </w:r>
       <w:r>
         <w:rPr>
@@ -30164,6 +30164,91 @@
                 <w:szCs w:val="18"/>
               </w:rPr>
               <w:t xml:space="preserve">Validity periods as ribbons; icon badge; initials</w:t>
+            </w:r>
+          </w:p>
+        </w:tc>
+      </w:tr>
+      <w:tr>
+        <w:trPr>
+          <w:tblHeader w:val="false"/>
+        </w:trPr>
+        <w:tc>
+          <w:tcPr>
+            <w:tcW w:type="dxa" w:w="3924"/>
+            <w:tcBorders>
+              <w:top w:val="single" w:color="9AA9B8" w:sz="4"/>
+              <w:left w:val="single" w:color="9AA9B8" w:sz="4"/>
+              <w:bottom w:val="single" w:color="9AA9B8" w:sz="4"/>
+              <w:right w:val="single" w:color="9AA9B8" w:sz="4"/>
+            </w:tcBorders>
+            <w:tcMar>
+              <w:top w:type="dxa" w:w="50"/>
+              <w:left w:type="dxa" w:w="90"/>
+              <w:bottom w:type="dxa" w:w="50"/>
+              <w:right w:type="dxa" w:w="90"/>
+            </w:tcMar>
+          </w:tcPr>
+          <w:p>
+            <w:r>
+              <w:rPr>
+                <w:rFonts w:ascii="Consolas" w:cs="Consolas" w:eastAsia="Consolas" w:hAnsi="Consolas"/>
+                <w:sz w:val="18"/>
+                <w:szCs w:val="18"/>
+              </w:rPr>
+              <w:t xml:space="preserve">AssistantPage</w:t>
+            </w:r>
+          </w:p>
+        </w:tc>
+        <w:tc>
+          <w:tcPr>
+            <w:tcW w:type="dxa" w:w="1177"/>
+            <w:tcBorders>
+              <w:top w:val="single" w:color="9AA9B8" w:sz="4"/>
+              <w:left w:val="single" w:color="9AA9B8" w:sz="4"/>
+              <w:bottom w:val="single" w:color="9AA9B8" w:sz="4"/>
+              <w:right w:val="single" w:color="9AA9B8" w:sz="4"/>
+            </w:tcBorders>
+            <w:tcMar>
+              <w:top w:type="dxa" w:w="50"/>
+              <w:left w:type="dxa" w:w="90"/>
+              <w:bottom w:type="dxa" w:w="50"/>
+              <w:right w:type="dxa" w:w="90"/>
+            </w:tcMar>
+          </w:tcPr>
+          <w:p>
+            <w:r>
+              <w:rPr>
+                <w:rFonts w:ascii="Consolas" w:cs="Consolas" w:eastAsia="Consolas" w:hAnsi="Consolas"/>
+                <w:sz w:val="18"/>
+                <w:szCs w:val="18"/>
+              </w:rPr>
+              <w:t xml:space="preserve">Page</w:t>
+            </w:r>
+          </w:p>
+        </w:tc>
+        <w:tc>
+          <w:tcPr>
+            <w:tcW w:type="dxa" w:w="3925"/>
+            <w:tcBorders>
+              <w:top w:val="single" w:color="9AA9B8" w:sz="4"/>
+              <w:left w:val="single" w:color="9AA9B8" w:sz="4"/>
+              <w:bottom w:val="single" w:color="9AA9B8" w:sz="4"/>
+              <w:right w:val="single" w:color="9AA9B8" w:sz="4"/>
+            </w:tcBorders>
+            <w:tcMar>
+              <w:top w:type="dxa" w:w="50"/>
+              <w:left w:type="dxa" w:w="90"/>
+              <w:bottom w:type="dxa" w:w="50"/>
+              <w:right w:type="dxa" w:w="90"/>
+            </w:tcMar>
+          </w:tcPr>
+          <w:p>
+            <w:r>
+              <w:rPr>
+                <w:sz w:val="18"/>
+                <w:szCs w:val="18"/>
+              </w:rPr>
+              <w:t xml:space="preserve">The assistant screen: conversation, suggestions, and "open the filled form"</w:t>
             </w:r>
           </w:p>
         </w:tc>
@@ -31123,6 +31208,758 @@
                   </pic:nvPicPr>
                   <pic:blipFill>
                     <a:blip r:embed="rId38" cstate="none"/>
+                    <a:srcRect/>
+                    <a:stretch>
+                      <a:fillRect/>
+                    </a:stretch>
+                  </pic:blipFill>
+                  <pic:spPr bwMode="auto">
+                    <a:xfrm>
+                      <a:off x="0" y="0"/>
+                      <a:ext cx="5905500" cy="3609975"/>
+                    </a:xfrm>
+                    <a:prstGeom prst="rect">
+                      <a:avLst/>
+                    </a:prstGeom>
+                  </pic:spPr>
+                </pic:pic>
+              </a:graphicData>
+            </a:graphic>
+          </wp:inline>
+        </w:drawing>
+      </w:r>
+    </w:p>
+    <w:p>
+      <w:pPr>
+        <w:pStyle w:val="Heading2"/>
+      </w:pPr>
+      <w:r>
+        <w:t xml:space="preserve">11.1 AI assistant (optional automation)</w:t>
+      </w:r>
+    </w:p>
+    <w:p>
+      <w:r>
+        <w:rPr>
+          <w:rFonts w:ascii="Consolas" w:cs="Consolas" w:eastAsia="Consolas" w:hAnsi="Consolas"/>
+          <w:sz w:val="19"/>
+          <w:szCs w:val="19"/>
+        </w:rPr>
+        <w:t xml:space="preserve">banking_assistant.py</w:t>
+      </w:r>
+      <w:r>
+        <w:t xml:space="preserve"> adds an assistant to the console (and to the terminal). A member of staff asks about a record in plain words, or asks for an operation, and the assistant answers from the bank's own records or prepares the form. It is optional: the project runs without it, and without an internet connection.</w:t>
+      </w:r>
+    </w:p>
+    <w:p>
+      <w:r>
+        <w:rPr>
+          <w:b/>
+          <w:bCs/>
+        </w:rPr>
+        <w:t xml:space="preserve">Designed as a hierarchy, for the same reasons as the model.</w:t>
+      </w:r>
+    </w:p>
+    <w:tbl>
+      <w:tblPr>
+        <w:tblW w:type="dxa" w:w="9026"/>
+        <w:tblBorders>
+          <w:top w:val="single" w:color="auto" w:sz="4"/>
+          <w:left w:val="single" w:color="auto" w:sz="4"/>
+          <w:bottom w:val="single" w:color="auto" w:sz="4"/>
+          <w:right w:val="single" w:color="auto" w:sz="4"/>
+          <w:insideH w:val="single" w:color="auto" w:sz="4"/>
+          <w:insideV w:val="single" w:color="auto" w:sz="4"/>
+        </w:tblBorders>
+      </w:tblPr>
+      <w:tblGrid>
+        <w:gridCol w:w="1692"/>
+        <w:gridCol w:w="1692"/>
+        <w:gridCol w:w="5642"/>
+      </w:tblGrid>
+      <w:tr>
+        <w:trPr>
+          <w:tblHeader/>
+        </w:trPr>
+        <w:tc>
+          <w:tcPr>
+            <w:tcW w:type="dxa" w:w="1692"/>
+            <w:tcBorders>
+              <w:top w:val="single" w:color="9AA9B8" w:sz="4"/>
+              <w:left w:val="single" w:color="9AA9B8" w:sz="4"/>
+              <w:bottom w:val="single" w:color="9AA9B8" w:sz="4"/>
+              <w:right w:val="single" w:color="9AA9B8" w:sz="4"/>
+            </w:tcBorders>
+            <w:shd w:fill="DDE7F0" w:color="auto" w:val="clear"/>
+            <w:tcMar>
+              <w:top w:type="dxa" w:w="50"/>
+              <w:left w:type="dxa" w:w="90"/>
+              <w:bottom w:type="dxa" w:w="50"/>
+              <w:right w:type="dxa" w:w="90"/>
+            </w:tcMar>
+          </w:tcPr>
+          <w:p>
+            <w:r>
+              <w:rPr>
+                <w:b/>
+                <w:bCs/>
+                <w:sz w:val="18"/>
+                <w:szCs w:val="18"/>
+              </w:rPr>
+              <w:t xml:space="preserve">Class</w:t>
+            </w:r>
+          </w:p>
+        </w:tc>
+        <w:tc>
+          <w:tcPr>
+            <w:tcW w:type="dxa" w:w="1692"/>
+            <w:tcBorders>
+              <w:top w:val="single" w:color="9AA9B8" w:sz="4"/>
+              <w:left w:val="single" w:color="9AA9B8" w:sz="4"/>
+              <w:bottom w:val="single" w:color="9AA9B8" w:sz="4"/>
+              <w:right w:val="single" w:color="9AA9B8" w:sz="4"/>
+            </w:tcBorders>
+            <w:shd w:fill="DDE7F0" w:color="auto" w:val="clear"/>
+            <w:tcMar>
+              <w:top w:type="dxa" w:w="50"/>
+              <w:left w:type="dxa" w:w="90"/>
+              <w:bottom w:type="dxa" w:w="50"/>
+              <w:right w:type="dxa" w:w="90"/>
+            </w:tcMar>
+          </w:tcPr>
+          <w:p>
+            <w:r>
+              <w:rPr>
+                <w:b/>
+                <w:bCs/>
+                <w:sz w:val="18"/>
+                <w:szCs w:val="18"/>
+              </w:rPr>
+              <w:t xml:space="preserve">Inherits from</w:t>
+            </w:r>
+          </w:p>
+        </w:tc>
+        <w:tc>
+          <w:tcPr>
+            <w:tcW w:type="dxa" w:w="5642"/>
+            <w:tcBorders>
+              <w:top w:val="single" w:color="9AA9B8" w:sz="4"/>
+              <w:left w:val="single" w:color="9AA9B8" w:sz="4"/>
+              <w:bottom w:val="single" w:color="9AA9B8" w:sz="4"/>
+              <w:right w:val="single" w:color="9AA9B8" w:sz="4"/>
+            </w:tcBorders>
+            <w:shd w:fill="DDE7F0" w:color="auto" w:val="clear"/>
+            <w:tcMar>
+              <w:top w:type="dxa" w:w="50"/>
+              <w:left w:type="dxa" w:w="90"/>
+              <w:bottom w:type="dxa" w:w="50"/>
+              <w:right w:type="dxa" w:w="90"/>
+            </w:tcMar>
+          </w:tcPr>
+          <w:p>
+            <w:r>
+              <w:rPr>
+                <w:b/>
+                <w:bCs/>
+                <w:sz w:val="18"/>
+                <w:szCs w:val="18"/>
+              </w:rPr>
+              <w:t xml:space="preserve">What the level adds</w:t>
+            </w:r>
+          </w:p>
+        </w:tc>
+      </w:tr>
+      <w:tr>
+        <w:trPr>
+          <w:tblHeader w:val="false"/>
+        </w:trPr>
+        <w:tc>
+          <w:tcPr>
+            <w:tcW w:type="dxa" w:w="1692"/>
+            <w:tcBorders>
+              <w:top w:val="single" w:color="9AA9B8" w:sz="4"/>
+              <w:left w:val="single" w:color="9AA9B8" w:sz="4"/>
+              <w:bottom w:val="single" w:color="9AA9B8" w:sz="4"/>
+              <w:right w:val="single" w:color="9AA9B8" w:sz="4"/>
+            </w:tcBorders>
+            <w:tcMar>
+              <w:top w:type="dxa" w:w="50"/>
+              <w:left w:type="dxa" w:w="90"/>
+              <w:bottom w:type="dxa" w:w="50"/>
+              <w:right w:type="dxa" w:w="90"/>
+            </w:tcMar>
+          </w:tcPr>
+          <w:p>
+            <w:r>
+              <w:rPr>
+                <w:rFonts w:ascii="Consolas" w:cs="Consolas" w:eastAsia="Consolas" w:hAnsi="Consolas"/>
+                <w:sz w:val="18"/>
+                <w:szCs w:val="18"/>
+              </w:rPr>
+              <w:t xml:space="preserve">Assistant</w:t>
+            </w:r>
+          </w:p>
+        </w:tc>
+        <w:tc>
+          <w:tcPr>
+            <w:tcW w:type="dxa" w:w="1692"/>
+            <w:tcBorders>
+              <w:top w:val="single" w:color="9AA9B8" w:sz="4"/>
+              <w:left w:val="single" w:color="9AA9B8" w:sz="4"/>
+              <w:bottom w:val="single" w:color="9AA9B8" w:sz="4"/>
+              <w:right w:val="single" w:color="9AA9B8" w:sz="4"/>
+            </w:tcBorders>
+            <w:tcMar>
+              <w:top w:type="dxa" w:w="50"/>
+              <w:left w:type="dxa" w:w="90"/>
+              <w:bottom w:type="dxa" w:w="50"/>
+              <w:right w:type="dxa" w:w="90"/>
+            </w:tcMar>
+          </w:tcPr>
+          <w:p>
+            <w:r>
+              <w:rPr>
+                <w:sz w:val="18"/>
+                <w:szCs w:val="18"/>
+              </w:rPr>
+              <w:t xml:space="preserve">(abstract)</w:t>
+            </w:r>
+          </w:p>
+        </w:tc>
+        <w:tc>
+          <w:tcPr>
+            <w:tcW w:type="dxa" w:w="5642"/>
+            <w:tcBorders>
+              <w:top w:val="single" w:color="9AA9B8" w:sz="4"/>
+              <w:left w:val="single" w:color="9AA9B8" w:sz="4"/>
+              <w:bottom w:val="single" w:color="9AA9B8" w:sz="4"/>
+              <w:right w:val="single" w:color="9AA9B8" w:sz="4"/>
+            </w:tcBorders>
+            <w:tcMar>
+              <w:top w:type="dxa" w:w="50"/>
+              <w:left w:type="dxa" w:w="90"/>
+              <w:bottom w:type="dxa" w:w="50"/>
+              <w:right w:type="dxa" w:w="90"/>
+            </w:tcMar>
+          </w:tcPr>
+          <w:p>
+            <w:r>
+              <w:rPr>
+                <w:sz w:val="18"/>
+                <w:szCs w:val="18"/>
+              </w:rPr>
+              <w:t xml:space="preserve">The conversation, kept in order and never overwritten (</w:t>
+            </w:r>
+            <w:r>
+              <w:rPr>
+                <w:rFonts w:ascii="Consolas" w:cs="Consolas" w:eastAsia="Consolas" w:hAnsi="Consolas"/>
+                <w:sz w:val="18"/>
+                <w:szCs w:val="18"/>
+              </w:rPr>
+              <w:t xml:space="preserve">Exchange</w:t>
+            </w:r>
+            <w:r>
+              <w:rPr>
+                <w:sz w:val="18"/>
+                <w:szCs w:val="18"/>
+              </w:rPr>
+              <w:t xml:space="preserve">); retrieval of the records a question names, by reference number or name, described through the model's own methods (</w:t>
+            </w:r>
+            <w:r>
+              <w:rPr>
+                <w:rFonts w:ascii="Consolas" w:cs="Consolas" w:eastAsia="Consolas" w:hAnsi="Consolas"/>
+                <w:sz w:val="18"/>
+                <w:szCs w:val="18"/>
+              </w:rPr>
+              <w:t xml:space="preserve">transaction_story</w:t>
+            </w:r>
+            <w:r>
+              <w:rPr>
+                <w:sz w:val="18"/>
+                <w:szCs w:val="18"/>
+              </w:rPr>
+              <w:t xml:space="preserve">, </w:t>
+            </w:r>
+            <w:r>
+              <w:rPr>
+                <w:rFonts w:ascii="Consolas" w:cs="Consolas" w:eastAsia="Consolas" w:hAnsi="Consolas"/>
+                <w:sz w:val="18"/>
+                <w:szCs w:val="18"/>
+              </w:rPr>
+              <w:t xml:space="preserve">capacities_of</w:t>
+            </w:r>
+            <w:r>
+              <w:rPr>
+                <w:sz w:val="18"/>
+                <w:szCs w:val="18"/>
+              </w:rPr>
+              <w:t xml:space="preserve">, </w:t>
+            </w:r>
+            <w:r>
+              <w:rPr>
+                <w:rFonts w:ascii="Consolas" w:cs="Consolas" w:eastAsia="Consolas" w:hAnsi="Consolas"/>
+                <w:sz w:val="18"/>
+                <w:szCs w:val="18"/>
+              </w:rPr>
+              <w:t xml:space="preserve">lineage</w:t>
+            </w:r>
+            <w:r>
+              <w:rPr>
+                <w:sz w:val="18"/>
+                <w:szCs w:val="18"/>
+              </w:rPr>
+              <w:t xml:space="preserve">...); </w:t>
+            </w:r>
+            <w:r>
+              <w:rPr>
+                <w:rFonts w:ascii="Consolas" w:cs="Consolas" w:eastAsia="Consolas" w:hAnsi="Consolas"/>
+                <w:sz w:val="18"/>
+                <w:szCs w:val="18"/>
+              </w:rPr>
+              <w:t xml:space="preserve">ask()</w:t>
+            </w:r>
+            <w:r>
+              <w:rPr>
+                <w:sz w:val="18"/>
+                <w:szCs w:val="18"/>
+              </w:rPr>
+              <w:t xml:space="preserve"> as a template method</w:t>
+            </w:r>
+          </w:p>
+        </w:tc>
+      </w:tr>
+      <w:tr>
+        <w:trPr>
+          <w:tblHeader w:val="false"/>
+        </w:trPr>
+        <w:tc>
+          <w:tcPr>
+            <w:tcW w:type="dxa" w:w="1692"/>
+            <w:tcBorders>
+              <w:top w:val="single" w:color="9AA9B8" w:sz="4"/>
+              <w:left w:val="single" w:color="9AA9B8" w:sz="4"/>
+              <w:bottom w:val="single" w:color="9AA9B8" w:sz="4"/>
+              <w:right w:val="single" w:color="9AA9B8" w:sz="4"/>
+            </w:tcBorders>
+            <w:tcMar>
+              <w:top w:type="dxa" w:w="50"/>
+              <w:left w:type="dxa" w:w="90"/>
+              <w:bottom w:type="dxa" w:w="50"/>
+              <w:right w:type="dxa" w:w="90"/>
+            </w:tcMar>
+          </w:tcPr>
+          <w:p>
+            <w:r>
+              <w:rPr>
+                <w:rFonts w:ascii="Consolas" w:cs="Consolas" w:eastAsia="Consolas" w:hAnsi="Consolas"/>
+                <w:sz w:val="18"/>
+                <w:szCs w:val="18"/>
+              </w:rPr>
+              <w:t xml:space="preserve">OfflineAssistant</w:t>
+            </w:r>
+          </w:p>
+        </w:tc>
+        <w:tc>
+          <w:tcPr>
+            <w:tcW w:type="dxa" w:w="1692"/>
+            <w:tcBorders>
+              <w:top w:val="single" w:color="9AA9B8" w:sz="4"/>
+              <w:left w:val="single" w:color="9AA9B8" w:sz="4"/>
+              <w:bottom w:val="single" w:color="9AA9B8" w:sz="4"/>
+              <w:right w:val="single" w:color="9AA9B8" w:sz="4"/>
+            </w:tcBorders>
+            <w:tcMar>
+              <w:top w:type="dxa" w:w="50"/>
+              <w:left w:type="dxa" w:w="90"/>
+              <w:bottom w:type="dxa" w:w="50"/>
+              <w:right w:type="dxa" w:w="90"/>
+            </w:tcMar>
+          </w:tcPr>
+          <w:p>
+            <w:r>
+              <w:rPr>
+                <w:rFonts w:ascii="Consolas" w:cs="Consolas" w:eastAsia="Consolas" w:hAnsi="Consolas"/>
+                <w:sz w:val="18"/>
+                <w:szCs w:val="18"/>
+              </w:rPr>
+              <w:t xml:space="preserve">Assistant</w:t>
+            </w:r>
+          </w:p>
+        </w:tc>
+        <w:tc>
+          <w:tcPr>
+            <w:tcW w:type="dxa" w:w="5642"/>
+            <w:tcBorders>
+              <w:top w:val="single" w:color="9AA9B8" w:sz="4"/>
+              <w:left w:val="single" w:color="9AA9B8" w:sz="4"/>
+              <w:bottom w:val="single" w:color="9AA9B8" w:sz="4"/>
+              <w:right w:val="single" w:color="9AA9B8" w:sz="4"/>
+            </w:tcBorders>
+            <w:tcMar>
+              <w:top w:type="dxa" w:w="50"/>
+              <w:left w:type="dxa" w:w="90"/>
+              <w:bottom w:type="dxa" w:w="50"/>
+              <w:right w:type="dxa" w:w="90"/>
+            </w:tcMar>
+          </w:tcPr>
+          <w:p>
+            <w:r>
+              <w:rPr>
+                <w:sz w:val="18"/>
+                <w:szCs w:val="18"/>
+              </w:rPr>
+              <w:t xml:space="preserve">Answers by rule (why a payment was refused, what records show) and turns requests such as "deposit 5,000 into CUR-001" or "report CARD-004 stolen" into a </w:t>
+            </w:r>
+            <w:r>
+              <w:rPr>
+                <w:rFonts w:ascii="Consolas" w:cs="Consolas" w:eastAsia="Consolas" w:hAnsi="Consolas"/>
+                <w:sz w:val="18"/>
+                <w:szCs w:val="18"/>
+              </w:rPr>
+              <w:t xml:space="preserve">FormAction</w:t>
+            </w:r>
+            <w:r>
+              <w:rPr>
+                <w:sz w:val="18"/>
+                <w:szCs w:val="18"/>
+              </w:rPr>
+              <w:t xml:space="preserve">. Needs no package, key or internet</w:t>
+            </w:r>
+          </w:p>
+        </w:tc>
+      </w:tr>
+      <w:tr>
+        <w:trPr>
+          <w:tblHeader w:val="false"/>
+        </w:trPr>
+        <w:tc>
+          <w:tcPr>
+            <w:tcW w:type="dxa" w:w="1692"/>
+            <w:tcBorders>
+              <w:top w:val="single" w:color="9AA9B8" w:sz="4"/>
+              <w:left w:val="single" w:color="9AA9B8" w:sz="4"/>
+              <w:bottom w:val="single" w:color="9AA9B8" w:sz="4"/>
+              <w:right w:val="single" w:color="9AA9B8" w:sz="4"/>
+            </w:tcBorders>
+            <w:tcMar>
+              <w:top w:type="dxa" w:w="50"/>
+              <w:left w:type="dxa" w:w="90"/>
+              <w:bottom w:type="dxa" w:w="50"/>
+              <w:right w:type="dxa" w:w="90"/>
+            </w:tcMar>
+          </w:tcPr>
+          <w:p>
+            <w:r>
+              <w:rPr>
+                <w:rFonts w:ascii="Consolas" w:cs="Consolas" w:eastAsia="Consolas" w:hAnsi="Consolas"/>
+                <w:sz w:val="18"/>
+                <w:szCs w:val="18"/>
+              </w:rPr>
+              <w:t xml:space="preserve">ClaudeAssistant</w:t>
+            </w:r>
+          </w:p>
+        </w:tc>
+        <w:tc>
+          <w:tcPr>
+            <w:tcW w:type="dxa" w:w="1692"/>
+            <w:tcBorders>
+              <w:top w:val="single" w:color="9AA9B8" w:sz="4"/>
+              <w:left w:val="single" w:color="9AA9B8" w:sz="4"/>
+              <w:bottom w:val="single" w:color="9AA9B8" w:sz="4"/>
+              <w:right w:val="single" w:color="9AA9B8" w:sz="4"/>
+            </w:tcBorders>
+            <w:tcMar>
+              <w:top w:type="dxa" w:w="50"/>
+              <w:left w:type="dxa" w:w="90"/>
+              <w:bottom w:type="dxa" w:w="50"/>
+              <w:right w:type="dxa" w:w="90"/>
+            </w:tcMar>
+          </w:tcPr>
+          <w:p>
+            <w:r>
+              <w:rPr>
+                <w:rFonts w:ascii="Consolas" w:cs="Consolas" w:eastAsia="Consolas" w:hAnsi="Consolas"/>
+                <w:sz w:val="18"/>
+                <w:szCs w:val="18"/>
+              </w:rPr>
+              <w:t xml:space="preserve">OfflineAssistant</w:t>
+            </w:r>
+          </w:p>
+        </w:tc>
+        <w:tc>
+          <w:tcPr>
+            <w:tcW w:type="dxa" w:w="5642"/>
+            <w:tcBorders>
+              <w:top w:val="single" w:color="9AA9B8" w:sz="4"/>
+              <w:left w:val="single" w:color="9AA9B8" w:sz="4"/>
+              <w:bottom w:val="single" w:color="9AA9B8" w:sz="4"/>
+              <w:right w:val="single" w:color="9AA9B8" w:sz="4"/>
+            </w:tcBorders>
+            <w:tcMar>
+              <w:top w:type="dxa" w:w="50"/>
+              <w:left w:type="dxa" w:w="90"/>
+              <w:bottom w:type="dxa" w:w="50"/>
+              <w:right w:type="dxa" w:w="90"/>
+            </w:tcMar>
+          </w:tcPr>
+          <w:p>
+            <w:r>
+              <w:rPr>
+                <w:sz w:val="18"/>
+                <w:szCs w:val="18"/>
+              </w:rPr>
+              <w:t xml:space="preserve">Sends the question and only the retrieved facts to Claude (</w:t>
+            </w:r>
+            <w:r>
+              <w:rPr>
+                <w:rFonts w:ascii="Consolas" w:cs="Consolas" w:eastAsia="Consolas" w:hAnsi="Consolas"/>
+                <w:sz w:val="18"/>
+                <w:szCs w:val="18"/>
+              </w:rPr>
+              <w:t xml:space="preserve">claude-opus-5</w:t>
+            </w:r>
+            <w:r>
+              <w:rPr>
+                <w:sz w:val="18"/>
+                <w:szCs w:val="18"/>
+              </w:rPr>
+              <w:t xml:space="preserve">, Anthropic's official </w:t>
+            </w:r>
+            <w:r>
+              <w:rPr>
+                <w:rFonts w:ascii="Consolas" w:cs="Consolas" w:eastAsia="Consolas" w:hAnsi="Consolas"/>
+                <w:sz w:val="18"/>
+                <w:szCs w:val="18"/>
+              </w:rPr>
+              <w:t xml:space="preserve">anthropic</w:t>
+            </w:r>
+            <w:r>
+              <w:rPr>
+                <w:sz w:val="18"/>
+                <w:szCs w:val="18"/>
+              </w:rPr>
+              <w:t xml:space="preserve"> package), which writes the answer, in Urdu or Roman Urdu if asked in them. It </w:t>
+            </w:r>
+            <w:r>
+              <w:rPr>
+                <w:i/>
+                <w:iCs/>
+                <w:sz w:val="18"/>
+                <w:szCs w:val="18"/>
+              </w:rPr>
+              <w:t xml:space="preserve">is</w:t>
+            </w:r>
+            <w:r>
+              <w:rPr>
+                <w:sz w:val="18"/>
+                <w:szCs w:val="18"/>
+              </w:rPr>
+              <w:t xml:space="preserve"> an offline assistant that writes better answers, so it inherits retrieval and form parsing, and falls back to the offline answer when Claude cannot be reached or declines</w:t>
+            </w:r>
+          </w:p>
+        </w:tc>
+      </w:tr>
+    </w:tbl>
+    <w:p>
+      <w:pPr>
+        <w:spacing w:after="60"/>
+      </w:pPr>
+    </w:p>
+    <w:p>
+      <w:r>
+        <w:rPr>
+          <w:rFonts w:ascii="Consolas" w:cs="Consolas" w:eastAsia="Consolas" w:hAnsi="Consolas"/>
+          <w:sz w:val="19"/>
+          <w:szCs w:val="19"/>
+        </w:rPr>
+        <w:t xml:space="preserve">FormAction</w:t>
+      </w:r>
+      <w:r>
+        <w:t xml:space="preserve">, </w:t>
+      </w:r>
+      <w:r>
+        <w:rPr>
+          <w:rFonts w:ascii="Consolas" w:cs="Consolas" w:eastAsia="Consolas" w:hAnsi="Consolas"/>
+          <w:sz w:val="19"/>
+          <w:szCs w:val="19"/>
+        </w:rPr>
+        <w:t xml:space="preserve">Reply</w:t>
+      </w:r>
+      <w:r>
+        <w:t xml:space="preserve"> and </w:t>
+      </w:r>
+      <w:r>
+        <w:rPr>
+          <w:rFonts w:ascii="Consolas" w:cs="Consolas" w:eastAsia="Consolas" w:hAnsi="Consolas"/>
+          <w:sz w:val="19"/>
+          <w:szCs w:val="19"/>
+        </w:rPr>
+        <w:t xml:space="preserve">Exchange</w:t>
+      </w:r>
+      <w:r>
+        <w:t xml:space="preserve"> are standalone value classes. </w:t>
+      </w:r>
+      <w:r>
+        <w:rPr>
+          <w:rFonts w:ascii="Consolas" w:cs="Consolas" w:eastAsia="Consolas" w:hAnsi="Consolas"/>
+          <w:sz w:val="19"/>
+          <w:szCs w:val="19"/>
+        </w:rPr>
+        <w:t xml:space="preserve">ClaudeAssistant</w:t>
+      </w:r>
+      <w:r>
+        <w:t xml:space="preserve"> extends </w:t>
+      </w:r>
+      <w:r>
+        <w:rPr>
+          <w:rFonts w:ascii="Consolas" w:cs="Consolas" w:eastAsia="Consolas" w:hAnsi="Consolas"/>
+          <w:sz w:val="19"/>
+          <w:szCs w:val="19"/>
+        </w:rPr>
+        <w:t xml:space="preserve">OfflineAssistant</w:t>
+      </w:r>
+      <w:r>
+        <w:t xml:space="preserve"> rather than being a sibling because it needs every offline behaviour: the fallback answer, the retrieval and the form parser.</w:t>
+      </w:r>
+    </w:p>
+    <w:p>
+      <w:r>
+        <w:rPr>
+          <w:b/>
+          <w:bCs/>
+        </w:rPr>
+        <w:t xml:space="preserve">Rules that keep the bank's rules in charge.</w:t>
+      </w:r>
+    </w:p>
+    <w:p>
+      <w:r>
+        <w:t xml:space="preserve">- </w:t>
+      </w:r>
+      <w:r>
+        <w:rPr>
+          <w:b/>
+          <w:bCs/>
+        </w:rPr>
+        <w:t xml:space="preserve">Reads and pre-fills only.</w:t>
+      </w:r>
+      <w:r>
+        <w:t xml:space="preserve"> The assistant cannot run an operation. It prepares one of six listed forms (</w:t>
+      </w:r>
+      <w:r>
+        <w:rPr>
+          <w:rFonts w:ascii="Consolas" w:cs="Consolas" w:eastAsia="Consolas" w:hAnsi="Consolas"/>
+          <w:sz w:val="19"/>
+          <w:szCs w:val="19"/>
+        </w:rPr>
+        <w:t xml:space="preserve">FORMS</w:t>
+      </w:r>
+      <w:r>
+        <w:t xml:space="preserve">), and never the "performed by" field. A person checks the form and presses Run, so authority checks, refusals and the audit log apply exactly as for a form filled by hand.</w:t>
+      </w:r>
+    </w:p>
+    <w:p>
+      <w:r>
+        <w:t xml:space="preserve">- </w:t>
+      </w:r>
+      <w:r>
+        <w:rPr>
+          <w:b/>
+          <w:bCs/>
+        </w:rPr>
+        <w:t xml:space="preserve">Validated suggestions.</w:t>
+      </w:r>
+      <w:r>
+        <w:t xml:space="preserve"> A suggestion from Claude that names another operation or field is discarded, never run.</w:t>
+      </w:r>
+    </w:p>
+    <w:p>
+      <w:r>
+        <w:t xml:space="preserve">- </w:t>
+      </w:r>
+      <w:r>
+        <w:rPr>
+          <w:b/>
+          <w:bCs/>
+        </w:rPr>
+        <w:t xml:space="preserve">Minimum data.</w:t>
+      </w:r>
+      <w:r>
+        <w:t xml:space="preserve"> Claude sees only the facts retrieved for the question, not the whole bank.</w:t>
+      </w:r>
+    </w:p>
+    <w:p>
+      <w:r>
+        <w:t xml:space="preserve">- </w:t>
+      </w:r>
+      <w:r>
+        <w:rPr>
+          <w:b/>
+          <w:bCs/>
+        </w:rPr>
+        <w:t xml:space="preserve">No secrets in the code.</w:t>
+      </w:r>
+      <w:r>
+        <w:t xml:space="preserve"> The API key is read from the environment on the user's computer.</w:t>
+      </w:r>
+    </w:p>
+    <w:p>
+      <w:r>
+        <w:rPr>
+          <w:b/>
+          <w:bCs/>
+        </w:rPr>
+        <w:t xml:space="preserve">Tested without the internet.</w:t>
+      </w:r>
+      <w:r>
+        <w:t xml:space="preserve"> Nine unit tests (</w:t>
+      </w:r>
+      <w:r>
+        <w:rPr>
+          <w:rFonts w:ascii="Consolas" w:cs="Consolas" w:eastAsia="Consolas" w:hAnsi="Consolas"/>
+          <w:sz w:val="19"/>
+          <w:szCs w:val="19"/>
+        </w:rPr>
+        <w:t xml:space="preserve">python banking_assistant.py --test</w:t>
+      </w:r>
+      <w:r>
+        <w:t xml:space="preserve">, run on GitHub for every push) cover the refusal explanation, form preparation that posts nothing, the rejected suggestion, the fallback when Claude is unreachable, and the kept conversation. In them Claude is replaced by a stand-in object. The GUI smoke test asks the assistant for a deposit, opens the prepared form, runs it and checks that exactly one PKR 5,000 deposit was posted.</w:t>
+      </w:r>
+    </w:p>
+    <w:p>
+      <w:r>
+        <w:rPr>
+          <w:b/>
+          <w:bCs/>
+        </w:rPr>
+        <w:t xml:space="preserve">Figure 22. The assistant:</w:t>
+      </w:r>
+      <w:r>
+        <w:t xml:space="preserve"> it explains a refused payment from the record, lists the payments waiting, and prepares a deposit form that the user opens, checks and runs.</w:t>
+      </w:r>
+    </w:p>
+    <w:p>
+      <w:pPr>
+        <w:jc w:val="center"/>
+      </w:pPr>
+      <w:r>
+        <w:drawing>
+          <wp:inline distT="0" distB="0" distL="0" distR="0">
+            <wp:extent cx="5905500" cy="3609975"/>
+            <wp:effectExtent t="0" r="0" b="0" l="0"/>
+            <wp:docPr id="1" name="" descr="" title=""/>
+            <wp:cNvGraphicFramePr>
+              <a:graphicFrameLocks xmlns:a="http://schemas.openxmlformats.org/drawingml/2006/main" noChangeAspect="1"/>
+            </wp:cNvGraphicFramePr>
+            <a:graphic xmlns:a="http://schemas.openxmlformats.org/drawingml/2006/main">
+              <a:graphicData uri="http://schemas.openxmlformats.org/drawingml/2006/picture">
+                <pic:pic xmlns:pic="http://schemas.openxmlformats.org/drawingml/2006/picture">
+                  <pic:nvPicPr>
+                    <pic:cNvPr id="0" name="" descr=""/>
+                    <pic:cNvPicPr>
+                      <a:picLocks noChangeAspect="1" noChangeArrowheads="1"/>
+                    </pic:cNvPicPr>
+                  </pic:nvPicPr>
+                  <pic:blipFill>
+                    <a:blip r:embed="rId39" cstate="none"/>
                     <a:srcRect/>
                     <a:stretch>
                       <a:fillRect/>

--- a/docs/Design_Report.docx
+++ b/docs/Design_Report.docx
@@ -1085,7 +1085,7 @@
                 <w:sz w:val="18"/>
                 <w:szCs w:val="18"/>
               </w:rPr>
-              <w:t xml:space="preserve"> (staff console and digital banking)</w:t>
+              <w:t xml:space="preserve"> (staff console and digital banking); 11.1 optional AI assistant</w:t>
             </w:r>
           </w:p>
         </w:tc>
@@ -1095,6 +1095,361 @@
       <w:pPr>
         <w:spacing w:after="60"/>
       </w:pPr>
+    </w:p>
+    <w:p>
+      <w:pPr>
+        <w:pStyle w:val="Heading1"/>
+      </w:pPr>
+      <w:r>
+        <w:t xml:space="preserve">Summary at a glance</w:t>
+      </w:r>
+    </w:p>
+    <w:p>
+      <w:r>
+        <w:t xml:space="preserve">The essentials of each required item, for a quick read. Each section below gives the detail.</w:t>
+      </w:r>
+    </w:p>
+    <w:p>
+      <w:pPr>
+        <w:pStyle w:val="ListParagraph"/>
+        <w:numPr>
+          <w:ilvl w:val="0"/>
+          <w:numId w:val="2"/>
+        </w:numPr>
+      </w:pPr>
+      <w:r>
+        <w:rPr>
+          <w:b/>
+          <w:bCs/>
+        </w:rPr>
+        <w:t xml:space="preserve">Research.</w:t>
+      </w:r>
+      <w:r>
+        <w:t xml:space="preserve"> Eight sources (FATF, State Bank of Pakistan, Basel Committee, ISO 20022, Visa and Mastercard dispute rules, IFRS 9, BIAN, Fowler's </w:t>
+      </w:r>
+      <w:r>
+        <w:rPr>
+          <w:i/>
+          <w:iCs/>
+        </w:rPr>
+        <w:t xml:space="preserve">Analysis Patterns</w:t>
+      </w:r>
+      <w:r>
+        <w:t xml:space="preserve">) and a 27-term glossary. The research changed eight first ideas; for example, customer, director and signatory are </w:t>
+      </w:r>
+      <w:r>
+        <w:rPr>
+          <w:i/>
+          <w:iCs/>
+        </w:rPr>
+        <w:t xml:space="preserve">roles</w:t>
+      </w:r>
+      <w:r>
+        <w:t xml:space="preserve"> of one person, not subclasses.</w:t>
+      </w:r>
+    </w:p>
+    <w:p>
+      <w:pPr>
+        <w:pStyle w:val="ListParagraph"/>
+        <w:numPr>
+          <w:ilvl w:val="0"/>
+          <w:numId w:val="2"/>
+        </w:numPr>
+      </w:pPr>
+      <w:r>
+        <w:rPr>
+          <w:b/>
+          <w:bCs/>
+        </w:rPr>
+        <w:t xml:space="preserve">Assumptions.</w:t>
+      </w:r>
+      <w:r>
+        <w:t xml:space="preserve"> 36 numbered decisions where the brief is silent, for example: a sole trader is a </w:t>
+      </w:r>
+      <w:r>
+        <w:rPr>
+          <w:rFonts w:ascii="Consolas" w:cs="Consolas" w:eastAsia="Consolas" w:hAnsi="Consolas"/>
+          <w:sz w:val="19"/>
+          <w:szCs w:val="19"/>
+        </w:rPr>
+        <w:t xml:space="preserve">Person</w:t>
+      </w:r>
+      <w:r>
+        <w:t xml:space="preserve">; a charity needs two trustees; owners of 25% or more must be verified; payments above a mandate's threshold need a second signatory.</w:t>
+      </w:r>
+    </w:p>
+    <w:p>
+      <w:pPr>
+        <w:pStyle w:val="ListParagraph"/>
+        <w:numPr>
+          <w:ilvl w:val="0"/>
+          <w:numId w:val="2"/>
+        </w:numPr>
+      </w:pPr>
+      <w:r>
+        <w:rPr>
+          <w:b/>
+          <w:bCs/>
+        </w:rPr>
+        <w:t xml:space="preserve">Requirements.</w:t>
+      </w:r>
+      <w:r>
+        <w:t xml:space="preserve"> The model must keep history when anything changes: documents expire, people lose authority, products close, cards are replaced, loans are restructured, branches close. Nothing is overwritten or deleted; changes are new records with dates.</w:t>
+      </w:r>
+    </w:p>
+    <w:p>
+      <w:pPr>
+        <w:pStyle w:val="ListParagraph"/>
+        <w:numPr>
+          <w:ilvl w:val="0"/>
+          <w:numId w:val="2"/>
+        </w:numPr>
+      </w:pPr>
+      <w:r>
+        <w:rPr>
+          <w:b/>
+          <w:bCs/>
+        </w:rPr>
+        <w:t xml:space="preserve">Class model.</w:t>
+      </w:r>
+      <w:r>
+        <w:t xml:space="preserve"> Four hierarchies (</w:t>
+      </w:r>
+      <w:r>
+        <w:rPr>
+          <w:rFonts w:ascii="Consolas" w:cs="Consolas" w:eastAsia="Consolas" w:hAnsi="Consolas"/>
+          <w:sz w:val="19"/>
+          <w:szCs w:val="19"/>
+        </w:rPr>
+        <w:t xml:space="preserve">Party</w:t>
+      </w:r>
+      <w:r>
+        <w:t xml:space="preserve">, </w:t>
+      </w:r>
+      <w:r>
+        <w:rPr>
+          <w:rFonts w:ascii="Consolas" w:cs="Consolas" w:eastAsia="Consolas" w:hAnsi="Consolas"/>
+          <w:sz w:val="19"/>
+          <w:szCs w:val="19"/>
+        </w:rPr>
+        <w:t xml:space="preserve">Arrangement</w:t>
+      </w:r>
+      <w:r>
+        <w:t xml:space="preserve">, </w:t>
+      </w:r>
+      <w:r>
+        <w:rPr>
+          <w:rFonts w:ascii="Consolas" w:cs="Consolas" w:eastAsia="Consolas" w:hAnsi="Consolas"/>
+          <w:sz w:val="19"/>
+          <w:szCs w:val="19"/>
+        </w:rPr>
+        <w:t xml:space="preserve">BankTransaction</w:t>
+      </w:r>
+      <w:r>
+        <w:t xml:space="preserve">, </w:t>
+      </w:r>
+      <w:r>
+        <w:rPr>
+          <w:rFonts w:ascii="Consolas" w:cs="Consolas" w:eastAsia="Consolas" w:hAnsi="Consolas"/>
+          <w:sz w:val="19"/>
+          <w:szCs w:val="19"/>
+        </w:rPr>
+        <w:t xml:space="preserve">Case</w:t>
+      </w:r>
+      <w:r>
+        <w:t xml:space="preserve">) plus standalone classes linked by association (cards, mandates, branches, employees, products). Diagrams: class overview, UML per hierarchy, associations, six flowcharts, four state machines.</w:t>
+      </w:r>
+    </w:p>
+    <w:p>
+      <w:pPr>
+        <w:pStyle w:val="ListParagraph"/>
+        <w:numPr>
+          <w:ilvl w:val="0"/>
+          <w:numId w:val="2"/>
+        </w:numPr>
+      </w:pPr>
+      <w:r>
+        <w:rPr>
+          <w:b/>
+          <w:bCs/>
+        </w:rPr>
+        <w:t xml:space="preserve">Implementation.</w:t>
+      </w:r>
+      <w:r>
+        <w:t xml:space="preserve"> One file, standard library only: 71 business classes (plus 6 supporting), 98 operations (80 change state), 73 automated tests, a double-entry ledger whose trial balance is always zero.</w:t>
+      </w:r>
+    </w:p>
+    <w:p>
+      <w:pPr>
+        <w:pStyle w:val="ListParagraph"/>
+        <w:numPr>
+          <w:ilvl w:val="0"/>
+          <w:numId w:val="2"/>
+        </w:numPr>
+      </w:pPr>
+      <w:r>
+        <w:rPr>
+          <w:b/>
+          <w:bCs/>
+        </w:rPr>
+        <w:t xml:space="preserve">Inheritance.</w:t>
+      </w:r>
+      <w:r>
+        <w:t xml:space="preserve"> Four multi-level hierarchies, for example </w:t>
+      </w:r>
+      <w:r>
+        <w:rPr>
+          <w:rFonts w:ascii="Consolas" w:cs="Consolas" w:eastAsia="Consolas" w:hAnsi="Consolas"/>
+          <w:sz w:val="19"/>
+          <w:szCs w:val="19"/>
+        </w:rPr>
+        <w:t xml:space="preserve">Party › Organization › Company</w:t>
+      </w:r>
+      <w:r>
+        <w:t xml:space="preserve"> and </w:t>
+      </w:r>
+      <w:r>
+        <w:rPr>
+          <w:rFonts w:ascii="Consolas" w:cs="Consolas" w:eastAsia="Consolas" w:hAnsi="Consolas"/>
+          <w:sz w:val="19"/>
+          <w:szCs w:val="19"/>
+        </w:rPr>
+        <w:t xml:space="preserve">BankTransaction › Reversal › Chargeback</w:t>
+      </w:r>
+      <w:r>
+        <w:t xml:space="preserve">. Shared data sits at the highest level every subclass needs, and each subclass changes one behaviour (for example, </w:t>
+      </w:r>
+      <w:r>
+        <w:rPr>
+          <w:rFonts w:ascii="Consolas" w:cs="Consolas" w:eastAsia="Consolas" w:hAnsi="Consolas"/>
+          <w:sz w:val="19"/>
+          <w:szCs w:val="19"/>
+        </w:rPr>
+        <w:t xml:space="preserve">SavingsAccount.check_debit</w:t>
+      </w:r>
+      <w:r>
+        <w:t xml:space="preserve"> adds a monthly withdrawal limit).</w:t>
+      </w:r>
+    </w:p>
+    <w:p>
+      <w:pPr>
+        <w:pStyle w:val="ListParagraph"/>
+        <w:numPr>
+          <w:ilvl w:val="0"/>
+          <w:numId w:val="2"/>
+        </w:numPr>
+      </w:pPr>
+      <w:r>
+        <w:rPr>
+          <w:b/>
+          <w:bCs/>
+        </w:rPr>
+        <w:t xml:space="preserve">Rejected inheritance.</w:t>
+      </w:r>
+      <w:r>
+        <w:t xml:space="preserve"> Fourteen rejected, for example </w:t>
+      </w:r>
+      <w:r>
+        <w:rPr>
+          <w:rFonts w:ascii="Consolas" w:cs="Consolas" w:eastAsia="Consolas" w:hAnsi="Consolas"/>
+          <w:sz w:val="19"/>
+          <w:szCs w:val="19"/>
+        </w:rPr>
+        <w:t xml:space="preserve">Customer(Person)</w:t>
+      </w:r>
+      <w:r>
+        <w:t xml:space="preserve"> (a role, not a kind), </w:t>
+      </w:r>
+      <w:r>
+        <w:rPr>
+          <w:rFonts w:ascii="Consolas" w:cs="Consolas" w:eastAsia="Consolas" w:hAnsi="Consolas"/>
+          <w:sz w:val="19"/>
+          <w:szCs w:val="19"/>
+        </w:rPr>
+        <w:t xml:space="preserve">Card(Account)</w:t>
+      </w:r>
+      <w:r>
+        <w:t xml:space="preserve"> (holds no money), </w:t>
+      </w:r>
+      <w:r>
+        <w:rPr>
+          <w:rFonts w:ascii="Consolas" w:cs="Consolas" w:eastAsia="Consolas" w:hAnsi="Consolas"/>
+          <w:sz w:val="19"/>
+          <w:szCs w:val="19"/>
+        </w:rPr>
+        <w:t xml:space="preserve">SoleTrader(Organization)</w:t>
+      </w:r>
+      <w:r>
+        <w:t xml:space="preserve"> (legally the person) and </w:t>
+      </w:r>
+      <w:r>
+        <w:rPr>
+          <w:rFonts w:ascii="Consolas" w:cs="Consolas" w:eastAsia="Consolas" w:hAnsi="Consolas"/>
+          <w:sz w:val="19"/>
+          <w:szCs w:val="19"/>
+        </w:rPr>
+        <w:t xml:space="preserve">MerchantRefund(Reversal)</w:t>
+      </w:r>
+      <w:r>
+        <w:t xml:space="preserve"> (the purchase stays valid). The design is compared with an account-centric alternative on ten critical cases.</w:t>
+      </w:r>
+    </w:p>
+    <w:p>
+      <w:pPr>
+        <w:pStyle w:val="ListParagraph"/>
+        <w:numPr>
+          <w:ilvl w:val="0"/>
+          <w:numId w:val="2"/>
+        </w:numPr>
+      </w:pPr>
+      <w:r>
+        <w:rPr>
+          <w:b/>
+          <w:bCs/>
+        </w:rPr>
+        <w:t xml:space="preserve">Seeded demonstration.</w:t>
+      </w:r>
+      <w:r>
+        <w:t xml:space="preserve"> One bank, 3 branches, 10 staff, 20 people, a company, a charity, accounts, cards and financing, run on a simulated calendar from January 2026 to August 2027.</w:t>
+      </w:r>
+    </w:p>
+    <w:p>
+      <w:pPr>
+        <w:pStyle w:val="ListParagraph"/>
+        <w:numPr>
+          <w:ilvl w:val="0"/>
+          <w:numId w:val="2"/>
+        </w:numPr>
+      </w:pPr>
+      <w:r>
+        <w:rPr>
+          <w:b/>
+          <w:bCs/>
+        </w:rPr>
+        <w:t xml:space="preserve">Complex scenarios.</w:t>
+      </w:r>
+      <w:r>
+        <w:t xml:space="preserve"> Sixteen, covering every critical case in the brief, for example: onboarding blocked by an expiring document; a transfer held, then released; a card stolen and replaced twice; a loan restructured after paid instalments; a branch closed and its customers moved.</w:t>
+      </w:r>
+    </w:p>
+    <w:p>
+      <w:pPr>
+        <w:pStyle w:val="ListParagraph"/>
+        <w:numPr>
+          <w:ilvl w:val="0"/>
+          <w:numId w:val="2"/>
+        </w:numPr>
+      </w:pPr>
+      <w:r>
+        <w:rPr>
+          <w:b/>
+          <w:bCs/>
+        </w:rPr>
+        <w:t xml:space="preserve">Limitations.</w:t>
+      </w:r>
+      <w:r>
+        <w:t xml:space="preserve"> A single currency, in-memory storage, simplified interest, two-signatory dual control only. Growing larger would need a database, concurrency control, multiple currencies and configurable approval rules; section 10 maps each change to the classes it affects.</w:t>
+      </w:r>
     </w:p>
     <w:p>
       <w:pPr>

--- a/docs/Design_Report.docx
+++ b/docs/Design_Report.docx
@@ -21959,6 +21959,831 @@
       </w:r>
       <w:r>
         <w:t xml:space="preserve"> is bypassed, lifecycles are inherited and extended, and every state machine is well formed).</w:t>
+      </w:r>
+    </w:p>
+    <w:p>
+      <w:pPr>
+        <w:pStyle w:val="Heading2"/>
+      </w:pPr>
+      <w:r>
+        <w:t xml:space="preserve">5.1 How the class count holds up under a strict reading</w:t>
+      </w:r>
+    </w:p>
+    <w:p>
+      <w:r>
+        <w:t xml:space="preserve">The brief says artificial classes added only to meet a count do not qualify. So every one of the 71 business classes was sorted by what it actually contains (the six supporting classes are already counted separately):</w:t>
+      </w:r>
+    </w:p>
+    <w:tbl>
+      <w:tblPr>
+        <w:tblW w:type="dxa" w:w="9026"/>
+        <w:tblBorders>
+          <w:top w:val="single" w:color="auto" w:sz="4"/>
+          <w:left w:val="single" w:color="auto" w:sz="4"/>
+          <w:bottom w:val="single" w:color="auto" w:sz="4"/>
+          <w:right w:val="single" w:color="auto" w:sz="4"/>
+          <w:insideH w:val="single" w:color="auto" w:sz="4"/>
+          <w:insideV w:val="single" w:color="auto" w:sz="4"/>
+        </w:tblBorders>
+      </w:tblPr>
+      <w:tblGrid>
+        <w:gridCol w:w="1805"/>
+        <w:gridCol w:w="451"/>
+        <w:gridCol w:w="3384"/>
+        <w:gridCol w:w="3386"/>
+      </w:tblGrid>
+      <w:tr>
+        <w:trPr>
+          <w:tblHeader/>
+        </w:trPr>
+        <w:tc>
+          <w:tcPr>
+            <w:tcW w:type="dxa" w:w="1805"/>
+            <w:tcBorders>
+              <w:top w:val="single" w:color="9AA9B8" w:sz="4"/>
+              <w:left w:val="single" w:color="9AA9B8" w:sz="4"/>
+              <w:bottom w:val="single" w:color="9AA9B8" w:sz="4"/>
+              <w:right w:val="single" w:color="9AA9B8" w:sz="4"/>
+            </w:tcBorders>
+            <w:shd w:fill="DDE7F0" w:color="auto" w:val="clear"/>
+            <w:tcMar>
+              <w:top w:type="dxa" w:w="50"/>
+              <w:left w:type="dxa" w:w="90"/>
+              <w:bottom w:type="dxa" w:w="50"/>
+              <w:right w:type="dxa" w:w="90"/>
+            </w:tcMar>
+          </w:tcPr>
+          <w:p>
+            <w:r>
+              <w:rPr>
+                <w:b/>
+                <w:bCs/>
+                <w:sz w:val="18"/>
+                <w:szCs w:val="18"/>
+              </w:rPr>
+              <w:t xml:space="preserve">Group</w:t>
+            </w:r>
+          </w:p>
+        </w:tc>
+        <w:tc>
+          <w:tcPr>
+            <w:tcW w:type="dxa" w:w="451"/>
+            <w:tcBorders>
+              <w:top w:val="single" w:color="9AA9B8" w:sz="4"/>
+              <w:left w:val="single" w:color="9AA9B8" w:sz="4"/>
+              <w:bottom w:val="single" w:color="9AA9B8" w:sz="4"/>
+              <w:right w:val="single" w:color="9AA9B8" w:sz="4"/>
+            </w:tcBorders>
+            <w:shd w:fill="DDE7F0" w:color="auto" w:val="clear"/>
+            <w:tcMar>
+              <w:top w:type="dxa" w:w="50"/>
+              <w:left w:type="dxa" w:w="90"/>
+              <w:bottom w:type="dxa" w:w="50"/>
+              <w:right w:type="dxa" w:w="90"/>
+            </w:tcMar>
+          </w:tcPr>
+          <w:p>
+            <w:r>
+              <w:rPr>
+                <w:b/>
+                <w:bCs/>
+                <w:sz w:val="18"/>
+                <w:szCs w:val="18"/>
+              </w:rPr>
+              <w:t xml:space="preserve">Count</w:t>
+            </w:r>
+          </w:p>
+        </w:tc>
+        <w:tc>
+          <w:tcPr>
+            <w:tcW w:type="dxa" w:w="3384"/>
+            <w:tcBorders>
+              <w:top w:val="single" w:color="9AA9B8" w:sz="4"/>
+              <w:left w:val="single" w:color="9AA9B8" w:sz="4"/>
+              <w:bottom w:val="single" w:color="9AA9B8" w:sz="4"/>
+              <w:right w:val="single" w:color="9AA9B8" w:sz="4"/>
+            </w:tcBorders>
+            <w:shd w:fill="DDE7F0" w:color="auto" w:val="clear"/>
+            <w:tcMar>
+              <w:top w:type="dxa" w:w="50"/>
+              <w:left w:type="dxa" w:w="90"/>
+              <w:bottom w:type="dxa" w:w="50"/>
+              <w:right w:type="dxa" w:w="90"/>
+            </w:tcMar>
+          </w:tcPr>
+          <w:p>
+            <w:r>
+              <w:rPr>
+                <w:b/>
+                <w:bCs/>
+                <w:sz w:val="18"/>
+                <w:szCs w:val="18"/>
+              </w:rPr>
+              <w:t xml:space="preserve">What qualifies a class</w:t>
+            </w:r>
+          </w:p>
+        </w:tc>
+        <w:tc>
+          <w:tcPr>
+            <w:tcW w:type="dxa" w:w="3386"/>
+            <w:tcBorders>
+              <w:top w:val="single" w:color="9AA9B8" w:sz="4"/>
+              <w:left w:val="single" w:color="9AA9B8" w:sz="4"/>
+              <w:bottom w:val="single" w:color="9AA9B8" w:sz="4"/>
+              <w:right w:val="single" w:color="9AA9B8" w:sz="4"/>
+            </w:tcBorders>
+            <w:shd w:fill="DDE7F0" w:color="auto" w:val="clear"/>
+            <w:tcMar>
+              <w:top w:type="dxa" w:w="50"/>
+              <w:left w:type="dxa" w:w="90"/>
+              <w:bottom w:type="dxa" w:w="50"/>
+              <w:right w:type="dxa" w:w="90"/>
+            </w:tcMar>
+          </w:tcPr>
+          <w:p>
+            <w:r>
+              <w:rPr>
+                <w:b/>
+                <w:bCs/>
+                <w:sz w:val="18"/>
+                <w:szCs w:val="18"/>
+              </w:rPr>
+              <w:t xml:space="preserve">Examples</w:t>
+            </w:r>
+          </w:p>
+        </w:tc>
+      </w:tr>
+      <w:tr>
+        <w:trPr>
+          <w:tblHeader w:val="false"/>
+        </w:trPr>
+        <w:tc>
+          <w:tcPr>
+            <w:tcW w:type="dxa" w:w="1805"/>
+            <w:tcBorders>
+              <w:top w:val="single" w:color="9AA9B8" w:sz="4"/>
+              <w:left w:val="single" w:color="9AA9B8" w:sz="4"/>
+              <w:bottom w:val="single" w:color="9AA9B8" w:sz="4"/>
+              <w:right w:val="single" w:color="9AA9B8" w:sz="4"/>
+            </w:tcBorders>
+            <w:tcMar>
+              <w:top w:type="dxa" w:w="50"/>
+              <w:left w:type="dxa" w:w="90"/>
+              <w:bottom w:type="dxa" w:w="50"/>
+              <w:right w:type="dxa" w:w="90"/>
+            </w:tcMar>
+          </w:tcPr>
+          <w:p>
+            <w:r>
+              <w:rPr>
+                <w:sz w:val="18"/>
+                <w:szCs w:val="18"/>
+              </w:rPr>
+              <w:t xml:space="preserve">Classes with their own behaviour</w:t>
+            </w:r>
+          </w:p>
+        </w:tc>
+        <w:tc>
+          <w:tcPr>
+            <w:tcW w:type="dxa" w:w="451"/>
+            <w:tcBorders>
+              <w:top w:val="single" w:color="9AA9B8" w:sz="4"/>
+              <w:left w:val="single" w:color="9AA9B8" w:sz="4"/>
+              <w:bottom w:val="single" w:color="9AA9B8" w:sz="4"/>
+              <w:right w:val="single" w:color="9AA9B8" w:sz="4"/>
+            </w:tcBorders>
+            <w:tcMar>
+              <w:top w:type="dxa" w:w="50"/>
+              <w:left w:type="dxa" w:w="90"/>
+              <w:bottom w:type="dxa" w:w="50"/>
+              <w:right w:type="dxa" w:w="90"/>
+            </w:tcMar>
+          </w:tcPr>
+          <w:p>
+            <w:r>
+              <w:rPr>
+                <w:sz w:val="18"/>
+                <w:szCs w:val="18"/>
+              </w:rPr>
+              <w:t xml:space="preserve">48</w:t>
+            </w:r>
+          </w:p>
+        </w:tc>
+        <w:tc>
+          <w:tcPr>
+            <w:tcW w:type="dxa" w:w="3384"/>
+            <w:tcBorders>
+              <w:top w:val="single" w:color="9AA9B8" w:sz="4"/>
+              <w:left w:val="single" w:color="9AA9B8" w:sz="4"/>
+              <w:bottom w:val="single" w:color="9AA9B8" w:sz="4"/>
+              <w:right w:val="single" w:color="9AA9B8" w:sz="4"/>
+            </w:tcBorders>
+            <w:tcMar>
+              <w:top w:type="dxa" w:w="50"/>
+              <w:left w:type="dxa" w:w="90"/>
+              <w:bottom w:type="dxa" w:w="50"/>
+              <w:right w:type="dxa" w:w="90"/>
+            </w:tcMar>
+          </w:tcPr>
+          <w:p>
+            <w:r>
+              <w:rPr>
+                <w:sz w:val="18"/>
+                <w:szCs w:val="18"/>
+              </w:rPr>
+              <w:t xml:space="preserve">At least one method, override or rule of its own</w:t>
+            </w:r>
+          </w:p>
+        </w:tc>
+        <w:tc>
+          <w:tcPr>
+            <w:tcW w:type="dxa" w:w="3386"/>
+            <w:tcBorders>
+              <w:top w:val="single" w:color="9AA9B8" w:sz="4"/>
+              <w:left w:val="single" w:color="9AA9B8" w:sz="4"/>
+              <w:bottom w:val="single" w:color="9AA9B8" w:sz="4"/>
+              <w:right w:val="single" w:color="9AA9B8" w:sz="4"/>
+            </w:tcBorders>
+            <w:tcMar>
+              <w:top w:type="dxa" w:w="50"/>
+              <w:left w:type="dxa" w:w="90"/>
+              <w:bottom w:type="dxa" w:w="50"/>
+              <w:right w:type="dxa" w:w="90"/>
+            </w:tcMar>
+          </w:tcPr>
+          <w:p>
+            <w:r>
+              <w:rPr>
+                <w:rFonts w:ascii="Consolas" w:cs="Consolas" w:eastAsia="Consolas" w:hAnsi="Consolas"/>
+                <w:sz w:val="18"/>
+                <w:szCs w:val="18"/>
+              </w:rPr>
+              <w:t xml:space="preserve">Party</w:t>
+            </w:r>
+            <w:r>
+              <w:rPr>
+                <w:sz w:val="18"/>
+                <w:szCs w:val="18"/>
+              </w:rPr>
+              <w:t xml:space="preserve">, </w:t>
+            </w:r>
+            <w:r>
+              <w:rPr>
+                <w:rFonts w:ascii="Consolas" w:cs="Consolas" w:eastAsia="Consolas" w:hAnsi="Consolas"/>
+                <w:sz w:val="18"/>
+                <w:szCs w:val="18"/>
+              </w:rPr>
+              <w:t xml:space="preserve">Organization</w:t>
+            </w:r>
+            <w:r>
+              <w:rPr>
+                <w:sz w:val="18"/>
+                <w:szCs w:val="18"/>
+              </w:rPr>
+              <w:t xml:space="preserve">, </w:t>
+            </w:r>
+            <w:r>
+              <w:rPr>
+                <w:rFonts w:ascii="Consolas" w:cs="Consolas" w:eastAsia="Consolas" w:hAnsi="Consolas"/>
+                <w:sz w:val="18"/>
+                <w:szCs w:val="18"/>
+              </w:rPr>
+              <w:t xml:space="preserve">SavingsAccount</w:t>
+            </w:r>
+            <w:r>
+              <w:rPr>
+                <w:sz w:val="18"/>
+                <w:szCs w:val="18"/>
+              </w:rPr>
+              <w:t xml:space="preserve"> (monthly limit), </w:t>
+            </w:r>
+            <w:r>
+              <w:rPr>
+                <w:rFonts w:ascii="Consolas" w:cs="Consolas" w:eastAsia="Consolas" w:hAnsi="Consolas"/>
+                <w:sz w:val="18"/>
+                <w:szCs w:val="18"/>
+              </w:rPr>
+              <w:t xml:space="preserve">FixedTermDeposit</w:t>
+            </w:r>
+            <w:r>
+              <w:rPr>
+                <w:sz w:val="18"/>
+                <w:szCs w:val="18"/>
+              </w:rPr>
+              <w:t xml:space="preserve"> (no withdrawal before maturity), </w:t>
+            </w:r>
+            <w:r>
+              <w:rPr>
+                <w:rFonts w:ascii="Consolas" w:cs="Consolas" w:eastAsia="Consolas" w:hAnsi="Consolas"/>
+                <w:sz w:val="18"/>
+                <w:szCs w:val="18"/>
+              </w:rPr>
+              <w:t xml:space="preserve">Mandate</w:t>
+            </w:r>
+            <w:r>
+              <w:rPr>
+                <w:sz w:val="18"/>
+                <w:szCs w:val="18"/>
+              </w:rPr>
+              <w:t xml:space="preserve"> (limits, dual control), </w:t>
+            </w:r>
+            <w:r>
+              <w:rPr>
+                <w:rFonts w:ascii="Consolas" w:cs="Consolas" w:eastAsia="Consolas" w:hAnsi="Consolas"/>
+                <w:sz w:val="18"/>
+                <w:szCs w:val="18"/>
+              </w:rPr>
+              <w:t xml:space="preserve">CustomerPayment</w:t>
+            </w:r>
+            <w:r>
+              <w:rPr>
+                <w:sz w:val="18"/>
+                <w:szCs w:val="18"/>
+              </w:rPr>
+              <w:t xml:space="preserve">, </w:t>
+            </w:r>
+            <w:r>
+              <w:rPr>
+                <w:rFonts w:ascii="Consolas" w:cs="Consolas" w:eastAsia="Consolas" w:hAnsi="Consolas"/>
+                <w:sz w:val="18"/>
+                <w:szCs w:val="18"/>
+              </w:rPr>
+              <w:t xml:space="preserve">Reversal</w:t>
+            </w:r>
+            <w:r>
+              <w:rPr>
+                <w:sz w:val="18"/>
+                <w:szCs w:val="18"/>
+              </w:rPr>
+              <w:t xml:space="preserve">, </w:t>
+            </w:r>
+            <w:r>
+              <w:rPr>
+                <w:rFonts w:ascii="Consolas" w:cs="Consolas" w:eastAsia="Consolas" w:hAnsi="Consolas"/>
+                <w:sz w:val="18"/>
+                <w:szCs w:val="18"/>
+              </w:rPr>
+              <w:t xml:space="preserve">RiskCase</w:t>
+            </w:r>
+            <w:r>
+              <w:rPr>
+                <w:sz w:val="18"/>
+                <w:szCs w:val="18"/>
+              </w:rPr>
+              <w:t xml:space="preserve"> (cannot close while a restriction is in force)</w:t>
+            </w:r>
+          </w:p>
+        </w:tc>
+      </w:tr>
+      <w:tr>
+        <w:trPr>
+          <w:tblHeader w:val="false"/>
+        </w:trPr>
+        <w:tc>
+          <w:tcPr>
+            <w:tcW w:type="dxa" w:w="1805"/>
+            <w:tcBorders>
+              <w:top w:val="single" w:color="9AA9B8" w:sz="4"/>
+              <w:left w:val="single" w:color="9AA9B8" w:sz="4"/>
+              <w:bottom w:val="single" w:color="9AA9B8" w:sz="4"/>
+              <w:right w:val="single" w:color="9AA9B8" w:sz="4"/>
+            </w:tcBorders>
+            <w:tcMar>
+              <w:top w:type="dxa" w:w="50"/>
+              <w:left w:type="dxa" w:w="90"/>
+              <w:bottom w:type="dxa" w:w="50"/>
+              <w:right w:type="dxa" w:w="90"/>
+            </w:tcMar>
+          </w:tcPr>
+          <w:p>
+            <w:r>
+              <w:rPr>
+                <w:sz w:val="18"/>
+                <w:szCs w:val="18"/>
+              </w:rPr>
+              <w:t xml:space="preserve">Record classes that keep history</w:t>
+            </w:r>
+          </w:p>
+        </w:tc>
+        <w:tc>
+          <w:tcPr>
+            <w:tcW w:type="dxa" w:w="451"/>
+            <w:tcBorders>
+              <w:top w:val="single" w:color="9AA9B8" w:sz="4"/>
+              <w:left w:val="single" w:color="9AA9B8" w:sz="4"/>
+              <w:bottom w:val="single" w:color="9AA9B8" w:sz="4"/>
+              <w:right w:val="single" w:color="9AA9B8" w:sz="4"/>
+            </w:tcBorders>
+            <w:tcMar>
+              <w:top w:type="dxa" w:w="50"/>
+              <w:left w:type="dxa" w:w="90"/>
+              <w:bottom w:type="dxa" w:w="50"/>
+              <w:right w:type="dxa" w:w="90"/>
+            </w:tcMar>
+          </w:tcPr>
+          <w:p>
+            <w:r>
+              <w:rPr>
+                <w:sz w:val="18"/>
+                <w:szCs w:val="18"/>
+              </w:rPr>
+              <w:t xml:space="preserve">20</w:t>
+            </w:r>
+          </w:p>
+        </w:tc>
+        <w:tc>
+          <w:tcPr>
+            <w:tcW w:type="dxa" w:w="3384"/>
+            <w:tcBorders>
+              <w:top w:val="single" w:color="9AA9B8" w:sz="4"/>
+              <w:left w:val="single" w:color="9AA9B8" w:sz="4"/>
+              <w:bottom w:val="single" w:color="9AA9B8" w:sz="4"/>
+              <w:right w:val="single" w:color="9AA9B8" w:sz="4"/>
+            </w:tcBorders>
+            <w:tcMar>
+              <w:top w:type="dxa" w:w="50"/>
+              <w:left w:type="dxa" w:w="90"/>
+              <w:bottom w:type="dxa" w:w="50"/>
+              <w:right w:type="dxa" w:w="90"/>
+            </w:tcMar>
+          </w:tcPr>
+          <w:p>
+            <w:r>
+              <w:rPr>
+                <w:sz w:val="18"/>
+                <w:szCs w:val="18"/>
+              </w:rPr>
+              <w:t xml:space="preserve">Several fields, each a fact the brief requires to be kept after things change</w:t>
+            </w:r>
+          </w:p>
+        </w:tc>
+        <w:tc>
+          <w:tcPr>
+            <w:tcW w:type="dxa" w:w="3386"/>
+            <w:tcBorders>
+              <w:top w:val="single" w:color="9AA9B8" w:sz="4"/>
+              <w:left w:val="single" w:color="9AA9B8" w:sz="4"/>
+              <w:bottom w:val="single" w:color="9AA9B8" w:sz="4"/>
+              <w:right w:val="single" w:color="9AA9B8" w:sz="4"/>
+            </w:tcBorders>
+            <w:tcMar>
+              <w:top w:type="dxa" w:w="50"/>
+              <w:left w:type="dxa" w:w="90"/>
+              <w:bottom w:type="dxa" w:w="50"/>
+              <w:right w:type="dxa" w:w="90"/>
+            </w:tcMar>
+          </w:tcPr>
+          <w:p>
+            <w:r>
+              <w:rPr>
+                <w:rFonts w:ascii="Consolas" w:cs="Consolas" w:eastAsia="Consolas" w:hAnsi="Consolas"/>
+                <w:sz w:val="18"/>
+                <w:szCs w:val="18"/>
+              </w:rPr>
+              <w:t xml:space="preserve">VerificationCheck</w:t>
+            </w:r>
+            <w:r>
+              <w:rPr>
+                <w:sz w:val="18"/>
+                <w:szCs w:val="18"/>
+              </w:rPr>
+              <w:t xml:space="preserve">, </w:t>
+            </w:r>
+            <w:r>
+              <w:rPr>
+                <w:rFonts w:ascii="Consolas" w:cs="Consolas" w:eastAsia="Consolas" w:hAnsi="Consolas"/>
+                <w:sz w:val="18"/>
+                <w:szCs w:val="18"/>
+              </w:rPr>
+              <w:t xml:space="preserve">Correction</w:t>
+            </w:r>
+            <w:r>
+              <w:rPr>
+                <w:sz w:val="18"/>
+                <w:szCs w:val="18"/>
+              </w:rPr>
+              <w:t xml:space="preserve">, </w:t>
+            </w:r>
+            <w:r>
+              <w:rPr>
+                <w:rFonts w:ascii="Consolas" w:cs="Consolas" w:eastAsia="Consolas" w:hAnsi="Consolas"/>
+                <w:sz w:val="18"/>
+                <w:szCs w:val="18"/>
+              </w:rPr>
+              <w:t xml:space="preserve">OfficerRole</w:t>
+            </w:r>
+            <w:r>
+              <w:rPr>
+                <w:sz w:val="18"/>
+                <w:szCs w:val="18"/>
+              </w:rPr>
+              <w:t xml:space="preserve">, </w:t>
+            </w:r>
+            <w:r>
+              <w:rPr>
+                <w:rFonts w:ascii="Consolas" w:cs="Consolas" w:eastAsia="Consolas" w:hAnsi="Consolas"/>
+                <w:sz w:val="18"/>
+                <w:szCs w:val="18"/>
+              </w:rPr>
+              <w:t xml:space="preserve">BeneficiaryVersion</w:t>
+            </w:r>
+            <w:r>
+              <w:rPr>
+                <w:sz w:val="18"/>
+                <w:szCs w:val="18"/>
+              </w:rPr>
+              <w:t xml:space="preserve">, </w:t>
+            </w:r>
+            <w:r>
+              <w:rPr>
+                <w:rFonts w:ascii="Consolas" w:cs="Consolas" w:eastAsia="Consolas" w:hAnsi="Consolas"/>
+                <w:sz w:val="18"/>
+                <w:szCs w:val="18"/>
+              </w:rPr>
+              <w:t xml:space="preserve">PaymentAuthorisation</w:t>
+            </w:r>
+            <w:r>
+              <w:rPr>
+                <w:sz w:val="18"/>
+                <w:szCs w:val="18"/>
+              </w:rPr>
+              <w:t xml:space="preserve">, </w:t>
+            </w:r>
+            <w:r>
+              <w:rPr>
+                <w:rFonts w:ascii="Consolas" w:cs="Consolas" w:eastAsia="Consolas" w:hAnsi="Consolas"/>
+                <w:sz w:val="18"/>
+                <w:szCs w:val="18"/>
+              </w:rPr>
+              <w:t xml:space="preserve">Approval</w:t>
+            </w:r>
+            <w:r>
+              <w:rPr>
+                <w:sz w:val="18"/>
+                <w:szCs w:val="18"/>
+              </w:rPr>
+              <w:t xml:space="preserve"> (role at the time), </w:t>
+            </w:r>
+            <w:r>
+              <w:rPr>
+                <w:rFonts w:ascii="Consolas" w:cs="Consolas" w:eastAsia="Consolas" w:hAnsi="Consolas"/>
+                <w:sz w:val="18"/>
+                <w:szCs w:val="18"/>
+              </w:rPr>
+              <w:t xml:space="preserve">CaseEvidence</w:t>
+            </w:r>
+            <w:r>
+              <w:rPr>
+                <w:sz w:val="18"/>
+                <w:szCs w:val="18"/>
+              </w:rPr>
+              <w:t xml:space="preserve"> (snapshot), </w:t>
+            </w:r>
+            <w:r>
+              <w:rPr>
+                <w:rFonts w:ascii="Consolas" w:cs="Consolas" w:eastAsia="Consolas" w:hAnsi="Consolas"/>
+                <w:sz w:val="18"/>
+                <w:szCs w:val="18"/>
+              </w:rPr>
+              <w:t xml:space="preserve">PromiseToPay</w:t>
+            </w:r>
+          </w:p>
+        </w:tc>
+      </w:tr>
+      <w:tr>
+        <w:trPr>
+          <w:tblHeader w:val="false"/>
+        </w:trPr>
+        <w:tc>
+          <w:tcPr>
+            <w:tcW w:type="dxa" w:w="1805"/>
+            <w:tcBorders>
+              <w:top w:val="single" w:color="9AA9B8" w:sz="4"/>
+              <w:left w:val="single" w:color="9AA9B8" w:sz="4"/>
+              <w:bottom w:val="single" w:color="9AA9B8" w:sz="4"/>
+              <w:right w:val="single" w:color="9AA9B8" w:sz="4"/>
+            </w:tcBorders>
+            <w:tcMar>
+              <w:top w:type="dxa" w:w="50"/>
+              <w:left w:type="dxa" w:w="90"/>
+              <w:bottom w:type="dxa" w:w="50"/>
+              <w:right w:type="dxa" w:w="90"/>
+            </w:tcMar>
+          </w:tcPr>
+          <w:p>
+            <w:r>
+              <w:rPr>
+                <w:sz w:val="18"/>
+                <w:szCs w:val="18"/>
+              </w:rPr>
+              <w:t xml:space="preserve">Type-only subclasses</w:t>
+            </w:r>
+          </w:p>
+        </w:tc>
+        <w:tc>
+          <w:tcPr>
+            <w:tcW w:type="dxa" w:w="451"/>
+            <w:tcBorders>
+              <w:top w:val="single" w:color="9AA9B8" w:sz="4"/>
+              <w:left w:val="single" w:color="9AA9B8" w:sz="4"/>
+              <w:bottom w:val="single" w:color="9AA9B8" w:sz="4"/>
+              <w:right w:val="single" w:color="9AA9B8" w:sz="4"/>
+            </w:tcBorders>
+            <w:tcMar>
+              <w:top w:type="dxa" w:w="50"/>
+              <w:left w:type="dxa" w:w="90"/>
+              <w:bottom w:type="dxa" w:w="50"/>
+              <w:right w:type="dxa" w:w="90"/>
+            </w:tcMar>
+          </w:tcPr>
+          <w:p>
+            <w:r>
+              <w:rPr>
+                <w:sz w:val="18"/>
+                <w:szCs w:val="18"/>
+              </w:rPr>
+              <w:t xml:space="preserve">3</w:t>
+            </w:r>
+          </w:p>
+        </w:tc>
+        <w:tc>
+          <w:tcPr>
+            <w:tcW w:type="dxa" w:w="3384"/>
+            <w:tcBorders>
+              <w:top w:val="single" w:color="9AA9B8" w:sz="4"/>
+              <w:left w:val="single" w:color="9AA9B8" w:sz="4"/>
+              <w:bottom w:val="single" w:color="9AA9B8" w:sz="4"/>
+              <w:right w:val="single" w:color="9AA9B8" w:sz="4"/>
+            </w:tcBorders>
+            <w:tcMar>
+              <w:top w:type="dxa" w:w="50"/>
+              <w:left w:type="dxa" w:w="90"/>
+              <w:bottom w:type="dxa" w:w="50"/>
+              <w:right w:type="dxa" w:w="90"/>
+            </w:tcMar>
+          </w:tcPr>
+          <w:p>
+            <w:r>
+              <w:rPr>
+                <w:sz w:val="18"/>
+                <w:szCs w:val="18"/>
+              </w:rPr>
+              <w:t xml:space="preserve">Little or no data of their own; kept for a stated reason</w:t>
+            </w:r>
+          </w:p>
+        </w:tc>
+        <w:tc>
+          <w:tcPr>
+            <w:tcW w:type="dxa" w:w="3386"/>
+            <w:tcBorders>
+              <w:top w:val="single" w:color="9AA9B8" w:sz="4"/>
+              <w:left w:val="single" w:color="9AA9B8" w:sz="4"/>
+              <w:bottom w:val="single" w:color="9AA9B8" w:sz="4"/>
+              <w:right w:val="single" w:color="9AA9B8" w:sz="4"/>
+            </w:tcBorders>
+            <w:tcMar>
+              <w:top w:type="dxa" w:w="50"/>
+              <w:left w:type="dxa" w:w="90"/>
+              <w:bottom w:type="dxa" w:w="50"/>
+              <w:right w:type="dxa" w:w="90"/>
+            </w:tcMar>
+          </w:tcPr>
+          <w:p>
+            <w:r>
+              <w:rPr>
+                <w:sz w:val="18"/>
+                <w:szCs w:val="18"/>
+              </w:rPr>
+              <w:t xml:space="preserve">see below</w:t>
+            </w:r>
+          </w:p>
+        </w:tc>
+      </w:tr>
+    </w:tbl>
+    <w:p>
+      <w:pPr>
+        <w:spacing w:after="60"/>
+      </w:pPr>
+    </w:p>
+    <w:p>
+      <w:r>
+        <w:rPr>
+          <w:b/>
+          <w:bCs/>
+        </w:rPr>
+        <w:t xml:space="preserve">The three small subclasses, and why they stay:</w:t>
+      </w:r>
+    </w:p>
+    <w:p>
+      <w:r>
+        <w:t xml:space="preserve">- </w:t>
+      </w:r>
+      <w:r>
+        <w:rPr>
+          <w:b/>
+          <w:bCs/>
+        </w:rPr>
+        <w:t xml:space="preserve">`LoanTransaction`</w:t>
+      </w:r>
+      <w:r>
+        <w:t xml:space="preserve"> (adds only </w:t>
+      </w:r>
+      <w:r>
+        <w:rPr>
+          <w:rFonts w:ascii="Consolas" w:cs="Consolas" w:eastAsia="Consolas" w:hAnsi="Consolas"/>
+          <w:sz w:val="19"/>
+          <w:szCs w:val="19"/>
+        </w:rPr>
+        <w:t xml:space="preserve">agreement</w:t>
+      </w:r>
+      <w:r>
+        <w:t xml:space="preserve">): the abstract parent that groups disbursement, repayment and interest capitalisation, so "every movement on this loan" is one query and the agreement link is declared once.</w:t>
+      </w:r>
+    </w:p>
+    <w:p>
+      <w:r>
+        <w:t xml:space="preserve">- </w:t>
+      </w:r>
+      <w:r>
+        <w:rPr>
+          <w:b/>
+          <w:bCs/>
+        </w:rPr>
+        <w:t xml:space="preserve">`Complaint`</w:t>
+      </w:r>
+      <w:r>
+        <w:t xml:space="preserve"> (adds </w:t>
+      </w:r>
+      <w:r>
+        <w:rPr>
+          <w:rFonts w:ascii="Consolas" w:cs="Consolas" w:eastAsia="Consolas" w:hAnsi="Consolas"/>
+          <w:sz w:val="19"/>
+          <w:szCs w:val="19"/>
+        </w:rPr>
+        <w:t xml:space="preserve">category</w:t>
+      </w:r>
+      <w:r>
+        <w:t xml:space="preserve">): a complaint is a different customer case from a dispute or a service request, with its own reference series (</w:t>
+      </w:r>
+      <w:r>
+        <w:rPr>
+          <w:rFonts w:ascii="Consolas" w:cs="Consolas" w:eastAsia="Consolas" w:hAnsi="Consolas"/>
+          <w:sz w:val="19"/>
+          <w:szCs w:val="19"/>
+        </w:rPr>
+        <w:t xml:space="preserve">CMP-</w:t>
+      </w:r>
+      <w:r>
+        <w:t xml:space="preserve">), and it is counted and reported separately.</w:t>
+      </w:r>
+    </w:p>
+    <w:p>
+      <w:r>
+        <w:t xml:space="preserve">- </w:t>
+      </w:r>
+      <w:r>
+        <w:rPr>
+          <w:b/>
+          <w:bCs/>
+        </w:rPr>
+        <w:t xml:space="preserve">`ComplianceInvestigation`</w:t>
+      </w:r>
+      <w:r>
+        <w:t xml:space="preserve"> (no own fields): a risk case opened by compliance staff rather than by a monitoring rule. Unlike </w:t>
+      </w:r>
+      <w:r>
+        <w:rPr>
+          <w:rFonts w:ascii="Consolas" w:cs="Consolas" w:eastAsia="Consolas" w:hAnsi="Consolas"/>
+          <w:sz w:val="19"/>
+          <w:szCs w:val="19"/>
+        </w:rPr>
+        <w:t xml:space="preserve">FraudAlert</w:t>
+      </w:r>
+      <w:r>
+        <w:t xml:space="preserve">, it has no triggering rule or transaction, which is exactly why it is a sibling and not a subclass. It keeps its own reference series (</w:t>
+      </w:r>
+      <w:r>
+        <w:rPr>
+          <w:rFonts w:ascii="Consolas" w:cs="Consolas" w:eastAsia="Consolas" w:hAnsi="Consolas"/>
+          <w:sz w:val="19"/>
+          <w:szCs w:val="19"/>
+        </w:rPr>
+        <w:t xml:space="preserve">CMPL-</w:t>
+      </w:r>
+      <w:r>
+        <w:t xml:space="preserve">).</w:t>
+      </w:r>
+    </w:p>
+    <w:p>
+      <w:r>
+        <w:rPr>
+          <w:b/>
+          <w:bCs/>
+        </w:rPr>
+        <w:t xml:space="preserve">The strict count:</w:t>
+      </w:r>
+      <w:r>
+        <w:t xml:space="preserve"> even counting only the 48 classes with their own behaviour, the model is well above the brief's minimum of 30. The record classes are what keep history meaningful (the brief's common rule on historical records), so they are counted as meaningful too, but they are not needed to pass the threshold.</w:t>
       </w:r>
     </w:p>
     <w:p>

--- a/docs/Design_Report.docx
+++ b/docs/Design_Report.docx
@@ -299,7 +299,7 @@
           <w:sz w:val="18"/>
           <w:szCs w:val="18"/>
         </w:rPr>
-        <w:t xml:space="preserve">python banking_system.py --test       # run the 73 automated tests</w:t>
+        <w:t xml:space="preserve">python banking_system.py --test       # run the 77 automated tests</w:t>
       </w:r>
     </w:p>
     <w:p>
@@ -720,7 +720,7 @@
                 <w:sz w:val="18"/>
                 <w:szCs w:val="18"/>
               </w:rPr>
-              <w:t xml:space="preserve"> (71 business classes plus 6 supporting, 98 operations, 80 of them state-changing commands)</w:t>
+              <w:t xml:space="preserve"> (71 business classes plus 9 supporting, 98 operations, 80 of them state-changing commands)</w:t>
             </w:r>
           </w:p>
         </w:tc>
@@ -1276,7 +1276,7 @@
         <w:t xml:space="preserve">Implementation.</w:t>
       </w:r>
       <w:r>
-        <w:t xml:space="preserve"> One file, standard library only: 71 business classes (plus 6 supporting), 98 operations (80 change state), 73 automated tests, a double-entry ledger whose trial balance is always zero.</w:t>
+        <w:t xml:space="preserve"> One file, standard library only: 71 business classes (plus 9 supporting), 98 operations (80 change state), 77 automated tests, a double-entry ledger whose trial balance is always zero.</w:t>
       </w:r>
     </w:p>
     <w:p>
@@ -1448,7 +1448,7 @@
         <w:t xml:space="preserve">Limitations.</w:t>
       </w:r>
       <w:r>
-        <w:t xml:space="preserve"> A single currency, in-memory storage, simplified interest, two-signatory dual control only. Growing larger would need a database, concurrency control, multiple currencies and configurable approval rules; section 10 maps each change to the classes it affects.</w:t>
+        <w:t xml:space="preserve"> A single currency, saving only as one whole JSON file, simplified interest, two-signatory dual control only. Growing larger would need a database, concurrency control, multiple currencies and configurable approval rules; section 10 maps each change to the classes it affects.</w:t>
       </w:r>
     </w:p>
     <w:p>
@@ -21949,7 +21949,7 @@
         <w:t xml:space="preserve">Automated tests.</w:t>
       </w:r>
       <w:r>
-        <w:t xml:space="preserve"> 73 independent tests (</w:t>
+        <w:t xml:space="preserve"> 77 independent tests (</w:t>
       </w:r>
       <w:r>
         <w:rPr>
@@ -22867,6 +22867,583 @@
     </w:p>
     <w:p>
       <w:pPr>
+        <w:pStyle w:val="Heading2"/>
+      </w:pPr>
+      <w:r>
+        <w:t xml:space="preserve">5.2 Saving and loading the whole bank (files and JSON)</w:t>
+      </w:r>
+    </w:p>
+    <w:p>
+      <w:r>
+        <w:rPr>
+          <w:rFonts w:ascii="Consolas" w:cs="Consolas" w:eastAsia="Consolas" w:hAnsi="Consolas"/>
+          <w:sz w:val="19"/>
+          <w:szCs w:val="19"/>
+        </w:rPr>
+        <w:t xml:space="preserve">Repository</w:t>
+      </w:r>
+      <w:r>
+        <w:t xml:space="preserve"> (a small supporting hierarchy, not one of the four banking hierarchies) saves the entire bank as JSON text and loads it back exactly: every object and its full history, including status histories, versions and the audit log. A saved bank carries on where it stopped: new reference numbers continue from the saved counters, and the lifecycles still refuse illegal moves.</w:t>
+      </w:r>
+    </w:p>
+    <w:tbl>
+      <w:tblPr>
+        <w:tblW w:type="dxa" w:w="9026"/>
+        <w:tblBorders>
+          <w:top w:val="single" w:color="auto" w:sz="4"/>
+          <w:left w:val="single" w:color="auto" w:sz="4"/>
+          <w:bottom w:val="single" w:color="auto" w:sz="4"/>
+          <w:right w:val="single" w:color="auto" w:sz="4"/>
+          <w:insideH w:val="single" w:color="auto" w:sz="4"/>
+          <w:insideV w:val="single" w:color="auto" w:sz="4"/>
+        </w:tblBorders>
+      </w:tblPr>
+      <w:tblGrid>
+        <w:gridCol w:w="1941"/>
+        <w:gridCol w:w="1261"/>
+        <w:gridCol w:w="5824"/>
+      </w:tblGrid>
+      <w:tr>
+        <w:trPr>
+          <w:tblHeader/>
+        </w:trPr>
+        <w:tc>
+          <w:tcPr>
+            <w:tcW w:type="dxa" w:w="1941"/>
+            <w:tcBorders>
+              <w:top w:val="single" w:color="9AA9B8" w:sz="4"/>
+              <w:left w:val="single" w:color="9AA9B8" w:sz="4"/>
+              <w:bottom w:val="single" w:color="9AA9B8" w:sz="4"/>
+              <w:right w:val="single" w:color="9AA9B8" w:sz="4"/>
+            </w:tcBorders>
+            <w:shd w:fill="DDE7F0" w:color="auto" w:val="clear"/>
+            <w:tcMar>
+              <w:top w:type="dxa" w:w="50"/>
+              <w:left w:type="dxa" w:w="90"/>
+              <w:bottom w:type="dxa" w:w="50"/>
+              <w:right w:type="dxa" w:w="90"/>
+            </w:tcMar>
+          </w:tcPr>
+          <w:p>
+            <w:r>
+              <w:rPr>
+                <w:b/>
+                <w:bCs/>
+                <w:sz w:val="18"/>
+                <w:szCs w:val="18"/>
+              </w:rPr>
+              <w:t xml:space="preserve">Class</w:t>
+            </w:r>
+          </w:p>
+        </w:tc>
+        <w:tc>
+          <w:tcPr>
+            <w:tcW w:type="dxa" w:w="1261"/>
+            <w:tcBorders>
+              <w:top w:val="single" w:color="9AA9B8" w:sz="4"/>
+              <w:left w:val="single" w:color="9AA9B8" w:sz="4"/>
+              <w:bottom w:val="single" w:color="9AA9B8" w:sz="4"/>
+              <w:right w:val="single" w:color="9AA9B8" w:sz="4"/>
+            </w:tcBorders>
+            <w:shd w:fill="DDE7F0" w:color="auto" w:val="clear"/>
+            <w:tcMar>
+              <w:top w:type="dxa" w:w="50"/>
+              <w:left w:type="dxa" w:w="90"/>
+              <w:bottom w:type="dxa" w:w="50"/>
+              <w:right w:type="dxa" w:w="90"/>
+            </w:tcMar>
+          </w:tcPr>
+          <w:p>
+            <w:r>
+              <w:rPr>
+                <w:b/>
+                <w:bCs/>
+                <w:sz w:val="18"/>
+                <w:szCs w:val="18"/>
+              </w:rPr>
+              <w:t xml:space="preserve">Inherits from</w:t>
+            </w:r>
+          </w:p>
+        </w:tc>
+        <w:tc>
+          <w:tcPr>
+            <w:tcW w:type="dxa" w:w="5824"/>
+            <w:tcBorders>
+              <w:top w:val="single" w:color="9AA9B8" w:sz="4"/>
+              <w:left w:val="single" w:color="9AA9B8" w:sz="4"/>
+              <w:bottom w:val="single" w:color="9AA9B8" w:sz="4"/>
+              <w:right w:val="single" w:color="9AA9B8" w:sz="4"/>
+            </w:tcBorders>
+            <w:shd w:fill="DDE7F0" w:color="auto" w:val="clear"/>
+            <w:tcMar>
+              <w:top w:type="dxa" w:w="50"/>
+              <w:left w:type="dxa" w:w="90"/>
+              <w:bottom w:type="dxa" w:w="50"/>
+              <w:right w:type="dxa" w:w="90"/>
+            </w:tcMar>
+          </w:tcPr>
+          <w:p>
+            <w:r>
+              <w:rPr>
+                <w:b/>
+                <w:bCs/>
+                <w:sz w:val="18"/>
+                <w:szCs w:val="18"/>
+              </w:rPr>
+              <w:t xml:space="preserve">What the level adds</w:t>
+            </w:r>
+          </w:p>
+        </w:tc>
+      </w:tr>
+      <w:tr>
+        <w:trPr>
+          <w:tblHeader w:val="false"/>
+        </w:trPr>
+        <w:tc>
+          <w:tcPr>
+            <w:tcW w:type="dxa" w:w="1941"/>
+            <w:tcBorders>
+              <w:top w:val="single" w:color="9AA9B8" w:sz="4"/>
+              <w:left w:val="single" w:color="9AA9B8" w:sz="4"/>
+              <w:bottom w:val="single" w:color="9AA9B8" w:sz="4"/>
+              <w:right w:val="single" w:color="9AA9B8" w:sz="4"/>
+            </w:tcBorders>
+            <w:tcMar>
+              <w:top w:type="dxa" w:w="50"/>
+              <w:left w:type="dxa" w:w="90"/>
+              <w:bottom w:type="dxa" w:w="50"/>
+              <w:right w:type="dxa" w:w="90"/>
+            </w:tcMar>
+          </w:tcPr>
+          <w:p>
+            <w:r>
+              <w:rPr>
+                <w:rFonts w:ascii="Consolas" w:cs="Consolas" w:eastAsia="Consolas" w:hAnsi="Consolas"/>
+                <w:sz w:val="18"/>
+                <w:szCs w:val="18"/>
+              </w:rPr>
+              <w:t xml:space="preserve">Repository</w:t>
+            </w:r>
+          </w:p>
+        </w:tc>
+        <w:tc>
+          <w:tcPr>
+            <w:tcW w:type="dxa" w:w="1261"/>
+            <w:tcBorders>
+              <w:top w:val="single" w:color="9AA9B8" w:sz="4"/>
+              <w:left w:val="single" w:color="9AA9B8" w:sz="4"/>
+              <w:bottom w:val="single" w:color="9AA9B8" w:sz="4"/>
+              <w:right w:val="single" w:color="9AA9B8" w:sz="4"/>
+            </w:tcBorders>
+            <w:tcMar>
+              <w:top w:type="dxa" w:w="50"/>
+              <w:left w:type="dxa" w:w="90"/>
+              <w:bottom w:type="dxa" w:w="50"/>
+              <w:right w:type="dxa" w:w="90"/>
+            </w:tcMar>
+          </w:tcPr>
+          <w:p>
+            <w:r>
+              <w:rPr>
+                <w:sz w:val="18"/>
+                <w:szCs w:val="18"/>
+              </w:rPr>
+              <w:t xml:space="preserve">(abstract)</w:t>
+            </w:r>
+          </w:p>
+        </w:tc>
+        <w:tc>
+          <w:tcPr>
+            <w:tcW w:type="dxa" w:w="5824"/>
+            <w:tcBorders>
+              <w:top w:val="single" w:color="9AA9B8" w:sz="4"/>
+              <w:left w:val="single" w:color="9AA9B8" w:sz="4"/>
+              <w:bottom w:val="single" w:color="9AA9B8" w:sz="4"/>
+              <w:right w:val="single" w:color="9AA9B8" w:sz="4"/>
+            </w:tcBorders>
+            <w:tcMar>
+              <w:top w:type="dxa" w:w="50"/>
+              <w:left w:type="dxa" w:w="90"/>
+              <w:bottom w:type="dxa" w:w="50"/>
+              <w:right w:type="dxa" w:w="90"/>
+            </w:tcMar>
+          </w:tcPr>
+          <w:p>
+            <w:r>
+              <w:rPr>
+                <w:sz w:val="18"/>
+                <w:szCs w:val="18"/>
+              </w:rPr>
+              <w:t xml:space="preserve">The JSON format, shared by every repository: </w:t>
+            </w:r>
+            <w:r>
+              <w:rPr>
+                <w:rFonts w:ascii="Consolas" w:cs="Consolas" w:eastAsia="Consolas" w:hAnsi="Consolas"/>
+                <w:sz w:val="18"/>
+                <w:szCs w:val="18"/>
+              </w:rPr>
+              <w:t xml:space="preserve">save()</w:t>
+            </w:r>
+            <w:r>
+              <w:rPr>
+                <w:sz w:val="18"/>
+                <w:szCs w:val="18"/>
+              </w:rPr>
+              <w:t xml:space="preserve"> and </w:t>
+            </w:r>
+            <w:r>
+              <w:rPr>
+                <w:rFonts w:ascii="Consolas" w:cs="Consolas" w:eastAsia="Consolas" w:hAnsi="Consolas"/>
+                <w:sz w:val="18"/>
+                <w:szCs w:val="18"/>
+              </w:rPr>
+              <w:t xml:space="preserve">load()</w:t>
+            </w:r>
+            <w:r>
+              <w:rPr>
+                <w:sz w:val="18"/>
+                <w:szCs w:val="18"/>
+              </w:rPr>
+              <w:t xml:space="preserve"> as template methods; </w:t>
+            </w:r>
+            <w:r>
+              <w:rPr>
+                <w:rFonts w:ascii="Consolas" w:cs="Consolas" w:eastAsia="Consolas" w:hAnsi="Consolas"/>
+                <w:sz w:val="18"/>
+                <w:szCs w:val="18"/>
+              </w:rPr>
+              <w:t xml:space="preserve">encode()</w:t>
+            </w:r>
+            <w:r>
+              <w:rPr>
+                <w:sz w:val="18"/>
+                <w:szCs w:val="18"/>
+              </w:rPr>
+              <w:t xml:space="preserve"> and </w:t>
+            </w:r>
+            <w:r>
+              <w:rPr>
+                <w:rFonts w:ascii="Consolas" w:cs="Consolas" w:eastAsia="Consolas" w:hAnsi="Consolas"/>
+                <w:sz w:val="18"/>
+                <w:szCs w:val="18"/>
+              </w:rPr>
+              <w:t xml:space="preserve">decode()</w:t>
+            </w:r>
+          </w:p>
+        </w:tc>
+      </w:tr>
+      <w:tr>
+        <w:trPr>
+          <w:tblHeader w:val="false"/>
+        </w:trPr>
+        <w:tc>
+          <w:tcPr>
+            <w:tcW w:type="dxa" w:w="1941"/>
+            <w:tcBorders>
+              <w:top w:val="single" w:color="9AA9B8" w:sz="4"/>
+              <w:left w:val="single" w:color="9AA9B8" w:sz="4"/>
+              <w:bottom w:val="single" w:color="9AA9B8" w:sz="4"/>
+              <w:right w:val="single" w:color="9AA9B8" w:sz="4"/>
+            </w:tcBorders>
+            <w:tcMar>
+              <w:top w:type="dxa" w:w="50"/>
+              <w:left w:type="dxa" w:w="90"/>
+              <w:bottom w:type="dxa" w:w="50"/>
+              <w:right w:type="dxa" w:w="90"/>
+            </w:tcMar>
+          </w:tcPr>
+          <w:p>
+            <w:r>
+              <w:rPr>
+                <w:rFonts w:ascii="Consolas" w:cs="Consolas" w:eastAsia="Consolas" w:hAnsi="Consolas"/>
+                <w:sz w:val="18"/>
+                <w:szCs w:val="18"/>
+              </w:rPr>
+              <w:t xml:space="preserve">JsonFileRepository</w:t>
+            </w:r>
+          </w:p>
+        </w:tc>
+        <w:tc>
+          <w:tcPr>
+            <w:tcW w:type="dxa" w:w="1261"/>
+            <w:tcBorders>
+              <w:top w:val="single" w:color="9AA9B8" w:sz="4"/>
+              <w:left w:val="single" w:color="9AA9B8" w:sz="4"/>
+              <w:bottom w:val="single" w:color="9AA9B8" w:sz="4"/>
+              <w:right w:val="single" w:color="9AA9B8" w:sz="4"/>
+            </w:tcBorders>
+            <w:tcMar>
+              <w:top w:type="dxa" w:w="50"/>
+              <w:left w:type="dxa" w:w="90"/>
+              <w:bottom w:type="dxa" w:w="50"/>
+              <w:right w:type="dxa" w:w="90"/>
+            </w:tcMar>
+          </w:tcPr>
+          <w:p>
+            <w:r>
+              <w:rPr>
+                <w:rFonts w:ascii="Consolas" w:cs="Consolas" w:eastAsia="Consolas" w:hAnsi="Consolas"/>
+                <w:sz w:val="18"/>
+                <w:szCs w:val="18"/>
+              </w:rPr>
+              <w:t xml:space="preserve">Repository</w:t>
+            </w:r>
+          </w:p>
+        </w:tc>
+        <w:tc>
+          <w:tcPr>
+            <w:tcW w:type="dxa" w:w="5824"/>
+            <w:tcBorders>
+              <w:top w:val="single" w:color="9AA9B8" w:sz="4"/>
+              <w:left w:val="single" w:color="9AA9B8" w:sz="4"/>
+              <w:bottom w:val="single" w:color="9AA9B8" w:sz="4"/>
+              <w:right w:val="single" w:color="9AA9B8" w:sz="4"/>
+            </w:tcBorders>
+            <w:tcMar>
+              <w:top w:type="dxa" w:w="50"/>
+              <w:left w:type="dxa" w:w="90"/>
+              <w:bottom w:type="dxa" w:w="50"/>
+              <w:right w:type="dxa" w:w="90"/>
+            </w:tcMar>
+          </w:tcPr>
+          <w:p>
+            <w:r>
+              <w:rPr>
+                <w:sz w:val="18"/>
+                <w:szCs w:val="18"/>
+              </w:rPr>
+              <w:t xml:space="preserve">Keeps the text in a file on disk</w:t>
+            </w:r>
+          </w:p>
+        </w:tc>
+      </w:tr>
+      <w:tr>
+        <w:trPr>
+          <w:tblHeader w:val="false"/>
+        </w:trPr>
+        <w:tc>
+          <w:tcPr>
+            <w:tcW w:type="dxa" w:w="1941"/>
+            <w:tcBorders>
+              <w:top w:val="single" w:color="9AA9B8" w:sz="4"/>
+              <w:left w:val="single" w:color="9AA9B8" w:sz="4"/>
+              <w:bottom w:val="single" w:color="9AA9B8" w:sz="4"/>
+              <w:right w:val="single" w:color="9AA9B8" w:sz="4"/>
+            </w:tcBorders>
+            <w:tcMar>
+              <w:top w:type="dxa" w:w="50"/>
+              <w:left w:type="dxa" w:w="90"/>
+              <w:bottom w:type="dxa" w:w="50"/>
+              <w:right w:type="dxa" w:w="90"/>
+            </w:tcMar>
+          </w:tcPr>
+          <w:p>
+            <w:r>
+              <w:rPr>
+                <w:rFonts w:ascii="Consolas" w:cs="Consolas" w:eastAsia="Consolas" w:hAnsi="Consolas"/>
+                <w:sz w:val="18"/>
+                <w:szCs w:val="18"/>
+              </w:rPr>
+              <w:t xml:space="preserve">MemoryRepository</w:t>
+            </w:r>
+          </w:p>
+        </w:tc>
+        <w:tc>
+          <w:tcPr>
+            <w:tcW w:type="dxa" w:w="1261"/>
+            <w:tcBorders>
+              <w:top w:val="single" w:color="9AA9B8" w:sz="4"/>
+              <w:left w:val="single" w:color="9AA9B8" w:sz="4"/>
+              <w:bottom w:val="single" w:color="9AA9B8" w:sz="4"/>
+              <w:right w:val="single" w:color="9AA9B8" w:sz="4"/>
+            </w:tcBorders>
+            <w:tcMar>
+              <w:top w:type="dxa" w:w="50"/>
+              <w:left w:type="dxa" w:w="90"/>
+              <w:bottom w:type="dxa" w:w="50"/>
+              <w:right w:type="dxa" w:w="90"/>
+            </w:tcMar>
+          </w:tcPr>
+          <w:p>
+            <w:r>
+              <w:rPr>
+                <w:rFonts w:ascii="Consolas" w:cs="Consolas" w:eastAsia="Consolas" w:hAnsi="Consolas"/>
+                <w:sz w:val="18"/>
+                <w:szCs w:val="18"/>
+              </w:rPr>
+              <w:t xml:space="preserve">Repository</w:t>
+            </w:r>
+          </w:p>
+        </w:tc>
+        <w:tc>
+          <w:tcPr>
+            <w:tcW w:type="dxa" w:w="5824"/>
+            <w:tcBorders>
+              <w:top w:val="single" w:color="9AA9B8" w:sz="4"/>
+              <w:left w:val="single" w:color="9AA9B8" w:sz="4"/>
+              <w:bottom w:val="single" w:color="9AA9B8" w:sz="4"/>
+              <w:right w:val="single" w:color="9AA9B8" w:sz="4"/>
+            </w:tcBorders>
+            <w:tcMar>
+              <w:top w:type="dxa" w:w="50"/>
+              <w:left w:type="dxa" w:w="90"/>
+              <w:bottom w:type="dxa" w:w="50"/>
+              <w:right w:type="dxa" w:w="90"/>
+            </w:tcMar>
+          </w:tcPr>
+          <w:p>
+            <w:r>
+              <w:rPr>
+                <w:sz w:val="18"/>
+                <w:szCs w:val="18"/>
+              </w:rPr>
+              <w:t xml:space="preserve">Keeps the text in memory, so the tests need no files</w:t>
+            </w:r>
+          </w:p>
+        </w:tc>
+      </w:tr>
+    </w:tbl>
+    <w:p>
+      <w:pPr>
+        <w:spacing w:after="60"/>
+      </w:pPr>
+    </w:p>
+    <w:p>
+      <w:r>
+        <w:rPr>
+          <w:b/>
+          <w:bCs/>
+        </w:rPr>
+        <w:t xml:space="preserve">How the format works.</w:t>
+      </w:r>
+      <w:r>
+        <w:t xml:space="preserve"> Each object is saved once, as its class name and its fields. A link to another object is saved as </w:t>
+      </w:r>
+      <w:r>
+        <w:rPr>
+          <w:rFonts w:ascii="Consolas" w:cs="Consolas" w:eastAsia="Consolas" w:hAnsi="Consolas"/>
+          <w:sz w:val="19"/>
+          <w:szCs w:val="19"/>
+        </w:rPr>
+        <w:t xml:space="preserve">{"$ref": n}</w:t>
+      </w:r>
+      <w:r>
+        <w:t xml:space="preserve">, so an object shared by several records (an employee who approved many payments, for example) is still one object after loading, and links in both directions are no problem. Dates and Decimal amounts keep their types (</w:t>
+      </w:r>
+      <w:r>
+        <w:rPr>
+          <w:rFonts w:ascii="Consolas" w:cs="Consolas" w:eastAsia="Consolas" w:hAnsi="Consolas"/>
+          <w:sz w:val="19"/>
+          <w:szCs w:val="19"/>
+        </w:rPr>
+        <w:t xml:space="preserve">{"$date": ...}</w:t>
+      </w:r>
+      <w:r>
+        <w:t xml:space="preserve">, </w:t>
+      </w:r>
+      <w:r>
+        <w:rPr>
+          <w:rFonts w:ascii="Consolas" w:cs="Consolas" w:eastAsia="Consolas" w:hAnsi="Consolas"/>
+          <w:sz w:val="19"/>
+          <w:szCs w:val="19"/>
+        </w:rPr>
+        <w:t xml:space="preserve">{"$dec": ...}</w:t>
+      </w:r>
+      <w:r>
+        <w:t xml:space="preserve">). A lifecycle is saved by its name (for example </w:t>
+      </w:r>
+      <w:r>
+        <w:rPr>
+          <w:rFonts w:ascii="Consolas" w:cs="Consolas" w:eastAsia="Consolas" w:hAnsi="Consolas"/>
+          <w:sz w:val="19"/>
+          <w:szCs w:val="19"/>
+        </w:rPr>
+        <w:t xml:space="preserve">TransferPayment.LIFECYCLE</w:t>
+      </w:r>
+      <w:r>
+        <w:t xml:space="preserve">), because it is part of the class, not data. Encoding is iterative, not recursive, so long chains of linked records cannot exceed Python's recursion limit.</w:t>
+      </w:r>
+    </w:p>
+    <w:p>
+      <w:r>
+        <w:rPr>
+          <w:b/>
+          <w:bCs/>
+        </w:rPr>
+        <w:t xml:space="preserve">Why a hierarchy.</w:t>
+      </w:r>
+      <w:r>
+        <w:t xml:space="preserve"> What changes between repositories is only </w:t>
+      </w:r>
+      <w:r>
+        <w:rPr>
+          <w:i/>
+          <w:iCs/>
+        </w:rPr>
+        <w:t xml:space="preserve">where</w:t>
+      </w:r>
+      <w:r>
+        <w:t xml:space="preserve"> the text is kept; the format must be identical, or a bank saved by one could not be read by another. So the format lives once in the parent, and each subclass implements two small methods (</w:t>
+      </w:r>
+      <w:r>
+        <w:rPr>
+          <w:rFonts w:ascii="Consolas" w:cs="Consolas" w:eastAsia="Consolas" w:hAnsi="Consolas"/>
+          <w:sz w:val="19"/>
+          <w:szCs w:val="19"/>
+        </w:rPr>
+        <w:t xml:space="preserve">_write</w:t>
+      </w:r>
+      <w:r>
+        <w:t xml:space="preserve">, </w:t>
+      </w:r>
+      <w:r>
+        <w:rPr>
+          <w:rFonts w:ascii="Consolas" w:cs="Consolas" w:eastAsia="Consolas" w:hAnsi="Consolas"/>
+          <w:sz w:val="19"/>
+          <w:szCs w:val="19"/>
+        </w:rPr>
+        <w:t xml:space="preserve">_read</w:t>
+      </w:r>
+      <w:r>
+        <w:t xml:space="preserve">). A database repository would be a third subclass.</w:t>
+      </w:r>
+    </w:p>
+    <w:p>
+      <w:r>
+        <w:rPr>
+          <w:b/>
+          <w:bCs/>
+        </w:rPr>
+        <w:t xml:space="preserve">Proof.</w:t>
+      </w:r>
+      <w:r>
+        <w:t xml:space="preserve"> Four tests: saving a loaded bank gives byte-for-byte the same JSON (all 1,366 objects of the demo bank); the loaded bank keeps its balances and answers history questions (Bilal's mandate on 11 April 2026); it carries on (a new deposit posts under a new reference, and a destroyed card still cannot become active); and the file repository reads what it wrote and refuses a missing file. From the command line: </w:t>
+      </w:r>
+      <w:r>
+        <w:rPr>
+          <w:rFonts w:ascii="Consolas" w:cs="Consolas" w:eastAsia="Consolas" w:hAnsi="Consolas"/>
+          <w:sz w:val="19"/>
+          <w:szCs w:val="19"/>
+        </w:rPr>
+        <w:t xml:space="preserve">python banking_system.py --save bank.json</w:t>
+      </w:r>
+      <w:r>
+        <w:t xml:space="preserve"> and </w:t>
+      </w:r>
+      <w:r>
+        <w:rPr>
+          <w:rFonts w:ascii="Consolas" w:cs="Consolas" w:eastAsia="Consolas" w:hAnsi="Consolas"/>
+          <w:sz w:val="19"/>
+          <w:szCs w:val="19"/>
+        </w:rPr>
+        <w:t xml:space="preserve">--load bank.json</w:t>
+      </w:r>
+      <w:r>
+        <w:t xml:space="preserve">. In the GUI: Save and Open in the top bar.</w:t>
+      </w:r>
+    </w:p>
+    <w:p>
+      <w:pPr>
         <w:pStyle w:val="Heading1"/>
         <w:pageBreakBefore/>
       </w:pPr>
@@ -28546,7 +29123,18 @@
         <w:t xml:space="preserve">Chargeback</w:t>
       </w:r>
       <w:r>
-        <w:t xml:space="preserve">. Savings interest is a simple month-end calculation (no daily accrual, tax withholding or Islamic profit-sharing weights). A fixed review threshold rather than risk scoring. A small chart of accounts. In-memory storage only, with reference numbers held in a module-level counter. No concurrency or rollback across several objects. Simplified loan maths (equal principal, monthly interest on the outstanding balance, no penalty charges). Dual control supports exactly two signatories rather than configurable rules such as "any two of A, B, C". Two credit authority levels only. There is no authentication: the GUI's sign-in chooses a person without a password, each operation is told who is acting, and the model then checks that person's authority.</w:t>
+        <w:t xml:space="preserve">. Savings interest is a simple month-end calculation (no daily accrual, tax withholding or Islamic profit-sharing weights). A fixed review threshold rather than risk scoring. A small chart of accounts. The bank is saved and loaded as one whole JSON file (</w:t>
+      </w:r>
+      <w:r>
+        <w:rPr>
+          <w:rFonts w:ascii="Consolas" w:cs="Consolas" w:eastAsia="Consolas" w:hAnsi="Consolas"/>
+          <w:sz w:val="19"/>
+          <w:szCs w:val="19"/>
+        </w:rPr>
+        <w:t xml:space="preserve">Repository</w:t>
+      </w:r>
+      <w:r>
+        <w:t xml:space="preserve">, section 5.2): there is no database, so no partial updates, no concurrent users, and reference numbers come from a module-level counter that the file restores. No rollback across several objects. Simplified loan maths (equal principal, monthly interest on the outstanding balance, no penalty charges). Dual control supports exactly two signatories rather than configurable rules such as "any two of A, B, C". Two credit authority levels only. There is no authentication: the GUI's sign-in chooses a person without a password, each operation is told who is acting, and the model then checks that person's authority.</w:t>
       </w:r>
     </w:p>
     <w:p>

--- a/docs/Design_Report.docx
+++ b/docs/Design_Report.docx
@@ -271,7 +271,7 @@
         <w:t xml:space="preserve">banking_system.py</w:t>
       </w:r>
       <w:r>
-        <w:t xml:space="preserve"> (Python 3.9+, standard library only). It contains the domain model, a seeded demonstration of 16 scenarios, 73 automated tests and generators for the class and UML diagrams.</w:t>
+        <w:t xml:space="preserve"> (Python 3.9+). It uses no libraries: exact money, dates, abstract classes, JSON and the test framework are classes written in the file (section 5.3). It contains the domain model, a seeded demonstration of 16 scenarios, 81 automated tests and generators for the class and UML diagrams.</w:t>
       </w:r>
     </w:p>
     <w:p>
@@ -299,7 +299,7 @@
           <w:sz w:val="18"/>
           <w:szCs w:val="18"/>
         </w:rPr>
-        <w:t xml:space="preserve">python banking_system.py --test       # run the 77 automated tests</w:t>
+        <w:t xml:space="preserve">python banking_system.py --test       # run the 81 automated tests</w:t>
       </w:r>
     </w:p>
     <w:p>
@@ -519,7 +519,7 @@
                 <w:sz w:val="18"/>
                 <w:szCs w:val="18"/>
               </w:rPr>
-              <w:t xml:space="preserve">Section 2 (A1 to A36)</w:t>
+              <w:t xml:space="preserve">Section 2 (A1 to A38)</w:t>
             </w:r>
           </w:p>
         </w:tc>
@@ -720,7 +720,7 @@
                 <w:sz w:val="18"/>
                 <w:szCs w:val="18"/>
               </w:rPr>
-              <w:t xml:space="preserve"> (71 business classes plus 9 supporting, 98 operations, 80 of them state-changing commands)</w:t>
+              <w:t xml:space="preserve"> (74 business classes plus 16 supporting, 98 operations, 80 of them state-changing commands); 5.3 the building blocks written instead of libraries; 5.4 IBAN and card-number checks</w:t>
             </w:r>
           </w:p>
         </w:tc>
@@ -1125,7 +1125,7 @@
         <w:t xml:space="preserve">Research.</w:t>
       </w:r>
       <w:r>
-        <w:t xml:space="preserve"> Eight sources (FATF, State Bank of Pakistan, Basel Committee, ISO 20022, Visa and Mastercard dispute rules, IFRS 9, BIAN, Fowler's </w:t>
+        <w:t xml:space="preserve"> Twelve sources (FATF, State Bank of Pakistan, Basel Committee, ISO 20022, Visa and Mastercard dispute rules, IFRS 9, BIAN, Fowler's </w:t>
       </w:r>
       <w:r>
         <w:rPr>
@@ -1135,7 +1135,7 @@
         <w:t xml:space="preserve">Analysis Patterns</w:t>
       </w:r>
       <w:r>
-        <w:t xml:space="preserve">) and a 27-term glossary. The research changed eight first ideas; for example, customer, director and signatory are </w:t>
+        <w:t xml:space="preserve">, the IBAN standard, the card-numbering standard, PCI DSS, and the references behind the building blocks) and a 31-term glossary. The research changed ten first ideas; for example, customer, director and signatory are </w:t>
       </w:r>
       <w:r>
         <w:rPr>
@@ -1164,7 +1164,7 @@
         <w:t xml:space="preserve">Assumptions.</w:t>
       </w:r>
       <w:r>
-        <w:t xml:space="preserve"> 36 numbered decisions where the brief is silent, for example: a sole trader is a </w:t>
+        <w:t xml:space="preserve"> 38 numbered decisions where the brief is silent, for example: a sole trader is a </w:t>
       </w:r>
       <w:r>
         <w:rPr>
@@ -1276,7 +1276,62 @@
         <w:t xml:space="preserve">Implementation.</w:t>
       </w:r>
       <w:r>
-        <w:t xml:space="preserve"> One file, standard library only: 71 business classes (plus 9 supporting), 98 operations (80 change state), 77 automated tests, a double-entry ledger whose trial balance is always zero.</w:t>
+        <w:t xml:space="preserve"> One file with no libraries (its own classes replace </w:t>
+      </w:r>
+      <w:r>
+        <w:rPr>
+          <w:rFonts w:ascii="Consolas" w:cs="Consolas" w:eastAsia="Consolas" w:hAnsi="Consolas"/>
+          <w:sz w:val="19"/>
+          <w:szCs w:val="19"/>
+        </w:rPr>
+        <w:t xml:space="preserve">decimal</w:t>
+      </w:r>
+      <w:r>
+        <w:t xml:space="preserve">, </w:t>
+      </w:r>
+      <w:r>
+        <w:rPr>
+          <w:rFonts w:ascii="Consolas" w:cs="Consolas" w:eastAsia="Consolas" w:hAnsi="Consolas"/>
+          <w:sz w:val="19"/>
+          <w:szCs w:val="19"/>
+        </w:rPr>
+        <w:t xml:space="preserve">datetime</w:t>
+      </w:r>
+      <w:r>
+        <w:t xml:space="preserve">, </w:t>
+      </w:r>
+      <w:r>
+        <w:rPr>
+          <w:rFonts w:ascii="Consolas" w:cs="Consolas" w:eastAsia="Consolas" w:hAnsi="Consolas"/>
+          <w:sz w:val="19"/>
+          <w:szCs w:val="19"/>
+        </w:rPr>
+        <w:t xml:space="preserve">abc</w:t>
+      </w:r>
+      <w:r>
+        <w:t xml:space="preserve">, </w:t>
+      </w:r>
+      <w:r>
+        <w:rPr>
+          <w:rFonts w:ascii="Consolas" w:cs="Consolas" w:eastAsia="Consolas" w:hAnsi="Consolas"/>
+          <w:sz w:val="19"/>
+          <w:szCs w:val="19"/>
+        </w:rPr>
+        <w:t xml:space="preserve">json</w:t>
+      </w:r>
+      <w:r>
+        <w:t xml:space="preserve"> and </w:t>
+      </w:r>
+      <w:r>
+        <w:rPr>
+          <w:rFonts w:ascii="Consolas" w:cs="Consolas" w:eastAsia="Consolas" w:hAnsi="Consolas"/>
+          <w:sz w:val="19"/>
+          <w:szCs w:val="19"/>
+        </w:rPr>
+        <w:t xml:space="preserve">unittest</w:t>
+      </w:r>
+      <w:r>
+        <w:t xml:space="preserve">): 74 business classes (plus 16 supporting), 98 operations (80 change state), 81 automated tests, a double-entry ledger whose trial balance is always zero. Payee IBANs and card numbers carry check digits that the model verifies.</w:t>
       </w:r>
     </w:p>
     <w:p>
@@ -1602,6 +1657,104 @@
       </w:r>
       <w:r>
         <w:t xml:space="preserve"> and his "Temporal Patterns" essays, for the Party/role separation and effective-dated records.</w:t>
+      </w:r>
+    </w:p>
+    <w:p>
+      <w:pPr>
+        <w:pStyle w:val="ListParagraph"/>
+        <w:numPr>
+          <w:ilvl w:val="0"/>
+          <w:numId w:val="2"/>
+        </w:numPr>
+      </w:pPr>
+      <w:r>
+        <w:t xml:space="preserve">SWIFT, </w:t>
+      </w:r>
+      <w:r>
+        <w:rPr>
+          <w:i/>
+          <w:iCs/>
+        </w:rPr>
+        <w:t xml:space="preserve">IBAN Registry</w:t>
+      </w:r>
+      <w:r>
+        <w:t xml:space="preserve"> (ISO 13616) and ISO 7064 (MOD 97-10 check digits), for Pakistan's 24-character IBAN and how its check digits are calculated.</w:t>
+      </w:r>
+    </w:p>
+    <w:p>
+      <w:pPr>
+        <w:pStyle w:val="ListParagraph"/>
+        <w:numPr>
+          <w:ilvl w:val="0"/>
+          <w:numId w:val="2"/>
+        </w:numPr>
+      </w:pPr>
+      <w:r>
+        <w:t xml:space="preserve">ISO/IEC 7812, </w:t>
+      </w:r>
+      <w:r>
+        <w:rPr>
+          <w:i/>
+          <w:iCs/>
+        </w:rPr>
+        <w:t xml:space="preserve">Identification cards: identification of issuers</w:t>
+      </w:r>
+      <w:r>
+        <w:t xml:space="preserve">, for the structure of a card number (issuer prefix, account digits, Luhn check digit).</w:t>
+      </w:r>
+    </w:p>
+    <w:p>
+      <w:pPr>
+        <w:pStyle w:val="ListParagraph"/>
+        <w:numPr>
+          <w:ilvl w:val="0"/>
+          <w:numId w:val="2"/>
+        </w:numPr>
+      </w:pPr>
+      <w:r>
+        <w:t xml:space="preserve">PCI Security Standards Council, </w:t>
+      </w:r>
+      <w:r>
+        <w:rPr>
+          <w:i/>
+          <w:iCs/>
+        </w:rPr>
+        <w:t xml:space="preserve">PCI DSS v4.0</w:t>
+      </w:r>
+      <w:r>
+        <w:t xml:space="preserve">, requirements 3.4 and 3.5, for how much of a card number may be shown and how it may be stored.</w:t>
+      </w:r>
+    </w:p>
+    <w:p>
+      <w:pPr>
+        <w:pStyle w:val="ListParagraph"/>
+        <w:numPr>
+          <w:ilvl w:val="0"/>
+          <w:numId w:val="2"/>
+        </w:numPr>
+      </w:pPr>
+      <w:r>
+        <w:t xml:space="preserve">For the building blocks written instead of libraries (section 5.3): Martin Fowler, </w:t>
+      </w:r>
+      <w:r>
+        <w:rPr>
+          <w:i/>
+          <w:iCs/>
+        </w:rPr>
+        <w:t xml:space="preserve">Patterns of Enterprise Application Architecture</w:t>
+      </w:r>
+      <w:r>
+        <w:t xml:space="preserve"> (the Money pattern); IETF RFC 8259 (the JSON grammar); Kent Beck, </w:t>
+      </w:r>
+      <w:r>
+        <w:rPr>
+          <w:i/>
+          <w:iCs/>
+        </w:rPr>
+        <w:t xml:space="preserve">Test-Driven Development: By Example</w:t>
+      </w:r>
+      <w:r>
+        <w:t xml:space="preserve"> (the xUnit test design).</w:t>
       </w:r>
     </w:p>
     <w:p>
@@ -3872,6 +4025,222 @@
                 <w:szCs w:val="18"/>
               </w:rPr>
               <w:t xml:space="preserve">.</w:t>
+            </w:r>
+          </w:p>
+        </w:tc>
+      </w:tr>
+      <w:tr>
+        <w:trPr>
+          <w:tblHeader w:val="false"/>
+        </w:trPr>
+        <w:tc>
+          <w:tcPr>
+            <w:tcW w:type="dxa" w:w="3868"/>
+            <w:tcBorders>
+              <w:top w:val="single" w:color="9AA9B8" w:sz="4"/>
+              <w:left w:val="single" w:color="9AA9B8" w:sz="4"/>
+              <w:bottom w:val="single" w:color="9AA9B8" w:sz="4"/>
+              <w:right w:val="single" w:color="9AA9B8" w:sz="4"/>
+            </w:tcBorders>
+            <w:tcMar>
+              <w:top w:type="dxa" w:w="50"/>
+              <w:left w:type="dxa" w:w="90"/>
+              <w:bottom w:type="dxa" w:w="50"/>
+              <w:right w:type="dxa" w:w="90"/>
+            </w:tcMar>
+          </w:tcPr>
+          <w:p>
+            <w:r>
+              <w:rPr>
+                <w:sz w:val="18"/>
+                <w:szCs w:val="18"/>
+              </w:rPr>
+              <w:t xml:space="preserve">IBAN</w:t>
+            </w:r>
+          </w:p>
+        </w:tc>
+        <w:tc>
+          <w:tcPr>
+            <w:tcW w:type="dxa" w:w="5158"/>
+            <w:tcBorders>
+              <w:top w:val="single" w:color="9AA9B8" w:sz="4"/>
+              <w:left w:val="single" w:color="9AA9B8" w:sz="4"/>
+              <w:bottom w:val="single" w:color="9AA9B8" w:sz="4"/>
+              <w:right w:val="single" w:color="9AA9B8" w:sz="4"/>
+            </w:tcBorders>
+            <w:tcMar>
+              <w:top w:type="dxa" w:w="50"/>
+              <w:left w:type="dxa" w:w="90"/>
+              <w:bottom w:type="dxa" w:w="50"/>
+              <w:right w:type="dxa" w:w="90"/>
+            </w:tcMar>
+          </w:tcPr>
+          <w:p>
+            <w:r>
+              <w:rPr>
+                <w:sz w:val="18"/>
+                <w:szCs w:val="18"/>
+              </w:rPr>
+              <w:t xml:space="preserve">International Bank Account Number: a country code, two check digits and the domestic account number (in Pakistan a four-letter bank code and 16 digits). The check digits catch typing mistakes before a payment is sent. </w:t>
+            </w:r>
+            <w:r>
+              <w:rPr>
+                <w:rFonts w:ascii="Consolas" w:cs="Consolas" w:eastAsia="Consolas" w:hAnsi="Consolas"/>
+                <w:sz w:val="18"/>
+                <w:szCs w:val="18"/>
+              </w:rPr>
+              <w:t xml:space="preserve">Iban</w:t>
+            </w:r>
+            <w:r>
+              <w:rPr>
+                <w:sz w:val="18"/>
+                <w:szCs w:val="18"/>
+              </w:rPr>
+              <w:t xml:space="preserve">.</w:t>
+            </w:r>
+          </w:p>
+        </w:tc>
+      </w:tr>
+      <w:tr>
+        <w:trPr>
+          <w:tblHeader w:val="false"/>
+        </w:trPr>
+        <w:tc>
+          <w:tcPr>
+            <w:tcW w:type="dxa" w:w="3868"/>
+            <w:tcBorders>
+              <w:top w:val="single" w:color="9AA9B8" w:sz="4"/>
+              <w:left w:val="single" w:color="9AA9B8" w:sz="4"/>
+              <w:bottom w:val="single" w:color="9AA9B8" w:sz="4"/>
+              <w:right w:val="single" w:color="9AA9B8" w:sz="4"/>
+            </w:tcBorders>
+            <w:tcMar>
+              <w:top w:type="dxa" w:w="50"/>
+              <w:left w:type="dxa" w:w="90"/>
+              <w:bottom w:type="dxa" w:w="50"/>
+              <w:right w:type="dxa" w:w="90"/>
+            </w:tcMar>
+          </w:tcPr>
+          <w:p>
+            <w:r>
+              <w:rPr>
+                <w:sz w:val="18"/>
+                <w:szCs w:val="18"/>
+              </w:rPr>
+              <w:t xml:space="preserve">PAN, BIN and Luhn digit</w:t>
+            </w:r>
+          </w:p>
+        </w:tc>
+        <w:tc>
+          <w:tcPr>
+            <w:tcW w:type="dxa" w:w="5158"/>
+            <w:tcBorders>
+              <w:top w:val="single" w:color="9AA9B8" w:sz="4"/>
+              <w:left w:val="single" w:color="9AA9B8" w:sz="4"/>
+              <w:bottom w:val="single" w:color="9AA9B8" w:sz="4"/>
+              <w:right w:val="single" w:color="9AA9B8" w:sz="4"/>
+            </w:tcBorders>
+            <w:tcMar>
+              <w:top w:type="dxa" w:w="50"/>
+              <w:left w:type="dxa" w:w="90"/>
+              <w:bottom w:type="dxa" w:w="50"/>
+              <w:right w:type="dxa" w:w="90"/>
+            </w:tcMar>
+          </w:tcPr>
+          <w:p>
+            <w:r>
+              <w:rPr>
+                <w:sz w:val="18"/>
+                <w:szCs w:val="18"/>
+              </w:rPr>
+              <w:t xml:space="preserve">A card's primary account number: the issuer's prefix (BIN), the account digits and a final check digit calculated by the Luhn formula. </w:t>
+            </w:r>
+            <w:r>
+              <w:rPr>
+                <w:rFonts w:ascii="Consolas" w:cs="Consolas" w:eastAsia="Consolas" w:hAnsi="Consolas"/>
+                <w:sz w:val="18"/>
+                <w:szCs w:val="18"/>
+              </w:rPr>
+              <w:t xml:space="preserve">CardNumber</w:t>
+            </w:r>
+            <w:r>
+              <w:rPr>
+                <w:sz w:val="18"/>
+                <w:szCs w:val="18"/>
+              </w:rPr>
+              <w:t xml:space="preserve">.</w:t>
+            </w:r>
+          </w:p>
+        </w:tc>
+      </w:tr>
+      <w:tr>
+        <w:trPr>
+          <w:tblHeader w:val="false"/>
+        </w:trPr>
+        <w:tc>
+          <w:tcPr>
+            <w:tcW w:type="dxa" w:w="3868"/>
+            <w:tcBorders>
+              <w:top w:val="single" w:color="9AA9B8" w:sz="4"/>
+              <w:left w:val="single" w:color="9AA9B8" w:sz="4"/>
+              <w:bottom w:val="single" w:color="9AA9B8" w:sz="4"/>
+              <w:right w:val="single" w:color="9AA9B8" w:sz="4"/>
+            </w:tcBorders>
+            <w:tcMar>
+              <w:top w:type="dxa" w:w="50"/>
+              <w:left w:type="dxa" w:w="90"/>
+              <w:bottom w:type="dxa" w:w="50"/>
+              <w:right w:type="dxa" w:w="90"/>
+            </w:tcMar>
+          </w:tcPr>
+          <w:p>
+            <w:r>
+              <w:rPr>
+                <w:sz w:val="18"/>
+                <w:szCs w:val="18"/>
+              </w:rPr>
+              <w:t xml:space="preserve">Masking and truncation</w:t>
+            </w:r>
+          </w:p>
+        </w:tc>
+        <w:tc>
+          <w:tcPr>
+            <w:tcW w:type="dxa" w:w="5158"/>
+            <w:tcBorders>
+              <w:top w:val="single" w:color="9AA9B8" w:sz="4"/>
+              <w:left w:val="single" w:color="9AA9B8" w:sz="4"/>
+              <w:bottom w:val="single" w:color="9AA9B8" w:sz="4"/>
+              <w:right w:val="single" w:color="9AA9B8" w:sz="4"/>
+            </w:tcBorders>
+            <w:tcMar>
+              <w:top w:type="dxa" w:w="50"/>
+              <w:left w:type="dxa" w:w="90"/>
+              <w:bottom w:type="dxa" w:w="50"/>
+              <w:right w:type="dxa" w:w="90"/>
+            </w:tcMar>
+          </w:tcPr>
+          <w:p>
+            <w:r>
+              <w:rPr>
+                <w:sz w:val="18"/>
+                <w:szCs w:val="18"/>
+              </w:rPr>
+              <w:t xml:space="preserve">Showing or keeping only part of a card number (at most the first six and last four digits), so a leaked screen or file cannot be used to pay. </w:t>
+            </w:r>
+            <w:r>
+              <w:rPr>
+                <w:rFonts w:ascii="Consolas" w:cs="Consolas" w:eastAsia="Consolas" w:hAnsi="Consolas"/>
+                <w:sz w:val="18"/>
+                <w:szCs w:val="18"/>
+              </w:rPr>
+              <w:t xml:space="preserve">CardNumber</w:t>
+            </w:r>
+            <w:r>
+              <w:rPr>
+                <w:sz w:val="18"/>
+                <w:szCs w:val="18"/>
+              </w:rPr>
+              <w:t xml:space="preserve"> keeps only those digits.</w:t>
             </w:r>
           </w:p>
         </w:tc>
@@ -5085,6 +5454,188 @@
           </w:p>
         </w:tc>
       </w:tr>
+      <w:tr>
+        <w:trPr>
+          <w:tblHeader w:val="false"/>
+        </w:trPr>
+        <w:tc>
+          <w:tcPr>
+            <w:tcW w:type="dxa" w:w="3008"/>
+            <w:tcBorders>
+              <w:top w:val="single" w:color="9AA9B8" w:sz="4"/>
+              <w:left w:val="single" w:color="9AA9B8" w:sz="4"/>
+              <w:bottom w:val="single" w:color="9AA9B8" w:sz="4"/>
+              <w:right w:val="single" w:color="9AA9B8" w:sz="4"/>
+            </w:tcBorders>
+            <w:tcMar>
+              <w:top w:type="dxa" w:w="50"/>
+              <w:left w:type="dxa" w:w="90"/>
+              <w:bottom w:type="dxa" w:w="50"/>
+              <w:right w:type="dxa" w:w="90"/>
+            </w:tcMar>
+          </w:tcPr>
+          <w:p>
+            <w:r>
+              <w:rPr>
+                <w:sz w:val="18"/>
+                <w:szCs w:val="18"/>
+              </w:rPr>
+              <w:t xml:space="preserve">A payee's account number is free text</w:t>
+            </w:r>
+          </w:p>
+        </w:tc>
+        <w:tc>
+          <w:tcPr>
+            <w:tcW w:type="dxa" w:w="3008"/>
+            <w:tcBorders>
+              <w:top w:val="single" w:color="9AA9B8" w:sz="4"/>
+              <w:left w:val="single" w:color="9AA9B8" w:sz="4"/>
+              <w:bottom w:val="single" w:color="9AA9B8" w:sz="4"/>
+              <w:right w:val="single" w:color="9AA9B8" w:sz="4"/>
+            </w:tcBorders>
+            <w:tcMar>
+              <w:top w:type="dxa" w:w="50"/>
+              <w:left w:type="dxa" w:w="90"/>
+              <w:bottom w:type="dxa" w:w="50"/>
+              <w:right w:type="dxa" w:w="90"/>
+            </w:tcMar>
+          </w:tcPr>
+          <w:p>
+            <w:r>
+              <w:rPr>
+                <w:sz w:val="18"/>
+                <w:szCs w:val="18"/>
+              </w:rPr>
+              <w:t xml:space="preserve">IBANs (source 9) carry check digits so a mistyped account is caught before money leaves</w:t>
+            </w:r>
+          </w:p>
+        </w:tc>
+        <w:tc>
+          <w:tcPr>
+            <w:tcW w:type="dxa" w:w="3010"/>
+            <w:tcBorders>
+              <w:top w:val="single" w:color="9AA9B8" w:sz="4"/>
+              <w:left w:val="single" w:color="9AA9B8" w:sz="4"/>
+              <w:bottom w:val="single" w:color="9AA9B8" w:sz="4"/>
+              <w:right w:val="single" w:color="9AA9B8" w:sz="4"/>
+            </w:tcBorders>
+            <w:tcMar>
+              <w:top w:type="dxa" w:w="50"/>
+              <w:left w:type="dxa" w:w="90"/>
+              <w:bottom w:type="dxa" w:w="50"/>
+              <w:right w:type="dxa" w:w="90"/>
+            </w:tcMar>
+          </w:tcPr>
+          <w:p>
+            <w:r>
+              <w:rPr>
+                <w:rFonts w:ascii="Consolas" w:cs="Consolas" w:eastAsia="Consolas" w:hAnsi="Consolas"/>
+                <w:sz w:val="18"/>
+                <w:szCs w:val="18"/>
+              </w:rPr>
+              <w:t xml:space="preserve">Iban</w:t>
+            </w:r>
+            <w:r>
+              <w:rPr>
+                <w:sz w:val="18"/>
+                <w:szCs w:val="18"/>
+              </w:rPr>
+              <w:t xml:space="preserve"> checked when a payee is added or amended; its bank code must match the bank named (A37)</w:t>
+            </w:r>
+          </w:p>
+        </w:tc>
+      </w:tr>
+      <w:tr>
+        <w:trPr>
+          <w:tblHeader w:val="false"/>
+        </w:trPr>
+        <w:tc>
+          <w:tcPr>
+            <w:tcW w:type="dxa" w:w="3008"/>
+            <w:tcBorders>
+              <w:top w:val="single" w:color="9AA9B8" w:sz="4"/>
+              <w:left w:val="single" w:color="9AA9B8" w:sz="4"/>
+              <w:bottom w:val="single" w:color="9AA9B8" w:sz="4"/>
+              <w:right w:val="single" w:color="9AA9B8" w:sz="4"/>
+            </w:tcBorders>
+            <w:tcMar>
+              <w:top w:type="dxa" w:w="50"/>
+              <w:left w:type="dxa" w:w="90"/>
+              <w:bottom w:type="dxa" w:w="50"/>
+              <w:right w:type="dxa" w:w="90"/>
+            </w:tcMar>
+          </w:tcPr>
+          <w:p>
+            <w:r>
+              <w:rPr>
+                <w:sz w:val="18"/>
+                <w:szCs w:val="18"/>
+              </w:rPr>
+              <w:t xml:space="preserve">Store the card number and hide it on screen</w:t>
+            </w:r>
+          </w:p>
+        </w:tc>
+        <w:tc>
+          <w:tcPr>
+            <w:tcW w:type="dxa" w:w="3008"/>
+            <w:tcBorders>
+              <w:top w:val="single" w:color="9AA9B8" w:sz="4"/>
+              <w:left w:val="single" w:color="9AA9B8" w:sz="4"/>
+              <w:bottom w:val="single" w:color="9AA9B8" w:sz="4"/>
+              <w:right w:val="single" w:color="9AA9B8" w:sz="4"/>
+            </w:tcBorders>
+            <w:tcMar>
+              <w:top w:type="dxa" w:w="50"/>
+              <w:left w:type="dxa" w:w="90"/>
+              <w:bottom w:type="dxa" w:w="50"/>
+              <w:right w:type="dxa" w:w="90"/>
+            </w:tcMar>
+          </w:tcPr>
+          <w:p>
+            <w:r>
+              <w:rPr>
+                <w:sz w:val="18"/>
+                <w:szCs w:val="18"/>
+              </w:rPr>
+              <w:t xml:space="preserve">PCI DSS (source 11) requires a stored card number to be unreadable; keeping only the first six and last four digits is one accepted way, and the last digit is a Luhn check digit (source 10)</w:t>
+            </w:r>
+          </w:p>
+        </w:tc>
+        <w:tc>
+          <w:tcPr>
+            <w:tcW w:type="dxa" w:w="3010"/>
+            <w:tcBorders>
+              <w:top w:val="single" w:color="9AA9B8" w:sz="4"/>
+              <w:left w:val="single" w:color="9AA9B8" w:sz="4"/>
+              <w:bottom w:val="single" w:color="9AA9B8" w:sz="4"/>
+              <w:right w:val="single" w:color="9AA9B8" w:sz="4"/>
+            </w:tcBorders>
+            <w:tcMar>
+              <w:top w:type="dxa" w:w="50"/>
+              <w:left w:type="dxa" w:w="90"/>
+              <w:bottom w:type="dxa" w:w="50"/>
+              <w:right w:type="dxa" w:w="90"/>
+            </w:tcMar>
+          </w:tcPr>
+          <w:p>
+            <w:r>
+              <w:rPr>
+                <w:rFonts w:ascii="Consolas" w:cs="Consolas" w:eastAsia="Consolas" w:hAnsi="Consolas"/>
+                <w:sz w:val="18"/>
+                <w:szCs w:val="18"/>
+              </w:rPr>
+              <w:t xml:space="preserve">CardNumber</w:t>
+            </w:r>
+            <w:r>
+              <w:rPr>
+                <w:sz w:val="18"/>
+                <w:szCs w:val="18"/>
+              </w:rPr>
+              <w:t xml:space="preserve"> with a Luhn-valid number, keeping only six plus four digits (A38)</w:t>
+            </w:r>
+          </w:p>
+        </w:tc>
+      </w:tr>
     </w:tbl>
     <w:p>
       <w:pPr>
@@ -6788,14 +7339,14 @@
                 <w:sz w:val="18"/>
                 <w:szCs w:val="18"/>
               </w:rPr>
-              <w:t xml:space="preserve">Decimal</w:t>
-            </w:r>
-            <w:r>
-              <w:rPr>
-                <w:sz w:val="18"/>
-                <w:szCs w:val="18"/>
-              </w:rPr>
-              <w:t xml:space="preserve"> rounded to paisa.</w:t>
+              <w:t xml:space="preserve">Money</w:t>
+            </w:r>
+            <w:r>
+              <w:rPr>
+                <w:sz w:val="18"/>
+                <w:szCs w:val="18"/>
+              </w:rPr>
+              <w:t xml:space="preserve">: an exact fraction rounded half up to the paisa.</w:t>
             </w:r>
           </w:p>
         </w:tc>
@@ -8418,6 +8969,172 @@
                 <w:szCs w:val="18"/>
               </w:rPr>
               <w:t xml:space="preserve">Only auditors and branch managers may run the approvals and authority audit, and each run is itself logged.</w:t>
+            </w:r>
+          </w:p>
+        </w:tc>
+      </w:tr>
+      <w:tr>
+        <w:trPr>
+          <w:tblHeader w:val="false"/>
+        </w:trPr>
+        <w:tc>
+          <w:tcPr>
+            <w:tcW w:type="dxa" w:w="564"/>
+            <w:tcBorders>
+              <w:top w:val="single" w:color="9AA9B8" w:sz="4"/>
+              <w:left w:val="single" w:color="9AA9B8" w:sz="4"/>
+              <w:bottom w:val="single" w:color="9AA9B8" w:sz="4"/>
+              <w:right w:val="single" w:color="9AA9B8" w:sz="4"/>
+            </w:tcBorders>
+            <w:tcMar>
+              <w:top w:type="dxa" w:w="50"/>
+              <w:left w:type="dxa" w:w="90"/>
+              <w:bottom w:type="dxa" w:w="50"/>
+              <w:right w:type="dxa" w:w="90"/>
+            </w:tcMar>
+          </w:tcPr>
+          <w:p>
+            <w:r>
+              <w:rPr>
+                <w:sz w:val="18"/>
+                <w:szCs w:val="18"/>
+              </w:rPr>
+              <w:t xml:space="preserve">A37</w:t>
+            </w:r>
+          </w:p>
+        </w:tc>
+        <w:tc>
+          <w:tcPr>
+            <w:tcW w:type="dxa" w:w="4230"/>
+            <w:tcBorders>
+              <w:top w:val="single" w:color="9AA9B8" w:sz="4"/>
+              <w:left w:val="single" w:color="9AA9B8" w:sz="4"/>
+              <w:bottom w:val="single" w:color="9AA9B8" w:sz="4"/>
+              <w:right w:val="single" w:color="9AA9B8" w:sz="4"/>
+            </w:tcBorders>
+            <w:tcMar>
+              <w:top w:type="dxa" w:w="50"/>
+              <w:left w:type="dxa" w:w="90"/>
+              <w:bottom w:type="dxa" w:w="50"/>
+              <w:right w:type="dxa" w:w="90"/>
+            </w:tcMar>
+          </w:tcPr>
+          <w:p>
+            <w:r>
+              <w:rPr>
+                <w:sz w:val="18"/>
+                <w:szCs w:val="18"/>
+              </w:rPr>
+              <w:t xml:space="preserve">Payee account numbers</w:t>
+            </w:r>
+          </w:p>
+        </w:tc>
+        <w:tc>
+          <w:tcPr>
+            <w:tcW w:type="dxa" w:w="4232"/>
+            <w:tcBorders>
+              <w:top w:val="single" w:color="9AA9B8" w:sz="4"/>
+              <w:left w:val="single" w:color="9AA9B8" w:sz="4"/>
+              <w:bottom w:val="single" w:color="9AA9B8" w:sz="4"/>
+              <w:right w:val="single" w:color="9AA9B8" w:sz="4"/>
+            </w:tcBorders>
+            <w:tcMar>
+              <w:top w:type="dxa" w:w="50"/>
+              <w:left w:type="dxa" w:w="90"/>
+              <w:bottom w:type="dxa" w:w="50"/>
+              <w:right w:type="dxa" w:w="90"/>
+            </w:tcMar>
+          </w:tcPr>
+          <w:p>
+            <w:r>
+              <w:rPr>
+                <w:sz w:val="18"/>
+                <w:szCs w:val="18"/>
+              </w:rPr>
+              <w:t xml:space="preserve">Payees are domestic, so a payee's account is a Pakistani IBAN with valid check digits; when its bank code is one the bank knows, it must match the bank named. The model cannot confirm that the account exists or that the title matches (a real bank asks the other bank).</w:t>
+            </w:r>
+          </w:p>
+        </w:tc>
+      </w:tr>
+      <w:tr>
+        <w:trPr>
+          <w:tblHeader w:val="false"/>
+        </w:trPr>
+        <w:tc>
+          <w:tcPr>
+            <w:tcW w:type="dxa" w:w="564"/>
+            <w:tcBorders>
+              <w:top w:val="single" w:color="9AA9B8" w:sz="4"/>
+              <w:left w:val="single" w:color="9AA9B8" w:sz="4"/>
+              <w:bottom w:val="single" w:color="9AA9B8" w:sz="4"/>
+              <w:right w:val="single" w:color="9AA9B8" w:sz="4"/>
+            </w:tcBorders>
+            <w:tcMar>
+              <w:top w:type="dxa" w:w="50"/>
+              <w:left w:type="dxa" w:w="90"/>
+              <w:bottom w:type="dxa" w:w="50"/>
+              <w:right w:type="dxa" w:w="90"/>
+            </w:tcMar>
+          </w:tcPr>
+          <w:p>
+            <w:r>
+              <w:rPr>
+                <w:sz w:val="18"/>
+                <w:szCs w:val="18"/>
+              </w:rPr>
+              <w:t xml:space="preserve">A38</w:t>
+            </w:r>
+          </w:p>
+        </w:tc>
+        <w:tc>
+          <w:tcPr>
+            <w:tcW w:type="dxa" w:w="4230"/>
+            <w:tcBorders>
+              <w:top w:val="single" w:color="9AA9B8" w:sz="4"/>
+              <w:left w:val="single" w:color="9AA9B8" w:sz="4"/>
+              <w:bottom w:val="single" w:color="9AA9B8" w:sz="4"/>
+              <w:right w:val="single" w:color="9AA9B8" w:sz="4"/>
+            </w:tcBorders>
+            <w:tcMar>
+              <w:top w:type="dxa" w:w="50"/>
+              <w:left w:type="dxa" w:w="90"/>
+              <w:bottom w:type="dxa" w:w="50"/>
+              <w:right w:type="dxa" w:w="90"/>
+            </w:tcMar>
+          </w:tcPr>
+          <w:p>
+            <w:r>
+              <w:rPr>
+                <w:sz w:val="18"/>
+                <w:szCs w:val="18"/>
+              </w:rPr>
+              <w:t xml:space="preserve">Card numbers</w:t>
+            </w:r>
+          </w:p>
+        </w:tc>
+        <w:tc>
+          <w:tcPr>
+            <w:tcW w:type="dxa" w:w="4232"/>
+            <w:tcBorders>
+              <w:top w:val="single" w:color="9AA9B8" w:sz="4"/>
+              <w:left w:val="single" w:color="9AA9B8" w:sz="4"/>
+              <w:bottom w:val="single" w:color="9AA9B8" w:sz="4"/>
+              <w:right w:val="single" w:color="9AA9B8" w:sz="4"/>
+            </w:tcBorders>
+            <w:tcMar>
+              <w:top w:type="dxa" w:w="50"/>
+              <w:left w:type="dxa" w:w="90"/>
+              <w:bottom w:type="dxa" w:w="50"/>
+              <w:right w:type="dxa" w:w="90"/>
+            </w:tcMar>
+          </w:tcPr>
+          <w:p>
+            <w:r>
+              <w:rPr>
+                <w:sz w:val="18"/>
+                <w:szCs w:val="18"/>
+              </w:rPr>
+              <w:t xml:space="preserve">The issuer prefix 421337 is illustrative. The full number is printed on the card; the bank keeps only the first six and last four digits, so the model never needs or shows the rest.</w:t>
             </w:r>
           </w:p>
         </w:tc>
@@ -11843,7 +12560,7 @@
     </w:p>
     <w:p>
       <w:r>
-        <w:t xml:space="preserve">77 classes plus 7 business-rule error classes. 71 of the 77 are business classes; the other 6 are supporting infrastructure (</w:t>
+        <w:t xml:space="preserve">90 classes plus 7 business-rule error classes. 74 of the 90 are business classes; the other 16 are supporting infrastructure: the history building blocks (</w:t>
       </w:r>
       <w:r>
         <w:rPr>
@@ -11898,7 +12615,7 @@
         <w:t xml:space="preserve">AuditEvent</w:t>
       </w:r>
       <w:r>
-        <w:t xml:space="preserve">, and the </w:t>
+        <w:t xml:space="preserve">), the </w:t>
       </w:r>
       <w:r>
         <w:rPr>
@@ -11909,7 +12626,183 @@
         <w:t xml:space="preserve">Bank</w:t>
       </w:r>
       <w:r>
-        <w:t xml:space="preserve"> application service). The brief discounts artificial classes, so the business count is the one to judge, and </w:t>
+        <w:t xml:space="preserve"> application service, saving and loading (</w:t>
+      </w:r>
+      <w:r>
+        <w:rPr>
+          <w:rFonts w:ascii="Consolas" w:cs="Consolas" w:eastAsia="Consolas" w:hAnsi="Consolas"/>
+          <w:sz w:val="19"/>
+          <w:szCs w:val="19"/>
+        </w:rPr>
+        <w:t xml:space="preserve">Repository</w:t>
+      </w:r>
+      <w:r>
+        <w:t xml:space="preserve">, </w:t>
+      </w:r>
+      <w:r>
+        <w:rPr>
+          <w:rFonts w:ascii="Consolas" w:cs="Consolas" w:eastAsia="Consolas" w:hAnsi="Consolas"/>
+          <w:sz w:val="19"/>
+          <w:szCs w:val="19"/>
+        </w:rPr>
+        <w:t xml:space="preserve">JsonFileRepository</w:t>
+      </w:r>
+      <w:r>
+        <w:t xml:space="preserve">, </w:t>
+      </w:r>
+      <w:r>
+        <w:rPr>
+          <w:rFonts w:ascii="Consolas" w:cs="Consolas" w:eastAsia="Consolas" w:hAnsi="Consolas"/>
+          <w:sz w:val="19"/>
+          <w:szCs w:val="19"/>
+        </w:rPr>
+        <w:t xml:space="preserve">MemoryRepository</w:t>
+      </w:r>
+      <w:r>
+        <w:t xml:space="preserve">, </w:t>
+      </w:r>
+      <w:r>
+        <w:rPr>
+          <w:rFonts w:ascii="Consolas" w:cs="Consolas" w:eastAsia="Consolas" w:hAnsi="Consolas"/>
+          <w:sz w:val="19"/>
+          <w:szCs w:val="19"/>
+        </w:rPr>
+        <w:t xml:space="preserve">Json</w:t>
+      </w:r>
+      <w:r>
+        <w:t xml:space="preserve">, </w:t>
+      </w:r>
+      <w:r>
+        <w:rPr>
+          <w:rFonts w:ascii="Consolas" w:cs="Consolas" w:eastAsia="Consolas" w:hAnsi="Consolas"/>
+          <w:sz w:val="19"/>
+          <w:szCs w:val="19"/>
+        </w:rPr>
+        <w:t xml:space="preserve">JsonReader</w:t>
+      </w:r>
+      <w:r>
+        <w:t xml:space="preserve">) and the building blocks written instead of libraries (</w:t>
+      </w:r>
+      <w:r>
+        <w:rPr>
+          <w:rFonts w:ascii="Consolas" w:cs="Consolas" w:eastAsia="Consolas" w:hAnsi="Consolas"/>
+          <w:sz w:val="19"/>
+          <w:szCs w:val="19"/>
+        </w:rPr>
+        <w:t xml:space="preserve">Exact</w:t>
+      </w:r>
+      <w:r>
+        <w:t xml:space="preserve">, </w:t>
+      </w:r>
+      <w:r>
+        <w:rPr>
+          <w:rFonts w:ascii="Consolas" w:cs="Consolas" w:eastAsia="Consolas" w:hAnsi="Consolas"/>
+          <w:sz w:val="19"/>
+          <w:szCs w:val="19"/>
+        </w:rPr>
+        <w:t xml:space="preserve">Date</w:t>
+      </w:r>
+      <w:r>
+        <w:t xml:space="preserve">, </w:t>
+      </w:r>
+      <w:r>
+        <w:rPr>
+          <w:rFonts w:ascii="Consolas" w:cs="Consolas" w:eastAsia="Consolas" w:hAnsi="Consolas"/>
+          <w:sz w:val="19"/>
+          <w:szCs w:val="19"/>
+        </w:rPr>
+        <w:t xml:space="preserve">Days</w:t>
+      </w:r>
+      <w:r>
+        <w:t xml:space="preserve">, </w:t>
+      </w:r>
+      <w:r>
+        <w:rPr>
+          <w:rFonts w:ascii="Consolas" w:cs="Consolas" w:eastAsia="Consolas" w:hAnsi="Consolas"/>
+          <w:sz w:val="19"/>
+          <w:szCs w:val="19"/>
+        </w:rPr>
+        <w:t xml:space="preserve">DemoLog</w:t>
+      </w:r>
+      <w:r>
+        <w:t xml:space="preserve">, </w:t>
+      </w:r>
+      <w:r>
+        <w:rPr>
+          <w:rFonts w:ascii="Consolas" w:cs="Consolas" w:eastAsia="Consolas" w:hAnsi="Consolas"/>
+          <w:sz w:val="19"/>
+          <w:szCs w:val="19"/>
+        </w:rPr>
+        <w:t xml:space="preserve">SourceIndex</w:t>
+      </w:r>
+      <w:r>
+        <w:t xml:space="preserve">). </w:t>
+      </w:r>
+      <w:r>
+        <w:rPr>
+          <w:rFonts w:ascii="Consolas" w:cs="Consolas" w:eastAsia="Consolas" w:hAnsi="Consolas"/>
+          <w:sz w:val="19"/>
+          <w:szCs w:val="19"/>
+        </w:rPr>
+        <w:t xml:space="preserve">Money</w:t>
+      </w:r>
+      <w:r>
+        <w:t xml:space="preserve">, </w:t>
+      </w:r>
+      <w:r>
+        <w:rPr>
+          <w:rFonts w:ascii="Consolas" w:cs="Consolas" w:eastAsia="Consolas" w:hAnsi="Consolas"/>
+          <w:sz w:val="19"/>
+          <w:szCs w:val="19"/>
+        </w:rPr>
+        <w:t xml:space="preserve">Iban</w:t>
+      </w:r>
+      <w:r>
+        <w:t xml:space="preserve"> and </w:t>
+      </w:r>
+      <w:r>
+        <w:rPr>
+          <w:rFonts w:ascii="Consolas" w:cs="Consolas" w:eastAsia="Consolas" w:hAnsi="Consolas"/>
+          <w:sz w:val="19"/>
+          <w:szCs w:val="19"/>
+        </w:rPr>
+        <w:t xml:space="preserve">CardNumber</w:t>
+      </w:r>
+      <w:r>
+        <w:t xml:space="preserve"> count as business classes, because each is a banking concept with a rule of its own (rounding to the paisa, IBAN check digits, the card check digit and truncation). The test framework (</w:t>
+      </w:r>
+      <w:r>
+        <w:rPr>
+          <w:rFonts w:ascii="Consolas" w:cs="Consolas" w:eastAsia="Consolas" w:hAnsi="Consolas"/>
+          <w:sz w:val="19"/>
+          <w:szCs w:val="19"/>
+        </w:rPr>
+        <w:t xml:space="preserve">TestCase</w:t>
+      </w:r>
+      <w:r>
+        <w:t xml:space="preserve">, </w:t>
+      </w:r>
+      <w:r>
+        <w:rPr>
+          <w:rFonts w:ascii="Consolas" w:cs="Consolas" w:eastAsia="Consolas" w:hAnsi="Consolas"/>
+          <w:sz w:val="19"/>
+          <w:szCs w:val="19"/>
+        </w:rPr>
+        <w:t xml:space="preserve">TestRunner</w:t>
+      </w:r>
+      <w:r>
+        <w:t xml:space="preserve">) and the </w:t>
+      </w:r>
+      <w:r>
+        <w:rPr>
+          <w:rFonts w:ascii="Consolas" w:cs="Consolas" w:eastAsia="Consolas" w:hAnsi="Consolas"/>
+          <w:sz w:val="19"/>
+          <w:szCs w:val="19"/>
+        </w:rPr>
+        <w:t xml:space="preserve">Abstract</w:t>
+      </w:r>
+      <w:r>
+        <w:t xml:space="preserve"> helper are not counted at all. The brief discounts artificial classes, so the business count is the one to judge, and </w:t>
       </w:r>
       <w:r>
         <w:rPr>
@@ -11958,7 +12851,7 @@
       <w:r>
         <w:drawing>
           <wp:inline distT="0" distB="0" distL="0" distR="0">
-            <wp:extent cx="5905500" cy="2419350"/>
+            <wp:extent cx="5905500" cy="2524125"/>
             <wp:effectExtent t="0" r="0" b="0" l="0"/>
             <wp:docPr id="1" name="" descr="" title=""/>
             <wp:cNvGraphicFramePr>
@@ -11983,7 +12876,7 @@
                   <pic:spPr bwMode="auto">
                     <a:xfrm>
                       <a:off x="0" y="0"/>
-                      <a:ext cx="5905500" cy="2419350"/>
+                      <a:ext cx="5905500" cy="2524125"/>
                     </a:xfrm>
                     <a:prstGeom prst="rect">
                       <a:avLst/>
@@ -21949,7 +22842,7 @@
         <w:t xml:space="preserve">Automated tests.</w:t>
       </w:r>
       <w:r>
-        <w:t xml:space="preserve"> 77 independent tests (</w:t>
+        <w:t xml:space="preserve"> 81 independent tests (</w:t>
       </w:r>
       <w:r>
         <w:rPr>
@@ -21960,7 +22853,7 @@
         <w:t xml:space="preserve">python banking_system.py --test</w:t>
       </w:r>
       <w:r>
-        <w:t xml:space="preserve">). Each builds a small fresh bank and checks one rule or historical guarantee. They include one regression test for every defect fixed during the code review (</w:t>
+        <w:t xml:space="preserve">), run by the file's own </w:t>
       </w:r>
       <w:r>
         <w:rPr>
@@ -21968,10 +22861,10 @@
           <w:sz w:val="19"/>
           <w:szCs w:val="19"/>
         </w:rPr>
-        <w:t xml:space="preserve">docs/Code_Review.md</w:t>
-      </w:r>
-      <w:r>
-        <w:t xml:space="preserve">), eleven tests for the features added after checking the model against every line of the brief (</w:t>
+        <w:t xml:space="preserve">TestRunner</w:t>
+      </w:r>
+      <w:r>
+        <w:t xml:space="preserve"> (section 5.3). Each builds a small fresh bank and checks one rule or historical guarantee. They include one regression test for every defect fixed during the code review (</w:t>
       </w:r>
       <w:r>
         <w:rPr>
@@ -21979,10 +22872,32 @@
           <w:sz w:val="19"/>
           <w:szCs w:val="19"/>
         </w:rPr>
+        <w:t xml:space="preserve">docs/Code_Review.md</w:t>
+      </w:r>
+      <w:r>
+        <w:t xml:space="preserve">), eleven tests for the features added after checking the model against every line of the brief (</w:t>
+      </w:r>
+      <w:r>
+        <w:rPr>
+          <w:rFonts w:ascii="Consolas" w:cs="Consolas" w:eastAsia="Consolas" w:hAnsi="Consolas"/>
+          <w:sz w:val="19"/>
+          <w:szCs w:val="19"/>
+        </w:rPr>
         <w:t xml:space="preserve">BriefCoverageTests</w:t>
       </w:r>
       <w:r>
-        <w:t xml:space="preserve">), four tests that check the brief's own requirements from the code (at least 30 classes and 30 operations, multi-level inheritance, that the diagrams name only real classes, and that the whole demonstration runs with a zero trial balance), seven abstraction tests (</w:t>
+        <w:t xml:space="preserve">), five tests that check the brief's own requirements from the code (at least 30 classes and 30 operations, multi-level inheritance, that the diagrams name only real classes, that the whole demonstration runs with a zero trial balance, and that the file imports nothing but </w:t>
+      </w:r>
+      <w:r>
+        <w:rPr>
+          <w:rFonts w:ascii="Consolas" w:cs="Consolas" w:eastAsia="Consolas" w:hAnsi="Consolas"/>
+          <w:sz w:val="19"/>
+          <w:szCs w:val="19"/>
+        </w:rPr>
+        <w:t xml:space="preserve">sys</w:t>
+      </w:r>
+      <w:r>
+        <w:t xml:space="preserve">), three tests for the IBAN and card-number checks (section 5.4), seven abstraction tests (</w:t>
       </w:r>
       <w:r>
         <w:rPr>
@@ -22050,7 +22965,7 @@
     </w:p>
     <w:p>
       <w:r>
-        <w:t xml:space="preserve">The brief says artificial classes added only to meet a count do not qualify. So every one of the 71 business classes was sorted by what it actually contains (the six supporting classes are already counted separately):</w:t>
+        <w:t xml:space="preserve">The brief says artificial classes added only to meet a count do not qualify. So every one of the 74 business classes was sorted by what it actually contains (the 16 supporting classes are already counted separately):</w:t>
       </w:r>
     </w:p>
     <w:tbl>
@@ -22244,7 +23159,7 @@
                 <w:sz w:val="18"/>
                 <w:szCs w:val="18"/>
               </w:rPr>
-              <w:t xml:space="preserve">48</w:t>
+              <w:t xml:space="preserve">51</w:t>
             </w:r>
           </w:p>
         </w:tc>
@@ -22291,6 +23206,51 @@
             </w:tcMar>
           </w:tcPr>
           <w:p>
+            <w:r>
+              <w:rPr>
+                <w:rFonts w:ascii="Consolas" w:cs="Consolas" w:eastAsia="Consolas" w:hAnsi="Consolas"/>
+                <w:sz w:val="18"/>
+                <w:szCs w:val="18"/>
+              </w:rPr>
+              <w:t xml:space="preserve">Money</w:t>
+            </w:r>
+            <w:r>
+              <w:rPr>
+                <w:sz w:val="18"/>
+                <w:szCs w:val="18"/>
+              </w:rPr>
+              <w:t xml:space="preserve"> (paisa rounding), </w:t>
+            </w:r>
+            <w:r>
+              <w:rPr>
+                <w:rFonts w:ascii="Consolas" w:cs="Consolas" w:eastAsia="Consolas" w:hAnsi="Consolas"/>
+                <w:sz w:val="18"/>
+                <w:szCs w:val="18"/>
+              </w:rPr>
+              <w:t xml:space="preserve">Iban</w:t>
+            </w:r>
+            <w:r>
+              <w:rPr>
+                <w:sz w:val="18"/>
+                <w:szCs w:val="18"/>
+              </w:rPr>
+              <w:t xml:space="preserve"> (check digits), </w:t>
+            </w:r>
+            <w:r>
+              <w:rPr>
+                <w:rFonts w:ascii="Consolas" w:cs="Consolas" w:eastAsia="Consolas" w:hAnsi="Consolas"/>
+                <w:sz w:val="18"/>
+                <w:szCs w:val="18"/>
+              </w:rPr>
+              <w:t xml:space="preserve">CardNumber</w:t>
+            </w:r>
+            <w:r>
+              <w:rPr>
+                <w:sz w:val="18"/>
+                <w:szCs w:val="18"/>
+              </w:rPr>
+              <w:t xml:space="preserve"> (Luhn), </w:t>
+            </w:r>
             <w:r>
               <w:rPr>
                 <w:rFonts w:ascii="Consolas" w:cs="Consolas" w:eastAsia="Consolas" w:hAnsi="Consolas"/>
@@ -22862,7 +23822,7 @@
         <w:t xml:space="preserve">The strict count:</w:t>
       </w:r>
       <w:r>
-        <w:t xml:space="preserve"> even counting only the 48 classes with their own behaviour, the model is well above the brief's minimum of 30. The record classes are what keep history meaningful (the brief's common rule on historical records), so they are counted as meaningful too, but they are not needed to pass the threshold.</w:t>
+        <w:t xml:space="preserve"> even counting only the 51 classes with their own behaviour, the model is well above the brief's minimum of 30. The record classes are what keep history meaningful (the brief's common rule on historical records), so they are counted as meaningful too, but they are not needed to pass the threshold.</w:t>
       </w:r>
     </w:p>
     <w:p>
@@ -23328,7 +24288,7 @@
         <w:t xml:space="preserve">{"$ref": n}</w:t>
       </w:r>
       <w:r>
-        <w:t xml:space="preserve">, so an object shared by several records (an employee who approved many payments, for example) is still one object after loading, and links in both directions are no problem. Dates and Decimal amounts keep their types (</w:t>
+        <w:t xml:space="preserve">, so an object shared by several records (an employee who approved many payments, for example) is still one object after loading, and links in both directions are no problem. Dates, money and exact numbers keep their types (</w:t>
       </w:r>
       <w:r>
         <w:rPr>
@@ -23347,10 +24307,10 @@
           <w:sz w:val="19"/>
           <w:szCs w:val="19"/>
         </w:rPr>
-        <w:t xml:space="preserve">{"$dec": ...}</w:t>
-      </w:r>
-      <w:r>
-        <w:t xml:space="preserve">). A lifecycle is saved by its name (for example </w:t>
+        <w:t xml:space="preserve">{"$money": ...}</w:t>
+      </w:r>
+      <w:r>
+        <w:t xml:space="preserve">, </w:t>
       </w:r>
       <w:r>
         <w:rPr>
@@ -23358,32 +24318,10 @@
           <w:sz w:val="19"/>
           <w:szCs w:val="19"/>
         </w:rPr>
-        <w:t xml:space="preserve">TransferPayment.LIFECYCLE</w:t>
-      </w:r>
-      <w:r>
-        <w:t xml:space="preserve">), because it is part of the class, not data. Encoding is iterative, not recursive, so long chains of linked records cannot exceed Python's recursion limit.</w:t>
-      </w:r>
-    </w:p>
-    <w:p>
-      <w:r>
-        <w:rPr>
-          <w:b/>
-          <w:bCs/>
-        </w:rPr>
-        <w:t xml:space="preserve">Why a hierarchy.</w:t>
-      </w:r>
-      <w:r>
-        <w:t xml:space="preserve"> What changes between repositories is only </w:t>
-      </w:r>
-      <w:r>
-        <w:rPr>
-          <w:i/>
-          <w:iCs/>
-        </w:rPr>
-        <w:t xml:space="preserve">where</w:t>
-      </w:r>
-      <w:r>
-        <w:t xml:space="preserve"> the text is kept; the format must be identical, or a bank saved by one could not be read by another. So the format lives once in the parent, and each subclass implements two small methods (</w:t>
+        <w:t xml:space="preserve">{"$exact": ...}</w:t>
+      </w:r>
+      <w:r>
+        <w:t xml:space="preserve">), and the JSON text itself is written and read by the model's own </w:t>
       </w:r>
       <w:r>
         <w:rPr>
@@ -23391,10 +24329,10 @@
           <w:sz w:val="19"/>
           <w:szCs w:val="19"/>
         </w:rPr>
-        <w:t xml:space="preserve">_write</w:t>
-      </w:r>
-      <w:r>
-        <w:t xml:space="preserve">, </w:t>
+        <w:t xml:space="preserve">Json</w:t>
+      </w:r>
+      <w:r>
+        <w:t xml:space="preserve"> and </w:t>
       </w:r>
       <w:r>
         <w:rPr>
@@ -23402,22 +24340,10 @@
           <w:sz w:val="19"/>
           <w:szCs w:val="19"/>
         </w:rPr>
-        <w:t xml:space="preserve">_read</w:t>
-      </w:r>
-      <w:r>
-        <w:t xml:space="preserve">). A database repository would be a third subclass.</w:t>
-      </w:r>
-    </w:p>
-    <w:p>
-      <w:r>
-        <w:rPr>
-          <w:b/>
-          <w:bCs/>
-        </w:rPr>
-        <w:t xml:space="preserve">Proof.</w:t>
-      </w:r>
-      <w:r>
-        <w:t xml:space="preserve"> Four tests: saving a loaded bank gives byte-for-byte the same JSON (all 1,366 objects of the demo bank); the loaded bank keeps its balances and answers history questions (Bilal's mandate on 11 April 2026); it carries on (a new deposit posts under a new reference, and a destroyed card still cannot become active); and the file repository reads what it wrote and refuses a missing file. From the command line: </w:t>
+        <w:t xml:space="preserve">JsonReader</w:t>
+      </w:r>
+      <w:r>
+        <w:t xml:space="preserve"> classes (section 5.3). A lifecycle is saved by its name (for example </w:t>
       </w:r>
       <w:r>
         <w:rPr>
@@ -23425,10 +24351,32 @@
           <w:sz w:val="19"/>
           <w:szCs w:val="19"/>
         </w:rPr>
-        <w:t xml:space="preserve">python banking_system.py --save bank.json</w:t>
-      </w:r>
-      <w:r>
-        <w:t xml:space="preserve"> and </w:t>
+        <w:t xml:space="preserve">TransferPayment.LIFECYCLE</w:t>
+      </w:r>
+      <w:r>
+        <w:t xml:space="preserve">), because it is part of the class, not data. Encoding is iterative, not recursive, so long chains of linked records cannot exceed Python's recursion limit.</w:t>
+      </w:r>
+    </w:p>
+    <w:p>
+      <w:r>
+        <w:rPr>
+          <w:b/>
+          <w:bCs/>
+        </w:rPr>
+        <w:t xml:space="preserve">Why a hierarchy.</w:t>
+      </w:r>
+      <w:r>
+        <w:t xml:space="preserve"> What changes between repositories is only </w:t>
+      </w:r>
+      <w:r>
+        <w:rPr>
+          <w:i/>
+          <w:iCs/>
+        </w:rPr>
+        <w:t xml:space="preserve">where</w:t>
+      </w:r>
+      <w:r>
+        <w:t xml:space="preserve"> the text is kept; the format must be identical, or a bank saved by one could not be read by another. So the format lives once in the parent, and each subclass implements two small methods (</w:t>
       </w:r>
       <w:r>
         <w:rPr>
@@ -23436,11 +24384,1762 @@
           <w:sz w:val="19"/>
           <w:szCs w:val="19"/>
         </w:rPr>
+        <w:t xml:space="preserve">_write</w:t>
+      </w:r>
+      <w:r>
+        <w:t xml:space="preserve">, </w:t>
+      </w:r>
+      <w:r>
+        <w:rPr>
+          <w:rFonts w:ascii="Consolas" w:cs="Consolas" w:eastAsia="Consolas" w:hAnsi="Consolas"/>
+          <w:sz w:val="19"/>
+          <w:szCs w:val="19"/>
+        </w:rPr>
+        <w:t xml:space="preserve">_read</w:t>
+      </w:r>
+      <w:r>
+        <w:t xml:space="preserve">). A database repository would be a third subclass.</w:t>
+      </w:r>
+    </w:p>
+    <w:p>
+      <w:r>
+        <w:rPr>
+          <w:b/>
+          <w:bCs/>
+        </w:rPr>
+        <w:t xml:space="preserve">Proof.</w:t>
+      </w:r>
+      <w:r>
+        <w:t xml:space="preserve"> Four tests: saving a loaded bank gives byte-for-byte the same JSON (all 1,375 objects of the demo bank); the loaded bank keeps its balances and answers history questions (Bilal's mandate on 11 April 2026); it carries on (a new deposit posts under a new reference, and a destroyed card still cannot become active); and the model's JSON reader and writer agree with each other, refuse malformed text and refuse a missing file. From the command line: </w:t>
+      </w:r>
+      <w:r>
+        <w:rPr>
+          <w:rFonts w:ascii="Consolas" w:cs="Consolas" w:eastAsia="Consolas" w:hAnsi="Consolas"/>
+          <w:sz w:val="19"/>
+          <w:szCs w:val="19"/>
+        </w:rPr>
+        <w:t xml:space="preserve">python banking_system.py --save bank.json</w:t>
+      </w:r>
+      <w:r>
+        <w:t xml:space="preserve"> and </w:t>
+      </w:r>
+      <w:r>
+        <w:rPr>
+          <w:rFonts w:ascii="Consolas" w:cs="Consolas" w:eastAsia="Consolas" w:hAnsi="Consolas"/>
+          <w:sz w:val="19"/>
+          <w:szCs w:val="19"/>
+        </w:rPr>
         <w:t xml:space="preserve">--load bank.json</w:t>
       </w:r>
       <w:r>
         <w:t xml:space="preserve">. In the GUI: Save and Open in the top bar.</w:t>
       </w:r>
+    </w:p>
+    <w:p>
+      <w:pPr>
+        <w:pStyle w:val="Heading2"/>
+      </w:pPr>
+      <w:r>
+        <w:t xml:space="preserve">5.3 Building blocks written in Python instead of libraries</w:t>
+      </w:r>
+    </w:p>
+    <w:p>
+      <w:r>
+        <w:t xml:space="preserve">The project is about classes, so the program uses its own classes even for the pieces that Python's libraries usually provide. Each one is small, has a docstring that explains the idea, and is covered by the tests. The only imports are </w:t>
+      </w:r>
+      <w:r>
+        <w:rPr>
+          <w:rFonts w:ascii="Consolas" w:cs="Consolas" w:eastAsia="Consolas" w:hAnsi="Consolas"/>
+          <w:sz w:val="19"/>
+          <w:szCs w:val="19"/>
+        </w:rPr>
+        <w:t xml:space="preserve">sys</w:t>
+      </w:r>
+      <w:r>
+        <w:t xml:space="preserve"> (for the command-line options and the exit code) and </w:t>
+      </w:r>
+      <w:r>
+        <w:rPr>
+          <w:rFonts w:ascii="Consolas" w:cs="Consolas" w:eastAsia="Consolas" w:hAnsi="Consolas"/>
+          <w:sz w:val="19"/>
+          <w:szCs w:val="19"/>
+        </w:rPr>
+        <w:t xml:space="preserve">from __future__ import annotations</w:t>
+      </w:r>
+      <w:r>
+        <w:t xml:space="preserve"> (a language directive that lets Python 3.9 read type hints such as </w:t>
+      </w:r>
+      <w:r>
+        <w:rPr>
+          <w:rFonts w:ascii="Consolas" w:cs="Consolas" w:eastAsia="Consolas" w:hAnsi="Consolas"/>
+          <w:sz w:val="19"/>
+          <w:szCs w:val="19"/>
+        </w:rPr>
+        <w:t xml:space="preserve">Organization | None</w:t>
+      </w:r>
+      <w:r>
+        <w:t xml:space="preserve">). A test reads the file's own source and fails if any other import appears.</w:t>
+      </w:r>
+    </w:p>
+    <w:tbl>
+      <w:tblPr>
+        <w:tblW w:type="dxa" w:w="9026"/>
+        <w:tblBorders>
+          <w:top w:val="single" w:color="auto" w:sz="4"/>
+          <w:left w:val="single" w:color="auto" w:sz="4"/>
+          <w:bottom w:val="single" w:color="auto" w:sz="4"/>
+          <w:right w:val="single" w:color="auto" w:sz="4"/>
+          <w:insideH w:val="single" w:color="auto" w:sz="4"/>
+          <w:insideV w:val="single" w:color="auto" w:sz="4"/>
+        </w:tblBorders>
+      </w:tblPr>
+      <w:tblGrid>
+        <w:gridCol w:w="2446"/>
+        <w:gridCol w:w="1518"/>
+        <w:gridCol w:w="5062"/>
+      </w:tblGrid>
+      <w:tr>
+        <w:trPr>
+          <w:tblHeader/>
+        </w:trPr>
+        <w:tc>
+          <w:tcPr>
+            <w:tcW w:type="dxa" w:w="2446"/>
+            <w:tcBorders>
+              <w:top w:val="single" w:color="9AA9B8" w:sz="4"/>
+              <w:left w:val="single" w:color="9AA9B8" w:sz="4"/>
+              <w:bottom w:val="single" w:color="9AA9B8" w:sz="4"/>
+              <w:right w:val="single" w:color="9AA9B8" w:sz="4"/>
+            </w:tcBorders>
+            <w:shd w:fill="DDE7F0" w:color="auto" w:val="clear"/>
+            <w:tcMar>
+              <w:top w:type="dxa" w:w="50"/>
+              <w:left w:type="dxa" w:w="90"/>
+              <w:bottom w:type="dxa" w:w="50"/>
+              <w:right w:type="dxa" w:w="90"/>
+            </w:tcMar>
+          </w:tcPr>
+          <w:p>
+            <w:r>
+              <w:rPr>
+                <w:b/>
+                <w:bCs/>
+                <w:sz w:val="18"/>
+                <w:szCs w:val="18"/>
+              </w:rPr>
+              <w:t xml:space="preserve">Own class</w:t>
+            </w:r>
+          </w:p>
+        </w:tc>
+        <w:tc>
+          <w:tcPr>
+            <w:tcW w:type="dxa" w:w="1518"/>
+            <w:tcBorders>
+              <w:top w:val="single" w:color="9AA9B8" w:sz="4"/>
+              <w:left w:val="single" w:color="9AA9B8" w:sz="4"/>
+              <w:bottom w:val="single" w:color="9AA9B8" w:sz="4"/>
+              <w:right w:val="single" w:color="9AA9B8" w:sz="4"/>
+            </w:tcBorders>
+            <w:shd w:fill="DDE7F0" w:color="auto" w:val="clear"/>
+            <w:tcMar>
+              <w:top w:type="dxa" w:w="50"/>
+              <w:left w:type="dxa" w:w="90"/>
+              <w:bottom w:type="dxa" w:w="50"/>
+              <w:right w:type="dxa" w:w="90"/>
+            </w:tcMar>
+          </w:tcPr>
+          <w:p>
+            <w:r>
+              <w:rPr>
+                <w:b/>
+                <w:bCs/>
+                <w:sz w:val="18"/>
+                <w:szCs w:val="18"/>
+              </w:rPr>
+              <w:t xml:space="preserve">In place of</w:t>
+            </w:r>
+          </w:p>
+        </w:tc>
+        <w:tc>
+          <w:tcPr>
+            <w:tcW w:type="dxa" w:w="5062"/>
+            <w:tcBorders>
+              <w:top w:val="single" w:color="9AA9B8" w:sz="4"/>
+              <w:left w:val="single" w:color="9AA9B8" w:sz="4"/>
+              <w:bottom w:val="single" w:color="9AA9B8" w:sz="4"/>
+              <w:right w:val="single" w:color="9AA9B8" w:sz="4"/>
+            </w:tcBorders>
+            <w:shd w:fill="DDE7F0" w:color="auto" w:val="clear"/>
+            <w:tcMar>
+              <w:top w:type="dxa" w:w="50"/>
+              <w:left w:type="dxa" w:w="90"/>
+              <w:bottom w:type="dxa" w:w="50"/>
+              <w:right w:type="dxa" w:w="90"/>
+            </w:tcMar>
+          </w:tcPr>
+          <w:p>
+            <w:r>
+              <w:rPr>
+                <w:b/>
+                <w:bCs/>
+                <w:sz w:val="18"/>
+                <w:szCs w:val="18"/>
+              </w:rPr>
+              <w:t xml:space="preserve">How it works</w:t>
+            </w:r>
+          </w:p>
+        </w:tc>
+      </w:tr>
+      <w:tr>
+        <w:trPr>
+          <w:tblHeader w:val="false"/>
+        </w:trPr>
+        <w:tc>
+          <w:tcPr>
+            <w:tcW w:type="dxa" w:w="2446"/>
+            <w:tcBorders>
+              <w:top w:val="single" w:color="9AA9B8" w:sz="4"/>
+              <w:left w:val="single" w:color="9AA9B8" w:sz="4"/>
+              <w:bottom w:val="single" w:color="9AA9B8" w:sz="4"/>
+              <w:right w:val="single" w:color="9AA9B8" w:sz="4"/>
+            </w:tcBorders>
+            <w:tcMar>
+              <w:top w:type="dxa" w:w="50"/>
+              <w:left w:type="dxa" w:w="90"/>
+              <w:bottom w:type="dxa" w:w="50"/>
+              <w:right w:type="dxa" w:w="90"/>
+            </w:tcMar>
+          </w:tcPr>
+          <w:p>
+            <w:r>
+              <w:rPr>
+                <w:rFonts w:ascii="Consolas" w:cs="Consolas" w:eastAsia="Consolas" w:hAnsi="Consolas"/>
+                <w:sz w:val="18"/>
+                <w:szCs w:val="18"/>
+              </w:rPr>
+              <w:t xml:space="preserve">Exact</w:t>
+            </w:r>
+          </w:p>
+        </w:tc>
+        <w:tc>
+          <w:tcPr>
+            <w:tcW w:type="dxa" w:w="1518"/>
+            <w:tcBorders>
+              <w:top w:val="single" w:color="9AA9B8" w:sz="4"/>
+              <w:left w:val="single" w:color="9AA9B8" w:sz="4"/>
+              <w:bottom w:val="single" w:color="9AA9B8" w:sz="4"/>
+              <w:right w:val="single" w:color="9AA9B8" w:sz="4"/>
+            </w:tcBorders>
+            <w:tcMar>
+              <w:top w:type="dxa" w:w="50"/>
+              <w:left w:type="dxa" w:w="90"/>
+              <w:bottom w:type="dxa" w:w="50"/>
+              <w:right w:type="dxa" w:w="90"/>
+            </w:tcMar>
+          </w:tcPr>
+          <w:p>
+            <w:r>
+              <w:rPr>
+                <w:rFonts w:ascii="Consolas" w:cs="Consolas" w:eastAsia="Consolas" w:hAnsi="Consolas"/>
+                <w:sz w:val="18"/>
+                <w:szCs w:val="18"/>
+              </w:rPr>
+              <w:t xml:space="preserve">decimal</w:t>
+            </w:r>
+          </w:p>
+        </w:tc>
+        <w:tc>
+          <w:tcPr>
+            <w:tcW w:type="dxa" w:w="5062"/>
+            <w:tcBorders>
+              <w:top w:val="single" w:color="9AA9B8" w:sz="4"/>
+              <w:left w:val="single" w:color="9AA9B8" w:sz="4"/>
+              <w:bottom w:val="single" w:color="9AA9B8" w:sz="4"/>
+              <w:right w:val="single" w:color="9AA9B8" w:sz="4"/>
+            </w:tcBorders>
+            <w:tcMar>
+              <w:top w:type="dxa" w:w="50"/>
+              <w:left w:type="dxa" w:w="90"/>
+              <w:bottom w:type="dxa" w:w="50"/>
+              <w:right w:type="dxa" w:w="90"/>
+            </w:tcMar>
+          </w:tcPr>
+          <w:p>
+            <w:r>
+              <w:rPr>
+                <w:sz w:val="18"/>
+                <w:szCs w:val="18"/>
+              </w:rPr>
+              <w:t xml:space="preserve">A number held as a fraction of two whole numbers, reduced with Euclid's greatest common divisor, so 0.1 + 0.2 is exactly 0.3. It rounds only when asked (half up, or half to even), and supports arithmetic, comparison and formats such as </w:t>
+            </w:r>
+            <w:r>
+              <w:rPr>
+                <w:rFonts w:ascii="Consolas" w:cs="Consolas" w:eastAsia="Consolas" w:hAnsi="Consolas"/>
+                <w:sz w:val="18"/>
+                <w:szCs w:val="18"/>
+              </w:rPr>
+              <w:t xml:space="preserve">{:,.2f}</w:t>
+            </w:r>
+            <w:r>
+              <w:rPr>
+                <w:sz w:val="18"/>
+                <w:szCs w:val="18"/>
+              </w:rPr>
+              <w:t xml:space="preserve"> and </w:t>
+            </w:r>
+            <w:r>
+              <w:rPr>
+                <w:rFonts w:ascii="Consolas" w:cs="Consolas" w:eastAsia="Consolas" w:hAnsi="Consolas"/>
+                <w:sz w:val="18"/>
+                <w:szCs w:val="18"/>
+              </w:rPr>
+              <w:t xml:space="preserve">{:.2%}</w:t>
+            </w:r>
+          </w:p>
+        </w:tc>
+      </w:tr>
+      <w:tr>
+        <w:trPr>
+          <w:tblHeader w:val="false"/>
+        </w:trPr>
+        <w:tc>
+          <w:tcPr>
+            <w:tcW w:type="dxa" w:w="2446"/>
+            <w:tcBorders>
+              <w:top w:val="single" w:color="9AA9B8" w:sz="4"/>
+              <w:left w:val="single" w:color="9AA9B8" w:sz="4"/>
+              <w:bottom w:val="single" w:color="9AA9B8" w:sz="4"/>
+              <w:right w:val="single" w:color="9AA9B8" w:sz="4"/>
+            </w:tcBorders>
+            <w:tcMar>
+              <w:top w:type="dxa" w:w="50"/>
+              <w:left w:type="dxa" w:w="90"/>
+              <w:bottom w:type="dxa" w:w="50"/>
+              <w:right w:type="dxa" w:w="90"/>
+            </w:tcMar>
+          </w:tcPr>
+          <w:p>
+            <w:r>
+              <w:rPr>
+                <w:rFonts w:ascii="Consolas" w:cs="Consolas" w:eastAsia="Consolas" w:hAnsi="Consolas"/>
+                <w:sz w:val="18"/>
+                <w:szCs w:val="18"/>
+              </w:rPr>
+              <w:t xml:space="preserve">Money</w:t>
+            </w:r>
+            <w:r>
+              <w:rPr>
+                <w:sz w:val="18"/>
+                <w:szCs w:val="18"/>
+              </w:rPr>
+              <w:t xml:space="preserve"> (subclass of </w:t>
+            </w:r>
+            <w:r>
+              <w:rPr>
+                <w:rFonts w:ascii="Consolas" w:cs="Consolas" w:eastAsia="Consolas" w:hAnsi="Consolas"/>
+                <w:sz w:val="18"/>
+                <w:szCs w:val="18"/>
+              </w:rPr>
+              <w:t xml:space="preserve">Exact</w:t>
+            </w:r>
+            <w:r>
+              <w:rPr>
+                <w:sz w:val="18"/>
+                <w:szCs w:val="18"/>
+              </w:rPr>
+              <w:t xml:space="preserve">)</w:t>
+            </w:r>
+          </w:p>
+        </w:tc>
+        <w:tc>
+          <w:tcPr>
+            <w:tcW w:type="dxa" w:w="1518"/>
+            <w:tcBorders>
+              <w:top w:val="single" w:color="9AA9B8" w:sz="4"/>
+              <w:left w:val="single" w:color="9AA9B8" w:sz="4"/>
+              <w:bottom w:val="single" w:color="9AA9B8" w:sz="4"/>
+              <w:right w:val="single" w:color="9AA9B8" w:sz="4"/>
+            </w:tcBorders>
+            <w:tcMar>
+              <w:top w:type="dxa" w:w="50"/>
+              <w:left w:type="dxa" w:w="90"/>
+              <w:bottom w:type="dxa" w:w="50"/>
+              <w:right w:type="dxa" w:w="90"/>
+            </w:tcMar>
+          </w:tcPr>
+          <w:p>
+            <w:r>
+              <w:rPr>
+                <w:rFonts w:ascii="Consolas" w:cs="Consolas" w:eastAsia="Consolas" w:hAnsi="Consolas"/>
+                <w:sz w:val="18"/>
+                <w:szCs w:val="18"/>
+              </w:rPr>
+              <w:t xml:space="preserve">Decimal.quantize</w:t>
+            </w:r>
+          </w:p>
+        </w:tc>
+        <w:tc>
+          <w:tcPr>
+            <w:tcW w:type="dxa" w:w="5062"/>
+            <w:tcBorders>
+              <w:top w:val="single" w:color="9AA9B8" w:sz="4"/>
+              <w:left w:val="single" w:color="9AA9B8" w:sz="4"/>
+              <w:bottom w:val="single" w:color="9AA9B8" w:sz="4"/>
+              <w:right w:val="single" w:color="9AA9B8" w:sz="4"/>
+            </w:tcBorders>
+            <w:tcMar>
+              <w:top w:type="dxa" w:w="50"/>
+              <w:left w:type="dxa" w:w="90"/>
+              <w:bottom w:type="dxa" w:w="50"/>
+              <w:right w:type="dxa" w:w="90"/>
+            </w:tcMar>
+          </w:tcPr>
+          <w:p>
+            <w:r>
+              <w:rPr>
+                <w:sz w:val="18"/>
+                <w:szCs w:val="18"/>
+              </w:rPr>
+              <w:t xml:space="preserve">An amount in rupees, rounded half up to the paisa when it is created (Fowler's Money pattern). Money plus money is money; money times a rate is an exact number, rounded again only when it becomes money</w:t>
+            </w:r>
+          </w:p>
+        </w:tc>
+      </w:tr>
+      <w:tr>
+        <w:trPr>
+          <w:tblHeader w:val="false"/>
+        </w:trPr>
+        <w:tc>
+          <w:tcPr>
+            <w:tcW w:type="dxa" w:w="2446"/>
+            <w:tcBorders>
+              <w:top w:val="single" w:color="9AA9B8" w:sz="4"/>
+              <w:left w:val="single" w:color="9AA9B8" w:sz="4"/>
+              <w:bottom w:val="single" w:color="9AA9B8" w:sz="4"/>
+              <w:right w:val="single" w:color="9AA9B8" w:sz="4"/>
+            </w:tcBorders>
+            <w:tcMar>
+              <w:top w:type="dxa" w:w="50"/>
+              <w:left w:type="dxa" w:w="90"/>
+              <w:bottom w:type="dxa" w:w="50"/>
+              <w:right w:type="dxa" w:w="90"/>
+            </w:tcMar>
+          </w:tcPr>
+          <w:p>
+            <w:r>
+              <w:rPr>
+                <w:rFonts w:ascii="Consolas" w:cs="Consolas" w:eastAsia="Consolas" w:hAnsi="Consolas"/>
+                <w:sz w:val="18"/>
+                <w:szCs w:val="18"/>
+              </w:rPr>
+              <w:t xml:space="preserve">Date</w:t>
+            </w:r>
+            <w:r>
+              <w:rPr>
+                <w:sz w:val="18"/>
+                <w:szCs w:val="18"/>
+              </w:rPr>
+              <w:t xml:space="preserve">, </w:t>
+            </w:r>
+            <w:r>
+              <w:rPr>
+                <w:rFonts w:ascii="Consolas" w:cs="Consolas" w:eastAsia="Consolas" w:hAnsi="Consolas"/>
+                <w:sz w:val="18"/>
+                <w:szCs w:val="18"/>
+              </w:rPr>
+              <w:t xml:space="preserve">Days</w:t>
+            </w:r>
+          </w:p>
+        </w:tc>
+        <w:tc>
+          <w:tcPr>
+            <w:tcW w:type="dxa" w:w="1518"/>
+            <w:tcBorders>
+              <w:top w:val="single" w:color="9AA9B8" w:sz="4"/>
+              <w:left w:val="single" w:color="9AA9B8" w:sz="4"/>
+              <w:bottom w:val="single" w:color="9AA9B8" w:sz="4"/>
+              <w:right w:val="single" w:color="9AA9B8" w:sz="4"/>
+            </w:tcBorders>
+            <w:tcMar>
+              <w:top w:type="dxa" w:w="50"/>
+              <w:left w:type="dxa" w:w="90"/>
+              <w:bottom w:type="dxa" w:w="50"/>
+              <w:right w:type="dxa" w:w="90"/>
+            </w:tcMar>
+          </w:tcPr>
+          <w:p>
+            <w:r>
+              <w:rPr>
+                <w:rFonts w:ascii="Consolas" w:cs="Consolas" w:eastAsia="Consolas" w:hAnsi="Consolas"/>
+                <w:sz w:val="18"/>
+                <w:szCs w:val="18"/>
+              </w:rPr>
+              <w:t xml:space="preserve">datetime</w:t>
+            </w:r>
+          </w:p>
+        </w:tc>
+        <w:tc>
+          <w:tcPr>
+            <w:tcW w:type="dxa" w:w="5062"/>
+            <w:tcBorders>
+              <w:top w:val="single" w:color="9AA9B8" w:sz="4"/>
+              <w:left w:val="single" w:color="9AA9B8" w:sz="4"/>
+              <w:bottom w:val="single" w:color="9AA9B8" w:sz="4"/>
+              <w:right w:val="single" w:color="9AA9B8" w:sz="4"/>
+            </w:tcBorders>
+            <w:tcMar>
+              <w:top w:type="dxa" w:w="50"/>
+              <w:left w:type="dxa" w:w="90"/>
+              <w:bottom w:type="dxa" w:w="50"/>
+              <w:right w:type="dxa" w:w="90"/>
+            </w:tcMar>
+          </w:tcPr>
+          <w:p>
+            <w:r>
+              <w:rPr>
+                <w:sz w:val="18"/>
+                <w:szCs w:val="18"/>
+              </w:rPr>
+              <w:t xml:space="preserve">The Gregorian calendar: a year is a leap year if divisible by 4, except century years not divisible by 400. A date converts to a day number, so adding days or measuring the gap between two dates is whole-number arithmetic; </w:t>
+            </w:r>
+            <w:r>
+              <w:rPr>
+                <w:rFonts w:ascii="Consolas" w:cs="Consolas" w:eastAsia="Consolas" w:hAnsi="Consolas"/>
+                <w:sz w:val="18"/>
+                <w:szCs w:val="18"/>
+              </w:rPr>
+              <w:t xml:space="preserve">add_months</w:t>
+            </w:r>
+            <w:r>
+              <w:rPr>
+                <w:sz w:val="18"/>
+                <w:szCs w:val="18"/>
+              </w:rPr>
+              <w:t xml:space="preserve"> keeps the day within the month</w:t>
+            </w:r>
+          </w:p>
+        </w:tc>
+      </w:tr>
+      <w:tr>
+        <w:trPr>
+          <w:tblHeader w:val="false"/>
+        </w:trPr>
+        <w:tc>
+          <w:tcPr>
+            <w:tcW w:type="dxa" w:w="2446"/>
+            <w:tcBorders>
+              <w:top w:val="single" w:color="9AA9B8" w:sz="4"/>
+              <w:left w:val="single" w:color="9AA9B8" w:sz="4"/>
+              <w:bottom w:val="single" w:color="9AA9B8" w:sz="4"/>
+              <w:right w:val="single" w:color="9AA9B8" w:sz="4"/>
+            </w:tcBorders>
+            <w:tcMar>
+              <w:top w:type="dxa" w:w="50"/>
+              <w:left w:type="dxa" w:w="90"/>
+              <w:bottom w:type="dxa" w:w="50"/>
+              <w:right w:type="dxa" w:w="90"/>
+            </w:tcMar>
+          </w:tcPr>
+          <w:p>
+            <w:r>
+              <w:rPr>
+                <w:rFonts w:ascii="Consolas" w:cs="Consolas" w:eastAsia="Consolas" w:hAnsi="Consolas"/>
+                <w:sz w:val="18"/>
+                <w:szCs w:val="18"/>
+              </w:rPr>
+              <w:t xml:space="preserve">Abstract</w:t>
+            </w:r>
+            <w:r>
+              <w:rPr>
+                <w:sz w:val="18"/>
+                <w:szCs w:val="18"/>
+              </w:rPr>
+              <w:t xml:space="preserve">, </w:t>
+            </w:r>
+            <w:r>
+              <w:rPr>
+                <w:rFonts w:ascii="Consolas" w:cs="Consolas" w:eastAsia="Consolas" w:hAnsi="Consolas"/>
+                <w:sz w:val="18"/>
+                <w:szCs w:val="18"/>
+              </w:rPr>
+              <w:t xml:space="preserve">@abstract</w:t>
+            </w:r>
+          </w:p>
+        </w:tc>
+        <w:tc>
+          <w:tcPr>
+            <w:tcW w:type="dxa" w:w="1518"/>
+            <w:tcBorders>
+              <w:top w:val="single" w:color="9AA9B8" w:sz="4"/>
+              <w:left w:val="single" w:color="9AA9B8" w:sz="4"/>
+              <w:bottom w:val="single" w:color="9AA9B8" w:sz="4"/>
+              <w:right w:val="single" w:color="9AA9B8" w:sz="4"/>
+            </w:tcBorders>
+            <w:tcMar>
+              <w:top w:type="dxa" w:w="50"/>
+              <w:left w:type="dxa" w:w="90"/>
+              <w:bottom w:type="dxa" w:w="50"/>
+              <w:right w:type="dxa" w:w="90"/>
+            </w:tcMar>
+          </w:tcPr>
+          <w:p>
+            <w:r>
+              <w:rPr>
+                <w:rFonts w:ascii="Consolas" w:cs="Consolas" w:eastAsia="Consolas" w:hAnsi="Consolas"/>
+                <w:sz w:val="18"/>
+                <w:szCs w:val="18"/>
+              </w:rPr>
+              <w:t xml:space="preserve">abc</w:t>
+            </w:r>
+          </w:p>
+        </w:tc>
+        <w:tc>
+          <w:tcPr>
+            <w:tcW w:type="dxa" w:w="5062"/>
+            <w:tcBorders>
+              <w:top w:val="single" w:color="9AA9B8" w:sz="4"/>
+              <w:left w:val="single" w:color="9AA9B8" w:sz="4"/>
+              <w:bottom w:val="single" w:color="9AA9B8" w:sz="4"/>
+              <w:right w:val="single" w:color="9AA9B8" w:sz="4"/>
+            </w:tcBorders>
+            <w:tcMar>
+              <w:top w:type="dxa" w:w="50"/>
+              <w:left w:type="dxa" w:w="90"/>
+              <w:bottom w:type="dxa" w:w="50"/>
+              <w:right w:type="dxa" w:w="90"/>
+            </w:tcMar>
+          </w:tcPr>
+          <w:p>
+            <w:r>
+              <w:rPr>
+                <w:rFonts w:ascii="Consolas" w:cs="Consolas" w:eastAsia="Consolas" w:hAnsi="Consolas"/>
+                <w:sz w:val="18"/>
+                <w:szCs w:val="18"/>
+              </w:rPr>
+              <w:t xml:space="preserve">@abstract</w:t>
+            </w:r>
+            <w:r>
+              <w:rPr>
+                <w:sz w:val="18"/>
+                <w:szCs w:val="18"/>
+              </w:rPr>
+              <w:t xml:space="preserve"> marks a method; </w:t>
+            </w:r>
+            <w:r>
+              <w:rPr>
+                <w:rFonts w:ascii="Consolas" w:cs="Consolas" w:eastAsia="Consolas" w:hAnsi="Consolas"/>
+                <w:sz w:val="18"/>
+                <w:szCs w:val="18"/>
+              </w:rPr>
+              <w:t xml:space="preserve">Abstract.__new__</w:t>
+            </w:r>
+            <w:r>
+              <w:rPr>
+                <w:sz w:val="18"/>
+                <w:szCs w:val="18"/>
+              </w:rPr>
+              <w:t xml:space="preserve"> refuses to create an object while a marked method has not been overridden, with the same </w:t>
+            </w:r>
+            <w:r>
+              <w:rPr>
+                <w:rFonts w:ascii="Consolas" w:cs="Consolas" w:eastAsia="Consolas" w:hAnsi="Consolas"/>
+                <w:sz w:val="18"/>
+                <w:szCs w:val="18"/>
+              </w:rPr>
+              <w:t xml:space="preserve">TypeError</w:t>
+            </w:r>
+            <w:r>
+              <w:rPr>
+                <w:sz w:val="18"/>
+                <w:szCs w:val="18"/>
+              </w:rPr>
+              <w:t xml:space="preserve"> message Python gives</w:t>
+            </w:r>
+          </w:p>
+        </w:tc>
+      </w:tr>
+      <w:tr>
+        <w:trPr>
+          <w:tblHeader w:val="false"/>
+        </w:trPr>
+        <w:tc>
+          <w:tcPr>
+            <w:tcW w:type="dxa" w:w="2446"/>
+            <w:tcBorders>
+              <w:top w:val="single" w:color="9AA9B8" w:sz="4"/>
+              <w:left w:val="single" w:color="9AA9B8" w:sz="4"/>
+              <w:bottom w:val="single" w:color="9AA9B8" w:sz="4"/>
+              <w:right w:val="single" w:color="9AA9B8" w:sz="4"/>
+            </w:tcBorders>
+            <w:tcMar>
+              <w:top w:type="dxa" w:w="50"/>
+              <w:left w:type="dxa" w:w="90"/>
+              <w:bottom w:type="dxa" w:w="50"/>
+              <w:right w:type="dxa" w:w="90"/>
+            </w:tcMar>
+          </w:tcPr>
+          <w:p>
+            <w:r>
+              <w:rPr>
+                <w:rFonts w:ascii="Consolas" w:cs="Consolas" w:eastAsia="Consolas" w:hAnsi="Consolas"/>
+                <w:sz w:val="18"/>
+                <w:szCs w:val="18"/>
+              </w:rPr>
+              <w:t xml:space="preserve">Json</w:t>
+            </w:r>
+            <w:r>
+              <w:rPr>
+                <w:sz w:val="18"/>
+                <w:szCs w:val="18"/>
+              </w:rPr>
+              <w:t xml:space="preserve">, </w:t>
+            </w:r>
+            <w:r>
+              <w:rPr>
+                <w:rFonts w:ascii="Consolas" w:cs="Consolas" w:eastAsia="Consolas" w:hAnsi="Consolas"/>
+                <w:sz w:val="18"/>
+                <w:szCs w:val="18"/>
+              </w:rPr>
+              <w:t xml:space="preserve">JsonReader</w:t>
+            </w:r>
+          </w:p>
+        </w:tc>
+        <w:tc>
+          <w:tcPr>
+            <w:tcW w:type="dxa" w:w="1518"/>
+            <w:tcBorders>
+              <w:top w:val="single" w:color="9AA9B8" w:sz="4"/>
+              <w:left w:val="single" w:color="9AA9B8" w:sz="4"/>
+              <w:bottom w:val="single" w:color="9AA9B8" w:sz="4"/>
+              <w:right w:val="single" w:color="9AA9B8" w:sz="4"/>
+            </w:tcBorders>
+            <w:tcMar>
+              <w:top w:type="dxa" w:w="50"/>
+              <w:left w:type="dxa" w:w="90"/>
+              <w:bottom w:type="dxa" w:w="50"/>
+              <w:right w:type="dxa" w:w="90"/>
+            </w:tcMar>
+          </w:tcPr>
+          <w:p>
+            <w:r>
+              <w:rPr>
+                <w:rFonts w:ascii="Consolas" w:cs="Consolas" w:eastAsia="Consolas" w:hAnsi="Consolas"/>
+                <w:sz w:val="18"/>
+                <w:szCs w:val="18"/>
+              </w:rPr>
+              <w:t xml:space="preserve">json</w:t>
+            </w:r>
+          </w:p>
+        </w:tc>
+        <w:tc>
+          <w:tcPr>
+            <w:tcW w:type="dxa" w:w="5062"/>
+            <w:tcBorders>
+              <w:top w:val="single" w:color="9AA9B8" w:sz="4"/>
+              <w:left w:val="single" w:color="9AA9B8" w:sz="4"/>
+              <w:bottom w:val="single" w:color="9AA9B8" w:sz="4"/>
+              <w:right w:val="single" w:color="9AA9B8" w:sz="4"/>
+            </w:tcBorders>
+            <w:tcMar>
+              <w:top w:type="dxa" w:w="50"/>
+              <w:left w:type="dxa" w:w="90"/>
+              <w:bottom w:type="dxa" w:w="50"/>
+              <w:right w:type="dxa" w:w="90"/>
+            </w:tcMar>
+          </w:tcPr>
+          <w:p>
+            <w:r>
+              <w:rPr>
+                <w:sz w:val="18"/>
+                <w:szCs w:val="18"/>
+              </w:rPr>
+              <w:t xml:space="preserve">The writer escapes text and indents nested objects. The reader is a recursive-descent parser: one method for each rule of the JSON grammar (RFC 8259: value, object, array, string, number), so malformed text is refused with the position of the mistake</w:t>
+            </w:r>
+          </w:p>
+        </w:tc>
+      </w:tr>
+      <w:tr>
+        <w:trPr>
+          <w:tblHeader w:val="false"/>
+        </w:trPr>
+        <w:tc>
+          <w:tcPr>
+            <w:tcW w:type="dxa" w:w="2446"/>
+            <w:tcBorders>
+              <w:top w:val="single" w:color="9AA9B8" w:sz="4"/>
+              <w:left w:val="single" w:color="9AA9B8" w:sz="4"/>
+              <w:bottom w:val="single" w:color="9AA9B8" w:sz="4"/>
+              <w:right w:val="single" w:color="9AA9B8" w:sz="4"/>
+            </w:tcBorders>
+            <w:tcMar>
+              <w:top w:type="dxa" w:w="50"/>
+              <w:left w:type="dxa" w:w="90"/>
+              <w:bottom w:type="dxa" w:w="50"/>
+              <w:right w:type="dxa" w:w="90"/>
+            </w:tcMar>
+          </w:tcPr>
+          <w:p>
+            <w:r>
+              <w:rPr>
+                <w:rFonts w:ascii="Consolas" w:cs="Consolas" w:eastAsia="Consolas" w:hAnsi="Consolas"/>
+                <w:sz w:val="18"/>
+                <w:szCs w:val="18"/>
+              </w:rPr>
+              <w:t xml:space="preserve">TestCase</w:t>
+            </w:r>
+            <w:r>
+              <w:rPr>
+                <w:sz w:val="18"/>
+                <w:szCs w:val="18"/>
+              </w:rPr>
+              <w:t xml:space="preserve">, </w:t>
+            </w:r>
+            <w:r>
+              <w:rPr>
+                <w:rFonts w:ascii="Consolas" w:cs="Consolas" w:eastAsia="Consolas" w:hAnsi="Consolas"/>
+                <w:sz w:val="18"/>
+                <w:szCs w:val="18"/>
+              </w:rPr>
+              <w:t xml:space="preserve">TestRunner</w:t>
+            </w:r>
+          </w:p>
+        </w:tc>
+        <w:tc>
+          <w:tcPr>
+            <w:tcW w:type="dxa" w:w="1518"/>
+            <w:tcBorders>
+              <w:top w:val="single" w:color="9AA9B8" w:sz="4"/>
+              <w:left w:val="single" w:color="9AA9B8" w:sz="4"/>
+              <w:bottom w:val="single" w:color="9AA9B8" w:sz="4"/>
+              <w:right w:val="single" w:color="9AA9B8" w:sz="4"/>
+            </w:tcBorders>
+            <w:tcMar>
+              <w:top w:type="dxa" w:w="50"/>
+              <w:left w:type="dxa" w:w="90"/>
+              <w:bottom w:type="dxa" w:w="50"/>
+              <w:right w:type="dxa" w:w="90"/>
+            </w:tcMar>
+          </w:tcPr>
+          <w:p>
+            <w:r>
+              <w:rPr>
+                <w:rFonts w:ascii="Consolas" w:cs="Consolas" w:eastAsia="Consolas" w:hAnsi="Consolas"/>
+                <w:sz w:val="18"/>
+                <w:szCs w:val="18"/>
+              </w:rPr>
+              <w:t xml:space="preserve">unittest</w:t>
+            </w:r>
+          </w:p>
+        </w:tc>
+        <w:tc>
+          <w:tcPr>
+            <w:tcW w:type="dxa" w:w="5062"/>
+            <w:tcBorders>
+              <w:top w:val="single" w:color="9AA9B8" w:sz="4"/>
+              <w:left w:val="single" w:color="9AA9B8" w:sz="4"/>
+              <w:bottom w:val="single" w:color="9AA9B8" w:sz="4"/>
+              <w:right w:val="single" w:color="9AA9B8" w:sz="4"/>
+            </w:tcBorders>
+            <w:tcMar>
+              <w:top w:type="dxa" w:w="50"/>
+              <w:left w:type="dxa" w:w="90"/>
+              <w:bottom w:type="dxa" w:w="50"/>
+              <w:right w:type="dxa" w:w="90"/>
+            </w:tcMar>
+          </w:tcPr>
+          <w:p>
+            <w:r>
+              <w:rPr>
+                <w:sz w:val="18"/>
+                <w:szCs w:val="18"/>
+              </w:rPr>
+              <w:t xml:space="preserve">Kent Beck's xUnit design: each test method runs on a fresh object after </w:t>
+            </w:r>
+            <w:r>
+              <w:rPr>
+                <w:rFonts w:ascii="Consolas" w:cs="Consolas" w:eastAsia="Consolas" w:hAnsi="Consolas"/>
+                <w:sz w:val="18"/>
+                <w:szCs w:val="18"/>
+              </w:rPr>
+              <w:t xml:space="preserve">setUp</w:t>
+            </w:r>
+            <w:r>
+              <w:rPr>
+                <w:sz w:val="18"/>
+                <w:szCs w:val="18"/>
+              </w:rPr>
+              <w:t xml:space="preserve">; assertions raise </w:t>
+            </w:r>
+            <w:r>
+              <w:rPr>
+                <w:rFonts w:ascii="Consolas" w:cs="Consolas" w:eastAsia="Consolas" w:hAnsi="Consolas"/>
+                <w:sz w:val="18"/>
+                <w:szCs w:val="18"/>
+              </w:rPr>
+              <w:t xml:space="preserve">TestFailure</w:t>
+            </w:r>
+            <w:r>
+              <w:rPr>
+                <w:sz w:val="18"/>
+                <w:szCs w:val="18"/>
+              </w:rPr>
+              <w:t xml:space="preserve">; </w:t>
+            </w:r>
+            <w:r>
+              <w:rPr>
+                <w:rFonts w:ascii="Consolas" w:cs="Consolas" w:eastAsia="Consolas" w:hAnsi="Consolas"/>
+                <w:sz w:val="18"/>
+                <w:szCs w:val="18"/>
+              </w:rPr>
+              <w:t xml:space="preserve">assertRaises</w:t>
+            </w:r>
+            <w:r>
+              <w:rPr>
+                <w:sz w:val="18"/>
+                <w:szCs w:val="18"/>
+              </w:rPr>
+              <w:t xml:space="preserve"> works in a </w:t>
+            </w:r>
+            <w:r>
+              <w:rPr>
+                <w:rFonts w:ascii="Consolas" w:cs="Consolas" w:eastAsia="Consolas" w:hAnsi="Consolas"/>
+                <w:sz w:val="18"/>
+                <w:szCs w:val="18"/>
+              </w:rPr>
+              <w:t xml:space="preserve">with</w:t>
+            </w:r>
+            <w:r>
+              <w:rPr>
+                <w:sz w:val="18"/>
+                <w:szCs w:val="18"/>
+              </w:rPr>
+              <w:t xml:space="preserve"> block; the runner finds every </w:t>
+            </w:r>
+            <w:r>
+              <w:rPr>
+                <w:rFonts w:ascii="Consolas" w:cs="Consolas" w:eastAsia="Consolas" w:hAnsi="Consolas"/>
+                <w:sz w:val="18"/>
+                <w:szCs w:val="18"/>
+              </w:rPr>
+              <w:t xml:space="preserve">TestCase</w:t>
+            </w:r>
+            <w:r>
+              <w:rPr>
+                <w:sz w:val="18"/>
+                <w:szCs w:val="18"/>
+              </w:rPr>
+              <w:t xml:space="preserve"> subclass, reports failures and errors separately, and returns the exit code CI checks</w:t>
+            </w:r>
+          </w:p>
+        </w:tc>
+      </w:tr>
+      <w:tr>
+        <w:trPr>
+          <w:tblHeader w:val="false"/>
+        </w:trPr>
+        <w:tc>
+          <w:tcPr>
+            <w:tcW w:type="dxa" w:w="2446"/>
+            <w:tcBorders>
+              <w:top w:val="single" w:color="9AA9B8" w:sz="4"/>
+              <w:left w:val="single" w:color="9AA9B8" w:sz="4"/>
+              <w:bottom w:val="single" w:color="9AA9B8" w:sz="4"/>
+              <w:right w:val="single" w:color="9AA9B8" w:sz="4"/>
+            </w:tcBorders>
+            <w:tcMar>
+              <w:top w:type="dxa" w:w="50"/>
+              <w:left w:type="dxa" w:w="90"/>
+              <w:bottom w:type="dxa" w:w="50"/>
+              <w:right w:type="dxa" w:w="90"/>
+            </w:tcMar>
+          </w:tcPr>
+          <w:p>
+            <w:r>
+              <w:rPr>
+                <w:rFonts w:ascii="Consolas" w:cs="Consolas" w:eastAsia="Consolas" w:hAnsi="Consolas"/>
+                <w:sz w:val="18"/>
+                <w:szCs w:val="18"/>
+              </w:rPr>
+              <w:t xml:space="preserve">DemoLog</w:t>
+            </w:r>
+          </w:p>
+        </w:tc>
+        <w:tc>
+          <w:tcPr>
+            <w:tcW w:type="dxa" w:w="1518"/>
+            <w:tcBorders>
+              <w:top w:val="single" w:color="9AA9B8" w:sz="4"/>
+              <w:left w:val="single" w:color="9AA9B8" w:sz="4"/>
+              <w:bottom w:val="single" w:color="9AA9B8" w:sz="4"/>
+              <w:right w:val="single" w:color="9AA9B8" w:sz="4"/>
+            </w:tcBorders>
+            <w:tcMar>
+              <w:top w:type="dxa" w:w="50"/>
+              <w:left w:type="dxa" w:w="90"/>
+              <w:bottom w:type="dxa" w:w="50"/>
+              <w:right w:type="dxa" w:w="90"/>
+            </w:tcMar>
+          </w:tcPr>
+          <w:p>
+            <w:r>
+              <w:rPr>
+                <w:rFonts w:ascii="Consolas" w:cs="Consolas" w:eastAsia="Consolas" w:hAnsi="Consolas"/>
+                <w:sz w:val="18"/>
+                <w:szCs w:val="18"/>
+              </w:rPr>
+              <w:t xml:space="preserve">io</w:t>
+            </w:r>
+            <w:r>
+              <w:rPr>
+                <w:sz w:val="18"/>
+                <w:szCs w:val="18"/>
+              </w:rPr>
+              <w:t xml:space="preserve">, </w:t>
+            </w:r>
+            <w:r>
+              <w:rPr>
+                <w:rFonts w:ascii="Consolas" w:cs="Consolas" w:eastAsia="Consolas" w:hAnsi="Consolas"/>
+                <w:sz w:val="18"/>
+                <w:szCs w:val="18"/>
+              </w:rPr>
+              <w:t xml:space="preserve">contextlib</w:t>
+            </w:r>
+          </w:p>
+        </w:tc>
+        <w:tc>
+          <w:tcPr>
+            <w:tcW w:type="dxa" w:w="5062"/>
+            <w:tcBorders>
+              <w:top w:val="single" w:color="9AA9B8" w:sz="4"/>
+              <w:left w:val="single" w:color="9AA9B8" w:sz="4"/>
+              <w:bottom w:val="single" w:color="9AA9B8" w:sz="4"/>
+              <w:right w:val="single" w:color="9AA9B8" w:sz="4"/>
+            </w:tcBorders>
+            <w:tcMar>
+              <w:top w:type="dxa" w:w="50"/>
+              <w:left w:type="dxa" w:w="90"/>
+              <w:bottom w:type="dxa" w:w="50"/>
+              <w:right w:type="dxa" w:w="90"/>
+            </w:tcMar>
+          </w:tcPr>
+          <w:p>
+            <w:r>
+              <w:rPr>
+                <w:sz w:val="18"/>
+                <w:szCs w:val="18"/>
+              </w:rPr>
+              <w:t xml:space="preserve">Collects the demonstration's lines, printed or silent, so the GUI and the tests can run the demonstration without capturing the screen</w:t>
+            </w:r>
+          </w:p>
+        </w:tc>
+      </w:tr>
+      <w:tr>
+        <w:trPr>
+          <w:tblHeader w:val="false"/>
+        </w:trPr>
+        <w:tc>
+          <w:tcPr>
+            <w:tcW w:type="dxa" w:w="2446"/>
+            <w:tcBorders>
+              <w:top w:val="single" w:color="9AA9B8" w:sz="4"/>
+              <w:left w:val="single" w:color="9AA9B8" w:sz="4"/>
+              <w:bottom w:val="single" w:color="9AA9B8" w:sz="4"/>
+              <w:right w:val="single" w:color="9AA9B8" w:sz="4"/>
+            </w:tcBorders>
+            <w:tcMar>
+              <w:top w:type="dxa" w:w="50"/>
+              <w:left w:type="dxa" w:w="90"/>
+              <w:bottom w:type="dxa" w:w="50"/>
+              <w:right w:type="dxa" w:w="90"/>
+            </w:tcMar>
+          </w:tcPr>
+          <w:p>
+            <w:r>
+              <w:rPr>
+                <w:rFonts w:ascii="Consolas" w:cs="Consolas" w:eastAsia="Consolas" w:hAnsi="Consolas"/>
+                <w:sz w:val="18"/>
+                <w:szCs w:val="18"/>
+              </w:rPr>
+              <w:t xml:space="preserve">SourceIndex</w:t>
+            </w:r>
+          </w:p>
+        </w:tc>
+        <w:tc>
+          <w:tcPr>
+            <w:tcW w:type="dxa" w:w="1518"/>
+            <w:tcBorders>
+              <w:top w:val="single" w:color="9AA9B8" w:sz="4"/>
+              <w:left w:val="single" w:color="9AA9B8" w:sz="4"/>
+              <w:bottom w:val="single" w:color="9AA9B8" w:sz="4"/>
+              <w:right w:val="single" w:color="9AA9B8" w:sz="4"/>
+            </w:tcBorders>
+            <w:tcMar>
+              <w:top w:type="dxa" w:w="50"/>
+              <w:left w:type="dxa" w:w="90"/>
+              <w:bottom w:type="dxa" w:w="50"/>
+              <w:right w:type="dxa" w:w="90"/>
+            </w:tcMar>
+          </w:tcPr>
+          <w:p>
+            <w:r>
+              <w:rPr>
+                <w:rFonts w:ascii="Consolas" w:cs="Consolas" w:eastAsia="Consolas" w:hAnsi="Consolas"/>
+                <w:sz w:val="18"/>
+                <w:szCs w:val="18"/>
+              </w:rPr>
+              <w:t xml:space="preserve">inspect</w:t>
+            </w:r>
+            <w:r>
+              <w:rPr>
+                <w:sz w:val="18"/>
+                <w:szCs w:val="18"/>
+              </w:rPr>
+              <w:t xml:space="preserve">, </w:t>
+            </w:r>
+            <w:r>
+              <w:rPr>
+                <w:rFonts w:ascii="Consolas" w:cs="Consolas" w:eastAsia="Consolas" w:hAnsi="Consolas"/>
+                <w:sz w:val="18"/>
+                <w:szCs w:val="18"/>
+              </w:rPr>
+              <w:t xml:space="preserve">ast</w:t>
+            </w:r>
+          </w:p>
+        </w:tc>
+        <w:tc>
+          <w:tcPr>
+            <w:tcW w:type="dxa" w:w="5062"/>
+            <w:tcBorders>
+              <w:top w:val="single" w:color="9AA9B8" w:sz="4"/>
+              <w:left w:val="single" w:color="9AA9B8" w:sz="4"/>
+              <w:bottom w:val="single" w:color="9AA9B8" w:sz="4"/>
+              <w:right w:val="single" w:color="9AA9B8" w:sz="4"/>
+            </w:tcBorders>
+            <w:tcMar>
+              <w:top w:type="dxa" w:w="50"/>
+              <w:left w:type="dxa" w:w="90"/>
+              <w:bottom w:type="dxa" w:w="50"/>
+              <w:right w:type="dxa" w:w="90"/>
+            </w:tcMar>
+          </w:tcPr>
+          <w:p>
+            <w:r>
+              <w:rPr>
+                <w:sz w:val="18"/>
+                <w:szCs w:val="18"/>
+              </w:rPr>
+              <w:t xml:space="preserve">Reads the file's own source to find a method and the attributes </w:t>
+            </w:r>
+            <w:r>
+              <w:rPr>
+                <w:rFonts w:ascii="Consolas" w:cs="Consolas" w:eastAsia="Consolas" w:hAnsi="Consolas"/>
+                <w:sz w:val="18"/>
+                <w:szCs w:val="18"/>
+              </w:rPr>
+              <w:t xml:space="preserve">__init__</w:t>
+            </w:r>
+            <w:r>
+              <w:rPr>
+                <w:sz w:val="18"/>
+                <w:szCs w:val="18"/>
+              </w:rPr>
+              <w:t xml:space="preserve"> assigns, for the UML diagrams</w:t>
+            </w:r>
+          </w:p>
+        </w:tc>
+      </w:tr>
+    </w:tbl>
+    <w:p>
+      <w:pPr>
+        <w:spacing w:after="60"/>
+      </w:pPr>
+    </w:p>
+    <w:p>
+      <w:r>
+        <w:rPr>
+          <w:b/>
+          <w:bCs/>
+        </w:rPr>
+        <w:t xml:space="preserve">Why this suits an OOP project.</w:t>
+      </w:r>
+      <w:r>
+        <w:t xml:space="preserve"> Each library replaced is a small design problem with a class-shaped answer, and the answers use the assessed concepts. </w:t>
+      </w:r>
+      <w:r>
+        <w:rPr>
+          <w:rFonts w:ascii="Consolas" w:cs="Consolas" w:eastAsia="Consolas" w:hAnsi="Consolas"/>
+          <w:sz w:val="19"/>
+          <w:szCs w:val="19"/>
+        </w:rPr>
+        <w:t xml:space="preserve">Money</w:t>
+      </w:r>
+      <w:r>
+        <w:t xml:space="preserve"> inherits from </w:t>
+      </w:r>
+      <w:r>
+        <w:rPr>
+          <w:rFonts w:ascii="Consolas" w:cs="Consolas" w:eastAsia="Consolas" w:hAnsi="Consolas"/>
+          <w:sz w:val="19"/>
+          <w:szCs w:val="19"/>
+        </w:rPr>
+        <w:t xml:space="preserve">Exact</w:t>
+      </w:r>
+      <w:r>
+        <w:t xml:space="preserve"> because money </w:t>
+      </w:r>
+      <w:r>
+        <w:rPr>
+          <w:i/>
+          <w:iCs/>
+        </w:rPr>
+        <w:t xml:space="preserve">is</w:t>
+      </w:r>
+      <w:r>
+        <w:t xml:space="preserve"> an exact number with one extra rule: it inherits all the arithmetic and changes only how a value is created. </w:t>
+      </w:r>
+      <w:r>
+        <w:rPr>
+          <w:rFonts w:ascii="Consolas" w:cs="Consolas" w:eastAsia="Consolas" w:hAnsi="Consolas"/>
+          <w:sz w:val="19"/>
+          <w:szCs w:val="19"/>
+        </w:rPr>
+        <w:t xml:space="preserve">Abstract</w:t>
+      </w:r>
+      <w:r>
+        <w:t xml:space="preserve"> is the base class of every abstract root in the model (</w:t>
+      </w:r>
+      <w:r>
+        <w:rPr>
+          <w:rFonts w:ascii="Consolas" w:cs="Consolas" w:eastAsia="Consolas" w:hAnsi="Consolas"/>
+          <w:sz w:val="19"/>
+          <w:szCs w:val="19"/>
+        </w:rPr>
+        <w:t xml:space="preserve">Party</w:t>
+      </w:r>
+      <w:r>
+        <w:t xml:space="preserve">, </w:t>
+      </w:r>
+      <w:r>
+        <w:rPr>
+          <w:rFonts w:ascii="Consolas" w:cs="Consolas" w:eastAsia="Consolas" w:hAnsi="Consolas"/>
+          <w:sz w:val="19"/>
+          <w:szCs w:val="19"/>
+        </w:rPr>
+        <w:t xml:space="preserve">Arrangement</w:t>
+      </w:r>
+      <w:r>
+        <w:t xml:space="preserve">, </w:t>
+      </w:r>
+      <w:r>
+        <w:rPr>
+          <w:rFonts w:ascii="Consolas" w:cs="Consolas" w:eastAsia="Consolas" w:hAnsi="Consolas"/>
+          <w:sz w:val="19"/>
+          <w:szCs w:val="19"/>
+        </w:rPr>
+        <w:t xml:space="preserve">BankTransaction</w:t>
+      </w:r>
+      <w:r>
+        <w:t xml:space="preserve">, </w:t>
+      </w:r>
+      <w:r>
+        <w:rPr>
+          <w:rFonts w:ascii="Consolas" w:cs="Consolas" w:eastAsia="Consolas" w:hAnsi="Consolas"/>
+          <w:sz w:val="19"/>
+          <w:szCs w:val="19"/>
+        </w:rPr>
+        <w:t xml:space="preserve">Case</w:t>
+      </w:r>
+      <w:r>
+        <w:t xml:space="preserve">, </w:t>
+      </w:r>
+      <w:r>
+        <w:rPr>
+          <w:rFonts w:ascii="Consolas" w:cs="Consolas" w:eastAsia="Consolas" w:hAnsi="Consolas"/>
+          <w:sz w:val="19"/>
+          <w:szCs w:val="19"/>
+        </w:rPr>
+        <w:t xml:space="preserve">Repository</w:t>
+      </w:r>
+      <w:r>
+        <w:t xml:space="preserve">). Every test class inherits its assertions from </w:t>
+      </w:r>
+      <w:r>
+        <w:rPr>
+          <w:rFonts w:ascii="Consolas" w:cs="Consolas" w:eastAsia="Consolas" w:hAnsi="Consolas"/>
+          <w:sz w:val="19"/>
+          <w:szCs w:val="19"/>
+        </w:rPr>
+        <w:t xml:space="preserve">TestCase</w:t>
+      </w:r>
+      <w:r>
+        <w:t xml:space="preserve">.</w:t>
+      </w:r>
+    </w:p>
+    <w:p>
+      <w:r>
+        <w:rPr>
+          <w:b/>
+          <w:bCs/>
+        </w:rPr>
+        <w:t xml:space="preserve">The GUI and the assistant.</w:t>
+      </w:r>
+      <w:r>
+        <w:t xml:space="preserve"> </w:t>
+      </w:r>
+      <w:r>
+        <w:rPr>
+          <w:rFonts w:ascii="Consolas" w:cs="Consolas" w:eastAsia="Consolas" w:hAnsi="Consolas"/>
+          <w:sz w:val="19"/>
+          <w:szCs w:val="19"/>
+        </w:rPr>
+        <w:t xml:space="preserve">banking_gui.py</w:t>
+      </w:r>
+      <w:r>
+        <w:t xml:space="preserve"> uses Tkinter, which draws the window and comes with Python, and nothing else: dates, money and saving come from the model's classes, and its text formatting reads words character by character instead of using regular expressions. </w:t>
+      </w:r>
+      <w:r>
+        <w:rPr>
+          <w:rFonts w:ascii="Consolas" w:cs="Consolas" w:eastAsia="Consolas" w:hAnsi="Consolas"/>
+          <w:sz w:val="19"/>
+          <w:szCs w:val="19"/>
+        </w:rPr>
+        <w:t xml:space="preserve">banking_assistant.py</w:t>
+      </w:r>
+      <w:r>
+        <w:t xml:space="preserve"> reads a request word by word, uses the model's </w:t>
+      </w:r>
+      <w:r>
+        <w:rPr>
+          <w:rFonts w:ascii="Consolas" w:cs="Consolas" w:eastAsia="Consolas" w:hAnsi="Consolas"/>
+          <w:sz w:val="19"/>
+          <w:szCs w:val="19"/>
+        </w:rPr>
+        <w:t xml:space="preserve">Json</w:t>
+      </w:r>
+      <w:r>
+        <w:t xml:space="preserve"> and </w:t>
+      </w:r>
+      <w:r>
+        <w:rPr>
+          <w:rFonts w:ascii="Consolas" w:cs="Consolas" w:eastAsia="Consolas" w:hAnsi="Consolas"/>
+          <w:sz w:val="19"/>
+          <w:szCs w:val="19"/>
+        </w:rPr>
+        <w:t xml:space="preserve">TestRunner</w:t>
+      </w:r>
+      <w:r>
+        <w:t xml:space="preserve">, and imports Anthropic's client only when Claude is switched on; while Claude answers, the GUI waits on a worker thread so the window stays responsive. Neither file is needed to run or mark the model.</w:t>
+      </w:r>
+    </w:p>
+    <w:p>
+      <w:pPr>
+        <w:pStyle w:val="Heading2"/>
+      </w:pPr>
+      <w:r>
+        <w:t xml:space="preserve">5.4 Account and card numbers that check themselves</w:t>
+      </w:r>
+    </w:p>
+    <w:p>
+      <w:r>
+        <w:t xml:space="preserve">Two checks that banks run before money moves were added from the research (sources 9 to 11). Both are value classes: created from text, they refuse anything invalid and never change afterwards.</w:t>
+      </w:r>
+    </w:p>
+    <w:p>
+      <w:r>
+        <w:rPr>
+          <w:b/>
+          <w:bCs/>
+        </w:rPr>
+        <w:t xml:space="preserve">`Iban`.</w:t>
+      </w:r>
+      <w:r>
+        <w:t xml:space="preserve"> A Pakistani IBAN has 24 characters: </w:t>
+      </w:r>
+      <w:r>
+        <w:rPr>
+          <w:rFonts w:ascii="Consolas" w:cs="Consolas" w:eastAsia="Consolas" w:hAnsi="Consolas"/>
+          <w:sz w:val="19"/>
+          <w:szCs w:val="19"/>
+        </w:rPr>
+        <w:t xml:space="preserve">PK</w:t>
+      </w:r>
+      <w:r>
+        <w:t xml:space="preserve">, two check digits, a four-letter bank code and a 16-digit account number, for example </w:t>
+      </w:r>
+      <w:r>
+        <w:rPr>
+          <w:rFonts w:ascii="Consolas" w:cs="Consolas" w:eastAsia="Consolas" w:hAnsi="Consolas"/>
+          <w:sz w:val="19"/>
+          <w:szCs w:val="19"/>
+        </w:rPr>
+        <w:t xml:space="preserve">PK36 SCBL 0000 0011 2345 6702</w:t>
+      </w:r>
+      <w:r>
+        <w:t xml:space="preserve"> (the IBAN Registry's example). The check digits are chosen so that, after moving the first four characters to the end and replacing each letter by two digits (A = 10 ... Z = 35), the whole number leaves a remainder of 1 when divided by 97 (ISO 7064 MOD 97-10). </w:t>
+      </w:r>
+      <w:r>
+        <w:rPr>
+          <w:rFonts w:ascii="Consolas" w:cs="Consolas" w:eastAsia="Consolas" w:hAnsi="Consolas"/>
+          <w:sz w:val="19"/>
+          <w:szCs w:val="19"/>
+        </w:rPr>
+        <w:t xml:space="preserve">Iban.remainder</w:t>
+      </w:r>
+      <w:r>
+        <w:t xml:space="preserve"> does this long division one digit at a time, as on paper, and </w:t>
+      </w:r>
+      <w:r>
+        <w:rPr>
+          <w:rFonts w:ascii="Consolas" w:cs="Consolas" w:eastAsia="Consolas" w:hAnsi="Consolas"/>
+          <w:sz w:val="19"/>
+          <w:szCs w:val="19"/>
+        </w:rPr>
+        <w:t xml:space="preserve">Iban.build</w:t>
+      </w:r>
+      <w:r>
+        <w:t xml:space="preserve"> works out the check digits for a domestic account number. A mistyped digit changes the remainder, so </w:t>
+      </w:r>
+      <w:r>
+        <w:rPr>
+          <w:rFonts w:ascii="Consolas" w:cs="Consolas" w:eastAsia="Consolas" w:hAnsi="Consolas"/>
+          <w:sz w:val="19"/>
+          <w:szCs w:val="19"/>
+        </w:rPr>
+        <w:t xml:space="preserve">add_beneficiary</w:t>
+      </w:r>
+      <w:r>
+        <w:t xml:space="preserve"> and </w:t>
+      </w:r>
+      <w:r>
+        <w:rPr>
+          <w:rFonts w:ascii="Consolas" w:cs="Consolas" w:eastAsia="Consolas" w:hAnsi="Consolas"/>
+          <w:sz w:val="19"/>
+          <w:szCs w:val="19"/>
+        </w:rPr>
+        <w:t xml:space="preserve">amend_beneficiary</w:t>
+      </w:r>
+      <w:r>
+        <w:t xml:space="preserve"> refuse it before any payment can use it; the bank code must also match the bank named (a UBL IBAN entered as HBL is refused). Every payee in the demonstration and the tests has a valid IBAN, and the last four digits shown on payments are unchanged.</w:t>
+      </w:r>
+    </w:p>
+    <w:p>
+      <w:r>
+        <w:rPr>
+          <w:b/>
+          <w:bCs/>
+        </w:rPr>
+        <w:t xml:space="preserve">`CardNumber`.</w:t>
+      </w:r>
+      <w:r>
+        <w:t xml:space="preserve"> A card number (ISO/IEC 7812) is a six-digit issuer prefix (BIN), the account digits and a final Luhn check digit: from the right, every second digit is doubled (9 is subtracted when that gives two digits), and the total must end in 0. This catches every single mistyped digit and most swapped neighbours. </w:t>
+      </w:r>
+      <w:r>
+        <w:rPr>
+          <w:rFonts w:ascii="Consolas" w:cs="Consolas" w:eastAsia="Consolas" w:hAnsi="Consolas"/>
+          <w:sz w:val="19"/>
+          <w:szCs w:val="19"/>
+        </w:rPr>
+        <w:t xml:space="preserve">IssuedCard</w:t>
+      </w:r>
+      <w:r>
+        <w:t xml:space="preserve"> now issues a Luhn-valid number. PCI DSS requires a stored card number to be unreadable, and truncation is one accepted method, so </w:t>
+      </w:r>
+      <w:r>
+        <w:rPr>
+          <w:rFonts w:ascii="Consolas" w:cs="Consolas" w:eastAsia="Consolas" w:hAnsi="Consolas"/>
+          <w:sz w:val="19"/>
+          <w:szCs w:val="19"/>
+        </w:rPr>
+        <w:t xml:space="preserve">CardNumber</w:t>
+      </w:r>
+      <w:r>
+        <w:t xml:space="preserve"> keeps only the first six and last four digits; screens, the audit log and saved files show </w:t>
+      </w:r>
+      <w:r>
+        <w:rPr>
+          <w:rFonts w:ascii="Consolas" w:cs="Consolas" w:eastAsia="Consolas" w:hAnsi="Consolas"/>
+          <w:sz w:val="19"/>
+          <w:szCs w:val="19"/>
+        </w:rPr>
+        <w:t xml:space="preserve">4213 **** **** 9193</w:t>
+      </w:r>
+      <w:r>
+        <w:t xml:space="preserve">. A test checks that the object holds no other digits.</w:t>
+      </w:r>
+    </w:p>
+    <w:tbl>
+      <w:tblPr>
+        <w:tblW w:type="dxa" w:w="9026"/>
+        <w:tblBorders>
+          <w:top w:val="single" w:color="auto" w:sz="4"/>
+          <w:left w:val="single" w:color="auto" w:sz="4"/>
+          <w:bottom w:val="single" w:color="auto" w:sz="4"/>
+          <w:right w:val="single" w:color="auto" w:sz="4"/>
+          <w:insideH w:val="single" w:color="auto" w:sz="4"/>
+          <w:insideV w:val="single" w:color="auto" w:sz="4"/>
+        </w:tblBorders>
+      </w:tblPr>
+      <w:tblGrid>
+        <w:gridCol w:w="4513"/>
+        <w:gridCol w:w="4513"/>
+      </w:tblGrid>
+      <w:tr>
+        <w:trPr>
+          <w:tblHeader/>
+        </w:trPr>
+        <w:tc>
+          <w:tcPr>
+            <w:tcW w:type="dxa" w:w="4513"/>
+            <w:tcBorders>
+              <w:top w:val="single" w:color="9AA9B8" w:sz="4"/>
+              <w:left w:val="single" w:color="9AA9B8" w:sz="4"/>
+              <w:bottom w:val="single" w:color="9AA9B8" w:sz="4"/>
+              <w:right w:val="single" w:color="9AA9B8" w:sz="4"/>
+            </w:tcBorders>
+            <w:shd w:fill="DDE7F0" w:color="auto" w:val="clear"/>
+            <w:tcMar>
+              <w:top w:type="dxa" w:w="50"/>
+              <w:left w:type="dxa" w:w="90"/>
+              <w:bottom w:type="dxa" w:w="50"/>
+              <w:right w:type="dxa" w:w="90"/>
+            </w:tcMar>
+          </w:tcPr>
+          <w:p>
+            <w:r>
+              <w:rPr>
+                <w:b/>
+                <w:bCs/>
+                <w:sz w:val="18"/>
+                <w:szCs w:val="18"/>
+              </w:rPr>
+              <w:t xml:space="preserve">Test</w:t>
+            </w:r>
+          </w:p>
+        </w:tc>
+        <w:tc>
+          <w:tcPr>
+            <w:tcW w:type="dxa" w:w="4513"/>
+            <w:tcBorders>
+              <w:top w:val="single" w:color="9AA9B8" w:sz="4"/>
+              <w:left w:val="single" w:color="9AA9B8" w:sz="4"/>
+              <w:bottom w:val="single" w:color="9AA9B8" w:sz="4"/>
+              <w:right w:val="single" w:color="9AA9B8" w:sz="4"/>
+            </w:tcBorders>
+            <w:shd w:fill="DDE7F0" w:color="auto" w:val="clear"/>
+            <w:tcMar>
+              <w:top w:type="dxa" w:w="50"/>
+              <w:left w:type="dxa" w:w="90"/>
+              <w:bottom w:type="dxa" w:w="50"/>
+              <w:right w:type="dxa" w:w="90"/>
+            </w:tcMar>
+          </w:tcPr>
+          <w:p>
+            <w:r>
+              <w:rPr>
+                <w:b/>
+                <w:bCs/>
+                <w:sz w:val="18"/>
+                <w:szCs w:val="18"/>
+              </w:rPr>
+              <w:t xml:space="preserve">What it proves</w:t>
+            </w:r>
+          </w:p>
+        </w:tc>
+      </w:tr>
+      <w:tr>
+        <w:trPr>
+          <w:tblHeader w:val="false"/>
+        </w:trPr>
+        <w:tc>
+          <w:tcPr>
+            <w:tcW w:type="dxa" w:w="4513"/>
+            <w:tcBorders>
+              <w:top w:val="single" w:color="9AA9B8" w:sz="4"/>
+              <w:left w:val="single" w:color="9AA9B8" w:sz="4"/>
+              <w:bottom w:val="single" w:color="9AA9B8" w:sz="4"/>
+              <w:right w:val="single" w:color="9AA9B8" w:sz="4"/>
+            </w:tcBorders>
+            <w:tcMar>
+              <w:top w:type="dxa" w:w="50"/>
+              <w:left w:type="dxa" w:w="90"/>
+              <w:bottom w:type="dxa" w:w="50"/>
+              <w:right w:type="dxa" w:w="90"/>
+            </w:tcMar>
+          </w:tcPr>
+          <w:p>
+            <w:r>
+              <w:rPr>
+                <w:rFonts w:ascii="Consolas" w:cs="Consolas" w:eastAsia="Consolas" w:hAnsi="Consolas"/>
+                <w:sz w:val="18"/>
+                <w:szCs w:val="18"/>
+              </w:rPr>
+              <w:t xml:space="preserve">test_iban_check_digits_catch_mistakes</w:t>
+            </w:r>
+          </w:p>
+        </w:tc>
+        <w:tc>
+          <w:tcPr>
+            <w:tcW w:type="dxa" w:w="4513"/>
+            <w:tcBorders>
+              <w:top w:val="single" w:color="9AA9B8" w:sz="4"/>
+              <w:left w:val="single" w:color="9AA9B8" w:sz="4"/>
+              <w:bottom w:val="single" w:color="9AA9B8" w:sz="4"/>
+              <w:right w:val="single" w:color="9AA9B8" w:sz="4"/>
+            </w:tcBorders>
+            <w:tcMar>
+              <w:top w:type="dxa" w:w="50"/>
+              <w:left w:type="dxa" w:w="90"/>
+              <w:bottom w:type="dxa" w:w="50"/>
+              <w:right w:type="dxa" w:w="90"/>
+            </w:tcMar>
+          </w:tcPr>
+          <w:p>
+            <w:r>
+              <w:rPr>
+                <w:sz w:val="18"/>
+                <w:szCs w:val="18"/>
+              </w:rPr>
+              <w:t xml:space="preserve">The registry's example is valid and </w:t>
+            </w:r>
+            <w:r>
+              <w:rPr>
+                <w:rFonts w:ascii="Consolas" w:cs="Consolas" w:eastAsia="Consolas" w:hAnsi="Consolas"/>
+                <w:sz w:val="18"/>
+                <w:szCs w:val="18"/>
+              </w:rPr>
+              <w:t xml:space="preserve">build</w:t>
+            </w:r>
+            <w:r>
+              <w:rPr>
+                <w:sz w:val="18"/>
+                <w:szCs w:val="18"/>
+              </w:rPr>
+              <w:t xml:space="preserve"> reproduces it; a changed check digit, a missing digit and a foreign country code are refused</w:t>
+            </w:r>
+          </w:p>
+        </w:tc>
+      </w:tr>
+      <w:tr>
+        <w:trPr>
+          <w:tblHeader w:val="false"/>
+        </w:trPr>
+        <w:tc>
+          <w:tcPr>
+            <w:tcW w:type="dxa" w:w="4513"/>
+            <w:tcBorders>
+              <w:top w:val="single" w:color="9AA9B8" w:sz="4"/>
+              <w:left w:val="single" w:color="9AA9B8" w:sz="4"/>
+              <w:bottom w:val="single" w:color="9AA9B8" w:sz="4"/>
+              <w:right w:val="single" w:color="9AA9B8" w:sz="4"/>
+            </w:tcBorders>
+            <w:tcMar>
+              <w:top w:type="dxa" w:w="50"/>
+              <w:left w:type="dxa" w:w="90"/>
+              <w:bottom w:type="dxa" w:w="50"/>
+              <w:right w:type="dxa" w:w="90"/>
+            </w:tcMar>
+          </w:tcPr>
+          <w:p>
+            <w:r>
+              <w:rPr>
+                <w:rFonts w:ascii="Consolas" w:cs="Consolas" w:eastAsia="Consolas" w:hAnsi="Consolas"/>
+                <w:sz w:val="18"/>
+                <w:szCs w:val="18"/>
+              </w:rPr>
+              <w:t xml:space="preserve">test_payee_iban_must_match_its_bank</w:t>
+            </w:r>
+          </w:p>
+        </w:tc>
+        <w:tc>
+          <w:tcPr>
+            <w:tcW w:type="dxa" w:w="4513"/>
+            <w:tcBorders>
+              <w:top w:val="single" w:color="9AA9B8" w:sz="4"/>
+              <w:left w:val="single" w:color="9AA9B8" w:sz="4"/>
+              <w:bottom w:val="single" w:color="9AA9B8" w:sz="4"/>
+              <w:right w:val="single" w:color="9AA9B8" w:sz="4"/>
+            </w:tcBorders>
+            <w:tcMar>
+              <w:top w:type="dxa" w:w="50"/>
+              <w:left w:type="dxa" w:w="90"/>
+              <w:bottom w:type="dxa" w:w="50"/>
+              <w:right w:type="dxa" w:w="90"/>
+            </w:tcMar>
+          </w:tcPr>
+          <w:p>
+            <w:r>
+              <w:rPr>
+                <w:sz w:val="18"/>
+                <w:szCs w:val="18"/>
+              </w:rPr>
+              <w:t xml:space="preserve">A payee whose IBAN belongs to another bank is refused, and nothing is saved</w:t>
+            </w:r>
+          </w:p>
+        </w:tc>
+      </w:tr>
+      <w:tr>
+        <w:trPr>
+          <w:tblHeader w:val="false"/>
+        </w:trPr>
+        <w:tc>
+          <w:tcPr>
+            <w:tcW w:type="dxa" w:w="4513"/>
+            <w:tcBorders>
+              <w:top w:val="single" w:color="9AA9B8" w:sz="4"/>
+              <w:left w:val="single" w:color="9AA9B8" w:sz="4"/>
+              <w:bottom w:val="single" w:color="9AA9B8" w:sz="4"/>
+              <w:right w:val="single" w:color="9AA9B8" w:sz="4"/>
+            </w:tcBorders>
+            <w:tcMar>
+              <w:top w:type="dxa" w:w="50"/>
+              <w:left w:type="dxa" w:w="90"/>
+              <w:bottom w:type="dxa" w:w="50"/>
+              <w:right w:type="dxa" w:w="90"/>
+            </w:tcMar>
+          </w:tcPr>
+          <w:p>
+            <w:r>
+              <w:rPr>
+                <w:rFonts w:ascii="Consolas" w:cs="Consolas" w:eastAsia="Consolas" w:hAnsi="Consolas"/>
+                <w:sz w:val="18"/>
+                <w:szCs w:val="18"/>
+              </w:rPr>
+              <w:t xml:space="preserve">test_card_number_has_a_luhn_check_digit_and_is_kept_truncated</w:t>
+            </w:r>
+          </w:p>
+        </w:tc>
+        <w:tc>
+          <w:tcPr>
+            <w:tcW w:type="dxa" w:w="4513"/>
+            <w:tcBorders>
+              <w:top w:val="single" w:color="9AA9B8" w:sz="4"/>
+              <w:left w:val="single" w:color="9AA9B8" w:sz="4"/>
+              <w:bottom w:val="single" w:color="9AA9B8" w:sz="4"/>
+              <w:right w:val="single" w:color="9AA9B8" w:sz="4"/>
+            </w:tcBorders>
+            <w:tcMar>
+              <w:top w:type="dxa" w:w="50"/>
+              <w:left w:type="dxa" w:w="90"/>
+              <w:bottom w:type="dxa" w:w="50"/>
+              <w:right w:type="dxa" w:w="90"/>
+            </w:tcMar>
+          </w:tcPr>
+          <w:p>
+            <w:r>
+              <w:rPr>
+                <w:sz w:val="18"/>
+                <w:szCs w:val="18"/>
+              </w:rPr>
+              <w:t xml:space="preserve">The standard Luhn examples; one mistyped digit is refused; an issued card keeps only the first six and last four digits</w:t>
+            </w:r>
+          </w:p>
+        </w:tc>
+      </w:tr>
+    </w:tbl>
+    <w:p>
+      <w:pPr>
+        <w:spacing w:after="60"/>
+      </w:pPr>
     </w:p>
     <w:p>
       <w:pPr>
@@ -23878,7 +26577,7 @@
     </w:p>
     <w:p>
       <w:r>
-        <w:t xml:space="preserve">A real bank never holds "a party", "an arrangement", "a transaction" or "a case" that is not some specific kind, so the root of each hierarchy is an abstract base class (Python </w:t>
+        <w:t xml:space="preserve">A real bank never holds "a party", "an arrangement", "a transaction" or "a case" that is not some specific kind, so the root of each hierarchy is an abstract base class (it inherits from the model's own </w:t>
       </w:r>
       <w:r>
         <w:rPr>
@@ -23886,10 +26585,10 @@
           <w:sz w:val="19"/>
           <w:szCs w:val="19"/>
         </w:rPr>
-        <w:t xml:space="preserve">abc</w:t>
-      </w:r>
-      <w:r>
-        <w:t xml:space="preserve">). Trying to create one raises </w:t>
+        <w:t xml:space="preserve">Abstract</w:t>
+      </w:r>
+      <w:r>
+        <w:t xml:space="preserve"> class, section 5.3). Trying to create one raises </w:t>
       </w:r>
       <w:r>
         <w:rPr>
@@ -29123,7 +31822,7 @@
         <w:t xml:space="preserve">Chargeback</w:t>
       </w:r>
       <w:r>
-        <w:t xml:space="preserve">. Savings interest is a simple month-end calculation (no daily accrual, tax withholding or Islamic profit-sharing weights). A fixed review threshold rather than risk scoring. A small chart of accounts. The bank is saved and loaded as one whole JSON file (</w:t>
+        <w:t xml:space="preserve">. Savings interest is a simple month-end calculation (no daily accrual, tax withholding or Islamic profit-sharing weights). A fixed review threshold rather than risk scoring. Only Pakistani IBANs are accepted, and an IBAN's check digits prove only that it was typed correctly, not that the account exists or belongs to the payee named. A small chart of accounts. The bank is saved and loaded as one whole JSON file (</w:t>
       </w:r>
       <w:r>
         <w:rPr>
@@ -29224,7 +31923,7 @@
         <w:t xml:space="preserve">Arrangement</w:t>
       </w:r>
       <w:r>
-        <w:t xml:space="preserve"> level pays off. Investment or wealth products would also become new arrangement types with their own position records. Multi-currency would need a </w:t>
+        <w:t xml:space="preserve"> level pays off. Investment or wealth products would also become new arrangement types with their own position records. Multi-currency would add a currency to </w:t>
       </w:r>
       <w:r>
         <w:rPr>
@@ -29235,7 +31934,7 @@
         <w:t xml:space="preserve">Money</w:t>
       </w:r>
       <w:r>
-        <w:t xml:space="preserve"> value class and FX transaction types.</w:t>
+        <w:t xml:space="preserve"> (today every amount is PKR) and FX transaction types.</w:t>
       </w:r>
     </w:p>
     <w:p>
@@ -29260,7 +31959,7 @@
         <w:t xml:space="preserve">banking_gui.py</w:t>
       </w:r>
       <w:r>
-        <w:t xml:space="preserve"> is pure Python (Tkinter and ttk from the standard library). It imports </w:t>
+        <w:t xml:space="preserve"> uses no library except Tkinter and ttk, which draw the window and come with Python. It imports </w:t>
       </w:r>
       <w:r>
         <w:rPr>
@@ -33746,6 +36445,40 @@
       </w:r>
       <w:r>
         <w:t xml:space="preserve"> The API key is read from the environment on the user's computer.</w:t>
+      </w:r>
+    </w:p>
+    <w:p>
+      <w:r>
+        <w:rPr>
+          <w:b/>
+          <w:bCs/>
+        </w:rPr>
+        <w:t xml:space="preserve">No libraries here either.</w:t>
+      </w:r>
+      <w:r>
+        <w:t xml:space="preserve"> A request is read word by word ("deposit", an amount such as "5k" or "2.5 lakh", "into", an account reference) instead of with regular expressions, Claude's suggested form is read with the model's own </w:t>
+      </w:r>
+      <w:r>
+        <w:rPr>
+          <w:rFonts w:ascii="Consolas" w:cs="Consolas" w:eastAsia="Consolas" w:hAnsi="Consolas"/>
+          <w:sz w:val="19"/>
+          <w:szCs w:val="19"/>
+        </w:rPr>
+        <w:t xml:space="preserve">Json</w:t>
+      </w:r>
+      <w:r>
+        <w:t xml:space="preserve"> reader, and the tests run on the model's own </w:t>
+      </w:r>
+      <w:r>
+        <w:rPr>
+          <w:rFonts w:ascii="Consolas" w:cs="Consolas" w:eastAsia="Consolas" w:hAnsi="Consolas"/>
+          <w:sz w:val="19"/>
+          <w:szCs w:val="19"/>
+        </w:rPr>
+        <w:t xml:space="preserve">TestRunner</w:t>
+      </w:r>
+      <w:r>
+        <w:t xml:space="preserve">.</w:t>
       </w:r>
     </w:p>
     <w:p>
